--- a/Daily Reports/12_08_2026-CBOT Reports.docx
+++ b/Daily Reports/12_08_2026-CBOT Reports.docx
@@ -104,7 +104,7 @@
           <w:color w:val="5C768D"/>
           <w:sz w:val="19"/>
         </w:rPr>
-        <w:t>Cập nhật tự động qua `macro_tracker.py` vào lúc 01:00 ICT ngày 12/08/2026</w:t>
+        <w:t>Cập nhật tự động qua `macro_tracker.py` vào lúc 08:01 ICT ngày 12/08/2026</w:t>
       </w:r>
     </w:p>
     <w:tbl>
@@ -313,7 +313,7 @@
               <w:rPr>
                 <w:b/>
               </w:rPr>
-              <w:t>88.73 / thùng</w:t>
+              <w:t>89.54 / thùng</w:t>
             </w:r>
           </w:p>
         </w:tc>
@@ -344,7 +344,7 @@
               <w:rPr>
                 <w:b/>
               </w:rPr>
-              <w:t>+1.15%</w:t>
+              <w:t>+2.08%</w:t>
             </w:r>
           </w:p>
         </w:tc>
@@ -442,7 +442,7 @@
               <w:rPr>
                 <w:b/>
               </w:rPr>
-              <w:t>99.84</w:t>
+              <w:t>99.83</w:t>
             </w:r>
           </w:p>
         </w:tc>
@@ -473,7 +473,7 @@
               <w:rPr>
                 <w:b/>
               </w:rPr>
-              <w:t>+0.03%</w:t>
+              <w:t>+0.01%</w:t>
             </w:r>
           </w:p>
         </w:tc>
@@ -1197,7 +1197,7 @@
           <w:color w:val="5C768D"/>
           <w:sz w:val="24"/>
         </w:rPr>
-        <w:t>TƯƠNG QUAN VĨ MÔ ỔN ĐỊNH (NORMAL CORRELATION)</w:t>
+        <w:t>️ CẢNH BÁO SUY YẾU LỆCH PHA (BEARISH DIVERGENCE DETECTED)</w:t>
       </w:r>
     </w:p>
     <w:p>
@@ -1218,7 +1218,7 @@
         <w:rPr>
           <w:b/>
         </w:rPr>
-        <w:t>`88.73` (+1.15%)</w:t>
+        <w:t>`89.54` (+2.08%)</w:t>
       </w:r>
       <w:r>
         <w:t xml:space="preserve"> | DXY: </w:t>
@@ -1227,7 +1227,7 @@
         <w:rPr>
           <w:b/>
         </w:rPr>
-        <w:t>`99.84` (+0.03%)</w:t>
+        <w:t>`99.83` (+0.01%)</w:t>
       </w:r>
       <w:r>
         <w:t xml:space="preserve"> | Lúa mì CBOT: </w:t>
@@ -1236,7 +1236,7 @@
         <w:rPr>
           <w:b/>
         </w:rPr>
-        <w:t>`627.50` (-2.03%)</w:t>
+        <w:t>`632.75` (-1.21%)</w:t>
       </w:r>
       <w:r>
         <w:t>.</w:t>
@@ -1254,7 +1254,7 @@
         <w:t>Biện chứng liên thị trường:</w:t>
       </w:r>
       <w:r>
-        <w:t xml:space="preserve"> Liên thị trường giao dịch ổn định, giá lúa mì bám sát các chỉ tiêu cung cầu cơ bản và không có hiện tượng bán tháo chéo quá mức từ nhóm năng lượng.</w:t>
+        <w:t xml:space="preserve"> Dầu thô tăng tốt hỗ trợ rổ hàng hóa vĩ mô, nhưng giá lúa mì vẫn chịu áp lực sụt giảm thể hiện lực cầu vật chất yếu hoặc áp lực cung ngắn hạn lấn át.</w:t>
       </w:r>
     </w:p>
     <w:p>
@@ -1269,7 +1269,17 @@
         <w:t>Khuyến nghị chiến lược:</w:t>
       </w:r>
       <w:r>
-        <w:t xml:space="preserve"> Tiếp tục duy trì kế hoạch giao dịch trong ngày (Intraday) và đánh biên (Swing) theo cản kỹ thuật đã hoạch định.</w:t>
+        <w:t xml:space="preserve"> Hạn chế mua đuổi giá cao. Ưu tiên các lệnh Swing </w:t>
+      </w:r>
+      <w:r>
+        <w:rPr>
+          <w:b/>
+          <w:color w:val="B91C1C"/>
+        </w:rPr>
+        <w:t>Short</w:t>
+      </w:r>
+      <w:r>
+        <w:t xml:space="preserve"> tại kháng cự đỉnh R1/R2 của HĐ ZWU26.</w:t>
       </w:r>
     </w:p>
     <w:p>
@@ -1306,7 +1316,7 @@
           <w:color w:val="5C768D"/>
           <w:sz w:val="19"/>
         </w:rPr>
-        <w:t>Cập nhật tự động lúc 01:00 ICT ngày 12/08/2026 — Nguồn: NOAA, USDA, BOM Australia</w:t>
+        <w:t>Cập nhật tự động lúc 08:01 ICT ngày 12/08/2026 — Nguồn: NOAA, USDA, BOM Australia</w:t>
       </w:r>
     </w:p>
     <w:p>
@@ -3574,7 +3584,7 @@
               <w:rPr>
                 <w:b/>
               </w:rPr>
-              <w:t>435.75</w:t>
+              <w:t>437.50</w:t>
             </w:r>
           </w:p>
         </w:tc>
@@ -3605,7 +3615,7 @@
               <w:rPr>
                 <w:b/>
               </w:rPr>
-              <w:t>436.56 (+0.81)</w:t>
+              <w:t>438.43 (+0.93)</w:t>
             </w:r>
           </w:p>
         </w:tc>
@@ -3633,7 +3643,7 @@
             </w:pPr>
             <w:r/>
             <w:r>
-              <w:t>Bearish (437.88 &lt; 439.01)</w:t>
+              <w:t>Bearish (437.77 &lt; 438.87)</w:t>
             </w:r>
           </w:p>
         </w:tc>
@@ -3661,7 +3671,7 @@
             </w:pPr>
             <w:r/>
             <w:r>
-              <w:t>1.75 cents</w:t>
+              <w:t>2.25 cents</w:t>
             </w:r>
           </w:p>
         </w:tc>
@@ -3822,7 +3832,7 @@
               <w:rPr>
                 <w:b/>
               </w:rPr>
-              <w:t>627.75</w:t>
+              <w:t>632.75</w:t>
             </w:r>
           </w:p>
         </w:tc>
@@ -3853,7 +3863,7 @@
               <w:rPr>
                 <w:b/>
               </w:rPr>
-              <w:t>631.91 (+4.16)</w:t>
+              <w:t>633.76 (+1.01)</w:t>
             </w:r>
           </w:p>
         </w:tc>
@@ -3881,7 +3891,7 @@
             </w:pPr>
             <w:r/>
             <w:r>
-              <w:t>Bearish (637.56 &lt; 640.41)</w:t>
+              <w:t>Bearish (636.54 &lt; 639.74)</w:t>
             </w:r>
           </w:p>
         </w:tc>
@@ -3909,7 +3919,7 @@
             </w:pPr>
             <w:r/>
             <w:r>
-              <w:t>3.00 cents</w:t>
+              <w:t>3.75 cents</w:t>
             </w:r>
           </w:p>
         </w:tc>
@@ -4347,7 +4357,7 @@
                 <w:b/>
                 <w:color w:val="15803D"/>
               </w:rPr>
-              <w:t>434.75 - 437.88 cents (Canh mua vùng hỗ trợ)</w:t>
+              <w:t>436.50 - 437.77 cents (Canh mua vùng hỗ trợ)</w:t>
             </w:r>
           </w:p>
         </w:tc>
@@ -4378,7 +4388,7 @@
               <w:rPr>
                 <w:b/>
               </w:rPr>
-              <w:t>423.85 cents (Dưới cản S2 + 1.5x ATR)</w:t>
+              <w:t>423.78 cents (Dưới cản S2 + 1.5x ATR)</w:t>
             </w:r>
           </w:p>
         </w:tc>
@@ -4559,7 +4569,7 @@
               <w:rPr>
                 <w:b/>
               </w:rPr>
-              <w:t>433.25 - 434.75 cents</w:t>
+              <w:t>435.00 - 436.50 cents</w:t>
             </w:r>
           </w:p>
         </w:tc>
@@ -4590,7 +4600,7 @@
               <w:rPr>
                 <w:b/>
               </w:rPr>
-              <w:t>424.81 cents (Chống quét SL tuyệt đối)</w:t>
+              <w:t>424.77 cents (Chống quét SL tuyệt đối)</w:t>
             </w:r>
           </w:p>
         </w:tc>
@@ -4783,7 +4793,7 @@
               <w:rPr>
                 <w:b/>
               </w:rPr>
-              <w:t>440.44 cents</w:t>
+              <w:t>440.48 cents</w:t>
             </w:r>
           </w:p>
         </w:tc>
@@ -4945,7 +4955,7 @@
               <w:rPr>
                 <w:b/>
               </w:rPr>
-              <w:t>439.77 - 447.50 cents</w:t>
+              <w:t>439.33 - 447.50 cents</w:t>
             </w:r>
           </w:p>
         </w:tc>
@@ -5126,7 +5136,7 @@
                 <w:b/>
                 <w:color w:val="B91C1C"/>
               </w:rPr>
-              <w:t>637.56 - 640.41 cents (Canh bán hồi kỹ thuật H1)</w:t>
+              <w:t>636.54 - 639.74 cents (Canh bán hồi kỹ thuật H1)</w:t>
             </w:r>
           </w:p>
         </w:tc>
@@ -5157,7 +5167,7 @@
               <w:rPr>
                 <w:b/>
               </w:rPr>
-              <w:t>717.50 cents (Trên kháng cự R2 + 1.5x ATR)</w:t>
+              <w:t>717.46 cents (Trên kháng cự R2 + 1.5x ATR)</w:t>
             </w:r>
           </w:p>
         </w:tc>
@@ -5193,7 +5203,7 @@
                 <w:color w:val="D97706"/>
                 <w:sz w:val="19"/>
               </w:rPr>
-              <w:t xml:space="preserve"> 618.00 cents </w:t>
+              <w:t xml:space="preserve"> 629.25 cents </w:t>
             </w:r>
             <w:r>
               <w:t xml:space="preserve"> / TP2: </w:t>
@@ -5304,7 +5314,7 @@
                 <w:b/>
                 <w:color w:val="15803D"/>
               </w:rPr>
-              <w:t>Long trung hạn (Swing) (ZWZ26)</w:t>
+              <w:t>Long trung hạn (Swing) (ZWU26)</w:t>
             </w:r>
           </w:p>
         </w:tc>
@@ -5335,7 +5345,7 @@
               <w:rPr>
                 <w:b/>
               </w:rPr>
-              <w:t>629.25 - 631.25 cents</w:t>
+              <w:t>627.25 - 629.25 cents</w:t>
             </w:r>
           </w:p>
         </w:tc>
@@ -5366,7 +5376,7 @@
               <w:rPr>
                 <w:b/>
               </w:rPr>
-              <w:t>614.03 cents</w:t>
+              <w:t>598.11 cents</w:t>
             </w:r>
           </w:p>
         </w:tc>
@@ -5397,7 +5407,7 @@
               <w:rPr>
                 <w:b/>
               </w:rPr>
-              <w:t>653.50 cents (Đón sóng hồi trung hạn ~14.5 giá)</w:t>
+              <w:t>638.75 cents (Đón sóng hồi trung hạn ~14.5 giá)</w:t>
             </w:r>
           </w:p>
         </w:tc>
@@ -5497,7 +5507,7 @@
                 <w:b/>
                 <w:color w:val="B91C1C"/>
               </w:rPr>
-              <w:t>Short trung hạn (Swing) (ZWZ26)</w:t>
+              <w:t>Short trung hạn (Swing) (ZWU26)</w:t>
             </w:r>
           </w:p>
         </w:tc>
@@ -5528,7 +5538,7 @@
               <w:rPr>
                 <w:b/>
               </w:rPr>
-              <w:t>653.50 - 655.50 cents</w:t>
+              <w:t>638.75 - 640.75 cents</w:t>
             </w:r>
           </w:p>
         </w:tc>
@@ -5559,7 +5569,7 @@
               <w:rPr>
                 <w:b/>
               </w:rPr>
-              <w:t>657.47 cents</w:t>
+              <w:t>642.89 cents</w:t>
             </w:r>
           </w:p>
         </w:tc>
@@ -5590,7 +5600,7 @@
               <w:rPr>
                 <w:b/>
               </w:rPr>
-              <w:t>618.00 cents (Thuận xu hướng giảm ngắn hạn)</w:t>
+              <w:t>602.25 cents (Thuận xu hướng giảm ngắn hạn)</w:t>
             </w:r>
           </w:p>
         </w:tc>
@@ -5721,7 +5731,7 @@
               <w:rPr>
                 <w:b/>
               </w:rPr>
-              <w:t>602.11 - 618.00 cents</w:t>
+              <w:t>602.41 - 618.00 cents</w:t>
             </w:r>
           </w:p>
         </w:tc>
@@ -11599,7 +11609,7 @@
         <w:t>Giá Chốt Phiên (Close):</w:t>
       </w:r>
       <w:r>
-        <w:t xml:space="preserve"> 435.75 cents | </w:t>
+        <w:t xml:space="preserve"> 437.50 cents | </w:t>
       </w:r>
       <w:r>
         <w:rPr>
@@ -11614,10 +11624,10 @@
         <w:rPr>
           <w:b/>
         </w:rPr>
-        <w:t>`436.56 cents`</w:t>
+        <w:t>`438.43 cents`</w:t>
       </w:r>
       <w:r>
-        <w:t xml:space="preserve"> (+0.81).</w:t>
+        <w:t xml:space="preserve"> (+0.93).</w:t>
       </w:r>
     </w:p>
     <w:p>
@@ -11638,7 +11648,7 @@
         <w:rPr>
           <w:b/>
         </w:rPr>
-        <w:t>`93,917`</w:t>
+        <w:t>`1,570`</w:t>
       </w:r>
       <w:r>
         <w:t xml:space="preserve"> (Chênh lệch: </w:t>
@@ -11647,7 +11657,7 @@
         <w:rPr>
           <w:b/>
         </w:rPr>
-        <w:t>`-58,828`</w:t>
+        <w:t>`-151,175`</w:t>
       </w:r>
       <w:r>
         <w:t xml:space="preserve">) | OI: </w:t>
@@ -11689,7 +11699,7 @@
         <w:rPr>
           <w:b/>
         </w:rPr>
-        <w:t>`Bearish Engulfing (Nhấn chìm giảm thiểu)`</w:t>
+        <w:t>`Không phát hiện mô hình nến đặc biệt`</w:t>
       </w:r>
     </w:p>
     <w:p>
@@ -11726,16 +11736,16 @@
         <w:t>Đánh giá xu hướng kết hợp:</w:t>
       </w:r>
       <w:r>
-        <w:t xml:space="preserve"> ️ </w:t>
+        <w:t xml:space="preserve"> </w:t>
       </w:r>
       <w:r>
         <w:rPr>
           <w:b/>
         </w:rPr>
-        <w:t>HỒI KỸ THUẬT YẾU (Weak Bullish Retest):</w:t>
+        <w:t>TÍCH LŨY TIÊU CỰC (Distribution):</w:t>
       </w:r>
       <w:r>
-        <w:t xml:space="preserve"> Xuất hiện nến tăng nhưng dòng tiền/thanh khoản yếu. Cần quan sát thêm lực cầu.</w:t>
+        <w:t xml:space="preserve"> Nến đi ngang nhưng dòng tiền rút dần (OI giảm), cảnh báo rủi ro suy sụt sắp tới.</w:t>
       </w:r>
     </w:p>
     <w:p>
@@ -11981,7 +11991,7 @@
               <w:rPr>
                 <w:b/>
               </w:rPr>
-              <w:t>88.73</w:t>
+              <w:t>89.54</w:t>
             </w:r>
           </w:p>
         </w:tc>
@@ -12012,7 +12022,7 @@
               <w:rPr>
                 <w:b/>
               </w:rPr>
-              <w:t>+1.15%</w:t>
+              <w:t>+2.08%</w:t>
             </w:r>
           </w:p>
         </w:tc>
@@ -12104,7 +12114,7 @@
               <w:rPr>
                 <w:b/>
               </w:rPr>
-              <w:t>99.84</w:t>
+              <w:t>99.83</w:t>
             </w:r>
           </w:p>
         </w:tc>
@@ -12135,7 +12145,7 @@
               <w:rPr>
                 <w:b/>
               </w:rPr>
-              <w:t>+0.03%</w:t>
+              <w:t>+0.01%</w:t>
             </w:r>
           </w:p>
         </w:tc>
@@ -12739,7 +12749,7 @@
         <w:t xml:space="preserve"> EMA_21 </w:t>
       </w:r>
       <w:r>
-        <w:t xml:space="preserve"> (437.88) &lt; </w:t>
+        <w:t xml:space="preserve"> (437.77) &lt; </w:t>
       </w:r>
       <w:r>
         <w:rPr>
@@ -12750,7 +12760,7 @@
         <w:t xml:space="preserve"> EMA_50 </w:t>
       </w:r>
       <w:r>
-        <w:t xml:space="preserve"> (439.01).</w:t>
+        <w:t xml:space="preserve"> (438.87).</w:t>
       </w:r>
     </w:p>
     <w:p>
@@ -12771,7 +12781,7 @@
         <w:rPr>
           <w:b/>
         </w:rPr>
-        <w:t>`38.42`</w:t>
+        <w:t>`47.26`</w:t>
       </w:r>
       <w:r>
         <w:t xml:space="preserve"> | ATR (14) = </w:t>
@@ -12780,7 +12790,7 @@
         <w:rPr>
           <w:b/>
         </w:rPr>
-        <w:t>`1.94`</w:t>
+        <w:t>`1.98`</w:t>
       </w:r>
       <w:r>
         <w:t xml:space="preserve"> cents | Volatility = </w:t>
@@ -12789,7 +12799,7 @@
         <w:rPr>
           <w:b/>
         </w:rPr>
-        <w:t>`1.75 cents`</w:t>
+        <w:t>`2.25 cents`</w:t>
       </w:r>
       <w:r>
         <w:t>.</w:t>
@@ -12813,7 +12823,7 @@
         <w:rPr>
           <w:b/>
         </w:rPr>
-        <w:t>`434.75`</w:t>
+        <w:t>`436.50`</w:t>
       </w:r>
       <w:r>
         <w:t xml:space="preserve"> | S2: </w:t>
@@ -13574,7 +13584,7 @@
           <w:b/>
           <w:color w:val="15803D"/>
         </w:rPr>
-        <w:t>`434.75 - 437.88 cents (Canh mua vùng hỗ trợ)`</w:t>
+        <w:t>`436.50 - 437.77 cents (Canh mua vùng hỗ trợ)`</w:t>
       </w:r>
       <w:r>
         <w:t xml:space="preserve"> | SL: </w:t>
@@ -13583,7 +13593,7 @@
         <w:rPr>
           <w:b/>
         </w:rPr>
-        <w:t>`423.85 cents (Dưới cản S2 + 1.5x ATR)`</w:t>
+        <w:t>`423.78 cents (Dưới cản S2 + 1.5x ATR)`</w:t>
       </w:r>
       <w:r>
         <w:t xml:space="preserve"> | TP: </w:t>
@@ -13645,7 +13655,7 @@
         <w:rPr>
           <w:b/>
         </w:rPr>
-        <w:t>`433.25 - 434.75 cents`</w:t>
+        <w:t>`435.00 - 436.50 cents`</w:t>
       </w:r>
       <w:r>
         <w:t xml:space="preserve"> | SL: </w:t>
@@ -13654,7 +13664,7 @@
         <w:rPr>
           <w:b/>
         </w:rPr>
-        <w:t>`424.81 cents (Chống quét SL tuyệt đối)`</w:t>
+        <w:t>`424.77 cents (Chống quét SL tuyệt đối)`</w:t>
       </w:r>
       <w:r>
         <w:t xml:space="preserve"> | TP: </w:t>
@@ -13700,7 +13710,7 @@
         <w:rPr>
           <w:b/>
         </w:rPr>
-        <w:t>`440.44 cents`</w:t>
+        <w:t>`440.48 cents`</w:t>
       </w:r>
       <w:r>
         <w:t xml:space="preserve"> | TP: </w:t>
@@ -13749,7 +13759,7 @@
         <w:rPr>
           <w:b/>
         </w:rPr>
-        <w:t>`439.77 - 447.50 cents`</w:t>
+        <w:t>`439.33 - 447.50 cents`</w:t>
       </w:r>
     </w:p>
     <w:p>
@@ -14156,7 +14166,7 @@
             </w:pPr>
             <w:r/>
             <w:r>
-              <w:t>435.75</w:t>
+              <w:t>437.50</w:t>
             </w:r>
           </w:p>
         </w:tc>
@@ -14184,7 +14194,7 @@
             </w:pPr>
             <w:r/>
             <w:r>
-              <w:t>439.50</w:t>
+              <w:t>441.25</w:t>
             </w:r>
           </w:p>
         </w:tc>
@@ -14212,7 +14222,7 @@
             </w:pPr>
             <w:r/>
             <w:r>
-              <w:t>432.50</w:t>
+              <w:t>434.25</w:t>
             </w:r>
           </w:p>
         </w:tc>
@@ -14243,7 +14253,7 @@
               <w:rPr>
                 <w:b/>
               </w:rPr>
-              <w:t>436.00</w:t>
+              <w:t>437.75</w:t>
             </w:r>
           </w:p>
         </w:tc>
@@ -14391,7 +14401,7 @@
             </w:pPr>
             <w:r/>
             <w:r>
-              <w:t>436.00</w:t>
+              <w:t>437.75</w:t>
             </w:r>
           </w:p>
         </w:tc>
@@ -14419,7 +14429,7 @@
             </w:pPr>
             <w:r/>
             <w:r>
-              <w:t>438.75</w:t>
+              <w:t>440.50</w:t>
             </w:r>
           </w:p>
         </w:tc>
@@ -14447,7 +14457,7 @@
             </w:pPr>
             <w:r/>
             <w:r>
-              <w:t>432.25</w:t>
+              <w:t>434.00</w:t>
             </w:r>
           </w:p>
         </w:tc>
@@ -14478,7 +14488,7 @@
               <w:rPr>
                 <w:b/>
               </w:rPr>
-              <w:t>435.50</w:t>
+              <w:t>437.25</w:t>
             </w:r>
           </w:p>
         </w:tc>
@@ -14626,7 +14636,7 @@
             </w:pPr>
             <w:r/>
             <w:r>
-              <w:t>435.50</w:t>
+              <w:t>437.25</w:t>
             </w:r>
           </w:p>
         </w:tc>
@@ -14654,7 +14664,7 @@
             </w:pPr>
             <w:r/>
             <w:r>
-              <w:t>438.50</w:t>
+              <w:t>440.25</w:t>
             </w:r>
           </w:p>
         </w:tc>
@@ -14682,7 +14692,7 @@
             </w:pPr>
             <w:r/>
             <w:r>
-              <w:t>431.50</w:t>
+              <w:t>433.25</w:t>
             </w:r>
           </w:p>
         </w:tc>
@@ -14713,7 +14723,7 @@
               <w:rPr>
                 <w:b/>
               </w:rPr>
-              <w:t>436.25</w:t>
+              <w:t>438.00</w:t>
             </w:r>
           </w:p>
         </w:tc>
@@ -14861,7 +14871,7 @@
             </w:pPr>
             <w:r/>
             <w:r>
-              <w:t>436.25</w:t>
+              <w:t>438.00</w:t>
             </w:r>
           </w:p>
         </w:tc>
@@ -14889,7 +14899,7 @@
             </w:pPr>
             <w:r/>
             <w:r>
-              <w:t>440.75</w:t>
+              <w:t>442.50</w:t>
             </w:r>
           </w:p>
         </w:tc>
@@ -14917,7 +14927,7 @@
             </w:pPr>
             <w:r/>
             <w:r>
-              <w:t>431.25</w:t>
+              <w:t>433.00</w:t>
             </w:r>
           </w:p>
         </w:tc>
@@ -14948,7 +14958,7 @@
               <w:rPr>
                 <w:b/>
               </w:rPr>
-              <w:t>437.00</w:t>
+              <w:t>438.75</w:t>
             </w:r>
           </w:p>
         </w:tc>
@@ -15096,7 +15106,7 @@
             </w:pPr>
             <w:r/>
             <w:r>
-              <w:t>437.00</w:t>
+              <w:t>438.75</w:t>
             </w:r>
           </w:p>
         </w:tc>
@@ -15124,7 +15134,7 @@
             </w:pPr>
             <w:r/>
             <w:r>
-              <w:t>442.50</w:t>
+              <w:t>444.25</w:t>
             </w:r>
           </w:p>
         </w:tc>
@@ -15152,7 +15162,7 @@
             </w:pPr>
             <w:r/>
             <w:r>
-              <w:t>430.75</w:t>
+              <w:t>432.50</w:t>
             </w:r>
           </w:p>
         </w:tc>
@@ -15183,7 +15193,7 @@
               <w:rPr>
                 <w:b/>
               </w:rPr>
-              <w:t>439.25</w:t>
+              <w:t>441.00</w:t>
             </w:r>
           </w:p>
         </w:tc>
@@ -15331,7 +15341,7 @@
             </w:pPr>
             <w:r/>
             <w:r>
-              <w:t>439.25</w:t>
+              <w:t>441.00</w:t>
             </w:r>
           </w:p>
         </w:tc>
@@ -15359,7 +15369,7 @@
             </w:pPr>
             <w:r/>
             <w:r>
-              <w:t>442.25</w:t>
+              <w:t>444.00</w:t>
             </w:r>
           </w:p>
         </w:tc>
@@ -15387,7 +15397,7 @@
             </w:pPr>
             <w:r/>
             <w:r>
-              <w:t>435.00</w:t>
+              <w:t>436.75</w:t>
             </w:r>
           </w:p>
         </w:tc>
@@ -15418,7 +15428,7 @@
               <w:rPr>
                 <w:b/>
               </w:rPr>
-              <w:t>439.50</w:t>
+              <w:t>441.25</w:t>
             </w:r>
           </w:p>
         </w:tc>
@@ -15566,7 +15576,7 @@
             </w:pPr>
             <w:r/>
             <w:r>
-              <w:t>439.50</w:t>
+              <w:t>441.25</w:t>
             </w:r>
           </w:p>
         </w:tc>
@@ -15594,7 +15604,7 @@
             </w:pPr>
             <w:r/>
             <w:r>
-              <w:t>442.75</w:t>
+              <w:t>444.50</w:t>
             </w:r>
           </w:p>
         </w:tc>
@@ -15622,7 +15632,7 @@
             </w:pPr>
             <w:r/>
             <w:r>
-              <w:t>433.00</w:t>
+              <w:t>434.75</w:t>
             </w:r>
           </w:p>
         </w:tc>
@@ -15653,7 +15663,7 @@
               <w:rPr>
                 <w:b/>
               </w:rPr>
-              <w:t>440.25</w:t>
+              <w:t>442.00</w:t>
             </w:r>
           </w:p>
         </w:tc>
@@ -15801,7 +15811,7 @@
             </w:pPr>
             <w:r/>
             <w:r>
-              <w:t>440.25</w:t>
+              <w:t>442.00</w:t>
             </w:r>
           </w:p>
         </w:tc>
@@ -15829,7 +15839,7 @@
             </w:pPr>
             <w:r/>
             <w:r>
-              <w:t>443.25</w:t>
+              <w:t>445.00</w:t>
             </w:r>
           </w:p>
         </w:tc>
@@ -15857,7 +15867,7 @@
             </w:pPr>
             <w:r/>
             <w:r>
-              <w:t>435.75</w:t>
+              <w:t>437.50</w:t>
             </w:r>
           </w:p>
         </w:tc>
@@ -15888,7 +15898,7 @@
               <w:rPr>
                 <w:b/>
               </w:rPr>
-              <w:t>439.75</w:t>
+              <w:t>441.50</w:t>
             </w:r>
           </w:p>
         </w:tc>
@@ -16036,7 +16046,7 @@
             </w:pPr>
             <w:r/>
             <w:r>
-              <w:t>439.75</w:t>
+              <w:t>441.50</w:t>
             </w:r>
           </w:p>
         </w:tc>
@@ -16064,7 +16074,7 @@
             </w:pPr>
             <w:r/>
             <w:r>
-              <w:t>443.75</w:t>
+              <w:t>445.50</w:t>
             </w:r>
           </w:p>
         </w:tc>
@@ -16092,7 +16102,7 @@
             </w:pPr>
             <w:r/>
             <w:r>
-              <w:t>434.00</w:t>
+              <w:t>435.75</w:t>
             </w:r>
           </w:p>
         </w:tc>
@@ -16123,7 +16133,7 @@
               <w:rPr>
                 <w:b/>
               </w:rPr>
-              <w:t>440.25</w:t>
+              <w:t>442.00</w:t>
             </w:r>
           </w:p>
         </w:tc>
@@ -16271,7 +16281,7 @@
             </w:pPr>
             <w:r/>
             <w:r>
-              <w:t>440.25</w:t>
+              <w:t>442.00</w:t>
             </w:r>
           </w:p>
         </w:tc>
@@ -16299,7 +16309,7 @@
             </w:pPr>
             <w:r/>
             <w:r>
-              <w:t>442.75</w:t>
+              <w:t>444.50</w:t>
             </w:r>
           </w:p>
         </w:tc>
@@ -16327,7 +16337,7 @@
             </w:pPr>
             <w:r/>
             <w:r>
-              <w:t>437.00</w:t>
+              <w:t>438.75</w:t>
             </w:r>
           </w:p>
         </w:tc>
@@ -16358,7 +16368,7 @@
               <w:rPr>
                 <w:b/>
               </w:rPr>
-              <w:t>440.75</w:t>
+              <w:t>442.50</w:t>
             </w:r>
           </w:p>
         </w:tc>
@@ -16506,7 +16516,7 @@
             </w:pPr>
             <w:r/>
             <w:r>
-              <w:t>440.75</w:t>
+              <w:t>442.50</w:t>
             </w:r>
           </w:p>
         </w:tc>
@@ -16534,7 +16544,7 @@
             </w:pPr>
             <w:r/>
             <w:r>
-              <w:t>444.25</w:t>
+              <w:t>446.00</w:t>
             </w:r>
           </w:p>
         </w:tc>
@@ -16562,7 +16572,7 @@
             </w:pPr>
             <w:r/>
             <w:r>
-              <w:t>434.75</w:t>
+              <w:t>436.50</w:t>
             </w:r>
           </w:p>
         </w:tc>
@@ -16593,7 +16603,7 @@
               <w:rPr>
                 <w:b/>
               </w:rPr>
-              <w:t>441.75</w:t>
+              <w:t>443.50</w:t>
             </w:r>
           </w:p>
         </w:tc>
@@ -16741,7 +16751,7 @@
             </w:pPr>
             <w:r/>
             <w:r>
-              <w:t>441.75</w:t>
+              <w:t>443.50</w:t>
             </w:r>
           </w:p>
         </w:tc>
@@ -16769,7 +16779,7 @@
             </w:pPr>
             <w:r/>
             <w:r>
-              <w:t>444.50</w:t>
+              <w:t>446.25</w:t>
             </w:r>
           </w:p>
         </w:tc>
@@ -16797,7 +16807,7 @@
             </w:pPr>
             <w:r/>
             <w:r>
-              <w:t>439.25</w:t>
+              <w:t>441.00</w:t>
             </w:r>
           </w:p>
         </w:tc>
@@ -16828,7 +16838,7 @@
               <w:rPr>
                 <w:b/>
               </w:rPr>
-              <w:t>441.75</w:t>
+              <w:t>443.50</w:t>
             </w:r>
           </w:p>
         </w:tc>
@@ -16976,7 +16986,7 @@
             </w:pPr>
             <w:r/>
             <w:r>
-              <w:t>441.75</w:t>
+              <w:t>443.50</w:t>
             </w:r>
           </w:p>
         </w:tc>
@@ -17004,7 +17014,7 @@
             </w:pPr>
             <w:r/>
             <w:r>
-              <w:t>444.50</w:t>
+              <w:t>446.25</w:t>
             </w:r>
           </w:p>
         </w:tc>
@@ -17032,7 +17042,7 @@
             </w:pPr>
             <w:r/>
             <w:r>
-              <w:t>439.25</w:t>
+              <w:t>441.00</w:t>
             </w:r>
           </w:p>
         </w:tc>
@@ -17063,7 +17073,7 @@
               <w:rPr>
                 <w:b/>
               </w:rPr>
-              <w:t>441.25</w:t>
+              <w:t>443.00</w:t>
             </w:r>
           </w:p>
         </w:tc>
@@ -17211,7 +17221,7 @@
             </w:pPr>
             <w:r/>
             <w:r>
-              <w:t>441.25</w:t>
+              <w:t>443.00</w:t>
             </w:r>
           </w:p>
         </w:tc>
@@ -17239,7 +17249,7 @@
             </w:pPr>
             <w:r/>
             <w:r>
-              <w:t>444.25</w:t>
+              <w:t>446.00</w:t>
             </w:r>
           </w:p>
         </w:tc>
@@ -17267,7 +17277,7 @@
             </w:pPr>
             <w:r/>
             <w:r>
-              <w:t>438.00</w:t>
+              <w:t>439.75</w:t>
             </w:r>
           </w:p>
         </w:tc>
@@ -17298,7 +17308,7 @@
               <w:rPr>
                 <w:b/>
               </w:rPr>
-              <w:t>441.00</w:t>
+              <w:t>442.75</w:t>
             </w:r>
           </w:p>
         </w:tc>
@@ -17446,7 +17456,7 @@
             </w:pPr>
             <w:r/>
             <w:r>
-              <w:t>441.00</w:t>
+              <w:t>442.75</w:t>
             </w:r>
           </w:p>
         </w:tc>
@@ -17474,7 +17484,7 @@
             </w:pPr>
             <w:r/>
             <w:r>
-              <w:t>445.00</w:t>
+              <w:t>446.75</w:t>
             </w:r>
           </w:p>
         </w:tc>
@@ -17502,7 +17512,7 @@
             </w:pPr>
             <w:r/>
             <w:r>
-              <w:t>435.75</w:t>
+              <w:t>437.50</w:t>
             </w:r>
           </w:p>
         </w:tc>
@@ -17533,7 +17543,7 @@
               <w:rPr>
                 <w:b/>
               </w:rPr>
-              <w:t>441.50</w:t>
+              <w:t>443.25</w:t>
             </w:r>
           </w:p>
         </w:tc>
@@ -17681,7 +17691,7 @@
             </w:pPr>
             <w:r/>
             <w:r>
-              <w:t>441.50</w:t>
+              <w:t>443.25</w:t>
             </w:r>
           </w:p>
         </w:tc>
@@ -17709,7 +17719,7 @@
             </w:pPr>
             <w:r/>
             <w:r>
-              <w:t>446.25</w:t>
+              <w:t>448.00</w:t>
             </w:r>
           </w:p>
         </w:tc>
@@ -17737,7 +17747,7 @@
             </w:pPr>
             <w:r/>
             <w:r>
-              <w:t>434.50</w:t>
+              <w:t>436.25</w:t>
             </w:r>
           </w:p>
         </w:tc>
@@ -17768,7 +17778,7 @@
               <w:rPr>
                 <w:b/>
               </w:rPr>
-              <w:t>443.50</w:t>
+              <w:t>445.25</w:t>
             </w:r>
           </w:p>
         </w:tc>
@@ -17916,7 +17926,7 @@
             </w:pPr>
             <w:r/>
             <w:r>
-              <w:t>443.50</w:t>
+              <w:t>445.25</w:t>
             </w:r>
           </w:p>
         </w:tc>
@@ -17944,7 +17954,7 @@
             </w:pPr>
             <w:r/>
             <w:r>
-              <w:t>451.50</w:t>
+              <w:t>453.25</w:t>
             </w:r>
           </w:p>
         </w:tc>
@@ -17972,7 +17982,7 @@
             </w:pPr>
             <w:r/>
             <w:r>
-              <w:t>436.50</w:t>
+              <w:t>438.25</w:t>
             </w:r>
           </w:p>
         </w:tc>
@@ -18003,7 +18013,7 @@
               <w:rPr>
                 <w:b/>
               </w:rPr>
-              <w:t>445.00</w:t>
+              <w:t>446.75</w:t>
             </w:r>
           </w:p>
         </w:tc>
@@ -18151,7 +18161,7 @@
             </w:pPr>
             <w:r/>
             <w:r>
-              <w:t>445.00</w:t>
+              <w:t>446.75</w:t>
             </w:r>
           </w:p>
         </w:tc>
@@ -18179,7 +18189,7 @@
             </w:pPr>
             <w:r/>
             <w:r>
-              <w:t>449.50</w:t>
+              <w:t>451.25</w:t>
             </w:r>
           </w:p>
         </w:tc>
@@ -18207,7 +18217,7 @@
             </w:pPr>
             <w:r/>
             <w:r>
-              <w:t>440.75</w:t>
+              <w:t>442.50</w:t>
             </w:r>
           </w:p>
         </w:tc>
@@ -18238,7 +18248,7 @@
               <w:rPr>
                 <w:b/>
               </w:rPr>
-              <w:t>444.50</w:t>
+              <w:t>446.25</w:t>
             </w:r>
           </w:p>
         </w:tc>
@@ -18386,7 +18396,7 @@
             </w:pPr>
             <w:r/>
             <w:r>
-              <w:t>444.50</w:t>
+              <w:t>446.25</w:t>
             </w:r>
           </w:p>
         </w:tc>
@@ -18414,7 +18424,7 @@
             </w:pPr>
             <w:r/>
             <w:r>
-              <w:t>446.75</w:t>
+              <w:t>448.50</w:t>
             </w:r>
           </w:p>
         </w:tc>
@@ -18442,7 +18452,7 @@
             </w:pPr>
             <w:r/>
             <w:r>
-              <w:t>441.75</w:t>
+              <w:t>443.50</w:t>
             </w:r>
           </w:p>
         </w:tc>
@@ -18473,7 +18483,7 @@
               <w:rPr>
                 <w:b/>
               </w:rPr>
-              <w:t>444.25</w:t>
+              <w:t>446.00</w:t>
             </w:r>
           </w:p>
         </w:tc>
@@ -18621,7 +18631,7 @@
             </w:pPr>
             <w:r/>
             <w:r>
-              <w:t>444.25</w:t>
+              <w:t>446.00</w:t>
             </w:r>
           </w:p>
         </w:tc>
@@ -18649,7 +18659,7 @@
             </w:pPr>
             <w:r/>
             <w:r>
-              <w:t>446.25</w:t>
+              <w:t>448.00</w:t>
             </w:r>
           </w:p>
         </w:tc>
@@ -18677,7 +18687,7 @@
             </w:pPr>
             <w:r/>
             <w:r>
-              <w:t>439.75</w:t>
+              <w:t>441.50</w:t>
             </w:r>
           </w:p>
         </w:tc>
@@ -18708,7 +18718,7 @@
               <w:rPr>
                 <w:b/>
               </w:rPr>
-              <w:t>444.50</w:t>
+              <w:t>446.25</w:t>
             </w:r>
           </w:p>
         </w:tc>
@@ -18856,7 +18866,7 @@
             </w:pPr>
             <w:r/>
             <w:r>
-              <w:t>444.50</w:t>
+              <w:t>446.25</w:t>
             </w:r>
           </w:p>
         </w:tc>
@@ -18884,7 +18894,7 @@
             </w:pPr>
             <w:r/>
             <w:r>
-              <w:t>448.25</w:t>
+              <w:t>450.00</w:t>
             </w:r>
           </w:p>
         </w:tc>
@@ -18912,7 +18922,7 @@
             </w:pPr>
             <w:r/>
             <w:r>
-              <w:t>441.75</w:t>
+              <w:t>443.50</w:t>
             </w:r>
           </w:p>
         </w:tc>
@@ -18943,7 +18953,7 @@
               <w:rPr>
                 <w:b/>
               </w:rPr>
-              <w:t>445.00</w:t>
+              <w:t>446.75</w:t>
             </w:r>
           </w:p>
         </w:tc>
@@ -19091,7 +19101,7 @@
             </w:pPr>
             <w:r/>
             <w:r>
-              <w:t>445.00</w:t>
+              <w:t>446.75</w:t>
             </w:r>
           </w:p>
         </w:tc>
@@ -19119,7 +19129,7 @@
             </w:pPr>
             <w:r/>
             <w:r>
-              <w:t>448.00</w:t>
+              <w:t>449.75</w:t>
             </w:r>
           </w:p>
         </w:tc>
@@ -19147,7 +19157,7 @@
             </w:pPr>
             <w:r/>
             <w:r>
-              <w:t>440.50</w:t>
+              <w:t>442.25</w:t>
             </w:r>
           </w:p>
         </w:tc>
@@ -19178,7 +19188,7 @@
               <w:rPr>
                 <w:b/>
               </w:rPr>
-              <w:t>445.25</w:t>
+              <w:t>447.00</w:t>
             </w:r>
           </w:p>
         </w:tc>
@@ -19326,7 +19336,7 @@
             </w:pPr>
             <w:r/>
             <w:r>
-              <w:t>445.25</w:t>
+              <w:t>447.00</w:t>
             </w:r>
           </w:p>
         </w:tc>
@@ -19354,7 +19364,7 @@
             </w:pPr>
             <w:r/>
             <w:r>
-              <w:t>449.50</w:t>
+              <w:t>451.25</w:t>
             </w:r>
           </w:p>
         </w:tc>
@@ -19382,7 +19392,7 @@
             </w:pPr>
             <w:r/>
             <w:r>
-              <w:t>442.00</w:t>
+              <w:t>443.75</w:t>
             </w:r>
           </w:p>
         </w:tc>
@@ -19413,7 +19423,7 @@
               <w:rPr>
                 <w:b/>
               </w:rPr>
-              <w:t>446.00</w:t>
+              <w:t>447.75</w:t>
             </w:r>
           </w:p>
         </w:tc>
@@ -19561,7 +19571,7 @@
             </w:pPr>
             <w:r/>
             <w:r>
-              <w:t>446.00</w:t>
+              <w:t>447.75</w:t>
             </w:r>
           </w:p>
         </w:tc>
@@ -19589,7 +19599,7 @@
             </w:pPr>
             <w:r/>
             <w:r>
-              <w:t>449.50</w:t>
+              <w:t>451.25</w:t>
             </w:r>
           </w:p>
         </w:tc>
@@ -19617,7 +19627,7 @@
             </w:pPr>
             <w:r/>
             <w:r>
-              <w:t>443.75</w:t>
+              <w:t>445.50</w:t>
             </w:r>
           </w:p>
         </w:tc>
@@ -19648,7 +19658,7 @@
               <w:rPr>
                 <w:b/>
               </w:rPr>
-              <w:t>446.00</w:t>
+              <w:t>447.75</w:t>
             </w:r>
           </w:p>
         </w:tc>
@@ -19796,7 +19806,7 @@
             </w:pPr>
             <w:r/>
             <w:r>
-              <w:t>446.00</w:t>
+              <w:t>447.75</w:t>
             </w:r>
           </w:p>
         </w:tc>
@@ -19824,7 +19834,7 @@
             </w:pPr>
             <w:r/>
             <w:r>
-              <w:t>449.75</w:t>
+              <w:t>451.50</w:t>
             </w:r>
           </w:p>
         </w:tc>
@@ -19852,7 +19862,7 @@
             </w:pPr>
             <w:r/>
             <w:r>
-              <w:t>442.50</w:t>
+              <w:t>444.25</w:t>
             </w:r>
           </w:p>
         </w:tc>
@@ -19883,7 +19893,7 @@
               <w:rPr>
                 <w:b/>
               </w:rPr>
-              <w:t>445.75</w:t>
+              <w:t>447.50</w:t>
             </w:r>
           </w:p>
         </w:tc>
@@ -20031,7 +20041,7 @@
             </w:pPr>
             <w:r/>
             <w:r>
-              <w:t>445.75</w:t>
+              <w:t>447.50</w:t>
             </w:r>
           </w:p>
         </w:tc>
@@ -20059,7 +20069,7 @@
             </w:pPr>
             <w:r/>
             <w:r>
-              <w:t>449.25</w:t>
+              <w:t>451.00</w:t>
             </w:r>
           </w:p>
         </w:tc>
@@ -20087,7 +20097,7 @@
             </w:pPr>
             <w:r/>
             <w:r>
-              <w:t>442.50</w:t>
+              <w:t>444.25</w:t>
             </w:r>
           </w:p>
         </w:tc>
@@ -20118,7 +20128,7 @@
               <w:rPr>
                 <w:b/>
               </w:rPr>
-              <w:t>445.50</w:t>
+              <w:t>447.25</w:t>
             </w:r>
           </w:p>
         </w:tc>
@@ -20266,7 +20276,7 @@
             </w:pPr>
             <w:r/>
             <w:r>
-              <w:t>445.50</w:t>
+              <w:t>447.25</w:t>
             </w:r>
           </w:p>
         </w:tc>
@@ -20294,7 +20304,7 @@
             </w:pPr>
             <w:r/>
             <w:r>
-              <w:t>448.50</w:t>
+              <w:t>450.25</w:t>
             </w:r>
           </w:p>
         </w:tc>
@@ -20322,7 +20332,7 @@
             </w:pPr>
             <w:r/>
             <w:r>
-              <w:t>442.75</w:t>
+              <w:t>444.50</w:t>
             </w:r>
           </w:p>
         </w:tc>
@@ -20353,7 +20363,7 @@
               <w:rPr>
                 <w:b/>
               </w:rPr>
-              <w:t>445.75</w:t>
+              <w:t>447.50</w:t>
             </w:r>
           </w:p>
         </w:tc>
@@ -20501,7 +20511,7 @@
             </w:pPr>
             <w:r/>
             <w:r>
-              <w:t>445.75</w:t>
+              <w:t>447.50</w:t>
             </w:r>
           </w:p>
         </w:tc>
@@ -20529,7 +20539,7 @@
             </w:pPr>
             <w:r/>
             <w:r>
-              <w:t>448.75</w:t>
+              <w:t>450.50</w:t>
             </w:r>
           </w:p>
         </w:tc>
@@ -20557,7 +20567,7 @@
             </w:pPr>
             <w:r/>
             <w:r>
-              <w:t>443.00</w:t>
+              <w:t>444.75</w:t>
             </w:r>
           </w:p>
         </w:tc>
@@ -20588,7 +20598,7 @@
               <w:rPr>
                 <w:b/>
               </w:rPr>
-              <w:t>445.75</w:t>
+              <w:t>447.50</w:t>
             </w:r>
           </w:p>
         </w:tc>
@@ -20736,7 +20746,7 @@
             </w:pPr>
             <w:r/>
             <w:r>
-              <w:t>445.75</w:t>
+              <w:t>447.50</w:t>
             </w:r>
           </w:p>
         </w:tc>
@@ -20764,7 +20774,7 @@
             </w:pPr>
             <w:r/>
             <w:r>
-              <w:t>449.75</w:t>
+              <w:t>451.50</w:t>
             </w:r>
           </w:p>
         </w:tc>
@@ -20792,7 +20802,7 @@
             </w:pPr>
             <w:r/>
             <w:r>
-              <w:t>442.25</w:t>
+              <w:t>444.00</w:t>
             </w:r>
           </w:p>
         </w:tc>
@@ -20823,7 +20833,7 @@
               <w:rPr>
                 <w:b/>
               </w:rPr>
-              <w:t>446.25</w:t>
+              <w:t>448.00</w:t>
             </w:r>
           </w:p>
         </w:tc>
@@ -20971,7 +20981,7 @@
             </w:pPr>
             <w:r/>
             <w:r>
-              <w:t>446.25</w:t>
+              <w:t>448.00</w:t>
             </w:r>
           </w:p>
         </w:tc>
@@ -20999,7 +21009,7 @@
             </w:pPr>
             <w:r/>
             <w:r>
-              <w:t>450.25</w:t>
+              <w:t>452.00</w:t>
             </w:r>
           </w:p>
         </w:tc>
@@ -21027,7 +21037,7 @@
             </w:pPr>
             <w:r/>
             <w:r>
-              <w:t>444.50</w:t>
+              <w:t>446.25</w:t>
             </w:r>
           </w:p>
         </w:tc>
@@ -21058,7 +21068,7 @@
               <w:rPr>
                 <w:b/>
               </w:rPr>
-              <w:t>446.00</w:t>
+              <w:t>447.75</w:t>
             </w:r>
           </w:p>
         </w:tc>
@@ -21781,7 +21791,7 @@
         <w:t>Giá Chốt Phiên (Close):</w:t>
       </w:r>
       <w:r>
-        <w:t xml:space="preserve"> 627.75 cents | </w:t>
+        <w:t xml:space="preserve"> 632.75 cents | </w:t>
       </w:r>
       <w:r>
         <w:rPr>
@@ -21796,10 +21806,10 @@
         <w:rPr>
           <w:b/>
         </w:rPr>
-        <w:t>`631.91 cents`</w:t>
+        <w:t>`633.76 cents`</w:t>
       </w:r>
       <w:r>
-        <w:t xml:space="preserve"> (+4.16).</w:t>
+        <w:t xml:space="preserve"> (+1.01).</w:t>
       </w:r>
     </w:p>
     <w:p>
@@ -21820,7 +21830,7 @@
         <w:rPr>
           <w:b/>
         </w:rPr>
-        <w:t>`96,861`</w:t>
+        <w:t>`2,431`</w:t>
       </w:r>
       <w:r>
         <w:t xml:space="preserve"> (Chênh lệch: </w:t>
@@ -21829,7 +21839,7 @@
         <w:rPr>
           <w:b/>
         </w:rPr>
-        <w:t>`+10,144`</w:t>
+        <w:t>`-84,286`</w:t>
       </w:r>
       <w:r>
         <w:t xml:space="preserve">) | OI: </w:t>
@@ -21893,7 +21903,7 @@
           <w:b/>
           <w:color w:val="15803D"/>
         </w:rPr>
-        <w:t>`Giảm do phe Long tháo chạy (Long Liquidation)`</w:t>
+        <w:t>`Giảm suy yếu / Đáy ngắn hạn (Long Liquidation Decline)`</w:t>
       </w:r>
     </w:p>
     <w:p>
@@ -22163,7 +22173,7 @@
               <w:rPr>
                 <w:b/>
               </w:rPr>
-              <w:t>88.73</w:t>
+              <w:t>89.54</w:t>
             </w:r>
           </w:p>
         </w:tc>
@@ -22194,7 +22204,7 @@
               <w:rPr>
                 <w:b/>
               </w:rPr>
-              <w:t>+1.15%</w:t>
+              <w:t>+2.08%</w:t>
             </w:r>
           </w:p>
         </w:tc>
@@ -22286,7 +22296,7 @@
               <w:rPr>
                 <w:b/>
               </w:rPr>
-              <w:t>99.84</w:t>
+              <w:t>99.83</w:t>
             </w:r>
           </w:p>
         </w:tc>
@@ -22317,7 +22327,7 @@
               <w:rPr>
                 <w:b/>
               </w:rPr>
-              <w:t>+0.03%</w:t>
+              <w:t>+0.01%</w:t>
             </w:r>
           </w:p>
         </w:tc>
@@ -22921,7 +22931,7 @@
         <w:t xml:space="preserve"> EMA_21 </w:t>
       </w:r>
       <w:r>
-        <w:t xml:space="preserve"> (637.56) &lt; </w:t>
+        <w:t xml:space="preserve"> (636.54) &lt; </w:t>
       </w:r>
       <w:r>
         <w:rPr>
@@ -22932,7 +22942,7 @@
         <w:t xml:space="preserve"> EMA_50 </w:t>
       </w:r>
       <w:r>
-        <w:t xml:space="preserve"> (640.41).</w:t>
+        <w:t xml:space="preserve"> (639.74).</w:t>
       </w:r>
     </w:p>
     <w:p>
@@ -22953,7 +22963,7 @@
         <w:rPr>
           <w:b/>
         </w:rPr>
-        <w:t>`27.59`</w:t>
+        <w:t>`40.28`</w:t>
       </w:r>
       <w:r>
         <w:t xml:space="preserve"> | ATR (14) = </w:t>
@@ -22962,7 +22972,7 @@
         <w:rPr>
           <w:b/>
         </w:rPr>
-        <w:t>`4.17`</w:t>
+        <w:t>`4.14`</w:t>
       </w:r>
       <w:r>
         <w:t xml:space="preserve"> cents | Volatility = </w:t>
@@ -22971,7 +22981,7 @@
         <w:rPr>
           <w:b/>
         </w:rPr>
-        <w:t>`3.00 cents`</w:t>
+        <w:t>`3.75 cents`</w:t>
       </w:r>
       <w:r>
         <w:t>.</w:t>
@@ -22995,7 +23005,7 @@
         <w:rPr>
           <w:b/>
         </w:rPr>
-        <w:t>`618.00`</w:t>
+        <w:t>`629.25`</w:t>
       </w:r>
       <w:r>
         <w:t xml:space="preserve"> | S2: </w:t>
@@ -23746,7 +23756,7 @@
           <w:b/>
           <w:color w:val="B91C1C"/>
         </w:rPr>
-        <w:t>`637.56 - 640.41 cents (Canh bán hồi kỹ thuật H1)`</w:t>
+        <w:t>`636.54 - 639.74 cents (Canh bán hồi kỹ thuật H1)`</w:t>
       </w:r>
       <w:r>
         <w:t xml:space="preserve"> | SL: </w:t>
@@ -23755,7 +23765,7 @@
         <w:rPr>
           <w:b/>
         </w:rPr>
-        <w:t>`717.50 cents (Trên kháng cự R2 + 1.5x ATR)`</w:t>
+        <w:t>`717.46 cents (Trên kháng cự R2 + 1.5x ATR)`</w:t>
       </w:r>
       <w:r>
         <w:t xml:space="preserve"> | TP: </w:t>
@@ -23766,7 +23776,7 @@
           <w:color w:val="D97706"/>
           <w:sz w:val="19"/>
         </w:rPr>
-        <w:t xml:space="preserve"> 618.00 cents </w:t>
+        <w:t xml:space="preserve"> 629.25 cents </w:t>
       </w:r>
       <w:r>
         <w:t xml:space="preserve"> / </w:t>
@@ -23792,7 +23802,7 @@
         <w:rPr>
           <w:b/>
         </w:rPr>
-        <w:t>Trung hạn (Swing Trades - HĐ ZWZ26):</w:t>
+        <w:t>Trung hạn (Swing Trades - HĐ ZWU26):</w:t>
       </w:r>
     </w:p>
     <w:p>
@@ -23817,7 +23827,7 @@
         <w:rPr>
           <w:b/>
         </w:rPr>
-        <w:t>`629.25 - 631.25 cents`</w:t>
+        <w:t>`627.25 - 629.25 cents`</w:t>
       </w:r>
       <w:r>
         <w:t xml:space="preserve"> | SL: </w:t>
@@ -23826,7 +23836,7 @@
         <w:rPr>
           <w:b/>
         </w:rPr>
-        <w:t>`614.03 cents`</w:t>
+        <w:t>`598.11 cents`</w:t>
       </w:r>
       <w:r>
         <w:t xml:space="preserve"> | TP: </w:t>
@@ -23835,7 +23845,7 @@
         <w:rPr>
           <w:b/>
         </w:rPr>
-        <w:t>`653.50 cents (Đón sóng hồi trung hạn ~14.5 giá)`</w:t>
+        <w:t>`638.75 cents (Đón sóng hồi trung hạn ~14.5 giá)`</w:t>
       </w:r>
       <w:r>
         <w:t>.</w:t>
@@ -23863,7 +23873,7 @@
         <w:rPr>
           <w:b/>
         </w:rPr>
-        <w:t>`653.50 - 655.50 cents`</w:t>
+        <w:t>`638.75 - 640.75 cents`</w:t>
       </w:r>
       <w:r>
         <w:t xml:space="preserve"> | SL: </w:t>
@@ -23872,7 +23882,7 @@
         <w:rPr>
           <w:b/>
         </w:rPr>
-        <w:t>`657.47 cents`</w:t>
+        <w:t>`642.89 cents`</w:t>
       </w:r>
       <w:r>
         <w:t xml:space="preserve"> | TP: </w:t>
@@ -23881,7 +23891,7 @@
         <w:rPr>
           <w:b/>
         </w:rPr>
-        <w:t>`618.00 cents (Thuận xu hướng giảm ngắn hạn)`</w:t>
+        <w:t>`602.25 cents (Thuận xu hướng giảm ngắn hạn)`</w:t>
       </w:r>
       <w:r>
         <w:t>.</w:t>
@@ -23921,7 +23931,7 @@
         <w:rPr>
           <w:b/>
         </w:rPr>
-        <w:t>`602.11 - 618.00 cents`</w:t>
+        <w:t>`602.41 - 618.00 cents`</w:t>
       </w:r>
     </w:p>
     <w:p>
@@ -24328,7 +24338,7 @@
             </w:pPr>
             <w:r/>
             <w:r>
-              <w:t>627.75</w:t>
+              <w:t>632.75</w:t>
             </w:r>
           </w:p>
         </w:tc>
@@ -24356,7 +24366,7 @@
             </w:pPr>
             <w:r/>
             <w:r>
-              <w:t>639.00</w:t>
+              <w:t>644.00</w:t>
             </w:r>
           </w:p>
         </w:tc>
@@ -24384,7 +24394,7 @@
             </w:pPr>
             <w:r/>
             <w:r>
-              <w:t>622.25</w:t>
+              <w:t>627.25</w:t>
             </w:r>
           </w:p>
         </w:tc>
@@ -24415,7 +24425,7 @@
               <w:rPr>
                 <w:b/>
               </w:rPr>
-              <w:t>627.00</w:t>
+              <w:t>632.00</w:t>
             </w:r>
           </w:p>
         </w:tc>
@@ -24563,7 +24573,7 @@
             </w:pPr>
             <w:r/>
             <w:r>
-              <w:t>627.00</w:t>
+              <w:t>632.00</w:t>
             </w:r>
           </w:p>
         </w:tc>
@@ -24591,7 +24601,7 @@
             </w:pPr>
             <w:r/>
             <w:r>
-              <w:t>634.50</w:t>
+              <w:t>639.50</w:t>
             </w:r>
           </w:p>
         </w:tc>
@@ -24619,7 +24629,7 @@
             </w:pPr>
             <w:r/>
             <w:r>
-              <w:t>621.00</w:t>
+              <w:t>626.00</w:t>
             </w:r>
           </w:p>
         </w:tc>
@@ -24650,7 +24660,7 @@
               <w:rPr>
                 <w:b/>
               </w:rPr>
-              <w:t>626.50</w:t>
+              <w:t>631.50</w:t>
             </w:r>
           </w:p>
         </w:tc>
@@ -24798,7 +24808,7 @@
             </w:pPr>
             <w:r/>
             <w:r>
-              <w:t>626.50</w:t>
+              <w:t>631.50</w:t>
             </w:r>
           </w:p>
         </w:tc>
@@ -24826,7 +24836,7 @@
             </w:pPr>
             <w:r/>
             <w:r>
-              <w:t>640.25</w:t>
+              <w:t>645.25</w:t>
             </w:r>
           </w:p>
         </w:tc>
@@ -24854,7 +24864,7 @@
             </w:pPr>
             <w:r/>
             <w:r>
-              <w:t>611.75</w:t>
+              <w:t>616.75</w:t>
             </w:r>
           </w:p>
         </w:tc>
@@ -24885,7 +24895,7 @@
               <w:rPr>
                 <w:b/>
               </w:rPr>
-              <w:t>628.50</w:t>
+              <w:t>633.50</w:t>
             </w:r>
           </w:p>
         </w:tc>
@@ -25033,7 +25043,7 @@
             </w:pPr>
             <w:r/>
             <w:r>
-              <w:t>628.50</w:t>
+              <w:t>633.50</w:t>
             </w:r>
           </w:p>
         </w:tc>
@@ -25061,7 +25071,7 @@
             </w:pPr>
             <w:r/>
             <w:r>
-              <w:t>641.75</w:t>
+              <w:t>646.75</w:t>
             </w:r>
           </w:p>
         </w:tc>
@@ -25089,7 +25099,7 @@
             </w:pPr>
             <w:r/>
             <w:r>
-              <w:t>620.25</w:t>
+              <w:t>625.25</w:t>
             </w:r>
           </w:p>
         </w:tc>
@@ -25120,7 +25130,7 @@
               <w:rPr>
                 <w:b/>
               </w:rPr>
-              <w:t>629.75</w:t>
+              <w:t>634.75</w:t>
             </w:r>
           </w:p>
         </w:tc>
@@ -25268,7 +25278,7 @@
             </w:pPr>
             <w:r/>
             <w:r>
-              <w:t>629.75</w:t>
+              <w:t>634.75</w:t>
             </w:r>
           </w:p>
         </w:tc>
@@ -25296,7 +25306,7 @@
             </w:pPr>
             <w:r/>
             <w:r>
-              <w:t>646.25</w:t>
+              <w:t>651.25</w:t>
             </w:r>
           </w:p>
         </w:tc>
@@ -25324,7 +25334,7 @@
             </w:pPr>
             <w:r/>
             <w:r>
-              <w:t>619.25</w:t>
+              <w:t>624.25</w:t>
             </w:r>
           </w:p>
         </w:tc>
@@ -25355,7 +25365,7 @@
               <w:rPr>
                 <w:b/>
               </w:rPr>
-              <w:t>634.25</w:t>
+              <w:t>639.25</w:t>
             </w:r>
           </w:p>
         </w:tc>
@@ -25503,7 +25513,7 @@
             </w:pPr>
             <w:r/>
             <w:r>
-              <w:t>634.25</w:t>
+              <w:t>639.25</w:t>
             </w:r>
           </w:p>
         </w:tc>
@@ -25531,7 +25541,7 @@
             </w:pPr>
             <w:r/>
             <w:r>
-              <w:t>642.00</w:t>
+              <w:t>647.00</w:t>
             </w:r>
           </w:p>
         </w:tc>
@@ -25559,7 +25569,7 @@
             </w:pPr>
             <w:r/>
             <w:r>
-              <w:t>623.25</w:t>
+              <w:t>628.25</w:t>
             </w:r>
           </w:p>
         </w:tc>
@@ -25590,7 +25600,7 @@
               <w:rPr>
                 <w:b/>
               </w:rPr>
-              <w:t>635.50</w:t>
+              <w:t>640.50</w:t>
             </w:r>
           </w:p>
         </w:tc>
@@ -25738,7 +25748,7 @@
             </w:pPr>
             <w:r/>
             <w:r>
-              <w:t>635.50</w:t>
+              <w:t>640.50</w:t>
             </w:r>
           </w:p>
         </w:tc>
@@ -25766,7 +25776,7 @@
             </w:pPr>
             <w:r/>
             <w:r>
-              <w:t>643.75</w:t>
+              <w:t>648.75</w:t>
             </w:r>
           </w:p>
         </w:tc>
@@ -25794,7 +25804,7 @@
             </w:pPr>
             <w:r/>
             <w:r>
-              <w:t>625.00</w:t>
+              <w:t>630.00</w:t>
             </w:r>
           </w:p>
         </w:tc>
@@ -25825,7 +25835,7 @@
               <w:rPr>
                 <w:b/>
               </w:rPr>
-              <w:t>637.25</w:t>
+              <w:t>642.25</w:t>
             </w:r>
           </w:p>
         </w:tc>
@@ -25973,7 +25983,7 @@
             </w:pPr>
             <w:r/>
             <w:r>
-              <w:t>637.25</w:t>
+              <w:t>642.25</w:t>
             </w:r>
           </w:p>
         </w:tc>
@@ -26001,7 +26011,7 @@
             </w:pPr>
             <w:r/>
             <w:r>
-              <w:t>649.50</w:t>
+              <w:t>654.50</w:t>
             </w:r>
           </w:p>
         </w:tc>
@@ -26029,7 +26039,7 @@
             </w:pPr>
             <w:r/>
             <w:r>
-              <w:t>627.50</w:t>
+              <w:t>632.50</w:t>
             </w:r>
           </w:p>
         </w:tc>
@@ -26060,7 +26070,7 @@
               <w:rPr>
                 <w:b/>
               </w:rPr>
-              <w:t>636.25</w:t>
+              <w:t>641.25</w:t>
             </w:r>
           </w:p>
         </w:tc>
@@ -26208,7 +26218,7 @@
             </w:pPr>
             <w:r/>
             <w:r>
-              <w:t>636.25</w:t>
+              <w:t>641.25</w:t>
             </w:r>
           </w:p>
         </w:tc>
@@ -26236,7 +26246,7 @@
             </w:pPr>
             <w:r/>
             <w:r>
-              <w:t>646.75</w:t>
+              <w:t>651.75</w:t>
             </w:r>
           </w:p>
         </w:tc>
@@ -26264,7 +26274,7 @@
             </w:pPr>
             <w:r/>
             <w:r>
-              <w:t>621.50</w:t>
+              <w:t>626.50</w:t>
             </w:r>
           </w:p>
         </w:tc>
@@ -26295,7 +26305,7 @@
               <w:rPr>
                 <w:b/>
               </w:rPr>
-              <w:t>638.50</w:t>
+              <w:t>643.50</w:t>
             </w:r>
           </w:p>
         </w:tc>
@@ -26443,7 +26453,7 @@
             </w:pPr>
             <w:r/>
             <w:r>
-              <w:t>638.50</w:t>
+              <w:t>643.50</w:t>
             </w:r>
           </w:p>
         </w:tc>
@@ -26471,7 +26481,7 @@
             </w:pPr>
             <w:r/>
             <w:r>
-              <w:t>649.00</w:t>
+              <w:t>654.00</w:t>
             </w:r>
           </w:p>
         </w:tc>
@@ -26499,7 +26509,7 @@
             </w:pPr>
             <w:r/>
             <w:r>
-              <w:t>632.25</w:t>
+              <w:t>637.25</w:t>
             </w:r>
           </w:p>
         </w:tc>
@@ -26530,7 +26540,7 @@
               <w:rPr>
                 <w:b/>
               </w:rPr>
-              <w:t>639.25</w:t>
+              <w:t>644.25</w:t>
             </w:r>
           </w:p>
         </w:tc>
@@ -26678,7 +26688,7 @@
             </w:pPr>
             <w:r/>
             <w:r>
-              <w:t>639.25</w:t>
+              <w:t>644.25</w:t>
             </w:r>
           </w:p>
         </w:tc>
@@ -26706,7 +26716,7 @@
             </w:pPr>
             <w:r/>
             <w:r>
-              <w:t>653.50</w:t>
+              <w:t>658.50</w:t>
             </w:r>
           </w:p>
         </w:tc>
@@ -26734,7 +26744,7 @@
             </w:pPr>
             <w:r/>
             <w:r>
-              <w:t>624.50</w:t>
+              <w:t>629.50</w:t>
             </w:r>
           </w:p>
         </w:tc>
@@ -26765,7 +26775,7 @@
               <w:rPr>
                 <w:b/>
               </w:rPr>
-              <w:t>641.25</w:t>
+              <w:t>646.25</w:t>
             </w:r>
           </w:p>
         </w:tc>
@@ -26913,7 +26923,7 @@
             </w:pPr>
             <w:r/>
             <w:r>
-              <w:t>641.25</w:t>
+              <w:t>646.25</w:t>
             </w:r>
           </w:p>
         </w:tc>
@@ -26941,7 +26951,7 @@
             </w:pPr>
             <w:r/>
             <w:r>
-              <w:t>647.75</w:t>
+              <w:t>652.75</w:t>
             </w:r>
           </w:p>
         </w:tc>
@@ -26969,7 +26979,7 @@
             </w:pPr>
             <w:r/>
             <w:r>
-              <w:t>634.50</w:t>
+              <w:t>639.50</w:t>
             </w:r>
           </w:p>
         </w:tc>
@@ -27000,7 +27010,7 @@
               <w:rPr>
                 <w:b/>
               </w:rPr>
-              <w:t>641.50</w:t>
+              <w:t>646.50</w:t>
             </w:r>
           </w:p>
         </w:tc>
@@ -27148,7 +27158,7 @@
             </w:pPr>
             <w:r/>
             <w:r>
-              <w:t>641.50</w:t>
+              <w:t>646.50</w:t>
             </w:r>
           </w:p>
         </w:tc>
@@ -27176,7 +27186,7 @@
             </w:pPr>
             <w:r/>
             <w:r>
-              <w:t>651.75</w:t>
+              <w:t>656.75</w:t>
             </w:r>
           </w:p>
         </w:tc>
@@ -27204,7 +27214,7 @@
             </w:pPr>
             <w:r/>
             <w:r>
-              <w:t>633.50</w:t>
+              <w:t>638.50</w:t>
             </w:r>
           </w:p>
         </w:tc>
@@ -27235,7 +27245,7 @@
               <w:rPr>
                 <w:b/>
               </w:rPr>
-              <w:t>642.00</w:t>
+              <w:t>647.00</w:t>
             </w:r>
           </w:p>
         </w:tc>
@@ -27383,7 +27393,7 @@
             </w:pPr>
             <w:r/>
             <w:r>
-              <w:t>642.00</w:t>
+              <w:t>647.00</w:t>
             </w:r>
           </w:p>
         </w:tc>
@@ -27411,7 +27421,7 @@
             </w:pPr>
             <w:r/>
             <w:r>
-              <w:t>649.00</w:t>
+              <w:t>654.00</w:t>
             </w:r>
           </w:p>
         </w:tc>
@@ -27439,7 +27449,7 @@
             </w:pPr>
             <w:r/>
             <w:r>
-              <w:t>636.00</w:t>
+              <w:t>641.00</w:t>
             </w:r>
           </w:p>
         </w:tc>
@@ -27470,7 +27480,7 @@
               <w:rPr>
                 <w:b/>
               </w:rPr>
-              <w:t>641.25</w:t>
+              <w:t>646.25</w:t>
             </w:r>
           </w:p>
         </w:tc>
@@ -27618,7 +27628,7 @@
             </w:pPr>
             <w:r/>
             <w:r>
-              <w:t>641.25</w:t>
+              <w:t>646.25</w:t>
             </w:r>
           </w:p>
         </w:tc>
@@ -27646,7 +27656,7 @@
             </w:pPr>
             <w:r/>
             <w:r>
-              <w:t>654.75</w:t>
+              <w:t>659.75</w:t>
             </w:r>
           </w:p>
         </w:tc>
@@ -27674,7 +27684,7 @@
             </w:pPr>
             <w:r/>
             <w:r>
-              <w:t>628.25</w:t>
+              <w:t>633.25</w:t>
             </w:r>
           </w:p>
         </w:tc>
@@ -27705,7 +27715,7 @@
               <w:rPr>
                 <w:b/>
               </w:rPr>
-              <w:t>643.00</w:t>
+              <w:t>648.00</w:t>
             </w:r>
           </w:p>
         </w:tc>
@@ -27853,7 +27863,7 @@
             </w:pPr>
             <w:r/>
             <w:r>
-              <w:t>643.00</w:t>
+              <w:t>648.00</w:t>
             </w:r>
           </w:p>
         </w:tc>
@@ -27881,7 +27891,7 @@
             </w:pPr>
             <w:r/>
             <w:r>
-              <w:t>652.25</w:t>
+              <w:t>657.25</w:t>
             </w:r>
           </w:p>
         </w:tc>
@@ -27909,7 +27919,7 @@
             </w:pPr>
             <w:r/>
             <w:r>
-              <w:t>632.25</w:t>
+              <w:t>637.25</w:t>
             </w:r>
           </w:p>
         </w:tc>
@@ -27940,7 +27950,7 @@
               <w:rPr>
                 <w:b/>
               </w:rPr>
-              <w:t>643.50</w:t>
+              <w:t>648.50</w:t>
             </w:r>
           </w:p>
         </w:tc>
@@ -28088,7 +28098,7 @@
             </w:pPr>
             <w:r/>
             <w:r>
-              <w:t>643.50</w:t>
+              <w:t>648.50</w:t>
             </w:r>
           </w:p>
         </w:tc>
@@ -28116,7 +28126,7 @@
             </w:pPr>
             <w:r/>
             <w:r>
-              <w:t>655.75</w:t>
+              <w:t>660.75</w:t>
             </w:r>
           </w:p>
         </w:tc>
@@ -28144,7 +28154,7 @@
             </w:pPr>
             <w:r/>
             <w:r>
-              <w:t>629.25</w:t>
+              <w:t>634.25</w:t>
             </w:r>
           </w:p>
         </w:tc>
@@ -28175,7 +28185,7 @@
               <w:rPr>
                 <w:b/>
               </w:rPr>
-              <w:t>642.00</w:t>
+              <w:t>647.00</w:t>
             </w:r>
           </w:p>
         </w:tc>
@@ -28323,7 +28333,7 @@
             </w:pPr>
             <w:r/>
             <w:r>
-              <w:t>642.00</w:t>
+              <w:t>647.00</w:t>
             </w:r>
           </w:p>
         </w:tc>
@@ -28351,7 +28361,7 @@
             </w:pPr>
             <w:r/>
             <w:r>
-              <w:t>649.00</w:t>
+              <w:t>654.00</w:t>
             </w:r>
           </w:p>
         </w:tc>
@@ -28379,7 +28389,7 @@
             </w:pPr>
             <w:r/>
             <w:r>
-              <w:t>632.50</w:t>
+              <w:t>637.50</w:t>
             </w:r>
           </w:p>
         </w:tc>
@@ -28410,7 +28420,7 @@
               <w:rPr>
                 <w:b/>
               </w:rPr>
-              <w:t>642.50</w:t>
+              <w:t>647.50</w:t>
             </w:r>
           </w:p>
         </w:tc>
@@ -28558,7 +28568,7 @@
             </w:pPr>
             <w:r/>
             <w:r>
-              <w:t>642.50</w:t>
+              <w:t>647.50</w:t>
             </w:r>
           </w:p>
         </w:tc>
@@ -28586,7 +28596,7 @@
             </w:pPr>
             <w:r/>
             <w:r>
-              <w:t>653.00</w:t>
+              <w:t>658.00</w:t>
             </w:r>
           </w:p>
         </w:tc>
@@ -28614,7 +28624,7 @@
             </w:pPr>
             <w:r/>
             <w:r>
-              <w:t>635.25</w:t>
+              <w:t>640.25</w:t>
             </w:r>
           </w:p>
         </w:tc>
@@ -28645,7 +28655,7 @@
               <w:rPr>
                 <w:b/>
               </w:rPr>
-              <w:t>642.25</w:t>
+              <w:t>647.25</w:t>
             </w:r>
           </w:p>
         </w:tc>
@@ -28793,7 +28803,7 @@
             </w:pPr>
             <w:r/>
             <w:r>
-              <w:t>642.25</w:t>
+              <w:t>647.25</w:t>
             </w:r>
           </w:p>
         </w:tc>
@@ -28821,7 +28831,7 @@
             </w:pPr>
             <w:r/>
             <w:r>
-              <w:t>652.00</w:t>
+              <w:t>657.00</w:t>
             </w:r>
           </w:p>
         </w:tc>
@@ -28849,7 +28859,7 @@
             </w:pPr>
             <w:r/>
             <w:r>
-              <w:t>632.50</w:t>
+              <w:t>637.50</w:t>
             </w:r>
           </w:p>
         </w:tc>
@@ -28880,7 +28890,7 @@
               <w:rPr>
                 <w:b/>
               </w:rPr>
-              <w:t>642.75</w:t>
+              <w:t>647.75</w:t>
             </w:r>
           </w:p>
         </w:tc>
@@ -29028,7 +29038,7 @@
             </w:pPr>
             <w:r/>
             <w:r>
-              <w:t>642.75</w:t>
+              <w:t>647.75</w:t>
             </w:r>
           </w:p>
         </w:tc>
@@ -29056,7 +29066,7 @@
             </w:pPr>
             <w:r/>
             <w:r>
-              <w:t>653.50</w:t>
+              <w:t>658.50</w:t>
             </w:r>
           </w:p>
         </w:tc>
@@ -29084,7 +29094,7 @@
             </w:pPr>
             <w:r/>
             <w:r>
-              <w:t>635.50</w:t>
+              <w:t>640.50</w:t>
             </w:r>
           </w:p>
         </w:tc>
@@ -29115,7 +29125,7 @@
               <w:rPr>
                 <w:b/>
               </w:rPr>
-              <w:t>643.50</w:t>
+              <w:t>648.50</w:t>
             </w:r>
           </w:p>
         </w:tc>
@@ -29263,7 +29273,7 @@
             </w:pPr>
             <w:r/>
             <w:r>
-              <w:t>643.50</w:t>
+              <w:t>648.50</w:t>
             </w:r>
           </w:p>
         </w:tc>
@@ -29291,7 +29301,7 @@
             </w:pPr>
             <w:r/>
             <w:r>
-              <w:t>650.00</w:t>
+              <w:t>655.00</w:t>
             </w:r>
           </w:p>
         </w:tc>
@@ -29319,7 +29329,7 @@
             </w:pPr>
             <w:r/>
             <w:r>
-              <w:t>635.00</w:t>
+              <w:t>640.00</w:t>
             </w:r>
           </w:p>
         </w:tc>
@@ -29350,7 +29360,7 @@
               <w:rPr>
                 <w:b/>
               </w:rPr>
-              <w:t>644.00</w:t>
+              <w:t>649.00</w:t>
             </w:r>
           </w:p>
         </w:tc>
@@ -29498,7 +29508,7 @@
             </w:pPr>
             <w:r/>
             <w:r>
-              <w:t>644.00</w:t>
+              <w:t>649.00</w:t>
             </w:r>
           </w:p>
         </w:tc>
@@ -29526,7 +29536,7 @@
             </w:pPr>
             <w:r/>
             <w:r>
-              <w:t>655.00</w:t>
+              <w:t>660.00</w:t>
             </w:r>
           </w:p>
         </w:tc>
@@ -29554,7 +29564,7 @@
             </w:pPr>
             <w:r/>
             <w:r>
-              <w:t>632.25</w:t>
+              <w:t>637.25</w:t>
             </w:r>
           </w:p>
         </w:tc>
@@ -29585,7 +29595,7 @@
               <w:rPr>
                 <w:b/>
               </w:rPr>
-              <w:t>647.50</w:t>
+              <w:t>652.50</w:t>
             </w:r>
           </w:p>
         </w:tc>
@@ -29733,7 +29743,7 @@
             </w:pPr>
             <w:r/>
             <w:r>
-              <w:t>647.50</w:t>
+              <w:t>652.50</w:t>
             </w:r>
           </w:p>
         </w:tc>
@@ -29761,7 +29771,7 @@
             </w:pPr>
             <w:r/>
             <w:r>
-              <w:t>653.00</w:t>
+              <w:t>658.00</w:t>
             </w:r>
           </w:p>
         </w:tc>
@@ -29789,7 +29799,7 @@
             </w:pPr>
             <w:r/>
             <w:r>
-              <w:t>639.75</w:t>
+              <w:t>644.75</w:t>
             </w:r>
           </w:p>
         </w:tc>
@@ -29820,7 +29830,7 @@
               <w:rPr>
                 <w:b/>
               </w:rPr>
-              <w:t>648.25</w:t>
+              <w:t>653.25</w:t>
             </w:r>
           </w:p>
         </w:tc>
@@ -29968,7 +29978,7 @@
             </w:pPr>
             <w:r/>
             <w:r>
-              <w:t>648.25</w:t>
+              <w:t>653.25</w:t>
             </w:r>
           </w:p>
         </w:tc>
@@ -29996,7 +30006,7 @@
             </w:pPr>
             <w:r/>
             <w:r>
-              <w:t>657.50</w:t>
+              <w:t>662.50</w:t>
             </w:r>
           </w:p>
         </w:tc>
@@ -30024,7 +30034,7 @@
             </w:pPr>
             <w:r/>
             <w:r>
-              <w:t>641.75</w:t>
+              <w:t>646.75</w:t>
             </w:r>
           </w:p>
         </w:tc>
@@ -30055,7 +30065,7 @@
               <w:rPr>
                 <w:b/>
               </w:rPr>
-              <w:t>647.50</w:t>
+              <w:t>652.50</w:t>
             </w:r>
           </w:p>
         </w:tc>
@@ -30203,7 +30213,7 @@
             </w:pPr>
             <w:r/>
             <w:r>
-              <w:t>647.50</w:t>
+              <w:t>652.50</w:t>
             </w:r>
           </w:p>
         </w:tc>
@@ -30231,7 +30241,7 @@
             </w:pPr>
             <w:r/>
             <w:r>
-              <w:t>655.00</w:t>
+              <w:t>660.00</w:t>
             </w:r>
           </w:p>
         </w:tc>
@@ -30259,7 +30269,7 @@
             </w:pPr>
             <w:r/>
             <w:r>
-              <w:t>641.50</w:t>
+              <w:t>646.50</w:t>
             </w:r>
           </w:p>
         </w:tc>
@@ -30290,7 +30300,7 @@
               <w:rPr>
                 <w:b/>
               </w:rPr>
-              <w:t>646.50</w:t>
+              <w:t>651.50</w:t>
             </w:r>
           </w:p>
         </w:tc>
@@ -30438,7 +30448,7 @@
             </w:pPr>
             <w:r/>
             <w:r>
-              <w:t>646.50</w:t>
+              <w:t>651.50</w:t>
             </w:r>
           </w:p>
         </w:tc>
@@ -30466,7 +30476,7 @@
             </w:pPr>
             <w:r/>
             <w:r>
-              <w:t>653.50</w:t>
+              <w:t>658.50</w:t>
             </w:r>
           </w:p>
         </w:tc>
@@ -30494,7 +30504,7 @@
             </w:pPr>
             <w:r/>
             <w:r>
-              <w:t>633.00</w:t>
+              <w:t>638.00</w:t>
             </w:r>
           </w:p>
         </w:tc>
@@ -30525,7 +30535,7 @@
               <w:rPr>
                 <w:b/>
               </w:rPr>
-              <w:t>647.25</w:t>
+              <w:t>652.25</w:t>
             </w:r>
           </w:p>
         </w:tc>
@@ -30673,7 +30683,7 @@
             </w:pPr>
             <w:r/>
             <w:r>
-              <w:t>647.25</w:t>
+              <w:t>652.25</w:t>
             </w:r>
           </w:p>
         </w:tc>
@@ -30701,7 +30711,7 @@
             </w:pPr>
             <w:r/>
             <w:r>
-              <w:t>656.50</w:t>
+              <w:t>661.50</w:t>
             </w:r>
           </w:p>
         </w:tc>
@@ -30729,7 +30739,7 @@
             </w:pPr>
             <w:r/>
             <w:r>
-              <w:t>640.00</w:t>
+              <w:t>645.00</w:t>
             </w:r>
           </w:p>
         </w:tc>
@@ -30760,7 +30770,7 @@
               <w:rPr>
                 <w:b/>
               </w:rPr>
-              <w:t>647.00</w:t>
+              <w:t>652.00</w:t>
             </w:r>
           </w:p>
         </w:tc>
@@ -30908,7 +30918,7 @@
             </w:pPr>
             <w:r/>
             <w:r>
-              <w:t>647.00</w:t>
+              <w:t>652.00</w:t>
             </w:r>
           </w:p>
         </w:tc>
@@ -30936,7 +30946,7 @@
             </w:pPr>
             <w:r/>
             <w:r>
-              <w:t>655.50</w:t>
+              <w:t>660.50</w:t>
             </w:r>
           </w:p>
         </w:tc>
@@ -30964,7 +30974,7 @@
             </w:pPr>
             <w:r/>
             <w:r>
-              <w:t>633.00</w:t>
+              <w:t>638.00</w:t>
             </w:r>
           </w:p>
         </w:tc>
@@ -30995,7 +31005,7 @@
               <w:rPr>
                 <w:b/>
               </w:rPr>
-              <w:t>648.75</w:t>
+              <w:t>653.75</w:t>
             </w:r>
           </w:p>
         </w:tc>
@@ -31143,7 +31153,7 @@
             </w:pPr>
             <w:r/>
             <w:r>
-              <w:t>648.75</w:t>
+              <w:t>653.75</w:t>
             </w:r>
           </w:p>
         </w:tc>
@@ -31171,7 +31181,7 @@
             </w:pPr>
             <w:r/>
             <w:r>
-              <w:t>655.00</w:t>
+              <w:t>660.00</w:t>
             </w:r>
           </w:p>
         </w:tc>
@@ -31199,7 +31209,7 @@
             </w:pPr>
             <w:r/>
             <w:r>
-              <w:t>642.25</w:t>
+              <w:t>647.25</w:t>
             </w:r>
           </w:p>
         </w:tc>
@@ -31230,7 +31240,7 @@
               <w:rPr>
                 <w:b/>
               </w:rPr>
-              <w:t>648.00</w:t>
+              <w:t>653.00</w:t>
             </w:r>
           </w:p>
         </w:tc>

--- a/Daily Reports/12_08_2026-CBOT Reports.docx
+++ b/Daily Reports/12_08_2026-CBOT Reports.docx
@@ -104,7 +104,7 @@
           <w:color w:val="5C768D"/>
           <w:sz w:val="19"/>
         </w:rPr>
-        <w:t>Cập nhật tự động qua `macro_tracker.py` vào lúc 09:00 ICT ngày 12/08/2026</w:t>
+        <w:t>Cập nhật tự động qua `macro_tracker.py` vào lúc 10:00 ICT ngày 12/08/2026</w:t>
       </w:r>
     </w:p>
     <w:tbl>
@@ -313,7 +313,7 @@
               <w:rPr>
                 <w:b/>
               </w:rPr>
-              <w:t>89.38 / thùng</w:t>
+              <w:t>89.61 / thùng</w:t>
             </w:r>
           </w:p>
         </w:tc>
@@ -344,7 +344,7 @@
               <w:rPr>
                 <w:b/>
               </w:rPr>
-              <w:t>+1.89%</w:t>
+              <w:t>+2.15%</w:t>
             </w:r>
           </w:p>
         </w:tc>
@@ -442,7 +442,7 @@
               <w:rPr>
                 <w:b/>
               </w:rPr>
-              <w:t>99.83</w:t>
+              <w:t>99.85</w:t>
             </w:r>
           </w:p>
         </w:tc>
@@ -473,7 +473,7 @@
               <w:rPr>
                 <w:b/>
               </w:rPr>
-              <w:t>+0.02%</w:t>
+              <w:t>+0.04%</w:t>
             </w:r>
           </w:p>
         </w:tc>
@@ -1218,7 +1218,7 @@
         <w:rPr>
           <w:b/>
         </w:rPr>
-        <w:t>`89.38` (+1.89%)</w:t>
+        <w:t>`89.61` (+2.15%)</w:t>
       </w:r>
       <w:r>
         <w:t xml:space="preserve"> | DXY: </w:t>
@@ -1227,7 +1227,7 @@
         <w:rPr>
           <w:b/>
         </w:rPr>
-        <w:t>`99.83` (+0.02%)</w:t>
+        <w:t>`99.85` (+0.04%)</w:t>
       </w:r>
       <w:r>
         <w:t xml:space="preserve"> | Lúa mì CBOT: </w:t>
@@ -1236,7 +1236,7 @@
         <w:rPr>
           <w:b/>
         </w:rPr>
-        <w:t>`632.75` (-1.21%)</w:t>
+        <w:t>`634.75` (-0.94%)</w:t>
       </w:r>
       <w:r>
         <w:t>.</w:t>
@@ -1279,7 +1279,7 @@
         <w:t>Short</w:t>
       </w:r>
       <w:r>
-        <w:t xml:space="preserve"> tại kháng cự đỉnh R1/R2 của HĐ ZWZ26.</w:t>
+        <w:t xml:space="preserve"> tại kháng cự đỉnh R1/R2 của HĐ ZWU26.</w:t>
       </w:r>
     </w:p>
     <w:p>
@@ -1316,7 +1316,7 @@
           <w:color w:val="5C768D"/>
           <w:sz w:val="19"/>
         </w:rPr>
-        <w:t>Cập nhật tự động lúc 09:00 ICT ngày 12/08/2026 — Nguồn: NOAA, USDA, BOM Australia</w:t>
+        <w:t>Cập nhật tự động lúc 10:00 ICT ngày 12/08/2026 — Nguồn: NOAA, USDA, BOM Australia</w:t>
       </w:r>
     </w:p>
     <w:p>
@@ -3584,7 +3584,7 @@
               <w:rPr>
                 <w:b/>
               </w:rPr>
-              <w:t>437.25</w:t>
+              <w:t>438.25</w:t>
             </w:r>
           </w:p>
         </w:tc>
@@ -3615,7 +3615,7 @@
               <w:rPr>
                 <w:b/>
               </w:rPr>
-              <w:t>438.07 (+0.82)</w:t>
+              <w:t>439.04 (+0.79)</w:t>
             </w:r>
           </w:p>
         </w:tc>
@@ -3643,7 +3643,7 @@
             </w:pPr>
             <w:r/>
             <w:r>
-              <w:t>Bearish (437.69 &lt; 438.79)</w:t>
+              <w:t>Bearish (437.74 &lt; 438.77)</w:t>
             </w:r>
           </w:p>
         </w:tc>
@@ -3832,7 +3832,7 @@
               <w:rPr>
                 <w:b/>
               </w:rPr>
-              <w:t>632.75</w:t>
+              <w:t>634.75</w:t>
             </w:r>
           </w:p>
         </w:tc>
@@ -3863,7 +3863,7 @@
               <w:rPr>
                 <w:b/>
               </w:rPr>
-              <w:t>633.64 (+0.89)</w:t>
+              <w:t>635.57 (+0.82)</w:t>
             </w:r>
           </w:p>
         </w:tc>
@@ -3891,7 +3891,7 @@
             </w:pPr>
             <w:r/>
             <w:r>
-              <w:t>Bearish (636.21 &lt; 639.47)</w:t>
+              <w:t>Bearish (636.14 &lt; 639.32)</w:t>
             </w:r>
           </w:p>
         </w:tc>
@@ -3919,7 +3919,7 @@
             </w:pPr>
             <w:r/>
             <w:r>
-              <w:t>2.25 cents</w:t>
+              <w:t>2.50 cents</w:t>
             </w:r>
           </w:p>
         </w:tc>
@@ -4357,7 +4357,7 @@
                 <w:b/>
                 <w:color w:val="15803D"/>
               </w:rPr>
-              <w:t>436.00 - 437.69 cents (Canh mua vùng hỗ trợ)</w:t>
+              <w:t>437.00 - 437.74 cents (Canh mua vùng hỗ trợ)</w:t>
             </w:r>
           </w:p>
         </w:tc>
@@ -4388,7 +4388,7 @@
               <w:rPr>
                 <w:b/>
               </w:rPr>
-              <w:t>424.02 cents (Dưới cản S2 + 1.5x ATR)</w:t>
+              <w:t>424.19 cents (Dưới cản S2 + 1.5x ATR)</w:t>
             </w:r>
           </w:p>
         </w:tc>
@@ -4424,7 +4424,7 @@
                 <w:color w:val="D97706"/>
                 <w:sz w:val="19"/>
               </w:rPr>
-              <w:t xml:space="preserve"> 438.25 cents </w:t>
+              <w:t xml:space="preserve"> 439.25 cents </w:t>
             </w:r>
             <w:r>
               <w:t xml:space="preserve"> / TP2: </w:t>
@@ -4569,7 +4569,7 @@
               <w:rPr>
                 <w:b/>
               </w:rPr>
-              <w:t>434.50 - 436.00 cents</w:t>
+              <w:t>435.50 - 437.00 cents</w:t>
             </w:r>
           </w:p>
         </w:tc>
@@ -4600,7 +4600,7 @@
               <w:rPr>
                 <w:b/>
               </w:rPr>
-              <w:t>424.93 cents (Chống quét SL tuyệt đối)</w:t>
+              <w:t>425.04 cents (Chống quét SL tuyệt đối)</w:t>
             </w:r>
           </w:p>
         </w:tc>
@@ -4762,7 +4762,7 @@
               <w:rPr>
                 <w:b/>
               </w:rPr>
-              <w:t>438.25 - 439.75 cents</w:t>
+              <w:t>439.25 - 440.75 cents</w:t>
             </w:r>
           </w:p>
         </w:tc>
@@ -4793,7 +4793,7 @@
               <w:rPr>
                 <w:b/>
               </w:rPr>
-              <w:t>440.07 cents</w:t>
+              <w:t>440.96 cents</w:t>
             </w:r>
           </w:p>
         </w:tc>
@@ -4955,7 +4955,7 @@
               <w:rPr>
                 <w:b/>
               </w:rPr>
-              <w:t>439.89 - 447.50 cents</w:t>
+              <w:t>440.37 - 447.50 cents</w:t>
             </w:r>
           </w:p>
         </w:tc>
@@ -5136,7 +5136,7 @@
                 <w:b/>
                 <w:color w:val="B91C1C"/>
               </w:rPr>
-              <w:t>636.21 - 639.47 cents (Canh bán hồi kỹ thuật H1)</w:t>
+              <w:t>636.14 - 639.32 cents (Canh bán hồi kỹ thuật H1)</w:t>
             </w:r>
           </w:p>
         </w:tc>
@@ -5167,7 +5167,7 @@
               <w:rPr>
                 <w:b/>
               </w:rPr>
-              <w:t>717.08 cents (Trên kháng cự R2 + 1.5x ATR)</w:t>
+              <w:t>716.80 cents (Trên kháng cự R2 + 1.5x ATR)</w:t>
             </w:r>
           </w:p>
         </w:tc>
@@ -5203,7 +5203,7 @@
                 <w:color w:val="D97706"/>
                 <w:sz w:val="19"/>
               </w:rPr>
-              <w:t xml:space="preserve"> 629.25 cents </w:t>
+              <w:t xml:space="preserve"> 632.00 cents </w:t>
             </w:r>
             <w:r>
               <w:t xml:space="preserve"> / TP2: </w:t>
@@ -5314,7 +5314,7 @@
                 <w:b/>
                 <w:color w:val="15803D"/>
               </w:rPr>
-              <w:t>Long trung hạn (Swing) (ZWZ26)</w:t>
+              <w:t>Long trung hạn (Swing) (ZWU26)</w:t>
             </w:r>
           </w:p>
         </w:tc>
@@ -5345,7 +5345,7 @@
               <w:rPr>
                 <w:b/>
               </w:rPr>
-              <w:t>644.75 - 646.75 cents</w:t>
+              <w:t>630.00 - 632.00 cents</w:t>
             </w:r>
           </w:p>
         </w:tc>
@@ -5376,7 +5376,7 @@
               <w:rPr>
                 <w:b/>
               </w:rPr>
-              <w:t>614.36 cents</w:t>
+              <w:t>598.55 cents</w:t>
             </w:r>
           </w:p>
         </w:tc>
@@ -5407,7 +5407,7 @@
               <w:rPr>
                 <w:b/>
               </w:rPr>
-              <w:t>653.50 cents (Đón sóng hồi trung hạn ~14.5 giá)</w:t>
+              <w:t>638.75 cents (Đón sóng hồi trung hạn ~14.5 giá)</w:t>
             </w:r>
           </w:p>
         </w:tc>
@@ -5507,7 +5507,7 @@
                 <w:b/>
                 <w:color w:val="B91C1C"/>
               </w:rPr>
-              <w:t>Short trung hạn (Swing) (ZWZ26)</w:t>
+              <w:t>Short trung hạn (Swing) (ZWU26)</w:t>
             </w:r>
           </w:p>
         </w:tc>
@@ -5538,7 +5538,7 @@
               <w:rPr>
                 <w:b/>
               </w:rPr>
-              <w:t>653.50 - 655.50 cents</w:t>
+              <w:t>638.75 - 640.75 cents</w:t>
             </w:r>
           </w:p>
         </w:tc>
@@ -5569,7 +5569,7 @@
               <w:rPr>
                 <w:b/>
               </w:rPr>
-              <w:t>657.14 cents</w:t>
+              <w:t>642.45 cents</w:t>
             </w:r>
           </w:p>
         </w:tc>
@@ -5600,7 +5600,7 @@
               <w:rPr>
                 <w:b/>
               </w:rPr>
-              <w:t>618.00 cents (Thuận xu hướng giảm ngắn hạn)</w:t>
+              <w:t>602.25 cents (Thuận xu hướng giảm ngắn hạn)</w:t>
             </w:r>
           </w:p>
         </w:tc>
@@ -5731,7 +5731,7 @@
               <w:rPr>
                 <w:b/>
               </w:rPr>
-              <w:t>603.43 - 618.00 cents</w:t>
+              <w:t>604.17 - 618.00 cents</w:t>
             </w:r>
           </w:p>
         </w:tc>
@@ -11609,7 +11609,7 @@
         <w:t>Giá Chốt Phiên (Close):</w:t>
       </w:r>
       <w:r>
-        <w:t xml:space="preserve"> 437.25 cents | </w:t>
+        <w:t xml:space="preserve"> 438.25 cents | </w:t>
       </w:r>
       <w:r>
         <w:rPr>
@@ -11624,10 +11624,10 @@
         <w:rPr>
           <w:b/>
         </w:rPr>
-        <w:t>`438.07 cents`</w:t>
+        <w:t>`439.04 cents`</w:t>
       </w:r>
       <w:r>
-        <w:t xml:space="preserve"> (+0.82).</w:t>
+        <w:t xml:space="preserve"> (+0.79).</w:t>
       </w:r>
     </w:p>
     <w:p>
@@ -11648,7 +11648,7 @@
         <w:rPr>
           <w:b/>
         </w:rPr>
-        <w:t>`1,798`</w:t>
+        <w:t>`1,923`</w:t>
       </w:r>
       <w:r>
         <w:t xml:space="preserve"> (Chênh lệch: </w:t>
@@ -11657,7 +11657,7 @@
         <w:rPr>
           <w:b/>
         </w:rPr>
-        <w:t>`-150,947`</w:t>
+        <w:t>`-175,171`</w:t>
       </w:r>
       <w:r>
         <w:t xml:space="preserve">) | OI: </w:t>
@@ -11699,7 +11699,7 @@
         <w:rPr>
           <w:b/>
         </w:rPr>
-        <w:t>`Không phát hiện mô hình nến đặc biệt`</w:t>
+        <w:t>`Bullish Marubozu (Lực mua áp đảo tuyệt đối)`</w:t>
       </w:r>
     </w:p>
     <w:p>
@@ -11736,16 +11736,16 @@
         <w:t>Đánh giá xu hướng kết hợp:</w:t>
       </w:r>
       <w:r>
-        <w:t xml:space="preserve"> </w:t>
+        <w:t xml:space="preserve"> ️ </w:t>
       </w:r>
       <w:r>
         <w:rPr>
           <w:b/>
         </w:rPr>
-        <w:t>TÍCH LŨY TIÊU CỰC (Distribution):</w:t>
+        <w:t>HỒI KỸ THUẬT YẾU (Weak Bullish Retest):</w:t>
       </w:r>
       <w:r>
-        <w:t xml:space="preserve"> Nến đi ngang nhưng dòng tiền rút dần (OI giảm), cảnh báo rủi ro suy sụt sắp tới.</w:t>
+        <w:t xml:space="preserve"> Xuất hiện nến tăng nhưng dòng tiền/thanh khoản yếu. Cần quan sát thêm lực cầu.</w:t>
       </w:r>
     </w:p>
     <w:p>
@@ -11991,7 +11991,7 @@
               <w:rPr>
                 <w:b/>
               </w:rPr>
-              <w:t>89.38</w:t>
+              <w:t>89.61</w:t>
             </w:r>
           </w:p>
         </w:tc>
@@ -12022,7 +12022,7 @@
               <w:rPr>
                 <w:b/>
               </w:rPr>
-              <w:t>+1.89%</w:t>
+              <w:t>+2.15%</w:t>
             </w:r>
           </w:p>
         </w:tc>
@@ -12114,7 +12114,7 @@
               <w:rPr>
                 <w:b/>
               </w:rPr>
-              <w:t>99.83</w:t>
+              <w:t>99.85</w:t>
             </w:r>
           </w:p>
         </w:tc>
@@ -12145,7 +12145,7 @@
               <w:rPr>
                 <w:b/>
               </w:rPr>
-              <w:t>+0.02%</w:t>
+              <w:t>+0.04%</w:t>
             </w:r>
           </w:p>
         </w:tc>
@@ -12749,7 +12749,7 @@
         <w:t xml:space="preserve"> EMA_21 </w:t>
       </w:r>
       <w:r>
-        <w:t xml:space="preserve"> (437.69) &lt; </w:t>
+        <w:t xml:space="preserve"> (437.74) &lt; </w:t>
       </w:r>
       <w:r>
         <w:rPr>
@@ -12760,7 +12760,7 @@
         <w:t xml:space="preserve"> EMA_50 </w:t>
       </w:r>
       <w:r>
-        <w:t xml:space="preserve"> (438.79).</w:t>
+        <w:t xml:space="preserve"> (438.77).</w:t>
       </w:r>
     </w:p>
     <w:p>
@@ -12781,7 +12781,7 @@
         <w:rPr>
           <w:b/>
         </w:rPr>
-        <w:t>`46.19`</w:t>
+        <w:t>`51.19`</w:t>
       </w:r>
       <w:r>
         <w:t xml:space="preserve"> | ATR (14) = </w:t>
@@ -12790,7 +12790,7 @@
         <w:rPr>
           <w:b/>
         </w:rPr>
-        <w:t>`1.82`</w:t>
+        <w:t>`1.71`</w:t>
       </w:r>
       <w:r>
         <w:t xml:space="preserve"> cents | Volatility = </w:t>
@@ -12823,7 +12823,7 @@
         <w:rPr>
           <w:b/>
         </w:rPr>
-        <w:t>`436.00`</w:t>
+        <w:t>`437.00`</w:t>
       </w:r>
       <w:r>
         <w:t xml:space="preserve"> | S2: </w:t>
@@ -12841,7 +12841,7 @@
         <w:rPr>
           <w:b/>
         </w:rPr>
-        <w:t>`438.25`</w:t>
+        <w:t>`439.25`</w:t>
       </w:r>
       <w:r>
         <w:t xml:space="preserve"> | R2: </w:t>
@@ -13584,7 +13584,7 @@
           <w:b/>
           <w:color w:val="15803D"/>
         </w:rPr>
-        <w:t>`436.00 - 437.69 cents (Canh mua vùng hỗ trợ)`</w:t>
+        <w:t>`437.00 - 437.74 cents (Canh mua vùng hỗ trợ)`</w:t>
       </w:r>
       <w:r>
         <w:t xml:space="preserve"> | SL: </w:t>
@@ -13593,7 +13593,7 @@
         <w:rPr>
           <w:b/>
         </w:rPr>
-        <w:t>`424.02 cents (Dưới cản S2 + 1.5x ATR)`</w:t>
+        <w:t>`424.19 cents (Dưới cản S2 + 1.5x ATR)`</w:t>
       </w:r>
       <w:r>
         <w:t xml:space="preserve"> | TP: </w:t>
@@ -13604,7 +13604,7 @@
           <w:color w:val="D97706"/>
           <w:sz w:val="19"/>
         </w:rPr>
-        <w:t xml:space="preserve"> 438.25 cents </w:t>
+        <w:t xml:space="preserve"> 439.25 cents </w:t>
       </w:r>
       <w:r>
         <w:t xml:space="preserve"> / </w:t>
@@ -13655,7 +13655,7 @@
         <w:rPr>
           <w:b/>
         </w:rPr>
-        <w:t>`434.50 - 436.00 cents`</w:t>
+        <w:t>`435.50 - 437.00 cents`</w:t>
       </w:r>
       <w:r>
         <w:t xml:space="preserve"> | SL: </w:t>
@@ -13664,7 +13664,7 @@
         <w:rPr>
           <w:b/>
         </w:rPr>
-        <w:t>`424.93 cents (Chống quét SL tuyệt đối)`</w:t>
+        <w:t>`425.04 cents (Chống quét SL tuyệt đối)`</w:t>
       </w:r>
       <w:r>
         <w:t xml:space="preserve"> | TP: </w:t>
@@ -13701,7 +13701,7 @@
         <w:rPr>
           <w:b/>
         </w:rPr>
-        <w:t>`438.25 - 439.75 cents`</w:t>
+        <w:t>`439.25 - 440.75 cents`</w:t>
       </w:r>
       <w:r>
         <w:t xml:space="preserve"> | SL: </w:t>
@@ -13710,7 +13710,7 @@
         <w:rPr>
           <w:b/>
         </w:rPr>
-        <w:t>`440.07 cents`</w:t>
+        <w:t>`440.96 cents`</w:t>
       </w:r>
       <w:r>
         <w:t xml:space="preserve"> | TP: </w:t>
@@ -13759,7 +13759,7 @@
         <w:rPr>
           <w:b/>
         </w:rPr>
-        <w:t>`439.89 - 447.50 cents`</w:t>
+        <w:t>`440.37 - 447.50 cents`</w:t>
       </w:r>
     </w:p>
     <w:p>
@@ -14166,7 +14166,7 @@
             </w:pPr>
             <w:r/>
             <w:r>
-              <w:t>437.25</w:t>
+              <w:t>438.25</w:t>
             </w:r>
           </w:p>
         </w:tc>
@@ -14194,7 +14194,7 @@
             </w:pPr>
             <w:r/>
             <w:r>
-              <w:t>441.00</w:t>
+              <w:t>442.00</w:t>
             </w:r>
           </w:p>
         </w:tc>
@@ -14222,7 +14222,7 @@
             </w:pPr>
             <w:r/>
             <w:r>
-              <w:t>434.00</w:t>
+              <w:t>435.00</w:t>
             </w:r>
           </w:p>
         </w:tc>
@@ -14253,7 +14253,7 @@
               <w:rPr>
                 <w:b/>
               </w:rPr>
-              <w:t>437.50</w:t>
+              <w:t>438.50</w:t>
             </w:r>
           </w:p>
         </w:tc>
@@ -14401,7 +14401,7 @@
             </w:pPr>
             <w:r/>
             <w:r>
-              <w:t>437.50</w:t>
+              <w:t>438.50</w:t>
             </w:r>
           </w:p>
         </w:tc>
@@ -14429,7 +14429,7 @@
             </w:pPr>
             <w:r/>
             <w:r>
-              <w:t>440.25</w:t>
+              <w:t>441.25</w:t>
             </w:r>
           </w:p>
         </w:tc>
@@ -14457,7 +14457,7 @@
             </w:pPr>
             <w:r/>
             <w:r>
-              <w:t>433.75</w:t>
+              <w:t>434.75</w:t>
             </w:r>
           </w:p>
         </w:tc>
@@ -14488,7 +14488,7 @@
               <w:rPr>
                 <w:b/>
               </w:rPr>
-              <w:t>437.00</w:t>
+              <w:t>438.00</w:t>
             </w:r>
           </w:p>
         </w:tc>
@@ -14636,7 +14636,7 @@
             </w:pPr>
             <w:r/>
             <w:r>
-              <w:t>437.00</w:t>
+              <w:t>438.00</w:t>
             </w:r>
           </w:p>
         </w:tc>
@@ -14664,7 +14664,7 @@
             </w:pPr>
             <w:r/>
             <w:r>
-              <w:t>440.00</w:t>
+              <w:t>441.00</w:t>
             </w:r>
           </w:p>
         </w:tc>
@@ -14692,7 +14692,7 @@
             </w:pPr>
             <w:r/>
             <w:r>
-              <w:t>433.00</w:t>
+              <w:t>434.00</w:t>
             </w:r>
           </w:p>
         </w:tc>
@@ -14723,7 +14723,7 @@
               <w:rPr>
                 <w:b/>
               </w:rPr>
-              <w:t>437.75</w:t>
+              <w:t>438.75</w:t>
             </w:r>
           </w:p>
         </w:tc>
@@ -14871,7 +14871,7 @@
             </w:pPr>
             <w:r/>
             <w:r>
-              <w:t>437.75</w:t>
+              <w:t>438.75</w:t>
             </w:r>
           </w:p>
         </w:tc>
@@ -14899,7 +14899,7 @@
             </w:pPr>
             <w:r/>
             <w:r>
-              <w:t>442.25</w:t>
+              <w:t>443.25</w:t>
             </w:r>
           </w:p>
         </w:tc>
@@ -14927,7 +14927,7 @@
             </w:pPr>
             <w:r/>
             <w:r>
-              <w:t>432.75</w:t>
+              <w:t>433.75</w:t>
             </w:r>
           </w:p>
         </w:tc>
@@ -14958,7 +14958,7 @@
               <w:rPr>
                 <w:b/>
               </w:rPr>
-              <w:t>438.50</w:t>
+              <w:t>439.50</w:t>
             </w:r>
           </w:p>
         </w:tc>
@@ -15106,7 +15106,7 @@
             </w:pPr>
             <w:r/>
             <w:r>
-              <w:t>438.50</w:t>
+              <w:t>439.50</w:t>
             </w:r>
           </w:p>
         </w:tc>
@@ -15134,7 +15134,7 @@
             </w:pPr>
             <w:r/>
             <w:r>
-              <w:t>444.00</w:t>
+              <w:t>445.00</w:t>
             </w:r>
           </w:p>
         </w:tc>
@@ -15162,7 +15162,7 @@
             </w:pPr>
             <w:r/>
             <w:r>
-              <w:t>432.25</w:t>
+              <w:t>433.25</w:t>
             </w:r>
           </w:p>
         </w:tc>
@@ -15193,7 +15193,7 @@
               <w:rPr>
                 <w:b/>
               </w:rPr>
-              <w:t>440.75</w:t>
+              <w:t>441.75</w:t>
             </w:r>
           </w:p>
         </w:tc>
@@ -15341,7 +15341,7 @@
             </w:pPr>
             <w:r/>
             <w:r>
-              <w:t>440.75</w:t>
+              <w:t>441.75</w:t>
             </w:r>
           </w:p>
         </w:tc>
@@ -15369,7 +15369,7 @@
             </w:pPr>
             <w:r/>
             <w:r>
-              <w:t>443.75</w:t>
+              <w:t>444.75</w:t>
             </w:r>
           </w:p>
         </w:tc>
@@ -15397,7 +15397,7 @@
             </w:pPr>
             <w:r/>
             <w:r>
-              <w:t>436.50</w:t>
+              <w:t>437.50</w:t>
             </w:r>
           </w:p>
         </w:tc>
@@ -15428,7 +15428,7 @@
               <w:rPr>
                 <w:b/>
               </w:rPr>
-              <w:t>441.00</w:t>
+              <w:t>442.00</w:t>
             </w:r>
           </w:p>
         </w:tc>
@@ -15576,7 +15576,7 @@
             </w:pPr>
             <w:r/>
             <w:r>
-              <w:t>441.00</w:t>
+              <w:t>442.00</w:t>
             </w:r>
           </w:p>
         </w:tc>
@@ -15604,7 +15604,7 @@
             </w:pPr>
             <w:r/>
             <w:r>
-              <w:t>444.25</w:t>
+              <w:t>445.25</w:t>
             </w:r>
           </w:p>
         </w:tc>
@@ -15632,7 +15632,7 @@
             </w:pPr>
             <w:r/>
             <w:r>
-              <w:t>434.50</w:t>
+              <w:t>435.50</w:t>
             </w:r>
           </w:p>
         </w:tc>
@@ -15663,7 +15663,7 @@
               <w:rPr>
                 <w:b/>
               </w:rPr>
-              <w:t>441.75</w:t>
+              <w:t>442.75</w:t>
             </w:r>
           </w:p>
         </w:tc>
@@ -15811,7 +15811,7 @@
             </w:pPr>
             <w:r/>
             <w:r>
-              <w:t>441.75</w:t>
+              <w:t>442.75</w:t>
             </w:r>
           </w:p>
         </w:tc>
@@ -15839,7 +15839,7 @@
             </w:pPr>
             <w:r/>
             <w:r>
-              <w:t>444.75</w:t>
+              <w:t>445.75</w:t>
             </w:r>
           </w:p>
         </w:tc>
@@ -15867,7 +15867,7 @@
             </w:pPr>
             <w:r/>
             <w:r>
-              <w:t>437.25</w:t>
+              <w:t>438.25</w:t>
             </w:r>
           </w:p>
         </w:tc>
@@ -15898,7 +15898,7 @@
               <w:rPr>
                 <w:b/>
               </w:rPr>
-              <w:t>441.25</w:t>
+              <w:t>442.25</w:t>
             </w:r>
           </w:p>
         </w:tc>
@@ -16046,7 +16046,7 @@
             </w:pPr>
             <w:r/>
             <w:r>
-              <w:t>441.25</w:t>
+              <w:t>442.25</w:t>
             </w:r>
           </w:p>
         </w:tc>
@@ -16074,7 +16074,7 @@
             </w:pPr>
             <w:r/>
             <w:r>
-              <w:t>445.25</w:t>
+              <w:t>446.25</w:t>
             </w:r>
           </w:p>
         </w:tc>
@@ -16102,7 +16102,7 @@
             </w:pPr>
             <w:r/>
             <w:r>
-              <w:t>435.50</w:t>
+              <w:t>436.50</w:t>
             </w:r>
           </w:p>
         </w:tc>
@@ -16133,7 +16133,7 @@
               <w:rPr>
                 <w:b/>
               </w:rPr>
-              <w:t>441.75</w:t>
+              <w:t>442.75</w:t>
             </w:r>
           </w:p>
         </w:tc>
@@ -16281,7 +16281,7 @@
             </w:pPr>
             <w:r/>
             <w:r>
-              <w:t>441.75</w:t>
+              <w:t>442.75</w:t>
             </w:r>
           </w:p>
         </w:tc>
@@ -16309,7 +16309,7 @@
             </w:pPr>
             <w:r/>
             <w:r>
-              <w:t>444.25</w:t>
+              <w:t>445.25</w:t>
             </w:r>
           </w:p>
         </w:tc>
@@ -16337,7 +16337,7 @@
             </w:pPr>
             <w:r/>
             <w:r>
-              <w:t>438.50</w:t>
+              <w:t>439.50</w:t>
             </w:r>
           </w:p>
         </w:tc>
@@ -16368,7 +16368,7 @@
               <w:rPr>
                 <w:b/>
               </w:rPr>
-              <w:t>442.25</w:t>
+              <w:t>443.25</w:t>
             </w:r>
           </w:p>
         </w:tc>
@@ -16516,7 +16516,7 @@
             </w:pPr>
             <w:r/>
             <w:r>
-              <w:t>442.25</w:t>
+              <w:t>443.25</w:t>
             </w:r>
           </w:p>
         </w:tc>
@@ -16544,7 +16544,7 @@
             </w:pPr>
             <w:r/>
             <w:r>
-              <w:t>445.75</w:t>
+              <w:t>446.75</w:t>
             </w:r>
           </w:p>
         </w:tc>
@@ -16572,7 +16572,7 @@
             </w:pPr>
             <w:r/>
             <w:r>
-              <w:t>436.25</w:t>
+              <w:t>437.25</w:t>
             </w:r>
           </w:p>
         </w:tc>
@@ -16603,7 +16603,7 @@
               <w:rPr>
                 <w:b/>
               </w:rPr>
-              <w:t>443.25</w:t>
+              <w:t>444.25</w:t>
             </w:r>
           </w:p>
         </w:tc>
@@ -16751,7 +16751,7 @@
             </w:pPr>
             <w:r/>
             <w:r>
-              <w:t>443.25</w:t>
+              <w:t>444.25</w:t>
             </w:r>
           </w:p>
         </w:tc>
@@ -16779,7 +16779,7 @@
             </w:pPr>
             <w:r/>
             <w:r>
-              <w:t>446.00</w:t>
+              <w:t>447.00</w:t>
             </w:r>
           </w:p>
         </w:tc>
@@ -16807,7 +16807,7 @@
             </w:pPr>
             <w:r/>
             <w:r>
-              <w:t>440.75</w:t>
+              <w:t>441.75</w:t>
             </w:r>
           </w:p>
         </w:tc>
@@ -16838,7 +16838,7 @@
               <w:rPr>
                 <w:b/>
               </w:rPr>
-              <w:t>443.25</w:t>
+              <w:t>444.25</w:t>
             </w:r>
           </w:p>
         </w:tc>
@@ -16986,7 +16986,7 @@
             </w:pPr>
             <w:r/>
             <w:r>
-              <w:t>443.25</w:t>
+              <w:t>444.25</w:t>
             </w:r>
           </w:p>
         </w:tc>
@@ -17014,7 +17014,7 @@
             </w:pPr>
             <w:r/>
             <w:r>
-              <w:t>446.00</w:t>
+              <w:t>447.00</w:t>
             </w:r>
           </w:p>
         </w:tc>
@@ -17042,7 +17042,7 @@
             </w:pPr>
             <w:r/>
             <w:r>
-              <w:t>440.75</w:t>
+              <w:t>441.75</w:t>
             </w:r>
           </w:p>
         </w:tc>
@@ -17073,7 +17073,7 @@
               <w:rPr>
                 <w:b/>
               </w:rPr>
-              <w:t>442.75</w:t>
+              <w:t>443.75</w:t>
             </w:r>
           </w:p>
         </w:tc>
@@ -17221,7 +17221,7 @@
             </w:pPr>
             <w:r/>
             <w:r>
-              <w:t>442.75</w:t>
+              <w:t>443.75</w:t>
             </w:r>
           </w:p>
         </w:tc>
@@ -17249,7 +17249,7 @@
             </w:pPr>
             <w:r/>
             <w:r>
-              <w:t>445.75</w:t>
+              <w:t>446.75</w:t>
             </w:r>
           </w:p>
         </w:tc>
@@ -17277,7 +17277,7 @@
             </w:pPr>
             <w:r/>
             <w:r>
-              <w:t>439.50</w:t>
+              <w:t>440.50</w:t>
             </w:r>
           </w:p>
         </w:tc>
@@ -17308,7 +17308,7 @@
               <w:rPr>
                 <w:b/>
               </w:rPr>
-              <w:t>442.50</w:t>
+              <w:t>443.50</w:t>
             </w:r>
           </w:p>
         </w:tc>
@@ -17456,7 +17456,7 @@
             </w:pPr>
             <w:r/>
             <w:r>
-              <w:t>442.50</w:t>
+              <w:t>443.50</w:t>
             </w:r>
           </w:p>
         </w:tc>
@@ -17484,7 +17484,7 @@
             </w:pPr>
             <w:r/>
             <w:r>
-              <w:t>446.50</w:t>
+              <w:t>447.50</w:t>
             </w:r>
           </w:p>
         </w:tc>
@@ -17512,7 +17512,7 @@
             </w:pPr>
             <w:r/>
             <w:r>
-              <w:t>437.25</w:t>
+              <w:t>438.25</w:t>
             </w:r>
           </w:p>
         </w:tc>
@@ -17543,7 +17543,7 @@
               <w:rPr>
                 <w:b/>
               </w:rPr>
-              <w:t>443.00</w:t>
+              <w:t>444.00</w:t>
             </w:r>
           </w:p>
         </w:tc>
@@ -17691,7 +17691,7 @@
             </w:pPr>
             <w:r/>
             <w:r>
-              <w:t>443.00</w:t>
+              <w:t>444.00</w:t>
             </w:r>
           </w:p>
         </w:tc>
@@ -17719,7 +17719,7 @@
             </w:pPr>
             <w:r/>
             <w:r>
-              <w:t>447.75</w:t>
+              <w:t>448.75</w:t>
             </w:r>
           </w:p>
         </w:tc>
@@ -17747,7 +17747,7 @@
             </w:pPr>
             <w:r/>
             <w:r>
-              <w:t>436.00</w:t>
+              <w:t>437.00</w:t>
             </w:r>
           </w:p>
         </w:tc>
@@ -17778,7 +17778,7 @@
               <w:rPr>
                 <w:b/>
               </w:rPr>
-              <w:t>445.00</w:t>
+              <w:t>446.00</w:t>
             </w:r>
           </w:p>
         </w:tc>
@@ -17926,7 +17926,7 @@
             </w:pPr>
             <w:r/>
             <w:r>
-              <w:t>445.00</w:t>
+              <w:t>446.00</w:t>
             </w:r>
           </w:p>
         </w:tc>
@@ -17954,7 +17954,7 @@
             </w:pPr>
             <w:r/>
             <w:r>
-              <w:t>453.00</w:t>
+              <w:t>454.00</w:t>
             </w:r>
           </w:p>
         </w:tc>
@@ -17982,7 +17982,7 @@
             </w:pPr>
             <w:r/>
             <w:r>
-              <w:t>438.00</w:t>
+              <w:t>439.00</w:t>
             </w:r>
           </w:p>
         </w:tc>
@@ -18013,7 +18013,7 @@
               <w:rPr>
                 <w:b/>
               </w:rPr>
-              <w:t>446.50</w:t>
+              <w:t>447.50</w:t>
             </w:r>
           </w:p>
         </w:tc>
@@ -18161,7 +18161,7 @@
             </w:pPr>
             <w:r/>
             <w:r>
-              <w:t>446.50</w:t>
+              <w:t>447.50</w:t>
             </w:r>
           </w:p>
         </w:tc>
@@ -18189,7 +18189,7 @@
             </w:pPr>
             <w:r/>
             <w:r>
-              <w:t>451.00</w:t>
+              <w:t>452.00</w:t>
             </w:r>
           </w:p>
         </w:tc>
@@ -18217,7 +18217,7 @@
             </w:pPr>
             <w:r/>
             <w:r>
-              <w:t>442.25</w:t>
+              <w:t>443.25</w:t>
             </w:r>
           </w:p>
         </w:tc>
@@ -18248,7 +18248,7 @@
               <w:rPr>
                 <w:b/>
               </w:rPr>
-              <w:t>446.00</w:t>
+              <w:t>447.00</w:t>
             </w:r>
           </w:p>
         </w:tc>
@@ -18396,7 +18396,7 @@
             </w:pPr>
             <w:r/>
             <w:r>
-              <w:t>446.00</w:t>
+              <w:t>447.00</w:t>
             </w:r>
           </w:p>
         </w:tc>
@@ -18424,7 +18424,7 @@
             </w:pPr>
             <w:r/>
             <w:r>
-              <w:t>448.25</w:t>
+              <w:t>449.25</w:t>
             </w:r>
           </w:p>
         </w:tc>
@@ -18452,7 +18452,7 @@
             </w:pPr>
             <w:r/>
             <w:r>
-              <w:t>443.25</w:t>
+              <w:t>444.25</w:t>
             </w:r>
           </w:p>
         </w:tc>
@@ -18483,7 +18483,7 @@
               <w:rPr>
                 <w:b/>
               </w:rPr>
-              <w:t>445.75</w:t>
+              <w:t>446.75</w:t>
             </w:r>
           </w:p>
         </w:tc>
@@ -18631,7 +18631,7 @@
             </w:pPr>
             <w:r/>
             <w:r>
-              <w:t>445.75</w:t>
+              <w:t>446.75</w:t>
             </w:r>
           </w:p>
         </w:tc>
@@ -18659,7 +18659,7 @@
             </w:pPr>
             <w:r/>
             <w:r>
-              <w:t>447.75</w:t>
+              <w:t>448.75</w:t>
             </w:r>
           </w:p>
         </w:tc>
@@ -18687,7 +18687,7 @@
             </w:pPr>
             <w:r/>
             <w:r>
-              <w:t>441.25</w:t>
+              <w:t>442.25</w:t>
             </w:r>
           </w:p>
         </w:tc>
@@ -18718,7 +18718,7 @@
               <w:rPr>
                 <w:b/>
               </w:rPr>
-              <w:t>446.00</w:t>
+              <w:t>447.00</w:t>
             </w:r>
           </w:p>
         </w:tc>
@@ -18866,7 +18866,7 @@
             </w:pPr>
             <w:r/>
             <w:r>
-              <w:t>446.00</w:t>
+              <w:t>447.00</w:t>
             </w:r>
           </w:p>
         </w:tc>
@@ -18894,7 +18894,7 @@
             </w:pPr>
             <w:r/>
             <w:r>
-              <w:t>449.75</w:t>
+              <w:t>450.75</w:t>
             </w:r>
           </w:p>
         </w:tc>
@@ -18922,7 +18922,7 @@
             </w:pPr>
             <w:r/>
             <w:r>
-              <w:t>443.25</w:t>
+              <w:t>444.25</w:t>
             </w:r>
           </w:p>
         </w:tc>
@@ -18953,7 +18953,7 @@
               <w:rPr>
                 <w:b/>
               </w:rPr>
-              <w:t>446.50</w:t>
+              <w:t>447.50</w:t>
             </w:r>
           </w:p>
         </w:tc>
@@ -19101,7 +19101,7 @@
             </w:pPr>
             <w:r/>
             <w:r>
-              <w:t>446.50</w:t>
+              <w:t>447.50</w:t>
             </w:r>
           </w:p>
         </w:tc>
@@ -19129,7 +19129,7 @@
             </w:pPr>
             <w:r/>
             <w:r>
-              <w:t>449.50</w:t>
+              <w:t>450.50</w:t>
             </w:r>
           </w:p>
         </w:tc>
@@ -19157,7 +19157,7 @@
             </w:pPr>
             <w:r/>
             <w:r>
-              <w:t>442.00</w:t>
+              <w:t>443.00</w:t>
             </w:r>
           </w:p>
         </w:tc>
@@ -19188,7 +19188,7 @@
               <w:rPr>
                 <w:b/>
               </w:rPr>
-              <w:t>446.75</w:t>
+              <w:t>447.75</w:t>
             </w:r>
           </w:p>
         </w:tc>
@@ -19336,7 +19336,7 @@
             </w:pPr>
             <w:r/>
             <w:r>
-              <w:t>446.75</w:t>
+              <w:t>447.75</w:t>
             </w:r>
           </w:p>
         </w:tc>
@@ -19364,7 +19364,7 @@
             </w:pPr>
             <w:r/>
             <w:r>
-              <w:t>451.00</w:t>
+              <w:t>452.00</w:t>
             </w:r>
           </w:p>
         </w:tc>
@@ -19392,7 +19392,7 @@
             </w:pPr>
             <w:r/>
             <w:r>
-              <w:t>443.50</w:t>
+              <w:t>444.50</w:t>
             </w:r>
           </w:p>
         </w:tc>
@@ -19423,7 +19423,7 @@
               <w:rPr>
                 <w:b/>
               </w:rPr>
-              <w:t>447.50</w:t>
+              <w:t>448.50</w:t>
             </w:r>
           </w:p>
         </w:tc>
@@ -19571,7 +19571,7 @@
             </w:pPr>
             <w:r/>
             <w:r>
-              <w:t>447.50</w:t>
+              <w:t>448.50</w:t>
             </w:r>
           </w:p>
         </w:tc>
@@ -19599,7 +19599,7 @@
             </w:pPr>
             <w:r/>
             <w:r>
-              <w:t>451.00</w:t>
+              <w:t>452.00</w:t>
             </w:r>
           </w:p>
         </w:tc>
@@ -19627,7 +19627,7 @@
             </w:pPr>
             <w:r/>
             <w:r>
-              <w:t>445.25</w:t>
+              <w:t>446.25</w:t>
             </w:r>
           </w:p>
         </w:tc>
@@ -19658,7 +19658,7 @@
               <w:rPr>
                 <w:b/>
               </w:rPr>
-              <w:t>447.50</w:t>
+              <w:t>448.50</w:t>
             </w:r>
           </w:p>
         </w:tc>
@@ -19806,7 +19806,7 @@
             </w:pPr>
             <w:r/>
             <w:r>
-              <w:t>447.50</w:t>
+              <w:t>448.50</w:t>
             </w:r>
           </w:p>
         </w:tc>
@@ -19834,7 +19834,7 @@
             </w:pPr>
             <w:r/>
             <w:r>
-              <w:t>451.25</w:t>
+              <w:t>452.25</w:t>
             </w:r>
           </w:p>
         </w:tc>
@@ -19862,7 +19862,7 @@
             </w:pPr>
             <w:r/>
             <w:r>
-              <w:t>444.00</w:t>
+              <w:t>445.00</w:t>
             </w:r>
           </w:p>
         </w:tc>
@@ -19893,7 +19893,7 @@
               <w:rPr>
                 <w:b/>
               </w:rPr>
-              <w:t>447.25</w:t>
+              <w:t>448.25</w:t>
             </w:r>
           </w:p>
         </w:tc>
@@ -20041,7 +20041,7 @@
             </w:pPr>
             <w:r/>
             <w:r>
-              <w:t>447.25</w:t>
+              <w:t>448.25</w:t>
             </w:r>
           </w:p>
         </w:tc>
@@ -20069,7 +20069,7 @@
             </w:pPr>
             <w:r/>
             <w:r>
-              <w:t>450.75</w:t>
+              <w:t>451.75</w:t>
             </w:r>
           </w:p>
         </w:tc>
@@ -20097,7 +20097,7 @@
             </w:pPr>
             <w:r/>
             <w:r>
-              <w:t>444.00</w:t>
+              <w:t>445.00</w:t>
             </w:r>
           </w:p>
         </w:tc>
@@ -20128,7 +20128,7 @@
               <w:rPr>
                 <w:b/>
               </w:rPr>
-              <w:t>447.00</w:t>
+              <w:t>448.00</w:t>
             </w:r>
           </w:p>
         </w:tc>
@@ -20276,7 +20276,7 @@
             </w:pPr>
             <w:r/>
             <w:r>
-              <w:t>447.00</w:t>
+              <w:t>448.00</w:t>
             </w:r>
           </w:p>
         </w:tc>
@@ -20304,7 +20304,7 @@
             </w:pPr>
             <w:r/>
             <w:r>
-              <w:t>450.00</w:t>
+              <w:t>451.00</w:t>
             </w:r>
           </w:p>
         </w:tc>
@@ -20332,7 +20332,7 @@
             </w:pPr>
             <w:r/>
             <w:r>
-              <w:t>444.25</w:t>
+              <w:t>445.25</w:t>
             </w:r>
           </w:p>
         </w:tc>
@@ -20363,7 +20363,7 @@
               <w:rPr>
                 <w:b/>
               </w:rPr>
-              <w:t>447.25</w:t>
+              <w:t>448.25</w:t>
             </w:r>
           </w:p>
         </w:tc>
@@ -20511,7 +20511,7 @@
             </w:pPr>
             <w:r/>
             <w:r>
-              <w:t>447.25</w:t>
+              <w:t>448.25</w:t>
             </w:r>
           </w:p>
         </w:tc>
@@ -20539,7 +20539,7 @@
             </w:pPr>
             <w:r/>
             <w:r>
-              <w:t>450.25</w:t>
+              <w:t>451.25</w:t>
             </w:r>
           </w:p>
         </w:tc>
@@ -20567,7 +20567,7 @@
             </w:pPr>
             <w:r/>
             <w:r>
-              <w:t>444.50</w:t>
+              <w:t>445.50</w:t>
             </w:r>
           </w:p>
         </w:tc>
@@ -20598,7 +20598,7 @@
               <w:rPr>
                 <w:b/>
               </w:rPr>
-              <w:t>447.25</w:t>
+              <w:t>448.25</w:t>
             </w:r>
           </w:p>
         </w:tc>
@@ -20746,7 +20746,7 @@
             </w:pPr>
             <w:r/>
             <w:r>
-              <w:t>447.25</w:t>
+              <w:t>448.25</w:t>
             </w:r>
           </w:p>
         </w:tc>
@@ -20774,7 +20774,7 @@
             </w:pPr>
             <w:r/>
             <w:r>
-              <w:t>451.25</w:t>
+              <w:t>452.25</w:t>
             </w:r>
           </w:p>
         </w:tc>
@@ -20802,7 +20802,7 @@
             </w:pPr>
             <w:r/>
             <w:r>
-              <w:t>443.75</w:t>
+              <w:t>444.75</w:t>
             </w:r>
           </w:p>
         </w:tc>
@@ -20833,7 +20833,7 @@
               <w:rPr>
                 <w:b/>
               </w:rPr>
-              <w:t>447.75</w:t>
+              <w:t>448.75</w:t>
             </w:r>
           </w:p>
         </w:tc>
@@ -20981,7 +20981,7 @@
             </w:pPr>
             <w:r/>
             <w:r>
-              <w:t>447.75</w:t>
+              <w:t>448.75</w:t>
             </w:r>
           </w:p>
         </w:tc>
@@ -21009,7 +21009,7 @@
             </w:pPr>
             <w:r/>
             <w:r>
-              <w:t>451.75</w:t>
+              <w:t>452.75</w:t>
             </w:r>
           </w:p>
         </w:tc>
@@ -21037,7 +21037,7 @@
             </w:pPr>
             <w:r/>
             <w:r>
-              <w:t>446.00</w:t>
+              <w:t>447.00</w:t>
             </w:r>
           </w:p>
         </w:tc>
@@ -21068,7 +21068,7 @@
               <w:rPr>
                 <w:b/>
               </w:rPr>
-              <w:t>447.50</w:t>
+              <w:t>448.50</w:t>
             </w:r>
           </w:p>
         </w:tc>
@@ -21791,7 +21791,7 @@
         <w:t>Giá Chốt Phiên (Close):</w:t>
       </w:r>
       <w:r>
-        <w:t xml:space="preserve"> 632.75 cents | </w:t>
+        <w:t xml:space="preserve"> 634.75 cents | </w:t>
       </w:r>
       <w:r>
         <w:rPr>
@@ -21806,10 +21806,10 @@
         <w:rPr>
           <w:b/>
         </w:rPr>
-        <w:t>`633.64 cents`</w:t>
+        <w:t>`635.57 cents`</w:t>
       </w:r>
       <w:r>
-        <w:t xml:space="preserve"> (+0.89).</w:t>
+        <w:t xml:space="preserve"> (+0.82).</w:t>
       </w:r>
     </w:p>
     <w:p>
@@ -21830,7 +21830,7 @@
         <w:rPr>
           <w:b/>
         </w:rPr>
-        <w:t>`3,084`</w:t>
+        <w:t>`3,707`</w:t>
       </w:r>
       <w:r>
         <w:t xml:space="preserve"> (Chênh lệch: </w:t>
@@ -21839,7 +21839,7 @@
         <w:rPr>
           <w:b/>
         </w:rPr>
-        <w:t>`-83,633`</w:t>
+        <w:t>`-95,712`</w:t>
       </w:r>
       <w:r>
         <w:t xml:space="preserve">) | OI: </w:t>
@@ -22173,7 +22173,7 @@
               <w:rPr>
                 <w:b/>
               </w:rPr>
-              <w:t>89.38</w:t>
+              <w:t>89.61</w:t>
             </w:r>
           </w:p>
         </w:tc>
@@ -22204,7 +22204,7 @@
               <w:rPr>
                 <w:b/>
               </w:rPr>
-              <w:t>+1.89%</w:t>
+              <w:t>+2.15%</w:t>
             </w:r>
           </w:p>
         </w:tc>
@@ -22296,7 +22296,7 @@
               <w:rPr>
                 <w:b/>
               </w:rPr>
-              <w:t>99.83</w:t>
+              <w:t>99.85</w:t>
             </w:r>
           </w:p>
         </w:tc>
@@ -22327,7 +22327,7 @@
               <w:rPr>
                 <w:b/>
               </w:rPr>
-              <w:t>+0.02%</w:t>
+              <w:t>+0.04%</w:t>
             </w:r>
           </w:p>
         </w:tc>
@@ -22931,7 +22931,7 @@
         <w:t xml:space="preserve"> EMA_21 </w:t>
       </w:r>
       <w:r>
-        <w:t xml:space="preserve"> (636.21) &lt; </w:t>
+        <w:t xml:space="preserve"> (636.14) &lt; </w:t>
       </w:r>
       <w:r>
         <w:rPr>
@@ -22942,7 +22942,7 @@
         <w:t xml:space="preserve"> EMA_50 </w:t>
       </w:r>
       <w:r>
-        <w:t xml:space="preserve"> (639.47).</w:t>
+        <w:t xml:space="preserve"> (639.32).</w:t>
       </w:r>
     </w:p>
     <w:p>
@@ -22963,7 +22963,7 @@
         <w:rPr>
           <w:b/>
         </w:rPr>
-        <w:t>`40.43`</w:t>
+        <w:t>`44.79`</w:t>
       </w:r>
       <w:r>
         <w:t xml:space="preserve"> | ATR (14) = </w:t>
@@ -22972,7 +22972,7 @@
         <w:rPr>
           <w:b/>
         </w:rPr>
-        <w:t>`3.89`</w:t>
+        <w:t>`3.70`</w:t>
       </w:r>
       <w:r>
         <w:t xml:space="preserve"> cents | Volatility = </w:t>
@@ -22981,7 +22981,7 @@
         <w:rPr>
           <w:b/>
         </w:rPr>
-        <w:t>`2.25 cents`</w:t>
+        <w:t>`2.50 cents`</w:t>
       </w:r>
       <w:r>
         <w:t>.</w:t>
@@ -23005,7 +23005,7 @@
         <w:rPr>
           <w:b/>
         </w:rPr>
-        <w:t>`629.25`</w:t>
+        <w:t>`632.00`</w:t>
       </w:r>
       <w:r>
         <w:t xml:space="preserve"> | S2: </w:t>
@@ -23756,7 +23756,7 @@
           <w:b/>
           <w:color w:val="B91C1C"/>
         </w:rPr>
-        <w:t>`636.21 - 639.47 cents (Canh bán hồi kỹ thuật H1)`</w:t>
+        <w:t>`636.14 - 639.32 cents (Canh bán hồi kỹ thuật H1)`</w:t>
       </w:r>
       <w:r>
         <w:t xml:space="preserve"> | SL: </w:t>
@@ -23765,7 +23765,7 @@
         <w:rPr>
           <w:b/>
         </w:rPr>
-        <w:t>`717.08 cents (Trên kháng cự R2 + 1.5x ATR)`</w:t>
+        <w:t>`716.80 cents (Trên kháng cự R2 + 1.5x ATR)`</w:t>
       </w:r>
       <w:r>
         <w:t xml:space="preserve"> | TP: </w:t>
@@ -23776,7 +23776,7 @@
           <w:color w:val="D97706"/>
           <w:sz w:val="19"/>
         </w:rPr>
-        <w:t xml:space="preserve"> 629.25 cents </w:t>
+        <w:t xml:space="preserve"> 632.00 cents </w:t>
       </w:r>
       <w:r>
         <w:t xml:space="preserve"> / </w:t>
@@ -23802,7 +23802,7 @@
         <w:rPr>
           <w:b/>
         </w:rPr>
-        <w:t>Trung hạn (Swing Trades - HĐ ZWZ26):</w:t>
+        <w:t>Trung hạn (Swing Trades - HĐ ZWU26):</w:t>
       </w:r>
     </w:p>
     <w:p>
@@ -23827,7 +23827,7 @@
         <w:rPr>
           <w:b/>
         </w:rPr>
-        <w:t>`644.75 - 646.75 cents`</w:t>
+        <w:t>`630.00 - 632.00 cents`</w:t>
       </w:r>
       <w:r>
         <w:t xml:space="preserve"> | SL: </w:t>
@@ -23836,7 +23836,7 @@
         <w:rPr>
           <w:b/>
         </w:rPr>
-        <w:t>`614.36 cents`</w:t>
+        <w:t>`598.55 cents`</w:t>
       </w:r>
       <w:r>
         <w:t xml:space="preserve"> | TP: </w:t>
@@ -23845,7 +23845,7 @@
         <w:rPr>
           <w:b/>
         </w:rPr>
-        <w:t>`653.50 cents (Đón sóng hồi trung hạn ~14.5 giá)`</w:t>
+        <w:t>`638.75 cents (Đón sóng hồi trung hạn ~14.5 giá)`</w:t>
       </w:r>
       <w:r>
         <w:t>.</w:t>
@@ -23873,7 +23873,7 @@
         <w:rPr>
           <w:b/>
         </w:rPr>
-        <w:t>`653.50 - 655.50 cents`</w:t>
+        <w:t>`638.75 - 640.75 cents`</w:t>
       </w:r>
       <w:r>
         <w:t xml:space="preserve"> | SL: </w:t>
@@ -23882,7 +23882,7 @@
         <w:rPr>
           <w:b/>
         </w:rPr>
-        <w:t>`657.14 cents`</w:t>
+        <w:t>`642.45 cents`</w:t>
       </w:r>
       <w:r>
         <w:t xml:space="preserve"> | TP: </w:t>
@@ -23891,7 +23891,7 @@
         <w:rPr>
           <w:b/>
         </w:rPr>
-        <w:t>`618.00 cents (Thuận xu hướng giảm ngắn hạn)`</w:t>
+        <w:t>`602.25 cents (Thuận xu hướng giảm ngắn hạn)`</w:t>
       </w:r>
       <w:r>
         <w:t>.</w:t>
@@ -23931,7 +23931,7 @@
         <w:rPr>
           <w:b/>
         </w:rPr>
-        <w:t>`603.43 - 618.00 cents`</w:t>
+        <w:t>`604.17 - 618.00 cents`</w:t>
       </w:r>
     </w:p>
     <w:p>
@@ -24338,7 +24338,7 @@
             </w:pPr>
             <w:r/>
             <w:r>
-              <w:t>632.75</w:t>
+              <w:t>634.75</w:t>
             </w:r>
           </w:p>
         </w:tc>
@@ -24366,7 +24366,7 @@
             </w:pPr>
             <w:r/>
             <w:r>
-              <w:t>644.00</w:t>
+              <w:t>646.00</w:t>
             </w:r>
           </w:p>
         </w:tc>
@@ -24394,7 +24394,7 @@
             </w:pPr>
             <w:r/>
             <w:r>
-              <w:t>627.25</w:t>
+              <w:t>629.25</w:t>
             </w:r>
           </w:p>
         </w:tc>
@@ -24425,7 +24425,7 @@
               <w:rPr>
                 <w:b/>
               </w:rPr>
-              <w:t>632.00</w:t>
+              <w:t>634.00</w:t>
             </w:r>
           </w:p>
         </w:tc>
@@ -24573,7 +24573,7 @@
             </w:pPr>
             <w:r/>
             <w:r>
-              <w:t>632.00</w:t>
+              <w:t>634.00</w:t>
             </w:r>
           </w:p>
         </w:tc>
@@ -24601,7 +24601,7 @@
             </w:pPr>
             <w:r/>
             <w:r>
-              <w:t>639.50</w:t>
+              <w:t>641.50</w:t>
             </w:r>
           </w:p>
         </w:tc>
@@ -24629,7 +24629,7 @@
             </w:pPr>
             <w:r/>
             <w:r>
-              <w:t>626.00</w:t>
+              <w:t>628.00</w:t>
             </w:r>
           </w:p>
         </w:tc>
@@ -24660,7 +24660,7 @@
               <w:rPr>
                 <w:b/>
               </w:rPr>
-              <w:t>631.50</w:t>
+              <w:t>633.50</w:t>
             </w:r>
           </w:p>
         </w:tc>
@@ -24808,7 +24808,7 @@
             </w:pPr>
             <w:r/>
             <w:r>
-              <w:t>631.50</w:t>
+              <w:t>633.50</w:t>
             </w:r>
           </w:p>
         </w:tc>
@@ -24836,7 +24836,7 @@
             </w:pPr>
             <w:r/>
             <w:r>
-              <w:t>645.25</w:t>
+              <w:t>647.25</w:t>
             </w:r>
           </w:p>
         </w:tc>
@@ -24864,7 +24864,7 @@
             </w:pPr>
             <w:r/>
             <w:r>
-              <w:t>616.75</w:t>
+              <w:t>618.75</w:t>
             </w:r>
           </w:p>
         </w:tc>
@@ -24895,7 +24895,7 @@
               <w:rPr>
                 <w:b/>
               </w:rPr>
-              <w:t>633.50</w:t>
+              <w:t>635.50</w:t>
             </w:r>
           </w:p>
         </w:tc>
@@ -25043,7 +25043,7 @@
             </w:pPr>
             <w:r/>
             <w:r>
-              <w:t>633.50</w:t>
+              <w:t>635.50</w:t>
             </w:r>
           </w:p>
         </w:tc>
@@ -25071,7 +25071,7 @@
             </w:pPr>
             <w:r/>
             <w:r>
-              <w:t>646.75</w:t>
+              <w:t>648.75</w:t>
             </w:r>
           </w:p>
         </w:tc>
@@ -25099,7 +25099,7 @@
             </w:pPr>
             <w:r/>
             <w:r>
-              <w:t>625.25</w:t>
+              <w:t>627.25</w:t>
             </w:r>
           </w:p>
         </w:tc>
@@ -25130,7 +25130,7 @@
               <w:rPr>
                 <w:b/>
               </w:rPr>
-              <w:t>634.75</w:t>
+              <w:t>636.75</w:t>
             </w:r>
           </w:p>
         </w:tc>
@@ -25278,7 +25278,7 @@
             </w:pPr>
             <w:r/>
             <w:r>
-              <w:t>634.75</w:t>
+              <w:t>636.75</w:t>
             </w:r>
           </w:p>
         </w:tc>
@@ -25306,7 +25306,7 @@
             </w:pPr>
             <w:r/>
             <w:r>
-              <w:t>651.25</w:t>
+              <w:t>653.25</w:t>
             </w:r>
           </w:p>
         </w:tc>
@@ -25334,7 +25334,7 @@
             </w:pPr>
             <w:r/>
             <w:r>
-              <w:t>624.25</w:t>
+              <w:t>626.25</w:t>
             </w:r>
           </w:p>
         </w:tc>
@@ -25365,7 +25365,7 @@
               <w:rPr>
                 <w:b/>
               </w:rPr>
-              <w:t>639.25</w:t>
+              <w:t>641.25</w:t>
             </w:r>
           </w:p>
         </w:tc>
@@ -25513,7 +25513,7 @@
             </w:pPr>
             <w:r/>
             <w:r>
-              <w:t>639.25</w:t>
+              <w:t>641.25</w:t>
             </w:r>
           </w:p>
         </w:tc>
@@ -25541,7 +25541,7 @@
             </w:pPr>
             <w:r/>
             <w:r>
-              <w:t>647.00</w:t>
+              <w:t>649.00</w:t>
             </w:r>
           </w:p>
         </w:tc>
@@ -25569,7 +25569,7 @@
             </w:pPr>
             <w:r/>
             <w:r>
-              <w:t>628.25</w:t>
+              <w:t>630.25</w:t>
             </w:r>
           </w:p>
         </w:tc>
@@ -25600,7 +25600,7 @@
               <w:rPr>
                 <w:b/>
               </w:rPr>
-              <w:t>640.50</w:t>
+              <w:t>642.50</w:t>
             </w:r>
           </w:p>
         </w:tc>
@@ -25748,7 +25748,7 @@
             </w:pPr>
             <w:r/>
             <w:r>
-              <w:t>640.50</w:t>
+              <w:t>642.50</w:t>
             </w:r>
           </w:p>
         </w:tc>
@@ -25776,7 +25776,7 @@
             </w:pPr>
             <w:r/>
             <w:r>
-              <w:t>648.75</w:t>
+              <w:t>650.75</w:t>
             </w:r>
           </w:p>
         </w:tc>
@@ -25804,7 +25804,7 @@
             </w:pPr>
             <w:r/>
             <w:r>
-              <w:t>630.00</w:t>
+              <w:t>632.00</w:t>
             </w:r>
           </w:p>
         </w:tc>
@@ -25835,7 +25835,7 @@
               <w:rPr>
                 <w:b/>
               </w:rPr>
-              <w:t>642.25</w:t>
+              <w:t>644.25</w:t>
             </w:r>
           </w:p>
         </w:tc>
@@ -25983,7 +25983,7 @@
             </w:pPr>
             <w:r/>
             <w:r>
-              <w:t>642.25</w:t>
+              <w:t>644.25</w:t>
             </w:r>
           </w:p>
         </w:tc>
@@ -26011,7 +26011,7 @@
             </w:pPr>
             <w:r/>
             <w:r>
-              <w:t>654.50</w:t>
+              <w:t>656.50</w:t>
             </w:r>
           </w:p>
         </w:tc>
@@ -26039,7 +26039,7 @@
             </w:pPr>
             <w:r/>
             <w:r>
-              <w:t>632.50</w:t>
+              <w:t>634.50</w:t>
             </w:r>
           </w:p>
         </w:tc>
@@ -26070,7 +26070,7 @@
               <w:rPr>
                 <w:b/>
               </w:rPr>
-              <w:t>641.25</w:t>
+              <w:t>643.25</w:t>
             </w:r>
           </w:p>
         </w:tc>
@@ -26218,7 +26218,7 @@
             </w:pPr>
             <w:r/>
             <w:r>
-              <w:t>641.25</w:t>
+              <w:t>643.25</w:t>
             </w:r>
           </w:p>
         </w:tc>
@@ -26246,7 +26246,7 @@
             </w:pPr>
             <w:r/>
             <w:r>
-              <w:t>651.75</w:t>
+              <w:t>653.75</w:t>
             </w:r>
           </w:p>
         </w:tc>
@@ -26274,7 +26274,7 @@
             </w:pPr>
             <w:r/>
             <w:r>
-              <w:t>626.50</w:t>
+              <w:t>628.50</w:t>
             </w:r>
           </w:p>
         </w:tc>
@@ -26305,7 +26305,7 @@
               <w:rPr>
                 <w:b/>
               </w:rPr>
-              <w:t>643.50</w:t>
+              <w:t>645.50</w:t>
             </w:r>
           </w:p>
         </w:tc>
@@ -26453,7 +26453,7 @@
             </w:pPr>
             <w:r/>
             <w:r>
-              <w:t>643.50</w:t>
+              <w:t>645.50</w:t>
             </w:r>
           </w:p>
         </w:tc>
@@ -26481,7 +26481,7 @@
             </w:pPr>
             <w:r/>
             <w:r>
-              <w:t>654.00</w:t>
+              <w:t>656.00</w:t>
             </w:r>
           </w:p>
         </w:tc>
@@ -26509,7 +26509,7 @@
             </w:pPr>
             <w:r/>
             <w:r>
-              <w:t>637.25</w:t>
+              <w:t>639.25</w:t>
             </w:r>
           </w:p>
         </w:tc>
@@ -26540,7 +26540,7 @@
               <w:rPr>
                 <w:b/>
               </w:rPr>
-              <w:t>644.25</w:t>
+              <w:t>646.25</w:t>
             </w:r>
           </w:p>
         </w:tc>
@@ -26688,7 +26688,7 @@
             </w:pPr>
             <w:r/>
             <w:r>
-              <w:t>644.25</w:t>
+              <w:t>646.25</w:t>
             </w:r>
           </w:p>
         </w:tc>
@@ -26716,7 +26716,7 @@
             </w:pPr>
             <w:r/>
             <w:r>
-              <w:t>658.50</w:t>
+              <w:t>660.50</w:t>
             </w:r>
           </w:p>
         </w:tc>
@@ -26744,7 +26744,7 @@
             </w:pPr>
             <w:r/>
             <w:r>
-              <w:t>629.50</w:t>
+              <w:t>631.50</w:t>
             </w:r>
           </w:p>
         </w:tc>
@@ -26775,7 +26775,7 @@
               <w:rPr>
                 <w:b/>
               </w:rPr>
-              <w:t>646.25</w:t>
+              <w:t>648.25</w:t>
             </w:r>
           </w:p>
         </w:tc>
@@ -26923,7 +26923,7 @@
             </w:pPr>
             <w:r/>
             <w:r>
-              <w:t>646.25</w:t>
+              <w:t>648.25</w:t>
             </w:r>
           </w:p>
         </w:tc>
@@ -26951,7 +26951,7 @@
             </w:pPr>
             <w:r/>
             <w:r>
-              <w:t>652.75</w:t>
+              <w:t>654.75</w:t>
             </w:r>
           </w:p>
         </w:tc>
@@ -26979,7 +26979,7 @@
             </w:pPr>
             <w:r/>
             <w:r>
-              <w:t>639.50</w:t>
+              <w:t>641.50</w:t>
             </w:r>
           </w:p>
         </w:tc>
@@ -27010,7 +27010,7 @@
               <w:rPr>
                 <w:b/>
               </w:rPr>
-              <w:t>646.50</w:t>
+              <w:t>648.50</w:t>
             </w:r>
           </w:p>
         </w:tc>
@@ -27158,7 +27158,7 @@
             </w:pPr>
             <w:r/>
             <w:r>
-              <w:t>646.50</w:t>
+              <w:t>648.50</w:t>
             </w:r>
           </w:p>
         </w:tc>
@@ -27186,7 +27186,7 @@
             </w:pPr>
             <w:r/>
             <w:r>
-              <w:t>656.75</w:t>
+              <w:t>658.75</w:t>
             </w:r>
           </w:p>
         </w:tc>
@@ -27214,7 +27214,7 @@
             </w:pPr>
             <w:r/>
             <w:r>
-              <w:t>638.50</w:t>
+              <w:t>640.50</w:t>
             </w:r>
           </w:p>
         </w:tc>
@@ -27245,7 +27245,7 @@
               <w:rPr>
                 <w:b/>
               </w:rPr>
-              <w:t>647.00</w:t>
+              <w:t>649.00</w:t>
             </w:r>
           </w:p>
         </w:tc>
@@ -27393,7 +27393,7 @@
             </w:pPr>
             <w:r/>
             <w:r>
-              <w:t>647.00</w:t>
+              <w:t>649.00</w:t>
             </w:r>
           </w:p>
         </w:tc>
@@ -27421,7 +27421,7 @@
             </w:pPr>
             <w:r/>
             <w:r>
-              <w:t>654.00</w:t>
+              <w:t>656.00</w:t>
             </w:r>
           </w:p>
         </w:tc>
@@ -27449,7 +27449,7 @@
             </w:pPr>
             <w:r/>
             <w:r>
-              <w:t>641.00</w:t>
+              <w:t>643.00</w:t>
             </w:r>
           </w:p>
         </w:tc>
@@ -27480,7 +27480,7 @@
               <w:rPr>
                 <w:b/>
               </w:rPr>
-              <w:t>646.25</w:t>
+              <w:t>648.25</w:t>
             </w:r>
           </w:p>
         </w:tc>
@@ -27628,7 +27628,7 @@
             </w:pPr>
             <w:r/>
             <w:r>
-              <w:t>646.25</w:t>
+              <w:t>648.25</w:t>
             </w:r>
           </w:p>
         </w:tc>
@@ -27656,7 +27656,7 @@
             </w:pPr>
             <w:r/>
             <w:r>
-              <w:t>659.75</w:t>
+              <w:t>661.75</w:t>
             </w:r>
           </w:p>
         </w:tc>
@@ -27684,7 +27684,7 @@
             </w:pPr>
             <w:r/>
             <w:r>
-              <w:t>633.25</w:t>
+              <w:t>635.25</w:t>
             </w:r>
           </w:p>
         </w:tc>
@@ -27715,7 +27715,7 @@
               <w:rPr>
                 <w:b/>
               </w:rPr>
-              <w:t>648.00</w:t>
+              <w:t>650.00</w:t>
             </w:r>
           </w:p>
         </w:tc>
@@ -27863,7 +27863,7 @@
             </w:pPr>
             <w:r/>
             <w:r>
-              <w:t>648.00</w:t>
+              <w:t>650.00</w:t>
             </w:r>
           </w:p>
         </w:tc>
@@ -27891,7 +27891,7 @@
             </w:pPr>
             <w:r/>
             <w:r>
-              <w:t>657.25</w:t>
+              <w:t>659.25</w:t>
             </w:r>
           </w:p>
         </w:tc>
@@ -27919,7 +27919,7 @@
             </w:pPr>
             <w:r/>
             <w:r>
-              <w:t>637.25</w:t>
+              <w:t>639.25</w:t>
             </w:r>
           </w:p>
         </w:tc>
@@ -27950,7 +27950,7 @@
               <w:rPr>
                 <w:b/>
               </w:rPr>
-              <w:t>648.50</w:t>
+              <w:t>650.50</w:t>
             </w:r>
           </w:p>
         </w:tc>
@@ -28098,7 +28098,7 @@
             </w:pPr>
             <w:r/>
             <w:r>
-              <w:t>648.50</w:t>
+              <w:t>650.50</w:t>
             </w:r>
           </w:p>
         </w:tc>
@@ -28126,7 +28126,7 @@
             </w:pPr>
             <w:r/>
             <w:r>
-              <w:t>660.75</w:t>
+              <w:t>662.75</w:t>
             </w:r>
           </w:p>
         </w:tc>
@@ -28154,7 +28154,7 @@
             </w:pPr>
             <w:r/>
             <w:r>
-              <w:t>634.25</w:t>
+              <w:t>636.25</w:t>
             </w:r>
           </w:p>
         </w:tc>
@@ -28185,7 +28185,7 @@
               <w:rPr>
                 <w:b/>
               </w:rPr>
-              <w:t>647.00</w:t>
+              <w:t>649.00</w:t>
             </w:r>
           </w:p>
         </w:tc>
@@ -28333,7 +28333,7 @@
             </w:pPr>
             <w:r/>
             <w:r>
-              <w:t>647.00</w:t>
+              <w:t>649.00</w:t>
             </w:r>
           </w:p>
         </w:tc>
@@ -28361,7 +28361,7 @@
             </w:pPr>
             <w:r/>
             <w:r>
-              <w:t>654.00</w:t>
+              <w:t>656.00</w:t>
             </w:r>
           </w:p>
         </w:tc>
@@ -28389,7 +28389,7 @@
             </w:pPr>
             <w:r/>
             <w:r>
-              <w:t>637.50</w:t>
+              <w:t>639.50</w:t>
             </w:r>
           </w:p>
         </w:tc>
@@ -28420,7 +28420,7 @@
               <w:rPr>
                 <w:b/>
               </w:rPr>
-              <w:t>647.50</w:t>
+              <w:t>649.50</w:t>
             </w:r>
           </w:p>
         </w:tc>
@@ -28568,7 +28568,7 @@
             </w:pPr>
             <w:r/>
             <w:r>
-              <w:t>647.50</w:t>
+              <w:t>649.50</w:t>
             </w:r>
           </w:p>
         </w:tc>
@@ -28596,7 +28596,7 @@
             </w:pPr>
             <w:r/>
             <w:r>
-              <w:t>658.00</w:t>
+              <w:t>660.00</w:t>
             </w:r>
           </w:p>
         </w:tc>
@@ -28624,7 +28624,7 @@
             </w:pPr>
             <w:r/>
             <w:r>
-              <w:t>640.25</w:t>
+              <w:t>642.25</w:t>
             </w:r>
           </w:p>
         </w:tc>
@@ -28655,7 +28655,7 @@
               <w:rPr>
                 <w:b/>
               </w:rPr>
-              <w:t>647.25</w:t>
+              <w:t>649.25</w:t>
             </w:r>
           </w:p>
         </w:tc>
@@ -28803,7 +28803,7 @@
             </w:pPr>
             <w:r/>
             <w:r>
-              <w:t>647.25</w:t>
+              <w:t>649.25</w:t>
             </w:r>
           </w:p>
         </w:tc>
@@ -28831,7 +28831,7 @@
             </w:pPr>
             <w:r/>
             <w:r>
-              <w:t>657.00</w:t>
+              <w:t>659.00</w:t>
             </w:r>
           </w:p>
         </w:tc>
@@ -28859,7 +28859,7 @@
             </w:pPr>
             <w:r/>
             <w:r>
-              <w:t>637.50</w:t>
+              <w:t>639.50</w:t>
             </w:r>
           </w:p>
         </w:tc>
@@ -28890,7 +28890,7 @@
               <w:rPr>
                 <w:b/>
               </w:rPr>
-              <w:t>647.75</w:t>
+              <w:t>649.75</w:t>
             </w:r>
           </w:p>
         </w:tc>
@@ -29038,7 +29038,7 @@
             </w:pPr>
             <w:r/>
             <w:r>
-              <w:t>647.75</w:t>
+              <w:t>649.75</w:t>
             </w:r>
           </w:p>
         </w:tc>
@@ -29066,7 +29066,7 @@
             </w:pPr>
             <w:r/>
             <w:r>
-              <w:t>658.50</w:t>
+              <w:t>660.50</w:t>
             </w:r>
           </w:p>
         </w:tc>
@@ -29094,7 +29094,7 @@
             </w:pPr>
             <w:r/>
             <w:r>
-              <w:t>640.50</w:t>
+              <w:t>642.50</w:t>
             </w:r>
           </w:p>
         </w:tc>
@@ -29125,7 +29125,7 @@
               <w:rPr>
                 <w:b/>
               </w:rPr>
-              <w:t>648.50</w:t>
+              <w:t>650.50</w:t>
             </w:r>
           </w:p>
         </w:tc>
@@ -29273,7 +29273,7 @@
             </w:pPr>
             <w:r/>
             <w:r>
-              <w:t>648.50</w:t>
+              <w:t>650.50</w:t>
             </w:r>
           </w:p>
         </w:tc>
@@ -29301,7 +29301,7 @@
             </w:pPr>
             <w:r/>
             <w:r>
-              <w:t>655.00</w:t>
+              <w:t>657.00</w:t>
             </w:r>
           </w:p>
         </w:tc>
@@ -29329,7 +29329,7 @@
             </w:pPr>
             <w:r/>
             <w:r>
-              <w:t>640.00</w:t>
+              <w:t>642.00</w:t>
             </w:r>
           </w:p>
         </w:tc>
@@ -29360,7 +29360,7 @@
               <w:rPr>
                 <w:b/>
               </w:rPr>
-              <w:t>649.00</w:t>
+              <w:t>651.00</w:t>
             </w:r>
           </w:p>
         </w:tc>
@@ -29508,7 +29508,7 @@
             </w:pPr>
             <w:r/>
             <w:r>
-              <w:t>649.00</w:t>
+              <w:t>651.00</w:t>
             </w:r>
           </w:p>
         </w:tc>
@@ -29536,7 +29536,7 @@
             </w:pPr>
             <w:r/>
             <w:r>
-              <w:t>660.00</w:t>
+              <w:t>662.00</w:t>
             </w:r>
           </w:p>
         </w:tc>
@@ -29564,7 +29564,7 @@
             </w:pPr>
             <w:r/>
             <w:r>
-              <w:t>637.25</w:t>
+              <w:t>639.25</w:t>
             </w:r>
           </w:p>
         </w:tc>
@@ -29595,7 +29595,7 @@
               <w:rPr>
                 <w:b/>
               </w:rPr>
-              <w:t>652.50</w:t>
+              <w:t>654.50</w:t>
             </w:r>
           </w:p>
         </w:tc>
@@ -29743,7 +29743,7 @@
             </w:pPr>
             <w:r/>
             <w:r>
-              <w:t>652.50</w:t>
+              <w:t>654.50</w:t>
             </w:r>
           </w:p>
         </w:tc>
@@ -29771,7 +29771,7 @@
             </w:pPr>
             <w:r/>
             <w:r>
-              <w:t>658.00</w:t>
+              <w:t>660.00</w:t>
             </w:r>
           </w:p>
         </w:tc>
@@ -29799,7 +29799,7 @@
             </w:pPr>
             <w:r/>
             <w:r>
-              <w:t>644.75</w:t>
+              <w:t>646.75</w:t>
             </w:r>
           </w:p>
         </w:tc>
@@ -29830,7 +29830,7 @@
               <w:rPr>
                 <w:b/>
               </w:rPr>
-              <w:t>653.25</w:t>
+              <w:t>655.25</w:t>
             </w:r>
           </w:p>
         </w:tc>
@@ -29978,7 +29978,7 @@
             </w:pPr>
             <w:r/>
             <w:r>
-              <w:t>653.25</w:t>
+              <w:t>655.25</w:t>
             </w:r>
           </w:p>
         </w:tc>
@@ -30006,7 +30006,7 @@
             </w:pPr>
             <w:r/>
             <w:r>
-              <w:t>662.50</w:t>
+              <w:t>664.50</w:t>
             </w:r>
           </w:p>
         </w:tc>
@@ -30034,7 +30034,7 @@
             </w:pPr>
             <w:r/>
             <w:r>
-              <w:t>646.75</w:t>
+              <w:t>648.75</w:t>
             </w:r>
           </w:p>
         </w:tc>
@@ -30065,7 +30065,7 @@
               <w:rPr>
                 <w:b/>
               </w:rPr>
-              <w:t>652.50</w:t>
+              <w:t>654.50</w:t>
             </w:r>
           </w:p>
         </w:tc>
@@ -30213,7 +30213,7 @@
             </w:pPr>
             <w:r/>
             <w:r>
-              <w:t>652.50</w:t>
+              <w:t>654.50</w:t>
             </w:r>
           </w:p>
         </w:tc>
@@ -30241,7 +30241,7 @@
             </w:pPr>
             <w:r/>
             <w:r>
-              <w:t>660.00</w:t>
+              <w:t>662.00</w:t>
             </w:r>
           </w:p>
         </w:tc>
@@ -30269,7 +30269,7 @@
             </w:pPr>
             <w:r/>
             <w:r>
-              <w:t>646.50</w:t>
+              <w:t>648.50</w:t>
             </w:r>
           </w:p>
         </w:tc>
@@ -30300,7 +30300,7 @@
               <w:rPr>
                 <w:b/>
               </w:rPr>
-              <w:t>651.50</w:t>
+              <w:t>653.50</w:t>
             </w:r>
           </w:p>
         </w:tc>
@@ -30448,7 +30448,7 @@
             </w:pPr>
             <w:r/>
             <w:r>
-              <w:t>651.50</w:t>
+              <w:t>653.50</w:t>
             </w:r>
           </w:p>
         </w:tc>
@@ -30476,7 +30476,7 @@
             </w:pPr>
             <w:r/>
             <w:r>
-              <w:t>658.50</w:t>
+              <w:t>660.50</w:t>
             </w:r>
           </w:p>
         </w:tc>
@@ -30504,7 +30504,7 @@
             </w:pPr>
             <w:r/>
             <w:r>
-              <w:t>638.00</w:t>
+              <w:t>640.00</w:t>
             </w:r>
           </w:p>
         </w:tc>
@@ -30535,7 +30535,7 @@
               <w:rPr>
                 <w:b/>
               </w:rPr>
-              <w:t>652.25</w:t>
+              <w:t>654.25</w:t>
             </w:r>
           </w:p>
         </w:tc>
@@ -30683,7 +30683,7 @@
             </w:pPr>
             <w:r/>
             <w:r>
-              <w:t>652.25</w:t>
+              <w:t>654.25</w:t>
             </w:r>
           </w:p>
         </w:tc>
@@ -30711,7 +30711,7 @@
             </w:pPr>
             <w:r/>
             <w:r>
-              <w:t>661.50</w:t>
+              <w:t>663.50</w:t>
             </w:r>
           </w:p>
         </w:tc>
@@ -30739,7 +30739,7 @@
             </w:pPr>
             <w:r/>
             <w:r>
-              <w:t>645.00</w:t>
+              <w:t>647.00</w:t>
             </w:r>
           </w:p>
         </w:tc>
@@ -30770,7 +30770,7 @@
               <w:rPr>
                 <w:b/>
               </w:rPr>
-              <w:t>652.00</w:t>
+              <w:t>654.00</w:t>
             </w:r>
           </w:p>
         </w:tc>
@@ -30918,7 +30918,7 @@
             </w:pPr>
             <w:r/>
             <w:r>
-              <w:t>652.00</w:t>
+              <w:t>654.00</w:t>
             </w:r>
           </w:p>
         </w:tc>
@@ -30946,7 +30946,7 @@
             </w:pPr>
             <w:r/>
             <w:r>
-              <w:t>660.50</w:t>
+              <w:t>662.50</w:t>
             </w:r>
           </w:p>
         </w:tc>
@@ -30974,7 +30974,7 @@
             </w:pPr>
             <w:r/>
             <w:r>
-              <w:t>638.00</w:t>
+              <w:t>640.00</w:t>
             </w:r>
           </w:p>
         </w:tc>
@@ -31005,7 +31005,7 @@
               <w:rPr>
                 <w:b/>
               </w:rPr>
-              <w:t>653.75</w:t>
+              <w:t>655.75</w:t>
             </w:r>
           </w:p>
         </w:tc>
@@ -31153,7 +31153,7 @@
             </w:pPr>
             <w:r/>
             <w:r>
-              <w:t>653.75</w:t>
+              <w:t>655.75</w:t>
             </w:r>
           </w:p>
         </w:tc>
@@ -31181,7 +31181,7 @@
             </w:pPr>
             <w:r/>
             <w:r>
-              <w:t>660.00</w:t>
+              <w:t>662.00</w:t>
             </w:r>
           </w:p>
         </w:tc>
@@ -31209,7 +31209,7 @@
             </w:pPr>
             <w:r/>
             <w:r>
-              <w:t>647.25</w:t>
+              <w:t>649.25</w:t>
             </w:r>
           </w:p>
         </w:tc>
@@ -31240,7 +31240,7 @@
               <w:rPr>
                 <w:b/>
               </w:rPr>
-              <w:t>653.00</w:t>
+              <w:t>655.00</w:t>
             </w:r>
           </w:p>
         </w:tc>

--- a/Daily Reports/12_08_2026-CBOT Reports.docx
+++ b/Daily Reports/12_08_2026-CBOT Reports.docx
@@ -104,7 +104,7 @@
           <w:color w:val="5C768D"/>
           <w:sz w:val="19"/>
         </w:rPr>
-        <w:t>Cập nhật tự động qua `macro_tracker.py` vào lúc 10:00 ICT ngày 12/08/2026</w:t>
+        <w:t>Cập nhật tự động qua `macro_tracker.py` vào lúc 12:18 ICT ngày 12/08/2026</w:t>
       </w:r>
     </w:p>
     <w:tbl>
@@ -313,7 +313,7 @@
               <w:rPr>
                 <w:b/>
               </w:rPr>
-              <w:t>89.61 / thùng</w:t>
+              <w:t>89.49 / thùng</w:t>
             </w:r>
           </w:p>
         </w:tc>
@@ -344,7 +344,7 @@
               <w:rPr>
                 <w:b/>
               </w:rPr>
-              <w:t>+2.15%</w:t>
+              <w:t>+0.65%</w:t>
             </w:r>
           </w:p>
         </w:tc>
@@ -442,7 +442,7 @@
               <w:rPr>
                 <w:b/>
               </w:rPr>
-              <w:t>99.85</w:t>
+              <w:t>99.89</w:t>
             </w:r>
           </w:p>
         </w:tc>
@@ -473,7 +473,7 @@
               <w:rPr>
                 <w:b/>
               </w:rPr>
-              <w:t>+0.04%</w:t>
+              <w:t>+0.07%</w:t>
             </w:r>
           </w:p>
         </w:tc>
@@ -1197,7 +1197,7 @@
           <w:color w:val="5C768D"/>
           <w:sz w:val="24"/>
         </w:rPr>
-        <w:t>️ CẢNH BÁO SUY YẾU LỆCH PHA (BEARISH DIVERGENCE DETECTED)</w:t>
+        <w:t>TƯƠNG QUAN VĨ MÔ ỔN ĐỊNH (NORMAL CORRELATION)</w:t>
       </w:r>
     </w:p>
     <w:p>
@@ -1218,7 +1218,7 @@
         <w:rPr>
           <w:b/>
         </w:rPr>
-        <w:t>`89.61` (+2.15%)</w:t>
+        <w:t>`89.49` (+0.65%)</w:t>
       </w:r>
       <w:r>
         <w:t xml:space="preserve"> | DXY: </w:t>
@@ -1227,7 +1227,7 @@
         <w:rPr>
           <w:b/>
         </w:rPr>
-        <w:t>`99.85` (+0.04%)</w:t>
+        <w:t>`99.89` (+0.07%)</w:t>
       </w:r>
       <w:r>
         <w:t xml:space="preserve"> | Lúa mì CBOT: </w:t>
@@ -1236,7 +1236,7 @@
         <w:rPr>
           <w:b/>
         </w:rPr>
-        <w:t>`634.75` (-0.94%)</w:t>
+        <w:t>`635.50` (+0.79%)</w:t>
       </w:r>
       <w:r>
         <w:t>.</w:t>
@@ -1254,7 +1254,7 @@
         <w:t>Biện chứng liên thị trường:</w:t>
       </w:r>
       <w:r>
-        <w:t xml:space="preserve"> Dầu thô tăng tốt hỗ trợ rổ hàng hóa vĩ mô, nhưng giá lúa mì vẫn chịu áp lực sụt giảm thể hiện lực cầu vật chất yếu hoặc áp lực cung ngắn hạn lấn át.</w:t>
+        <w:t xml:space="preserve"> Liên thị trường giao dịch ổn định, giá lúa mì bám sát các chỉ tiêu cung cầu cơ bản và không có hiện tượng bán tháo chéo quá mức từ nhóm năng lượng.</w:t>
       </w:r>
     </w:p>
     <w:p>
@@ -1269,17 +1269,7 @@
         <w:t>Khuyến nghị chiến lược:</w:t>
       </w:r>
       <w:r>
-        <w:t xml:space="preserve"> Hạn chế mua đuổi giá cao. Ưu tiên các lệnh Swing </w:t>
-      </w:r>
-      <w:r>
-        <w:rPr>
-          <w:b/>
-          <w:color w:val="B91C1C"/>
-        </w:rPr>
-        <w:t>Short</w:t>
-      </w:r>
-      <w:r>
-        <w:t xml:space="preserve"> tại kháng cự đỉnh R1/R2 của HĐ ZWU26.</w:t>
+        <w:t xml:space="preserve"> Tiếp tục duy trì kế hoạch giao dịch trong ngày (Intraday) và đánh biên (Swing) theo cản kỹ thuật đã hoạch định.</w:t>
       </w:r>
     </w:p>
     <w:p>
@@ -1316,7 +1306,7 @@
           <w:color w:val="5C768D"/>
           <w:sz w:val="19"/>
         </w:rPr>
-        <w:t>Cập nhật tự động lúc 10:00 ICT ngày 12/08/2026 — Nguồn: NOAA, USDA, BOM Australia</w:t>
+        <w:t>Cập nhật tự động lúc 12:18 ICT ngày 12/08/2026 — Nguồn: NOAA, USDA, BOM Australia</w:t>
       </w:r>
     </w:p>
     <w:p>
@@ -3615,7 +3605,7 @@
               <w:rPr>
                 <w:b/>
               </w:rPr>
-              <w:t>439.04 (+0.79)</w:t>
+              <w:t>438.72 (+0.47)</w:t>
             </w:r>
           </w:p>
         </w:tc>
@@ -3643,7 +3633,7 @@
             </w:pPr>
             <w:r/>
             <w:r>
-              <w:t>Bearish (437.74 &lt; 438.77)</w:t>
+              <w:t>Bearish (437.87 &lt; 438.71)</w:t>
             </w:r>
           </w:p>
         </w:tc>
@@ -3671,7 +3661,7 @@
             </w:pPr>
             <w:r/>
             <w:r>
-              <w:t>0.75 cents</w:t>
+              <w:t>0.25 cents</w:t>
             </w:r>
           </w:p>
         </w:tc>
@@ -3832,7 +3822,7 @@
               <w:rPr>
                 <w:b/>
               </w:rPr>
-              <w:t>634.75</w:t>
+              <w:t>635.50</w:t>
             </w:r>
           </w:p>
         </w:tc>
@@ -3863,7 +3853,7 @@
               <w:rPr>
                 <w:b/>
               </w:rPr>
-              <w:t>635.57 (+0.82)</w:t>
+              <w:t>635.96 (+0.46)</w:t>
             </w:r>
           </w:p>
         </w:tc>
@@ -3891,7 +3881,7 @@
             </w:pPr>
             <w:r/>
             <w:r>
-              <w:t>Bearish (636.14 &lt; 639.32)</w:t>
+              <w:t>Bearish (635.78 &lt; 638.79)</w:t>
             </w:r>
           </w:p>
         </w:tc>
@@ -3919,7 +3909,7 @@
             </w:pPr>
             <w:r/>
             <w:r>
-              <w:t>2.50 cents</w:t>
+              <w:t>0.50 cents</w:t>
             </w:r>
           </w:p>
         </w:tc>
@@ -4357,7 +4347,7 @@
                 <w:b/>
                 <w:color w:val="15803D"/>
               </w:rPr>
-              <w:t>437.00 - 437.74 cents (Canh mua vùng hỗ trợ)</w:t>
+              <w:t>437.00 - 437.87 cents (Canh mua vùng hỗ trợ)</w:t>
             </w:r>
           </w:p>
         </w:tc>
@@ -4388,7 +4378,7 @@
               <w:rPr>
                 <w:b/>
               </w:rPr>
-              <w:t>424.19 cents (Dưới cản S2 + 1.5x ATR)</w:t>
+              <w:t>424.83 cents (Dưới cản S2 + 1.5x ATR)</w:t>
             </w:r>
           </w:p>
         </w:tc>
@@ -4600,7 +4590,7 @@
               <w:rPr>
                 <w:b/>
               </w:rPr>
-              <w:t>425.04 cents (Chống quét SL tuyệt đối)</w:t>
+              <w:t>425.47 cents (Chống quét SL tuyệt đối)</w:t>
             </w:r>
           </w:p>
         </w:tc>
@@ -4793,7 +4783,7 @@
               <w:rPr>
                 <w:b/>
               </w:rPr>
-              <w:t>440.96 cents</w:t>
+              <w:t>440.53 cents</w:t>
             </w:r>
           </w:p>
         </w:tc>
@@ -4955,7 +4945,7 @@
               <w:rPr>
                 <w:b/>
               </w:rPr>
-              <w:t>440.37 - 447.50 cents</w:t>
+              <w:t>442.29 - 447.50 cents</w:t>
             </w:r>
           </w:p>
         </w:tc>
@@ -5136,7 +5126,7 @@
                 <w:b/>
                 <w:color w:val="B91C1C"/>
               </w:rPr>
-              <w:t>636.14 - 639.32 cents (Canh bán hồi kỹ thuật H1)</w:t>
+              <w:t>635.78 - 638.79 cents (Canh bán hồi kỹ thuật H1)</w:t>
             </w:r>
           </w:p>
         </w:tc>
@@ -5167,7 +5157,7 @@
               <w:rPr>
                 <w:b/>
               </w:rPr>
-              <w:t>716.80 cents (Trên kháng cự R2 + 1.5x ATR)</w:t>
+              <w:t>715.33 cents (Trên kháng cự R2 + 1.5x ATR)</w:t>
             </w:r>
           </w:p>
         </w:tc>
@@ -5203,7 +5193,7 @@
                 <w:color w:val="D97706"/>
                 <w:sz w:val="19"/>
               </w:rPr>
-              <w:t xml:space="preserve"> 632.00 cents </w:t>
+              <w:t xml:space="preserve"> 633.50 cents </w:t>
             </w:r>
             <w:r>
               <w:t xml:space="preserve"> / TP2: </w:t>
@@ -5345,7 +5335,7 @@
               <w:rPr>
                 <w:b/>
               </w:rPr>
-              <w:t>630.00 - 632.00 cents</w:t>
+              <w:t>631.50 - 633.50 cents</w:t>
             </w:r>
           </w:p>
         </w:tc>
@@ -5376,7 +5366,7 @@
               <w:rPr>
                 <w:b/>
               </w:rPr>
-              <w:t>598.55 cents</w:t>
+              <w:t>599.53 cents</w:t>
             </w:r>
           </w:p>
         </w:tc>
@@ -5569,7 +5559,7 @@
               <w:rPr>
                 <w:b/>
               </w:rPr>
-              <w:t>642.45 cents</w:t>
+              <w:t>641.47 cents</w:t>
             </w:r>
           </w:p>
         </w:tc>
@@ -5731,7 +5721,7 @@
               <w:rPr>
                 <w:b/>
               </w:rPr>
-              <w:t>604.17 - 618.00 cents</w:t>
+              <w:t>607.72 - 618.00 cents</w:t>
             </w:r>
           </w:p>
         </w:tc>
@@ -11624,10 +11614,10 @@
         <w:rPr>
           <w:b/>
         </w:rPr>
-        <w:t>`439.04 cents`</w:t>
+        <w:t>`438.72 cents`</w:t>
       </w:r>
       <w:r>
-        <w:t xml:space="preserve"> (+0.79).</w:t>
+        <w:t xml:space="preserve"> (+0.47).</w:t>
       </w:r>
     </w:p>
     <w:p>
@@ -11648,7 +11638,7 @@
         <w:rPr>
           <w:b/>
         </w:rPr>
-        <w:t>`1,923`</w:t>
+        <w:t>`2,444`</w:t>
       </w:r>
       <w:r>
         <w:t xml:space="preserve"> (Chênh lệch: </w:t>
@@ -11657,7 +11647,7 @@
         <w:rPr>
           <w:b/>
         </w:rPr>
-        <w:t>`-175,171`</w:t>
+        <w:t>`-174,650`</w:t>
       </w:r>
       <w:r>
         <w:t xml:space="preserve">) | OI: </w:t>
@@ -11675,7 +11665,7 @@
         <w:rPr>
           <w:b/>
         </w:rPr>
-        <w:t>`-84,211`</w:t>
+        <w:t>`+0`</w:t>
       </w:r>
       <w:r>
         <w:t>)</w:t>
@@ -11699,7 +11689,7 @@
         <w:rPr>
           <w:b/>
         </w:rPr>
-        <w:t>`Bullish Marubozu (Lực mua áp đảo tuyệt đối)`</w:t>
+        <w:t>`Bearish Marubozu (Lực bán áp đảo tuyệt đối)`</w:t>
       </w:r>
     </w:p>
     <w:p>
@@ -11719,9 +11709,9 @@
       <w:r>
         <w:rPr>
           <w:b/>
-          <w:color w:val="15803D"/>
+          <w:color w:val="B91C1C"/>
         </w:rPr>
-        <w:t>`Giảm suy yếu / Đáy ngắn hạn (Long Liquidation Decline)`</w:t>
+        <w:t>`Tăng yếu / Rủi ro đảo chiều (Short Covering Rally)`</w:t>
       </w:r>
     </w:p>
     <w:p>
@@ -11742,10 +11732,10 @@
         <w:rPr>
           <w:b/>
         </w:rPr>
-        <w:t>HỒI KỸ THUẬT YẾU (Weak Bullish Retest):</w:t>
+        <w:t>BÁN THÁO YẾU (Weak Bearish Retest):</w:t>
       </w:r>
       <w:r>
-        <w:t xml:space="preserve"> Xuất hiện nến tăng nhưng dòng tiền/thanh khoản yếu. Cần quan sát thêm lực cầu.</w:t>
+        <w:t xml:space="preserve"> Nến giảm xuất hiện nhưng thanh khoản thấp, có thể là nhịp rũ bỏ ngắn hạn trước khi hồi phục.</w:t>
       </w:r>
     </w:p>
     <w:p>
@@ -11991,7 +11981,7 @@
               <w:rPr>
                 <w:b/>
               </w:rPr>
-              <w:t>89.61</w:t>
+              <w:t>89.49</w:t>
             </w:r>
           </w:p>
         </w:tc>
@@ -12022,7 +12012,7 @@
               <w:rPr>
                 <w:b/>
               </w:rPr>
-              <w:t>+2.15%</w:t>
+              <w:t>+0.65%</w:t>
             </w:r>
           </w:p>
         </w:tc>
@@ -12114,7 +12104,7 @@
               <w:rPr>
                 <w:b/>
               </w:rPr>
-              <w:t>99.85</w:t>
+              <w:t>99.89</w:t>
             </w:r>
           </w:p>
         </w:tc>
@@ -12145,7 +12135,7 @@
               <w:rPr>
                 <w:b/>
               </w:rPr>
-              <w:t>+0.04%</w:t>
+              <w:t>+0.07%</w:t>
             </w:r>
           </w:p>
         </w:tc>
@@ -12749,7 +12739,7 @@
         <w:t xml:space="preserve"> EMA_21 </w:t>
       </w:r>
       <w:r>
-        <w:t xml:space="preserve"> (437.74) &lt; </w:t>
+        <w:t xml:space="preserve"> (437.87) &lt; </w:t>
       </w:r>
       <w:r>
         <w:rPr>
@@ -12760,7 +12750,7 @@
         <w:t xml:space="preserve"> EMA_50 </w:t>
       </w:r>
       <w:r>
-        <w:t xml:space="preserve"> (438.77).</w:t>
+        <w:t xml:space="preserve"> (438.71).</w:t>
       </w:r>
     </w:p>
     <w:p>
@@ -12781,7 +12771,7 @@
         <w:rPr>
           <w:b/>
         </w:rPr>
-        <w:t>`51.19`</w:t>
+        <w:t>`51.06`</w:t>
       </w:r>
       <w:r>
         <w:t xml:space="preserve"> | ATR (14) = </w:t>
@@ -12790,7 +12780,7 @@
         <w:rPr>
           <w:b/>
         </w:rPr>
-        <w:t>`1.71`</w:t>
+        <w:t>`1.28`</w:t>
       </w:r>
       <w:r>
         <w:t xml:space="preserve"> cents | Volatility = </w:t>
@@ -12799,7 +12789,7 @@
         <w:rPr>
           <w:b/>
         </w:rPr>
-        <w:t>`0.75 cents`</w:t>
+        <w:t>`0.25 cents`</w:t>
       </w:r>
       <w:r>
         <w:t>.</w:t>
@@ -13584,7 +13574,7 @@
           <w:b/>
           <w:color w:val="15803D"/>
         </w:rPr>
-        <w:t>`437.00 - 437.74 cents (Canh mua vùng hỗ trợ)`</w:t>
+        <w:t>`437.00 - 437.87 cents (Canh mua vùng hỗ trợ)`</w:t>
       </w:r>
       <w:r>
         <w:t xml:space="preserve"> | SL: </w:t>
@@ -13593,7 +13583,7 @@
         <w:rPr>
           <w:b/>
         </w:rPr>
-        <w:t>`424.19 cents (Dưới cản S2 + 1.5x ATR)`</w:t>
+        <w:t>`424.83 cents (Dưới cản S2 + 1.5x ATR)`</w:t>
       </w:r>
       <w:r>
         <w:t xml:space="preserve"> | TP: </w:t>
@@ -13664,7 +13654,7 @@
         <w:rPr>
           <w:b/>
         </w:rPr>
-        <w:t>`425.04 cents (Chống quét SL tuyệt đối)`</w:t>
+        <w:t>`425.47 cents (Chống quét SL tuyệt đối)`</w:t>
       </w:r>
       <w:r>
         <w:t xml:space="preserve"> | TP: </w:t>
@@ -13710,7 +13700,7 @@
         <w:rPr>
           <w:b/>
         </w:rPr>
-        <w:t>`440.96 cents`</w:t>
+        <w:t>`440.53 cents`</w:t>
       </w:r>
       <w:r>
         <w:t xml:space="preserve"> | TP: </w:t>
@@ -13759,7 +13749,7 @@
         <w:rPr>
           <w:b/>
         </w:rPr>
-        <w:t>`440.37 - 447.50 cents`</w:t>
+        <w:t>`442.29 - 447.50 cents`</w:t>
       </w:r>
     </w:p>
     <w:p>
@@ -21791,7 +21781,7 @@
         <w:t>Giá Chốt Phiên (Close):</w:t>
       </w:r>
       <w:r>
-        <w:t xml:space="preserve"> 634.75 cents | </w:t>
+        <w:t xml:space="preserve"> 635.50 cents | </w:t>
       </w:r>
       <w:r>
         <w:rPr>
@@ -21806,10 +21796,10 @@
         <w:rPr>
           <w:b/>
         </w:rPr>
-        <w:t>`635.57 cents`</w:t>
+        <w:t>`635.96 cents`</w:t>
       </w:r>
       <w:r>
-        <w:t xml:space="preserve"> (+0.82).</w:t>
+        <w:t xml:space="preserve"> (+0.46).</w:t>
       </w:r>
     </w:p>
     <w:p>
@@ -21830,7 +21820,7 @@
         <w:rPr>
           <w:b/>
         </w:rPr>
-        <w:t>`3,707`</w:t>
+        <w:t>`4,193`</w:t>
       </w:r>
       <w:r>
         <w:t xml:space="preserve"> (Chênh lệch: </w:t>
@@ -21839,7 +21829,7 @@
         <w:rPr>
           <w:b/>
         </w:rPr>
-        <w:t>`-95,712`</w:t>
+        <w:t>`-95,226`</w:t>
       </w:r>
       <w:r>
         <w:t xml:space="preserve">) | OI: </w:t>
@@ -21857,7 +21847,7 @@
         <w:rPr>
           <w:b/>
         </w:rPr>
-        <w:t>`-26,474`</w:t>
+        <w:t>`+0`</w:t>
       </w:r>
       <w:r>
         <w:t>)</w:t>
@@ -21881,7 +21871,7 @@
         <w:rPr>
           <w:b/>
         </w:rPr>
-        <w:t>`Không phát hiện mô hình nến đặc biệt`</w:t>
+        <w:t>`Doji (Nến lưỡng lự thế trận)`</w:t>
       </w:r>
     </w:p>
     <w:p>
@@ -21901,9 +21891,9 @@
       <w:r>
         <w:rPr>
           <w:b/>
-          <w:color w:val="15803D"/>
+          <w:color w:val="B91C1C"/>
         </w:rPr>
-        <w:t>`Giảm suy yếu / Đáy ngắn hạn (Long Liquidation Decline)`</w:t>
+        <w:t>`Tăng yếu / Rủi ro đảo chiều (Short Covering Rally)`</w:t>
       </w:r>
     </w:p>
     <w:p>
@@ -21924,10 +21914,10 @@
         <w:rPr>
           <w:b/>
         </w:rPr>
-        <w:t>TÍCH LŨY TIÊU CỰC (Distribution):</w:t>
+        <w:t>TÍCH LŨY TÍCH CỰC (Accumulation):</w:t>
       </w:r>
       <w:r>
-        <w:t xml:space="preserve"> Nến đi ngang nhưng dòng tiền rút dần (OI giảm), cảnh báo rủi ro suy sụt sắp tới.</w:t>
+        <w:t xml:space="preserve"> Nến đi ngang nhưng dòng tiền âm thầm gia tăng (OI tăng), báo hiệu chuẩn bị có nhịp bứt phá tăng.</w:t>
       </w:r>
     </w:p>
     <w:p>
@@ -22173,7 +22163,7 @@
               <w:rPr>
                 <w:b/>
               </w:rPr>
-              <w:t>89.61</w:t>
+              <w:t>89.49</w:t>
             </w:r>
           </w:p>
         </w:tc>
@@ -22204,7 +22194,7 @@
               <w:rPr>
                 <w:b/>
               </w:rPr>
-              <w:t>+2.15%</w:t>
+              <w:t>+0.65%</w:t>
             </w:r>
           </w:p>
         </w:tc>
@@ -22296,7 +22286,7 @@
               <w:rPr>
                 <w:b/>
               </w:rPr>
-              <w:t>99.85</w:t>
+              <w:t>99.89</w:t>
             </w:r>
           </w:p>
         </w:tc>
@@ -22327,7 +22317,7 @@
               <w:rPr>
                 <w:b/>
               </w:rPr>
-              <w:t>+0.04%</w:t>
+              <w:t>+0.07%</w:t>
             </w:r>
           </w:p>
         </w:tc>
@@ -22931,7 +22921,7 @@
         <w:t xml:space="preserve"> EMA_21 </w:t>
       </w:r>
       <w:r>
-        <w:t xml:space="preserve"> (636.14) &lt; </w:t>
+        <w:t xml:space="preserve"> (635.78) &lt; </w:t>
       </w:r>
       <w:r>
         <w:rPr>
@@ -22942,7 +22932,7 @@
         <w:t xml:space="preserve"> EMA_50 </w:t>
       </w:r>
       <w:r>
-        <w:t xml:space="preserve"> (639.32).</w:t>
+        <w:t xml:space="preserve"> (638.79).</w:t>
       </w:r>
     </w:p>
     <w:p>
@@ -22963,7 +22953,7 @@
         <w:rPr>
           <w:b/>
         </w:rPr>
-        <w:t>`44.79`</w:t>
+        <w:t>`46.99`</w:t>
       </w:r>
       <w:r>
         <w:t xml:space="preserve"> | ATR (14) = </w:t>
@@ -22972,7 +22962,7 @@
         <w:rPr>
           <w:b/>
         </w:rPr>
-        <w:t>`3.70`</w:t>
+        <w:t>`2.72`</w:t>
       </w:r>
       <w:r>
         <w:t xml:space="preserve"> cents | Volatility = </w:t>
@@ -22981,7 +22971,7 @@
         <w:rPr>
           <w:b/>
         </w:rPr>
-        <w:t>`2.50 cents`</w:t>
+        <w:t>`0.50 cents`</w:t>
       </w:r>
       <w:r>
         <w:t>.</w:t>
@@ -23005,7 +22995,7 @@
         <w:rPr>
           <w:b/>
         </w:rPr>
-        <w:t>`632.00`</w:t>
+        <w:t>`633.50`</w:t>
       </w:r>
       <w:r>
         <w:t xml:space="preserve"> | S2: </w:t>
@@ -23756,7 +23746,7 @@
           <w:b/>
           <w:color w:val="B91C1C"/>
         </w:rPr>
-        <w:t>`636.14 - 639.32 cents (Canh bán hồi kỹ thuật H1)`</w:t>
+        <w:t>`635.78 - 638.79 cents (Canh bán hồi kỹ thuật H1)`</w:t>
       </w:r>
       <w:r>
         <w:t xml:space="preserve"> | SL: </w:t>
@@ -23765,7 +23755,7 @@
         <w:rPr>
           <w:b/>
         </w:rPr>
-        <w:t>`716.80 cents (Trên kháng cự R2 + 1.5x ATR)`</w:t>
+        <w:t>`715.33 cents (Trên kháng cự R2 + 1.5x ATR)`</w:t>
       </w:r>
       <w:r>
         <w:t xml:space="preserve"> | TP: </w:t>
@@ -23776,7 +23766,7 @@
           <w:color w:val="D97706"/>
           <w:sz w:val="19"/>
         </w:rPr>
-        <w:t xml:space="preserve"> 632.00 cents </w:t>
+        <w:t xml:space="preserve"> 633.50 cents </w:t>
       </w:r>
       <w:r>
         <w:t xml:space="preserve"> / </w:t>
@@ -23827,7 +23817,7 @@
         <w:rPr>
           <w:b/>
         </w:rPr>
-        <w:t>`630.00 - 632.00 cents`</w:t>
+        <w:t>`631.50 - 633.50 cents`</w:t>
       </w:r>
       <w:r>
         <w:t xml:space="preserve"> | SL: </w:t>
@@ -23836,7 +23826,7 @@
         <w:rPr>
           <w:b/>
         </w:rPr>
-        <w:t>`598.55 cents`</w:t>
+        <w:t>`599.53 cents`</w:t>
       </w:r>
       <w:r>
         <w:t xml:space="preserve"> | TP: </w:t>
@@ -23882,7 +23872,7 @@
         <w:rPr>
           <w:b/>
         </w:rPr>
-        <w:t>`642.45 cents`</w:t>
+        <w:t>`641.47 cents`</w:t>
       </w:r>
       <w:r>
         <w:t xml:space="preserve"> | TP: </w:t>
@@ -23931,7 +23921,7 @@
         <w:rPr>
           <w:b/>
         </w:rPr>
-        <w:t>`604.17 - 618.00 cents`</w:t>
+        <w:t>`607.72 - 618.00 cents`</w:t>
       </w:r>
     </w:p>
     <w:p>
@@ -24338,7 +24328,7 @@
             </w:pPr>
             <w:r/>
             <w:r>
-              <w:t>634.75</w:t>
+              <w:t>635.50</w:t>
             </w:r>
           </w:p>
         </w:tc>
@@ -24366,7 +24356,7 @@
             </w:pPr>
             <w:r/>
             <w:r>
-              <w:t>646.00</w:t>
+              <w:t>646.75</w:t>
             </w:r>
           </w:p>
         </w:tc>
@@ -24394,7 +24384,7 @@
             </w:pPr>
             <w:r/>
             <w:r>
-              <w:t>629.25</w:t>
+              <w:t>630.00</w:t>
             </w:r>
           </w:p>
         </w:tc>
@@ -24425,7 +24415,7 @@
               <w:rPr>
                 <w:b/>
               </w:rPr>
-              <w:t>634.00</w:t>
+              <w:t>634.75</w:t>
             </w:r>
           </w:p>
         </w:tc>
@@ -24573,7 +24563,7 @@
             </w:pPr>
             <w:r/>
             <w:r>
-              <w:t>634.00</w:t>
+              <w:t>634.75</w:t>
             </w:r>
           </w:p>
         </w:tc>
@@ -24601,7 +24591,7 @@
             </w:pPr>
             <w:r/>
             <w:r>
-              <w:t>641.50</w:t>
+              <w:t>642.25</w:t>
             </w:r>
           </w:p>
         </w:tc>
@@ -24629,7 +24619,7 @@
             </w:pPr>
             <w:r/>
             <w:r>
-              <w:t>628.00</w:t>
+              <w:t>628.75</w:t>
             </w:r>
           </w:p>
         </w:tc>
@@ -24660,7 +24650,7 @@
               <w:rPr>
                 <w:b/>
               </w:rPr>
-              <w:t>633.50</w:t>
+              <w:t>634.25</w:t>
             </w:r>
           </w:p>
         </w:tc>
@@ -24808,7 +24798,7 @@
             </w:pPr>
             <w:r/>
             <w:r>
-              <w:t>633.50</w:t>
+              <w:t>634.25</w:t>
             </w:r>
           </w:p>
         </w:tc>
@@ -24836,7 +24826,7 @@
             </w:pPr>
             <w:r/>
             <w:r>
-              <w:t>647.25</w:t>
+              <w:t>648.00</w:t>
             </w:r>
           </w:p>
         </w:tc>
@@ -24864,7 +24854,7 @@
             </w:pPr>
             <w:r/>
             <w:r>
-              <w:t>618.75</w:t>
+              <w:t>619.50</w:t>
             </w:r>
           </w:p>
         </w:tc>
@@ -24895,7 +24885,7 @@
               <w:rPr>
                 <w:b/>
               </w:rPr>
-              <w:t>635.50</w:t>
+              <w:t>636.25</w:t>
             </w:r>
           </w:p>
         </w:tc>
@@ -25043,7 +25033,7 @@
             </w:pPr>
             <w:r/>
             <w:r>
-              <w:t>635.50</w:t>
+              <w:t>636.25</w:t>
             </w:r>
           </w:p>
         </w:tc>
@@ -25071,7 +25061,7 @@
             </w:pPr>
             <w:r/>
             <w:r>
-              <w:t>648.75</w:t>
+              <w:t>649.50</w:t>
             </w:r>
           </w:p>
         </w:tc>
@@ -25099,7 +25089,7 @@
             </w:pPr>
             <w:r/>
             <w:r>
-              <w:t>627.25</w:t>
+              <w:t>628.00</w:t>
             </w:r>
           </w:p>
         </w:tc>
@@ -25130,7 +25120,7 @@
               <w:rPr>
                 <w:b/>
               </w:rPr>
-              <w:t>636.75</w:t>
+              <w:t>637.50</w:t>
             </w:r>
           </w:p>
         </w:tc>
@@ -25278,7 +25268,7 @@
             </w:pPr>
             <w:r/>
             <w:r>
-              <w:t>636.75</w:t>
+              <w:t>637.50</w:t>
             </w:r>
           </w:p>
         </w:tc>
@@ -25306,7 +25296,7 @@
             </w:pPr>
             <w:r/>
             <w:r>
-              <w:t>653.25</w:t>
+              <w:t>654.00</w:t>
             </w:r>
           </w:p>
         </w:tc>
@@ -25334,7 +25324,7 @@
             </w:pPr>
             <w:r/>
             <w:r>
-              <w:t>626.25</w:t>
+              <w:t>627.00</w:t>
             </w:r>
           </w:p>
         </w:tc>
@@ -25365,7 +25355,7 @@
               <w:rPr>
                 <w:b/>
               </w:rPr>
-              <w:t>641.25</w:t>
+              <w:t>642.00</w:t>
             </w:r>
           </w:p>
         </w:tc>
@@ -25513,7 +25503,7 @@
             </w:pPr>
             <w:r/>
             <w:r>
-              <w:t>641.25</w:t>
+              <w:t>642.00</w:t>
             </w:r>
           </w:p>
         </w:tc>
@@ -25541,7 +25531,7 @@
             </w:pPr>
             <w:r/>
             <w:r>
-              <w:t>649.00</w:t>
+              <w:t>649.75</w:t>
             </w:r>
           </w:p>
         </w:tc>
@@ -25569,7 +25559,7 @@
             </w:pPr>
             <w:r/>
             <w:r>
-              <w:t>630.25</w:t>
+              <w:t>631.00</w:t>
             </w:r>
           </w:p>
         </w:tc>
@@ -25600,7 +25590,7 @@
               <w:rPr>
                 <w:b/>
               </w:rPr>
-              <w:t>642.50</w:t>
+              <w:t>643.25</w:t>
             </w:r>
           </w:p>
         </w:tc>
@@ -25748,7 +25738,7 @@
             </w:pPr>
             <w:r/>
             <w:r>
-              <w:t>642.50</w:t>
+              <w:t>643.25</w:t>
             </w:r>
           </w:p>
         </w:tc>
@@ -25776,7 +25766,7 @@
             </w:pPr>
             <w:r/>
             <w:r>
-              <w:t>650.75</w:t>
+              <w:t>651.50</w:t>
             </w:r>
           </w:p>
         </w:tc>
@@ -25804,7 +25794,7 @@
             </w:pPr>
             <w:r/>
             <w:r>
-              <w:t>632.00</w:t>
+              <w:t>632.75</w:t>
             </w:r>
           </w:p>
         </w:tc>
@@ -25835,7 +25825,7 @@
               <w:rPr>
                 <w:b/>
               </w:rPr>
-              <w:t>644.25</w:t>
+              <w:t>645.00</w:t>
             </w:r>
           </w:p>
         </w:tc>
@@ -25983,7 +25973,7 @@
             </w:pPr>
             <w:r/>
             <w:r>
-              <w:t>644.25</w:t>
+              <w:t>645.00</w:t>
             </w:r>
           </w:p>
         </w:tc>
@@ -26011,7 +26001,7 @@
             </w:pPr>
             <w:r/>
             <w:r>
-              <w:t>656.50</w:t>
+              <w:t>657.25</w:t>
             </w:r>
           </w:p>
         </w:tc>
@@ -26039,7 +26029,7 @@
             </w:pPr>
             <w:r/>
             <w:r>
-              <w:t>634.50</w:t>
+              <w:t>635.25</w:t>
             </w:r>
           </w:p>
         </w:tc>
@@ -26070,7 +26060,7 @@
               <w:rPr>
                 <w:b/>
               </w:rPr>
-              <w:t>643.25</w:t>
+              <w:t>644.00</w:t>
             </w:r>
           </w:p>
         </w:tc>
@@ -26218,7 +26208,7 @@
             </w:pPr>
             <w:r/>
             <w:r>
-              <w:t>643.25</w:t>
+              <w:t>644.00</w:t>
             </w:r>
           </w:p>
         </w:tc>
@@ -26246,7 +26236,7 @@
             </w:pPr>
             <w:r/>
             <w:r>
-              <w:t>653.75</w:t>
+              <w:t>654.50</w:t>
             </w:r>
           </w:p>
         </w:tc>
@@ -26274,7 +26264,7 @@
             </w:pPr>
             <w:r/>
             <w:r>
-              <w:t>628.50</w:t>
+              <w:t>629.25</w:t>
             </w:r>
           </w:p>
         </w:tc>
@@ -26305,7 +26295,7 @@
               <w:rPr>
                 <w:b/>
               </w:rPr>
-              <w:t>645.50</w:t>
+              <w:t>646.25</w:t>
             </w:r>
           </w:p>
         </w:tc>
@@ -26453,7 +26443,7 @@
             </w:pPr>
             <w:r/>
             <w:r>
-              <w:t>645.50</w:t>
+              <w:t>646.25</w:t>
             </w:r>
           </w:p>
         </w:tc>
@@ -26481,7 +26471,7 @@
             </w:pPr>
             <w:r/>
             <w:r>
-              <w:t>656.00</w:t>
+              <w:t>656.75</w:t>
             </w:r>
           </w:p>
         </w:tc>
@@ -26509,7 +26499,7 @@
             </w:pPr>
             <w:r/>
             <w:r>
-              <w:t>639.25</w:t>
+              <w:t>640.00</w:t>
             </w:r>
           </w:p>
         </w:tc>
@@ -26540,7 +26530,7 @@
               <w:rPr>
                 <w:b/>
               </w:rPr>
-              <w:t>646.25</w:t>
+              <w:t>647.00</w:t>
             </w:r>
           </w:p>
         </w:tc>
@@ -26688,7 +26678,7 @@
             </w:pPr>
             <w:r/>
             <w:r>
-              <w:t>646.25</w:t>
+              <w:t>647.00</w:t>
             </w:r>
           </w:p>
         </w:tc>
@@ -26716,7 +26706,7 @@
             </w:pPr>
             <w:r/>
             <w:r>
-              <w:t>660.50</w:t>
+              <w:t>661.25</w:t>
             </w:r>
           </w:p>
         </w:tc>
@@ -26744,7 +26734,7 @@
             </w:pPr>
             <w:r/>
             <w:r>
-              <w:t>631.50</w:t>
+              <w:t>632.25</w:t>
             </w:r>
           </w:p>
         </w:tc>
@@ -26775,7 +26765,7 @@
               <w:rPr>
                 <w:b/>
               </w:rPr>
-              <w:t>648.25</w:t>
+              <w:t>649.00</w:t>
             </w:r>
           </w:p>
         </w:tc>
@@ -26923,7 +26913,7 @@
             </w:pPr>
             <w:r/>
             <w:r>
-              <w:t>648.25</w:t>
+              <w:t>649.00</w:t>
             </w:r>
           </w:p>
         </w:tc>
@@ -26951,7 +26941,7 @@
             </w:pPr>
             <w:r/>
             <w:r>
-              <w:t>654.75</w:t>
+              <w:t>655.50</w:t>
             </w:r>
           </w:p>
         </w:tc>
@@ -26979,7 +26969,7 @@
             </w:pPr>
             <w:r/>
             <w:r>
-              <w:t>641.50</w:t>
+              <w:t>642.25</w:t>
             </w:r>
           </w:p>
         </w:tc>
@@ -27010,7 +27000,7 @@
               <w:rPr>
                 <w:b/>
               </w:rPr>
-              <w:t>648.50</w:t>
+              <w:t>649.25</w:t>
             </w:r>
           </w:p>
         </w:tc>
@@ -27158,7 +27148,7 @@
             </w:pPr>
             <w:r/>
             <w:r>
-              <w:t>648.50</w:t>
+              <w:t>649.25</w:t>
             </w:r>
           </w:p>
         </w:tc>
@@ -27186,7 +27176,7 @@
             </w:pPr>
             <w:r/>
             <w:r>
-              <w:t>658.75</w:t>
+              <w:t>659.50</w:t>
             </w:r>
           </w:p>
         </w:tc>
@@ -27214,7 +27204,7 @@
             </w:pPr>
             <w:r/>
             <w:r>
-              <w:t>640.50</w:t>
+              <w:t>641.25</w:t>
             </w:r>
           </w:p>
         </w:tc>
@@ -27222,6 +27212,241 @@
           <w:tcPr>
             <w:tcW w:type="dxa" w:w="1728"/>
             <w:shd w:fill="F8FAFC"/>
+            <w:tcMar>
+              <w:top w:w="100" w:type="dxa"/>
+              <w:bottom w:w="100" w:type="dxa"/>
+              <w:left w:w="120" w:type="dxa"/>
+              <w:right w:w="120" w:type="dxa"/>
+            </w:tcMar>
+            <w:tcBorders>
+              <w:top w:val="single" w:sz="4" w:space="0" w:color="CCCCCC"/>
+              <w:bottom w:val="single" w:sz="4" w:space="0" w:color="CCCCCC"/>
+              <w:left w:val="single" w:sz="4" w:space="0" w:color="CCCCCC"/>
+              <w:right w:val="single" w:sz="4" w:space="0" w:color="CCCCCC"/>
+            </w:tcBorders>
+          </w:tcPr>
+          <w:p>
+            <w:pPr>
+              <w:spacing w:before="60" w:after="60" w:line="252" w:lineRule="auto"/>
+              <w:jc w:val="left"/>
+            </w:pPr>
+            <w:r/>
+            <w:r>
+              <w:rPr>
+                <w:b/>
+              </w:rPr>
+              <w:t>649.75</w:t>
+            </w:r>
+          </w:p>
+        </w:tc>
+        <w:tc>
+          <w:tcPr>
+            <w:tcW w:type="dxa" w:w="3456"/>
+            <w:shd w:fill="F8FAFC"/>
+            <w:tcMar>
+              <w:top w:w="100" w:type="dxa"/>
+              <w:bottom w:w="100" w:type="dxa"/>
+              <w:left w:w="120" w:type="dxa"/>
+              <w:right w:w="120" w:type="dxa"/>
+            </w:tcMar>
+            <w:tcBorders>
+              <w:top w:val="single" w:sz="4" w:space="0" w:color="CCCCCC"/>
+              <w:bottom w:val="single" w:sz="4" w:space="0" w:color="CCCCCC"/>
+              <w:left w:val="single" w:sz="4" w:space="0" w:color="CCCCCC"/>
+              <w:right w:val="single" w:sz="4" w:space="0" w:color="CCCCCC"/>
+            </w:tcBorders>
+          </w:tcPr>
+          <w:p>
+            <w:pPr>
+              <w:spacing w:before="60" w:after="60" w:line="252" w:lineRule="auto"/>
+              <w:jc w:val="left"/>
+            </w:pPr>
+            <w:r/>
+            <w:r>
+              <w:rPr>
+                <w:b/>
+              </w:rPr>
+              <w:t>+0.50</w:t>
+            </w:r>
+          </w:p>
+        </w:tc>
+        <w:tc>
+          <w:tcPr>
+            <w:tcW w:type="dxa" w:w="1440"/>
+            <w:shd w:fill="F8FAFC"/>
+            <w:tcMar>
+              <w:top w:w="100" w:type="dxa"/>
+              <w:bottom w:w="100" w:type="dxa"/>
+              <w:left w:w="120" w:type="dxa"/>
+              <w:right w:w="120" w:type="dxa"/>
+            </w:tcMar>
+            <w:tcBorders>
+              <w:top w:val="single" w:sz="4" w:space="0" w:color="CCCCCC"/>
+              <w:bottom w:val="single" w:sz="4" w:space="0" w:color="CCCCCC"/>
+              <w:left w:val="single" w:sz="4" w:space="0" w:color="CCCCCC"/>
+              <w:right w:val="single" w:sz="4" w:space="0" w:color="CCCCCC"/>
+            </w:tcBorders>
+          </w:tcPr>
+          <w:p>
+            <w:pPr>
+              <w:spacing w:before="60" w:after="60" w:line="252" w:lineRule="auto"/>
+              <w:jc w:val="left"/>
+            </w:pPr>
+            <w:r/>
+            <w:r>
+              <w:t>BULL</w:t>
+            </w:r>
+          </w:p>
+        </w:tc>
+      </w:tr>
+      <w:tr>
+        <w:tc>
+          <w:tcPr>
+            <w:tcW w:type="dxa" w:w="1584"/>
+            <w:shd w:fill="FFFFFF"/>
+            <w:tcMar>
+              <w:top w:w="100" w:type="dxa"/>
+              <w:bottom w:w="100" w:type="dxa"/>
+              <w:left w:w="120" w:type="dxa"/>
+              <w:right w:w="120" w:type="dxa"/>
+            </w:tcMar>
+            <w:tcBorders>
+              <w:top w:val="single" w:sz="4" w:space="0" w:color="CCCCCC"/>
+              <w:bottom w:val="single" w:sz="4" w:space="0" w:color="CCCCCC"/>
+              <w:left w:val="single" w:sz="4" w:space="0" w:color="CCCCCC"/>
+              <w:right w:val="single" w:sz="4" w:space="0" w:color="CCCCCC"/>
+            </w:tcBorders>
+          </w:tcPr>
+          <w:p>
+            <w:pPr>
+              <w:spacing w:before="60" w:after="60" w:line="252" w:lineRule="auto"/>
+              <w:jc w:val="left"/>
+            </w:pPr>
+            <w:r/>
+            <w:r>
+              <w:rPr>
+                <w:b/>
+              </w:rPr>
+              <w:t>Wed 12/08</w:t>
+            </w:r>
+          </w:p>
+        </w:tc>
+        <w:tc>
+          <w:tcPr>
+            <w:tcW w:type="dxa" w:w="864"/>
+            <w:shd w:fill="FFFFFF"/>
+            <w:tcMar>
+              <w:top w:w="100" w:type="dxa"/>
+              <w:bottom w:w="100" w:type="dxa"/>
+              <w:left w:w="120" w:type="dxa"/>
+              <w:right w:w="120" w:type="dxa"/>
+            </w:tcMar>
+            <w:tcBorders>
+              <w:top w:val="single" w:sz="4" w:space="0" w:color="CCCCCC"/>
+              <w:bottom w:val="single" w:sz="4" w:space="0" w:color="CCCCCC"/>
+              <w:left w:val="single" w:sz="4" w:space="0" w:color="CCCCCC"/>
+              <w:right w:val="single" w:sz="4" w:space="0" w:color="CCCCCC"/>
+            </w:tcBorders>
+          </w:tcPr>
+          <w:p>
+            <w:pPr>
+              <w:spacing w:before="60" w:after="60" w:line="252" w:lineRule="auto"/>
+              <w:jc w:val="left"/>
+            </w:pPr>
+            <w:r/>
+            <w:r>
+              <w:t>Asia 11-15</w:t>
+            </w:r>
+          </w:p>
+        </w:tc>
+        <w:tc>
+          <w:tcPr>
+            <w:tcW w:type="dxa" w:w="1440"/>
+            <w:shd w:fill="FFFFFF"/>
+            <w:tcMar>
+              <w:top w:w="100" w:type="dxa"/>
+              <w:bottom w:w="100" w:type="dxa"/>
+              <w:left w:w="120" w:type="dxa"/>
+              <w:right w:w="120" w:type="dxa"/>
+            </w:tcMar>
+            <w:tcBorders>
+              <w:top w:val="single" w:sz="4" w:space="0" w:color="CCCCCC"/>
+              <w:bottom w:val="single" w:sz="4" w:space="0" w:color="CCCCCC"/>
+              <w:left w:val="single" w:sz="4" w:space="0" w:color="CCCCCC"/>
+              <w:right w:val="single" w:sz="4" w:space="0" w:color="CCCCCC"/>
+            </w:tcBorders>
+          </w:tcPr>
+          <w:p>
+            <w:pPr>
+              <w:spacing w:before="60" w:after="60" w:line="252" w:lineRule="auto"/>
+              <w:jc w:val="left"/>
+            </w:pPr>
+            <w:r/>
+            <w:r>
+              <w:t>649.75</w:t>
+            </w:r>
+          </w:p>
+        </w:tc>
+        <w:tc>
+          <w:tcPr>
+            <w:tcW w:type="dxa" w:w="2016"/>
+            <w:shd w:fill="FFFFFF"/>
+            <w:tcMar>
+              <w:top w:w="100" w:type="dxa"/>
+              <w:bottom w:w="100" w:type="dxa"/>
+              <w:left w:w="120" w:type="dxa"/>
+              <w:right w:w="120" w:type="dxa"/>
+            </w:tcMar>
+            <w:tcBorders>
+              <w:top w:val="single" w:sz="4" w:space="0" w:color="CCCCCC"/>
+              <w:bottom w:val="single" w:sz="4" w:space="0" w:color="CCCCCC"/>
+              <w:left w:val="single" w:sz="4" w:space="0" w:color="CCCCCC"/>
+              <w:right w:val="single" w:sz="4" w:space="0" w:color="CCCCCC"/>
+            </w:tcBorders>
+          </w:tcPr>
+          <w:p>
+            <w:pPr>
+              <w:spacing w:before="60" w:after="60" w:line="252" w:lineRule="auto"/>
+              <w:jc w:val="left"/>
+            </w:pPr>
+            <w:r/>
+            <w:r>
+              <w:t>656.75</w:t>
+            </w:r>
+          </w:p>
+        </w:tc>
+        <w:tc>
+          <w:tcPr>
+            <w:tcW w:type="dxa" w:w="1152"/>
+            <w:shd w:fill="FFFFFF"/>
+            <w:tcMar>
+              <w:top w:w="100" w:type="dxa"/>
+              <w:bottom w:w="100" w:type="dxa"/>
+              <w:left w:w="120" w:type="dxa"/>
+              <w:right w:w="120" w:type="dxa"/>
+            </w:tcMar>
+            <w:tcBorders>
+              <w:top w:val="single" w:sz="4" w:space="0" w:color="CCCCCC"/>
+              <w:bottom w:val="single" w:sz="4" w:space="0" w:color="CCCCCC"/>
+              <w:left w:val="single" w:sz="4" w:space="0" w:color="CCCCCC"/>
+              <w:right w:val="single" w:sz="4" w:space="0" w:color="CCCCCC"/>
+            </w:tcBorders>
+          </w:tcPr>
+          <w:p>
+            <w:pPr>
+              <w:spacing w:before="60" w:after="60" w:line="252" w:lineRule="auto"/>
+              <w:jc w:val="left"/>
+            </w:pPr>
+            <w:r/>
+            <w:r>
+              <w:t>643.75</w:t>
+            </w:r>
+          </w:p>
+        </w:tc>
+        <w:tc>
+          <w:tcPr>
+            <w:tcW w:type="dxa" w:w="1728"/>
+            <w:shd w:fill="FFFFFF"/>
             <w:tcMar>
               <w:top w:w="100" w:type="dxa"/>
               <w:bottom w:w="100" w:type="dxa"/>
@@ -27252,7 +27477,477 @@
         <w:tc>
           <w:tcPr>
             <w:tcW w:type="dxa" w:w="3456"/>
+            <w:shd w:fill="FFFFFF"/>
+            <w:tcMar>
+              <w:top w:w="100" w:type="dxa"/>
+              <w:bottom w:w="100" w:type="dxa"/>
+              <w:left w:w="120" w:type="dxa"/>
+              <w:right w:w="120" w:type="dxa"/>
+            </w:tcMar>
+            <w:tcBorders>
+              <w:top w:val="single" w:sz="4" w:space="0" w:color="CCCCCC"/>
+              <w:bottom w:val="single" w:sz="4" w:space="0" w:color="CCCCCC"/>
+              <w:left w:val="single" w:sz="4" w:space="0" w:color="CCCCCC"/>
+              <w:right w:val="single" w:sz="4" w:space="0" w:color="CCCCCC"/>
+            </w:tcBorders>
+          </w:tcPr>
+          <w:p>
+            <w:pPr>
+              <w:spacing w:before="60" w:after="60" w:line="252" w:lineRule="auto"/>
+              <w:jc w:val="left"/>
+            </w:pPr>
+            <w:r/>
+            <w:r>
+              <w:rPr>
+                <w:b/>
+              </w:rPr>
+              <w:t>-0.75</w:t>
+            </w:r>
+          </w:p>
+        </w:tc>
+        <w:tc>
+          <w:tcPr>
+            <w:tcW w:type="dxa" w:w="1440"/>
+            <w:shd w:fill="FFFFFF"/>
+            <w:tcMar>
+              <w:top w:w="100" w:type="dxa"/>
+              <w:bottom w:w="100" w:type="dxa"/>
+              <w:left w:w="120" w:type="dxa"/>
+              <w:right w:w="120" w:type="dxa"/>
+            </w:tcMar>
+            <w:tcBorders>
+              <w:top w:val="single" w:sz="4" w:space="0" w:color="CCCCCC"/>
+              <w:bottom w:val="single" w:sz="4" w:space="0" w:color="CCCCCC"/>
+              <w:left w:val="single" w:sz="4" w:space="0" w:color="CCCCCC"/>
+              <w:right w:val="single" w:sz="4" w:space="0" w:color="CCCCCC"/>
+            </w:tcBorders>
+          </w:tcPr>
+          <w:p>
+            <w:pPr>
+              <w:spacing w:before="60" w:after="60" w:line="252" w:lineRule="auto"/>
+              <w:jc w:val="left"/>
+            </w:pPr>
+            <w:r/>
+            <w:r>
+              <w:t>BEAR</w:t>
+            </w:r>
+          </w:p>
+        </w:tc>
+      </w:tr>
+      <w:tr>
+        <w:tc>
+          <w:tcPr>
+            <w:tcW w:type="dxa" w:w="1584"/>
             <w:shd w:fill="F8FAFC"/>
+            <w:tcMar>
+              <w:top w:w="100" w:type="dxa"/>
+              <w:bottom w:w="100" w:type="dxa"/>
+              <w:left w:w="120" w:type="dxa"/>
+              <w:right w:w="120" w:type="dxa"/>
+            </w:tcMar>
+            <w:tcBorders>
+              <w:top w:val="single" w:sz="4" w:space="0" w:color="CCCCCC"/>
+              <w:bottom w:val="single" w:sz="4" w:space="0" w:color="CCCCCC"/>
+              <w:left w:val="single" w:sz="4" w:space="0" w:color="CCCCCC"/>
+              <w:right w:val="single" w:sz="4" w:space="0" w:color="CCCCCC"/>
+            </w:tcBorders>
+          </w:tcPr>
+          <w:p>
+            <w:pPr>
+              <w:spacing w:before="60" w:after="60" w:line="252" w:lineRule="auto"/>
+              <w:jc w:val="left"/>
+            </w:pPr>
+            <w:r/>
+            <w:r>
+              <w:rPr>
+                <w:b/>
+              </w:rPr>
+              <w:t>Wed 12/08</w:t>
+            </w:r>
+          </w:p>
+        </w:tc>
+        <w:tc>
+          <w:tcPr>
+            <w:tcW w:type="dxa" w:w="864"/>
+            <w:shd w:fill="F8FAFC"/>
+            <w:tcMar>
+              <w:top w:w="100" w:type="dxa"/>
+              <w:bottom w:w="100" w:type="dxa"/>
+              <w:left w:w="120" w:type="dxa"/>
+              <w:right w:w="120" w:type="dxa"/>
+            </w:tcMar>
+            <w:tcBorders>
+              <w:top w:val="single" w:sz="4" w:space="0" w:color="CCCCCC"/>
+              <w:bottom w:val="single" w:sz="4" w:space="0" w:color="CCCCCC"/>
+              <w:left w:val="single" w:sz="4" w:space="0" w:color="CCCCCC"/>
+              <w:right w:val="single" w:sz="4" w:space="0" w:color="CCCCCC"/>
+            </w:tcBorders>
+          </w:tcPr>
+          <w:p>
+            <w:pPr>
+              <w:spacing w:before="60" w:after="60" w:line="252" w:lineRule="auto"/>
+              <w:jc w:val="left"/>
+            </w:pPr>
+            <w:r/>
+            <w:r>
+              <w:t>London 15-19</w:t>
+            </w:r>
+          </w:p>
+        </w:tc>
+        <w:tc>
+          <w:tcPr>
+            <w:tcW w:type="dxa" w:w="1440"/>
+            <w:shd w:fill="F8FAFC"/>
+            <w:tcMar>
+              <w:top w:w="100" w:type="dxa"/>
+              <w:bottom w:w="100" w:type="dxa"/>
+              <w:left w:w="120" w:type="dxa"/>
+              <w:right w:w="120" w:type="dxa"/>
+            </w:tcMar>
+            <w:tcBorders>
+              <w:top w:val="single" w:sz="4" w:space="0" w:color="CCCCCC"/>
+              <w:bottom w:val="single" w:sz="4" w:space="0" w:color="CCCCCC"/>
+              <w:left w:val="single" w:sz="4" w:space="0" w:color="CCCCCC"/>
+              <w:right w:val="single" w:sz="4" w:space="0" w:color="CCCCCC"/>
+            </w:tcBorders>
+          </w:tcPr>
+          <w:p>
+            <w:pPr>
+              <w:spacing w:before="60" w:after="60" w:line="252" w:lineRule="auto"/>
+              <w:jc w:val="left"/>
+            </w:pPr>
+            <w:r/>
+            <w:r>
+              <w:t>649.00</w:t>
+            </w:r>
+          </w:p>
+        </w:tc>
+        <w:tc>
+          <w:tcPr>
+            <w:tcW w:type="dxa" w:w="2016"/>
+            <w:shd w:fill="F8FAFC"/>
+            <w:tcMar>
+              <w:top w:w="100" w:type="dxa"/>
+              <w:bottom w:w="100" w:type="dxa"/>
+              <w:left w:w="120" w:type="dxa"/>
+              <w:right w:w="120" w:type="dxa"/>
+            </w:tcMar>
+            <w:tcBorders>
+              <w:top w:val="single" w:sz="4" w:space="0" w:color="CCCCCC"/>
+              <w:bottom w:val="single" w:sz="4" w:space="0" w:color="CCCCCC"/>
+              <w:left w:val="single" w:sz="4" w:space="0" w:color="CCCCCC"/>
+              <w:right w:val="single" w:sz="4" w:space="0" w:color="CCCCCC"/>
+            </w:tcBorders>
+          </w:tcPr>
+          <w:p>
+            <w:pPr>
+              <w:spacing w:before="60" w:after="60" w:line="252" w:lineRule="auto"/>
+              <w:jc w:val="left"/>
+            </w:pPr>
+            <w:r/>
+            <w:r>
+              <w:t>662.50</w:t>
+            </w:r>
+          </w:p>
+        </w:tc>
+        <w:tc>
+          <w:tcPr>
+            <w:tcW w:type="dxa" w:w="1152"/>
+            <w:shd w:fill="F8FAFC"/>
+            <w:tcMar>
+              <w:top w:w="100" w:type="dxa"/>
+              <w:bottom w:w="100" w:type="dxa"/>
+              <w:left w:w="120" w:type="dxa"/>
+              <w:right w:w="120" w:type="dxa"/>
+            </w:tcMar>
+            <w:tcBorders>
+              <w:top w:val="single" w:sz="4" w:space="0" w:color="CCCCCC"/>
+              <w:bottom w:val="single" w:sz="4" w:space="0" w:color="CCCCCC"/>
+              <w:left w:val="single" w:sz="4" w:space="0" w:color="CCCCCC"/>
+              <w:right w:val="single" w:sz="4" w:space="0" w:color="CCCCCC"/>
+            </w:tcBorders>
+          </w:tcPr>
+          <w:p>
+            <w:pPr>
+              <w:spacing w:before="60" w:after="60" w:line="252" w:lineRule="auto"/>
+              <w:jc w:val="left"/>
+            </w:pPr>
+            <w:r/>
+            <w:r>
+              <w:t>636.00</w:t>
+            </w:r>
+          </w:p>
+        </w:tc>
+        <w:tc>
+          <w:tcPr>
+            <w:tcW w:type="dxa" w:w="1728"/>
+            <w:shd w:fill="F8FAFC"/>
+            <w:tcMar>
+              <w:top w:w="100" w:type="dxa"/>
+              <w:bottom w:w="100" w:type="dxa"/>
+              <w:left w:w="120" w:type="dxa"/>
+              <w:right w:w="120" w:type="dxa"/>
+            </w:tcMar>
+            <w:tcBorders>
+              <w:top w:val="single" w:sz="4" w:space="0" w:color="CCCCCC"/>
+              <w:bottom w:val="single" w:sz="4" w:space="0" w:color="CCCCCC"/>
+              <w:left w:val="single" w:sz="4" w:space="0" w:color="CCCCCC"/>
+              <w:right w:val="single" w:sz="4" w:space="0" w:color="CCCCCC"/>
+            </w:tcBorders>
+          </w:tcPr>
+          <w:p>
+            <w:pPr>
+              <w:spacing w:before="60" w:after="60" w:line="252" w:lineRule="auto"/>
+              <w:jc w:val="left"/>
+            </w:pPr>
+            <w:r/>
+            <w:r>
+              <w:rPr>
+                <w:b/>
+              </w:rPr>
+              <w:t>650.75</w:t>
+            </w:r>
+          </w:p>
+        </w:tc>
+        <w:tc>
+          <w:tcPr>
+            <w:tcW w:type="dxa" w:w="3456"/>
+            <w:shd w:fill="F8FAFC"/>
+            <w:tcMar>
+              <w:top w:w="100" w:type="dxa"/>
+              <w:bottom w:w="100" w:type="dxa"/>
+              <w:left w:w="120" w:type="dxa"/>
+              <w:right w:w="120" w:type="dxa"/>
+            </w:tcMar>
+            <w:tcBorders>
+              <w:top w:val="single" w:sz="4" w:space="0" w:color="CCCCCC"/>
+              <w:bottom w:val="single" w:sz="4" w:space="0" w:color="CCCCCC"/>
+              <w:left w:val="single" w:sz="4" w:space="0" w:color="CCCCCC"/>
+              <w:right w:val="single" w:sz="4" w:space="0" w:color="CCCCCC"/>
+            </w:tcBorders>
+          </w:tcPr>
+          <w:p>
+            <w:pPr>
+              <w:spacing w:before="60" w:after="60" w:line="252" w:lineRule="auto"/>
+              <w:jc w:val="left"/>
+            </w:pPr>
+            <w:r/>
+            <w:r>
+              <w:rPr>
+                <w:b/>
+              </w:rPr>
+              <w:t>+1.75</w:t>
+            </w:r>
+          </w:p>
+        </w:tc>
+        <w:tc>
+          <w:tcPr>
+            <w:tcW w:type="dxa" w:w="1440"/>
+            <w:shd w:fill="F8FAFC"/>
+            <w:tcMar>
+              <w:top w:w="100" w:type="dxa"/>
+              <w:bottom w:w="100" w:type="dxa"/>
+              <w:left w:w="120" w:type="dxa"/>
+              <w:right w:w="120" w:type="dxa"/>
+            </w:tcMar>
+            <w:tcBorders>
+              <w:top w:val="single" w:sz="4" w:space="0" w:color="CCCCCC"/>
+              <w:bottom w:val="single" w:sz="4" w:space="0" w:color="CCCCCC"/>
+              <w:left w:val="single" w:sz="4" w:space="0" w:color="CCCCCC"/>
+              <w:right w:val="single" w:sz="4" w:space="0" w:color="CCCCCC"/>
+            </w:tcBorders>
+          </w:tcPr>
+          <w:p>
+            <w:pPr>
+              <w:spacing w:before="60" w:after="60" w:line="252" w:lineRule="auto"/>
+              <w:jc w:val="left"/>
+            </w:pPr>
+            <w:r/>
+            <w:r>
+              <w:t>BULL</w:t>
+            </w:r>
+          </w:p>
+        </w:tc>
+      </w:tr>
+      <w:tr>
+        <w:tc>
+          <w:tcPr>
+            <w:tcW w:type="dxa" w:w="1584"/>
+            <w:shd w:fill="FFFFFF"/>
+            <w:tcMar>
+              <w:top w:w="100" w:type="dxa"/>
+              <w:bottom w:w="100" w:type="dxa"/>
+              <w:left w:w="120" w:type="dxa"/>
+              <w:right w:w="120" w:type="dxa"/>
+            </w:tcMar>
+            <w:tcBorders>
+              <w:top w:val="single" w:sz="4" w:space="0" w:color="CCCCCC"/>
+              <w:bottom w:val="single" w:sz="4" w:space="0" w:color="CCCCCC"/>
+              <w:left w:val="single" w:sz="4" w:space="0" w:color="CCCCCC"/>
+              <w:right w:val="single" w:sz="4" w:space="0" w:color="CCCCCC"/>
+            </w:tcBorders>
+          </w:tcPr>
+          <w:p>
+            <w:pPr>
+              <w:spacing w:before="60" w:after="60" w:line="252" w:lineRule="auto"/>
+              <w:jc w:val="left"/>
+            </w:pPr>
+            <w:r/>
+            <w:r>
+              <w:rPr>
+                <w:b/>
+              </w:rPr>
+              <w:t>Wed 12/08</w:t>
+            </w:r>
+          </w:p>
+        </w:tc>
+        <w:tc>
+          <w:tcPr>
+            <w:tcW w:type="dxa" w:w="864"/>
+            <w:shd w:fill="FFFFFF"/>
+            <w:tcMar>
+              <w:top w:w="100" w:type="dxa"/>
+              <w:bottom w:w="100" w:type="dxa"/>
+              <w:left w:w="120" w:type="dxa"/>
+              <w:right w:w="120" w:type="dxa"/>
+            </w:tcMar>
+            <w:tcBorders>
+              <w:top w:val="single" w:sz="4" w:space="0" w:color="CCCCCC"/>
+              <w:bottom w:val="single" w:sz="4" w:space="0" w:color="CCCCCC"/>
+              <w:left w:val="single" w:sz="4" w:space="0" w:color="CCCCCC"/>
+              <w:right w:val="single" w:sz="4" w:space="0" w:color="CCCCCC"/>
+            </w:tcBorders>
+          </w:tcPr>
+          <w:p>
+            <w:pPr>
+              <w:spacing w:before="60" w:after="60" w:line="252" w:lineRule="auto"/>
+              <w:jc w:val="left"/>
+            </w:pPr>
+            <w:r/>
+            <w:r>
+              <w:t>Pre-NY 19-21</w:t>
+            </w:r>
+          </w:p>
+        </w:tc>
+        <w:tc>
+          <w:tcPr>
+            <w:tcW w:type="dxa" w:w="1440"/>
+            <w:shd w:fill="FFFFFF"/>
+            <w:tcMar>
+              <w:top w:w="100" w:type="dxa"/>
+              <w:bottom w:w="100" w:type="dxa"/>
+              <w:left w:w="120" w:type="dxa"/>
+              <w:right w:w="120" w:type="dxa"/>
+            </w:tcMar>
+            <w:tcBorders>
+              <w:top w:val="single" w:sz="4" w:space="0" w:color="CCCCCC"/>
+              <w:bottom w:val="single" w:sz="4" w:space="0" w:color="CCCCCC"/>
+              <w:left w:val="single" w:sz="4" w:space="0" w:color="CCCCCC"/>
+              <w:right w:val="single" w:sz="4" w:space="0" w:color="CCCCCC"/>
+            </w:tcBorders>
+          </w:tcPr>
+          <w:p>
+            <w:pPr>
+              <w:spacing w:before="60" w:after="60" w:line="252" w:lineRule="auto"/>
+              <w:jc w:val="left"/>
+            </w:pPr>
+            <w:r/>
+            <w:r>
+              <w:t>650.75</w:t>
+            </w:r>
+          </w:p>
+        </w:tc>
+        <w:tc>
+          <w:tcPr>
+            <w:tcW w:type="dxa" w:w="2016"/>
+            <w:shd w:fill="FFFFFF"/>
+            <w:tcMar>
+              <w:top w:w="100" w:type="dxa"/>
+              <w:bottom w:w="100" w:type="dxa"/>
+              <w:left w:w="120" w:type="dxa"/>
+              <w:right w:w="120" w:type="dxa"/>
+            </w:tcMar>
+            <w:tcBorders>
+              <w:top w:val="single" w:sz="4" w:space="0" w:color="CCCCCC"/>
+              <w:bottom w:val="single" w:sz="4" w:space="0" w:color="CCCCCC"/>
+              <w:left w:val="single" w:sz="4" w:space="0" w:color="CCCCCC"/>
+              <w:right w:val="single" w:sz="4" w:space="0" w:color="CCCCCC"/>
+            </w:tcBorders>
+          </w:tcPr>
+          <w:p>
+            <w:pPr>
+              <w:spacing w:before="60" w:after="60" w:line="252" w:lineRule="auto"/>
+              <w:jc w:val="left"/>
+            </w:pPr>
+            <w:r/>
+            <w:r>
+              <w:t>660.00</w:t>
+            </w:r>
+          </w:p>
+        </w:tc>
+        <w:tc>
+          <w:tcPr>
+            <w:tcW w:type="dxa" w:w="1152"/>
+            <w:shd w:fill="FFFFFF"/>
+            <w:tcMar>
+              <w:top w:w="100" w:type="dxa"/>
+              <w:bottom w:w="100" w:type="dxa"/>
+              <w:left w:w="120" w:type="dxa"/>
+              <w:right w:w="120" w:type="dxa"/>
+            </w:tcMar>
+            <w:tcBorders>
+              <w:top w:val="single" w:sz="4" w:space="0" w:color="CCCCCC"/>
+              <w:bottom w:val="single" w:sz="4" w:space="0" w:color="CCCCCC"/>
+              <w:left w:val="single" w:sz="4" w:space="0" w:color="CCCCCC"/>
+              <w:right w:val="single" w:sz="4" w:space="0" w:color="CCCCCC"/>
+            </w:tcBorders>
+          </w:tcPr>
+          <w:p>
+            <w:pPr>
+              <w:spacing w:before="60" w:after="60" w:line="252" w:lineRule="auto"/>
+              <w:jc w:val="left"/>
+            </w:pPr>
+            <w:r/>
+            <w:r>
+              <w:t>640.00</w:t>
+            </w:r>
+          </w:p>
+        </w:tc>
+        <w:tc>
+          <w:tcPr>
+            <w:tcW w:type="dxa" w:w="1728"/>
+            <w:shd w:fill="FFFFFF"/>
+            <w:tcMar>
+              <w:top w:w="100" w:type="dxa"/>
+              <w:bottom w:w="100" w:type="dxa"/>
+              <w:left w:w="120" w:type="dxa"/>
+              <w:right w:w="120" w:type="dxa"/>
+            </w:tcMar>
+            <w:tcBorders>
+              <w:top w:val="single" w:sz="4" w:space="0" w:color="CCCCCC"/>
+              <w:bottom w:val="single" w:sz="4" w:space="0" w:color="CCCCCC"/>
+              <w:left w:val="single" w:sz="4" w:space="0" w:color="CCCCCC"/>
+              <w:right w:val="single" w:sz="4" w:space="0" w:color="CCCCCC"/>
+            </w:tcBorders>
+          </w:tcPr>
+          <w:p>
+            <w:pPr>
+              <w:spacing w:before="60" w:after="60" w:line="252" w:lineRule="auto"/>
+              <w:jc w:val="left"/>
+            </w:pPr>
+            <w:r/>
+            <w:r>
+              <w:rPr>
+                <w:b/>
+              </w:rPr>
+              <w:t>651.25</w:t>
+            </w:r>
+          </w:p>
+        </w:tc>
+        <w:tc>
+          <w:tcPr>
+            <w:tcW w:type="dxa" w:w="3456"/>
+            <w:shd w:fill="FFFFFF"/>
             <w:tcMar>
               <w:top w:w="100" w:type="dxa"/>
               <w:bottom w:w="100" w:type="dxa"/>
@@ -27283,7 +27978,7 @@
         <w:tc>
           <w:tcPr>
             <w:tcW w:type="dxa" w:w="1440"/>
-            <w:shd w:fill="F8FAFC"/>
+            <w:shd w:fill="FFFFFF"/>
             <w:tcMar>
               <w:top w:w="100" w:type="dxa"/>
               <w:bottom w:w="100" w:type="dxa"/>
@@ -27313,7 +28008,7 @@
         <w:tc>
           <w:tcPr>
             <w:tcW w:type="dxa" w:w="1584"/>
-            <w:shd w:fill="FFFFFF"/>
+            <w:shd w:fill="F8FAFC"/>
             <w:tcMar>
               <w:top w:w="100" w:type="dxa"/>
               <w:bottom w:w="100" w:type="dxa"/>
@@ -27344,119 +28039,119 @@
         <w:tc>
           <w:tcPr>
             <w:tcW w:type="dxa" w:w="864"/>
-            <w:shd w:fill="FFFFFF"/>
-            <w:tcMar>
-              <w:top w:w="100" w:type="dxa"/>
-              <w:bottom w:w="100" w:type="dxa"/>
-              <w:left w:w="120" w:type="dxa"/>
-              <w:right w:w="120" w:type="dxa"/>
-            </w:tcMar>
-            <w:tcBorders>
-              <w:top w:val="single" w:sz="4" w:space="0" w:color="CCCCCC"/>
-              <w:bottom w:val="single" w:sz="4" w:space="0" w:color="CCCCCC"/>
-              <w:left w:val="single" w:sz="4" w:space="0" w:color="CCCCCC"/>
-              <w:right w:val="single" w:sz="4" w:space="0" w:color="CCCCCC"/>
-            </w:tcBorders>
-          </w:tcPr>
-          <w:p>
-            <w:pPr>
-              <w:spacing w:before="60" w:after="60" w:line="252" w:lineRule="auto"/>
-              <w:jc w:val="left"/>
-            </w:pPr>
-            <w:r/>
-            <w:r>
-              <w:t>Asia 11-15</w:t>
+            <w:shd w:fill="F8FAFC"/>
+            <w:tcMar>
+              <w:top w:w="100" w:type="dxa"/>
+              <w:bottom w:w="100" w:type="dxa"/>
+              <w:left w:w="120" w:type="dxa"/>
+              <w:right w:w="120" w:type="dxa"/>
+            </w:tcMar>
+            <w:tcBorders>
+              <w:top w:val="single" w:sz="4" w:space="0" w:color="CCCCCC"/>
+              <w:bottom w:val="single" w:sz="4" w:space="0" w:color="CCCCCC"/>
+              <w:left w:val="single" w:sz="4" w:space="0" w:color="CCCCCC"/>
+              <w:right w:val="single" w:sz="4" w:space="0" w:color="CCCCCC"/>
+            </w:tcBorders>
+          </w:tcPr>
+          <w:p>
+            <w:pPr>
+              <w:spacing w:before="60" w:after="60" w:line="252" w:lineRule="auto"/>
+              <w:jc w:val="left"/>
+            </w:pPr>
+            <w:r/>
+            <w:r>
+              <w:t>NY Open 21-23</w:t>
             </w:r>
           </w:p>
         </w:tc>
         <w:tc>
           <w:tcPr>
             <w:tcW w:type="dxa" w:w="1440"/>
-            <w:shd w:fill="FFFFFF"/>
-            <w:tcMar>
-              <w:top w:w="100" w:type="dxa"/>
-              <w:bottom w:w="100" w:type="dxa"/>
-              <w:left w:w="120" w:type="dxa"/>
-              <w:right w:w="120" w:type="dxa"/>
-            </w:tcMar>
-            <w:tcBorders>
-              <w:top w:val="single" w:sz="4" w:space="0" w:color="CCCCCC"/>
-              <w:bottom w:val="single" w:sz="4" w:space="0" w:color="CCCCCC"/>
-              <w:left w:val="single" w:sz="4" w:space="0" w:color="CCCCCC"/>
-              <w:right w:val="single" w:sz="4" w:space="0" w:color="CCCCCC"/>
-            </w:tcBorders>
-          </w:tcPr>
-          <w:p>
-            <w:pPr>
-              <w:spacing w:before="60" w:after="60" w:line="252" w:lineRule="auto"/>
-              <w:jc w:val="left"/>
-            </w:pPr>
-            <w:r/>
-            <w:r>
-              <w:t>649.00</w:t>
+            <w:shd w:fill="F8FAFC"/>
+            <w:tcMar>
+              <w:top w:w="100" w:type="dxa"/>
+              <w:bottom w:w="100" w:type="dxa"/>
+              <w:left w:w="120" w:type="dxa"/>
+              <w:right w:w="120" w:type="dxa"/>
+            </w:tcMar>
+            <w:tcBorders>
+              <w:top w:val="single" w:sz="4" w:space="0" w:color="CCCCCC"/>
+              <w:bottom w:val="single" w:sz="4" w:space="0" w:color="CCCCCC"/>
+              <w:left w:val="single" w:sz="4" w:space="0" w:color="CCCCCC"/>
+              <w:right w:val="single" w:sz="4" w:space="0" w:color="CCCCCC"/>
+            </w:tcBorders>
+          </w:tcPr>
+          <w:p>
+            <w:pPr>
+              <w:spacing w:before="60" w:after="60" w:line="252" w:lineRule="auto"/>
+              <w:jc w:val="left"/>
+            </w:pPr>
+            <w:r/>
+            <w:r>
+              <w:t>651.25</w:t>
             </w:r>
           </w:p>
         </w:tc>
         <w:tc>
           <w:tcPr>
             <w:tcW w:type="dxa" w:w="2016"/>
-            <w:shd w:fill="FFFFFF"/>
-            <w:tcMar>
-              <w:top w:w="100" w:type="dxa"/>
-              <w:bottom w:w="100" w:type="dxa"/>
-              <w:left w:w="120" w:type="dxa"/>
-              <w:right w:w="120" w:type="dxa"/>
-            </w:tcMar>
-            <w:tcBorders>
-              <w:top w:val="single" w:sz="4" w:space="0" w:color="CCCCCC"/>
-              <w:bottom w:val="single" w:sz="4" w:space="0" w:color="CCCCCC"/>
-              <w:left w:val="single" w:sz="4" w:space="0" w:color="CCCCCC"/>
-              <w:right w:val="single" w:sz="4" w:space="0" w:color="CCCCCC"/>
-            </w:tcBorders>
-          </w:tcPr>
-          <w:p>
-            <w:pPr>
-              <w:spacing w:before="60" w:after="60" w:line="252" w:lineRule="auto"/>
-              <w:jc w:val="left"/>
-            </w:pPr>
-            <w:r/>
-            <w:r>
-              <w:t>656.00</w:t>
+            <w:shd w:fill="F8FAFC"/>
+            <w:tcMar>
+              <w:top w:w="100" w:type="dxa"/>
+              <w:bottom w:w="100" w:type="dxa"/>
+              <w:left w:w="120" w:type="dxa"/>
+              <w:right w:w="120" w:type="dxa"/>
+            </w:tcMar>
+            <w:tcBorders>
+              <w:top w:val="single" w:sz="4" w:space="0" w:color="CCCCCC"/>
+              <w:bottom w:val="single" w:sz="4" w:space="0" w:color="CCCCCC"/>
+              <w:left w:val="single" w:sz="4" w:space="0" w:color="CCCCCC"/>
+              <w:right w:val="single" w:sz="4" w:space="0" w:color="CCCCCC"/>
+            </w:tcBorders>
+          </w:tcPr>
+          <w:p>
+            <w:pPr>
+              <w:spacing w:before="60" w:after="60" w:line="252" w:lineRule="auto"/>
+              <w:jc w:val="left"/>
+            </w:pPr>
+            <w:r/>
+            <w:r>
+              <w:t>663.50</w:t>
             </w:r>
           </w:p>
         </w:tc>
         <w:tc>
           <w:tcPr>
             <w:tcW w:type="dxa" w:w="1152"/>
-            <w:shd w:fill="FFFFFF"/>
-            <w:tcMar>
-              <w:top w:w="100" w:type="dxa"/>
-              <w:bottom w:w="100" w:type="dxa"/>
-              <w:left w:w="120" w:type="dxa"/>
-              <w:right w:w="120" w:type="dxa"/>
-            </w:tcMar>
-            <w:tcBorders>
-              <w:top w:val="single" w:sz="4" w:space="0" w:color="CCCCCC"/>
-              <w:bottom w:val="single" w:sz="4" w:space="0" w:color="CCCCCC"/>
-              <w:left w:val="single" w:sz="4" w:space="0" w:color="CCCCCC"/>
-              <w:right w:val="single" w:sz="4" w:space="0" w:color="CCCCCC"/>
-            </w:tcBorders>
-          </w:tcPr>
-          <w:p>
-            <w:pPr>
-              <w:spacing w:before="60" w:after="60" w:line="252" w:lineRule="auto"/>
-              <w:jc w:val="left"/>
-            </w:pPr>
-            <w:r/>
-            <w:r>
-              <w:t>643.00</w:t>
+            <w:shd w:fill="F8FAFC"/>
+            <w:tcMar>
+              <w:top w:w="100" w:type="dxa"/>
+              <w:bottom w:w="100" w:type="dxa"/>
+              <w:left w:w="120" w:type="dxa"/>
+              <w:right w:w="120" w:type="dxa"/>
+            </w:tcMar>
+            <w:tcBorders>
+              <w:top w:val="single" w:sz="4" w:space="0" w:color="CCCCCC"/>
+              <w:bottom w:val="single" w:sz="4" w:space="0" w:color="CCCCCC"/>
+              <w:left w:val="single" w:sz="4" w:space="0" w:color="CCCCCC"/>
+              <w:right w:val="single" w:sz="4" w:space="0" w:color="CCCCCC"/>
+            </w:tcBorders>
+          </w:tcPr>
+          <w:p>
+            <w:pPr>
+              <w:spacing w:before="60" w:after="60" w:line="252" w:lineRule="auto"/>
+              <w:jc w:val="left"/>
+            </w:pPr>
+            <w:r/>
+            <w:r>
+              <w:t>637.00</w:t>
             </w:r>
           </w:p>
         </w:tc>
         <w:tc>
           <w:tcPr>
             <w:tcW w:type="dxa" w:w="1728"/>
-            <w:shd w:fill="FFFFFF"/>
+            <w:shd w:fill="F8FAFC"/>
             <w:tcMar>
               <w:top w:w="100" w:type="dxa"/>
               <w:bottom w:w="100" w:type="dxa"/>
@@ -27480,7 +28175,242 @@
               <w:rPr>
                 <w:b/>
               </w:rPr>
-              <w:t>648.25</w:t>
+              <w:t>649.75</w:t>
+            </w:r>
+          </w:p>
+        </w:tc>
+        <w:tc>
+          <w:tcPr>
+            <w:tcW w:type="dxa" w:w="3456"/>
+            <w:shd w:fill="F8FAFC"/>
+            <w:tcMar>
+              <w:top w:w="100" w:type="dxa"/>
+              <w:bottom w:w="100" w:type="dxa"/>
+              <w:left w:w="120" w:type="dxa"/>
+              <w:right w:w="120" w:type="dxa"/>
+            </w:tcMar>
+            <w:tcBorders>
+              <w:top w:val="single" w:sz="4" w:space="0" w:color="CCCCCC"/>
+              <w:bottom w:val="single" w:sz="4" w:space="0" w:color="CCCCCC"/>
+              <w:left w:val="single" w:sz="4" w:space="0" w:color="CCCCCC"/>
+              <w:right w:val="single" w:sz="4" w:space="0" w:color="CCCCCC"/>
+            </w:tcBorders>
+          </w:tcPr>
+          <w:p>
+            <w:pPr>
+              <w:spacing w:before="60" w:after="60" w:line="252" w:lineRule="auto"/>
+              <w:jc w:val="left"/>
+            </w:pPr>
+            <w:r/>
+            <w:r>
+              <w:rPr>
+                <w:b/>
+              </w:rPr>
+              <w:t>-1.50</w:t>
+            </w:r>
+          </w:p>
+        </w:tc>
+        <w:tc>
+          <w:tcPr>
+            <w:tcW w:type="dxa" w:w="1440"/>
+            <w:shd w:fill="F8FAFC"/>
+            <w:tcMar>
+              <w:top w:w="100" w:type="dxa"/>
+              <w:bottom w:w="100" w:type="dxa"/>
+              <w:left w:w="120" w:type="dxa"/>
+              <w:right w:w="120" w:type="dxa"/>
+            </w:tcMar>
+            <w:tcBorders>
+              <w:top w:val="single" w:sz="4" w:space="0" w:color="CCCCCC"/>
+              <w:bottom w:val="single" w:sz="4" w:space="0" w:color="CCCCCC"/>
+              <w:left w:val="single" w:sz="4" w:space="0" w:color="CCCCCC"/>
+              <w:right w:val="single" w:sz="4" w:space="0" w:color="CCCCCC"/>
+            </w:tcBorders>
+          </w:tcPr>
+          <w:p>
+            <w:pPr>
+              <w:spacing w:before="60" w:after="60" w:line="252" w:lineRule="auto"/>
+              <w:jc w:val="left"/>
+            </w:pPr>
+            <w:r/>
+            <w:r>
+              <w:t>BEAR</w:t>
+            </w:r>
+          </w:p>
+        </w:tc>
+      </w:tr>
+      <w:tr>
+        <w:tc>
+          <w:tcPr>
+            <w:tcW w:type="dxa" w:w="1584"/>
+            <w:shd w:fill="FFFFFF"/>
+            <w:tcMar>
+              <w:top w:w="100" w:type="dxa"/>
+              <w:bottom w:w="100" w:type="dxa"/>
+              <w:left w:w="120" w:type="dxa"/>
+              <w:right w:w="120" w:type="dxa"/>
+            </w:tcMar>
+            <w:tcBorders>
+              <w:top w:val="single" w:sz="4" w:space="0" w:color="CCCCCC"/>
+              <w:bottom w:val="single" w:sz="4" w:space="0" w:color="CCCCCC"/>
+              <w:left w:val="single" w:sz="4" w:space="0" w:color="CCCCCC"/>
+              <w:right w:val="single" w:sz="4" w:space="0" w:color="CCCCCC"/>
+            </w:tcBorders>
+          </w:tcPr>
+          <w:p>
+            <w:pPr>
+              <w:spacing w:before="60" w:after="60" w:line="252" w:lineRule="auto"/>
+              <w:jc w:val="left"/>
+            </w:pPr>
+            <w:r/>
+            <w:r>
+              <w:rPr>
+                <w:b/>
+              </w:rPr>
+              <w:t>Wed 12/08</w:t>
+            </w:r>
+          </w:p>
+        </w:tc>
+        <w:tc>
+          <w:tcPr>
+            <w:tcW w:type="dxa" w:w="864"/>
+            <w:shd w:fill="FFFFFF"/>
+            <w:tcMar>
+              <w:top w:w="100" w:type="dxa"/>
+              <w:bottom w:w="100" w:type="dxa"/>
+              <w:left w:w="120" w:type="dxa"/>
+              <w:right w:w="120" w:type="dxa"/>
+            </w:tcMar>
+            <w:tcBorders>
+              <w:top w:val="single" w:sz="4" w:space="0" w:color="CCCCCC"/>
+              <w:bottom w:val="single" w:sz="4" w:space="0" w:color="CCCCCC"/>
+              <w:left w:val="single" w:sz="4" w:space="0" w:color="CCCCCC"/>
+              <w:right w:val="single" w:sz="4" w:space="0" w:color="CCCCCC"/>
+            </w:tcBorders>
+          </w:tcPr>
+          <w:p>
+            <w:pPr>
+              <w:spacing w:before="60" w:after="60" w:line="252" w:lineRule="auto"/>
+              <w:jc w:val="left"/>
+            </w:pPr>
+            <w:r/>
+            <w:r>
+              <w:t>NY Close 23-01</w:t>
+            </w:r>
+          </w:p>
+        </w:tc>
+        <w:tc>
+          <w:tcPr>
+            <w:tcW w:type="dxa" w:w="1440"/>
+            <w:shd w:fill="FFFFFF"/>
+            <w:tcMar>
+              <w:top w:w="100" w:type="dxa"/>
+              <w:bottom w:w="100" w:type="dxa"/>
+              <w:left w:w="120" w:type="dxa"/>
+              <w:right w:w="120" w:type="dxa"/>
+            </w:tcMar>
+            <w:tcBorders>
+              <w:top w:val="single" w:sz="4" w:space="0" w:color="CCCCCC"/>
+              <w:bottom w:val="single" w:sz="4" w:space="0" w:color="CCCCCC"/>
+              <w:left w:val="single" w:sz="4" w:space="0" w:color="CCCCCC"/>
+              <w:right w:val="single" w:sz="4" w:space="0" w:color="CCCCCC"/>
+            </w:tcBorders>
+          </w:tcPr>
+          <w:p>
+            <w:pPr>
+              <w:spacing w:before="60" w:after="60" w:line="252" w:lineRule="auto"/>
+              <w:jc w:val="left"/>
+            </w:pPr>
+            <w:r/>
+            <w:r>
+              <w:t>649.75</w:t>
+            </w:r>
+          </w:p>
+        </w:tc>
+        <w:tc>
+          <w:tcPr>
+            <w:tcW w:type="dxa" w:w="2016"/>
+            <w:shd w:fill="FFFFFF"/>
+            <w:tcMar>
+              <w:top w:w="100" w:type="dxa"/>
+              <w:bottom w:w="100" w:type="dxa"/>
+              <w:left w:w="120" w:type="dxa"/>
+              <w:right w:w="120" w:type="dxa"/>
+            </w:tcMar>
+            <w:tcBorders>
+              <w:top w:val="single" w:sz="4" w:space="0" w:color="CCCCCC"/>
+              <w:bottom w:val="single" w:sz="4" w:space="0" w:color="CCCCCC"/>
+              <w:left w:val="single" w:sz="4" w:space="0" w:color="CCCCCC"/>
+              <w:right w:val="single" w:sz="4" w:space="0" w:color="CCCCCC"/>
+            </w:tcBorders>
+          </w:tcPr>
+          <w:p>
+            <w:pPr>
+              <w:spacing w:before="60" w:after="60" w:line="252" w:lineRule="auto"/>
+              <w:jc w:val="left"/>
+            </w:pPr>
+            <w:r/>
+            <w:r>
+              <w:t>656.75</w:t>
+            </w:r>
+          </w:p>
+        </w:tc>
+        <w:tc>
+          <w:tcPr>
+            <w:tcW w:type="dxa" w:w="1152"/>
+            <w:shd w:fill="FFFFFF"/>
+            <w:tcMar>
+              <w:top w:w="100" w:type="dxa"/>
+              <w:bottom w:w="100" w:type="dxa"/>
+              <w:left w:w="120" w:type="dxa"/>
+              <w:right w:w="120" w:type="dxa"/>
+            </w:tcMar>
+            <w:tcBorders>
+              <w:top w:val="single" w:sz="4" w:space="0" w:color="CCCCCC"/>
+              <w:bottom w:val="single" w:sz="4" w:space="0" w:color="CCCCCC"/>
+              <w:left w:val="single" w:sz="4" w:space="0" w:color="CCCCCC"/>
+              <w:right w:val="single" w:sz="4" w:space="0" w:color="CCCCCC"/>
+            </w:tcBorders>
+          </w:tcPr>
+          <w:p>
+            <w:pPr>
+              <w:spacing w:before="60" w:after="60" w:line="252" w:lineRule="auto"/>
+              <w:jc w:val="left"/>
+            </w:pPr>
+            <w:r/>
+            <w:r>
+              <w:t>640.25</w:t>
+            </w:r>
+          </w:p>
+        </w:tc>
+        <w:tc>
+          <w:tcPr>
+            <w:tcW w:type="dxa" w:w="1728"/>
+            <w:shd w:fill="FFFFFF"/>
+            <w:tcMar>
+              <w:top w:w="100" w:type="dxa"/>
+              <w:bottom w:w="100" w:type="dxa"/>
+              <w:left w:w="120" w:type="dxa"/>
+              <w:right w:w="120" w:type="dxa"/>
+            </w:tcMar>
+            <w:tcBorders>
+              <w:top w:val="single" w:sz="4" w:space="0" w:color="CCCCCC"/>
+              <w:bottom w:val="single" w:sz="4" w:space="0" w:color="CCCCCC"/>
+              <w:left w:val="single" w:sz="4" w:space="0" w:color="CCCCCC"/>
+              <w:right w:val="single" w:sz="4" w:space="0" w:color="CCCCCC"/>
+            </w:tcBorders>
+          </w:tcPr>
+          <w:p>
+            <w:pPr>
+              <w:spacing w:before="60" w:after="60" w:line="252" w:lineRule="auto"/>
+              <w:jc w:val="left"/>
+            </w:pPr>
+            <w:r/>
+            <w:r>
+              <w:rPr>
+                <w:b/>
+              </w:rPr>
+              <w:t>650.25</w:t>
             </w:r>
           </w:p>
         </w:tc>
@@ -27488,6 +28418,1651 @@
           <w:tcPr>
             <w:tcW w:type="dxa" w:w="3456"/>
             <w:shd w:fill="FFFFFF"/>
+            <w:tcMar>
+              <w:top w:w="100" w:type="dxa"/>
+              <w:bottom w:w="100" w:type="dxa"/>
+              <w:left w:w="120" w:type="dxa"/>
+              <w:right w:w="120" w:type="dxa"/>
+            </w:tcMar>
+            <w:tcBorders>
+              <w:top w:val="single" w:sz="4" w:space="0" w:color="CCCCCC"/>
+              <w:bottom w:val="single" w:sz="4" w:space="0" w:color="CCCCCC"/>
+              <w:left w:val="single" w:sz="4" w:space="0" w:color="CCCCCC"/>
+              <w:right w:val="single" w:sz="4" w:space="0" w:color="CCCCCC"/>
+            </w:tcBorders>
+          </w:tcPr>
+          <w:p>
+            <w:pPr>
+              <w:spacing w:before="60" w:after="60" w:line="252" w:lineRule="auto"/>
+              <w:jc w:val="left"/>
+            </w:pPr>
+            <w:r/>
+            <w:r>
+              <w:rPr>
+                <w:b/>
+              </w:rPr>
+              <w:t>+0.50</w:t>
+            </w:r>
+          </w:p>
+        </w:tc>
+        <w:tc>
+          <w:tcPr>
+            <w:tcW w:type="dxa" w:w="1440"/>
+            <w:shd w:fill="FFFFFF"/>
+            <w:tcMar>
+              <w:top w:w="100" w:type="dxa"/>
+              <w:bottom w:w="100" w:type="dxa"/>
+              <w:left w:w="120" w:type="dxa"/>
+              <w:right w:w="120" w:type="dxa"/>
+            </w:tcMar>
+            <w:tcBorders>
+              <w:top w:val="single" w:sz="4" w:space="0" w:color="CCCCCC"/>
+              <w:bottom w:val="single" w:sz="4" w:space="0" w:color="CCCCCC"/>
+              <w:left w:val="single" w:sz="4" w:space="0" w:color="CCCCCC"/>
+              <w:right w:val="single" w:sz="4" w:space="0" w:color="CCCCCC"/>
+            </w:tcBorders>
+          </w:tcPr>
+          <w:p>
+            <w:pPr>
+              <w:spacing w:before="60" w:after="60" w:line="252" w:lineRule="auto"/>
+              <w:jc w:val="left"/>
+            </w:pPr>
+            <w:r/>
+            <w:r>
+              <w:t>BULL</w:t>
+            </w:r>
+          </w:p>
+        </w:tc>
+      </w:tr>
+      <w:tr>
+        <w:tc>
+          <w:tcPr>
+            <w:tcW w:type="dxa" w:w="1584"/>
+            <w:shd w:fill="F8FAFC"/>
+            <w:tcMar>
+              <w:top w:w="100" w:type="dxa"/>
+              <w:bottom w:w="100" w:type="dxa"/>
+              <w:left w:w="120" w:type="dxa"/>
+              <w:right w:w="120" w:type="dxa"/>
+            </w:tcMar>
+            <w:tcBorders>
+              <w:top w:val="single" w:sz="4" w:space="0" w:color="CCCCCC"/>
+              <w:bottom w:val="single" w:sz="4" w:space="0" w:color="CCCCCC"/>
+              <w:left w:val="single" w:sz="4" w:space="0" w:color="CCCCCC"/>
+              <w:right w:val="single" w:sz="4" w:space="0" w:color="CCCCCC"/>
+            </w:tcBorders>
+          </w:tcPr>
+          <w:p>
+            <w:pPr>
+              <w:spacing w:before="60" w:after="60" w:line="252" w:lineRule="auto"/>
+              <w:jc w:val="left"/>
+            </w:pPr>
+            <w:r/>
+            <w:r>
+              <w:rPr>
+                <w:b/>
+              </w:rPr>
+              <w:t>Thu 13/08</w:t>
+            </w:r>
+          </w:p>
+        </w:tc>
+        <w:tc>
+          <w:tcPr>
+            <w:tcW w:type="dxa" w:w="864"/>
+            <w:shd w:fill="F8FAFC"/>
+            <w:tcMar>
+              <w:top w:w="100" w:type="dxa"/>
+              <w:bottom w:w="100" w:type="dxa"/>
+              <w:left w:w="120" w:type="dxa"/>
+              <w:right w:w="120" w:type="dxa"/>
+            </w:tcMar>
+            <w:tcBorders>
+              <w:top w:val="single" w:sz="4" w:space="0" w:color="CCCCCC"/>
+              <w:bottom w:val="single" w:sz="4" w:space="0" w:color="CCCCCC"/>
+              <w:left w:val="single" w:sz="4" w:space="0" w:color="CCCCCC"/>
+              <w:right w:val="single" w:sz="4" w:space="0" w:color="CCCCCC"/>
+            </w:tcBorders>
+          </w:tcPr>
+          <w:p>
+            <w:pPr>
+              <w:spacing w:before="60" w:after="60" w:line="252" w:lineRule="auto"/>
+              <w:jc w:val="left"/>
+            </w:pPr>
+            <w:r/>
+            <w:r>
+              <w:t>Asia 07-11</w:t>
+            </w:r>
+          </w:p>
+        </w:tc>
+        <w:tc>
+          <w:tcPr>
+            <w:tcW w:type="dxa" w:w="1440"/>
+            <w:shd w:fill="F8FAFC"/>
+            <w:tcMar>
+              <w:top w:w="100" w:type="dxa"/>
+              <w:bottom w:w="100" w:type="dxa"/>
+              <w:left w:w="120" w:type="dxa"/>
+              <w:right w:w="120" w:type="dxa"/>
+            </w:tcMar>
+            <w:tcBorders>
+              <w:top w:val="single" w:sz="4" w:space="0" w:color="CCCCCC"/>
+              <w:bottom w:val="single" w:sz="4" w:space="0" w:color="CCCCCC"/>
+              <w:left w:val="single" w:sz="4" w:space="0" w:color="CCCCCC"/>
+              <w:right w:val="single" w:sz="4" w:space="0" w:color="CCCCCC"/>
+            </w:tcBorders>
+          </w:tcPr>
+          <w:p>
+            <w:pPr>
+              <w:spacing w:before="60" w:after="60" w:line="252" w:lineRule="auto"/>
+              <w:jc w:val="left"/>
+            </w:pPr>
+            <w:r/>
+            <w:r>
+              <w:t>650.25</w:t>
+            </w:r>
+          </w:p>
+        </w:tc>
+        <w:tc>
+          <w:tcPr>
+            <w:tcW w:type="dxa" w:w="2016"/>
+            <w:shd w:fill="F8FAFC"/>
+            <w:tcMar>
+              <w:top w:w="100" w:type="dxa"/>
+              <w:bottom w:w="100" w:type="dxa"/>
+              <w:left w:w="120" w:type="dxa"/>
+              <w:right w:w="120" w:type="dxa"/>
+            </w:tcMar>
+            <w:tcBorders>
+              <w:top w:val="single" w:sz="4" w:space="0" w:color="CCCCCC"/>
+              <w:bottom w:val="single" w:sz="4" w:space="0" w:color="CCCCCC"/>
+              <w:left w:val="single" w:sz="4" w:space="0" w:color="CCCCCC"/>
+              <w:right w:val="single" w:sz="4" w:space="0" w:color="CCCCCC"/>
+            </w:tcBorders>
+          </w:tcPr>
+          <w:p>
+            <w:pPr>
+              <w:spacing w:before="60" w:after="60" w:line="252" w:lineRule="auto"/>
+              <w:jc w:val="left"/>
+            </w:pPr>
+            <w:r/>
+            <w:r>
+              <w:t>660.75</w:t>
+            </w:r>
+          </w:p>
+        </w:tc>
+        <w:tc>
+          <w:tcPr>
+            <w:tcW w:type="dxa" w:w="1152"/>
+            <w:shd w:fill="F8FAFC"/>
+            <w:tcMar>
+              <w:top w:w="100" w:type="dxa"/>
+              <w:bottom w:w="100" w:type="dxa"/>
+              <w:left w:w="120" w:type="dxa"/>
+              <w:right w:w="120" w:type="dxa"/>
+            </w:tcMar>
+            <w:tcBorders>
+              <w:top w:val="single" w:sz="4" w:space="0" w:color="CCCCCC"/>
+              <w:bottom w:val="single" w:sz="4" w:space="0" w:color="CCCCCC"/>
+              <w:left w:val="single" w:sz="4" w:space="0" w:color="CCCCCC"/>
+              <w:right w:val="single" w:sz="4" w:space="0" w:color="CCCCCC"/>
+            </w:tcBorders>
+          </w:tcPr>
+          <w:p>
+            <w:pPr>
+              <w:spacing w:before="60" w:after="60" w:line="252" w:lineRule="auto"/>
+              <w:jc w:val="left"/>
+            </w:pPr>
+            <w:r/>
+            <w:r>
+              <w:t>643.00</w:t>
+            </w:r>
+          </w:p>
+        </w:tc>
+        <w:tc>
+          <w:tcPr>
+            <w:tcW w:type="dxa" w:w="1728"/>
+            <w:shd w:fill="F8FAFC"/>
+            <w:tcMar>
+              <w:top w:w="100" w:type="dxa"/>
+              <w:bottom w:w="100" w:type="dxa"/>
+              <w:left w:w="120" w:type="dxa"/>
+              <w:right w:w="120" w:type="dxa"/>
+            </w:tcMar>
+            <w:tcBorders>
+              <w:top w:val="single" w:sz="4" w:space="0" w:color="CCCCCC"/>
+              <w:bottom w:val="single" w:sz="4" w:space="0" w:color="CCCCCC"/>
+              <w:left w:val="single" w:sz="4" w:space="0" w:color="CCCCCC"/>
+              <w:right w:val="single" w:sz="4" w:space="0" w:color="CCCCCC"/>
+            </w:tcBorders>
+          </w:tcPr>
+          <w:p>
+            <w:pPr>
+              <w:spacing w:before="60" w:after="60" w:line="252" w:lineRule="auto"/>
+              <w:jc w:val="left"/>
+            </w:pPr>
+            <w:r/>
+            <w:r>
+              <w:rPr>
+                <w:b/>
+              </w:rPr>
+              <w:t>650.00</w:t>
+            </w:r>
+          </w:p>
+        </w:tc>
+        <w:tc>
+          <w:tcPr>
+            <w:tcW w:type="dxa" w:w="3456"/>
+            <w:shd w:fill="F8FAFC"/>
+            <w:tcMar>
+              <w:top w:w="100" w:type="dxa"/>
+              <w:bottom w:w="100" w:type="dxa"/>
+              <w:left w:w="120" w:type="dxa"/>
+              <w:right w:w="120" w:type="dxa"/>
+            </w:tcMar>
+            <w:tcBorders>
+              <w:top w:val="single" w:sz="4" w:space="0" w:color="CCCCCC"/>
+              <w:bottom w:val="single" w:sz="4" w:space="0" w:color="CCCCCC"/>
+              <w:left w:val="single" w:sz="4" w:space="0" w:color="CCCCCC"/>
+              <w:right w:val="single" w:sz="4" w:space="0" w:color="CCCCCC"/>
+            </w:tcBorders>
+          </w:tcPr>
+          <w:p>
+            <w:pPr>
+              <w:spacing w:before="60" w:after="60" w:line="252" w:lineRule="auto"/>
+              <w:jc w:val="left"/>
+            </w:pPr>
+            <w:r/>
+            <w:r>
+              <w:rPr>
+                <w:b/>
+              </w:rPr>
+              <w:t>-0.25</w:t>
+            </w:r>
+          </w:p>
+        </w:tc>
+        <w:tc>
+          <w:tcPr>
+            <w:tcW w:type="dxa" w:w="1440"/>
+            <w:shd w:fill="F8FAFC"/>
+            <w:tcMar>
+              <w:top w:w="100" w:type="dxa"/>
+              <w:bottom w:w="100" w:type="dxa"/>
+              <w:left w:w="120" w:type="dxa"/>
+              <w:right w:w="120" w:type="dxa"/>
+            </w:tcMar>
+            <w:tcBorders>
+              <w:top w:val="single" w:sz="4" w:space="0" w:color="CCCCCC"/>
+              <w:bottom w:val="single" w:sz="4" w:space="0" w:color="CCCCCC"/>
+              <w:left w:val="single" w:sz="4" w:space="0" w:color="CCCCCC"/>
+              <w:right w:val="single" w:sz="4" w:space="0" w:color="CCCCCC"/>
+            </w:tcBorders>
+          </w:tcPr>
+          <w:p>
+            <w:pPr>
+              <w:spacing w:before="60" w:after="60" w:line="252" w:lineRule="auto"/>
+              <w:jc w:val="left"/>
+            </w:pPr>
+            <w:r/>
+            <w:r>
+              <w:t>BEAR</w:t>
+            </w:r>
+          </w:p>
+        </w:tc>
+      </w:tr>
+      <w:tr>
+        <w:tc>
+          <w:tcPr>
+            <w:tcW w:type="dxa" w:w="1584"/>
+            <w:shd w:fill="FFFFFF"/>
+            <w:tcMar>
+              <w:top w:w="100" w:type="dxa"/>
+              <w:bottom w:w="100" w:type="dxa"/>
+              <w:left w:w="120" w:type="dxa"/>
+              <w:right w:w="120" w:type="dxa"/>
+            </w:tcMar>
+            <w:tcBorders>
+              <w:top w:val="single" w:sz="4" w:space="0" w:color="CCCCCC"/>
+              <w:bottom w:val="single" w:sz="4" w:space="0" w:color="CCCCCC"/>
+              <w:left w:val="single" w:sz="4" w:space="0" w:color="CCCCCC"/>
+              <w:right w:val="single" w:sz="4" w:space="0" w:color="CCCCCC"/>
+            </w:tcBorders>
+          </w:tcPr>
+          <w:p>
+            <w:pPr>
+              <w:spacing w:before="60" w:after="60" w:line="252" w:lineRule="auto"/>
+              <w:jc w:val="left"/>
+            </w:pPr>
+            <w:r/>
+            <w:r>
+              <w:rPr>
+                <w:b/>
+              </w:rPr>
+              <w:t>Thu 13/08</w:t>
+            </w:r>
+          </w:p>
+        </w:tc>
+        <w:tc>
+          <w:tcPr>
+            <w:tcW w:type="dxa" w:w="864"/>
+            <w:shd w:fill="FFFFFF"/>
+            <w:tcMar>
+              <w:top w:w="100" w:type="dxa"/>
+              <w:bottom w:w="100" w:type="dxa"/>
+              <w:left w:w="120" w:type="dxa"/>
+              <w:right w:w="120" w:type="dxa"/>
+            </w:tcMar>
+            <w:tcBorders>
+              <w:top w:val="single" w:sz="4" w:space="0" w:color="CCCCCC"/>
+              <w:bottom w:val="single" w:sz="4" w:space="0" w:color="CCCCCC"/>
+              <w:left w:val="single" w:sz="4" w:space="0" w:color="CCCCCC"/>
+              <w:right w:val="single" w:sz="4" w:space="0" w:color="CCCCCC"/>
+            </w:tcBorders>
+          </w:tcPr>
+          <w:p>
+            <w:pPr>
+              <w:spacing w:before="60" w:after="60" w:line="252" w:lineRule="auto"/>
+              <w:jc w:val="left"/>
+            </w:pPr>
+            <w:r/>
+            <w:r>
+              <w:t>Asia 11-15</w:t>
+            </w:r>
+          </w:p>
+        </w:tc>
+        <w:tc>
+          <w:tcPr>
+            <w:tcW w:type="dxa" w:w="1440"/>
+            <w:shd w:fill="FFFFFF"/>
+            <w:tcMar>
+              <w:top w:w="100" w:type="dxa"/>
+              <w:bottom w:w="100" w:type="dxa"/>
+              <w:left w:w="120" w:type="dxa"/>
+              <w:right w:w="120" w:type="dxa"/>
+            </w:tcMar>
+            <w:tcBorders>
+              <w:top w:val="single" w:sz="4" w:space="0" w:color="CCCCCC"/>
+              <w:bottom w:val="single" w:sz="4" w:space="0" w:color="CCCCCC"/>
+              <w:left w:val="single" w:sz="4" w:space="0" w:color="CCCCCC"/>
+              <w:right w:val="single" w:sz="4" w:space="0" w:color="CCCCCC"/>
+            </w:tcBorders>
+          </w:tcPr>
+          <w:p>
+            <w:pPr>
+              <w:spacing w:before="60" w:after="60" w:line="252" w:lineRule="auto"/>
+              <w:jc w:val="left"/>
+            </w:pPr>
+            <w:r/>
+            <w:r>
+              <w:t>650.00</w:t>
+            </w:r>
+          </w:p>
+        </w:tc>
+        <w:tc>
+          <w:tcPr>
+            <w:tcW w:type="dxa" w:w="2016"/>
+            <w:shd w:fill="FFFFFF"/>
+            <w:tcMar>
+              <w:top w:w="100" w:type="dxa"/>
+              <w:bottom w:w="100" w:type="dxa"/>
+              <w:left w:w="120" w:type="dxa"/>
+              <w:right w:w="120" w:type="dxa"/>
+            </w:tcMar>
+            <w:tcBorders>
+              <w:top w:val="single" w:sz="4" w:space="0" w:color="CCCCCC"/>
+              <w:bottom w:val="single" w:sz="4" w:space="0" w:color="CCCCCC"/>
+              <w:left w:val="single" w:sz="4" w:space="0" w:color="CCCCCC"/>
+              <w:right w:val="single" w:sz="4" w:space="0" w:color="CCCCCC"/>
+            </w:tcBorders>
+          </w:tcPr>
+          <w:p>
+            <w:pPr>
+              <w:spacing w:before="60" w:after="60" w:line="252" w:lineRule="auto"/>
+              <w:jc w:val="left"/>
+            </w:pPr>
+            <w:r/>
+            <w:r>
+              <w:t>659.75</w:t>
+            </w:r>
+          </w:p>
+        </w:tc>
+        <w:tc>
+          <w:tcPr>
+            <w:tcW w:type="dxa" w:w="1152"/>
+            <w:shd w:fill="FFFFFF"/>
+            <w:tcMar>
+              <w:top w:w="100" w:type="dxa"/>
+              <w:bottom w:w="100" w:type="dxa"/>
+              <w:left w:w="120" w:type="dxa"/>
+              <w:right w:w="120" w:type="dxa"/>
+            </w:tcMar>
+            <w:tcBorders>
+              <w:top w:val="single" w:sz="4" w:space="0" w:color="CCCCCC"/>
+              <w:bottom w:val="single" w:sz="4" w:space="0" w:color="CCCCCC"/>
+              <w:left w:val="single" w:sz="4" w:space="0" w:color="CCCCCC"/>
+              <w:right w:val="single" w:sz="4" w:space="0" w:color="CCCCCC"/>
+            </w:tcBorders>
+          </w:tcPr>
+          <w:p>
+            <w:pPr>
+              <w:spacing w:before="60" w:after="60" w:line="252" w:lineRule="auto"/>
+              <w:jc w:val="left"/>
+            </w:pPr>
+            <w:r/>
+            <w:r>
+              <w:t>640.25</w:t>
+            </w:r>
+          </w:p>
+        </w:tc>
+        <w:tc>
+          <w:tcPr>
+            <w:tcW w:type="dxa" w:w="1728"/>
+            <w:shd w:fill="FFFFFF"/>
+            <w:tcMar>
+              <w:top w:w="100" w:type="dxa"/>
+              <w:bottom w:w="100" w:type="dxa"/>
+              <w:left w:w="120" w:type="dxa"/>
+              <w:right w:w="120" w:type="dxa"/>
+            </w:tcMar>
+            <w:tcBorders>
+              <w:top w:val="single" w:sz="4" w:space="0" w:color="CCCCCC"/>
+              <w:bottom w:val="single" w:sz="4" w:space="0" w:color="CCCCCC"/>
+              <w:left w:val="single" w:sz="4" w:space="0" w:color="CCCCCC"/>
+              <w:right w:val="single" w:sz="4" w:space="0" w:color="CCCCCC"/>
+            </w:tcBorders>
+          </w:tcPr>
+          <w:p>
+            <w:pPr>
+              <w:spacing w:before="60" w:after="60" w:line="252" w:lineRule="auto"/>
+              <w:jc w:val="left"/>
+            </w:pPr>
+            <w:r/>
+            <w:r>
+              <w:rPr>
+                <w:b/>
+              </w:rPr>
+              <w:t>650.50</w:t>
+            </w:r>
+          </w:p>
+        </w:tc>
+        <w:tc>
+          <w:tcPr>
+            <w:tcW w:type="dxa" w:w="3456"/>
+            <w:shd w:fill="FFFFFF"/>
+            <w:tcMar>
+              <w:top w:w="100" w:type="dxa"/>
+              <w:bottom w:w="100" w:type="dxa"/>
+              <w:left w:w="120" w:type="dxa"/>
+              <w:right w:w="120" w:type="dxa"/>
+            </w:tcMar>
+            <w:tcBorders>
+              <w:top w:val="single" w:sz="4" w:space="0" w:color="CCCCCC"/>
+              <w:bottom w:val="single" w:sz="4" w:space="0" w:color="CCCCCC"/>
+              <w:left w:val="single" w:sz="4" w:space="0" w:color="CCCCCC"/>
+              <w:right w:val="single" w:sz="4" w:space="0" w:color="CCCCCC"/>
+            </w:tcBorders>
+          </w:tcPr>
+          <w:p>
+            <w:pPr>
+              <w:spacing w:before="60" w:after="60" w:line="252" w:lineRule="auto"/>
+              <w:jc w:val="left"/>
+            </w:pPr>
+            <w:r/>
+            <w:r>
+              <w:rPr>
+                <w:b/>
+              </w:rPr>
+              <w:t>+0.50</w:t>
+            </w:r>
+          </w:p>
+        </w:tc>
+        <w:tc>
+          <w:tcPr>
+            <w:tcW w:type="dxa" w:w="1440"/>
+            <w:shd w:fill="FFFFFF"/>
+            <w:tcMar>
+              <w:top w:w="100" w:type="dxa"/>
+              <w:bottom w:w="100" w:type="dxa"/>
+              <w:left w:w="120" w:type="dxa"/>
+              <w:right w:w="120" w:type="dxa"/>
+            </w:tcMar>
+            <w:tcBorders>
+              <w:top w:val="single" w:sz="4" w:space="0" w:color="CCCCCC"/>
+              <w:bottom w:val="single" w:sz="4" w:space="0" w:color="CCCCCC"/>
+              <w:left w:val="single" w:sz="4" w:space="0" w:color="CCCCCC"/>
+              <w:right w:val="single" w:sz="4" w:space="0" w:color="CCCCCC"/>
+            </w:tcBorders>
+          </w:tcPr>
+          <w:p>
+            <w:pPr>
+              <w:spacing w:before="60" w:after="60" w:line="252" w:lineRule="auto"/>
+              <w:jc w:val="left"/>
+            </w:pPr>
+            <w:r/>
+            <w:r>
+              <w:t>BULL</w:t>
+            </w:r>
+          </w:p>
+        </w:tc>
+      </w:tr>
+      <w:tr>
+        <w:tc>
+          <w:tcPr>
+            <w:tcW w:type="dxa" w:w="1584"/>
+            <w:shd w:fill="F8FAFC"/>
+            <w:tcMar>
+              <w:top w:w="100" w:type="dxa"/>
+              <w:bottom w:w="100" w:type="dxa"/>
+              <w:left w:w="120" w:type="dxa"/>
+              <w:right w:w="120" w:type="dxa"/>
+            </w:tcMar>
+            <w:tcBorders>
+              <w:top w:val="single" w:sz="4" w:space="0" w:color="CCCCCC"/>
+              <w:bottom w:val="single" w:sz="4" w:space="0" w:color="CCCCCC"/>
+              <w:left w:val="single" w:sz="4" w:space="0" w:color="CCCCCC"/>
+              <w:right w:val="single" w:sz="4" w:space="0" w:color="CCCCCC"/>
+            </w:tcBorders>
+          </w:tcPr>
+          <w:p>
+            <w:pPr>
+              <w:spacing w:before="60" w:after="60" w:line="252" w:lineRule="auto"/>
+              <w:jc w:val="left"/>
+            </w:pPr>
+            <w:r/>
+            <w:r>
+              <w:rPr>
+                <w:b/>
+              </w:rPr>
+              <w:t>Thu 13/08</w:t>
+            </w:r>
+          </w:p>
+        </w:tc>
+        <w:tc>
+          <w:tcPr>
+            <w:tcW w:type="dxa" w:w="864"/>
+            <w:shd w:fill="F8FAFC"/>
+            <w:tcMar>
+              <w:top w:w="100" w:type="dxa"/>
+              <w:bottom w:w="100" w:type="dxa"/>
+              <w:left w:w="120" w:type="dxa"/>
+              <w:right w:w="120" w:type="dxa"/>
+            </w:tcMar>
+            <w:tcBorders>
+              <w:top w:val="single" w:sz="4" w:space="0" w:color="CCCCCC"/>
+              <w:bottom w:val="single" w:sz="4" w:space="0" w:color="CCCCCC"/>
+              <w:left w:val="single" w:sz="4" w:space="0" w:color="CCCCCC"/>
+              <w:right w:val="single" w:sz="4" w:space="0" w:color="CCCCCC"/>
+            </w:tcBorders>
+          </w:tcPr>
+          <w:p>
+            <w:pPr>
+              <w:spacing w:before="60" w:after="60" w:line="252" w:lineRule="auto"/>
+              <w:jc w:val="left"/>
+            </w:pPr>
+            <w:r/>
+            <w:r>
+              <w:t>London 15-19</w:t>
+            </w:r>
+          </w:p>
+        </w:tc>
+        <w:tc>
+          <w:tcPr>
+            <w:tcW w:type="dxa" w:w="1440"/>
+            <w:shd w:fill="F8FAFC"/>
+            <w:tcMar>
+              <w:top w:w="100" w:type="dxa"/>
+              <w:bottom w:w="100" w:type="dxa"/>
+              <w:left w:w="120" w:type="dxa"/>
+              <w:right w:w="120" w:type="dxa"/>
+            </w:tcMar>
+            <w:tcBorders>
+              <w:top w:val="single" w:sz="4" w:space="0" w:color="CCCCCC"/>
+              <w:bottom w:val="single" w:sz="4" w:space="0" w:color="CCCCCC"/>
+              <w:left w:val="single" w:sz="4" w:space="0" w:color="CCCCCC"/>
+              <w:right w:val="single" w:sz="4" w:space="0" w:color="CCCCCC"/>
+            </w:tcBorders>
+          </w:tcPr>
+          <w:p>
+            <w:pPr>
+              <w:spacing w:before="60" w:after="60" w:line="252" w:lineRule="auto"/>
+              <w:jc w:val="left"/>
+            </w:pPr>
+            <w:r/>
+            <w:r>
+              <w:t>650.50</w:t>
+            </w:r>
+          </w:p>
+        </w:tc>
+        <w:tc>
+          <w:tcPr>
+            <w:tcW w:type="dxa" w:w="2016"/>
+            <w:shd w:fill="F8FAFC"/>
+            <w:tcMar>
+              <w:top w:w="100" w:type="dxa"/>
+              <w:bottom w:w="100" w:type="dxa"/>
+              <w:left w:w="120" w:type="dxa"/>
+              <w:right w:w="120" w:type="dxa"/>
+            </w:tcMar>
+            <w:tcBorders>
+              <w:top w:val="single" w:sz="4" w:space="0" w:color="CCCCCC"/>
+              <w:bottom w:val="single" w:sz="4" w:space="0" w:color="CCCCCC"/>
+              <w:left w:val="single" w:sz="4" w:space="0" w:color="CCCCCC"/>
+              <w:right w:val="single" w:sz="4" w:space="0" w:color="CCCCCC"/>
+            </w:tcBorders>
+          </w:tcPr>
+          <w:p>
+            <w:pPr>
+              <w:spacing w:before="60" w:after="60" w:line="252" w:lineRule="auto"/>
+              <w:jc w:val="left"/>
+            </w:pPr>
+            <w:r/>
+            <w:r>
+              <w:t>661.25</w:t>
+            </w:r>
+          </w:p>
+        </w:tc>
+        <w:tc>
+          <w:tcPr>
+            <w:tcW w:type="dxa" w:w="1152"/>
+            <w:shd w:fill="F8FAFC"/>
+            <w:tcMar>
+              <w:top w:w="100" w:type="dxa"/>
+              <w:bottom w:w="100" w:type="dxa"/>
+              <w:left w:w="120" w:type="dxa"/>
+              <w:right w:w="120" w:type="dxa"/>
+            </w:tcMar>
+            <w:tcBorders>
+              <w:top w:val="single" w:sz="4" w:space="0" w:color="CCCCCC"/>
+              <w:bottom w:val="single" w:sz="4" w:space="0" w:color="CCCCCC"/>
+              <w:left w:val="single" w:sz="4" w:space="0" w:color="CCCCCC"/>
+              <w:right w:val="single" w:sz="4" w:space="0" w:color="CCCCCC"/>
+            </w:tcBorders>
+          </w:tcPr>
+          <w:p>
+            <w:pPr>
+              <w:spacing w:before="60" w:after="60" w:line="252" w:lineRule="auto"/>
+              <w:jc w:val="left"/>
+            </w:pPr>
+            <w:r/>
+            <w:r>
+              <w:t>643.25</w:t>
+            </w:r>
+          </w:p>
+        </w:tc>
+        <w:tc>
+          <w:tcPr>
+            <w:tcW w:type="dxa" w:w="1728"/>
+            <w:shd w:fill="F8FAFC"/>
+            <w:tcMar>
+              <w:top w:w="100" w:type="dxa"/>
+              <w:bottom w:w="100" w:type="dxa"/>
+              <w:left w:w="120" w:type="dxa"/>
+              <w:right w:w="120" w:type="dxa"/>
+            </w:tcMar>
+            <w:tcBorders>
+              <w:top w:val="single" w:sz="4" w:space="0" w:color="CCCCCC"/>
+              <w:bottom w:val="single" w:sz="4" w:space="0" w:color="CCCCCC"/>
+              <w:left w:val="single" w:sz="4" w:space="0" w:color="CCCCCC"/>
+              <w:right w:val="single" w:sz="4" w:space="0" w:color="CCCCCC"/>
+            </w:tcBorders>
+          </w:tcPr>
+          <w:p>
+            <w:pPr>
+              <w:spacing w:before="60" w:after="60" w:line="252" w:lineRule="auto"/>
+              <w:jc w:val="left"/>
+            </w:pPr>
+            <w:r/>
+            <w:r>
+              <w:rPr>
+                <w:b/>
+              </w:rPr>
+              <w:t>651.25</w:t>
+            </w:r>
+          </w:p>
+        </w:tc>
+        <w:tc>
+          <w:tcPr>
+            <w:tcW w:type="dxa" w:w="3456"/>
+            <w:shd w:fill="F8FAFC"/>
+            <w:tcMar>
+              <w:top w:w="100" w:type="dxa"/>
+              <w:bottom w:w="100" w:type="dxa"/>
+              <w:left w:w="120" w:type="dxa"/>
+              <w:right w:w="120" w:type="dxa"/>
+            </w:tcMar>
+            <w:tcBorders>
+              <w:top w:val="single" w:sz="4" w:space="0" w:color="CCCCCC"/>
+              <w:bottom w:val="single" w:sz="4" w:space="0" w:color="CCCCCC"/>
+              <w:left w:val="single" w:sz="4" w:space="0" w:color="CCCCCC"/>
+              <w:right w:val="single" w:sz="4" w:space="0" w:color="CCCCCC"/>
+            </w:tcBorders>
+          </w:tcPr>
+          <w:p>
+            <w:pPr>
+              <w:spacing w:before="60" w:after="60" w:line="252" w:lineRule="auto"/>
+              <w:jc w:val="left"/>
+            </w:pPr>
+            <w:r/>
+            <w:r>
+              <w:rPr>
+                <w:b/>
+              </w:rPr>
+              <w:t>+0.75</w:t>
+            </w:r>
+          </w:p>
+        </w:tc>
+        <w:tc>
+          <w:tcPr>
+            <w:tcW w:type="dxa" w:w="1440"/>
+            <w:shd w:fill="F8FAFC"/>
+            <w:tcMar>
+              <w:top w:w="100" w:type="dxa"/>
+              <w:bottom w:w="100" w:type="dxa"/>
+              <w:left w:w="120" w:type="dxa"/>
+              <w:right w:w="120" w:type="dxa"/>
+            </w:tcMar>
+            <w:tcBorders>
+              <w:top w:val="single" w:sz="4" w:space="0" w:color="CCCCCC"/>
+              <w:bottom w:val="single" w:sz="4" w:space="0" w:color="CCCCCC"/>
+              <w:left w:val="single" w:sz="4" w:space="0" w:color="CCCCCC"/>
+              <w:right w:val="single" w:sz="4" w:space="0" w:color="CCCCCC"/>
+            </w:tcBorders>
+          </w:tcPr>
+          <w:p>
+            <w:pPr>
+              <w:spacing w:before="60" w:after="60" w:line="252" w:lineRule="auto"/>
+              <w:jc w:val="left"/>
+            </w:pPr>
+            <w:r/>
+            <w:r>
+              <w:t>BULL</w:t>
+            </w:r>
+          </w:p>
+        </w:tc>
+      </w:tr>
+      <w:tr>
+        <w:tc>
+          <w:tcPr>
+            <w:tcW w:type="dxa" w:w="1584"/>
+            <w:shd w:fill="FFFFFF"/>
+            <w:tcMar>
+              <w:top w:w="100" w:type="dxa"/>
+              <w:bottom w:w="100" w:type="dxa"/>
+              <w:left w:w="120" w:type="dxa"/>
+              <w:right w:w="120" w:type="dxa"/>
+            </w:tcMar>
+            <w:tcBorders>
+              <w:top w:val="single" w:sz="4" w:space="0" w:color="CCCCCC"/>
+              <w:bottom w:val="single" w:sz="4" w:space="0" w:color="CCCCCC"/>
+              <w:left w:val="single" w:sz="4" w:space="0" w:color="CCCCCC"/>
+              <w:right w:val="single" w:sz="4" w:space="0" w:color="CCCCCC"/>
+            </w:tcBorders>
+          </w:tcPr>
+          <w:p>
+            <w:pPr>
+              <w:spacing w:before="60" w:after="60" w:line="252" w:lineRule="auto"/>
+              <w:jc w:val="left"/>
+            </w:pPr>
+            <w:r/>
+            <w:r>
+              <w:rPr>
+                <w:b/>
+              </w:rPr>
+              <w:t>Thu 13/08</w:t>
+            </w:r>
+          </w:p>
+        </w:tc>
+        <w:tc>
+          <w:tcPr>
+            <w:tcW w:type="dxa" w:w="864"/>
+            <w:shd w:fill="FFFFFF"/>
+            <w:tcMar>
+              <w:top w:w="100" w:type="dxa"/>
+              <w:bottom w:w="100" w:type="dxa"/>
+              <w:left w:w="120" w:type="dxa"/>
+              <w:right w:w="120" w:type="dxa"/>
+            </w:tcMar>
+            <w:tcBorders>
+              <w:top w:val="single" w:sz="4" w:space="0" w:color="CCCCCC"/>
+              <w:bottom w:val="single" w:sz="4" w:space="0" w:color="CCCCCC"/>
+              <w:left w:val="single" w:sz="4" w:space="0" w:color="CCCCCC"/>
+              <w:right w:val="single" w:sz="4" w:space="0" w:color="CCCCCC"/>
+            </w:tcBorders>
+          </w:tcPr>
+          <w:p>
+            <w:pPr>
+              <w:spacing w:before="60" w:after="60" w:line="252" w:lineRule="auto"/>
+              <w:jc w:val="left"/>
+            </w:pPr>
+            <w:r/>
+            <w:r>
+              <w:t>Pre-NY 19-21</w:t>
+            </w:r>
+          </w:p>
+        </w:tc>
+        <w:tc>
+          <w:tcPr>
+            <w:tcW w:type="dxa" w:w="1440"/>
+            <w:shd w:fill="FFFFFF"/>
+            <w:tcMar>
+              <w:top w:w="100" w:type="dxa"/>
+              <w:bottom w:w="100" w:type="dxa"/>
+              <w:left w:w="120" w:type="dxa"/>
+              <w:right w:w="120" w:type="dxa"/>
+            </w:tcMar>
+            <w:tcBorders>
+              <w:top w:val="single" w:sz="4" w:space="0" w:color="CCCCCC"/>
+              <w:bottom w:val="single" w:sz="4" w:space="0" w:color="CCCCCC"/>
+              <w:left w:val="single" w:sz="4" w:space="0" w:color="CCCCCC"/>
+              <w:right w:val="single" w:sz="4" w:space="0" w:color="CCCCCC"/>
+            </w:tcBorders>
+          </w:tcPr>
+          <w:p>
+            <w:pPr>
+              <w:spacing w:before="60" w:after="60" w:line="252" w:lineRule="auto"/>
+              <w:jc w:val="left"/>
+            </w:pPr>
+            <w:r/>
+            <w:r>
+              <w:t>651.25</w:t>
+            </w:r>
+          </w:p>
+        </w:tc>
+        <w:tc>
+          <w:tcPr>
+            <w:tcW w:type="dxa" w:w="2016"/>
+            <w:shd w:fill="FFFFFF"/>
+            <w:tcMar>
+              <w:top w:w="100" w:type="dxa"/>
+              <w:bottom w:w="100" w:type="dxa"/>
+              <w:left w:w="120" w:type="dxa"/>
+              <w:right w:w="120" w:type="dxa"/>
+            </w:tcMar>
+            <w:tcBorders>
+              <w:top w:val="single" w:sz="4" w:space="0" w:color="CCCCCC"/>
+              <w:bottom w:val="single" w:sz="4" w:space="0" w:color="CCCCCC"/>
+              <w:left w:val="single" w:sz="4" w:space="0" w:color="CCCCCC"/>
+              <w:right w:val="single" w:sz="4" w:space="0" w:color="CCCCCC"/>
+            </w:tcBorders>
+          </w:tcPr>
+          <w:p>
+            <w:pPr>
+              <w:spacing w:before="60" w:after="60" w:line="252" w:lineRule="auto"/>
+              <w:jc w:val="left"/>
+            </w:pPr>
+            <w:r/>
+            <w:r>
+              <w:t>657.75</w:t>
+            </w:r>
+          </w:p>
+        </w:tc>
+        <w:tc>
+          <w:tcPr>
+            <w:tcW w:type="dxa" w:w="1152"/>
+            <w:shd w:fill="FFFFFF"/>
+            <w:tcMar>
+              <w:top w:w="100" w:type="dxa"/>
+              <w:bottom w:w="100" w:type="dxa"/>
+              <w:left w:w="120" w:type="dxa"/>
+              <w:right w:w="120" w:type="dxa"/>
+            </w:tcMar>
+            <w:tcBorders>
+              <w:top w:val="single" w:sz="4" w:space="0" w:color="CCCCCC"/>
+              <w:bottom w:val="single" w:sz="4" w:space="0" w:color="CCCCCC"/>
+              <w:left w:val="single" w:sz="4" w:space="0" w:color="CCCCCC"/>
+              <w:right w:val="single" w:sz="4" w:space="0" w:color="CCCCCC"/>
+            </w:tcBorders>
+          </w:tcPr>
+          <w:p>
+            <w:pPr>
+              <w:spacing w:before="60" w:after="60" w:line="252" w:lineRule="auto"/>
+              <w:jc w:val="left"/>
+            </w:pPr>
+            <w:r/>
+            <w:r>
+              <w:t>642.75</w:t>
+            </w:r>
+          </w:p>
+        </w:tc>
+        <w:tc>
+          <w:tcPr>
+            <w:tcW w:type="dxa" w:w="1728"/>
+            <w:shd w:fill="FFFFFF"/>
+            <w:tcMar>
+              <w:top w:w="100" w:type="dxa"/>
+              <w:bottom w:w="100" w:type="dxa"/>
+              <w:left w:w="120" w:type="dxa"/>
+              <w:right w:w="120" w:type="dxa"/>
+            </w:tcMar>
+            <w:tcBorders>
+              <w:top w:val="single" w:sz="4" w:space="0" w:color="CCCCCC"/>
+              <w:bottom w:val="single" w:sz="4" w:space="0" w:color="CCCCCC"/>
+              <w:left w:val="single" w:sz="4" w:space="0" w:color="CCCCCC"/>
+              <w:right w:val="single" w:sz="4" w:space="0" w:color="CCCCCC"/>
+            </w:tcBorders>
+          </w:tcPr>
+          <w:p>
+            <w:pPr>
+              <w:spacing w:before="60" w:after="60" w:line="252" w:lineRule="auto"/>
+              <w:jc w:val="left"/>
+            </w:pPr>
+            <w:r/>
+            <w:r>
+              <w:rPr>
+                <w:b/>
+              </w:rPr>
+              <w:t>651.75</w:t>
+            </w:r>
+          </w:p>
+        </w:tc>
+        <w:tc>
+          <w:tcPr>
+            <w:tcW w:type="dxa" w:w="3456"/>
+            <w:shd w:fill="FFFFFF"/>
+            <w:tcMar>
+              <w:top w:w="100" w:type="dxa"/>
+              <w:bottom w:w="100" w:type="dxa"/>
+              <w:left w:w="120" w:type="dxa"/>
+              <w:right w:w="120" w:type="dxa"/>
+            </w:tcMar>
+            <w:tcBorders>
+              <w:top w:val="single" w:sz="4" w:space="0" w:color="CCCCCC"/>
+              <w:bottom w:val="single" w:sz="4" w:space="0" w:color="CCCCCC"/>
+              <w:left w:val="single" w:sz="4" w:space="0" w:color="CCCCCC"/>
+              <w:right w:val="single" w:sz="4" w:space="0" w:color="CCCCCC"/>
+            </w:tcBorders>
+          </w:tcPr>
+          <w:p>
+            <w:pPr>
+              <w:spacing w:before="60" w:after="60" w:line="252" w:lineRule="auto"/>
+              <w:jc w:val="left"/>
+            </w:pPr>
+            <w:r/>
+            <w:r>
+              <w:rPr>
+                <w:b/>
+              </w:rPr>
+              <w:t>+0.50</w:t>
+            </w:r>
+          </w:p>
+        </w:tc>
+        <w:tc>
+          <w:tcPr>
+            <w:tcW w:type="dxa" w:w="1440"/>
+            <w:shd w:fill="FFFFFF"/>
+            <w:tcMar>
+              <w:top w:w="100" w:type="dxa"/>
+              <w:bottom w:w="100" w:type="dxa"/>
+              <w:left w:w="120" w:type="dxa"/>
+              <w:right w:w="120" w:type="dxa"/>
+            </w:tcMar>
+            <w:tcBorders>
+              <w:top w:val="single" w:sz="4" w:space="0" w:color="CCCCCC"/>
+              <w:bottom w:val="single" w:sz="4" w:space="0" w:color="CCCCCC"/>
+              <w:left w:val="single" w:sz="4" w:space="0" w:color="CCCCCC"/>
+              <w:right w:val="single" w:sz="4" w:space="0" w:color="CCCCCC"/>
+            </w:tcBorders>
+          </w:tcPr>
+          <w:p>
+            <w:pPr>
+              <w:spacing w:before="60" w:after="60" w:line="252" w:lineRule="auto"/>
+              <w:jc w:val="left"/>
+            </w:pPr>
+            <w:r/>
+            <w:r>
+              <w:t>BULL</w:t>
+            </w:r>
+          </w:p>
+        </w:tc>
+      </w:tr>
+      <w:tr>
+        <w:tc>
+          <w:tcPr>
+            <w:tcW w:type="dxa" w:w="1584"/>
+            <w:shd w:fill="F8FAFC"/>
+            <w:tcMar>
+              <w:top w:w="100" w:type="dxa"/>
+              <w:bottom w:w="100" w:type="dxa"/>
+              <w:left w:w="120" w:type="dxa"/>
+              <w:right w:w="120" w:type="dxa"/>
+            </w:tcMar>
+            <w:tcBorders>
+              <w:top w:val="single" w:sz="4" w:space="0" w:color="CCCCCC"/>
+              <w:bottom w:val="single" w:sz="4" w:space="0" w:color="CCCCCC"/>
+              <w:left w:val="single" w:sz="4" w:space="0" w:color="CCCCCC"/>
+              <w:right w:val="single" w:sz="4" w:space="0" w:color="CCCCCC"/>
+            </w:tcBorders>
+          </w:tcPr>
+          <w:p>
+            <w:pPr>
+              <w:spacing w:before="60" w:after="60" w:line="252" w:lineRule="auto"/>
+              <w:jc w:val="left"/>
+            </w:pPr>
+            <w:r/>
+            <w:r>
+              <w:rPr>
+                <w:b/>
+              </w:rPr>
+              <w:t>Thu 13/08</w:t>
+            </w:r>
+          </w:p>
+        </w:tc>
+        <w:tc>
+          <w:tcPr>
+            <w:tcW w:type="dxa" w:w="864"/>
+            <w:shd w:fill="F8FAFC"/>
+            <w:tcMar>
+              <w:top w:w="100" w:type="dxa"/>
+              <w:bottom w:w="100" w:type="dxa"/>
+              <w:left w:w="120" w:type="dxa"/>
+              <w:right w:w="120" w:type="dxa"/>
+            </w:tcMar>
+            <w:tcBorders>
+              <w:top w:val="single" w:sz="4" w:space="0" w:color="CCCCCC"/>
+              <w:bottom w:val="single" w:sz="4" w:space="0" w:color="CCCCCC"/>
+              <w:left w:val="single" w:sz="4" w:space="0" w:color="CCCCCC"/>
+              <w:right w:val="single" w:sz="4" w:space="0" w:color="CCCCCC"/>
+            </w:tcBorders>
+          </w:tcPr>
+          <w:p>
+            <w:pPr>
+              <w:spacing w:before="60" w:after="60" w:line="252" w:lineRule="auto"/>
+              <w:jc w:val="left"/>
+            </w:pPr>
+            <w:r/>
+            <w:r>
+              <w:t>NY Open 21-23</w:t>
+            </w:r>
+          </w:p>
+        </w:tc>
+        <w:tc>
+          <w:tcPr>
+            <w:tcW w:type="dxa" w:w="1440"/>
+            <w:shd w:fill="F8FAFC"/>
+            <w:tcMar>
+              <w:top w:w="100" w:type="dxa"/>
+              <w:bottom w:w="100" w:type="dxa"/>
+              <w:left w:w="120" w:type="dxa"/>
+              <w:right w:w="120" w:type="dxa"/>
+            </w:tcMar>
+            <w:tcBorders>
+              <w:top w:val="single" w:sz="4" w:space="0" w:color="CCCCCC"/>
+              <w:bottom w:val="single" w:sz="4" w:space="0" w:color="CCCCCC"/>
+              <w:left w:val="single" w:sz="4" w:space="0" w:color="CCCCCC"/>
+              <w:right w:val="single" w:sz="4" w:space="0" w:color="CCCCCC"/>
+            </w:tcBorders>
+          </w:tcPr>
+          <w:p>
+            <w:pPr>
+              <w:spacing w:before="60" w:after="60" w:line="252" w:lineRule="auto"/>
+              <w:jc w:val="left"/>
+            </w:pPr>
+            <w:r/>
+            <w:r>
+              <w:t>651.75</w:t>
+            </w:r>
+          </w:p>
+        </w:tc>
+        <w:tc>
+          <w:tcPr>
+            <w:tcW w:type="dxa" w:w="2016"/>
+            <w:shd w:fill="F8FAFC"/>
+            <w:tcMar>
+              <w:top w:w="100" w:type="dxa"/>
+              <w:bottom w:w="100" w:type="dxa"/>
+              <w:left w:w="120" w:type="dxa"/>
+              <w:right w:w="120" w:type="dxa"/>
+            </w:tcMar>
+            <w:tcBorders>
+              <w:top w:val="single" w:sz="4" w:space="0" w:color="CCCCCC"/>
+              <w:bottom w:val="single" w:sz="4" w:space="0" w:color="CCCCCC"/>
+              <w:left w:val="single" w:sz="4" w:space="0" w:color="CCCCCC"/>
+              <w:right w:val="single" w:sz="4" w:space="0" w:color="CCCCCC"/>
+            </w:tcBorders>
+          </w:tcPr>
+          <w:p>
+            <w:pPr>
+              <w:spacing w:before="60" w:after="60" w:line="252" w:lineRule="auto"/>
+              <w:jc w:val="left"/>
+            </w:pPr>
+            <w:r/>
+            <w:r>
+              <w:t>662.75</w:t>
+            </w:r>
+          </w:p>
+        </w:tc>
+        <w:tc>
+          <w:tcPr>
+            <w:tcW w:type="dxa" w:w="1152"/>
+            <w:shd w:fill="F8FAFC"/>
+            <w:tcMar>
+              <w:top w:w="100" w:type="dxa"/>
+              <w:bottom w:w="100" w:type="dxa"/>
+              <w:left w:w="120" w:type="dxa"/>
+              <w:right w:w="120" w:type="dxa"/>
+            </w:tcMar>
+            <w:tcBorders>
+              <w:top w:val="single" w:sz="4" w:space="0" w:color="CCCCCC"/>
+              <w:bottom w:val="single" w:sz="4" w:space="0" w:color="CCCCCC"/>
+              <w:left w:val="single" w:sz="4" w:space="0" w:color="CCCCCC"/>
+              <w:right w:val="single" w:sz="4" w:space="0" w:color="CCCCCC"/>
+            </w:tcBorders>
+          </w:tcPr>
+          <w:p>
+            <w:pPr>
+              <w:spacing w:before="60" w:after="60" w:line="252" w:lineRule="auto"/>
+              <w:jc w:val="left"/>
+            </w:pPr>
+            <w:r/>
+            <w:r>
+              <w:t>640.00</w:t>
+            </w:r>
+          </w:p>
+        </w:tc>
+        <w:tc>
+          <w:tcPr>
+            <w:tcW w:type="dxa" w:w="1728"/>
+            <w:shd w:fill="F8FAFC"/>
+            <w:tcMar>
+              <w:top w:w="100" w:type="dxa"/>
+              <w:bottom w:w="100" w:type="dxa"/>
+              <w:left w:w="120" w:type="dxa"/>
+              <w:right w:w="120" w:type="dxa"/>
+            </w:tcMar>
+            <w:tcBorders>
+              <w:top w:val="single" w:sz="4" w:space="0" w:color="CCCCCC"/>
+              <w:bottom w:val="single" w:sz="4" w:space="0" w:color="CCCCCC"/>
+              <w:left w:val="single" w:sz="4" w:space="0" w:color="CCCCCC"/>
+              <w:right w:val="single" w:sz="4" w:space="0" w:color="CCCCCC"/>
+            </w:tcBorders>
+          </w:tcPr>
+          <w:p>
+            <w:pPr>
+              <w:spacing w:before="60" w:after="60" w:line="252" w:lineRule="auto"/>
+              <w:jc w:val="left"/>
+            </w:pPr>
+            <w:r/>
+            <w:r>
+              <w:rPr>
+                <w:b/>
+              </w:rPr>
+              <w:t>655.25</w:t>
+            </w:r>
+          </w:p>
+        </w:tc>
+        <w:tc>
+          <w:tcPr>
+            <w:tcW w:type="dxa" w:w="3456"/>
+            <w:shd w:fill="F8FAFC"/>
+            <w:tcMar>
+              <w:top w:w="100" w:type="dxa"/>
+              <w:bottom w:w="100" w:type="dxa"/>
+              <w:left w:w="120" w:type="dxa"/>
+              <w:right w:w="120" w:type="dxa"/>
+            </w:tcMar>
+            <w:tcBorders>
+              <w:top w:val="single" w:sz="4" w:space="0" w:color="CCCCCC"/>
+              <w:bottom w:val="single" w:sz="4" w:space="0" w:color="CCCCCC"/>
+              <w:left w:val="single" w:sz="4" w:space="0" w:color="CCCCCC"/>
+              <w:right w:val="single" w:sz="4" w:space="0" w:color="CCCCCC"/>
+            </w:tcBorders>
+          </w:tcPr>
+          <w:p>
+            <w:pPr>
+              <w:spacing w:before="60" w:after="60" w:line="252" w:lineRule="auto"/>
+              <w:jc w:val="left"/>
+            </w:pPr>
+            <w:r/>
+            <w:r>
+              <w:rPr>
+                <w:b/>
+              </w:rPr>
+              <w:t>+3.50</w:t>
+            </w:r>
+          </w:p>
+        </w:tc>
+        <w:tc>
+          <w:tcPr>
+            <w:tcW w:type="dxa" w:w="1440"/>
+            <w:shd w:fill="F8FAFC"/>
+            <w:tcMar>
+              <w:top w:w="100" w:type="dxa"/>
+              <w:bottom w:w="100" w:type="dxa"/>
+              <w:left w:w="120" w:type="dxa"/>
+              <w:right w:w="120" w:type="dxa"/>
+            </w:tcMar>
+            <w:tcBorders>
+              <w:top w:val="single" w:sz="4" w:space="0" w:color="CCCCCC"/>
+              <w:bottom w:val="single" w:sz="4" w:space="0" w:color="CCCCCC"/>
+              <w:left w:val="single" w:sz="4" w:space="0" w:color="CCCCCC"/>
+              <w:right w:val="single" w:sz="4" w:space="0" w:color="CCCCCC"/>
+            </w:tcBorders>
+          </w:tcPr>
+          <w:p>
+            <w:pPr>
+              <w:spacing w:before="60" w:after="60" w:line="252" w:lineRule="auto"/>
+              <w:jc w:val="left"/>
+            </w:pPr>
+            <w:r/>
+            <w:r>
+              <w:t>BULL</w:t>
+            </w:r>
+          </w:p>
+        </w:tc>
+      </w:tr>
+      <w:tr>
+        <w:tc>
+          <w:tcPr>
+            <w:tcW w:type="dxa" w:w="1584"/>
+            <w:shd w:fill="FFFFFF"/>
+            <w:tcMar>
+              <w:top w:w="100" w:type="dxa"/>
+              <w:bottom w:w="100" w:type="dxa"/>
+              <w:left w:w="120" w:type="dxa"/>
+              <w:right w:w="120" w:type="dxa"/>
+            </w:tcMar>
+            <w:tcBorders>
+              <w:top w:val="single" w:sz="4" w:space="0" w:color="CCCCCC"/>
+              <w:bottom w:val="single" w:sz="4" w:space="0" w:color="CCCCCC"/>
+              <w:left w:val="single" w:sz="4" w:space="0" w:color="CCCCCC"/>
+              <w:right w:val="single" w:sz="4" w:space="0" w:color="CCCCCC"/>
+            </w:tcBorders>
+          </w:tcPr>
+          <w:p>
+            <w:pPr>
+              <w:spacing w:before="60" w:after="60" w:line="252" w:lineRule="auto"/>
+              <w:jc w:val="left"/>
+            </w:pPr>
+            <w:r/>
+            <w:r>
+              <w:rPr>
+                <w:b/>
+              </w:rPr>
+              <w:t>Thu 13/08</w:t>
+            </w:r>
+          </w:p>
+        </w:tc>
+        <w:tc>
+          <w:tcPr>
+            <w:tcW w:type="dxa" w:w="864"/>
+            <w:shd w:fill="FFFFFF"/>
+            <w:tcMar>
+              <w:top w:w="100" w:type="dxa"/>
+              <w:bottom w:w="100" w:type="dxa"/>
+              <w:left w:w="120" w:type="dxa"/>
+              <w:right w:w="120" w:type="dxa"/>
+            </w:tcMar>
+            <w:tcBorders>
+              <w:top w:val="single" w:sz="4" w:space="0" w:color="CCCCCC"/>
+              <w:bottom w:val="single" w:sz="4" w:space="0" w:color="CCCCCC"/>
+              <w:left w:val="single" w:sz="4" w:space="0" w:color="CCCCCC"/>
+              <w:right w:val="single" w:sz="4" w:space="0" w:color="CCCCCC"/>
+            </w:tcBorders>
+          </w:tcPr>
+          <w:p>
+            <w:pPr>
+              <w:spacing w:before="60" w:after="60" w:line="252" w:lineRule="auto"/>
+              <w:jc w:val="left"/>
+            </w:pPr>
+            <w:r/>
+            <w:r>
+              <w:t>NY Close 23-01</w:t>
+            </w:r>
+          </w:p>
+        </w:tc>
+        <w:tc>
+          <w:tcPr>
+            <w:tcW w:type="dxa" w:w="1440"/>
+            <w:shd w:fill="FFFFFF"/>
+            <w:tcMar>
+              <w:top w:w="100" w:type="dxa"/>
+              <w:bottom w:w="100" w:type="dxa"/>
+              <w:left w:w="120" w:type="dxa"/>
+              <w:right w:w="120" w:type="dxa"/>
+            </w:tcMar>
+            <w:tcBorders>
+              <w:top w:val="single" w:sz="4" w:space="0" w:color="CCCCCC"/>
+              <w:bottom w:val="single" w:sz="4" w:space="0" w:color="CCCCCC"/>
+              <w:left w:val="single" w:sz="4" w:space="0" w:color="CCCCCC"/>
+              <w:right w:val="single" w:sz="4" w:space="0" w:color="CCCCCC"/>
+            </w:tcBorders>
+          </w:tcPr>
+          <w:p>
+            <w:pPr>
+              <w:spacing w:before="60" w:after="60" w:line="252" w:lineRule="auto"/>
+              <w:jc w:val="left"/>
+            </w:pPr>
+            <w:r/>
+            <w:r>
+              <w:t>655.25</w:t>
+            </w:r>
+          </w:p>
+        </w:tc>
+        <w:tc>
+          <w:tcPr>
+            <w:tcW w:type="dxa" w:w="2016"/>
+            <w:shd w:fill="FFFFFF"/>
+            <w:tcMar>
+              <w:top w:w="100" w:type="dxa"/>
+              <w:bottom w:w="100" w:type="dxa"/>
+              <w:left w:w="120" w:type="dxa"/>
+              <w:right w:w="120" w:type="dxa"/>
+            </w:tcMar>
+            <w:tcBorders>
+              <w:top w:val="single" w:sz="4" w:space="0" w:color="CCCCCC"/>
+              <w:bottom w:val="single" w:sz="4" w:space="0" w:color="CCCCCC"/>
+              <w:left w:val="single" w:sz="4" w:space="0" w:color="CCCCCC"/>
+              <w:right w:val="single" w:sz="4" w:space="0" w:color="CCCCCC"/>
+            </w:tcBorders>
+          </w:tcPr>
+          <w:p>
+            <w:pPr>
+              <w:spacing w:before="60" w:after="60" w:line="252" w:lineRule="auto"/>
+              <w:jc w:val="left"/>
+            </w:pPr>
+            <w:r/>
+            <w:r>
+              <w:t>660.75</w:t>
+            </w:r>
+          </w:p>
+        </w:tc>
+        <w:tc>
+          <w:tcPr>
+            <w:tcW w:type="dxa" w:w="1152"/>
+            <w:shd w:fill="FFFFFF"/>
+            <w:tcMar>
+              <w:top w:w="100" w:type="dxa"/>
+              <w:bottom w:w="100" w:type="dxa"/>
+              <w:left w:w="120" w:type="dxa"/>
+              <w:right w:w="120" w:type="dxa"/>
+            </w:tcMar>
+            <w:tcBorders>
+              <w:top w:val="single" w:sz="4" w:space="0" w:color="CCCCCC"/>
+              <w:bottom w:val="single" w:sz="4" w:space="0" w:color="CCCCCC"/>
+              <w:left w:val="single" w:sz="4" w:space="0" w:color="CCCCCC"/>
+              <w:right w:val="single" w:sz="4" w:space="0" w:color="CCCCCC"/>
+            </w:tcBorders>
+          </w:tcPr>
+          <w:p>
+            <w:pPr>
+              <w:spacing w:before="60" w:after="60" w:line="252" w:lineRule="auto"/>
+              <w:jc w:val="left"/>
+            </w:pPr>
+            <w:r/>
+            <w:r>
+              <w:t>647.50</w:t>
+            </w:r>
+          </w:p>
+        </w:tc>
+        <w:tc>
+          <w:tcPr>
+            <w:tcW w:type="dxa" w:w="1728"/>
+            <w:shd w:fill="FFFFFF"/>
+            <w:tcMar>
+              <w:top w:w="100" w:type="dxa"/>
+              <w:bottom w:w="100" w:type="dxa"/>
+              <w:left w:w="120" w:type="dxa"/>
+              <w:right w:w="120" w:type="dxa"/>
+            </w:tcMar>
+            <w:tcBorders>
+              <w:top w:val="single" w:sz="4" w:space="0" w:color="CCCCCC"/>
+              <w:bottom w:val="single" w:sz="4" w:space="0" w:color="CCCCCC"/>
+              <w:left w:val="single" w:sz="4" w:space="0" w:color="CCCCCC"/>
+              <w:right w:val="single" w:sz="4" w:space="0" w:color="CCCCCC"/>
+            </w:tcBorders>
+          </w:tcPr>
+          <w:p>
+            <w:pPr>
+              <w:spacing w:before="60" w:after="60" w:line="252" w:lineRule="auto"/>
+              <w:jc w:val="left"/>
+            </w:pPr>
+            <w:r/>
+            <w:r>
+              <w:rPr>
+                <w:b/>
+              </w:rPr>
+              <w:t>656.00</w:t>
+            </w:r>
+          </w:p>
+        </w:tc>
+        <w:tc>
+          <w:tcPr>
+            <w:tcW w:type="dxa" w:w="3456"/>
+            <w:shd w:fill="FFFFFF"/>
+            <w:tcMar>
+              <w:top w:w="100" w:type="dxa"/>
+              <w:bottom w:w="100" w:type="dxa"/>
+              <w:left w:w="120" w:type="dxa"/>
+              <w:right w:w="120" w:type="dxa"/>
+            </w:tcMar>
+            <w:tcBorders>
+              <w:top w:val="single" w:sz="4" w:space="0" w:color="CCCCCC"/>
+              <w:bottom w:val="single" w:sz="4" w:space="0" w:color="CCCCCC"/>
+              <w:left w:val="single" w:sz="4" w:space="0" w:color="CCCCCC"/>
+              <w:right w:val="single" w:sz="4" w:space="0" w:color="CCCCCC"/>
+            </w:tcBorders>
+          </w:tcPr>
+          <w:p>
+            <w:pPr>
+              <w:spacing w:before="60" w:after="60" w:line="252" w:lineRule="auto"/>
+              <w:jc w:val="left"/>
+            </w:pPr>
+            <w:r/>
+            <w:r>
+              <w:rPr>
+                <w:b/>
+              </w:rPr>
+              <w:t>+0.75</w:t>
+            </w:r>
+          </w:p>
+        </w:tc>
+        <w:tc>
+          <w:tcPr>
+            <w:tcW w:type="dxa" w:w="1440"/>
+            <w:shd w:fill="FFFFFF"/>
+            <w:tcMar>
+              <w:top w:w="100" w:type="dxa"/>
+              <w:bottom w:w="100" w:type="dxa"/>
+              <w:left w:w="120" w:type="dxa"/>
+              <w:right w:w="120" w:type="dxa"/>
+            </w:tcMar>
+            <w:tcBorders>
+              <w:top w:val="single" w:sz="4" w:space="0" w:color="CCCCCC"/>
+              <w:bottom w:val="single" w:sz="4" w:space="0" w:color="CCCCCC"/>
+              <w:left w:val="single" w:sz="4" w:space="0" w:color="CCCCCC"/>
+              <w:right w:val="single" w:sz="4" w:space="0" w:color="CCCCCC"/>
+            </w:tcBorders>
+          </w:tcPr>
+          <w:p>
+            <w:pPr>
+              <w:spacing w:before="60" w:after="60" w:line="252" w:lineRule="auto"/>
+              <w:jc w:val="left"/>
+            </w:pPr>
+            <w:r/>
+            <w:r>
+              <w:t>BULL</w:t>
+            </w:r>
+          </w:p>
+        </w:tc>
+      </w:tr>
+      <w:tr>
+        <w:tc>
+          <w:tcPr>
+            <w:tcW w:type="dxa" w:w="1584"/>
+            <w:shd w:fill="F8FAFC"/>
+            <w:tcMar>
+              <w:top w:w="100" w:type="dxa"/>
+              <w:bottom w:w="100" w:type="dxa"/>
+              <w:left w:w="120" w:type="dxa"/>
+              <w:right w:w="120" w:type="dxa"/>
+            </w:tcMar>
+            <w:tcBorders>
+              <w:top w:val="single" w:sz="4" w:space="0" w:color="CCCCCC"/>
+              <w:bottom w:val="single" w:sz="4" w:space="0" w:color="CCCCCC"/>
+              <w:left w:val="single" w:sz="4" w:space="0" w:color="CCCCCC"/>
+              <w:right w:val="single" w:sz="4" w:space="0" w:color="CCCCCC"/>
+            </w:tcBorders>
+          </w:tcPr>
+          <w:p>
+            <w:pPr>
+              <w:spacing w:before="60" w:after="60" w:line="252" w:lineRule="auto"/>
+              <w:jc w:val="left"/>
+            </w:pPr>
+            <w:r/>
+            <w:r>
+              <w:rPr>
+                <w:b/>
+              </w:rPr>
+              <w:t>Fri 14/08</w:t>
+            </w:r>
+          </w:p>
+        </w:tc>
+        <w:tc>
+          <w:tcPr>
+            <w:tcW w:type="dxa" w:w="864"/>
+            <w:shd w:fill="F8FAFC"/>
+            <w:tcMar>
+              <w:top w:w="100" w:type="dxa"/>
+              <w:bottom w:w="100" w:type="dxa"/>
+              <w:left w:w="120" w:type="dxa"/>
+              <w:right w:w="120" w:type="dxa"/>
+            </w:tcMar>
+            <w:tcBorders>
+              <w:top w:val="single" w:sz="4" w:space="0" w:color="CCCCCC"/>
+              <w:bottom w:val="single" w:sz="4" w:space="0" w:color="CCCCCC"/>
+              <w:left w:val="single" w:sz="4" w:space="0" w:color="CCCCCC"/>
+              <w:right w:val="single" w:sz="4" w:space="0" w:color="CCCCCC"/>
+            </w:tcBorders>
+          </w:tcPr>
+          <w:p>
+            <w:pPr>
+              <w:spacing w:before="60" w:after="60" w:line="252" w:lineRule="auto"/>
+              <w:jc w:val="left"/>
+            </w:pPr>
+            <w:r/>
+            <w:r>
+              <w:t>Asia 07-11</w:t>
+            </w:r>
+          </w:p>
+        </w:tc>
+        <w:tc>
+          <w:tcPr>
+            <w:tcW w:type="dxa" w:w="1440"/>
+            <w:shd w:fill="F8FAFC"/>
+            <w:tcMar>
+              <w:top w:w="100" w:type="dxa"/>
+              <w:bottom w:w="100" w:type="dxa"/>
+              <w:left w:w="120" w:type="dxa"/>
+              <w:right w:w="120" w:type="dxa"/>
+            </w:tcMar>
+            <w:tcBorders>
+              <w:top w:val="single" w:sz="4" w:space="0" w:color="CCCCCC"/>
+              <w:bottom w:val="single" w:sz="4" w:space="0" w:color="CCCCCC"/>
+              <w:left w:val="single" w:sz="4" w:space="0" w:color="CCCCCC"/>
+              <w:right w:val="single" w:sz="4" w:space="0" w:color="CCCCCC"/>
+            </w:tcBorders>
+          </w:tcPr>
+          <w:p>
+            <w:pPr>
+              <w:spacing w:before="60" w:after="60" w:line="252" w:lineRule="auto"/>
+              <w:jc w:val="left"/>
+            </w:pPr>
+            <w:r/>
+            <w:r>
+              <w:t>656.00</w:t>
+            </w:r>
+          </w:p>
+        </w:tc>
+        <w:tc>
+          <w:tcPr>
+            <w:tcW w:type="dxa" w:w="2016"/>
+            <w:shd w:fill="F8FAFC"/>
+            <w:tcMar>
+              <w:top w:w="100" w:type="dxa"/>
+              <w:bottom w:w="100" w:type="dxa"/>
+              <w:left w:w="120" w:type="dxa"/>
+              <w:right w:w="120" w:type="dxa"/>
+            </w:tcMar>
+            <w:tcBorders>
+              <w:top w:val="single" w:sz="4" w:space="0" w:color="CCCCCC"/>
+              <w:bottom w:val="single" w:sz="4" w:space="0" w:color="CCCCCC"/>
+              <w:left w:val="single" w:sz="4" w:space="0" w:color="CCCCCC"/>
+              <w:right w:val="single" w:sz="4" w:space="0" w:color="CCCCCC"/>
+            </w:tcBorders>
+          </w:tcPr>
+          <w:p>
+            <w:pPr>
+              <w:spacing w:before="60" w:after="60" w:line="252" w:lineRule="auto"/>
+              <w:jc w:val="left"/>
+            </w:pPr>
+            <w:r/>
+            <w:r>
+              <w:t>665.25</w:t>
+            </w:r>
+          </w:p>
+        </w:tc>
+        <w:tc>
+          <w:tcPr>
+            <w:tcW w:type="dxa" w:w="1152"/>
+            <w:shd w:fill="F8FAFC"/>
+            <w:tcMar>
+              <w:top w:w="100" w:type="dxa"/>
+              <w:bottom w:w="100" w:type="dxa"/>
+              <w:left w:w="120" w:type="dxa"/>
+              <w:right w:w="120" w:type="dxa"/>
+            </w:tcMar>
+            <w:tcBorders>
+              <w:top w:val="single" w:sz="4" w:space="0" w:color="CCCCCC"/>
+              <w:bottom w:val="single" w:sz="4" w:space="0" w:color="CCCCCC"/>
+              <w:left w:val="single" w:sz="4" w:space="0" w:color="CCCCCC"/>
+              <w:right w:val="single" w:sz="4" w:space="0" w:color="CCCCCC"/>
+            </w:tcBorders>
+          </w:tcPr>
+          <w:p>
+            <w:pPr>
+              <w:spacing w:before="60" w:after="60" w:line="252" w:lineRule="auto"/>
+              <w:jc w:val="left"/>
+            </w:pPr>
+            <w:r/>
+            <w:r>
+              <w:t>649.50</w:t>
+            </w:r>
+          </w:p>
+        </w:tc>
+        <w:tc>
+          <w:tcPr>
+            <w:tcW w:type="dxa" w:w="1728"/>
+            <w:shd w:fill="F8FAFC"/>
+            <w:tcMar>
+              <w:top w:w="100" w:type="dxa"/>
+              <w:bottom w:w="100" w:type="dxa"/>
+              <w:left w:w="120" w:type="dxa"/>
+              <w:right w:w="120" w:type="dxa"/>
+            </w:tcMar>
+            <w:tcBorders>
+              <w:top w:val="single" w:sz="4" w:space="0" w:color="CCCCCC"/>
+              <w:bottom w:val="single" w:sz="4" w:space="0" w:color="CCCCCC"/>
+              <w:left w:val="single" w:sz="4" w:space="0" w:color="CCCCCC"/>
+              <w:right w:val="single" w:sz="4" w:space="0" w:color="CCCCCC"/>
+            </w:tcBorders>
+          </w:tcPr>
+          <w:p>
+            <w:pPr>
+              <w:spacing w:before="60" w:after="60" w:line="252" w:lineRule="auto"/>
+              <w:jc w:val="left"/>
+            </w:pPr>
+            <w:r/>
+            <w:r>
+              <w:rPr>
+                <w:b/>
+              </w:rPr>
+              <w:t>655.25</w:t>
+            </w:r>
+          </w:p>
+        </w:tc>
+        <w:tc>
+          <w:tcPr>
+            <w:tcW w:type="dxa" w:w="3456"/>
+            <w:shd w:fill="F8FAFC"/>
             <w:tcMar>
               <w:top w:w="100" w:type="dxa"/>
               <w:bottom w:w="100" w:type="dxa"/>
@@ -27518,7 +30093,7 @@
         <w:tc>
           <w:tcPr>
             <w:tcW w:type="dxa" w:w="1440"/>
-            <w:shd w:fill="FFFFFF"/>
+            <w:shd w:fill="F8FAFC"/>
             <w:tcMar>
               <w:top w:w="100" w:type="dxa"/>
               <w:bottom w:w="100" w:type="dxa"/>
@@ -27548,7 +30123,7 @@
         <w:tc>
           <w:tcPr>
             <w:tcW w:type="dxa" w:w="1584"/>
-            <w:shd w:fill="F8FAFC"/>
+            <w:shd w:fill="FFFFFF"/>
             <w:tcMar>
               <w:top w:w="100" w:type="dxa"/>
               <w:bottom w:w="100" w:type="dxa"/>
@@ -27572,126 +30147,126 @@
               <w:rPr>
                 <w:b/>
               </w:rPr>
-              <w:t>Wed 12/08</w:t>
+              <w:t>Fri 14/08</w:t>
             </w:r>
           </w:p>
         </w:tc>
         <w:tc>
           <w:tcPr>
             <w:tcW w:type="dxa" w:w="864"/>
-            <w:shd w:fill="F8FAFC"/>
-            <w:tcMar>
-              <w:top w:w="100" w:type="dxa"/>
-              <w:bottom w:w="100" w:type="dxa"/>
-              <w:left w:w="120" w:type="dxa"/>
-              <w:right w:w="120" w:type="dxa"/>
-            </w:tcMar>
-            <w:tcBorders>
-              <w:top w:val="single" w:sz="4" w:space="0" w:color="CCCCCC"/>
-              <w:bottom w:val="single" w:sz="4" w:space="0" w:color="CCCCCC"/>
-              <w:left w:val="single" w:sz="4" w:space="0" w:color="CCCCCC"/>
-              <w:right w:val="single" w:sz="4" w:space="0" w:color="CCCCCC"/>
-            </w:tcBorders>
-          </w:tcPr>
-          <w:p>
-            <w:pPr>
-              <w:spacing w:before="60" w:after="60" w:line="252" w:lineRule="auto"/>
-              <w:jc w:val="left"/>
-            </w:pPr>
-            <w:r/>
-            <w:r>
-              <w:t>London 15-19</w:t>
+            <w:shd w:fill="FFFFFF"/>
+            <w:tcMar>
+              <w:top w:w="100" w:type="dxa"/>
+              <w:bottom w:w="100" w:type="dxa"/>
+              <w:left w:w="120" w:type="dxa"/>
+              <w:right w:w="120" w:type="dxa"/>
+            </w:tcMar>
+            <w:tcBorders>
+              <w:top w:val="single" w:sz="4" w:space="0" w:color="CCCCCC"/>
+              <w:bottom w:val="single" w:sz="4" w:space="0" w:color="CCCCCC"/>
+              <w:left w:val="single" w:sz="4" w:space="0" w:color="CCCCCC"/>
+              <w:right w:val="single" w:sz="4" w:space="0" w:color="CCCCCC"/>
+            </w:tcBorders>
+          </w:tcPr>
+          <w:p>
+            <w:pPr>
+              <w:spacing w:before="60" w:after="60" w:line="252" w:lineRule="auto"/>
+              <w:jc w:val="left"/>
+            </w:pPr>
+            <w:r/>
+            <w:r>
+              <w:t>Asia 11-15</w:t>
             </w:r>
           </w:p>
         </w:tc>
         <w:tc>
           <w:tcPr>
             <w:tcW w:type="dxa" w:w="1440"/>
-            <w:shd w:fill="F8FAFC"/>
-            <w:tcMar>
-              <w:top w:w="100" w:type="dxa"/>
-              <w:bottom w:w="100" w:type="dxa"/>
-              <w:left w:w="120" w:type="dxa"/>
-              <w:right w:w="120" w:type="dxa"/>
-            </w:tcMar>
-            <w:tcBorders>
-              <w:top w:val="single" w:sz="4" w:space="0" w:color="CCCCCC"/>
-              <w:bottom w:val="single" w:sz="4" w:space="0" w:color="CCCCCC"/>
-              <w:left w:val="single" w:sz="4" w:space="0" w:color="CCCCCC"/>
-              <w:right w:val="single" w:sz="4" w:space="0" w:color="CCCCCC"/>
-            </w:tcBorders>
-          </w:tcPr>
-          <w:p>
-            <w:pPr>
-              <w:spacing w:before="60" w:after="60" w:line="252" w:lineRule="auto"/>
-              <w:jc w:val="left"/>
-            </w:pPr>
-            <w:r/>
-            <w:r>
-              <w:t>648.25</w:t>
+            <w:shd w:fill="FFFFFF"/>
+            <w:tcMar>
+              <w:top w:w="100" w:type="dxa"/>
+              <w:bottom w:w="100" w:type="dxa"/>
+              <w:left w:w="120" w:type="dxa"/>
+              <w:right w:w="120" w:type="dxa"/>
+            </w:tcMar>
+            <w:tcBorders>
+              <w:top w:val="single" w:sz="4" w:space="0" w:color="CCCCCC"/>
+              <w:bottom w:val="single" w:sz="4" w:space="0" w:color="CCCCCC"/>
+              <w:left w:val="single" w:sz="4" w:space="0" w:color="CCCCCC"/>
+              <w:right w:val="single" w:sz="4" w:space="0" w:color="CCCCCC"/>
+            </w:tcBorders>
+          </w:tcPr>
+          <w:p>
+            <w:pPr>
+              <w:spacing w:before="60" w:after="60" w:line="252" w:lineRule="auto"/>
+              <w:jc w:val="left"/>
+            </w:pPr>
+            <w:r/>
+            <w:r>
+              <w:t>655.25</w:t>
             </w:r>
           </w:p>
         </w:tc>
         <w:tc>
           <w:tcPr>
             <w:tcW w:type="dxa" w:w="2016"/>
-            <w:shd w:fill="F8FAFC"/>
-            <w:tcMar>
-              <w:top w:w="100" w:type="dxa"/>
-              <w:bottom w:w="100" w:type="dxa"/>
-              <w:left w:w="120" w:type="dxa"/>
-              <w:right w:w="120" w:type="dxa"/>
-            </w:tcMar>
-            <w:tcBorders>
-              <w:top w:val="single" w:sz="4" w:space="0" w:color="CCCCCC"/>
-              <w:bottom w:val="single" w:sz="4" w:space="0" w:color="CCCCCC"/>
-              <w:left w:val="single" w:sz="4" w:space="0" w:color="CCCCCC"/>
-              <w:right w:val="single" w:sz="4" w:space="0" w:color="CCCCCC"/>
-            </w:tcBorders>
-          </w:tcPr>
-          <w:p>
-            <w:pPr>
-              <w:spacing w:before="60" w:after="60" w:line="252" w:lineRule="auto"/>
-              <w:jc w:val="left"/>
-            </w:pPr>
-            <w:r/>
-            <w:r>
-              <w:t>661.75</w:t>
+            <w:shd w:fill="FFFFFF"/>
+            <w:tcMar>
+              <w:top w:w="100" w:type="dxa"/>
+              <w:bottom w:w="100" w:type="dxa"/>
+              <w:left w:w="120" w:type="dxa"/>
+              <w:right w:w="120" w:type="dxa"/>
+            </w:tcMar>
+            <w:tcBorders>
+              <w:top w:val="single" w:sz="4" w:space="0" w:color="CCCCCC"/>
+              <w:bottom w:val="single" w:sz="4" w:space="0" w:color="CCCCCC"/>
+              <w:left w:val="single" w:sz="4" w:space="0" w:color="CCCCCC"/>
+              <w:right w:val="single" w:sz="4" w:space="0" w:color="CCCCCC"/>
+            </w:tcBorders>
+          </w:tcPr>
+          <w:p>
+            <w:pPr>
+              <w:spacing w:before="60" w:after="60" w:line="252" w:lineRule="auto"/>
+              <w:jc w:val="left"/>
+            </w:pPr>
+            <w:r/>
+            <w:r>
+              <w:t>662.75</w:t>
             </w:r>
           </w:p>
         </w:tc>
         <w:tc>
           <w:tcPr>
             <w:tcW w:type="dxa" w:w="1152"/>
-            <w:shd w:fill="F8FAFC"/>
-            <w:tcMar>
-              <w:top w:w="100" w:type="dxa"/>
-              <w:bottom w:w="100" w:type="dxa"/>
-              <w:left w:w="120" w:type="dxa"/>
-              <w:right w:w="120" w:type="dxa"/>
-            </w:tcMar>
-            <w:tcBorders>
-              <w:top w:val="single" w:sz="4" w:space="0" w:color="CCCCCC"/>
-              <w:bottom w:val="single" w:sz="4" w:space="0" w:color="CCCCCC"/>
-              <w:left w:val="single" w:sz="4" w:space="0" w:color="CCCCCC"/>
-              <w:right w:val="single" w:sz="4" w:space="0" w:color="CCCCCC"/>
-            </w:tcBorders>
-          </w:tcPr>
-          <w:p>
-            <w:pPr>
-              <w:spacing w:before="60" w:after="60" w:line="252" w:lineRule="auto"/>
-              <w:jc w:val="left"/>
-            </w:pPr>
-            <w:r/>
-            <w:r>
-              <w:t>635.25</w:t>
+            <w:shd w:fill="FFFFFF"/>
+            <w:tcMar>
+              <w:top w:w="100" w:type="dxa"/>
+              <w:bottom w:w="100" w:type="dxa"/>
+              <w:left w:w="120" w:type="dxa"/>
+              <w:right w:w="120" w:type="dxa"/>
+            </w:tcMar>
+            <w:tcBorders>
+              <w:top w:val="single" w:sz="4" w:space="0" w:color="CCCCCC"/>
+              <w:bottom w:val="single" w:sz="4" w:space="0" w:color="CCCCCC"/>
+              <w:left w:val="single" w:sz="4" w:space="0" w:color="CCCCCC"/>
+              <w:right w:val="single" w:sz="4" w:space="0" w:color="CCCCCC"/>
+            </w:tcBorders>
+          </w:tcPr>
+          <w:p>
+            <w:pPr>
+              <w:spacing w:before="60" w:after="60" w:line="252" w:lineRule="auto"/>
+              <w:jc w:val="left"/>
+            </w:pPr>
+            <w:r/>
+            <w:r>
+              <w:t>649.25</w:t>
             </w:r>
           </w:p>
         </w:tc>
         <w:tc>
           <w:tcPr>
             <w:tcW w:type="dxa" w:w="1728"/>
-            <w:shd w:fill="F8FAFC"/>
+            <w:shd w:fill="FFFFFF"/>
             <w:tcMar>
               <w:top w:w="100" w:type="dxa"/>
               <w:bottom w:w="100" w:type="dxa"/>
@@ -27715,7 +30290,712 @@
               <w:rPr>
                 <w:b/>
               </w:rPr>
-              <w:t>650.00</w:t>
+              <w:t>654.25</w:t>
+            </w:r>
+          </w:p>
+        </w:tc>
+        <w:tc>
+          <w:tcPr>
+            <w:tcW w:type="dxa" w:w="3456"/>
+            <w:shd w:fill="FFFFFF"/>
+            <w:tcMar>
+              <w:top w:w="100" w:type="dxa"/>
+              <w:bottom w:w="100" w:type="dxa"/>
+              <w:left w:w="120" w:type="dxa"/>
+              <w:right w:w="120" w:type="dxa"/>
+            </w:tcMar>
+            <w:tcBorders>
+              <w:top w:val="single" w:sz="4" w:space="0" w:color="CCCCCC"/>
+              <w:bottom w:val="single" w:sz="4" w:space="0" w:color="CCCCCC"/>
+              <w:left w:val="single" w:sz="4" w:space="0" w:color="CCCCCC"/>
+              <w:right w:val="single" w:sz="4" w:space="0" w:color="CCCCCC"/>
+            </w:tcBorders>
+          </w:tcPr>
+          <w:p>
+            <w:pPr>
+              <w:spacing w:before="60" w:after="60" w:line="252" w:lineRule="auto"/>
+              <w:jc w:val="left"/>
+            </w:pPr>
+            <w:r/>
+            <w:r>
+              <w:rPr>
+                <w:b/>
+              </w:rPr>
+              <w:t>-1.00</w:t>
+            </w:r>
+          </w:p>
+        </w:tc>
+        <w:tc>
+          <w:tcPr>
+            <w:tcW w:type="dxa" w:w="1440"/>
+            <w:shd w:fill="FFFFFF"/>
+            <w:tcMar>
+              <w:top w:w="100" w:type="dxa"/>
+              <w:bottom w:w="100" w:type="dxa"/>
+              <w:left w:w="120" w:type="dxa"/>
+              <w:right w:w="120" w:type="dxa"/>
+            </w:tcMar>
+            <w:tcBorders>
+              <w:top w:val="single" w:sz="4" w:space="0" w:color="CCCCCC"/>
+              <w:bottom w:val="single" w:sz="4" w:space="0" w:color="CCCCCC"/>
+              <w:left w:val="single" w:sz="4" w:space="0" w:color="CCCCCC"/>
+              <w:right w:val="single" w:sz="4" w:space="0" w:color="CCCCCC"/>
+            </w:tcBorders>
+          </w:tcPr>
+          <w:p>
+            <w:pPr>
+              <w:spacing w:before="60" w:after="60" w:line="252" w:lineRule="auto"/>
+              <w:jc w:val="left"/>
+            </w:pPr>
+            <w:r/>
+            <w:r>
+              <w:t>BEAR</w:t>
+            </w:r>
+          </w:p>
+        </w:tc>
+      </w:tr>
+      <w:tr>
+        <w:tc>
+          <w:tcPr>
+            <w:tcW w:type="dxa" w:w="1584"/>
+            <w:shd w:fill="F8FAFC"/>
+            <w:tcMar>
+              <w:top w:w="100" w:type="dxa"/>
+              <w:bottom w:w="100" w:type="dxa"/>
+              <w:left w:w="120" w:type="dxa"/>
+              <w:right w:w="120" w:type="dxa"/>
+            </w:tcMar>
+            <w:tcBorders>
+              <w:top w:val="single" w:sz="4" w:space="0" w:color="CCCCCC"/>
+              <w:bottom w:val="single" w:sz="4" w:space="0" w:color="CCCCCC"/>
+              <w:left w:val="single" w:sz="4" w:space="0" w:color="CCCCCC"/>
+              <w:right w:val="single" w:sz="4" w:space="0" w:color="CCCCCC"/>
+            </w:tcBorders>
+          </w:tcPr>
+          <w:p>
+            <w:pPr>
+              <w:spacing w:before="60" w:after="60" w:line="252" w:lineRule="auto"/>
+              <w:jc w:val="left"/>
+            </w:pPr>
+            <w:r/>
+            <w:r>
+              <w:rPr>
+                <w:b/>
+              </w:rPr>
+              <w:t>Fri 14/08</w:t>
+            </w:r>
+          </w:p>
+        </w:tc>
+        <w:tc>
+          <w:tcPr>
+            <w:tcW w:type="dxa" w:w="864"/>
+            <w:shd w:fill="F8FAFC"/>
+            <w:tcMar>
+              <w:top w:w="100" w:type="dxa"/>
+              <w:bottom w:w="100" w:type="dxa"/>
+              <w:left w:w="120" w:type="dxa"/>
+              <w:right w:w="120" w:type="dxa"/>
+            </w:tcMar>
+            <w:tcBorders>
+              <w:top w:val="single" w:sz="4" w:space="0" w:color="CCCCCC"/>
+              <w:bottom w:val="single" w:sz="4" w:space="0" w:color="CCCCCC"/>
+              <w:left w:val="single" w:sz="4" w:space="0" w:color="CCCCCC"/>
+              <w:right w:val="single" w:sz="4" w:space="0" w:color="CCCCCC"/>
+            </w:tcBorders>
+          </w:tcPr>
+          <w:p>
+            <w:pPr>
+              <w:spacing w:before="60" w:after="60" w:line="252" w:lineRule="auto"/>
+              <w:jc w:val="left"/>
+            </w:pPr>
+            <w:r/>
+            <w:r>
+              <w:t>London 15-19</w:t>
+            </w:r>
+          </w:p>
+        </w:tc>
+        <w:tc>
+          <w:tcPr>
+            <w:tcW w:type="dxa" w:w="1440"/>
+            <w:shd w:fill="F8FAFC"/>
+            <w:tcMar>
+              <w:top w:w="100" w:type="dxa"/>
+              <w:bottom w:w="100" w:type="dxa"/>
+              <w:left w:w="120" w:type="dxa"/>
+              <w:right w:w="120" w:type="dxa"/>
+            </w:tcMar>
+            <w:tcBorders>
+              <w:top w:val="single" w:sz="4" w:space="0" w:color="CCCCCC"/>
+              <w:bottom w:val="single" w:sz="4" w:space="0" w:color="CCCCCC"/>
+              <w:left w:val="single" w:sz="4" w:space="0" w:color="CCCCCC"/>
+              <w:right w:val="single" w:sz="4" w:space="0" w:color="CCCCCC"/>
+            </w:tcBorders>
+          </w:tcPr>
+          <w:p>
+            <w:pPr>
+              <w:spacing w:before="60" w:after="60" w:line="252" w:lineRule="auto"/>
+              <w:jc w:val="left"/>
+            </w:pPr>
+            <w:r/>
+            <w:r>
+              <w:t>654.25</w:t>
+            </w:r>
+          </w:p>
+        </w:tc>
+        <w:tc>
+          <w:tcPr>
+            <w:tcW w:type="dxa" w:w="2016"/>
+            <w:shd w:fill="F8FAFC"/>
+            <w:tcMar>
+              <w:top w:w="100" w:type="dxa"/>
+              <w:bottom w:w="100" w:type="dxa"/>
+              <w:left w:w="120" w:type="dxa"/>
+              <w:right w:w="120" w:type="dxa"/>
+            </w:tcMar>
+            <w:tcBorders>
+              <w:top w:val="single" w:sz="4" w:space="0" w:color="CCCCCC"/>
+              <w:bottom w:val="single" w:sz="4" w:space="0" w:color="CCCCCC"/>
+              <w:left w:val="single" w:sz="4" w:space="0" w:color="CCCCCC"/>
+              <w:right w:val="single" w:sz="4" w:space="0" w:color="CCCCCC"/>
+            </w:tcBorders>
+          </w:tcPr>
+          <w:p>
+            <w:pPr>
+              <w:spacing w:before="60" w:after="60" w:line="252" w:lineRule="auto"/>
+              <w:jc w:val="left"/>
+            </w:pPr>
+            <w:r/>
+            <w:r>
+              <w:t>661.25</w:t>
+            </w:r>
+          </w:p>
+        </w:tc>
+        <w:tc>
+          <w:tcPr>
+            <w:tcW w:type="dxa" w:w="1152"/>
+            <w:shd w:fill="F8FAFC"/>
+            <w:tcMar>
+              <w:top w:w="100" w:type="dxa"/>
+              <w:bottom w:w="100" w:type="dxa"/>
+              <w:left w:w="120" w:type="dxa"/>
+              <w:right w:w="120" w:type="dxa"/>
+            </w:tcMar>
+            <w:tcBorders>
+              <w:top w:val="single" w:sz="4" w:space="0" w:color="CCCCCC"/>
+              <w:bottom w:val="single" w:sz="4" w:space="0" w:color="CCCCCC"/>
+              <w:left w:val="single" w:sz="4" w:space="0" w:color="CCCCCC"/>
+              <w:right w:val="single" w:sz="4" w:space="0" w:color="CCCCCC"/>
+            </w:tcBorders>
+          </w:tcPr>
+          <w:p>
+            <w:pPr>
+              <w:spacing w:before="60" w:after="60" w:line="252" w:lineRule="auto"/>
+              <w:jc w:val="left"/>
+            </w:pPr>
+            <w:r/>
+            <w:r>
+              <w:t>640.75</w:t>
+            </w:r>
+          </w:p>
+        </w:tc>
+        <w:tc>
+          <w:tcPr>
+            <w:tcW w:type="dxa" w:w="1728"/>
+            <w:shd w:fill="F8FAFC"/>
+            <w:tcMar>
+              <w:top w:w="100" w:type="dxa"/>
+              <w:bottom w:w="100" w:type="dxa"/>
+              <w:left w:w="120" w:type="dxa"/>
+              <w:right w:w="120" w:type="dxa"/>
+            </w:tcMar>
+            <w:tcBorders>
+              <w:top w:val="single" w:sz="4" w:space="0" w:color="CCCCCC"/>
+              <w:bottom w:val="single" w:sz="4" w:space="0" w:color="CCCCCC"/>
+              <w:left w:val="single" w:sz="4" w:space="0" w:color="CCCCCC"/>
+              <w:right w:val="single" w:sz="4" w:space="0" w:color="CCCCCC"/>
+            </w:tcBorders>
+          </w:tcPr>
+          <w:p>
+            <w:pPr>
+              <w:spacing w:before="60" w:after="60" w:line="252" w:lineRule="auto"/>
+              <w:jc w:val="left"/>
+            </w:pPr>
+            <w:r/>
+            <w:r>
+              <w:rPr>
+                <w:b/>
+              </w:rPr>
+              <w:t>655.00</w:t>
+            </w:r>
+          </w:p>
+        </w:tc>
+        <w:tc>
+          <w:tcPr>
+            <w:tcW w:type="dxa" w:w="3456"/>
+            <w:shd w:fill="F8FAFC"/>
+            <w:tcMar>
+              <w:top w:w="100" w:type="dxa"/>
+              <w:bottom w:w="100" w:type="dxa"/>
+              <w:left w:w="120" w:type="dxa"/>
+              <w:right w:w="120" w:type="dxa"/>
+            </w:tcMar>
+            <w:tcBorders>
+              <w:top w:val="single" w:sz="4" w:space="0" w:color="CCCCCC"/>
+              <w:bottom w:val="single" w:sz="4" w:space="0" w:color="CCCCCC"/>
+              <w:left w:val="single" w:sz="4" w:space="0" w:color="CCCCCC"/>
+              <w:right w:val="single" w:sz="4" w:space="0" w:color="CCCCCC"/>
+            </w:tcBorders>
+          </w:tcPr>
+          <w:p>
+            <w:pPr>
+              <w:spacing w:before="60" w:after="60" w:line="252" w:lineRule="auto"/>
+              <w:jc w:val="left"/>
+            </w:pPr>
+            <w:r/>
+            <w:r>
+              <w:rPr>
+                <w:b/>
+              </w:rPr>
+              <w:t>+0.75</w:t>
+            </w:r>
+          </w:p>
+        </w:tc>
+        <w:tc>
+          <w:tcPr>
+            <w:tcW w:type="dxa" w:w="1440"/>
+            <w:shd w:fill="F8FAFC"/>
+            <w:tcMar>
+              <w:top w:w="100" w:type="dxa"/>
+              <w:bottom w:w="100" w:type="dxa"/>
+              <w:left w:w="120" w:type="dxa"/>
+              <w:right w:w="120" w:type="dxa"/>
+            </w:tcMar>
+            <w:tcBorders>
+              <w:top w:val="single" w:sz="4" w:space="0" w:color="CCCCCC"/>
+              <w:bottom w:val="single" w:sz="4" w:space="0" w:color="CCCCCC"/>
+              <w:left w:val="single" w:sz="4" w:space="0" w:color="CCCCCC"/>
+              <w:right w:val="single" w:sz="4" w:space="0" w:color="CCCCCC"/>
+            </w:tcBorders>
+          </w:tcPr>
+          <w:p>
+            <w:pPr>
+              <w:spacing w:before="60" w:after="60" w:line="252" w:lineRule="auto"/>
+              <w:jc w:val="left"/>
+            </w:pPr>
+            <w:r/>
+            <w:r>
+              <w:t>BULL</w:t>
+            </w:r>
+          </w:p>
+        </w:tc>
+      </w:tr>
+      <w:tr>
+        <w:tc>
+          <w:tcPr>
+            <w:tcW w:type="dxa" w:w="1584"/>
+            <w:shd w:fill="FFFFFF"/>
+            <w:tcMar>
+              <w:top w:w="100" w:type="dxa"/>
+              <w:bottom w:w="100" w:type="dxa"/>
+              <w:left w:w="120" w:type="dxa"/>
+              <w:right w:w="120" w:type="dxa"/>
+            </w:tcMar>
+            <w:tcBorders>
+              <w:top w:val="single" w:sz="4" w:space="0" w:color="CCCCCC"/>
+              <w:bottom w:val="single" w:sz="4" w:space="0" w:color="CCCCCC"/>
+              <w:left w:val="single" w:sz="4" w:space="0" w:color="CCCCCC"/>
+              <w:right w:val="single" w:sz="4" w:space="0" w:color="CCCCCC"/>
+            </w:tcBorders>
+          </w:tcPr>
+          <w:p>
+            <w:pPr>
+              <w:spacing w:before="60" w:after="60" w:line="252" w:lineRule="auto"/>
+              <w:jc w:val="left"/>
+            </w:pPr>
+            <w:r/>
+            <w:r>
+              <w:rPr>
+                <w:b/>
+              </w:rPr>
+              <w:t>Fri 14/08</w:t>
+            </w:r>
+          </w:p>
+        </w:tc>
+        <w:tc>
+          <w:tcPr>
+            <w:tcW w:type="dxa" w:w="864"/>
+            <w:shd w:fill="FFFFFF"/>
+            <w:tcMar>
+              <w:top w:w="100" w:type="dxa"/>
+              <w:bottom w:w="100" w:type="dxa"/>
+              <w:left w:w="120" w:type="dxa"/>
+              <w:right w:w="120" w:type="dxa"/>
+            </w:tcMar>
+            <w:tcBorders>
+              <w:top w:val="single" w:sz="4" w:space="0" w:color="CCCCCC"/>
+              <w:bottom w:val="single" w:sz="4" w:space="0" w:color="CCCCCC"/>
+              <w:left w:val="single" w:sz="4" w:space="0" w:color="CCCCCC"/>
+              <w:right w:val="single" w:sz="4" w:space="0" w:color="CCCCCC"/>
+            </w:tcBorders>
+          </w:tcPr>
+          <w:p>
+            <w:pPr>
+              <w:spacing w:before="60" w:after="60" w:line="252" w:lineRule="auto"/>
+              <w:jc w:val="left"/>
+            </w:pPr>
+            <w:r/>
+            <w:r>
+              <w:t>Pre-NY 19-21</w:t>
+            </w:r>
+          </w:p>
+        </w:tc>
+        <w:tc>
+          <w:tcPr>
+            <w:tcW w:type="dxa" w:w="1440"/>
+            <w:shd w:fill="FFFFFF"/>
+            <w:tcMar>
+              <w:top w:w="100" w:type="dxa"/>
+              <w:bottom w:w="100" w:type="dxa"/>
+              <w:left w:w="120" w:type="dxa"/>
+              <w:right w:w="120" w:type="dxa"/>
+            </w:tcMar>
+            <w:tcBorders>
+              <w:top w:val="single" w:sz="4" w:space="0" w:color="CCCCCC"/>
+              <w:bottom w:val="single" w:sz="4" w:space="0" w:color="CCCCCC"/>
+              <w:left w:val="single" w:sz="4" w:space="0" w:color="CCCCCC"/>
+              <w:right w:val="single" w:sz="4" w:space="0" w:color="CCCCCC"/>
+            </w:tcBorders>
+          </w:tcPr>
+          <w:p>
+            <w:pPr>
+              <w:spacing w:before="60" w:after="60" w:line="252" w:lineRule="auto"/>
+              <w:jc w:val="left"/>
+            </w:pPr>
+            <w:r/>
+            <w:r>
+              <w:t>655.00</w:t>
+            </w:r>
+          </w:p>
+        </w:tc>
+        <w:tc>
+          <w:tcPr>
+            <w:tcW w:type="dxa" w:w="2016"/>
+            <w:shd w:fill="FFFFFF"/>
+            <w:tcMar>
+              <w:top w:w="100" w:type="dxa"/>
+              <w:bottom w:w="100" w:type="dxa"/>
+              <w:left w:w="120" w:type="dxa"/>
+              <w:right w:w="120" w:type="dxa"/>
+            </w:tcMar>
+            <w:tcBorders>
+              <w:top w:val="single" w:sz="4" w:space="0" w:color="CCCCCC"/>
+              <w:bottom w:val="single" w:sz="4" w:space="0" w:color="CCCCCC"/>
+              <w:left w:val="single" w:sz="4" w:space="0" w:color="CCCCCC"/>
+              <w:right w:val="single" w:sz="4" w:space="0" w:color="CCCCCC"/>
+            </w:tcBorders>
+          </w:tcPr>
+          <w:p>
+            <w:pPr>
+              <w:spacing w:before="60" w:after="60" w:line="252" w:lineRule="auto"/>
+              <w:jc w:val="left"/>
+            </w:pPr>
+            <w:r/>
+            <w:r>
+              <w:t>664.25</w:t>
+            </w:r>
+          </w:p>
+        </w:tc>
+        <w:tc>
+          <w:tcPr>
+            <w:tcW w:type="dxa" w:w="1152"/>
+            <w:shd w:fill="FFFFFF"/>
+            <w:tcMar>
+              <w:top w:w="100" w:type="dxa"/>
+              <w:bottom w:w="100" w:type="dxa"/>
+              <w:left w:w="120" w:type="dxa"/>
+              <w:right w:w="120" w:type="dxa"/>
+            </w:tcMar>
+            <w:tcBorders>
+              <w:top w:val="single" w:sz="4" w:space="0" w:color="CCCCCC"/>
+              <w:bottom w:val="single" w:sz="4" w:space="0" w:color="CCCCCC"/>
+              <w:left w:val="single" w:sz="4" w:space="0" w:color="CCCCCC"/>
+              <w:right w:val="single" w:sz="4" w:space="0" w:color="CCCCCC"/>
+            </w:tcBorders>
+          </w:tcPr>
+          <w:p>
+            <w:pPr>
+              <w:spacing w:before="60" w:after="60" w:line="252" w:lineRule="auto"/>
+              <w:jc w:val="left"/>
+            </w:pPr>
+            <w:r/>
+            <w:r>
+              <w:t>647.75</w:t>
+            </w:r>
+          </w:p>
+        </w:tc>
+        <w:tc>
+          <w:tcPr>
+            <w:tcW w:type="dxa" w:w="1728"/>
+            <w:shd w:fill="FFFFFF"/>
+            <w:tcMar>
+              <w:top w:w="100" w:type="dxa"/>
+              <w:bottom w:w="100" w:type="dxa"/>
+              <w:left w:w="120" w:type="dxa"/>
+              <w:right w:w="120" w:type="dxa"/>
+            </w:tcMar>
+            <w:tcBorders>
+              <w:top w:val="single" w:sz="4" w:space="0" w:color="CCCCCC"/>
+              <w:bottom w:val="single" w:sz="4" w:space="0" w:color="CCCCCC"/>
+              <w:left w:val="single" w:sz="4" w:space="0" w:color="CCCCCC"/>
+              <w:right w:val="single" w:sz="4" w:space="0" w:color="CCCCCC"/>
+            </w:tcBorders>
+          </w:tcPr>
+          <w:p>
+            <w:pPr>
+              <w:spacing w:before="60" w:after="60" w:line="252" w:lineRule="auto"/>
+              <w:jc w:val="left"/>
+            </w:pPr>
+            <w:r/>
+            <w:r>
+              <w:rPr>
+                <w:b/>
+              </w:rPr>
+              <w:t>654.75</w:t>
+            </w:r>
+          </w:p>
+        </w:tc>
+        <w:tc>
+          <w:tcPr>
+            <w:tcW w:type="dxa" w:w="3456"/>
+            <w:shd w:fill="FFFFFF"/>
+            <w:tcMar>
+              <w:top w:w="100" w:type="dxa"/>
+              <w:bottom w:w="100" w:type="dxa"/>
+              <w:left w:w="120" w:type="dxa"/>
+              <w:right w:w="120" w:type="dxa"/>
+            </w:tcMar>
+            <w:tcBorders>
+              <w:top w:val="single" w:sz="4" w:space="0" w:color="CCCCCC"/>
+              <w:bottom w:val="single" w:sz="4" w:space="0" w:color="CCCCCC"/>
+              <w:left w:val="single" w:sz="4" w:space="0" w:color="CCCCCC"/>
+              <w:right w:val="single" w:sz="4" w:space="0" w:color="CCCCCC"/>
+            </w:tcBorders>
+          </w:tcPr>
+          <w:p>
+            <w:pPr>
+              <w:spacing w:before="60" w:after="60" w:line="252" w:lineRule="auto"/>
+              <w:jc w:val="left"/>
+            </w:pPr>
+            <w:r/>
+            <w:r>
+              <w:rPr>
+                <w:b/>
+              </w:rPr>
+              <w:t>-0.25</w:t>
+            </w:r>
+          </w:p>
+        </w:tc>
+        <w:tc>
+          <w:tcPr>
+            <w:tcW w:type="dxa" w:w="1440"/>
+            <w:shd w:fill="FFFFFF"/>
+            <w:tcMar>
+              <w:top w:w="100" w:type="dxa"/>
+              <w:bottom w:w="100" w:type="dxa"/>
+              <w:left w:w="120" w:type="dxa"/>
+              <w:right w:w="120" w:type="dxa"/>
+            </w:tcMar>
+            <w:tcBorders>
+              <w:top w:val="single" w:sz="4" w:space="0" w:color="CCCCCC"/>
+              <w:bottom w:val="single" w:sz="4" w:space="0" w:color="CCCCCC"/>
+              <w:left w:val="single" w:sz="4" w:space="0" w:color="CCCCCC"/>
+              <w:right w:val="single" w:sz="4" w:space="0" w:color="CCCCCC"/>
+            </w:tcBorders>
+          </w:tcPr>
+          <w:p>
+            <w:pPr>
+              <w:spacing w:before="60" w:after="60" w:line="252" w:lineRule="auto"/>
+              <w:jc w:val="left"/>
+            </w:pPr>
+            <w:r/>
+            <w:r>
+              <w:t>BEAR</w:t>
+            </w:r>
+          </w:p>
+        </w:tc>
+      </w:tr>
+      <w:tr>
+        <w:tc>
+          <w:tcPr>
+            <w:tcW w:type="dxa" w:w="1584"/>
+            <w:shd w:fill="F8FAFC"/>
+            <w:tcMar>
+              <w:top w:w="100" w:type="dxa"/>
+              <w:bottom w:w="100" w:type="dxa"/>
+              <w:left w:w="120" w:type="dxa"/>
+              <w:right w:w="120" w:type="dxa"/>
+            </w:tcMar>
+            <w:tcBorders>
+              <w:top w:val="single" w:sz="4" w:space="0" w:color="CCCCCC"/>
+              <w:bottom w:val="single" w:sz="4" w:space="0" w:color="CCCCCC"/>
+              <w:left w:val="single" w:sz="4" w:space="0" w:color="CCCCCC"/>
+              <w:right w:val="single" w:sz="4" w:space="0" w:color="CCCCCC"/>
+            </w:tcBorders>
+          </w:tcPr>
+          <w:p>
+            <w:pPr>
+              <w:spacing w:before="60" w:after="60" w:line="252" w:lineRule="auto"/>
+              <w:jc w:val="left"/>
+            </w:pPr>
+            <w:r/>
+            <w:r>
+              <w:rPr>
+                <w:b/>
+              </w:rPr>
+              <w:t>Fri 14/08</w:t>
+            </w:r>
+          </w:p>
+        </w:tc>
+        <w:tc>
+          <w:tcPr>
+            <w:tcW w:type="dxa" w:w="864"/>
+            <w:shd w:fill="F8FAFC"/>
+            <w:tcMar>
+              <w:top w:w="100" w:type="dxa"/>
+              <w:bottom w:w="100" w:type="dxa"/>
+              <w:left w:w="120" w:type="dxa"/>
+              <w:right w:w="120" w:type="dxa"/>
+            </w:tcMar>
+            <w:tcBorders>
+              <w:top w:val="single" w:sz="4" w:space="0" w:color="CCCCCC"/>
+              <w:bottom w:val="single" w:sz="4" w:space="0" w:color="CCCCCC"/>
+              <w:left w:val="single" w:sz="4" w:space="0" w:color="CCCCCC"/>
+              <w:right w:val="single" w:sz="4" w:space="0" w:color="CCCCCC"/>
+            </w:tcBorders>
+          </w:tcPr>
+          <w:p>
+            <w:pPr>
+              <w:spacing w:before="60" w:after="60" w:line="252" w:lineRule="auto"/>
+              <w:jc w:val="left"/>
+            </w:pPr>
+            <w:r/>
+            <w:r>
+              <w:t>NY Open 21-23</w:t>
+            </w:r>
+          </w:p>
+        </w:tc>
+        <w:tc>
+          <w:tcPr>
+            <w:tcW w:type="dxa" w:w="1440"/>
+            <w:shd w:fill="F8FAFC"/>
+            <w:tcMar>
+              <w:top w:w="100" w:type="dxa"/>
+              <w:bottom w:w="100" w:type="dxa"/>
+              <w:left w:w="120" w:type="dxa"/>
+              <w:right w:w="120" w:type="dxa"/>
+            </w:tcMar>
+            <w:tcBorders>
+              <w:top w:val="single" w:sz="4" w:space="0" w:color="CCCCCC"/>
+              <w:bottom w:val="single" w:sz="4" w:space="0" w:color="CCCCCC"/>
+              <w:left w:val="single" w:sz="4" w:space="0" w:color="CCCCCC"/>
+              <w:right w:val="single" w:sz="4" w:space="0" w:color="CCCCCC"/>
+            </w:tcBorders>
+          </w:tcPr>
+          <w:p>
+            <w:pPr>
+              <w:spacing w:before="60" w:after="60" w:line="252" w:lineRule="auto"/>
+              <w:jc w:val="left"/>
+            </w:pPr>
+            <w:r/>
+            <w:r>
+              <w:t>654.75</w:t>
+            </w:r>
+          </w:p>
+        </w:tc>
+        <w:tc>
+          <w:tcPr>
+            <w:tcW w:type="dxa" w:w="2016"/>
+            <w:shd w:fill="F8FAFC"/>
+            <w:tcMar>
+              <w:top w:w="100" w:type="dxa"/>
+              <w:bottom w:w="100" w:type="dxa"/>
+              <w:left w:w="120" w:type="dxa"/>
+              <w:right w:w="120" w:type="dxa"/>
+            </w:tcMar>
+            <w:tcBorders>
+              <w:top w:val="single" w:sz="4" w:space="0" w:color="CCCCCC"/>
+              <w:bottom w:val="single" w:sz="4" w:space="0" w:color="CCCCCC"/>
+              <w:left w:val="single" w:sz="4" w:space="0" w:color="CCCCCC"/>
+              <w:right w:val="single" w:sz="4" w:space="0" w:color="CCCCCC"/>
+            </w:tcBorders>
+          </w:tcPr>
+          <w:p>
+            <w:pPr>
+              <w:spacing w:before="60" w:after="60" w:line="252" w:lineRule="auto"/>
+              <w:jc w:val="left"/>
+            </w:pPr>
+            <w:r/>
+            <w:r>
+              <w:t>663.25</w:t>
+            </w:r>
+          </w:p>
+        </w:tc>
+        <w:tc>
+          <w:tcPr>
+            <w:tcW w:type="dxa" w:w="1152"/>
+            <w:shd w:fill="F8FAFC"/>
+            <w:tcMar>
+              <w:top w:w="100" w:type="dxa"/>
+              <w:bottom w:w="100" w:type="dxa"/>
+              <w:left w:w="120" w:type="dxa"/>
+              <w:right w:w="120" w:type="dxa"/>
+            </w:tcMar>
+            <w:tcBorders>
+              <w:top w:val="single" w:sz="4" w:space="0" w:color="CCCCCC"/>
+              <w:bottom w:val="single" w:sz="4" w:space="0" w:color="CCCCCC"/>
+              <w:left w:val="single" w:sz="4" w:space="0" w:color="CCCCCC"/>
+              <w:right w:val="single" w:sz="4" w:space="0" w:color="CCCCCC"/>
+            </w:tcBorders>
+          </w:tcPr>
+          <w:p>
+            <w:pPr>
+              <w:spacing w:before="60" w:after="60" w:line="252" w:lineRule="auto"/>
+              <w:jc w:val="left"/>
+            </w:pPr>
+            <w:r/>
+            <w:r>
+              <w:t>640.75</w:t>
+            </w:r>
+          </w:p>
+        </w:tc>
+        <w:tc>
+          <w:tcPr>
+            <w:tcW w:type="dxa" w:w="1728"/>
+            <w:shd w:fill="F8FAFC"/>
+            <w:tcMar>
+              <w:top w:w="100" w:type="dxa"/>
+              <w:bottom w:w="100" w:type="dxa"/>
+              <w:left w:w="120" w:type="dxa"/>
+              <w:right w:w="120" w:type="dxa"/>
+            </w:tcMar>
+            <w:tcBorders>
+              <w:top w:val="single" w:sz="4" w:space="0" w:color="CCCCCC"/>
+              <w:bottom w:val="single" w:sz="4" w:space="0" w:color="CCCCCC"/>
+              <w:left w:val="single" w:sz="4" w:space="0" w:color="CCCCCC"/>
+              <w:right w:val="single" w:sz="4" w:space="0" w:color="CCCCCC"/>
+            </w:tcBorders>
+          </w:tcPr>
+          <w:p>
+            <w:pPr>
+              <w:spacing w:before="60" w:after="60" w:line="252" w:lineRule="auto"/>
+              <w:jc w:val="left"/>
+            </w:pPr>
+            <w:r/>
+            <w:r>
+              <w:rPr>
+                <w:b/>
+              </w:rPr>
+              <w:t>656.50</w:t>
             </w:r>
           </w:p>
         </w:tc>
@@ -27807,7 +31087,7 @@
               <w:rPr>
                 <w:b/>
               </w:rPr>
-              <w:t>Wed 12/08</w:t>
+              <w:t>Fri 14/08</w:t>
             </w:r>
           </w:p>
         </w:tc>
@@ -27835,7 +31115,7 @@
             </w:pPr>
             <w:r/>
             <w:r>
-              <w:t>Pre-NY 19-21</w:t>
+              <w:t>NY Close 23-01</w:t>
             </w:r>
           </w:p>
         </w:tc>
@@ -27863,7 +31143,7 @@
             </w:pPr>
             <w:r/>
             <w:r>
-              <w:t>650.00</w:t>
+              <w:t>656.50</w:t>
             </w:r>
           </w:p>
         </w:tc>
@@ -27891,7 +31171,7 @@
             </w:pPr>
             <w:r/>
             <w:r>
-              <w:t>659.25</w:t>
+              <w:t>662.75</w:t>
             </w:r>
           </w:p>
         </w:tc>
@@ -27919,7 +31199,7 @@
             </w:pPr>
             <w:r/>
             <w:r>
-              <w:t>639.25</w:t>
+              <w:t>650.00</w:t>
             </w:r>
           </w:p>
         </w:tc>
@@ -27927,3061 +31207,6 @@
           <w:tcPr>
             <w:tcW w:type="dxa" w:w="1728"/>
             <w:shd w:fill="FFFFFF"/>
-            <w:tcMar>
-              <w:top w:w="100" w:type="dxa"/>
-              <w:bottom w:w="100" w:type="dxa"/>
-              <w:left w:w="120" w:type="dxa"/>
-              <w:right w:w="120" w:type="dxa"/>
-            </w:tcMar>
-            <w:tcBorders>
-              <w:top w:val="single" w:sz="4" w:space="0" w:color="CCCCCC"/>
-              <w:bottom w:val="single" w:sz="4" w:space="0" w:color="CCCCCC"/>
-              <w:left w:val="single" w:sz="4" w:space="0" w:color="CCCCCC"/>
-              <w:right w:val="single" w:sz="4" w:space="0" w:color="CCCCCC"/>
-            </w:tcBorders>
-          </w:tcPr>
-          <w:p>
-            <w:pPr>
-              <w:spacing w:before="60" w:after="60" w:line="252" w:lineRule="auto"/>
-              <w:jc w:val="left"/>
-            </w:pPr>
-            <w:r/>
-            <w:r>
-              <w:rPr>
-                <w:b/>
-              </w:rPr>
-              <w:t>650.50</w:t>
-            </w:r>
-          </w:p>
-        </w:tc>
-        <w:tc>
-          <w:tcPr>
-            <w:tcW w:type="dxa" w:w="3456"/>
-            <w:shd w:fill="FFFFFF"/>
-            <w:tcMar>
-              <w:top w:w="100" w:type="dxa"/>
-              <w:bottom w:w="100" w:type="dxa"/>
-              <w:left w:w="120" w:type="dxa"/>
-              <w:right w:w="120" w:type="dxa"/>
-            </w:tcMar>
-            <w:tcBorders>
-              <w:top w:val="single" w:sz="4" w:space="0" w:color="CCCCCC"/>
-              <w:bottom w:val="single" w:sz="4" w:space="0" w:color="CCCCCC"/>
-              <w:left w:val="single" w:sz="4" w:space="0" w:color="CCCCCC"/>
-              <w:right w:val="single" w:sz="4" w:space="0" w:color="CCCCCC"/>
-            </w:tcBorders>
-          </w:tcPr>
-          <w:p>
-            <w:pPr>
-              <w:spacing w:before="60" w:after="60" w:line="252" w:lineRule="auto"/>
-              <w:jc w:val="left"/>
-            </w:pPr>
-            <w:r/>
-            <w:r>
-              <w:rPr>
-                <w:b/>
-              </w:rPr>
-              <w:t>+0.50</w:t>
-            </w:r>
-          </w:p>
-        </w:tc>
-        <w:tc>
-          <w:tcPr>
-            <w:tcW w:type="dxa" w:w="1440"/>
-            <w:shd w:fill="FFFFFF"/>
-            <w:tcMar>
-              <w:top w:w="100" w:type="dxa"/>
-              <w:bottom w:w="100" w:type="dxa"/>
-              <w:left w:w="120" w:type="dxa"/>
-              <w:right w:w="120" w:type="dxa"/>
-            </w:tcMar>
-            <w:tcBorders>
-              <w:top w:val="single" w:sz="4" w:space="0" w:color="CCCCCC"/>
-              <w:bottom w:val="single" w:sz="4" w:space="0" w:color="CCCCCC"/>
-              <w:left w:val="single" w:sz="4" w:space="0" w:color="CCCCCC"/>
-              <w:right w:val="single" w:sz="4" w:space="0" w:color="CCCCCC"/>
-            </w:tcBorders>
-          </w:tcPr>
-          <w:p>
-            <w:pPr>
-              <w:spacing w:before="60" w:after="60" w:line="252" w:lineRule="auto"/>
-              <w:jc w:val="left"/>
-            </w:pPr>
-            <w:r/>
-            <w:r>
-              <w:t>BULL</w:t>
-            </w:r>
-          </w:p>
-        </w:tc>
-      </w:tr>
-      <w:tr>
-        <w:tc>
-          <w:tcPr>
-            <w:tcW w:type="dxa" w:w="1584"/>
-            <w:shd w:fill="F8FAFC"/>
-            <w:tcMar>
-              <w:top w:w="100" w:type="dxa"/>
-              <w:bottom w:w="100" w:type="dxa"/>
-              <w:left w:w="120" w:type="dxa"/>
-              <w:right w:w="120" w:type="dxa"/>
-            </w:tcMar>
-            <w:tcBorders>
-              <w:top w:val="single" w:sz="4" w:space="0" w:color="CCCCCC"/>
-              <w:bottom w:val="single" w:sz="4" w:space="0" w:color="CCCCCC"/>
-              <w:left w:val="single" w:sz="4" w:space="0" w:color="CCCCCC"/>
-              <w:right w:val="single" w:sz="4" w:space="0" w:color="CCCCCC"/>
-            </w:tcBorders>
-          </w:tcPr>
-          <w:p>
-            <w:pPr>
-              <w:spacing w:before="60" w:after="60" w:line="252" w:lineRule="auto"/>
-              <w:jc w:val="left"/>
-            </w:pPr>
-            <w:r/>
-            <w:r>
-              <w:rPr>
-                <w:b/>
-              </w:rPr>
-              <w:t>Wed 12/08</w:t>
-            </w:r>
-          </w:p>
-        </w:tc>
-        <w:tc>
-          <w:tcPr>
-            <w:tcW w:type="dxa" w:w="864"/>
-            <w:shd w:fill="F8FAFC"/>
-            <w:tcMar>
-              <w:top w:w="100" w:type="dxa"/>
-              <w:bottom w:w="100" w:type="dxa"/>
-              <w:left w:w="120" w:type="dxa"/>
-              <w:right w:w="120" w:type="dxa"/>
-            </w:tcMar>
-            <w:tcBorders>
-              <w:top w:val="single" w:sz="4" w:space="0" w:color="CCCCCC"/>
-              <w:bottom w:val="single" w:sz="4" w:space="0" w:color="CCCCCC"/>
-              <w:left w:val="single" w:sz="4" w:space="0" w:color="CCCCCC"/>
-              <w:right w:val="single" w:sz="4" w:space="0" w:color="CCCCCC"/>
-            </w:tcBorders>
-          </w:tcPr>
-          <w:p>
-            <w:pPr>
-              <w:spacing w:before="60" w:after="60" w:line="252" w:lineRule="auto"/>
-              <w:jc w:val="left"/>
-            </w:pPr>
-            <w:r/>
-            <w:r>
-              <w:t>NY Open 21-23</w:t>
-            </w:r>
-          </w:p>
-        </w:tc>
-        <w:tc>
-          <w:tcPr>
-            <w:tcW w:type="dxa" w:w="1440"/>
-            <w:shd w:fill="F8FAFC"/>
-            <w:tcMar>
-              <w:top w:w="100" w:type="dxa"/>
-              <w:bottom w:w="100" w:type="dxa"/>
-              <w:left w:w="120" w:type="dxa"/>
-              <w:right w:w="120" w:type="dxa"/>
-            </w:tcMar>
-            <w:tcBorders>
-              <w:top w:val="single" w:sz="4" w:space="0" w:color="CCCCCC"/>
-              <w:bottom w:val="single" w:sz="4" w:space="0" w:color="CCCCCC"/>
-              <w:left w:val="single" w:sz="4" w:space="0" w:color="CCCCCC"/>
-              <w:right w:val="single" w:sz="4" w:space="0" w:color="CCCCCC"/>
-            </w:tcBorders>
-          </w:tcPr>
-          <w:p>
-            <w:pPr>
-              <w:spacing w:before="60" w:after="60" w:line="252" w:lineRule="auto"/>
-              <w:jc w:val="left"/>
-            </w:pPr>
-            <w:r/>
-            <w:r>
-              <w:t>650.50</w:t>
-            </w:r>
-          </w:p>
-        </w:tc>
-        <w:tc>
-          <w:tcPr>
-            <w:tcW w:type="dxa" w:w="2016"/>
-            <w:shd w:fill="F8FAFC"/>
-            <w:tcMar>
-              <w:top w:w="100" w:type="dxa"/>
-              <w:bottom w:w="100" w:type="dxa"/>
-              <w:left w:w="120" w:type="dxa"/>
-              <w:right w:w="120" w:type="dxa"/>
-            </w:tcMar>
-            <w:tcBorders>
-              <w:top w:val="single" w:sz="4" w:space="0" w:color="CCCCCC"/>
-              <w:bottom w:val="single" w:sz="4" w:space="0" w:color="CCCCCC"/>
-              <w:left w:val="single" w:sz="4" w:space="0" w:color="CCCCCC"/>
-              <w:right w:val="single" w:sz="4" w:space="0" w:color="CCCCCC"/>
-            </w:tcBorders>
-          </w:tcPr>
-          <w:p>
-            <w:pPr>
-              <w:spacing w:before="60" w:after="60" w:line="252" w:lineRule="auto"/>
-              <w:jc w:val="left"/>
-            </w:pPr>
-            <w:r/>
-            <w:r>
-              <w:t>662.75</w:t>
-            </w:r>
-          </w:p>
-        </w:tc>
-        <w:tc>
-          <w:tcPr>
-            <w:tcW w:type="dxa" w:w="1152"/>
-            <w:shd w:fill="F8FAFC"/>
-            <w:tcMar>
-              <w:top w:w="100" w:type="dxa"/>
-              <w:bottom w:w="100" w:type="dxa"/>
-              <w:left w:w="120" w:type="dxa"/>
-              <w:right w:w="120" w:type="dxa"/>
-            </w:tcMar>
-            <w:tcBorders>
-              <w:top w:val="single" w:sz="4" w:space="0" w:color="CCCCCC"/>
-              <w:bottom w:val="single" w:sz="4" w:space="0" w:color="CCCCCC"/>
-              <w:left w:val="single" w:sz="4" w:space="0" w:color="CCCCCC"/>
-              <w:right w:val="single" w:sz="4" w:space="0" w:color="CCCCCC"/>
-            </w:tcBorders>
-          </w:tcPr>
-          <w:p>
-            <w:pPr>
-              <w:spacing w:before="60" w:after="60" w:line="252" w:lineRule="auto"/>
-              <w:jc w:val="left"/>
-            </w:pPr>
-            <w:r/>
-            <w:r>
-              <w:t>636.25</w:t>
-            </w:r>
-          </w:p>
-        </w:tc>
-        <w:tc>
-          <w:tcPr>
-            <w:tcW w:type="dxa" w:w="1728"/>
-            <w:shd w:fill="F8FAFC"/>
-            <w:tcMar>
-              <w:top w:w="100" w:type="dxa"/>
-              <w:bottom w:w="100" w:type="dxa"/>
-              <w:left w:w="120" w:type="dxa"/>
-              <w:right w:w="120" w:type="dxa"/>
-            </w:tcMar>
-            <w:tcBorders>
-              <w:top w:val="single" w:sz="4" w:space="0" w:color="CCCCCC"/>
-              <w:bottom w:val="single" w:sz="4" w:space="0" w:color="CCCCCC"/>
-              <w:left w:val="single" w:sz="4" w:space="0" w:color="CCCCCC"/>
-              <w:right w:val="single" w:sz="4" w:space="0" w:color="CCCCCC"/>
-            </w:tcBorders>
-          </w:tcPr>
-          <w:p>
-            <w:pPr>
-              <w:spacing w:before="60" w:after="60" w:line="252" w:lineRule="auto"/>
-              <w:jc w:val="left"/>
-            </w:pPr>
-            <w:r/>
-            <w:r>
-              <w:rPr>
-                <w:b/>
-              </w:rPr>
-              <w:t>649.00</w:t>
-            </w:r>
-          </w:p>
-        </w:tc>
-        <w:tc>
-          <w:tcPr>
-            <w:tcW w:type="dxa" w:w="3456"/>
-            <w:shd w:fill="F8FAFC"/>
-            <w:tcMar>
-              <w:top w:w="100" w:type="dxa"/>
-              <w:bottom w:w="100" w:type="dxa"/>
-              <w:left w:w="120" w:type="dxa"/>
-              <w:right w:w="120" w:type="dxa"/>
-            </w:tcMar>
-            <w:tcBorders>
-              <w:top w:val="single" w:sz="4" w:space="0" w:color="CCCCCC"/>
-              <w:bottom w:val="single" w:sz="4" w:space="0" w:color="CCCCCC"/>
-              <w:left w:val="single" w:sz="4" w:space="0" w:color="CCCCCC"/>
-              <w:right w:val="single" w:sz="4" w:space="0" w:color="CCCCCC"/>
-            </w:tcBorders>
-          </w:tcPr>
-          <w:p>
-            <w:pPr>
-              <w:spacing w:before="60" w:after="60" w:line="252" w:lineRule="auto"/>
-              <w:jc w:val="left"/>
-            </w:pPr>
-            <w:r/>
-            <w:r>
-              <w:rPr>
-                <w:b/>
-              </w:rPr>
-              <w:t>-1.50</w:t>
-            </w:r>
-          </w:p>
-        </w:tc>
-        <w:tc>
-          <w:tcPr>
-            <w:tcW w:type="dxa" w:w="1440"/>
-            <w:shd w:fill="F8FAFC"/>
-            <w:tcMar>
-              <w:top w:w="100" w:type="dxa"/>
-              <w:bottom w:w="100" w:type="dxa"/>
-              <w:left w:w="120" w:type="dxa"/>
-              <w:right w:w="120" w:type="dxa"/>
-            </w:tcMar>
-            <w:tcBorders>
-              <w:top w:val="single" w:sz="4" w:space="0" w:color="CCCCCC"/>
-              <w:bottom w:val="single" w:sz="4" w:space="0" w:color="CCCCCC"/>
-              <w:left w:val="single" w:sz="4" w:space="0" w:color="CCCCCC"/>
-              <w:right w:val="single" w:sz="4" w:space="0" w:color="CCCCCC"/>
-            </w:tcBorders>
-          </w:tcPr>
-          <w:p>
-            <w:pPr>
-              <w:spacing w:before="60" w:after="60" w:line="252" w:lineRule="auto"/>
-              <w:jc w:val="left"/>
-            </w:pPr>
-            <w:r/>
-            <w:r>
-              <w:t>BEAR</w:t>
-            </w:r>
-          </w:p>
-        </w:tc>
-      </w:tr>
-      <w:tr>
-        <w:tc>
-          <w:tcPr>
-            <w:tcW w:type="dxa" w:w="1584"/>
-            <w:shd w:fill="FFFFFF"/>
-            <w:tcMar>
-              <w:top w:w="100" w:type="dxa"/>
-              <w:bottom w:w="100" w:type="dxa"/>
-              <w:left w:w="120" w:type="dxa"/>
-              <w:right w:w="120" w:type="dxa"/>
-            </w:tcMar>
-            <w:tcBorders>
-              <w:top w:val="single" w:sz="4" w:space="0" w:color="CCCCCC"/>
-              <w:bottom w:val="single" w:sz="4" w:space="0" w:color="CCCCCC"/>
-              <w:left w:val="single" w:sz="4" w:space="0" w:color="CCCCCC"/>
-              <w:right w:val="single" w:sz="4" w:space="0" w:color="CCCCCC"/>
-            </w:tcBorders>
-          </w:tcPr>
-          <w:p>
-            <w:pPr>
-              <w:spacing w:before="60" w:after="60" w:line="252" w:lineRule="auto"/>
-              <w:jc w:val="left"/>
-            </w:pPr>
-            <w:r/>
-            <w:r>
-              <w:rPr>
-                <w:b/>
-              </w:rPr>
-              <w:t>Wed 12/08</w:t>
-            </w:r>
-          </w:p>
-        </w:tc>
-        <w:tc>
-          <w:tcPr>
-            <w:tcW w:type="dxa" w:w="864"/>
-            <w:shd w:fill="FFFFFF"/>
-            <w:tcMar>
-              <w:top w:w="100" w:type="dxa"/>
-              <w:bottom w:w="100" w:type="dxa"/>
-              <w:left w:w="120" w:type="dxa"/>
-              <w:right w:w="120" w:type="dxa"/>
-            </w:tcMar>
-            <w:tcBorders>
-              <w:top w:val="single" w:sz="4" w:space="0" w:color="CCCCCC"/>
-              <w:bottom w:val="single" w:sz="4" w:space="0" w:color="CCCCCC"/>
-              <w:left w:val="single" w:sz="4" w:space="0" w:color="CCCCCC"/>
-              <w:right w:val="single" w:sz="4" w:space="0" w:color="CCCCCC"/>
-            </w:tcBorders>
-          </w:tcPr>
-          <w:p>
-            <w:pPr>
-              <w:spacing w:before="60" w:after="60" w:line="252" w:lineRule="auto"/>
-              <w:jc w:val="left"/>
-            </w:pPr>
-            <w:r/>
-            <w:r>
-              <w:t>NY Close 23-01</w:t>
-            </w:r>
-          </w:p>
-        </w:tc>
-        <w:tc>
-          <w:tcPr>
-            <w:tcW w:type="dxa" w:w="1440"/>
-            <w:shd w:fill="FFFFFF"/>
-            <w:tcMar>
-              <w:top w:w="100" w:type="dxa"/>
-              <w:bottom w:w="100" w:type="dxa"/>
-              <w:left w:w="120" w:type="dxa"/>
-              <w:right w:w="120" w:type="dxa"/>
-            </w:tcMar>
-            <w:tcBorders>
-              <w:top w:val="single" w:sz="4" w:space="0" w:color="CCCCCC"/>
-              <w:bottom w:val="single" w:sz="4" w:space="0" w:color="CCCCCC"/>
-              <w:left w:val="single" w:sz="4" w:space="0" w:color="CCCCCC"/>
-              <w:right w:val="single" w:sz="4" w:space="0" w:color="CCCCCC"/>
-            </w:tcBorders>
-          </w:tcPr>
-          <w:p>
-            <w:pPr>
-              <w:spacing w:before="60" w:after="60" w:line="252" w:lineRule="auto"/>
-              <w:jc w:val="left"/>
-            </w:pPr>
-            <w:r/>
-            <w:r>
-              <w:t>649.00</w:t>
-            </w:r>
-          </w:p>
-        </w:tc>
-        <w:tc>
-          <w:tcPr>
-            <w:tcW w:type="dxa" w:w="2016"/>
-            <w:shd w:fill="FFFFFF"/>
-            <w:tcMar>
-              <w:top w:w="100" w:type="dxa"/>
-              <w:bottom w:w="100" w:type="dxa"/>
-              <w:left w:w="120" w:type="dxa"/>
-              <w:right w:w="120" w:type="dxa"/>
-            </w:tcMar>
-            <w:tcBorders>
-              <w:top w:val="single" w:sz="4" w:space="0" w:color="CCCCCC"/>
-              <w:bottom w:val="single" w:sz="4" w:space="0" w:color="CCCCCC"/>
-              <w:left w:val="single" w:sz="4" w:space="0" w:color="CCCCCC"/>
-              <w:right w:val="single" w:sz="4" w:space="0" w:color="CCCCCC"/>
-            </w:tcBorders>
-          </w:tcPr>
-          <w:p>
-            <w:pPr>
-              <w:spacing w:before="60" w:after="60" w:line="252" w:lineRule="auto"/>
-              <w:jc w:val="left"/>
-            </w:pPr>
-            <w:r/>
-            <w:r>
-              <w:t>656.00</w:t>
-            </w:r>
-          </w:p>
-        </w:tc>
-        <w:tc>
-          <w:tcPr>
-            <w:tcW w:type="dxa" w:w="1152"/>
-            <w:shd w:fill="FFFFFF"/>
-            <w:tcMar>
-              <w:top w:w="100" w:type="dxa"/>
-              <w:bottom w:w="100" w:type="dxa"/>
-              <w:left w:w="120" w:type="dxa"/>
-              <w:right w:w="120" w:type="dxa"/>
-            </w:tcMar>
-            <w:tcBorders>
-              <w:top w:val="single" w:sz="4" w:space="0" w:color="CCCCCC"/>
-              <w:bottom w:val="single" w:sz="4" w:space="0" w:color="CCCCCC"/>
-              <w:left w:val="single" w:sz="4" w:space="0" w:color="CCCCCC"/>
-              <w:right w:val="single" w:sz="4" w:space="0" w:color="CCCCCC"/>
-            </w:tcBorders>
-          </w:tcPr>
-          <w:p>
-            <w:pPr>
-              <w:spacing w:before="60" w:after="60" w:line="252" w:lineRule="auto"/>
-              <w:jc w:val="left"/>
-            </w:pPr>
-            <w:r/>
-            <w:r>
-              <w:t>639.50</w:t>
-            </w:r>
-          </w:p>
-        </w:tc>
-        <w:tc>
-          <w:tcPr>
-            <w:tcW w:type="dxa" w:w="1728"/>
-            <w:shd w:fill="FFFFFF"/>
-            <w:tcMar>
-              <w:top w:w="100" w:type="dxa"/>
-              <w:bottom w:w="100" w:type="dxa"/>
-              <w:left w:w="120" w:type="dxa"/>
-              <w:right w:w="120" w:type="dxa"/>
-            </w:tcMar>
-            <w:tcBorders>
-              <w:top w:val="single" w:sz="4" w:space="0" w:color="CCCCCC"/>
-              <w:bottom w:val="single" w:sz="4" w:space="0" w:color="CCCCCC"/>
-              <w:left w:val="single" w:sz="4" w:space="0" w:color="CCCCCC"/>
-              <w:right w:val="single" w:sz="4" w:space="0" w:color="CCCCCC"/>
-            </w:tcBorders>
-          </w:tcPr>
-          <w:p>
-            <w:pPr>
-              <w:spacing w:before="60" w:after="60" w:line="252" w:lineRule="auto"/>
-              <w:jc w:val="left"/>
-            </w:pPr>
-            <w:r/>
-            <w:r>
-              <w:rPr>
-                <w:b/>
-              </w:rPr>
-              <w:t>649.50</w:t>
-            </w:r>
-          </w:p>
-        </w:tc>
-        <w:tc>
-          <w:tcPr>
-            <w:tcW w:type="dxa" w:w="3456"/>
-            <w:shd w:fill="FFFFFF"/>
-            <w:tcMar>
-              <w:top w:w="100" w:type="dxa"/>
-              <w:bottom w:w="100" w:type="dxa"/>
-              <w:left w:w="120" w:type="dxa"/>
-              <w:right w:w="120" w:type="dxa"/>
-            </w:tcMar>
-            <w:tcBorders>
-              <w:top w:val="single" w:sz="4" w:space="0" w:color="CCCCCC"/>
-              <w:bottom w:val="single" w:sz="4" w:space="0" w:color="CCCCCC"/>
-              <w:left w:val="single" w:sz="4" w:space="0" w:color="CCCCCC"/>
-              <w:right w:val="single" w:sz="4" w:space="0" w:color="CCCCCC"/>
-            </w:tcBorders>
-          </w:tcPr>
-          <w:p>
-            <w:pPr>
-              <w:spacing w:before="60" w:after="60" w:line="252" w:lineRule="auto"/>
-              <w:jc w:val="left"/>
-            </w:pPr>
-            <w:r/>
-            <w:r>
-              <w:rPr>
-                <w:b/>
-              </w:rPr>
-              <w:t>+0.50</w:t>
-            </w:r>
-          </w:p>
-        </w:tc>
-        <w:tc>
-          <w:tcPr>
-            <w:tcW w:type="dxa" w:w="1440"/>
-            <w:shd w:fill="FFFFFF"/>
-            <w:tcMar>
-              <w:top w:w="100" w:type="dxa"/>
-              <w:bottom w:w="100" w:type="dxa"/>
-              <w:left w:w="120" w:type="dxa"/>
-              <w:right w:w="120" w:type="dxa"/>
-            </w:tcMar>
-            <w:tcBorders>
-              <w:top w:val="single" w:sz="4" w:space="0" w:color="CCCCCC"/>
-              <w:bottom w:val="single" w:sz="4" w:space="0" w:color="CCCCCC"/>
-              <w:left w:val="single" w:sz="4" w:space="0" w:color="CCCCCC"/>
-              <w:right w:val="single" w:sz="4" w:space="0" w:color="CCCCCC"/>
-            </w:tcBorders>
-          </w:tcPr>
-          <w:p>
-            <w:pPr>
-              <w:spacing w:before="60" w:after="60" w:line="252" w:lineRule="auto"/>
-              <w:jc w:val="left"/>
-            </w:pPr>
-            <w:r/>
-            <w:r>
-              <w:t>BULL</w:t>
-            </w:r>
-          </w:p>
-        </w:tc>
-      </w:tr>
-      <w:tr>
-        <w:tc>
-          <w:tcPr>
-            <w:tcW w:type="dxa" w:w="1584"/>
-            <w:shd w:fill="F8FAFC"/>
-            <w:tcMar>
-              <w:top w:w="100" w:type="dxa"/>
-              <w:bottom w:w="100" w:type="dxa"/>
-              <w:left w:w="120" w:type="dxa"/>
-              <w:right w:w="120" w:type="dxa"/>
-            </w:tcMar>
-            <w:tcBorders>
-              <w:top w:val="single" w:sz="4" w:space="0" w:color="CCCCCC"/>
-              <w:bottom w:val="single" w:sz="4" w:space="0" w:color="CCCCCC"/>
-              <w:left w:val="single" w:sz="4" w:space="0" w:color="CCCCCC"/>
-              <w:right w:val="single" w:sz="4" w:space="0" w:color="CCCCCC"/>
-            </w:tcBorders>
-          </w:tcPr>
-          <w:p>
-            <w:pPr>
-              <w:spacing w:before="60" w:after="60" w:line="252" w:lineRule="auto"/>
-              <w:jc w:val="left"/>
-            </w:pPr>
-            <w:r/>
-            <w:r>
-              <w:rPr>
-                <w:b/>
-              </w:rPr>
-              <w:t>Thu 13/08</w:t>
-            </w:r>
-          </w:p>
-        </w:tc>
-        <w:tc>
-          <w:tcPr>
-            <w:tcW w:type="dxa" w:w="864"/>
-            <w:shd w:fill="F8FAFC"/>
-            <w:tcMar>
-              <w:top w:w="100" w:type="dxa"/>
-              <w:bottom w:w="100" w:type="dxa"/>
-              <w:left w:w="120" w:type="dxa"/>
-              <w:right w:w="120" w:type="dxa"/>
-            </w:tcMar>
-            <w:tcBorders>
-              <w:top w:val="single" w:sz="4" w:space="0" w:color="CCCCCC"/>
-              <w:bottom w:val="single" w:sz="4" w:space="0" w:color="CCCCCC"/>
-              <w:left w:val="single" w:sz="4" w:space="0" w:color="CCCCCC"/>
-              <w:right w:val="single" w:sz="4" w:space="0" w:color="CCCCCC"/>
-            </w:tcBorders>
-          </w:tcPr>
-          <w:p>
-            <w:pPr>
-              <w:spacing w:before="60" w:after="60" w:line="252" w:lineRule="auto"/>
-              <w:jc w:val="left"/>
-            </w:pPr>
-            <w:r/>
-            <w:r>
-              <w:t>Asia 07-11</w:t>
-            </w:r>
-          </w:p>
-        </w:tc>
-        <w:tc>
-          <w:tcPr>
-            <w:tcW w:type="dxa" w:w="1440"/>
-            <w:shd w:fill="F8FAFC"/>
-            <w:tcMar>
-              <w:top w:w="100" w:type="dxa"/>
-              <w:bottom w:w="100" w:type="dxa"/>
-              <w:left w:w="120" w:type="dxa"/>
-              <w:right w:w="120" w:type="dxa"/>
-            </w:tcMar>
-            <w:tcBorders>
-              <w:top w:val="single" w:sz="4" w:space="0" w:color="CCCCCC"/>
-              <w:bottom w:val="single" w:sz="4" w:space="0" w:color="CCCCCC"/>
-              <w:left w:val="single" w:sz="4" w:space="0" w:color="CCCCCC"/>
-              <w:right w:val="single" w:sz="4" w:space="0" w:color="CCCCCC"/>
-            </w:tcBorders>
-          </w:tcPr>
-          <w:p>
-            <w:pPr>
-              <w:spacing w:before="60" w:after="60" w:line="252" w:lineRule="auto"/>
-              <w:jc w:val="left"/>
-            </w:pPr>
-            <w:r/>
-            <w:r>
-              <w:t>649.50</w:t>
-            </w:r>
-          </w:p>
-        </w:tc>
-        <w:tc>
-          <w:tcPr>
-            <w:tcW w:type="dxa" w:w="2016"/>
-            <w:shd w:fill="F8FAFC"/>
-            <w:tcMar>
-              <w:top w:w="100" w:type="dxa"/>
-              <w:bottom w:w="100" w:type="dxa"/>
-              <w:left w:w="120" w:type="dxa"/>
-              <w:right w:w="120" w:type="dxa"/>
-            </w:tcMar>
-            <w:tcBorders>
-              <w:top w:val="single" w:sz="4" w:space="0" w:color="CCCCCC"/>
-              <w:bottom w:val="single" w:sz="4" w:space="0" w:color="CCCCCC"/>
-              <w:left w:val="single" w:sz="4" w:space="0" w:color="CCCCCC"/>
-              <w:right w:val="single" w:sz="4" w:space="0" w:color="CCCCCC"/>
-            </w:tcBorders>
-          </w:tcPr>
-          <w:p>
-            <w:pPr>
-              <w:spacing w:before="60" w:after="60" w:line="252" w:lineRule="auto"/>
-              <w:jc w:val="left"/>
-            </w:pPr>
-            <w:r/>
-            <w:r>
-              <w:t>660.00</w:t>
-            </w:r>
-          </w:p>
-        </w:tc>
-        <w:tc>
-          <w:tcPr>
-            <w:tcW w:type="dxa" w:w="1152"/>
-            <w:shd w:fill="F8FAFC"/>
-            <w:tcMar>
-              <w:top w:w="100" w:type="dxa"/>
-              <w:bottom w:w="100" w:type="dxa"/>
-              <w:left w:w="120" w:type="dxa"/>
-              <w:right w:w="120" w:type="dxa"/>
-            </w:tcMar>
-            <w:tcBorders>
-              <w:top w:val="single" w:sz="4" w:space="0" w:color="CCCCCC"/>
-              <w:bottom w:val="single" w:sz="4" w:space="0" w:color="CCCCCC"/>
-              <w:left w:val="single" w:sz="4" w:space="0" w:color="CCCCCC"/>
-              <w:right w:val="single" w:sz="4" w:space="0" w:color="CCCCCC"/>
-            </w:tcBorders>
-          </w:tcPr>
-          <w:p>
-            <w:pPr>
-              <w:spacing w:before="60" w:after="60" w:line="252" w:lineRule="auto"/>
-              <w:jc w:val="left"/>
-            </w:pPr>
-            <w:r/>
-            <w:r>
-              <w:t>642.25</w:t>
-            </w:r>
-          </w:p>
-        </w:tc>
-        <w:tc>
-          <w:tcPr>
-            <w:tcW w:type="dxa" w:w="1728"/>
-            <w:shd w:fill="F8FAFC"/>
-            <w:tcMar>
-              <w:top w:w="100" w:type="dxa"/>
-              <w:bottom w:w="100" w:type="dxa"/>
-              <w:left w:w="120" w:type="dxa"/>
-              <w:right w:w="120" w:type="dxa"/>
-            </w:tcMar>
-            <w:tcBorders>
-              <w:top w:val="single" w:sz="4" w:space="0" w:color="CCCCCC"/>
-              <w:bottom w:val="single" w:sz="4" w:space="0" w:color="CCCCCC"/>
-              <w:left w:val="single" w:sz="4" w:space="0" w:color="CCCCCC"/>
-              <w:right w:val="single" w:sz="4" w:space="0" w:color="CCCCCC"/>
-            </w:tcBorders>
-          </w:tcPr>
-          <w:p>
-            <w:pPr>
-              <w:spacing w:before="60" w:after="60" w:line="252" w:lineRule="auto"/>
-              <w:jc w:val="left"/>
-            </w:pPr>
-            <w:r/>
-            <w:r>
-              <w:rPr>
-                <w:b/>
-              </w:rPr>
-              <w:t>649.25</w:t>
-            </w:r>
-          </w:p>
-        </w:tc>
-        <w:tc>
-          <w:tcPr>
-            <w:tcW w:type="dxa" w:w="3456"/>
-            <w:shd w:fill="F8FAFC"/>
-            <w:tcMar>
-              <w:top w:w="100" w:type="dxa"/>
-              <w:bottom w:w="100" w:type="dxa"/>
-              <w:left w:w="120" w:type="dxa"/>
-              <w:right w:w="120" w:type="dxa"/>
-            </w:tcMar>
-            <w:tcBorders>
-              <w:top w:val="single" w:sz="4" w:space="0" w:color="CCCCCC"/>
-              <w:bottom w:val="single" w:sz="4" w:space="0" w:color="CCCCCC"/>
-              <w:left w:val="single" w:sz="4" w:space="0" w:color="CCCCCC"/>
-              <w:right w:val="single" w:sz="4" w:space="0" w:color="CCCCCC"/>
-            </w:tcBorders>
-          </w:tcPr>
-          <w:p>
-            <w:pPr>
-              <w:spacing w:before="60" w:after="60" w:line="252" w:lineRule="auto"/>
-              <w:jc w:val="left"/>
-            </w:pPr>
-            <w:r/>
-            <w:r>
-              <w:rPr>
-                <w:b/>
-              </w:rPr>
-              <w:t>-0.25</w:t>
-            </w:r>
-          </w:p>
-        </w:tc>
-        <w:tc>
-          <w:tcPr>
-            <w:tcW w:type="dxa" w:w="1440"/>
-            <w:shd w:fill="F8FAFC"/>
-            <w:tcMar>
-              <w:top w:w="100" w:type="dxa"/>
-              <w:bottom w:w="100" w:type="dxa"/>
-              <w:left w:w="120" w:type="dxa"/>
-              <w:right w:w="120" w:type="dxa"/>
-            </w:tcMar>
-            <w:tcBorders>
-              <w:top w:val="single" w:sz="4" w:space="0" w:color="CCCCCC"/>
-              <w:bottom w:val="single" w:sz="4" w:space="0" w:color="CCCCCC"/>
-              <w:left w:val="single" w:sz="4" w:space="0" w:color="CCCCCC"/>
-              <w:right w:val="single" w:sz="4" w:space="0" w:color="CCCCCC"/>
-            </w:tcBorders>
-          </w:tcPr>
-          <w:p>
-            <w:pPr>
-              <w:spacing w:before="60" w:after="60" w:line="252" w:lineRule="auto"/>
-              <w:jc w:val="left"/>
-            </w:pPr>
-            <w:r/>
-            <w:r>
-              <w:t>BEAR</w:t>
-            </w:r>
-          </w:p>
-        </w:tc>
-      </w:tr>
-      <w:tr>
-        <w:tc>
-          <w:tcPr>
-            <w:tcW w:type="dxa" w:w="1584"/>
-            <w:shd w:fill="FFFFFF"/>
-            <w:tcMar>
-              <w:top w:w="100" w:type="dxa"/>
-              <w:bottom w:w="100" w:type="dxa"/>
-              <w:left w:w="120" w:type="dxa"/>
-              <w:right w:w="120" w:type="dxa"/>
-            </w:tcMar>
-            <w:tcBorders>
-              <w:top w:val="single" w:sz="4" w:space="0" w:color="CCCCCC"/>
-              <w:bottom w:val="single" w:sz="4" w:space="0" w:color="CCCCCC"/>
-              <w:left w:val="single" w:sz="4" w:space="0" w:color="CCCCCC"/>
-              <w:right w:val="single" w:sz="4" w:space="0" w:color="CCCCCC"/>
-            </w:tcBorders>
-          </w:tcPr>
-          <w:p>
-            <w:pPr>
-              <w:spacing w:before="60" w:after="60" w:line="252" w:lineRule="auto"/>
-              <w:jc w:val="left"/>
-            </w:pPr>
-            <w:r/>
-            <w:r>
-              <w:rPr>
-                <w:b/>
-              </w:rPr>
-              <w:t>Thu 13/08</w:t>
-            </w:r>
-          </w:p>
-        </w:tc>
-        <w:tc>
-          <w:tcPr>
-            <w:tcW w:type="dxa" w:w="864"/>
-            <w:shd w:fill="FFFFFF"/>
-            <w:tcMar>
-              <w:top w:w="100" w:type="dxa"/>
-              <w:bottom w:w="100" w:type="dxa"/>
-              <w:left w:w="120" w:type="dxa"/>
-              <w:right w:w="120" w:type="dxa"/>
-            </w:tcMar>
-            <w:tcBorders>
-              <w:top w:val="single" w:sz="4" w:space="0" w:color="CCCCCC"/>
-              <w:bottom w:val="single" w:sz="4" w:space="0" w:color="CCCCCC"/>
-              <w:left w:val="single" w:sz="4" w:space="0" w:color="CCCCCC"/>
-              <w:right w:val="single" w:sz="4" w:space="0" w:color="CCCCCC"/>
-            </w:tcBorders>
-          </w:tcPr>
-          <w:p>
-            <w:pPr>
-              <w:spacing w:before="60" w:after="60" w:line="252" w:lineRule="auto"/>
-              <w:jc w:val="left"/>
-            </w:pPr>
-            <w:r/>
-            <w:r>
-              <w:t>Asia 11-15</w:t>
-            </w:r>
-          </w:p>
-        </w:tc>
-        <w:tc>
-          <w:tcPr>
-            <w:tcW w:type="dxa" w:w="1440"/>
-            <w:shd w:fill="FFFFFF"/>
-            <w:tcMar>
-              <w:top w:w="100" w:type="dxa"/>
-              <w:bottom w:w="100" w:type="dxa"/>
-              <w:left w:w="120" w:type="dxa"/>
-              <w:right w:w="120" w:type="dxa"/>
-            </w:tcMar>
-            <w:tcBorders>
-              <w:top w:val="single" w:sz="4" w:space="0" w:color="CCCCCC"/>
-              <w:bottom w:val="single" w:sz="4" w:space="0" w:color="CCCCCC"/>
-              <w:left w:val="single" w:sz="4" w:space="0" w:color="CCCCCC"/>
-              <w:right w:val="single" w:sz="4" w:space="0" w:color="CCCCCC"/>
-            </w:tcBorders>
-          </w:tcPr>
-          <w:p>
-            <w:pPr>
-              <w:spacing w:before="60" w:after="60" w:line="252" w:lineRule="auto"/>
-              <w:jc w:val="left"/>
-            </w:pPr>
-            <w:r/>
-            <w:r>
-              <w:t>649.25</w:t>
-            </w:r>
-          </w:p>
-        </w:tc>
-        <w:tc>
-          <w:tcPr>
-            <w:tcW w:type="dxa" w:w="2016"/>
-            <w:shd w:fill="FFFFFF"/>
-            <w:tcMar>
-              <w:top w:w="100" w:type="dxa"/>
-              <w:bottom w:w="100" w:type="dxa"/>
-              <w:left w:w="120" w:type="dxa"/>
-              <w:right w:w="120" w:type="dxa"/>
-            </w:tcMar>
-            <w:tcBorders>
-              <w:top w:val="single" w:sz="4" w:space="0" w:color="CCCCCC"/>
-              <w:bottom w:val="single" w:sz="4" w:space="0" w:color="CCCCCC"/>
-              <w:left w:val="single" w:sz="4" w:space="0" w:color="CCCCCC"/>
-              <w:right w:val="single" w:sz="4" w:space="0" w:color="CCCCCC"/>
-            </w:tcBorders>
-          </w:tcPr>
-          <w:p>
-            <w:pPr>
-              <w:spacing w:before="60" w:after="60" w:line="252" w:lineRule="auto"/>
-              <w:jc w:val="left"/>
-            </w:pPr>
-            <w:r/>
-            <w:r>
-              <w:t>659.00</w:t>
-            </w:r>
-          </w:p>
-        </w:tc>
-        <w:tc>
-          <w:tcPr>
-            <w:tcW w:type="dxa" w:w="1152"/>
-            <w:shd w:fill="FFFFFF"/>
-            <w:tcMar>
-              <w:top w:w="100" w:type="dxa"/>
-              <w:bottom w:w="100" w:type="dxa"/>
-              <w:left w:w="120" w:type="dxa"/>
-              <w:right w:w="120" w:type="dxa"/>
-            </w:tcMar>
-            <w:tcBorders>
-              <w:top w:val="single" w:sz="4" w:space="0" w:color="CCCCCC"/>
-              <w:bottom w:val="single" w:sz="4" w:space="0" w:color="CCCCCC"/>
-              <w:left w:val="single" w:sz="4" w:space="0" w:color="CCCCCC"/>
-              <w:right w:val="single" w:sz="4" w:space="0" w:color="CCCCCC"/>
-            </w:tcBorders>
-          </w:tcPr>
-          <w:p>
-            <w:pPr>
-              <w:spacing w:before="60" w:after="60" w:line="252" w:lineRule="auto"/>
-              <w:jc w:val="left"/>
-            </w:pPr>
-            <w:r/>
-            <w:r>
-              <w:t>639.50</w:t>
-            </w:r>
-          </w:p>
-        </w:tc>
-        <w:tc>
-          <w:tcPr>
-            <w:tcW w:type="dxa" w:w="1728"/>
-            <w:shd w:fill="FFFFFF"/>
-            <w:tcMar>
-              <w:top w:w="100" w:type="dxa"/>
-              <w:bottom w:w="100" w:type="dxa"/>
-              <w:left w:w="120" w:type="dxa"/>
-              <w:right w:w="120" w:type="dxa"/>
-            </w:tcMar>
-            <w:tcBorders>
-              <w:top w:val="single" w:sz="4" w:space="0" w:color="CCCCCC"/>
-              <w:bottom w:val="single" w:sz="4" w:space="0" w:color="CCCCCC"/>
-              <w:left w:val="single" w:sz="4" w:space="0" w:color="CCCCCC"/>
-              <w:right w:val="single" w:sz="4" w:space="0" w:color="CCCCCC"/>
-            </w:tcBorders>
-          </w:tcPr>
-          <w:p>
-            <w:pPr>
-              <w:spacing w:before="60" w:after="60" w:line="252" w:lineRule="auto"/>
-              <w:jc w:val="left"/>
-            </w:pPr>
-            <w:r/>
-            <w:r>
-              <w:rPr>
-                <w:b/>
-              </w:rPr>
-              <w:t>649.75</w:t>
-            </w:r>
-          </w:p>
-        </w:tc>
-        <w:tc>
-          <w:tcPr>
-            <w:tcW w:type="dxa" w:w="3456"/>
-            <w:shd w:fill="FFFFFF"/>
-            <w:tcMar>
-              <w:top w:w="100" w:type="dxa"/>
-              <w:bottom w:w="100" w:type="dxa"/>
-              <w:left w:w="120" w:type="dxa"/>
-              <w:right w:w="120" w:type="dxa"/>
-            </w:tcMar>
-            <w:tcBorders>
-              <w:top w:val="single" w:sz="4" w:space="0" w:color="CCCCCC"/>
-              <w:bottom w:val="single" w:sz="4" w:space="0" w:color="CCCCCC"/>
-              <w:left w:val="single" w:sz="4" w:space="0" w:color="CCCCCC"/>
-              <w:right w:val="single" w:sz="4" w:space="0" w:color="CCCCCC"/>
-            </w:tcBorders>
-          </w:tcPr>
-          <w:p>
-            <w:pPr>
-              <w:spacing w:before="60" w:after="60" w:line="252" w:lineRule="auto"/>
-              <w:jc w:val="left"/>
-            </w:pPr>
-            <w:r/>
-            <w:r>
-              <w:rPr>
-                <w:b/>
-              </w:rPr>
-              <w:t>+0.50</w:t>
-            </w:r>
-          </w:p>
-        </w:tc>
-        <w:tc>
-          <w:tcPr>
-            <w:tcW w:type="dxa" w:w="1440"/>
-            <w:shd w:fill="FFFFFF"/>
-            <w:tcMar>
-              <w:top w:w="100" w:type="dxa"/>
-              <w:bottom w:w="100" w:type="dxa"/>
-              <w:left w:w="120" w:type="dxa"/>
-              <w:right w:w="120" w:type="dxa"/>
-            </w:tcMar>
-            <w:tcBorders>
-              <w:top w:val="single" w:sz="4" w:space="0" w:color="CCCCCC"/>
-              <w:bottom w:val="single" w:sz="4" w:space="0" w:color="CCCCCC"/>
-              <w:left w:val="single" w:sz="4" w:space="0" w:color="CCCCCC"/>
-              <w:right w:val="single" w:sz="4" w:space="0" w:color="CCCCCC"/>
-            </w:tcBorders>
-          </w:tcPr>
-          <w:p>
-            <w:pPr>
-              <w:spacing w:before="60" w:after="60" w:line="252" w:lineRule="auto"/>
-              <w:jc w:val="left"/>
-            </w:pPr>
-            <w:r/>
-            <w:r>
-              <w:t>BULL</w:t>
-            </w:r>
-          </w:p>
-        </w:tc>
-      </w:tr>
-      <w:tr>
-        <w:tc>
-          <w:tcPr>
-            <w:tcW w:type="dxa" w:w="1584"/>
-            <w:shd w:fill="F8FAFC"/>
-            <w:tcMar>
-              <w:top w:w="100" w:type="dxa"/>
-              <w:bottom w:w="100" w:type="dxa"/>
-              <w:left w:w="120" w:type="dxa"/>
-              <w:right w:w="120" w:type="dxa"/>
-            </w:tcMar>
-            <w:tcBorders>
-              <w:top w:val="single" w:sz="4" w:space="0" w:color="CCCCCC"/>
-              <w:bottom w:val="single" w:sz="4" w:space="0" w:color="CCCCCC"/>
-              <w:left w:val="single" w:sz="4" w:space="0" w:color="CCCCCC"/>
-              <w:right w:val="single" w:sz="4" w:space="0" w:color="CCCCCC"/>
-            </w:tcBorders>
-          </w:tcPr>
-          <w:p>
-            <w:pPr>
-              <w:spacing w:before="60" w:after="60" w:line="252" w:lineRule="auto"/>
-              <w:jc w:val="left"/>
-            </w:pPr>
-            <w:r/>
-            <w:r>
-              <w:rPr>
-                <w:b/>
-              </w:rPr>
-              <w:t>Thu 13/08</w:t>
-            </w:r>
-          </w:p>
-        </w:tc>
-        <w:tc>
-          <w:tcPr>
-            <w:tcW w:type="dxa" w:w="864"/>
-            <w:shd w:fill="F8FAFC"/>
-            <w:tcMar>
-              <w:top w:w="100" w:type="dxa"/>
-              <w:bottom w:w="100" w:type="dxa"/>
-              <w:left w:w="120" w:type="dxa"/>
-              <w:right w:w="120" w:type="dxa"/>
-            </w:tcMar>
-            <w:tcBorders>
-              <w:top w:val="single" w:sz="4" w:space="0" w:color="CCCCCC"/>
-              <w:bottom w:val="single" w:sz="4" w:space="0" w:color="CCCCCC"/>
-              <w:left w:val="single" w:sz="4" w:space="0" w:color="CCCCCC"/>
-              <w:right w:val="single" w:sz="4" w:space="0" w:color="CCCCCC"/>
-            </w:tcBorders>
-          </w:tcPr>
-          <w:p>
-            <w:pPr>
-              <w:spacing w:before="60" w:after="60" w:line="252" w:lineRule="auto"/>
-              <w:jc w:val="left"/>
-            </w:pPr>
-            <w:r/>
-            <w:r>
-              <w:t>London 15-19</w:t>
-            </w:r>
-          </w:p>
-        </w:tc>
-        <w:tc>
-          <w:tcPr>
-            <w:tcW w:type="dxa" w:w="1440"/>
-            <w:shd w:fill="F8FAFC"/>
-            <w:tcMar>
-              <w:top w:w="100" w:type="dxa"/>
-              <w:bottom w:w="100" w:type="dxa"/>
-              <w:left w:w="120" w:type="dxa"/>
-              <w:right w:w="120" w:type="dxa"/>
-            </w:tcMar>
-            <w:tcBorders>
-              <w:top w:val="single" w:sz="4" w:space="0" w:color="CCCCCC"/>
-              <w:bottom w:val="single" w:sz="4" w:space="0" w:color="CCCCCC"/>
-              <w:left w:val="single" w:sz="4" w:space="0" w:color="CCCCCC"/>
-              <w:right w:val="single" w:sz="4" w:space="0" w:color="CCCCCC"/>
-            </w:tcBorders>
-          </w:tcPr>
-          <w:p>
-            <w:pPr>
-              <w:spacing w:before="60" w:after="60" w:line="252" w:lineRule="auto"/>
-              <w:jc w:val="left"/>
-            </w:pPr>
-            <w:r/>
-            <w:r>
-              <w:t>649.75</w:t>
-            </w:r>
-          </w:p>
-        </w:tc>
-        <w:tc>
-          <w:tcPr>
-            <w:tcW w:type="dxa" w:w="2016"/>
-            <w:shd w:fill="F8FAFC"/>
-            <w:tcMar>
-              <w:top w:w="100" w:type="dxa"/>
-              <w:bottom w:w="100" w:type="dxa"/>
-              <w:left w:w="120" w:type="dxa"/>
-              <w:right w:w="120" w:type="dxa"/>
-            </w:tcMar>
-            <w:tcBorders>
-              <w:top w:val="single" w:sz="4" w:space="0" w:color="CCCCCC"/>
-              <w:bottom w:val="single" w:sz="4" w:space="0" w:color="CCCCCC"/>
-              <w:left w:val="single" w:sz="4" w:space="0" w:color="CCCCCC"/>
-              <w:right w:val="single" w:sz="4" w:space="0" w:color="CCCCCC"/>
-            </w:tcBorders>
-          </w:tcPr>
-          <w:p>
-            <w:pPr>
-              <w:spacing w:before="60" w:after="60" w:line="252" w:lineRule="auto"/>
-              <w:jc w:val="left"/>
-            </w:pPr>
-            <w:r/>
-            <w:r>
-              <w:t>660.50</w:t>
-            </w:r>
-          </w:p>
-        </w:tc>
-        <w:tc>
-          <w:tcPr>
-            <w:tcW w:type="dxa" w:w="1152"/>
-            <w:shd w:fill="F8FAFC"/>
-            <w:tcMar>
-              <w:top w:w="100" w:type="dxa"/>
-              <w:bottom w:w="100" w:type="dxa"/>
-              <w:left w:w="120" w:type="dxa"/>
-              <w:right w:w="120" w:type="dxa"/>
-            </w:tcMar>
-            <w:tcBorders>
-              <w:top w:val="single" w:sz="4" w:space="0" w:color="CCCCCC"/>
-              <w:bottom w:val="single" w:sz="4" w:space="0" w:color="CCCCCC"/>
-              <w:left w:val="single" w:sz="4" w:space="0" w:color="CCCCCC"/>
-              <w:right w:val="single" w:sz="4" w:space="0" w:color="CCCCCC"/>
-            </w:tcBorders>
-          </w:tcPr>
-          <w:p>
-            <w:pPr>
-              <w:spacing w:before="60" w:after="60" w:line="252" w:lineRule="auto"/>
-              <w:jc w:val="left"/>
-            </w:pPr>
-            <w:r/>
-            <w:r>
-              <w:t>642.50</w:t>
-            </w:r>
-          </w:p>
-        </w:tc>
-        <w:tc>
-          <w:tcPr>
-            <w:tcW w:type="dxa" w:w="1728"/>
-            <w:shd w:fill="F8FAFC"/>
-            <w:tcMar>
-              <w:top w:w="100" w:type="dxa"/>
-              <w:bottom w:w="100" w:type="dxa"/>
-              <w:left w:w="120" w:type="dxa"/>
-              <w:right w:w="120" w:type="dxa"/>
-            </w:tcMar>
-            <w:tcBorders>
-              <w:top w:val="single" w:sz="4" w:space="0" w:color="CCCCCC"/>
-              <w:bottom w:val="single" w:sz="4" w:space="0" w:color="CCCCCC"/>
-              <w:left w:val="single" w:sz="4" w:space="0" w:color="CCCCCC"/>
-              <w:right w:val="single" w:sz="4" w:space="0" w:color="CCCCCC"/>
-            </w:tcBorders>
-          </w:tcPr>
-          <w:p>
-            <w:pPr>
-              <w:spacing w:before="60" w:after="60" w:line="252" w:lineRule="auto"/>
-              <w:jc w:val="left"/>
-            </w:pPr>
-            <w:r/>
-            <w:r>
-              <w:rPr>
-                <w:b/>
-              </w:rPr>
-              <w:t>650.50</w:t>
-            </w:r>
-          </w:p>
-        </w:tc>
-        <w:tc>
-          <w:tcPr>
-            <w:tcW w:type="dxa" w:w="3456"/>
-            <w:shd w:fill="F8FAFC"/>
-            <w:tcMar>
-              <w:top w:w="100" w:type="dxa"/>
-              <w:bottom w:w="100" w:type="dxa"/>
-              <w:left w:w="120" w:type="dxa"/>
-              <w:right w:w="120" w:type="dxa"/>
-            </w:tcMar>
-            <w:tcBorders>
-              <w:top w:val="single" w:sz="4" w:space="0" w:color="CCCCCC"/>
-              <w:bottom w:val="single" w:sz="4" w:space="0" w:color="CCCCCC"/>
-              <w:left w:val="single" w:sz="4" w:space="0" w:color="CCCCCC"/>
-              <w:right w:val="single" w:sz="4" w:space="0" w:color="CCCCCC"/>
-            </w:tcBorders>
-          </w:tcPr>
-          <w:p>
-            <w:pPr>
-              <w:spacing w:before="60" w:after="60" w:line="252" w:lineRule="auto"/>
-              <w:jc w:val="left"/>
-            </w:pPr>
-            <w:r/>
-            <w:r>
-              <w:rPr>
-                <w:b/>
-              </w:rPr>
-              <w:t>+0.75</w:t>
-            </w:r>
-          </w:p>
-        </w:tc>
-        <w:tc>
-          <w:tcPr>
-            <w:tcW w:type="dxa" w:w="1440"/>
-            <w:shd w:fill="F8FAFC"/>
-            <w:tcMar>
-              <w:top w:w="100" w:type="dxa"/>
-              <w:bottom w:w="100" w:type="dxa"/>
-              <w:left w:w="120" w:type="dxa"/>
-              <w:right w:w="120" w:type="dxa"/>
-            </w:tcMar>
-            <w:tcBorders>
-              <w:top w:val="single" w:sz="4" w:space="0" w:color="CCCCCC"/>
-              <w:bottom w:val="single" w:sz="4" w:space="0" w:color="CCCCCC"/>
-              <w:left w:val="single" w:sz="4" w:space="0" w:color="CCCCCC"/>
-              <w:right w:val="single" w:sz="4" w:space="0" w:color="CCCCCC"/>
-            </w:tcBorders>
-          </w:tcPr>
-          <w:p>
-            <w:pPr>
-              <w:spacing w:before="60" w:after="60" w:line="252" w:lineRule="auto"/>
-              <w:jc w:val="left"/>
-            </w:pPr>
-            <w:r/>
-            <w:r>
-              <w:t>BULL</w:t>
-            </w:r>
-          </w:p>
-        </w:tc>
-      </w:tr>
-      <w:tr>
-        <w:tc>
-          <w:tcPr>
-            <w:tcW w:type="dxa" w:w="1584"/>
-            <w:shd w:fill="FFFFFF"/>
-            <w:tcMar>
-              <w:top w:w="100" w:type="dxa"/>
-              <w:bottom w:w="100" w:type="dxa"/>
-              <w:left w:w="120" w:type="dxa"/>
-              <w:right w:w="120" w:type="dxa"/>
-            </w:tcMar>
-            <w:tcBorders>
-              <w:top w:val="single" w:sz="4" w:space="0" w:color="CCCCCC"/>
-              <w:bottom w:val="single" w:sz="4" w:space="0" w:color="CCCCCC"/>
-              <w:left w:val="single" w:sz="4" w:space="0" w:color="CCCCCC"/>
-              <w:right w:val="single" w:sz="4" w:space="0" w:color="CCCCCC"/>
-            </w:tcBorders>
-          </w:tcPr>
-          <w:p>
-            <w:pPr>
-              <w:spacing w:before="60" w:after="60" w:line="252" w:lineRule="auto"/>
-              <w:jc w:val="left"/>
-            </w:pPr>
-            <w:r/>
-            <w:r>
-              <w:rPr>
-                <w:b/>
-              </w:rPr>
-              <w:t>Thu 13/08</w:t>
-            </w:r>
-          </w:p>
-        </w:tc>
-        <w:tc>
-          <w:tcPr>
-            <w:tcW w:type="dxa" w:w="864"/>
-            <w:shd w:fill="FFFFFF"/>
-            <w:tcMar>
-              <w:top w:w="100" w:type="dxa"/>
-              <w:bottom w:w="100" w:type="dxa"/>
-              <w:left w:w="120" w:type="dxa"/>
-              <w:right w:w="120" w:type="dxa"/>
-            </w:tcMar>
-            <w:tcBorders>
-              <w:top w:val="single" w:sz="4" w:space="0" w:color="CCCCCC"/>
-              <w:bottom w:val="single" w:sz="4" w:space="0" w:color="CCCCCC"/>
-              <w:left w:val="single" w:sz="4" w:space="0" w:color="CCCCCC"/>
-              <w:right w:val="single" w:sz="4" w:space="0" w:color="CCCCCC"/>
-            </w:tcBorders>
-          </w:tcPr>
-          <w:p>
-            <w:pPr>
-              <w:spacing w:before="60" w:after="60" w:line="252" w:lineRule="auto"/>
-              <w:jc w:val="left"/>
-            </w:pPr>
-            <w:r/>
-            <w:r>
-              <w:t>Pre-NY 19-21</w:t>
-            </w:r>
-          </w:p>
-        </w:tc>
-        <w:tc>
-          <w:tcPr>
-            <w:tcW w:type="dxa" w:w="1440"/>
-            <w:shd w:fill="FFFFFF"/>
-            <w:tcMar>
-              <w:top w:w="100" w:type="dxa"/>
-              <w:bottom w:w="100" w:type="dxa"/>
-              <w:left w:w="120" w:type="dxa"/>
-              <w:right w:w="120" w:type="dxa"/>
-            </w:tcMar>
-            <w:tcBorders>
-              <w:top w:val="single" w:sz="4" w:space="0" w:color="CCCCCC"/>
-              <w:bottom w:val="single" w:sz="4" w:space="0" w:color="CCCCCC"/>
-              <w:left w:val="single" w:sz="4" w:space="0" w:color="CCCCCC"/>
-              <w:right w:val="single" w:sz="4" w:space="0" w:color="CCCCCC"/>
-            </w:tcBorders>
-          </w:tcPr>
-          <w:p>
-            <w:pPr>
-              <w:spacing w:before="60" w:after="60" w:line="252" w:lineRule="auto"/>
-              <w:jc w:val="left"/>
-            </w:pPr>
-            <w:r/>
-            <w:r>
-              <w:t>650.50</w:t>
-            </w:r>
-          </w:p>
-        </w:tc>
-        <w:tc>
-          <w:tcPr>
-            <w:tcW w:type="dxa" w:w="2016"/>
-            <w:shd w:fill="FFFFFF"/>
-            <w:tcMar>
-              <w:top w:w="100" w:type="dxa"/>
-              <w:bottom w:w="100" w:type="dxa"/>
-              <w:left w:w="120" w:type="dxa"/>
-              <w:right w:w="120" w:type="dxa"/>
-            </w:tcMar>
-            <w:tcBorders>
-              <w:top w:val="single" w:sz="4" w:space="0" w:color="CCCCCC"/>
-              <w:bottom w:val="single" w:sz="4" w:space="0" w:color="CCCCCC"/>
-              <w:left w:val="single" w:sz="4" w:space="0" w:color="CCCCCC"/>
-              <w:right w:val="single" w:sz="4" w:space="0" w:color="CCCCCC"/>
-            </w:tcBorders>
-          </w:tcPr>
-          <w:p>
-            <w:pPr>
-              <w:spacing w:before="60" w:after="60" w:line="252" w:lineRule="auto"/>
-              <w:jc w:val="left"/>
-            </w:pPr>
-            <w:r/>
-            <w:r>
-              <w:t>657.00</w:t>
-            </w:r>
-          </w:p>
-        </w:tc>
-        <w:tc>
-          <w:tcPr>
-            <w:tcW w:type="dxa" w:w="1152"/>
-            <w:shd w:fill="FFFFFF"/>
-            <w:tcMar>
-              <w:top w:w="100" w:type="dxa"/>
-              <w:bottom w:w="100" w:type="dxa"/>
-              <w:left w:w="120" w:type="dxa"/>
-              <w:right w:w="120" w:type="dxa"/>
-            </w:tcMar>
-            <w:tcBorders>
-              <w:top w:val="single" w:sz="4" w:space="0" w:color="CCCCCC"/>
-              <w:bottom w:val="single" w:sz="4" w:space="0" w:color="CCCCCC"/>
-              <w:left w:val="single" w:sz="4" w:space="0" w:color="CCCCCC"/>
-              <w:right w:val="single" w:sz="4" w:space="0" w:color="CCCCCC"/>
-            </w:tcBorders>
-          </w:tcPr>
-          <w:p>
-            <w:pPr>
-              <w:spacing w:before="60" w:after="60" w:line="252" w:lineRule="auto"/>
-              <w:jc w:val="left"/>
-            </w:pPr>
-            <w:r/>
-            <w:r>
-              <w:t>642.00</w:t>
-            </w:r>
-          </w:p>
-        </w:tc>
-        <w:tc>
-          <w:tcPr>
-            <w:tcW w:type="dxa" w:w="1728"/>
-            <w:shd w:fill="FFFFFF"/>
-            <w:tcMar>
-              <w:top w:w="100" w:type="dxa"/>
-              <w:bottom w:w="100" w:type="dxa"/>
-              <w:left w:w="120" w:type="dxa"/>
-              <w:right w:w="120" w:type="dxa"/>
-            </w:tcMar>
-            <w:tcBorders>
-              <w:top w:val="single" w:sz="4" w:space="0" w:color="CCCCCC"/>
-              <w:bottom w:val="single" w:sz="4" w:space="0" w:color="CCCCCC"/>
-              <w:left w:val="single" w:sz="4" w:space="0" w:color="CCCCCC"/>
-              <w:right w:val="single" w:sz="4" w:space="0" w:color="CCCCCC"/>
-            </w:tcBorders>
-          </w:tcPr>
-          <w:p>
-            <w:pPr>
-              <w:spacing w:before="60" w:after="60" w:line="252" w:lineRule="auto"/>
-              <w:jc w:val="left"/>
-            </w:pPr>
-            <w:r/>
-            <w:r>
-              <w:rPr>
-                <w:b/>
-              </w:rPr>
-              <w:t>651.00</w:t>
-            </w:r>
-          </w:p>
-        </w:tc>
-        <w:tc>
-          <w:tcPr>
-            <w:tcW w:type="dxa" w:w="3456"/>
-            <w:shd w:fill="FFFFFF"/>
-            <w:tcMar>
-              <w:top w:w="100" w:type="dxa"/>
-              <w:bottom w:w="100" w:type="dxa"/>
-              <w:left w:w="120" w:type="dxa"/>
-              <w:right w:w="120" w:type="dxa"/>
-            </w:tcMar>
-            <w:tcBorders>
-              <w:top w:val="single" w:sz="4" w:space="0" w:color="CCCCCC"/>
-              <w:bottom w:val="single" w:sz="4" w:space="0" w:color="CCCCCC"/>
-              <w:left w:val="single" w:sz="4" w:space="0" w:color="CCCCCC"/>
-              <w:right w:val="single" w:sz="4" w:space="0" w:color="CCCCCC"/>
-            </w:tcBorders>
-          </w:tcPr>
-          <w:p>
-            <w:pPr>
-              <w:spacing w:before="60" w:after="60" w:line="252" w:lineRule="auto"/>
-              <w:jc w:val="left"/>
-            </w:pPr>
-            <w:r/>
-            <w:r>
-              <w:rPr>
-                <w:b/>
-              </w:rPr>
-              <w:t>+0.50</w:t>
-            </w:r>
-          </w:p>
-        </w:tc>
-        <w:tc>
-          <w:tcPr>
-            <w:tcW w:type="dxa" w:w="1440"/>
-            <w:shd w:fill="FFFFFF"/>
-            <w:tcMar>
-              <w:top w:w="100" w:type="dxa"/>
-              <w:bottom w:w="100" w:type="dxa"/>
-              <w:left w:w="120" w:type="dxa"/>
-              <w:right w:w="120" w:type="dxa"/>
-            </w:tcMar>
-            <w:tcBorders>
-              <w:top w:val="single" w:sz="4" w:space="0" w:color="CCCCCC"/>
-              <w:bottom w:val="single" w:sz="4" w:space="0" w:color="CCCCCC"/>
-              <w:left w:val="single" w:sz="4" w:space="0" w:color="CCCCCC"/>
-              <w:right w:val="single" w:sz="4" w:space="0" w:color="CCCCCC"/>
-            </w:tcBorders>
-          </w:tcPr>
-          <w:p>
-            <w:pPr>
-              <w:spacing w:before="60" w:after="60" w:line="252" w:lineRule="auto"/>
-              <w:jc w:val="left"/>
-            </w:pPr>
-            <w:r/>
-            <w:r>
-              <w:t>BULL</w:t>
-            </w:r>
-          </w:p>
-        </w:tc>
-      </w:tr>
-      <w:tr>
-        <w:tc>
-          <w:tcPr>
-            <w:tcW w:type="dxa" w:w="1584"/>
-            <w:shd w:fill="F8FAFC"/>
-            <w:tcMar>
-              <w:top w:w="100" w:type="dxa"/>
-              <w:bottom w:w="100" w:type="dxa"/>
-              <w:left w:w="120" w:type="dxa"/>
-              <w:right w:w="120" w:type="dxa"/>
-            </w:tcMar>
-            <w:tcBorders>
-              <w:top w:val="single" w:sz="4" w:space="0" w:color="CCCCCC"/>
-              <w:bottom w:val="single" w:sz="4" w:space="0" w:color="CCCCCC"/>
-              <w:left w:val="single" w:sz="4" w:space="0" w:color="CCCCCC"/>
-              <w:right w:val="single" w:sz="4" w:space="0" w:color="CCCCCC"/>
-            </w:tcBorders>
-          </w:tcPr>
-          <w:p>
-            <w:pPr>
-              <w:spacing w:before="60" w:after="60" w:line="252" w:lineRule="auto"/>
-              <w:jc w:val="left"/>
-            </w:pPr>
-            <w:r/>
-            <w:r>
-              <w:rPr>
-                <w:b/>
-              </w:rPr>
-              <w:t>Thu 13/08</w:t>
-            </w:r>
-          </w:p>
-        </w:tc>
-        <w:tc>
-          <w:tcPr>
-            <w:tcW w:type="dxa" w:w="864"/>
-            <w:shd w:fill="F8FAFC"/>
-            <w:tcMar>
-              <w:top w:w="100" w:type="dxa"/>
-              <w:bottom w:w="100" w:type="dxa"/>
-              <w:left w:w="120" w:type="dxa"/>
-              <w:right w:w="120" w:type="dxa"/>
-            </w:tcMar>
-            <w:tcBorders>
-              <w:top w:val="single" w:sz="4" w:space="0" w:color="CCCCCC"/>
-              <w:bottom w:val="single" w:sz="4" w:space="0" w:color="CCCCCC"/>
-              <w:left w:val="single" w:sz="4" w:space="0" w:color="CCCCCC"/>
-              <w:right w:val="single" w:sz="4" w:space="0" w:color="CCCCCC"/>
-            </w:tcBorders>
-          </w:tcPr>
-          <w:p>
-            <w:pPr>
-              <w:spacing w:before="60" w:after="60" w:line="252" w:lineRule="auto"/>
-              <w:jc w:val="left"/>
-            </w:pPr>
-            <w:r/>
-            <w:r>
-              <w:t>NY Open 21-23</w:t>
-            </w:r>
-          </w:p>
-        </w:tc>
-        <w:tc>
-          <w:tcPr>
-            <w:tcW w:type="dxa" w:w="1440"/>
-            <w:shd w:fill="F8FAFC"/>
-            <w:tcMar>
-              <w:top w:w="100" w:type="dxa"/>
-              <w:bottom w:w="100" w:type="dxa"/>
-              <w:left w:w="120" w:type="dxa"/>
-              <w:right w:w="120" w:type="dxa"/>
-            </w:tcMar>
-            <w:tcBorders>
-              <w:top w:val="single" w:sz="4" w:space="0" w:color="CCCCCC"/>
-              <w:bottom w:val="single" w:sz="4" w:space="0" w:color="CCCCCC"/>
-              <w:left w:val="single" w:sz="4" w:space="0" w:color="CCCCCC"/>
-              <w:right w:val="single" w:sz="4" w:space="0" w:color="CCCCCC"/>
-            </w:tcBorders>
-          </w:tcPr>
-          <w:p>
-            <w:pPr>
-              <w:spacing w:before="60" w:after="60" w:line="252" w:lineRule="auto"/>
-              <w:jc w:val="left"/>
-            </w:pPr>
-            <w:r/>
-            <w:r>
-              <w:t>651.00</w:t>
-            </w:r>
-          </w:p>
-        </w:tc>
-        <w:tc>
-          <w:tcPr>
-            <w:tcW w:type="dxa" w:w="2016"/>
-            <w:shd w:fill="F8FAFC"/>
-            <w:tcMar>
-              <w:top w:w="100" w:type="dxa"/>
-              <w:bottom w:w="100" w:type="dxa"/>
-              <w:left w:w="120" w:type="dxa"/>
-              <w:right w:w="120" w:type="dxa"/>
-            </w:tcMar>
-            <w:tcBorders>
-              <w:top w:val="single" w:sz="4" w:space="0" w:color="CCCCCC"/>
-              <w:bottom w:val="single" w:sz="4" w:space="0" w:color="CCCCCC"/>
-              <w:left w:val="single" w:sz="4" w:space="0" w:color="CCCCCC"/>
-              <w:right w:val="single" w:sz="4" w:space="0" w:color="CCCCCC"/>
-            </w:tcBorders>
-          </w:tcPr>
-          <w:p>
-            <w:pPr>
-              <w:spacing w:before="60" w:after="60" w:line="252" w:lineRule="auto"/>
-              <w:jc w:val="left"/>
-            </w:pPr>
-            <w:r/>
-            <w:r>
-              <w:t>662.00</w:t>
-            </w:r>
-          </w:p>
-        </w:tc>
-        <w:tc>
-          <w:tcPr>
-            <w:tcW w:type="dxa" w:w="1152"/>
-            <w:shd w:fill="F8FAFC"/>
-            <w:tcMar>
-              <w:top w:w="100" w:type="dxa"/>
-              <w:bottom w:w="100" w:type="dxa"/>
-              <w:left w:w="120" w:type="dxa"/>
-              <w:right w:w="120" w:type="dxa"/>
-            </w:tcMar>
-            <w:tcBorders>
-              <w:top w:val="single" w:sz="4" w:space="0" w:color="CCCCCC"/>
-              <w:bottom w:val="single" w:sz="4" w:space="0" w:color="CCCCCC"/>
-              <w:left w:val="single" w:sz="4" w:space="0" w:color="CCCCCC"/>
-              <w:right w:val="single" w:sz="4" w:space="0" w:color="CCCCCC"/>
-            </w:tcBorders>
-          </w:tcPr>
-          <w:p>
-            <w:pPr>
-              <w:spacing w:before="60" w:after="60" w:line="252" w:lineRule="auto"/>
-              <w:jc w:val="left"/>
-            </w:pPr>
-            <w:r/>
-            <w:r>
-              <w:t>639.25</w:t>
-            </w:r>
-          </w:p>
-        </w:tc>
-        <w:tc>
-          <w:tcPr>
-            <w:tcW w:type="dxa" w:w="1728"/>
-            <w:shd w:fill="F8FAFC"/>
-            <w:tcMar>
-              <w:top w:w="100" w:type="dxa"/>
-              <w:bottom w:w="100" w:type="dxa"/>
-              <w:left w:w="120" w:type="dxa"/>
-              <w:right w:w="120" w:type="dxa"/>
-            </w:tcMar>
-            <w:tcBorders>
-              <w:top w:val="single" w:sz="4" w:space="0" w:color="CCCCCC"/>
-              <w:bottom w:val="single" w:sz="4" w:space="0" w:color="CCCCCC"/>
-              <w:left w:val="single" w:sz="4" w:space="0" w:color="CCCCCC"/>
-              <w:right w:val="single" w:sz="4" w:space="0" w:color="CCCCCC"/>
-            </w:tcBorders>
-          </w:tcPr>
-          <w:p>
-            <w:pPr>
-              <w:spacing w:before="60" w:after="60" w:line="252" w:lineRule="auto"/>
-              <w:jc w:val="left"/>
-            </w:pPr>
-            <w:r/>
-            <w:r>
-              <w:rPr>
-                <w:b/>
-              </w:rPr>
-              <w:t>654.50</w:t>
-            </w:r>
-          </w:p>
-        </w:tc>
-        <w:tc>
-          <w:tcPr>
-            <w:tcW w:type="dxa" w:w="3456"/>
-            <w:shd w:fill="F8FAFC"/>
-            <w:tcMar>
-              <w:top w:w="100" w:type="dxa"/>
-              <w:bottom w:w="100" w:type="dxa"/>
-              <w:left w:w="120" w:type="dxa"/>
-              <w:right w:w="120" w:type="dxa"/>
-            </w:tcMar>
-            <w:tcBorders>
-              <w:top w:val="single" w:sz="4" w:space="0" w:color="CCCCCC"/>
-              <w:bottom w:val="single" w:sz="4" w:space="0" w:color="CCCCCC"/>
-              <w:left w:val="single" w:sz="4" w:space="0" w:color="CCCCCC"/>
-              <w:right w:val="single" w:sz="4" w:space="0" w:color="CCCCCC"/>
-            </w:tcBorders>
-          </w:tcPr>
-          <w:p>
-            <w:pPr>
-              <w:spacing w:before="60" w:after="60" w:line="252" w:lineRule="auto"/>
-              <w:jc w:val="left"/>
-            </w:pPr>
-            <w:r/>
-            <w:r>
-              <w:rPr>
-                <w:b/>
-              </w:rPr>
-              <w:t>+3.50</w:t>
-            </w:r>
-          </w:p>
-        </w:tc>
-        <w:tc>
-          <w:tcPr>
-            <w:tcW w:type="dxa" w:w="1440"/>
-            <w:shd w:fill="F8FAFC"/>
-            <w:tcMar>
-              <w:top w:w="100" w:type="dxa"/>
-              <w:bottom w:w="100" w:type="dxa"/>
-              <w:left w:w="120" w:type="dxa"/>
-              <w:right w:w="120" w:type="dxa"/>
-            </w:tcMar>
-            <w:tcBorders>
-              <w:top w:val="single" w:sz="4" w:space="0" w:color="CCCCCC"/>
-              <w:bottom w:val="single" w:sz="4" w:space="0" w:color="CCCCCC"/>
-              <w:left w:val="single" w:sz="4" w:space="0" w:color="CCCCCC"/>
-              <w:right w:val="single" w:sz="4" w:space="0" w:color="CCCCCC"/>
-            </w:tcBorders>
-          </w:tcPr>
-          <w:p>
-            <w:pPr>
-              <w:spacing w:before="60" w:after="60" w:line="252" w:lineRule="auto"/>
-              <w:jc w:val="left"/>
-            </w:pPr>
-            <w:r/>
-            <w:r>
-              <w:t>BULL</w:t>
-            </w:r>
-          </w:p>
-        </w:tc>
-      </w:tr>
-      <w:tr>
-        <w:tc>
-          <w:tcPr>
-            <w:tcW w:type="dxa" w:w="1584"/>
-            <w:shd w:fill="FFFFFF"/>
-            <w:tcMar>
-              <w:top w:w="100" w:type="dxa"/>
-              <w:bottom w:w="100" w:type="dxa"/>
-              <w:left w:w="120" w:type="dxa"/>
-              <w:right w:w="120" w:type="dxa"/>
-            </w:tcMar>
-            <w:tcBorders>
-              <w:top w:val="single" w:sz="4" w:space="0" w:color="CCCCCC"/>
-              <w:bottom w:val="single" w:sz="4" w:space="0" w:color="CCCCCC"/>
-              <w:left w:val="single" w:sz="4" w:space="0" w:color="CCCCCC"/>
-              <w:right w:val="single" w:sz="4" w:space="0" w:color="CCCCCC"/>
-            </w:tcBorders>
-          </w:tcPr>
-          <w:p>
-            <w:pPr>
-              <w:spacing w:before="60" w:after="60" w:line="252" w:lineRule="auto"/>
-              <w:jc w:val="left"/>
-            </w:pPr>
-            <w:r/>
-            <w:r>
-              <w:rPr>
-                <w:b/>
-              </w:rPr>
-              <w:t>Thu 13/08</w:t>
-            </w:r>
-          </w:p>
-        </w:tc>
-        <w:tc>
-          <w:tcPr>
-            <w:tcW w:type="dxa" w:w="864"/>
-            <w:shd w:fill="FFFFFF"/>
-            <w:tcMar>
-              <w:top w:w="100" w:type="dxa"/>
-              <w:bottom w:w="100" w:type="dxa"/>
-              <w:left w:w="120" w:type="dxa"/>
-              <w:right w:w="120" w:type="dxa"/>
-            </w:tcMar>
-            <w:tcBorders>
-              <w:top w:val="single" w:sz="4" w:space="0" w:color="CCCCCC"/>
-              <w:bottom w:val="single" w:sz="4" w:space="0" w:color="CCCCCC"/>
-              <w:left w:val="single" w:sz="4" w:space="0" w:color="CCCCCC"/>
-              <w:right w:val="single" w:sz="4" w:space="0" w:color="CCCCCC"/>
-            </w:tcBorders>
-          </w:tcPr>
-          <w:p>
-            <w:pPr>
-              <w:spacing w:before="60" w:after="60" w:line="252" w:lineRule="auto"/>
-              <w:jc w:val="left"/>
-            </w:pPr>
-            <w:r/>
-            <w:r>
-              <w:t>NY Close 23-01</w:t>
-            </w:r>
-          </w:p>
-        </w:tc>
-        <w:tc>
-          <w:tcPr>
-            <w:tcW w:type="dxa" w:w="1440"/>
-            <w:shd w:fill="FFFFFF"/>
-            <w:tcMar>
-              <w:top w:w="100" w:type="dxa"/>
-              <w:bottom w:w="100" w:type="dxa"/>
-              <w:left w:w="120" w:type="dxa"/>
-              <w:right w:w="120" w:type="dxa"/>
-            </w:tcMar>
-            <w:tcBorders>
-              <w:top w:val="single" w:sz="4" w:space="0" w:color="CCCCCC"/>
-              <w:bottom w:val="single" w:sz="4" w:space="0" w:color="CCCCCC"/>
-              <w:left w:val="single" w:sz="4" w:space="0" w:color="CCCCCC"/>
-              <w:right w:val="single" w:sz="4" w:space="0" w:color="CCCCCC"/>
-            </w:tcBorders>
-          </w:tcPr>
-          <w:p>
-            <w:pPr>
-              <w:spacing w:before="60" w:after="60" w:line="252" w:lineRule="auto"/>
-              <w:jc w:val="left"/>
-            </w:pPr>
-            <w:r/>
-            <w:r>
-              <w:t>654.50</w:t>
-            </w:r>
-          </w:p>
-        </w:tc>
-        <w:tc>
-          <w:tcPr>
-            <w:tcW w:type="dxa" w:w="2016"/>
-            <w:shd w:fill="FFFFFF"/>
-            <w:tcMar>
-              <w:top w:w="100" w:type="dxa"/>
-              <w:bottom w:w="100" w:type="dxa"/>
-              <w:left w:w="120" w:type="dxa"/>
-              <w:right w:w="120" w:type="dxa"/>
-            </w:tcMar>
-            <w:tcBorders>
-              <w:top w:val="single" w:sz="4" w:space="0" w:color="CCCCCC"/>
-              <w:bottom w:val="single" w:sz="4" w:space="0" w:color="CCCCCC"/>
-              <w:left w:val="single" w:sz="4" w:space="0" w:color="CCCCCC"/>
-              <w:right w:val="single" w:sz="4" w:space="0" w:color="CCCCCC"/>
-            </w:tcBorders>
-          </w:tcPr>
-          <w:p>
-            <w:pPr>
-              <w:spacing w:before="60" w:after="60" w:line="252" w:lineRule="auto"/>
-              <w:jc w:val="left"/>
-            </w:pPr>
-            <w:r/>
-            <w:r>
-              <w:t>660.00</w:t>
-            </w:r>
-          </w:p>
-        </w:tc>
-        <w:tc>
-          <w:tcPr>
-            <w:tcW w:type="dxa" w:w="1152"/>
-            <w:shd w:fill="FFFFFF"/>
-            <w:tcMar>
-              <w:top w:w="100" w:type="dxa"/>
-              <w:bottom w:w="100" w:type="dxa"/>
-              <w:left w:w="120" w:type="dxa"/>
-              <w:right w:w="120" w:type="dxa"/>
-            </w:tcMar>
-            <w:tcBorders>
-              <w:top w:val="single" w:sz="4" w:space="0" w:color="CCCCCC"/>
-              <w:bottom w:val="single" w:sz="4" w:space="0" w:color="CCCCCC"/>
-              <w:left w:val="single" w:sz="4" w:space="0" w:color="CCCCCC"/>
-              <w:right w:val="single" w:sz="4" w:space="0" w:color="CCCCCC"/>
-            </w:tcBorders>
-          </w:tcPr>
-          <w:p>
-            <w:pPr>
-              <w:spacing w:before="60" w:after="60" w:line="252" w:lineRule="auto"/>
-              <w:jc w:val="left"/>
-            </w:pPr>
-            <w:r/>
-            <w:r>
-              <w:t>646.75</w:t>
-            </w:r>
-          </w:p>
-        </w:tc>
-        <w:tc>
-          <w:tcPr>
-            <w:tcW w:type="dxa" w:w="1728"/>
-            <w:shd w:fill="FFFFFF"/>
-            <w:tcMar>
-              <w:top w:w="100" w:type="dxa"/>
-              <w:bottom w:w="100" w:type="dxa"/>
-              <w:left w:w="120" w:type="dxa"/>
-              <w:right w:w="120" w:type="dxa"/>
-            </w:tcMar>
-            <w:tcBorders>
-              <w:top w:val="single" w:sz="4" w:space="0" w:color="CCCCCC"/>
-              <w:bottom w:val="single" w:sz="4" w:space="0" w:color="CCCCCC"/>
-              <w:left w:val="single" w:sz="4" w:space="0" w:color="CCCCCC"/>
-              <w:right w:val="single" w:sz="4" w:space="0" w:color="CCCCCC"/>
-            </w:tcBorders>
-          </w:tcPr>
-          <w:p>
-            <w:pPr>
-              <w:spacing w:before="60" w:after="60" w:line="252" w:lineRule="auto"/>
-              <w:jc w:val="left"/>
-            </w:pPr>
-            <w:r/>
-            <w:r>
-              <w:rPr>
-                <w:b/>
-              </w:rPr>
-              <w:t>655.25</w:t>
-            </w:r>
-          </w:p>
-        </w:tc>
-        <w:tc>
-          <w:tcPr>
-            <w:tcW w:type="dxa" w:w="3456"/>
-            <w:shd w:fill="FFFFFF"/>
-            <w:tcMar>
-              <w:top w:w="100" w:type="dxa"/>
-              <w:bottom w:w="100" w:type="dxa"/>
-              <w:left w:w="120" w:type="dxa"/>
-              <w:right w:w="120" w:type="dxa"/>
-            </w:tcMar>
-            <w:tcBorders>
-              <w:top w:val="single" w:sz="4" w:space="0" w:color="CCCCCC"/>
-              <w:bottom w:val="single" w:sz="4" w:space="0" w:color="CCCCCC"/>
-              <w:left w:val="single" w:sz="4" w:space="0" w:color="CCCCCC"/>
-              <w:right w:val="single" w:sz="4" w:space="0" w:color="CCCCCC"/>
-            </w:tcBorders>
-          </w:tcPr>
-          <w:p>
-            <w:pPr>
-              <w:spacing w:before="60" w:after="60" w:line="252" w:lineRule="auto"/>
-              <w:jc w:val="left"/>
-            </w:pPr>
-            <w:r/>
-            <w:r>
-              <w:rPr>
-                <w:b/>
-              </w:rPr>
-              <w:t>+0.75</w:t>
-            </w:r>
-          </w:p>
-        </w:tc>
-        <w:tc>
-          <w:tcPr>
-            <w:tcW w:type="dxa" w:w="1440"/>
-            <w:shd w:fill="FFFFFF"/>
-            <w:tcMar>
-              <w:top w:w="100" w:type="dxa"/>
-              <w:bottom w:w="100" w:type="dxa"/>
-              <w:left w:w="120" w:type="dxa"/>
-              <w:right w:w="120" w:type="dxa"/>
-            </w:tcMar>
-            <w:tcBorders>
-              <w:top w:val="single" w:sz="4" w:space="0" w:color="CCCCCC"/>
-              <w:bottom w:val="single" w:sz="4" w:space="0" w:color="CCCCCC"/>
-              <w:left w:val="single" w:sz="4" w:space="0" w:color="CCCCCC"/>
-              <w:right w:val="single" w:sz="4" w:space="0" w:color="CCCCCC"/>
-            </w:tcBorders>
-          </w:tcPr>
-          <w:p>
-            <w:pPr>
-              <w:spacing w:before="60" w:after="60" w:line="252" w:lineRule="auto"/>
-              <w:jc w:val="left"/>
-            </w:pPr>
-            <w:r/>
-            <w:r>
-              <w:t>BULL</w:t>
-            </w:r>
-          </w:p>
-        </w:tc>
-      </w:tr>
-      <w:tr>
-        <w:tc>
-          <w:tcPr>
-            <w:tcW w:type="dxa" w:w="1584"/>
-            <w:shd w:fill="F8FAFC"/>
-            <w:tcMar>
-              <w:top w:w="100" w:type="dxa"/>
-              <w:bottom w:w="100" w:type="dxa"/>
-              <w:left w:w="120" w:type="dxa"/>
-              <w:right w:w="120" w:type="dxa"/>
-            </w:tcMar>
-            <w:tcBorders>
-              <w:top w:val="single" w:sz="4" w:space="0" w:color="CCCCCC"/>
-              <w:bottom w:val="single" w:sz="4" w:space="0" w:color="CCCCCC"/>
-              <w:left w:val="single" w:sz="4" w:space="0" w:color="CCCCCC"/>
-              <w:right w:val="single" w:sz="4" w:space="0" w:color="CCCCCC"/>
-            </w:tcBorders>
-          </w:tcPr>
-          <w:p>
-            <w:pPr>
-              <w:spacing w:before="60" w:after="60" w:line="252" w:lineRule="auto"/>
-              <w:jc w:val="left"/>
-            </w:pPr>
-            <w:r/>
-            <w:r>
-              <w:rPr>
-                <w:b/>
-              </w:rPr>
-              <w:t>Fri 14/08</w:t>
-            </w:r>
-          </w:p>
-        </w:tc>
-        <w:tc>
-          <w:tcPr>
-            <w:tcW w:type="dxa" w:w="864"/>
-            <w:shd w:fill="F8FAFC"/>
-            <w:tcMar>
-              <w:top w:w="100" w:type="dxa"/>
-              <w:bottom w:w="100" w:type="dxa"/>
-              <w:left w:w="120" w:type="dxa"/>
-              <w:right w:w="120" w:type="dxa"/>
-            </w:tcMar>
-            <w:tcBorders>
-              <w:top w:val="single" w:sz="4" w:space="0" w:color="CCCCCC"/>
-              <w:bottom w:val="single" w:sz="4" w:space="0" w:color="CCCCCC"/>
-              <w:left w:val="single" w:sz="4" w:space="0" w:color="CCCCCC"/>
-              <w:right w:val="single" w:sz="4" w:space="0" w:color="CCCCCC"/>
-            </w:tcBorders>
-          </w:tcPr>
-          <w:p>
-            <w:pPr>
-              <w:spacing w:before="60" w:after="60" w:line="252" w:lineRule="auto"/>
-              <w:jc w:val="left"/>
-            </w:pPr>
-            <w:r/>
-            <w:r>
-              <w:t>Asia 07-11</w:t>
-            </w:r>
-          </w:p>
-        </w:tc>
-        <w:tc>
-          <w:tcPr>
-            <w:tcW w:type="dxa" w:w="1440"/>
-            <w:shd w:fill="F8FAFC"/>
-            <w:tcMar>
-              <w:top w:w="100" w:type="dxa"/>
-              <w:bottom w:w="100" w:type="dxa"/>
-              <w:left w:w="120" w:type="dxa"/>
-              <w:right w:w="120" w:type="dxa"/>
-            </w:tcMar>
-            <w:tcBorders>
-              <w:top w:val="single" w:sz="4" w:space="0" w:color="CCCCCC"/>
-              <w:bottom w:val="single" w:sz="4" w:space="0" w:color="CCCCCC"/>
-              <w:left w:val="single" w:sz="4" w:space="0" w:color="CCCCCC"/>
-              <w:right w:val="single" w:sz="4" w:space="0" w:color="CCCCCC"/>
-            </w:tcBorders>
-          </w:tcPr>
-          <w:p>
-            <w:pPr>
-              <w:spacing w:before="60" w:after="60" w:line="252" w:lineRule="auto"/>
-              <w:jc w:val="left"/>
-            </w:pPr>
-            <w:r/>
-            <w:r>
-              <w:t>655.25</w:t>
-            </w:r>
-          </w:p>
-        </w:tc>
-        <w:tc>
-          <w:tcPr>
-            <w:tcW w:type="dxa" w:w="2016"/>
-            <w:shd w:fill="F8FAFC"/>
-            <w:tcMar>
-              <w:top w:w="100" w:type="dxa"/>
-              <w:bottom w:w="100" w:type="dxa"/>
-              <w:left w:w="120" w:type="dxa"/>
-              <w:right w:w="120" w:type="dxa"/>
-            </w:tcMar>
-            <w:tcBorders>
-              <w:top w:val="single" w:sz="4" w:space="0" w:color="CCCCCC"/>
-              <w:bottom w:val="single" w:sz="4" w:space="0" w:color="CCCCCC"/>
-              <w:left w:val="single" w:sz="4" w:space="0" w:color="CCCCCC"/>
-              <w:right w:val="single" w:sz="4" w:space="0" w:color="CCCCCC"/>
-            </w:tcBorders>
-          </w:tcPr>
-          <w:p>
-            <w:pPr>
-              <w:spacing w:before="60" w:after="60" w:line="252" w:lineRule="auto"/>
-              <w:jc w:val="left"/>
-            </w:pPr>
-            <w:r/>
-            <w:r>
-              <w:t>664.50</w:t>
-            </w:r>
-          </w:p>
-        </w:tc>
-        <w:tc>
-          <w:tcPr>
-            <w:tcW w:type="dxa" w:w="1152"/>
-            <w:shd w:fill="F8FAFC"/>
-            <w:tcMar>
-              <w:top w:w="100" w:type="dxa"/>
-              <w:bottom w:w="100" w:type="dxa"/>
-              <w:left w:w="120" w:type="dxa"/>
-              <w:right w:w="120" w:type="dxa"/>
-            </w:tcMar>
-            <w:tcBorders>
-              <w:top w:val="single" w:sz="4" w:space="0" w:color="CCCCCC"/>
-              <w:bottom w:val="single" w:sz="4" w:space="0" w:color="CCCCCC"/>
-              <w:left w:val="single" w:sz="4" w:space="0" w:color="CCCCCC"/>
-              <w:right w:val="single" w:sz="4" w:space="0" w:color="CCCCCC"/>
-            </w:tcBorders>
-          </w:tcPr>
-          <w:p>
-            <w:pPr>
-              <w:spacing w:before="60" w:after="60" w:line="252" w:lineRule="auto"/>
-              <w:jc w:val="left"/>
-            </w:pPr>
-            <w:r/>
-            <w:r>
-              <w:t>648.75</w:t>
-            </w:r>
-          </w:p>
-        </w:tc>
-        <w:tc>
-          <w:tcPr>
-            <w:tcW w:type="dxa" w:w="1728"/>
-            <w:shd w:fill="F8FAFC"/>
-            <w:tcMar>
-              <w:top w:w="100" w:type="dxa"/>
-              <w:bottom w:w="100" w:type="dxa"/>
-              <w:left w:w="120" w:type="dxa"/>
-              <w:right w:w="120" w:type="dxa"/>
-            </w:tcMar>
-            <w:tcBorders>
-              <w:top w:val="single" w:sz="4" w:space="0" w:color="CCCCCC"/>
-              <w:bottom w:val="single" w:sz="4" w:space="0" w:color="CCCCCC"/>
-              <w:left w:val="single" w:sz="4" w:space="0" w:color="CCCCCC"/>
-              <w:right w:val="single" w:sz="4" w:space="0" w:color="CCCCCC"/>
-            </w:tcBorders>
-          </w:tcPr>
-          <w:p>
-            <w:pPr>
-              <w:spacing w:before="60" w:after="60" w:line="252" w:lineRule="auto"/>
-              <w:jc w:val="left"/>
-            </w:pPr>
-            <w:r/>
-            <w:r>
-              <w:rPr>
-                <w:b/>
-              </w:rPr>
-              <w:t>654.50</w:t>
-            </w:r>
-          </w:p>
-        </w:tc>
-        <w:tc>
-          <w:tcPr>
-            <w:tcW w:type="dxa" w:w="3456"/>
-            <w:shd w:fill="F8FAFC"/>
-            <w:tcMar>
-              <w:top w:w="100" w:type="dxa"/>
-              <w:bottom w:w="100" w:type="dxa"/>
-              <w:left w:w="120" w:type="dxa"/>
-              <w:right w:w="120" w:type="dxa"/>
-            </w:tcMar>
-            <w:tcBorders>
-              <w:top w:val="single" w:sz="4" w:space="0" w:color="CCCCCC"/>
-              <w:bottom w:val="single" w:sz="4" w:space="0" w:color="CCCCCC"/>
-              <w:left w:val="single" w:sz="4" w:space="0" w:color="CCCCCC"/>
-              <w:right w:val="single" w:sz="4" w:space="0" w:color="CCCCCC"/>
-            </w:tcBorders>
-          </w:tcPr>
-          <w:p>
-            <w:pPr>
-              <w:spacing w:before="60" w:after="60" w:line="252" w:lineRule="auto"/>
-              <w:jc w:val="left"/>
-            </w:pPr>
-            <w:r/>
-            <w:r>
-              <w:rPr>
-                <w:b/>
-              </w:rPr>
-              <w:t>-0.75</w:t>
-            </w:r>
-          </w:p>
-        </w:tc>
-        <w:tc>
-          <w:tcPr>
-            <w:tcW w:type="dxa" w:w="1440"/>
-            <w:shd w:fill="F8FAFC"/>
-            <w:tcMar>
-              <w:top w:w="100" w:type="dxa"/>
-              <w:bottom w:w="100" w:type="dxa"/>
-              <w:left w:w="120" w:type="dxa"/>
-              <w:right w:w="120" w:type="dxa"/>
-            </w:tcMar>
-            <w:tcBorders>
-              <w:top w:val="single" w:sz="4" w:space="0" w:color="CCCCCC"/>
-              <w:bottom w:val="single" w:sz="4" w:space="0" w:color="CCCCCC"/>
-              <w:left w:val="single" w:sz="4" w:space="0" w:color="CCCCCC"/>
-              <w:right w:val="single" w:sz="4" w:space="0" w:color="CCCCCC"/>
-            </w:tcBorders>
-          </w:tcPr>
-          <w:p>
-            <w:pPr>
-              <w:spacing w:before="60" w:after="60" w:line="252" w:lineRule="auto"/>
-              <w:jc w:val="left"/>
-            </w:pPr>
-            <w:r/>
-            <w:r>
-              <w:t>BEAR</w:t>
-            </w:r>
-          </w:p>
-        </w:tc>
-      </w:tr>
-      <w:tr>
-        <w:tc>
-          <w:tcPr>
-            <w:tcW w:type="dxa" w:w="1584"/>
-            <w:shd w:fill="FFFFFF"/>
-            <w:tcMar>
-              <w:top w:w="100" w:type="dxa"/>
-              <w:bottom w:w="100" w:type="dxa"/>
-              <w:left w:w="120" w:type="dxa"/>
-              <w:right w:w="120" w:type="dxa"/>
-            </w:tcMar>
-            <w:tcBorders>
-              <w:top w:val="single" w:sz="4" w:space="0" w:color="CCCCCC"/>
-              <w:bottom w:val="single" w:sz="4" w:space="0" w:color="CCCCCC"/>
-              <w:left w:val="single" w:sz="4" w:space="0" w:color="CCCCCC"/>
-              <w:right w:val="single" w:sz="4" w:space="0" w:color="CCCCCC"/>
-            </w:tcBorders>
-          </w:tcPr>
-          <w:p>
-            <w:pPr>
-              <w:spacing w:before="60" w:after="60" w:line="252" w:lineRule="auto"/>
-              <w:jc w:val="left"/>
-            </w:pPr>
-            <w:r/>
-            <w:r>
-              <w:rPr>
-                <w:b/>
-              </w:rPr>
-              <w:t>Fri 14/08</w:t>
-            </w:r>
-          </w:p>
-        </w:tc>
-        <w:tc>
-          <w:tcPr>
-            <w:tcW w:type="dxa" w:w="864"/>
-            <w:shd w:fill="FFFFFF"/>
-            <w:tcMar>
-              <w:top w:w="100" w:type="dxa"/>
-              <w:bottom w:w="100" w:type="dxa"/>
-              <w:left w:w="120" w:type="dxa"/>
-              <w:right w:w="120" w:type="dxa"/>
-            </w:tcMar>
-            <w:tcBorders>
-              <w:top w:val="single" w:sz="4" w:space="0" w:color="CCCCCC"/>
-              <w:bottom w:val="single" w:sz="4" w:space="0" w:color="CCCCCC"/>
-              <w:left w:val="single" w:sz="4" w:space="0" w:color="CCCCCC"/>
-              <w:right w:val="single" w:sz="4" w:space="0" w:color="CCCCCC"/>
-            </w:tcBorders>
-          </w:tcPr>
-          <w:p>
-            <w:pPr>
-              <w:spacing w:before="60" w:after="60" w:line="252" w:lineRule="auto"/>
-              <w:jc w:val="left"/>
-            </w:pPr>
-            <w:r/>
-            <w:r>
-              <w:t>Asia 11-15</w:t>
-            </w:r>
-          </w:p>
-        </w:tc>
-        <w:tc>
-          <w:tcPr>
-            <w:tcW w:type="dxa" w:w="1440"/>
-            <w:shd w:fill="FFFFFF"/>
-            <w:tcMar>
-              <w:top w:w="100" w:type="dxa"/>
-              <w:bottom w:w="100" w:type="dxa"/>
-              <w:left w:w="120" w:type="dxa"/>
-              <w:right w:w="120" w:type="dxa"/>
-            </w:tcMar>
-            <w:tcBorders>
-              <w:top w:val="single" w:sz="4" w:space="0" w:color="CCCCCC"/>
-              <w:bottom w:val="single" w:sz="4" w:space="0" w:color="CCCCCC"/>
-              <w:left w:val="single" w:sz="4" w:space="0" w:color="CCCCCC"/>
-              <w:right w:val="single" w:sz="4" w:space="0" w:color="CCCCCC"/>
-            </w:tcBorders>
-          </w:tcPr>
-          <w:p>
-            <w:pPr>
-              <w:spacing w:before="60" w:after="60" w:line="252" w:lineRule="auto"/>
-              <w:jc w:val="left"/>
-            </w:pPr>
-            <w:r/>
-            <w:r>
-              <w:t>654.50</w:t>
-            </w:r>
-          </w:p>
-        </w:tc>
-        <w:tc>
-          <w:tcPr>
-            <w:tcW w:type="dxa" w:w="2016"/>
-            <w:shd w:fill="FFFFFF"/>
-            <w:tcMar>
-              <w:top w:w="100" w:type="dxa"/>
-              <w:bottom w:w="100" w:type="dxa"/>
-              <w:left w:w="120" w:type="dxa"/>
-              <w:right w:w="120" w:type="dxa"/>
-            </w:tcMar>
-            <w:tcBorders>
-              <w:top w:val="single" w:sz="4" w:space="0" w:color="CCCCCC"/>
-              <w:bottom w:val="single" w:sz="4" w:space="0" w:color="CCCCCC"/>
-              <w:left w:val="single" w:sz="4" w:space="0" w:color="CCCCCC"/>
-              <w:right w:val="single" w:sz="4" w:space="0" w:color="CCCCCC"/>
-            </w:tcBorders>
-          </w:tcPr>
-          <w:p>
-            <w:pPr>
-              <w:spacing w:before="60" w:after="60" w:line="252" w:lineRule="auto"/>
-              <w:jc w:val="left"/>
-            </w:pPr>
-            <w:r/>
-            <w:r>
-              <w:t>662.00</w:t>
-            </w:r>
-          </w:p>
-        </w:tc>
-        <w:tc>
-          <w:tcPr>
-            <w:tcW w:type="dxa" w:w="1152"/>
-            <w:shd w:fill="FFFFFF"/>
-            <w:tcMar>
-              <w:top w:w="100" w:type="dxa"/>
-              <w:bottom w:w="100" w:type="dxa"/>
-              <w:left w:w="120" w:type="dxa"/>
-              <w:right w:w="120" w:type="dxa"/>
-            </w:tcMar>
-            <w:tcBorders>
-              <w:top w:val="single" w:sz="4" w:space="0" w:color="CCCCCC"/>
-              <w:bottom w:val="single" w:sz="4" w:space="0" w:color="CCCCCC"/>
-              <w:left w:val="single" w:sz="4" w:space="0" w:color="CCCCCC"/>
-              <w:right w:val="single" w:sz="4" w:space="0" w:color="CCCCCC"/>
-            </w:tcBorders>
-          </w:tcPr>
-          <w:p>
-            <w:pPr>
-              <w:spacing w:before="60" w:after="60" w:line="252" w:lineRule="auto"/>
-              <w:jc w:val="left"/>
-            </w:pPr>
-            <w:r/>
-            <w:r>
-              <w:t>648.50</w:t>
-            </w:r>
-          </w:p>
-        </w:tc>
-        <w:tc>
-          <w:tcPr>
-            <w:tcW w:type="dxa" w:w="1728"/>
-            <w:shd w:fill="FFFFFF"/>
-            <w:tcMar>
-              <w:top w:w="100" w:type="dxa"/>
-              <w:bottom w:w="100" w:type="dxa"/>
-              <w:left w:w="120" w:type="dxa"/>
-              <w:right w:w="120" w:type="dxa"/>
-            </w:tcMar>
-            <w:tcBorders>
-              <w:top w:val="single" w:sz="4" w:space="0" w:color="CCCCCC"/>
-              <w:bottom w:val="single" w:sz="4" w:space="0" w:color="CCCCCC"/>
-              <w:left w:val="single" w:sz="4" w:space="0" w:color="CCCCCC"/>
-              <w:right w:val="single" w:sz="4" w:space="0" w:color="CCCCCC"/>
-            </w:tcBorders>
-          </w:tcPr>
-          <w:p>
-            <w:pPr>
-              <w:spacing w:before="60" w:after="60" w:line="252" w:lineRule="auto"/>
-              <w:jc w:val="left"/>
-            </w:pPr>
-            <w:r/>
-            <w:r>
-              <w:rPr>
-                <w:b/>
-              </w:rPr>
-              <w:t>653.50</w:t>
-            </w:r>
-          </w:p>
-        </w:tc>
-        <w:tc>
-          <w:tcPr>
-            <w:tcW w:type="dxa" w:w="3456"/>
-            <w:shd w:fill="FFFFFF"/>
-            <w:tcMar>
-              <w:top w:w="100" w:type="dxa"/>
-              <w:bottom w:w="100" w:type="dxa"/>
-              <w:left w:w="120" w:type="dxa"/>
-              <w:right w:w="120" w:type="dxa"/>
-            </w:tcMar>
-            <w:tcBorders>
-              <w:top w:val="single" w:sz="4" w:space="0" w:color="CCCCCC"/>
-              <w:bottom w:val="single" w:sz="4" w:space="0" w:color="CCCCCC"/>
-              <w:left w:val="single" w:sz="4" w:space="0" w:color="CCCCCC"/>
-              <w:right w:val="single" w:sz="4" w:space="0" w:color="CCCCCC"/>
-            </w:tcBorders>
-          </w:tcPr>
-          <w:p>
-            <w:pPr>
-              <w:spacing w:before="60" w:after="60" w:line="252" w:lineRule="auto"/>
-              <w:jc w:val="left"/>
-            </w:pPr>
-            <w:r/>
-            <w:r>
-              <w:rPr>
-                <w:b/>
-              </w:rPr>
-              <w:t>-1.00</w:t>
-            </w:r>
-          </w:p>
-        </w:tc>
-        <w:tc>
-          <w:tcPr>
-            <w:tcW w:type="dxa" w:w="1440"/>
-            <w:shd w:fill="FFFFFF"/>
-            <w:tcMar>
-              <w:top w:w="100" w:type="dxa"/>
-              <w:bottom w:w="100" w:type="dxa"/>
-              <w:left w:w="120" w:type="dxa"/>
-              <w:right w:w="120" w:type="dxa"/>
-            </w:tcMar>
-            <w:tcBorders>
-              <w:top w:val="single" w:sz="4" w:space="0" w:color="CCCCCC"/>
-              <w:bottom w:val="single" w:sz="4" w:space="0" w:color="CCCCCC"/>
-              <w:left w:val="single" w:sz="4" w:space="0" w:color="CCCCCC"/>
-              <w:right w:val="single" w:sz="4" w:space="0" w:color="CCCCCC"/>
-            </w:tcBorders>
-          </w:tcPr>
-          <w:p>
-            <w:pPr>
-              <w:spacing w:before="60" w:after="60" w:line="252" w:lineRule="auto"/>
-              <w:jc w:val="left"/>
-            </w:pPr>
-            <w:r/>
-            <w:r>
-              <w:t>BEAR</w:t>
-            </w:r>
-          </w:p>
-        </w:tc>
-      </w:tr>
-      <w:tr>
-        <w:tc>
-          <w:tcPr>
-            <w:tcW w:type="dxa" w:w="1584"/>
-            <w:shd w:fill="F8FAFC"/>
-            <w:tcMar>
-              <w:top w:w="100" w:type="dxa"/>
-              <w:bottom w:w="100" w:type="dxa"/>
-              <w:left w:w="120" w:type="dxa"/>
-              <w:right w:w="120" w:type="dxa"/>
-            </w:tcMar>
-            <w:tcBorders>
-              <w:top w:val="single" w:sz="4" w:space="0" w:color="CCCCCC"/>
-              <w:bottom w:val="single" w:sz="4" w:space="0" w:color="CCCCCC"/>
-              <w:left w:val="single" w:sz="4" w:space="0" w:color="CCCCCC"/>
-              <w:right w:val="single" w:sz="4" w:space="0" w:color="CCCCCC"/>
-            </w:tcBorders>
-          </w:tcPr>
-          <w:p>
-            <w:pPr>
-              <w:spacing w:before="60" w:after="60" w:line="252" w:lineRule="auto"/>
-              <w:jc w:val="left"/>
-            </w:pPr>
-            <w:r/>
-            <w:r>
-              <w:rPr>
-                <w:b/>
-              </w:rPr>
-              <w:t>Fri 14/08</w:t>
-            </w:r>
-          </w:p>
-        </w:tc>
-        <w:tc>
-          <w:tcPr>
-            <w:tcW w:type="dxa" w:w="864"/>
-            <w:shd w:fill="F8FAFC"/>
-            <w:tcMar>
-              <w:top w:w="100" w:type="dxa"/>
-              <w:bottom w:w="100" w:type="dxa"/>
-              <w:left w:w="120" w:type="dxa"/>
-              <w:right w:w="120" w:type="dxa"/>
-            </w:tcMar>
-            <w:tcBorders>
-              <w:top w:val="single" w:sz="4" w:space="0" w:color="CCCCCC"/>
-              <w:bottom w:val="single" w:sz="4" w:space="0" w:color="CCCCCC"/>
-              <w:left w:val="single" w:sz="4" w:space="0" w:color="CCCCCC"/>
-              <w:right w:val="single" w:sz="4" w:space="0" w:color="CCCCCC"/>
-            </w:tcBorders>
-          </w:tcPr>
-          <w:p>
-            <w:pPr>
-              <w:spacing w:before="60" w:after="60" w:line="252" w:lineRule="auto"/>
-              <w:jc w:val="left"/>
-            </w:pPr>
-            <w:r/>
-            <w:r>
-              <w:t>London 15-19</w:t>
-            </w:r>
-          </w:p>
-        </w:tc>
-        <w:tc>
-          <w:tcPr>
-            <w:tcW w:type="dxa" w:w="1440"/>
-            <w:shd w:fill="F8FAFC"/>
-            <w:tcMar>
-              <w:top w:w="100" w:type="dxa"/>
-              <w:bottom w:w="100" w:type="dxa"/>
-              <w:left w:w="120" w:type="dxa"/>
-              <w:right w:w="120" w:type="dxa"/>
-            </w:tcMar>
-            <w:tcBorders>
-              <w:top w:val="single" w:sz="4" w:space="0" w:color="CCCCCC"/>
-              <w:bottom w:val="single" w:sz="4" w:space="0" w:color="CCCCCC"/>
-              <w:left w:val="single" w:sz="4" w:space="0" w:color="CCCCCC"/>
-              <w:right w:val="single" w:sz="4" w:space="0" w:color="CCCCCC"/>
-            </w:tcBorders>
-          </w:tcPr>
-          <w:p>
-            <w:pPr>
-              <w:spacing w:before="60" w:after="60" w:line="252" w:lineRule="auto"/>
-              <w:jc w:val="left"/>
-            </w:pPr>
-            <w:r/>
-            <w:r>
-              <w:t>653.50</w:t>
-            </w:r>
-          </w:p>
-        </w:tc>
-        <w:tc>
-          <w:tcPr>
-            <w:tcW w:type="dxa" w:w="2016"/>
-            <w:shd w:fill="F8FAFC"/>
-            <w:tcMar>
-              <w:top w:w="100" w:type="dxa"/>
-              <w:bottom w:w="100" w:type="dxa"/>
-              <w:left w:w="120" w:type="dxa"/>
-              <w:right w:w="120" w:type="dxa"/>
-            </w:tcMar>
-            <w:tcBorders>
-              <w:top w:val="single" w:sz="4" w:space="0" w:color="CCCCCC"/>
-              <w:bottom w:val="single" w:sz="4" w:space="0" w:color="CCCCCC"/>
-              <w:left w:val="single" w:sz="4" w:space="0" w:color="CCCCCC"/>
-              <w:right w:val="single" w:sz="4" w:space="0" w:color="CCCCCC"/>
-            </w:tcBorders>
-          </w:tcPr>
-          <w:p>
-            <w:pPr>
-              <w:spacing w:before="60" w:after="60" w:line="252" w:lineRule="auto"/>
-              <w:jc w:val="left"/>
-            </w:pPr>
-            <w:r/>
-            <w:r>
-              <w:t>660.50</w:t>
-            </w:r>
-          </w:p>
-        </w:tc>
-        <w:tc>
-          <w:tcPr>
-            <w:tcW w:type="dxa" w:w="1152"/>
-            <w:shd w:fill="F8FAFC"/>
-            <w:tcMar>
-              <w:top w:w="100" w:type="dxa"/>
-              <w:bottom w:w="100" w:type="dxa"/>
-              <w:left w:w="120" w:type="dxa"/>
-              <w:right w:w="120" w:type="dxa"/>
-            </w:tcMar>
-            <w:tcBorders>
-              <w:top w:val="single" w:sz="4" w:space="0" w:color="CCCCCC"/>
-              <w:bottom w:val="single" w:sz="4" w:space="0" w:color="CCCCCC"/>
-              <w:left w:val="single" w:sz="4" w:space="0" w:color="CCCCCC"/>
-              <w:right w:val="single" w:sz="4" w:space="0" w:color="CCCCCC"/>
-            </w:tcBorders>
-          </w:tcPr>
-          <w:p>
-            <w:pPr>
-              <w:spacing w:before="60" w:after="60" w:line="252" w:lineRule="auto"/>
-              <w:jc w:val="left"/>
-            </w:pPr>
-            <w:r/>
-            <w:r>
-              <w:t>640.00</w:t>
-            </w:r>
-          </w:p>
-        </w:tc>
-        <w:tc>
-          <w:tcPr>
-            <w:tcW w:type="dxa" w:w="1728"/>
-            <w:shd w:fill="F8FAFC"/>
-            <w:tcMar>
-              <w:top w:w="100" w:type="dxa"/>
-              <w:bottom w:w="100" w:type="dxa"/>
-              <w:left w:w="120" w:type="dxa"/>
-              <w:right w:w="120" w:type="dxa"/>
-            </w:tcMar>
-            <w:tcBorders>
-              <w:top w:val="single" w:sz="4" w:space="0" w:color="CCCCCC"/>
-              <w:bottom w:val="single" w:sz="4" w:space="0" w:color="CCCCCC"/>
-              <w:left w:val="single" w:sz="4" w:space="0" w:color="CCCCCC"/>
-              <w:right w:val="single" w:sz="4" w:space="0" w:color="CCCCCC"/>
-            </w:tcBorders>
-          </w:tcPr>
-          <w:p>
-            <w:pPr>
-              <w:spacing w:before="60" w:after="60" w:line="252" w:lineRule="auto"/>
-              <w:jc w:val="left"/>
-            </w:pPr>
-            <w:r/>
-            <w:r>
-              <w:rPr>
-                <w:b/>
-              </w:rPr>
-              <w:t>654.25</w:t>
-            </w:r>
-          </w:p>
-        </w:tc>
-        <w:tc>
-          <w:tcPr>
-            <w:tcW w:type="dxa" w:w="3456"/>
-            <w:shd w:fill="F8FAFC"/>
-            <w:tcMar>
-              <w:top w:w="100" w:type="dxa"/>
-              <w:bottom w:w="100" w:type="dxa"/>
-              <w:left w:w="120" w:type="dxa"/>
-              <w:right w:w="120" w:type="dxa"/>
-            </w:tcMar>
-            <w:tcBorders>
-              <w:top w:val="single" w:sz="4" w:space="0" w:color="CCCCCC"/>
-              <w:bottom w:val="single" w:sz="4" w:space="0" w:color="CCCCCC"/>
-              <w:left w:val="single" w:sz="4" w:space="0" w:color="CCCCCC"/>
-              <w:right w:val="single" w:sz="4" w:space="0" w:color="CCCCCC"/>
-            </w:tcBorders>
-          </w:tcPr>
-          <w:p>
-            <w:pPr>
-              <w:spacing w:before="60" w:after="60" w:line="252" w:lineRule="auto"/>
-              <w:jc w:val="left"/>
-            </w:pPr>
-            <w:r/>
-            <w:r>
-              <w:rPr>
-                <w:b/>
-              </w:rPr>
-              <w:t>+0.75</w:t>
-            </w:r>
-          </w:p>
-        </w:tc>
-        <w:tc>
-          <w:tcPr>
-            <w:tcW w:type="dxa" w:w="1440"/>
-            <w:shd w:fill="F8FAFC"/>
-            <w:tcMar>
-              <w:top w:w="100" w:type="dxa"/>
-              <w:bottom w:w="100" w:type="dxa"/>
-              <w:left w:w="120" w:type="dxa"/>
-              <w:right w:w="120" w:type="dxa"/>
-            </w:tcMar>
-            <w:tcBorders>
-              <w:top w:val="single" w:sz="4" w:space="0" w:color="CCCCCC"/>
-              <w:bottom w:val="single" w:sz="4" w:space="0" w:color="CCCCCC"/>
-              <w:left w:val="single" w:sz="4" w:space="0" w:color="CCCCCC"/>
-              <w:right w:val="single" w:sz="4" w:space="0" w:color="CCCCCC"/>
-            </w:tcBorders>
-          </w:tcPr>
-          <w:p>
-            <w:pPr>
-              <w:spacing w:before="60" w:after="60" w:line="252" w:lineRule="auto"/>
-              <w:jc w:val="left"/>
-            </w:pPr>
-            <w:r/>
-            <w:r>
-              <w:t>BULL</w:t>
-            </w:r>
-          </w:p>
-        </w:tc>
-      </w:tr>
-      <w:tr>
-        <w:tc>
-          <w:tcPr>
-            <w:tcW w:type="dxa" w:w="1584"/>
-            <w:shd w:fill="FFFFFF"/>
-            <w:tcMar>
-              <w:top w:w="100" w:type="dxa"/>
-              <w:bottom w:w="100" w:type="dxa"/>
-              <w:left w:w="120" w:type="dxa"/>
-              <w:right w:w="120" w:type="dxa"/>
-            </w:tcMar>
-            <w:tcBorders>
-              <w:top w:val="single" w:sz="4" w:space="0" w:color="CCCCCC"/>
-              <w:bottom w:val="single" w:sz="4" w:space="0" w:color="CCCCCC"/>
-              <w:left w:val="single" w:sz="4" w:space="0" w:color="CCCCCC"/>
-              <w:right w:val="single" w:sz="4" w:space="0" w:color="CCCCCC"/>
-            </w:tcBorders>
-          </w:tcPr>
-          <w:p>
-            <w:pPr>
-              <w:spacing w:before="60" w:after="60" w:line="252" w:lineRule="auto"/>
-              <w:jc w:val="left"/>
-            </w:pPr>
-            <w:r/>
-            <w:r>
-              <w:rPr>
-                <w:b/>
-              </w:rPr>
-              <w:t>Fri 14/08</w:t>
-            </w:r>
-          </w:p>
-        </w:tc>
-        <w:tc>
-          <w:tcPr>
-            <w:tcW w:type="dxa" w:w="864"/>
-            <w:shd w:fill="FFFFFF"/>
-            <w:tcMar>
-              <w:top w:w="100" w:type="dxa"/>
-              <w:bottom w:w="100" w:type="dxa"/>
-              <w:left w:w="120" w:type="dxa"/>
-              <w:right w:w="120" w:type="dxa"/>
-            </w:tcMar>
-            <w:tcBorders>
-              <w:top w:val="single" w:sz="4" w:space="0" w:color="CCCCCC"/>
-              <w:bottom w:val="single" w:sz="4" w:space="0" w:color="CCCCCC"/>
-              <w:left w:val="single" w:sz="4" w:space="0" w:color="CCCCCC"/>
-              <w:right w:val="single" w:sz="4" w:space="0" w:color="CCCCCC"/>
-            </w:tcBorders>
-          </w:tcPr>
-          <w:p>
-            <w:pPr>
-              <w:spacing w:before="60" w:after="60" w:line="252" w:lineRule="auto"/>
-              <w:jc w:val="left"/>
-            </w:pPr>
-            <w:r/>
-            <w:r>
-              <w:t>Pre-NY 19-21</w:t>
-            </w:r>
-          </w:p>
-        </w:tc>
-        <w:tc>
-          <w:tcPr>
-            <w:tcW w:type="dxa" w:w="1440"/>
-            <w:shd w:fill="FFFFFF"/>
-            <w:tcMar>
-              <w:top w:w="100" w:type="dxa"/>
-              <w:bottom w:w="100" w:type="dxa"/>
-              <w:left w:w="120" w:type="dxa"/>
-              <w:right w:w="120" w:type="dxa"/>
-            </w:tcMar>
-            <w:tcBorders>
-              <w:top w:val="single" w:sz="4" w:space="0" w:color="CCCCCC"/>
-              <w:bottom w:val="single" w:sz="4" w:space="0" w:color="CCCCCC"/>
-              <w:left w:val="single" w:sz="4" w:space="0" w:color="CCCCCC"/>
-              <w:right w:val="single" w:sz="4" w:space="0" w:color="CCCCCC"/>
-            </w:tcBorders>
-          </w:tcPr>
-          <w:p>
-            <w:pPr>
-              <w:spacing w:before="60" w:after="60" w:line="252" w:lineRule="auto"/>
-              <w:jc w:val="left"/>
-            </w:pPr>
-            <w:r/>
-            <w:r>
-              <w:t>654.25</w:t>
-            </w:r>
-          </w:p>
-        </w:tc>
-        <w:tc>
-          <w:tcPr>
-            <w:tcW w:type="dxa" w:w="2016"/>
-            <w:shd w:fill="FFFFFF"/>
-            <w:tcMar>
-              <w:top w:w="100" w:type="dxa"/>
-              <w:bottom w:w="100" w:type="dxa"/>
-              <w:left w:w="120" w:type="dxa"/>
-              <w:right w:w="120" w:type="dxa"/>
-            </w:tcMar>
-            <w:tcBorders>
-              <w:top w:val="single" w:sz="4" w:space="0" w:color="CCCCCC"/>
-              <w:bottom w:val="single" w:sz="4" w:space="0" w:color="CCCCCC"/>
-              <w:left w:val="single" w:sz="4" w:space="0" w:color="CCCCCC"/>
-              <w:right w:val="single" w:sz="4" w:space="0" w:color="CCCCCC"/>
-            </w:tcBorders>
-          </w:tcPr>
-          <w:p>
-            <w:pPr>
-              <w:spacing w:before="60" w:after="60" w:line="252" w:lineRule="auto"/>
-              <w:jc w:val="left"/>
-            </w:pPr>
-            <w:r/>
-            <w:r>
-              <w:t>663.50</w:t>
-            </w:r>
-          </w:p>
-        </w:tc>
-        <w:tc>
-          <w:tcPr>
-            <w:tcW w:type="dxa" w:w="1152"/>
-            <w:shd w:fill="FFFFFF"/>
-            <w:tcMar>
-              <w:top w:w="100" w:type="dxa"/>
-              <w:bottom w:w="100" w:type="dxa"/>
-              <w:left w:w="120" w:type="dxa"/>
-              <w:right w:w="120" w:type="dxa"/>
-            </w:tcMar>
-            <w:tcBorders>
-              <w:top w:val="single" w:sz="4" w:space="0" w:color="CCCCCC"/>
-              <w:bottom w:val="single" w:sz="4" w:space="0" w:color="CCCCCC"/>
-              <w:left w:val="single" w:sz="4" w:space="0" w:color="CCCCCC"/>
-              <w:right w:val="single" w:sz="4" w:space="0" w:color="CCCCCC"/>
-            </w:tcBorders>
-          </w:tcPr>
-          <w:p>
-            <w:pPr>
-              <w:spacing w:before="60" w:after="60" w:line="252" w:lineRule="auto"/>
-              <w:jc w:val="left"/>
-            </w:pPr>
-            <w:r/>
-            <w:r>
-              <w:t>647.00</w:t>
-            </w:r>
-          </w:p>
-        </w:tc>
-        <w:tc>
-          <w:tcPr>
-            <w:tcW w:type="dxa" w:w="1728"/>
-            <w:shd w:fill="FFFFFF"/>
-            <w:tcMar>
-              <w:top w:w="100" w:type="dxa"/>
-              <w:bottom w:w="100" w:type="dxa"/>
-              <w:left w:w="120" w:type="dxa"/>
-              <w:right w:w="120" w:type="dxa"/>
-            </w:tcMar>
-            <w:tcBorders>
-              <w:top w:val="single" w:sz="4" w:space="0" w:color="CCCCCC"/>
-              <w:bottom w:val="single" w:sz="4" w:space="0" w:color="CCCCCC"/>
-              <w:left w:val="single" w:sz="4" w:space="0" w:color="CCCCCC"/>
-              <w:right w:val="single" w:sz="4" w:space="0" w:color="CCCCCC"/>
-            </w:tcBorders>
-          </w:tcPr>
-          <w:p>
-            <w:pPr>
-              <w:spacing w:before="60" w:after="60" w:line="252" w:lineRule="auto"/>
-              <w:jc w:val="left"/>
-            </w:pPr>
-            <w:r/>
-            <w:r>
-              <w:rPr>
-                <w:b/>
-              </w:rPr>
-              <w:t>654.00</w:t>
-            </w:r>
-          </w:p>
-        </w:tc>
-        <w:tc>
-          <w:tcPr>
-            <w:tcW w:type="dxa" w:w="3456"/>
-            <w:shd w:fill="FFFFFF"/>
-            <w:tcMar>
-              <w:top w:w="100" w:type="dxa"/>
-              <w:bottom w:w="100" w:type="dxa"/>
-              <w:left w:w="120" w:type="dxa"/>
-              <w:right w:w="120" w:type="dxa"/>
-            </w:tcMar>
-            <w:tcBorders>
-              <w:top w:val="single" w:sz="4" w:space="0" w:color="CCCCCC"/>
-              <w:bottom w:val="single" w:sz="4" w:space="0" w:color="CCCCCC"/>
-              <w:left w:val="single" w:sz="4" w:space="0" w:color="CCCCCC"/>
-              <w:right w:val="single" w:sz="4" w:space="0" w:color="CCCCCC"/>
-            </w:tcBorders>
-          </w:tcPr>
-          <w:p>
-            <w:pPr>
-              <w:spacing w:before="60" w:after="60" w:line="252" w:lineRule="auto"/>
-              <w:jc w:val="left"/>
-            </w:pPr>
-            <w:r/>
-            <w:r>
-              <w:rPr>
-                <w:b/>
-              </w:rPr>
-              <w:t>-0.25</w:t>
-            </w:r>
-          </w:p>
-        </w:tc>
-        <w:tc>
-          <w:tcPr>
-            <w:tcW w:type="dxa" w:w="1440"/>
-            <w:shd w:fill="FFFFFF"/>
-            <w:tcMar>
-              <w:top w:w="100" w:type="dxa"/>
-              <w:bottom w:w="100" w:type="dxa"/>
-              <w:left w:w="120" w:type="dxa"/>
-              <w:right w:w="120" w:type="dxa"/>
-            </w:tcMar>
-            <w:tcBorders>
-              <w:top w:val="single" w:sz="4" w:space="0" w:color="CCCCCC"/>
-              <w:bottom w:val="single" w:sz="4" w:space="0" w:color="CCCCCC"/>
-              <w:left w:val="single" w:sz="4" w:space="0" w:color="CCCCCC"/>
-              <w:right w:val="single" w:sz="4" w:space="0" w:color="CCCCCC"/>
-            </w:tcBorders>
-          </w:tcPr>
-          <w:p>
-            <w:pPr>
-              <w:spacing w:before="60" w:after="60" w:line="252" w:lineRule="auto"/>
-              <w:jc w:val="left"/>
-            </w:pPr>
-            <w:r/>
-            <w:r>
-              <w:t>BEAR</w:t>
-            </w:r>
-          </w:p>
-        </w:tc>
-      </w:tr>
-      <w:tr>
-        <w:tc>
-          <w:tcPr>
-            <w:tcW w:type="dxa" w:w="1584"/>
-            <w:shd w:fill="F8FAFC"/>
-            <w:tcMar>
-              <w:top w:w="100" w:type="dxa"/>
-              <w:bottom w:w="100" w:type="dxa"/>
-              <w:left w:w="120" w:type="dxa"/>
-              <w:right w:w="120" w:type="dxa"/>
-            </w:tcMar>
-            <w:tcBorders>
-              <w:top w:val="single" w:sz="4" w:space="0" w:color="CCCCCC"/>
-              <w:bottom w:val="single" w:sz="4" w:space="0" w:color="CCCCCC"/>
-              <w:left w:val="single" w:sz="4" w:space="0" w:color="CCCCCC"/>
-              <w:right w:val="single" w:sz="4" w:space="0" w:color="CCCCCC"/>
-            </w:tcBorders>
-          </w:tcPr>
-          <w:p>
-            <w:pPr>
-              <w:spacing w:before="60" w:after="60" w:line="252" w:lineRule="auto"/>
-              <w:jc w:val="left"/>
-            </w:pPr>
-            <w:r/>
-            <w:r>
-              <w:rPr>
-                <w:b/>
-              </w:rPr>
-              <w:t>Fri 14/08</w:t>
-            </w:r>
-          </w:p>
-        </w:tc>
-        <w:tc>
-          <w:tcPr>
-            <w:tcW w:type="dxa" w:w="864"/>
-            <w:shd w:fill="F8FAFC"/>
-            <w:tcMar>
-              <w:top w:w="100" w:type="dxa"/>
-              <w:bottom w:w="100" w:type="dxa"/>
-              <w:left w:w="120" w:type="dxa"/>
-              <w:right w:w="120" w:type="dxa"/>
-            </w:tcMar>
-            <w:tcBorders>
-              <w:top w:val="single" w:sz="4" w:space="0" w:color="CCCCCC"/>
-              <w:bottom w:val="single" w:sz="4" w:space="0" w:color="CCCCCC"/>
-              <w:left w:val="single" w:sz="4" w:space="0" w:color="CCCCCC"/>
-              <w:right w:val="single" w:sz="4" w:space="0" w:color="CCCCCC"/>
-            </w:tcBorders>
-          </w:tcPr>
-          <w:p>
-            <w:pPr>
-              <w:spacing w:before="60" w:after="60" w:line="252" w:lineRule="auto"/>
-              <w:jc w:val="left"/>
-            </w:pPr>
-            <w:r/>
-            <w:r>
-              <w:t>NY Open 21-23</w:t>
-            </w:r>
-          </w:p>
-        </w:tc>
-        <w:tc>
-          <w:tcPr>
-            <w:tcW w:type="dxa" w:w="1440"/>
-            <w:shd w:fill="F8FAFC"/>
-            <w:tcMar>
-              <w:top w:w="100" w:type="dxa"/>
-              <w:bottom w:w="100" w:type="dxa"/>
-              <w:left w:w="120" w:type="dxa"/>
-              <w:right w:w="120" w:type="dxa"/>
-            </w:tcMar>
-            <w:tcBorders>
-              <w:top w:val="single" w:sz="4" w:space="0" w:color="CCCCCC"/>
-              <w:bottom w:val="single" w:sz="4" w:space="0" w:color="CCCCCC"/>
-              <w:left w:val="single" w:sz="4" w:space="0" w:color="CCCCCC"/>
-              <w:right w:val="single" w:sz="4" w:space="0" w:color="CCCCCC"/>
-            </w:tcBorders>
-          </w:tcPr>
-          <w:p>
-            <w:pPr>
-              <w:spacing w:before="60" w:after="60" w:line="252" w:lineRule="auto"/>
-              <w:jc w:val="left"/>
-            </w:pPr>
-            <w:r/>
-            <w:r>
-              <w:t>654.00</w:t>
-            </w:r>
-          </w:p>
-        </w:tc>
-        <w:tc>
-          <w:tcPr>
-            <w:tcW w:type="dxa" w:w="2016"/>
-            <w:shd w:fill="F8FAFC"/>
-            <w:tcMar>
-              <w:top w:w="100" w:type="dxa"/>
-              <w:bottom w:w="100" w:type="dxa"/>
-              <w:left w:w="120" w:type="dxa"/>
-              <w:right w:w="120" w:type="dxa"/>
-            </w:tcMar>
-            <w:tcBorders>
-              <w:top w:val="single" w:sz="4" w:space="0" w:color="CCCCCC"/>
-              <w:bottom w:val="single" w:sz="4" w:space="0" w:color="CCCCCC"/>
-              <w:left w:val="single" w:sz="4" w:space="0" w:color="CCCCCC"/>
-              <w:right w:val="single" w:sz="4" w:space="0" w:color="CCCCCC"/>
-            </w:tcBorders>
-          </w:tcPr>
-          <w:p>
-            <w:pPr>
-              <w:spacing w:before="60" w:after="60" w:line="252" w:lineRule="auto"/>
-              <w:jc w:val="left"/>
-            </w:pPr>
-            <w:r/>
-            <w:r>
-              <w:t>662.50</w:t>
-            </w:r>
-          </w:p>
-        </w:tc>
-        <w:tc>
-          <w:tcPr>
-            <w:tcW w:type="dxa" w:w="1152"/>
-            <w:shd w:fill="F8FAFC"/>
-            <w:tcMar>
-              <w:top w:w="100" w:type="dxa"/>
-              <w:bottom w:w="100" w:type="dxa"/>
-              <w:left w:w="120" w:type="dxa"/>
-              <w:right w:w="120" w:type="dxa"/>
-            </w:tcMar>
-            <w:tcBorders>
-              <w:top w:val="single" w:sz="4" w:space="0" w:color="CCCCCC"/>
-              <w:bottom w:val="single" w:sz="4" w:space="0" w:color="CCCCCC"/>
-              <w:left w:val="single" w:sz="4" w:space="0" w:color="CCCCCC"/>
-              <w:right w:val="single" w:sz="4" w:space="0" w:color="CCCCCC"/>
-            </w:tcBorders>
-          </w:tcPr>
-          <w:p>
-            <w:pPr>
-              <w:spacing w:before="60" w:after="60" w:line="252" w:lineRule="auto"/>
-              <w:jc w:val="left"/>
-            </w:pPr>
-            <w:r/>
-            <w:r>
-              <w:t>640.00</w:t>
-            </w:r>
-          </w:p>
-        </w:tc>
-        <w:tc>
-          <w:tcPr>
-            <w:tcW w:type="dxa" w:w="1728"/>
-            <w:shd w:fill="F8FAFC"/>
             <w:tcMar>
               <w:top w:w="100" w:type="dxa"/>
               <w:bottom w:w="100" w:type="dxa"/>
@@ -31006,241 +31231,6 @@
                 <w:b/>
               </w:rPr>
               <w:t>655.75</w:t>
-            </w:r>
-          </w:p>
-        </w:tc>
-        <w:tc>
-          <w:tcPr>
-            <w:tcW w:type="dxa" w:w="3456"/>
-            <w:shd w:fill="F8FAFC"/>
-            <w:tcMar>
-              <w:top w:w="100" w:type="dxa"/>
-              <w:bottom w:w="100" w:type="dxa"/>
-              <w:left w:w="120" w:type="dxa"/>
-              <w:right w:w="120" w:type="dxa"/>
-            </w:tcMar>
-            <w:tcBorders>
-              <w:top w:val="single" w:sz="4" w:space="0" w:color="CCCCCC"/>
-              <w:bottom w:val="single" w:sz="4" w:space="0" w:color="CCCCCC"/>
-              <w:left w:val="single" w:sz="4" w:space="0" w:color="CCCCCC"/>
-              <w:right w:val="single" w:sz="4" w:space="0" w:color="CCCCCC"/>
-            </w:tcBorders>
-          </w:tcPr>
-          <w:p>
-            <w:pPr>
-              <w:spacing w:before="60" w:after="60" w:line="252" w:lineRule="auto"/>
-              <w:jc w:val="left"/>
-            </w:pPr>
-            <w:r/>
-            <w:r>
-              <w:rPr>
-                <w:b/>
-              </w:rPr>
-              <w:t>+1.75</w:t>
-            </w:r>
-          </w:p>
-        </w:tc>
-        <w:tc>
-          <w:tcPr>
-            <w:tcW w:type="dxa" w:w="1440"/>
-            <w:shd w:fill="F8FAFC"/>
-            <w:tcMar>
-              <w:top w:w="100" w:type="dxa"/>
-              <w:bottom w:w="100" w:type="dxa"/>
-              <w:left w:w="120" w:type="dxa"/>
-              <w:right w:w="120" w:type="dxa"/>
-            </w:tcMar>
-            <w:tcBorders>
-              <w:top w:val="single" w:sz="4" w:space="0" w:color="CCCCCC"/>
-              <w:bottom w:val="single" w:sz="4" w:space="0" w:color="CCCCCC"/>
-              <w:left w:val="single" w:sz="4" w:space="0" w:color="CCCCCC"/>
-              <w:right w:val="single" w:sz="4" w:space="0" w:color="CCCCCC"/>
-            </w:tcBorders>
-          </w:tcPr>
-          <w:p>
-            <w:pPr>
-              <w:spacing w:before="60" w:after="60" w:line="252" w:lineRule="auto"/>
-              <w:jc w:val="left"/>
-            </w:pPr>
-            <w:r/>
-            <w:r>
-              <w:t>BULL</w:t>
-            </w:r>
-          </w:p>
-        </w:tc>
-      </w:tr>
-      <w:tr>
-        <w:tc>
-          <w:tcPr>
-            <w:tcW w:type="dxa" w:w="1584"/>
-            <w:shd w:fill="FFFFFF"/>
-            <w:tcMar>
-              <w:top w:w="100" w:type="dxa"/>
-              <w:bottom w:w="100" w:type="dxa"/>
-              <w:left w:w="120" w:type="dxa"/>
-              <w:right w:w="120" w:type="dxa"/>
-            </w:tcMar>
-            <w:tcBorders>
-              <w:top w:val="single" w:sz="4" w:space="0" w:color="CCCCCC"/>
-              <w:bottom w:val="single" w:sz="4" w:space="0" w:color="CCCCCC"/>
-              <w:left w:val="single" w:sz="4" w:space="0" w:color="CCCCCC"/>
-              <w:right w:val="single" w:sz="4" w:space="0" w:color="CCCCCC"/>
-            </w:tcBorders>
-          </w:tcPr>
-          <w:p>
-            <w:pPr>
-              <w:spacing w:before="60" w:after="60" w:line="252" w:lineRule="auto"/>
-              <w:jc w:val="left"/>
-            </w:pPr>
-            <w:r/>
-            <w:r>
-              <w:rPr>
-                <w:b/>
-              </w:rPr>
-              <w:t>Fri 14/08</w:t>
-            </w:r>
-          </w:p>
-        </w:tc>
-        <w:tc>
-          <w:tcPr>
-            <w:tcW w:type="dxa" w:w="864"/>
-            <w:shd w:fill="FFFFFF"/>
-            <w:tcMar>
-              <w:top w:w="100" w:type="dxa"/>
-              <w:bottom w:w="100" w:type="dxa"/>
-              <w:left w:w="120" w:type="dxa"/>
-              <w:right w:w="120" w:type="dxa"/>
-            </w:tcMar>
-            <w:tcBorders>
-              <w:top w:val="single" w:sz="4" w:space="0" w:color="CCCCCC"/>
-              <w:bottom w:val="single" w:sz="4" w:space="0" w:color="CCCCCC"/>
-              <w:left w:val="single" w:sz="4" w:space="0" w:color="CCCCCC"/>
-              <w:right w:val="single" w:sz="4" w:space="0" w:color="CCCCCC"/>
-            </w:tcBorders>
-          </w:tcPr>
-          <w:p>
-            <w:pPr>
-              <w:spacing w:before="60" w:after="60" w:line="252" w:lineRule="auto"/>
-              <w:jc w:val="left"/>
-            </w:pPr>
-            <w:r/>
-            <w:r>
-              <w:t>NY Close 23-01</w:t>
-            </w:r>
-          </w:p>
-        </w:tc>
-        <w:tc>
-          <w:tcPr>
-            <w:tcW w:type="dxa" w:w="1440"/>
-            <w:shd w:fill="FFFFFF"/>
-            <w:tcMar>
-              <w:top w:w="100" w:type="dxa"/>
-              <w:bottom w:w="100" w:type="dxa"/>
-              <w:left w:w="120" w:type="dxa"/>
-              <w:right w:w="120" w:type="dxa"/>
-            </w:tcMar>
-            <w:tcBorders>
-              <w:top w:val="single" w:sz="4" w:space="0" w:color="CCCCCC"/>
-              <w:bottom w:val="single" w:sz="4" w:space="0" w:color="CCCCCC"/>
-              <w:left w:val="single" w:sz="4" w:space="0" w:color="CCCCCC"/>
-              <w:right w:val="single" w:sz="4" w:space="0" w:color="CCCCCC"/>
-            </w:tcBorders>
-          </w:tcPr>
-          <w:p>
-            <w:pPr>
-              <w:spacing w:before="60" w:after="60" w:line="252" w:lineRule="auto"/>
-              <w:jc w:val="left"/>
-            </w:pPr>
-            <w:r/>
-            <w:r>
-              <w:t>655.75</w:t>
-            </w:r>
-          </w:p>
-        </w:tc>
-        <w:tc>
-          <w:tcPr>
-            <w:tcW w:type="dxa" w:w="2016"/>
-            <w:shd w:fill="FFFFFF"/>
-            <w:tcMar>
-              <w:top w:w="100" w:type="dxa"/>
-              <w:bottom w:w="100" w:type="dxa"/>
-              <w:left w:w="120" w:type="dxa"/>
-              <w:right w:w="120" w:type="dxa"/>
-            </w:tcMar>
-            <w:tcBorders>
-              <w:top w:val="single" w:sz="4" w:space="0" w:color="CCCCCC"/>
-              <w:bottom w:val="single" w:sz="4" w:space="0" w:color="CCCCCC"/>
-              <w:left w:val="single" w:sz="4" w:space="0" w:color="CCCCCC"/>
-              <w:right w:val="single" w:sz="4" w:space="0" w:color="CCCCCC"/>
-            </w:tcBorders>
-          </w:tcPr>
-          <w:p>
-            <w:pPr>
-              <w:spacing w:before="60" w:after="60" w:line="252" w:lineRule="auto"/>
-              <w:jc w:val="left"/>
-            </w:pPr>
-            <w:r/>
-            <w:r>
-              <w:t>662.00</w:t>
-            </w:r>
-          </w:p>
-        </w:tc>
-        <w:tc>
-          <w:tcPr>
-            <w:tcW w:type="dxa" w:w="1152"/>
-            <w:shd w:fill="FFFFFF"/>
-            <w:tcMar>
-              <w:top w:w="100" w:type="dxa"/>
-              <w:bottom w:w="100" w:type="dxa"/>
-              <w:left w:w="120" w:type="dxa"/>
-              <w:right w:w="120" w:type="dxa"/>
-            </w:tcMar>
-            <w:tcBorders>
-              <w:top w:val="single" w:sz="4" w:space="0" w:color="CCCCCC"/>
-              <w:bottom w:val="single" w:sz="4" w:space="0" w:color="CCCCCC"/>
-              <w:left w:val="single" w:sz="4" w:space="0" w:color="CCCCCC"/>
-              <w:right w:val="single" w:sz="4" w:space="0" w:color="CCCCCC"/>
-            </w:tcBorders>
-          </w:tcPr>
-          <w:p>
-            <w:pPr>
-              <w:spacing w:before="60" w:after="60" w:line="252" w:lineRule="auto"/>
-              <w:jc w:val="left"/>
-            </w:pPr>
-            <w:r/>
-            <w:r>
-              <w:t>649.25</w:t>
-            </w:r>
-          </w:p>
-        </w:tc>
-        <w:tc>
-          <w:tcPr>
-            <w:tcW w:type="dxa" w:w="1728"/>
-            <w:shd w:fill="FFFFFF"/>
-            <w:tcMar>
-              <w:top w:w="100" w:type="dxa"/>
-              <w:bottom w:w="100" w:type="dxa"/>
-              <w:left w:w="120" w:type="dxa"/>
-              <w:right w:w="120" w:type="dxa"/>
-            </w:tcMar>
-            <w:tcBorders>
-              <w:top w:val="single" w:sz="4" w:space="0" w:color="CCCCCC"/>
-              <w:bottom w:val="single" w:sz="4" w:space="0" w:color="CCCCCC"/>
-              <w:left w:val="single" w:sz="4" w:space="0" w:color="CCCCCC"/>
-              <w:right w:val="single" w:sz="4" w:space="0" w:color="CCCCCC"/>
-            </w:tcBorders>
-          </w:tcPr>
-          <w:p>
-            <w:pPr>
-              <w:spacing w:before="60" w:after="60" w:line="252" w:lineRule="auto"/>
-              <w:jc w:val="left"/>
-            </w:pPr>
-            <w:r/>
-            <w:r>
-              <w:rPr>
-                <w:b/>
-              </w:rPr>
-              <w:t>655.00</w:t>
             </w:r>
           </w:p>
         </w:tc>

--- a/Daily Reports/12_08_2026-CBOT Reports.docx
+++ b/Daily Reports/12_08_2026-CBOT Reports.docx
@@ -104,7 +104,7 @@
           <w:color w:val="5C768D"/>
           <w:sz w:val="19"/>
         </w:rPr>
-        <w:t>Cập nhật tự động qua `macro_tracker.py` vào lúc 12:18 ICT ngày 12/08/2026</w:t>
+        <w:t>Cập nhật tự động qua `macro_tracker.py` vào lúc 13:26 ICT ngày 12/08/2026</w:t>
       </w:r>
     </w:p>
     <w:tbl>
@@ -313,7 +313,7 @@
               <w:rPr>
                 <w:b/>
               </w:rPr>
-              <w:t>89.49 / thùng</w:t>
+              <w:t>89.65 / thùng</w:t>
             </w:r>
           </w:p>
         </w:tc>
@@ -344,7 +344,7 @@
               <w:rPr>
                 <w:b/>
               </w:rPr>
-              <w:t>+0.65%</w:t>
+              <w:t>+0.83%</w:t>
             </w:r>
           </w:p>
         </w:tc>
@@ -442,7 +442,7 @@
               <w:rPr>
                 <w:b/>
               </w:rPr>
-              <w:t>99.89</w:t>
+              <w:t>99.88</w:t>
             </w:r>
           </w:p>
         </w:tc>
@@ -473,7 +473,7 @@
               <w:rPr>
                 <w:b/>
               </w:rPr>
-              <w:t>+0.07%</w:t>
+              <w:t>+0.06%</w:t>
             </w:r>
           </w:p>
         </w:tc>
@@ -1218,7 +1218,7 @@
         <w:rPr>
           <w:b/>
         </w:rPr>
-        <w:t>`89.49` (+0.65%)</w:t>
+        <w:t>`89.65` (+0.83%)</w:t>
       </w:r>
       <w:r>
         <w:t xml:space="preserve"> | DXY: </w:t>
@@ -1227,7 +1227,7 @@
         <w:rPr>
           <w:b/>
         </w:rPr>
-        <w:t>`99.89` (+0.07%)</w:t>
+        <w:t>`99.88` (+0.06%)</w:t>
       </w:r>
       <w:r>
         <w:t xml:space="preserve"> | Lúa mì CBOT: </w:t>
@@ -1236,7 +1236,7 @@
         <w:rPr>
           <w:b/>
         </w:rPr>
-        <w:t>`635.50` (+0.79%)</w:t>
+        <w:t>`643.00` (+2.02%)</w:t>
       </w:r>
       <w:r>
         <w:t>.</w:t>
@@ -1306,7 +1306,7 @@
           <w:color w:val="5C768D"/>
           <w:sz w:val="19"/>
         </w:rPr>
-        <w:t>Cập nhật tự động lúc 12:18 ICT ngày 12/08/2026 — Nguồn: NOAA, USDA, BOM Australia</w:t>
+        <w:t>Cập nhật tự động lúc 13:26 ICT ngày 12/08/2026 — Nguồn: NOAA, USDA, BOM Australia</w:t>
       </w:r>
     </w:p>
     <w:p>
@@ -3574,7 +3574,7 @@
               <w:rPr>
                 <w:b/>
               </w:rPr>
-              <w:t>438.25</w:t>
+              <w:t>439.50</w:t>
             </w:r>
           </w:p>
         </w:tc>
@@ -3605,7 +3605,7 @@
               <w:rPr>
                 <w:b/>
               </w:rPr>
-              <w:t>438.72 (+0.47)</w:t>
+              <w:t>440.04 (+0.54)</w:t>
             </w:r>
           </w:p>
         </w:tc>
@@ -3633,7 +3633,7 @@
             </w:pPr>
             <w:r/>
             <w:r>
-              <w:t>Bearish (437.87 &lt; 438.71)</w:t>
+              <w:t>Bearish (438.10 &lt; 438.78)</w:t>
             </w:r>
           </w:p>
         </w:tc>
@@ -3661,7 +3661,7 @@
             </w:pPr>
             <w:r/>
             <w:r>
-              <w:t>0.25 cents</w:t>
+              <w:t>0.75 cents</w:t>
             </w:r>
           </w:p>
         </w:tc>
@@ -3822,7 +3822,7 @@
               <w:rPr>
                 <w:b/>
               </w:rPr>
-              <w:t>635.50</w:t>
+              <w:t>643.00</w:t>
             </w:r>
           </w:p>
         </w:tc>
@@ -3853,7 +3853,7 @@
               <w:rPr>
                 <w:b/>
               </w:rPr>
-              <w:t>635.96 (+0.46)</w:t>
+              <w:t>643.96 (+0.96)</w:t>
             </w:r>
           </w:p>
         </w:tc>
@@ -3881,7 +3881,7 @@
             </w:pPr>
             <w:r/>
             <w:r>
-              <w:t>Bearish (635.78 &lt; 638.79)</w:t>
+              <w:t>Bearish (637.10 &lt; 639.25)</w:t>
             </w:r>
           </w:p>
         </w:tc>
@@ -3909,7 +3909,7 @@
             </w:pPr>
             <w:r/>
             <w:r>
-              <w:t>0.50 cents</w:t>
+              <w:t>1.75 cents</w:t>
             </w:r>
           </w:p>
         </w:tc>
@@ -4347,7 +4347,7 @@
                 <w:b/>
                 <w:color w:val="15803D"/>
               </w:rPr>
-              <w:t>437.00 - 437.87 cents (Canh mua vùng hỗ trợ)</w:t>
+              <w:t>438.50 - 438.10 cents (Canh mua vùng hỗ trợ)</w:t>
             </w:r>
           </w:p>
         </w:tc>
@@ -4378,7 +4378,7 @@
               <w:rPr>
                 <w:b/>
               </w:rPr>
-              <w:t>424.83 cents (Dưới cản S2 + 1.5x ATR)</w:t>
+              <w:t>424.76 cents (Dưới cản S2 + 1.5x ATR)</w:t>
             </w:r>
           </w:p>
         </w:tc>
@@ -4414,7 +4414,7 @@
                 <w:color w:val="D97706"/>
                 <w:sz w:val="19"/>
               </w:rPr>
-              <w:t xml:space="preserve"> 439.25 cents </w:t>
+              <w:t xml:space="preserve"> 441.00 cents </w:t>
             </w:r>
             <w:r>
               <w:t xml:space="preserve"> / TP2: </w:t>
@@ -4559,7 +4559,7 @@
               <w:rPr>
                 <w:b/>
               </w:rPr>
-              <w:t>435.50 - 437.00 cents</w:t>
+              <w:t>437.00 - 438.50 cents</w:t>
             </w:r>
           </w:p>
         </w:tc>
@@ -4590,7 +4590,7 @@
               <w:rPr>
                 <w:b/>
               </w:rPr>
-              <w:t>425.47 cents (Chống quét SL tuyệt đối)</w:t>
+              <w:t>425.43 cents (Chống quét SL tuyệt đối)</w:t>
             </w:r>
           </w:p>
         </w:tc>
@@ -4752,7 +4752,7 @@
               <w:rPr>
                 <w:b/>
               </w:rPr>
-              <w:t>439.25 - 440.75 cents</w:t>
+              <w:t>441.00 - 442.50 cents</w:t>
             </w:r>
           </w:p>
         </w:tc>
@@ -4783,7 +4783,7 @@
               <w:rPr>
                 <w:b/>
               </w:rPr>
-              <w:t>440.53 cents</w:t>
+              <w:t>442.32 cents</w:t>
             </w:r>
           </w:p>
         </w:tc>
@@ -4945,7 +4945,7 @@
               <w:rPr>
                 <w:b/>
               </w:rPr>
-              <w:t>442.29 - 447.50 cents</w:t>
+              <w:t>442.26 - 447.50 cents</w:t>
             </w:r>
           </w:p>
         </w:tc>
@@ -5126,7 +5126,7 @@
                 <w:b/>
                 <w:color w:val="B91C1C"/>
               </w:rPr>
-              <w:t>635.78 - 638.79 cents (Canh bán hồi kỹ thuật H1)</w:t>
+              <w:t>637.10 - 639.25 cents (Canh bán hồi kỹ thuật H1)</w:t>
             </w:r>
           </w:p>
         </w:tc>
@@ -5157,7 +5157,7 @@
               <w:rPr>
                 <w:b/>
               </w:rPr>
-              <w:t>715.33 cents (Trên kháng cự R2 + 1.5x ATR)</w:t>
+              <w:t>716.57 cents (Trên kháng cự R2 + 1.5x ATR)</w:t>
             </w:r>
           </w:p>
         </w:tc>
@@ -5193,7 +5193,7 @@
                 <w:color w:val="D97706"/>
                 <w:sz w:val="19"/>
               </w:rPr>
-              <w:t xml:space="preserve"> 633.50 cents </w:t>
+              <w:t xml:space="preserve"> 640.75 cents </w:t>
             </w:r>
             <w:r>
               <w:t xml:space="preserve"> / TP2: </w:t>
@@ -5335,7 +5335,7 @@
               <w:rPr>
                 <w:b/>
               </w:rPr>
-              <w:t>631.50 - 633.50 cents</w:t>
+              <w:t>638.75 - 640.75 cents</w:t>
             </w:r>
           </w:p>
         </w:tc>
@@ -5366,7 +5366,7 @@
               <w:rPr>
                 <w:b/>
               </w:rPr>
-              <w:t>599.53 cents</w:t>
+              <w:t>598.70 cents</w:t>
             </w:r>
           </w:p>
         </w:tc>
@@ -5397,7 +5397,7 @@
               <w:rPr>
                 <w:b/>
               </w:rPr>
-              <w:t>638.75 cents (Đón sóng hồi trung hạn ~14.5 giá)</w:t>
+              <w:t>646.00 cents (Đón sóng hồi trung hạn ~14.5 giá)</w:t>
             </w:r>
           </w:p>
         </w:tc>
@@ -5528,7 +5528,7 @@
               <w:rPr>
                 <w:b/>
               </w:rPr>
-              <w:t>638.75 - 640.75 cents</w:t>
+              <w:t>646.00 - 648.00 cents</w:t>
             </w:r>
           </w:p>
         </w:tc>
@@ -5559,7 +5559,7 @@
               <w:rPr>
                 <w:b/>
               </w:rPr>
-              <w:t>641.47 cents</w:t>
+              <w:t>649.55 cents</w:t>
             </w:r>
           </w:p>
         </w:tc>
@@ -5721,7 +5721,7 @@
               <w:rPr>
                 <w:b/>
               </w:rPr>
-              <w:t>607.72 - 618.00 cents</w:t>
+              <w:t>604.34 - 618.00 cents</w:t>
             </w:r>
           </w:p>
         </w:tc>
@@ -11599,7 +11599,7 @@
         <w:t>Giá Chốt Phiên (Close):</w:t>
       </w:r>
       <w:r>
-        <w:t xml:space="preserve"> 438.25 cents | </w:t>
+        <w:t xml:space="preserve"> 439.50 cents | </w:t>
       </w:r>
       <w:r>
         <w:rPr>
@@ -11614,10 +11614,10 @@
         <w:rPr>
           <w:b/>
         </w:rPr>
-        <w:t>`438.72 cents`</w:t>
+        <w:t>`440.04 cents`</w:t>
       </w:r>
       <w:r>
-        <w:t xml:space="preserve"> (+0.47).</w:t>
+        <w:t xml:space="preserve"> (+0.54).</w:t>
       </w:r>
     </w:p>
     <w:p>
@@ -11638,7 +11638,7 @@
         <w:rPr>
           <w:b/>
         </w:rPr>
-        <w:t>`2,444`</w:t>
+        <w:t>`2,978`</w:t>
       </w:r>
       <w:r>
         <w:t xml:space="preserve"> (Chênh lệch: </w:t>
@@ -11647,7 +11647,7 @@
         <w:rPr>
           <w:b/>
         </w:rPr>
-        <w:t>`-174,650`</w:t>
+        <w:t>`-174,116`</w:t>
       </w:r>
       <w:r>
         <w:t xml:space="preserve">) | OI: </w:t>
@@ -11689,7 +11689,7 @@
         <w:rPr>
           <w:b/>
         </w:rPr>
-        <w:t>`Bearish Marubozu (Lực bán áp đảo tuyệt đối)`</w:t>
+        <w:t>`Doji (Nến lưỡng lự thế trận)`</w:t>
       </w:r>
     </w:p>
     <w:p>
@@ -11726,16 +11726,16 @@
         <w:t>Đánh giá xu hướng kết hợp:</w:t>
       </w:r>
       <w:r>
-        <w:t xml:space="preserve"> ️ </w:t>
+        <w:t xml:space="preserve"> </w:t>
       </w:r>
       <w:r>
         <w:rPr>
           <w:b/>
         </w:rPr>
-        <w:t>BÁN THÁO YẾU (Weak Bearish Retest):</w:t>
+        <w:t>TÍCH LŨY TÍCH CỰC (Accumulation):</w:t>
       </w:r>
       <w:r>
-        <w:t xml:space="preserve"> Nến giảm xuất hiện nhưng thanh khoản thấp, có thể là nhịp rũ bỏ ngắn hạn trước khi hồi phục.</w:t>
+        <w:t xml:space="preserve"> Nến đi ngang nhưng dòng tiền âm thầm gia tăng (OI tăng), báo hiệu chuẩn bị có nhịp bứt phá tăng.</w:t>
       </w:r>
     </w:p>
     <w:p>
@@ -11981,7 +11981,7 @@
               <w:rPr>
                 <w:b/>
               </w:rPr>
-              <w:t>89.49</w:t>
+              <w:t>89.65</w:t>
             </w:r>
           </w:p>
         </w:tc>
@@ -12012,7 +12012,7 @@
               <w:rPr>
                 <w:b/>
               </w:rPr>
-              <w:t>+0.65%</w:t>
+              <w:t>+0.83%</w:t>
             </w:r>
           </w:p>
         </w:tc>
@@ -12104,7 +12104,7 @@
               <w:rPr>
                 <w:b/>
               </w:rPr>
-              <w:t>99.89</w:t>
+              <w:t>99.88</w:t>
             </w:r>
           </w:p>
         </w:tc>
@@ -12135,7 +12135,7 @@
               <w:rPr>
                 <w:b/>
               </w:rPr>
-              <w:t>+0.07%</w:t>
+              <w:t>+0.06%</w:t>
             </w:r>
           </w:p>
         </w:tc>
@@ -12739,7 +12739,7 @@
         <w:t xml:space="preserve"> EMA_21 </w:t>
       </w:r>
       <w:r>
-        <w:t xml:space="preserve"> (437.87) &lt; </w:t>
+        <w:t xml:space="preserve"> (438.10) &lt; </w:t>
       </w:r>
       <w:r>
         <w:rPr>
@@ -12750,7 +12750,7 @@
         <w:t xml:space="preserve"> EMA_50 </w:t>
       </w:r>
       <w:r>
-        <w:t xml:space="preserve"> (438.71).</w:t>
+        <w:t xml:space="preserve"> (438.78).</w:t>
       </w:r>
     </w:p>
     <w:p>
@@ -12771,7 +12771,7 @@
         <w:rPr>
           <w:b/>
         </w:rPr>
-        <w:t>`51.06`</w:t>
+        <w:t>`57.13`</w:t>
       </w:r>
       <w:r>
         <w:t xml:space="preserve"> | ATR (14) = </w:t>
@@ -12780,7 +12780,7 @@
         <w:rPr>
           <w:b/>
         </w:rPr>
-        <w:t>`1.28`</w:t>
+        <w:t>`1.32`</w:t>
       </w:r>
       <w:r>
         <w:t xml:space="preserve"> cents | Volatility = </w:t>
@@ -12789,7 +12789,7 @@
         <w:rPr>
           <w:b/>
         </w:rPr>
-        <w:t>`0.25 cents`</w:t>
+        <w:t>`0.75 cents`</w:t>
       </w:r>
       <w:r>
         <w:t>.</w:t>
@@ -12813,7 +12813,7 @@
         <w:rPr>
           <w:b/>
         </w:rPr>
-        <w:t>`437.00`</w:t>
+        <w:t>`438.50`</w:t>
       </w:r>
       <w:r>
         <w:t xml:space="preserve"> | S2: </w:t>
@@ -12831,7 +12831,7 @@
         <w:rPr>
           <w:b/>
         </w:rPr>
-        <w:t>`439.25`</w:t>
+        <w:t>`441.00`</w:t>
       </w:r>
       <w:r>
         <w:t xml:space="preserve"> | R2: </w:t>
@@ -13574,7 +13574,7 @@
           <w:b/>
           <w:color w:val="15803D"/>
         </w:rPr>
-        <w:t>`437.00 - 437.87 cents (Canh mua vùng hỗ trợ)`</w:t>
+        <w:t>`438.50 - 438.10 cents (Canh mua vùng hỗ trợ)`</w:t>
       </w:r>
       <w:r>
         <w:t xml:space="preserve"> | SL: </w:t>
@@ -13583,7 +13583,7 @@
         <w:rPr>
           <w:b/>
         </w:rPr>
-        <w:t>`424.83 cents (Dưới cản S2 + 1.5x ATR)`</w:t>
+        <w:t>`424.76 cents (Dưới cản S2 + 1.5x ATR)`</w:t>
       </w:r>
       <w:r>
         <w:t xml:space="preserve"> | TP: </w:t>
@@ -13594,7 +13594,7 @@
           <w:color w:val="D97706"/>
           <w:sz w:val="19"/>
         </w:rPr>
-        <w:t xml:space="preserve"> 439.25 cents </w:t>
+        <w:t xml:space="preserve"> 441.00 cents </w:t>
       </w:r>
       <w:r>
         <w:t xml:space="preserve"> / </w:t>
@@ -13645,7 +13645,7 @@
         <w:rPr>
           <w:b/>
         </w:rPr>
-        <w:t>`435.50 - 437.00 cents`</w:t>
+        <w:t>`437.00 - 438.50 cents`</w:t>
       </w:r>
       <w:r>
         <w:t xml:space="preserve"> | SL: </w:t>
@@ -13654,7 +13654,7 @@
         <w:rPr>
           <w:b/>
         </w:rPr>
-        <w:t>`425.47 cents (Chống quét SL tuyệt đối)`</w:t>
+        <w:t>`425.43 cents (Chống quét SL tuyệt đối)`</w:t>
       </w:r>
       <w:r>
         <w:t xml:space="preserve"> | TP: </w:t>
@@ -13691,7 +13691,7 @@
         <w:rPr>
           <w:b/>
         </w:rPr>
-        <w:t>`439.25 - 440.75 cents`</w:t>
+        <w:t>`441.00 - 442.50 cents`</w:t>
       </w:r>
       <w:r>
         <w:t xml:space="preserve"> | SL: </w:t>
@@ -13700,7 +13700,7 @@
         <w:rPr>
           <w:b/>
         </w:rPr>
-        <w:t>`440.53 cents`</w:t>
+        <w:t>`442.32 cents`</w:t>
       </w:r>
       <w:r>
         <w:t xml:space="preserve"> | TP: </w:t>
@@ -13749,7 +13749,7 @@
         <w:rPr>
           <w:b/>
         </w:rPr>
-        <w:t>`442.29 - 447.50 cents`</w:t>
+        <w:t>`442.26 - 447.50 cents`</w:t>
       </w:r>
     </w:p>
     <w:p>
@@ -14156,7 +14156,7 @@
             </w:pPr>
             <w:r/>
             <w:r>
-              <w:t>438.25</w:t>
+              <w:t>439.50</w:t>
             </w:r>
           </w:p>
         </w:tc>
@@ -14184,7 +14184,7 @@
             </w:pPr>
             <w:r/>
             <w:r>
-              <w:t>442.00</w:t>
+              <w:t>443.25</w:t>
             </w:r>
           </w:p>
         </w:tc>
@@ -14212,7 +14212,7 @@
             </w:pPr>
             <w:r/>
             <w:r>
-              <w:t>435.00</w:t>
+              <w:t>436.25</w:t>
             </w:r>
           </w:p>
         </w:tc>
@@ -14243,7 +14243,7 @@
               <w:rPr>
                 <w:b/>
               </w:rPr>
-              <w:t>438.50</w:t>
+              <w:t>439.75</w:t>
             </w:r>
           </w:p>
         </w:tc>
@@ -14391,7 +14391,7 @@
             </w:pPr>
             <w:r/>
             <w:r>
-              <w:t>438.50</w:t>
+              <w:t>439.75</w:t>
             </w:r>
           </w:p>
         </w:tc>
@@ -14419,7 +14419,7 @@
             </w:pPr>
             <w:r/>
             <w:r>
-              <w:t>441.25</w:t>
+              <w:t>442.50</w:t>
             </w:r>
           </w:p>
         </w:tc>
@@ -14447,7 +14447,7 @@
             </w:pPr>
             <w:r/>
             <w:r>
-              <w:t>434.75</w:t>
+              <w:t>436.00</w:t>
             </w:r>
           </w:p>
         </w:tc>
@@ -14478,7 +14478,7 @@
               <w:rPr>
                 <w:b/>
               </w:rPr>
-              <w:t>438.00</w:t>
+              <w:t>439.25</w:t>
             </w:r>
           </w:p>
         </w:tc>
@@ -14626,7 +14626,7 @@
             </w:pPr>
             <w:r/>
             <w:r>
-              <w:t>438.00</w:t>
+              <w:t>439.25</w:t>
             </w:r>
           </w:p>
         </w:tc>
@@ -14654,7 +14654,7 @@
             </w:pPr>
             <w:r/>
             <w:r>
-              <w:t>441.00</w:t>
+              <w:t>442.25</w:t>
             </w:r>
           </w:p>
         </w:tc>
@@ -14682,7 +14682,7 @@
             </w:pPr>
             <w:r/>
             <w:r>
-              <w:t>434.00</w:t>
+              <w:t>435.25</w:t>
             </w:r>
           </w:p>
         </w:tc>
@@ -14713,7 +14713,7 @@
               <w:rPr>
                 <w:b/>
               </w:rPr>
-              <w:t>438.75</w:t>
+              <w:t>440.00</w:t>
             </w:r>
           </w:p>
         </w:tc>
@@ -14861,7 +14861,7 @@
             </w:pPr>
             <w:r/>
             <w:r>
-              <w:t>438.75</w:t>
+              <w:t>440.00</w:t>
             </w:r>
           </w:p>
         </w:tc>
@@ -14889,7 +14889,7 @@
             </w:pPr>
             <w:r/>
             <w:r>
-              <w:t>443.25</w:t>
+              <w:t>444.50</w:t>
             </w:r>
           </w:p>
         </w:tc>
@@ -14917,7 +14917,7 @@
             </w:pPr>
             <w:r/>
             <w:r>
-              <w:t>433.75</w:t>
+              <w:t>435.00</w:t>
             </w:r>
           </w:p>
         </w:tc>
@@ -14948,7 +14948,7 @@
               <w:rPr>
                 <w:b/>
               </w:rPr>
-              <w:t>439.50</w:t>
+              <w:t>440.75</w:t>
             </w:r>
           </w:p>
         </w:tc>
@@ -15096,7 +15096,7 @@
             </w:pPr>
             <w:r/>
             <w:r>
-              <w:t>439.50</w:t>
+              <w:t>440.75</w:t>
             </w:r>
           </w:p>
         </w:tc>
@@ -15124,7 +15124,7 @@
             </w:pPr>
             <w:r/>
             <w:r>
-              <w:t>445.00</w:t>
+              <w:t>446.25</w:t>
             </w:r>
           </w:p>
         </w:tc>
@@ -15152,7 +15152,7 @@
             </w:pPr>
             <w:r/>
             <w:r>
-              <w:t>433.25</w:t>
+              <w:t>434.50</w:t>
             </w:r>
           </w:p>
         </w:tc>
@@ -15183,7 +15183,7 @@
               <w:rPr>
                 <w:b/>
               </w:rPr>
-              <w:t>441.75</w:t>
+              <w:t>443.00</w:t>
             </w:r>
           </w:p>
         </w:tc>
@@ -15331,7 +15331,7 @@
             </w:pPr>
             <w:r/>
             <w:r>
-              <w:t>441.75</w:t>
+              <w:t>443.00</w:t>
             </w:r>
           </w:p>
         </w:tc>
@@ -15359,7 +15359,7 @@
             </w:pPr>
             <w:r/>
             <w:r>
-              <w:t>444.75</w:t>
+              <w:t>446.00</w:t>
             </w:r>
           </w:p>
         </w:tc>
@@ -15387,7 +15387,7 @@
             </w:pPr>
             <w:r/>
             <w:r>
-              <w:t>437.50</w:t>
+              <w:t>438.75</w:t>
             </w:r>
           </w:p>
         </w:tc>
@@ -15418,7 +15418,7 @@
               <w:rPr>
                 <w:b/>
               </w:rPr>
-              <w:t>442.00</w:t>
+              <w:t>443.25</w:t>
             </w:r>
           </w:p>
         </w:tc>
@@ -15566,7 +15566,7 @@
             </w:pPr>
             <w:r/>
             <w:r>
-              <w:t>442.00</w:t>
+              <w:t>443.25</w:t>
             </w:r>
           </w:p>
         </w:tc>
@@ -15594,7 +15594,7 @@
             </w:pPr>
             <w:r/>
             <w:r>
-              <w:t>445.25</w:t>
+              <w:t>446.50</w:t>
             </w:r>
           </w:p>
         </w:tc>
@@ -15622,7 +15622,7 @@
             </w:pPr>
             <w:r/>
             <w:r>
-              <w:t>435.50</w:t>
+              <w:t>436.75</w:t>
             </w:r>
           </w:p>
         </w:tc>
@@ -15653,7 +15653,7 @@
               <w:rPr>
                 <w:b/>
               </w:rPr>
-              <w:t>442.75</w:t>
+              <w:t>444.00</w:t>
             </w:r>
           </w:p>
         </w:tc>
@@ -15801,7 +15801,7 @@
             </w:pPr>
             <w:r/>
             <w:r>
-              <w:t>442.75</w:t>
+              <w:t>444.00</w:t>
             </w:r>
           </w:p>
         </w:tc>
@@ -15829,7 +15829,7 @@
             </w:pPr>
             <w:r/>
             <w:r>
-              <w:t>445.75</w:t>
+              <w:t>447.00</w:t>
             </w:r>
           </w:p>
         </w:tc>
@@ -15857,7 +15857,7 @@
             </w:pPr>
             <w:r/>
             <w:r>
-              <w:t>438.25</w:t>
+              <w:t>439.50</w:t>
             </w:r>
           </w:p>
         </w:tc>
@@ -15888,7 +15888,7 @@
               <w:rPr>
                 <w:b/>
               </w:rPr>
-              <w:t>442.25</w:t>
+              <w:t>443.50</w:t>
             </w:r>
           </w:p>
         </w:tc>
@@ -16036,7 +16036,7 @@
             </w:pPr>
             <w:r/>
             <w:r>
-              <w:t>442.25</w:t>
+              <w:t>443.50</w:t>
             </w:r>
           </w:p>
         </w:tc>
@@ -16064,7 +16064,7 @@
             </w:pPr>
             <w:r/>
             <w:r>
-              <w:t>446.25</w:t>
+              <w:t>447.50</w:t>
             </w:r>
           </w:p>
         </w:tc>
@@ -16092,7 +16092,7 @@
             </w:pPr>
             <w:r/>
             <w:r>
-              <w:t>436.50</w:t>
+              <w:t>437.75</w:t>
             </w:r>
           </w:p>
         </w:tc>
@@ -16123,7 +16123,7 @@
               <w:rPr>
                 <w:b/>
               </w:rPr>
-              <w:t>442.75</w:t>
+              <w:t>444.00</w:t>
             </w:r>
           </w:p>
         </w:tc>
@@ -16271,7 +16271,7 @@
             </w:pPr>
             <w:r/>
             <w:r>
-              <w:t>442.75</w:t>
+              <w:t>444.00</w:t>
             </w:r>
           </w:p>
         </w:tc>
@@ -16299,7 +16299,7 @@
             </w:pPr>
             <w:r/>
             <w:r>
-              <w:t>445.25</w:t>
+              <w:t>446.50</w:t>
             </w:r>
           </w:p>
         </w:tc>
@@ -16327,7 +16327,7 @@
             </w:pPr>
             <w:r/>
             <w:r>
-              <w:t>439.50</w:t>
+              <w:t>440.75</w:t>
             </w:r>
           </w:p>
         </w:tc>
@@ -16358,7 +16358,7 @@
               <w:rPr>
                 <w:b/>
               </w:rPr>
-              <w:t>443.25</w:t>
+              <w:t>444.50</w:t>
             </w:r>
           </w:p>
         </w:tc>
@@ -16506,7 +16506,7 @@
             </w:pPr>
             <w:r/>
             <w:r>
-              <w:t>443.25</w:t>
+              <w:t>444.50</w:t>
             </w:r>
           </w:p>
         </w:tc>
@@ -16534,7 +16534,7 @@
             </w:pPr>
             <w:r/>
             <w:r>
-              <w:t>446.75</w:t>
+              <w:t>448.00</w:t>
             </w:r>
           </w:p>
         </w:tc>
@@ -16562,7 +16562,7 @@
             </w:pPr>
             <w:r/>
             <w:r>
-              <w:t>437.25</w:t>
+              <w:t>438.50</w:t>
             </w:r>
           </w:p>
         </w:tc>
@@ -16593,7 +16593,7 @@
               <w:rPr>
                 <w:b/>
               </w:rPr>
-              <w:t>444.25</w:t>
+              <w:t>445.50</w:t>
             </w:r>
           </w:p>
         </w:tc>
@@ -16741,7 +16741,7 @@
             </w:pPr>
             <w:r/>
             <w:r>
-              <w:t>444.25</w:t>
+              <w:t>445.50</w:t>
             </w:r>
           </w:p>
         </w:tc>
@@ -16769,7 +16769,7 @@
             </w:pPr>
             <w:r/>
             <w:r>
-              <w:t>447.00</w:t>
+              <w:t>448.25</w:t>
             </w:r>
           </w:p>
         </w:tc>
@@ -16797,7 +16797,7 @@
             </w:pPr>
             <w:r/>
             <w:r>
-              <w:t>441.75</w:t>
+              <w:t>443.00</w:t>
             </w:r>
           </w:p>
         </w:tc>
@@ -16828,7 +16828,7 @@
               <w:rPr>
                 <w:b/>
               </w:rPr>
-              <w:t>444.25</w:t>
+              <w:t>445.50</w:t>
             </w:r>
           </w:p>
         </w:tc>
@@ -16976,7 +16976,7 @@
             </w:pPr>
             <w:r/>
             <w:r>
-              <w:t>444.25</w:t>
+              <w:t>445.50</w:t>
             </w:r>
           </w:p>
         </w:tc>
@@ -17004,7 +17004,7 @@
             </w:pPr>
             <w:r/>
             <w:r>
-              <w:t>447.00</w:t>
+              <w:t>448.25</w:t>
             </w:r>
           </w:p>
         </w:tc>
@@ -17032,7 +17032,7 @@
             </w:pPr>
             <w:r/>
             <w:r>
-              <w:t>441.75</w:t>
+              <w:t>443.00</w:t>
             </w:r>
           </w:p>
         </w:tc>
@@ -17063,7 +17063,7 @@
               <w:rPr>
                 <w:b/>
               </w:rPr>
-              <w:t>443.75</w:t>
+              <w:t>445.00</w:t>
             </w:r>
           </w:p>
         </w:tc>
@@ -17211,7 +17211,7 @@
             </w:pPr>
             <w:r/>
             <w:r>
-              <w:t>443.75</w:t>
+              <w:t>445.00</w:t>
             </w:r>
           </w:p>
         </w:tc>
@@ -17239,7 +17239,7 @@
             </w:pPr>
             <w:r/>
             <w:r>
-              <w:t>446.75</w:t>
+              <w:t>448.00</w:t>
             </w:r>
           </w:p>
         </w:tc>
@@ -17267,7 +17267,7 @@
             </w:pPr>
             <w:r/>
             <w:r>
-              <w:t>440.50</w:t>
+              <w:t>441.75</w:t>
             </w:r>
           </w:p>
         </w:tc>
@@ -17298,7 +17298,7 @@
               <w:rPr>
                 <w:b/>
               </w:rPr>
-              <w:t>443.50</w:t>
+              <w:t>444.75</w:t>
             </w:r>
           </w:p>
         </w:tc>
@@ -17446,7 +17446,7 @@
             </w:pPr>
             <w:r/>
             <w:r>
-              <w:t>443.50</w:t>
+              <w:t>444.75</w:t>
             </w:r>
           </w:p>
         </w:tc>
@@ -17474,7 +17474,7 @@
             </w:pPr>
             <w:r/>
             <w:r>
-              <w:t>447.50</w:t>
+              <w:t>448.75</w:t>
             </w:r>
           </w:p>
         </w:tc>
@@ -17502,7 +17502,7 @@
             </w:pPr>
             <w:r/>
             <w:r>
-              <w:t>438.25</w:t>
+              <w:t>439.50</w:t>
             </w:r>
           </w:p>
         </w:tc>
@@ -17533,7 +17533,7 @@
               <w:rPr>
                 <w:b/>
               </w:rPr>
-              <w:t>444.00</w:t>
+              <w:t>445.25</w:t>
             </w:r>
           </w:p>
         </w:tc>
@@ -17681,7 +17681,7 @@
             </w:pPr>
             <w:r/>
             <w:r>
-              <w:t>444.00</w:t>
+              <w:t>445.25</w:t>
             </w:r>
           </w:p>
         </w:tc>
@@ -17709,7 +17709,7 @@
             </w:pPr>
             <w:r/>
             <w:r>
-              <w:t>448.75</w:t>
+              <w:t>450.00</w:t>
             </w:r>
           </w:p>
         </w:tc>
@@ -17737,7 +17737,7 @@
             </w:pPr>
             <w:r/>
             <w:r>
-              <w:t>437.00</w:t>
+              <w:t>438.25</w:t>
             </w:r>
           </w:p>
         </w:tc>
@@ -17768,7 +17768,7 @@
               <w:rPr>
                 <w:b/>
               </w:rPr>
-              <w:t>446.00</w:t>
+              <w:t>447.25</w:t>
             </w:r>
           </w:p>
         </w:tc>
@@ -17916,7 +17916,7 @@
             </w:pPr>
             <w:r/>
             <w:r>
-              <w:t>446.00</w:t>
+              <w:t>447.25</w:t>
             </w:r>
           </w:p>
         </w:tc>
@@ -17944,7 +17944,7 @@
             </w:pPr>
             <w:r/>
             <w:r>
-              <w:t>454.00</w:t>
+              <w:t>455.25</w:t>
             </w:r>
           </w:p>
         </w:tc>
@@ -17972,7 +17972,7 @@
             </w:pPr>
             <w:r/>
             <w:r>
-              <w:t>439.00</w:t>
+              <w:t>440.25</w:t>
             </w:r>
           </w:p>
         </w:tc>
@@ -18003,7 +18003,7 @@
               <w:rPr>
                 <w:b/>
               </w:rPr>
-              <w:t>447.50</w:t>
+              <w:t>448.75</w:t>
             </w:r>
           </w:p>
         </w:tc>
@@ -18151,7 +18151,7 @@
             </w:pPr>
             <w:r/>
             <w:r>
-              <w:t>447.50</w:t>
+              <w:t>448.75</w:t>
             </w:r>
           </w:p>
         </w:tc>
@@ -18179,7 +18179,7 @@
             </w:pPr>
             <w:r/>
             <w:r>
-              <w:t>452.00</w:t>
+              <w:t>453.25</w:t>
             </w:r>
           </w:p>
         </w:tc>
@@ -18207,7 +18207,7 @@
             </w:pPr>
             <w:r/>
             <w:r>
-              <w:t>443.25</w:t>
+              <w:t>444.50</w:t>
             </w:r>
           </w:p>
         </w:tc>
@@ -18238,7 +18238,7 @@
               <w:rPr>
                 <w:b/>
               </w:rPr>
-              <w:t>447.00</w:t>
+              <w:t>448.25</w:t>
             </w:r>
           </w:p>
         </w:tc>
@@ -18386,7 +18386,7 @@
             </w:pPr>
             <w:r/>
             <w:r>
-              <w:t>447.00</w:t>
+              <w:t>448.25</w:t>
             </w:r>
           </w:p>
         </w:tc>
@@ -18414,7 +18414,7 @@
             </w:pPr>
             <w:r/>
             <w:r>
-              <w:t>449.25</w:t>
+              <w:t>450.50</w:t>
             </w:r>
           </w:p>
         </w:tc>
@@ -18442,7 +18442,7 @@
             </w:pPr>
             <w:r/>
             <w:r>
-              <w:t>444.25</w:t>
+              <w:t>445.50</w:t>
             </w:r>
           </w:p>
         </w:tc>
@@ -18473,7 +18473,7 @@
               <w:rPr>
                 <w:b/>
               </w:rPr>
-              <w:t>446.75</w:t>
+              <w:t>448.00</w:t>
             </w:r>
           </w:p>
         </w:tc>
@@ -18621,7 +18621,7 @@
             </w:pPr>
             <w:r/>
             <w:r>
-              <w:t>446.75</w:t>
+              <w:t>448.00</w:t>
             </w:r>
           </w:p>
         </w:tc>
@@ -18649,7 +18649,7 @@
             </w:pPr>
             <w:r/>
             <w:r>
-              <w:t>448.75</w:t>
+              <w:t>450.00</w:t>
             </w:r>
           </w:p>
         </w:tc>
@@ -18677,7 +18677,7 @@
             </w:pPr>
             <w:r/>
             <w:r>
-              <w:t>442.25</w:t>
+              <w:t>443.50</w:t>
             </w:r>
           </w:p>
         </w:tc>
@@ -18708,7 +18708,7 @@
               <w:rPr>
                 <w:b/>
               </w:rPr>
-              <w:t>447.00</w:t>
+              <w:t>448.25</w:t>
             </w:r>
           </w:p>
         </w:tc>
@@ -18856,7 +18856,7 @@
             </w:pPr>
             <w:r/>
             <w:r>
-              <w:t>447.00</w:t>
+              <w:t>448.25</w:t>
             </w:r>
           </w:p>
         </w:tc>
@@ -18884,7 +18884,7 @@
             </w:pPr>
             <w:r/>
             <w:r>
-              <w:t>450.75</w:t>
+              <w:t>452.00</w:t>
             </w:r>
           </w:p>
         </w:tc>
@@ -18912,7 +18912,7 @@
             </w:pPr>
             <w:r/>
             <w:r>
-              <w:t>444.25</w:t>
+              <w:t>445.50</w:t>
             </w:r>
           </w:p>
         </w:tc>
@@ -18943,7 +18943,7 @@
               <w:rPr>
                 <w:b/>
               </w:rPr>
-              <w:t>447.50</w:t>
+              <w:t>448.75</w:t>
             </w:r>
           </w:p>
         </w:tc>
@@ -19091,7 +19091,7 @@
             </w:pPr>
             <w:r/>
             <w:r>
-              <w:t>447.50</w:t>
+              <w:t>448.75</w:t>
             </w:r>
           </w:p>
         </w:tc>
@@ -19119,7 +19119,7 @@
             </w:pPr>
             <w:r/>
             <w:r>
-              <w:t>450.50</w:t>
+              <w:t>451.75</w:t>
             </w:r>
           </w:p>
         </w:tc>
@@ -19147,7 +19147,7 @@
             </w:pPr>
             <w:r/>
             <w:r>
-              <w:t>443.00</w:t>
+              <w:t>444.25</w:t>
             </w:r>
           </w:p>
         </w:tc>
@@ -19178,7 +19178,7 @@
               <w:rPr>
                 <w:b/>
               </w:rPr>
-              <w:t>447.75</w:t>
+              <w:t>449.00</w:t>
             </w:r>
           </w:p>
         </w:tc>
@@ -19326,7 +19326,7 @@
             </w:pPr>
             <w:r/>
             <w:r>
-              <w:t>447.75</w:t>
+              <w:t>449.00</w:t>
             </w:r>
           </w:p>
         </w:tc>
@@ -19354,7 +19354,7 @@
             </w:pPr>
             <w:r/>
             <w:r>
-              <w:t>452.00</w:t>
+              <w:t>453.25</w:t>
             </w:r>
           </w:p>
         </w:tc>
@@ -19382,7 +19382,7 @@
             </w:pPr>
             <w:r/>
             <w:r>
-              <w:t>444.50</w:t>
+              <w:t>445.75</w:t>
             </w:r>
           </w:p>
         </w:tc>
@@ -19413,7 +19413,7 @@
               <w:rPr>
                 <w:b/>
               </w:rPr>
-              <w:t>448.50</w:t>
+              <w:t>449.75</w:t>
             </w:r>
           </w:p>
         </w:tc>
@@ -19561,7 +19561,7 @@
             </w:pPr>
             <w:r/>
             <w:r>
-              <w:t>448.50</w:t>
+              <w:t>449.75</w:t>
             </w:r>
           </w:p>
         </w:tc>
@@ -19589,7 +19589,7 @@
             </w:pPr>
             <w:r/>
             <w:r>
-              <w:t>452.00</w:t>
+              <w:t>453.25</w:t>
             </w:r>
           </w:p>
         </w:tc>
@@ -19617,7 +19617,7 @@
             </w:pPr>
             <w:r/>
             <w:r>
-              <w:t>446.25</w:t>
+              <w:t>447.50</w:t>
             </w:r>
           </w:p>
         </w:tc>
@@ -19648,7 +19648,7 @@
               <w:rPr>
                 <w:b/>
               </w:rPr>
-              <w:t>448.50</w:t>
+              <w:t>449.75</w:t>
             </w:r>
           </w:p>
         </w:tc>
@@ -19796,7 +19796,7 @@
             </w:pPr>
             <w:r/>
             <w:r>
-              <w:t>448.50</w:t>
+              <w:t>449.75</w:t>
             </w:r>
           </w:p>
         </w:tc>
@@ -19824,7 +19824,7 @@
             </w:pPr>
             <w:r/>
             <w:r>
-              <w:t>452.25</w:t>
+              <w:t>453.50</w:t>
             </w:r>
           </w:p>
         </w:tc>
@@ -19852,7 +19852,7 @@
             </w:pPr>
             <w:r/>
             <w:r>
-              <w:t>445.00</w:t>
+              <w:t>446.25</w:t>
             </w:r>
           </w:p>
         </w:tc>
@@ -19883,7 +19883,7 @@
               <w:rPr>
                 <w:b/>
               </w:rPr>
-              <w:t>448.25</w:t>
+              <w:t>449.50</w:t>
             </w:r>
           </w:p>
         </w:tc>
@@ -20031,7 +20031,7 @@
             </w:pPr>
             <w:r/>
             <w:r>
-              <w:t>448.25</w:t>
+              <w:t>449.50</w:t>
             </w:r>
           </w:p>
         </w:tc>
@@ -20059,7 +20059,7 @@
             </w:pPr>
             <w:r/>
             <w:r>
-              <w:t>451.75</w:t>
+              <w:t>453.00</w:t>
             </w:r>
           </w:p>
         </w:tc>
@@ -20087,7 +20087,7 @@
             </w:pPr>
             <w:r/>
             <w:r>
-              <w:t>445.00</w:t>
+              <w:t>446.25</w:t>
             </w:r>
           </w:p>
         </w:tc>
@@ -20118,7 +20118,7 @@
               <w:rPr>
                 <w:b/>
               </w:rPr>
-              <w:t>448.00</w:t>
+              <w:t>449.25</w:t>
             </w:r>
           </w:p>
         </w:tc>
@@ -20266,7 +20266,7 @@
             </w:pPr>
             <w:r/>
             <w:r>
-              <w:t>448.00</w:t>
+              <w:t>449.25</w:t>
             </w:r>
           </w:p>
         </w:tc>
@@ -20294,7 +20294,7 @@
             </w:pPr>
             <w:r/>
             <w:r>
-              <w:t>451.00</w:t>
+              <w:t>452.25</w:t>
             </w:r>
           </w:p>
         </w:tc>
@@ -20322,7 +20322,7 @@
             </w:pPr>
             <w:r/>
             <w:r>
-              <w:t>445.25</w:t>
+              <w:t>446.50</w:t>
             </w:r>
           </w:p>
         </w:tc>
@@ -20353,7 +20353,7 @@
               <w:rPr>
                 <w:b/>
               </w:rPr>
-              <w:t>448.25</w:t>
+              <w:t>449.50</w:t>
             </w:r>
           </w:p>
         </w:tc>
@@ -20501,7 +20501,7 @@
             </w:pPr>
             <w:r/>
             <w:r>
-              <w:t>448.25</w:t>
+              <w:t>449.50</w:t>
             </w:r>
           </w:p>
         </w:tc>
@@ -20529,7 +20529,7 @@
             </w:pPr>
             <w:r/>
             <w:r>
-              <w:t>451.25</w:t>
+              <w:t>452.50</w:t>
             </w:r>
           </w:p>
         </w:tc>
@@ -20557,7 +20557,7 @@
             </w:pPr>
             <w:r/>
             <w:r>
-              <w:t>445.50</w:t>
+              <w:t>446.75</w:t>
             </w:r>
           </w:p>
         </w:tc>
@@ -20588,7 +20588,7 @@
               <w:rPr>
                 <w:b/>
               </w:rPr>
-              <w:t>448.25</w:t>
+              <w:t>449.50</w:t>
             </w:r>
           </w:p>
         </w:tc>
@@ -20736,7 +20736,7 @@
             </w:pPr>
             <w:r/>
             <w:r>
-              <w:t>448.25</w:t>
+              <w:t>449.50</w:t>
             </w:r>
           </w:p>
         </w:tc>
@@ -20764,7 +20764,7 @@
             </w:pPr>
             <w:r/>
             <w:r>
-              <w:t>452.25</w:t>
+              <w:t>453.50</w:t>
             </w:r>
           </w:p>
         </w:tc>
@@ -20792,7 +20792,7 @@
             </w:pPr>
             <w:r/>
             <w:r>
-              <w:t>444.75</w:t>
+              <w:t>446.00</w:t>
             </w:r>
           </w:p>
         </w:tc>
@@ -20823,7 +20823,7 @@
               <w:rPr>
                 <w:b/>
               </w:rPr>
-              <w:t>448.75</w:t>
+              <w:t>450.00</w:t>
             </w:r>
           </w:p>
         </w:tc>
@@ -20971,7 +20971,7 @@
             </w:pPr>
             <w:r/>
             <w:r>
-              <w:t>448.75</w:t>
+              <w:t>450.00</w:t>
             </w:r>
           </w:p>
         </w:tc>
@@ -20999,7 +20999,7 @@
             </w:pPr>
             <w:r/>
             <w:r>
-              <w:t>452.75</w:t>
+              <w:t>454.00</w:t>
             </w:r>
           </w:p>
         </w:tc>
@@ -21027,7 +21027,7 @@
             </w:pPr>
             <w:r/>
             <w:r>
-              <w:t>447.00</w:t>
+              <w:t>448.25</w:t>
             </w:r>
           </w:p>
         </w:tc>
@@ -21058,7 +21058,7 @@
               <w:rPr>
                 <w:b/>
               </w:rPr>
-              <w:t>448.50</w:t>
+              <w:t>449.75</w:t>
             </w:r>
           </w:p>
         </w:tc>
@@ -21781,7 +21781,7 @@
         <w:t>Giá Chốt Phiên (Close):</w:t>
       </w:r>
       <w:r>
-        <w:t xml:space="preserve"> 635.50 cents | </w:t>
+        <w:t xml:space="preserve"> 643.00 cents | </w:t>
       </w:r>
       <w:r>
         <w:rPr>
@@ -21796,10 +21796,10 @@
         <w:rPr>
           <w:b/>
         </w:rPr>
-        <w:t>`635.96 cents`</w:t>
+        <w:t>`643.96 cents`</w:t>
       </w:r>
       <w:r>
-        <w:t xml:space="preserve"> (+0.46).</w:t>
+        <w:t xml:space="preserve"> (+0.96).</w:t>
       </w:r>
     </w:p>
     <w:p>
@@ -21820,7 +21820,7 @@
         <w:rPr>
           <w:b/>
         </w:rPr>
-        <w:t>`4,193`</w:t>
+        <w:t>`8,645`</w:t>
       </w:r>
       <w:r>
         <w:t xml:space="preserve"> (Chênh lệch: </w:t>
@@ -21829,7 +21829,7 @@
         <w:rPr>
           <w:b/>
         </w:rPr>
-        <w:t>`-95,226`</w:t>
+        <w:t>`-90,774`</w:t>
       </w:r>
       <w:r>
         <w:t xml:space="preserve">) | OI: </w:t>
@@ -21871,7 +21871,7 @@
         <w:rPr>
           <w:b/>
         </w:rPr>
-        <w:t>`Doji (Nến lưỡng lự thế trận)`</w:t>
+        <w:t>`Không phát hiện mô hình nến đặc biệt`</w:t>
       </w:r>
     </w:p>
     <w:p>
@@ -22163,7 +22163,7 @@
               <w:rPr>
                 <w:b/>
               </w:rPr>
-              <w:t>89.49</w:t>
+              <w:t>89.65</w:t>
             </w:r>
           </w:p>
         </w:tc>
@@ -22194,7 +22194,7 @@
               <w:rPr>
                 <w:b/>
               </w:rPr>
-              <w:t>+0.65%</w:t>
+              <w:t>+0.83%</w:t>
             </w:r>
           </w:p>
         </w:tc>
@@ -22286,7 +22286,7 @@
               <w:rPr>
                 <w:b/>
               </w:rPr>
-              <w:t>99.89</w:t>
+              <w:t>99.88</w:t>
             </w:r>
           </w:p>
         </w:tc>
@@ -22317,7 +22317,7 @@
               <w:rPr>
                 <w:b/>
               </w:rPr>
-              <w:t>+0.07%</w:t>
+              <w:t>+0.06%</w:t>
             </w:r>
           </w:p>
         </w:tc>
@@ -22921,7 +22921,7 @@
         <w:t xml:space="preserve"> EMA_21 </w:t>
       </w:r>
       <w:r>
-        <w:t xml:space="preserve"> (635.78) &lt; </w:t>
+        <w:t xml:space="preserve"> (637.10) &lt; </w:t>
       </w:r>
       <w:r>
         <w:rPr>
@@ -22932,7 +22932,7 @@
         <w:t xml:space="preserve"> EMA_50 </w:t>
       </w:r>
       <w:r>
-        <w:t xml:space="preserve"> (638.79).</w:t>
+        <w:t xml:space="preserve"> (639.25).</w:t>
       </w:r>
     </w:p>
     <w:p>
@@ -22953,7 +22953,7 @@
         <w:rPr>
           <w:b/>
         </w:rPr>
-        <w:t>`46.99`</w:t>
+        <w:t>`60.17`</w:t>
       </w:r>
       <w:r>
         <w:t xml:space="preserve"> | ATR (14) = </w:t>
@@ -22962,7 +22962,7 @@
         <w:rPr>
           <w:b/>
         </w:rPr>
-        <w:t>`2.72`</w:t>
+        <w:t>`3.55`</w:t>
       </w:r>
       <w:r>
         <w:t xml:space="preserve"> cents | Volatility = </w:t>
@@ -22971,7 +22971,7 @@
         <w:rPr>
           <w:b/>
         </w:rPr>
-        <w:t>`0.50 cents`</w:t>
+        <w:t>`1.75 cents`</w:t>
       </w:r>
       <w:r>
         <w:t>.</w:t>
@@ -22995,7 +22995,7 @@
         <w:rPr>
           <w:b/>
         </w:rPr>
-        <w:t>`633.50`</w:t>
+        <w:t>`640.75`</w:t>
       </w:r>
       <w:r>
         <w:t xml:space="preserve"> | S2: </w:t>
@@ -23013,7 +23013,7 @@
         <w:rPr>
           <w:b/>
         </w:rPr>
-        <w:t>`638.75`</w:t>
+        <w:t>`646.00`</w:t>
       </w:r>
       <w:r>
         <w:t xml:space="preserve"> | R2: </w:t>
@@ -23746,7 +23746,7 @@
           <w:b/>
           <w:color w:val="B91C1C"/>
         </w:rPr>
-        <w:t>`635.78 - 638.79 cents (Canh bán hồi kỹ thuật H1)`</w:t>
+        <w:t>`637.10 - 639.25 cents (Canh bán hồi kỹ thuật H1)`</w:t>
       </w:r>
       <w:r>
         <w:t xml:space="preserve"> | SL: </w:t>
@@ -23755,7 +23755,7 @@
         <w:rPr>
           <w:b/>
         </w:rPr>
-        <w:t>`715.33 cents (Trên kháng cự R2 + 1.5x ATR)`</w:t>
+        <w:t>`716.57 cents (Trên kháng cự R2 + 1.5x ATR)`</w:t>
       </w:r>
       <w:r>
         <w:t xml:space="preserve"> | TP: </w:t>
@@ -23766,7 +23766,7 @@
           <w:color w:val="D97706"/>
           <w:sz w:val="19"/>
         </w:rPr>
-        <w:t xml:space="preserve"> 633.50 cents </w:t>
+        <w:t xml:space="preserve"> 640.75 cents </w:t>
       </w:r>
       <w:r>
         <w:t xml:space="preserve"> / </w:t>
@@ -23817,7 +23817,7 @@
         <w:rPr>
           <w:b/>
         </w:rPr>
-        <w:t>`631.50 - 633.50 cents`</w:t>
+        <w:t>`638.75 - 640.75 cents`</w:t>
       </w:r>
       <w:r>
         <w:t xml:space="preserve"> | SL: </w:t>
@@ -23826,7 +23826,7 @@
         <w:rPr>
           <w:b/>
         </w:rPr>
-        <w:t>`599.53 cents`</w:t>
+        <w:t>`598.70 cents`</w:t>
       </w:r>
       <w:r>
         <w:t xml:space="preserve"> | TP: </w:t>
@@ -23835,7 +23835,7 @@
         <w:rPr>
           <w:b/>
         </w:rPr>
-        <w:t>`638.75 cents (Đón sóng hồi trung hạn ~14.5 giá)`</w:t>
+        <w:t>`646.00 cents (Đón sóng hồi trung hạn ~14.5 giá)`</w:t>
       </w:r>
       <w:r>
         <w:t>.</w:t>
@@ -23863,7 +23863,7 @@
         <w:rPr>
           <w:b/>
         </w:rPr>
-        <w:t>`638.75 - 640.75 cents`</w:t>
+        <w:t>`646.00 - 648.00 cents`</w:t>
       </w:r>
       <w:r>
         <w:t xml:space="preserve"> | SL: </w:t>
@@ -23872,7 +23872,7 @@
         <w:rPr>
           <w:b/>
         </w:rPr>
-        <w:t>`641.47 cents`</w:t>
+        <w:t>`649.55 cents`</w:t>
       </w:r>
       <w:r>
         <w:t xml:space="preserve"> | TP: </w:t>
@@ -23921,7 +23921,7 @@
         <w:rPr>
           <w:b/>
         </w:rPr>
-        <w:t>`607.72 - 618.00 cents`</w:t>
+        <w:t>`604.34 - 618.00 cents`</w:t>
       </w:r>
     </w:p>
     <w:p>
@@ -24328,7 +24328,7 @@
             </w:pPr>
             <w:r/>
             <w:r>
-              <w:t>635.50</w:t>
+              <w:t>643.00</w:t>
             </w:r>
           </w:p>
         </w:tc>
@@ -24356,7 +24356,7 @@
             </w:pPr>
             <w:r/>
             <w:r>
-              <w:t>646.75</w:t>
+              <w:t>654.25</w:t>
             </w:r>
           </w:p>
         </w:tc>
@@ -24384,7 +24384,7 @@
             </w:pPr>
             <w:r/>
             <w:r>
-              <w:t>630.00</w:t>
+              <w:t>637.50</w:t>
             </w:r>
           </w:p>
         </w:tc>
@@ -24415,7 +24415,7 @@
               <w:rPr>
                 <w:b/>
               </w:rPr>
-              <w:t>634.75</w:t>
+              <w:t>642.25</w:t>
             </w:r>
           </w:p>
         </w:tc>
@@ -24563,7 +24563,7 @@
             </w:pPr>
             <w:r/>
             <w:r>
-              <w:t>634.75</w:t>
+              <w:t>642.25</w:t>
             </w:r>
           </w:p>
         </w:tc>
@@ -24591,7 +24591,7 @@
             </w:pPr>
             <w:r/>
             <w:r>
-              <w:t>642.25</w:t>
+              <w:t>649.75</w:t>
             </w:r>
           </w:p>
         </w:tc>
@@ -24619,7 +24619,7 @@
             </w:pPr>
             <w:r/>
             <w:r>
-              <w:t>628.75</w:t>
+              <w:t>636.25</w:t>
             </w:r>
           </w:p>
         </w:tc>
@@ -24650,7 +24650,7 @@
               <w:rPr>
                 <w:b/>
               </w:rPr>
-              <w:t>634.25</w:t>
+              <w:t>641.75</w:t>
             </w:r>
           </w:p>
         </w:tc>
@@ -24798,7 +24798,7 @@
             </w:pPr>
             <w:r/>
             <w:r>
-              <w:t>634.25</w:t>
+              <w:t>641.75</w:t>
             </w:r>
           </w:p>
         </w:tc>
@@ -24826,7 +24826,7 @@
             </w:pPr>
             <w:r/>
             <w:r>
-              <w:t>648.00</w:t>
+              <w:t>655.50</w:t>
             </w:r>
           </w:p>
         </w:tc>
@@ -24854,7 +24854,7 @@
             </w:pPr>
             <w:r/>
             <w:r>
-              <w:t>619.50</w:t>
+              <w:t>627.00</w:t>
             </w:r>
           </w:p>
         </w:tc>
@@ -24885,7 +24885,7 @@
               <w:rPr>
                 <w:b/>
               </w:rPr>
-              <w:t>636.25</w:t>
+              <w:t>643.75</w:t>
             </w:r>
           </w:p>
         </w:tc>
@@ -25033,7 +25033,7 @@
             </w:pPr>
             <w:r/>
             <w:r>
-              <w:t>636.25</w:t>
+              <w:t>643.75</w:t>
             </w:r>
           </w:p>
         </w:tc>
@@ -25061,7 +25061,7 @@
             </w:pPr>
             <w:r/>
             <w:r>
-              <w:t>649.50</w:t>
+              <w:t>657.00</w:t>
             </w:r>
           </w:p>
         </w:tc>
@@ -25089,7 +25089,7 @@
             </w:pPr>
             <w:r/>
             <w:r>
-              <w:t>628.00</w:t>
+              <w:t>635.50</w:t>
             </w:r>
           </w:p>
         </w:tc>
@@ -25120,7 +25120,7 @@
               <w:rPr>
                 <w:b/>
               </w:rPr>
-              <w:t>637.50</w:t>
+              <w:t>645.00</w:t>
             </w:r>
           </w:p>
         </w:tc>
@@ -25268,7 +25268,7 @@
             </w:pPr>
             <w:r/>
             <w:r>
-              <w:t>637.50</w:t>
+              <w:t>645.00</w:t>
             </w:r>
           </w:p>
         </w:tc>
@@ -25296,7 +25296,7 @@
             </w:pPr>
             <w:r/>
             <w:r>
-              <w:t>654.00</w:t>
+              <w:t>661.50</w:t>
             </w:r>
           </w:p>
         </w:tc>
@@ -25324,7 +25324,7 @@
             </w:pPr>
             <w:r/>
             <w:r>
-              <w:t>627.00</w:t>
+              <w:t>634.50</w:t>
             </w:r>
           </w:p>
         </w:tc>
@@ -25355,7 +25355,7 @@
               <w:rPr>
                 <w:b/>
               </w:rPr>
-              <w:t>642.00</w:t>
+              <w:t>649.50</w:t>
             </w:r>
           </w:p>
         </w:tc>
@@ -25503,7 +25503,7 @@
             </w:pPr>
             <w:r/>
             <w:r>
-              <w:t>642.00</w:t>
+              <w:t>649.50</w:t>
             </w:r>
           </w:p>
         </w:tc>
@@ -25531,7 +25531,7 @@
             </w:pPr>
             <w:r/>
             <w:r>
-              <w:t>649.75</w:t>
+              <w:t>657.25</w:t>
             </w:r>
           </w:p>
         </w:tc>
@@ -25559,7 +25559,7 @@
             </w:pPr>
             <w:r/>
             <w:r>
-              <w:t>631.00</w:t>
+              <w:t>638.50</w:t>
             </w:r>
           </w:p>
         </w:tc>
@@ -25590,7 +25590,7 @@
               <w:rPr>
                 <w:b/>
               </w:rPr>
-              <w:t>643.25</w:t>
+              <w:t>650.75</w:t>
             </w:r>
           </w:p>
         </w:tc>
@@ -25738,7 +25738,7 @@
             </w:pPr>
             <w:r/>
             <w:r>
-              <w:t>643.25</w:t>
+              <w:t>650.75</w:t>
             </w:r>
           </w:p>
         </w:tc>
@@ -25766,7 +25766,7 @@
             </w:pPr>
             <w:r/>
             <w:r>
-              <w:t>651.50</w:t>
+              <w:t>659.00</w:t>
             </w:r>
           </w:p>
         </w:tc>
@@ -25794,7 +25794,7 @@
             </w:pPr>
             <w:r/>
             <w:r>
-              <w:t>632.75</w:t>
+              <w:t>640.25</w:t>
             </w:r>
           </w:p>
         </w:tc>
@@ -25825,7 +25825,7 @@
               <w:rPr>
                 <w:b/>
               </w:rPr>
-              <w:t>645.00</w:t>
+              <w:t>652.50</w:t>
             </w:r>
           </w:p>
         </w:tc>
@@ -25973,7 +25973,7 @@
             </w:pPr>
             <w:r/>
             <w:r>
-              <w:t>645.00</w:t>
+              <w:t>652.50</w:t>
             </w:r>
           </w:p>
         </w:tc>
@@ -26001,7 +26001,7 @@
             </w:pPr>
             <w:r/>
             <w:r>
-              <w:t>657.25</w:t>
+              <w:t>664.75</w:t>
             </w:r>
           </w:p>
         </w:tc>
@@ -26029,7 +26029,7 @@
             </w:pPr>
             <w:r/>
             <w:r>
-              <w:t>635.25</w:t>
+              <w:t>642.75</w:t>
             </w:r>
           </w:p>
         </w:tc>
@@ -26060,7 +26060,7 @@
               <w:rPr>
                 <w:b/>
               </w:rPr>
-              <w:t>644.00</w:t>
+              <w:t>651.50</w:t>
             </w:r>
           </w:p>
         </w:tc>
@@ -26208,7 +26208,7 @@
             </w:pPr>
             <w:r/>
             <w:r>
-              <w:t>644.00</w:t>
+              <w:t>651.50</w:t>
             </w:r>
           </w:p>
         </w:tc>
@@ -26236,7 +26236,7 @@
             </w:pPr>
             <w:r/>
             <w:r>
-              <w:t>654.50</w:t>
+              <w:t>662.00</w:t>
             </w:r>
           </w:p>
         </w:tc>
@@ -26264,7 +26264,7 @@
             </w:pPr>
             <w:r/>
             <w:r>
-              <w:t>629.25</w:t>
+              <w:t>636.75</w:t>
             </w:r>
           </w:p>
         </w:tc>
@@ -26295,7 +26295,7 @@
               <w:rPr>
                 <w:b/>
               </w:rPr>
-              <w:t>646.25</w:t>
+              <w:t>653.75</w:t>
             </w:r>
           </w:p>
         </w:tc>
@@ -26443,7 +26443,7 @@
             </w:pPr>
             <w:r/>
             <w:r>
-              <w:t>646.25</w:t>
+              <w:t>653.75</w:t>
             </w:r>
           </w:p>
         </w:tc>
@@ -26471,7 +26471,7 @@
             </w:pPr>
             <w:r/>
             <w:r>
-              <w:t>656.75</w:t>
+              <w:t>664.25</w:t>
             </w:r>
           </w:p>
         </w:tc>
@@ -26499,7 +26499,7 @@
             </w:pPr>
             <w:r/>
             <w:r>
-              <w:t>640.00</w:t>
+              <w:t>647.50</w:t>
             </w:r>
           </w:p>
         </w:tc>
@@ -26530,7 +26530,7 @@
               <w:rPr>
                 <w:b/>
               </w:rPr>
-              <w:t>647.00</w:t>
+              <w:t>654.50</w:t>
             </w:r>
           </w:p>
         </w:tc>
@@ -26678,7 +26678,7 @@
             </w:pPr>
             <w:r/>
             <w:r>
-              <w:t>647.00</w:t>
+              <w:t>654.50</w:t>
             </w:r>
           </w:p>
         </w:tc>
@@ -26706,7 +26706,7 @@
             </w:pPr>
             <w:r/>
             <w:r>
-              <w:t>661.25</w:t>
+              <w:t>668.75</w:t>
             </w:r>
           </w:p>
         </w:tc>
@@ -26734,7 +26734,7 @@
             </w:pPr>
             <w:r/>
             <w:r>
-              <w:t>632.25</w:t>
+              <w:t>639.75</w:t>
             </w:r>
           </w:p>
         </w:tc>
@@ -26765,7 +26765,7 @@
               <w:rPr>
                 <w:b/>
               </w:rPr>
-              <w:t>649.00</w:t>
+              <w:t>656.50</w:t>
             </w:r>
           </w:p>
         </w:tc>
@@ -26913,7 +26913,7 @@
             </w:pPr>
             <w:r/>
             <w:r>
-              <w:t>649.00</w:t>
+              <w:t>656.50</w:t>
             </w:r>
           </w:p>
         </w:tc>
@@ -26941,7 +26941,7 @@
             </w:pPr>
             <w:r/>
             <w:r>
-              <w:t>655.50</w:t>
+              <w:t>663.00</w:t>
             </w:r>
           </w:p>
         </w:tc>
@@ -26969,7 +26969,7 @@
             </w:pPr>
             <w:r/>
             <w:r>
-              <w:t>642.25</w:t>
+              <w:t>649.75</w:t>
             </w:r>
           </w:p>
         </w:tc>
@@ -27000,7 +27000,7 @@
               <w:rPr>
                 <w:b/>
               </w:rPr>
-              <w:t>649.25</w:t>
+              <w:t>656.75</w:t>
             </w:r>
           </w:p>
         </w:tc>
@@ -27148,7 +27148,7 @@
             </w:pPr>
             <w:r/>
             <w:r>
-              <w:t>649.25</w:t>
+              <w:t>656.75</w:t>
             </w:r>
           </w:p>
         </w:tc>
@@ -27176,7 +27176,7 @@
             </w:pPr>
             <w:r/>
             <w:r>
-              <w:t>659.50</w:t>
+              <w:t>667.00</w:t>
             </w:r>
           </w:p>
         </w:tc>
@@ -27204,7 +27204,7 @@
             </w:pPr>
             <w:r/>
             <w:r>
-              <w:t>641.25</w:t>
+              <w:t>648.75</w:t>
             </w:r>
           </w:p>
         </w:tc>
@@ -27235,7 +27235,7 @@
               <w:rPr>
                 <w:b/>
               </w:rPr>
-              <w:t>649.75</w:t>
+              <w:t>657.25</w:t>
             </w:r>
           </w:p>
         </w:tc>
@@ -27383,7 +27383,7 @@
             </w:pPr>
             <w:r/>
             <w:r>
-              <w:t>649.75</w:t>
+              <w:t>657.25</w:t>
             </w:r>
           </w:p>
         </w:tc>
@@ -27411,7 +27411,7 @@
             </w:pPr>
             <w:r/>
             <w:r>
-              <w:t>656.75</w:t>
+              <w:t>664.25</w:t>
             </w:r>
           </w:p>
         </w:tc>
@@ -27439,7 +27439,7 @@
             </w:pPr>
             <w:r/>
             <w:r>
-              <w:t>643.75</w:t>
+              <w:t>651.25</w:t>
             </w:r>
           </w:p>
         </w:tc>
@@ -27470,7 +27470,7 @@
               <w:rPr>
                 <w:b/>
               </w:rPr>
-              <w:t>649.00</w:t>
+              <w:t>656.50</w:t>
             </w:r>
           </w:p>
         </w:tc>
@@ -27618,7 +27618,7 @@
             </w:pPr>
             <w:r/>
             <w:r>
-              <w:t>649.00</w:t>
+              <w:t>656.50</w:t>
             </w:r>
           </w:p>
         </w:tc>
@@ -27646,7 +27646,7 @@
             </w:pPr>
             <w:r/>
             <w:r>
-              <w:t>662.50</w:t>
+              <w:t>670.00</w:t>
             </w:r>
           </w:p>
         </w:tc>
@@ -27674,7 +27674,7 @@
             </w:pPr>
             <w:r/>
             <w:r>
-              <w:t>636.00</w:t>
+              <w:t>643.50</w:t>
             </w:r>
           </w:p>
         </w:tc>
@@ -27705,7 +27705,7 @@
               <w:rPr>
                 <w:b/>
               </w:rPr>
-              <w:t>650.75</w:t>
+              <w:t>658.25</w:t>
             </w:r>
           </w:p>
         </w:tc>
@@ -27853,7 +27853,7 @@
             </w:pPr>
             <w:r/>
             <w:r>
-              <w:t>650.75</w:t>
+              <w:t>658.25</w:t>
             </w:r>
           </w:p>
         </w:tc>
@@ -27881,7 +27881,7 @@
             </w:pPr>
             <w:r/>
             <w:r>
-              <w:t>660.00</w:t>
+              <w:t>667.50</w:t>
             </w:r>
           </w:p>
         </w:tc>
@@ -27909,7 +27909,7 @@
             </w:pPr>
             <w:r/>
             <w:r>
-              <w:t>640.00</w:t>
+              <w:t>647.50</w:t>
             </w:r>
           </w:p>
         </w:tc>
@@ -27940,7 +27940,7 @@
               <w:rPr>
                 <w:b/>
               </w:rPr>
-              <w:t>651.25</w:t>
+              <w:t>658.75</w:t>
             </w:r>
           </w:p>
         </w:tc>
@@ -28088,7 +28088,7 @@
             </w:pPr>
             <w:r/>
             <w:r>
-              <w:t>651.25</w:t>
+              <w:t>658.75</w:t>
             </w:r>
           </w:p>
         </w:tc>
@@ -28116,7 +28116,7 @@
             </w:pPr>
             <w:r/>
             <w:r>
-              <w:t>663.50</w:t>
+              <w:t>671.00</w:t>
             </w:r>
           </w:p>
         </w:tc>
@@ -28144,7 +28144,7 @@
             </w:pPr>
             <w:r/>
             <w:r>
-              <w:t>637.00</w:t>
+              <w:t>644.50</w:t>
             </w:r>
           </w:p>
         </w:tc>
@@ -28175,7 +28175,7 @@
               <w:rPr>
                 <w:b/>
               </w:rPr>
-              <w:t>649.75</w:t>
+              <w:t>657.25</w:t>
             </w:r>
           </w:p>
         </w:tc>
@@ -28323,7 +28323,7 @@
             </w:pPr>
             <w:r/>
             <w:r>
-              <w:t>649.75</w:t>
+              <w:t>657.25</w:t>
             </w:r>
           </w:p>
         </w:tc>
@@ -28351,7 +28351,7 @@
             </w:pPr>
             <w:r/>
             <w:r>
-              <w:t>656.75</w:t>
+              <w:t>664.25</w:t>
             </w:r>
           </w:p>
         </w:tc>
@@ -28379,7 +28379,7 @@
             </w:pPr>
             <w:r/>
             <w:r>
-              <w:t>640.25</w:t>
+              <w:t>647.75</w:t>
             </w:r>
           </w:p>
         </w:tc>
@@ -28410,7 +28410,7 @@
               <w:rPr>
                 <w:b/>
               </w:rPr>
-              <w:t>650.25</w:t>
+              <w:t>657.75</w:t>
             </w:r>
           </w:p>
         </w:tc>
@@ -28558,7 +28558,7 @@
             </w:pPr>
             <w:r/>
             <w:r>
-              <w:t>650.25</w:t>
+              <w:t>657.75</w:t>
             </w:r>
           </w:p>
         </w:tc>
@@ -28586,7 +28586,7 @@
             </w:pPr>
             <w:r/>
             <w:r>
-              <w:t>660.75</w:t>
+              <w:t>668.25</w:t>
             </w:r>
           </w:p>
         </w:tc>
@@ -28614,7 +28614,7 @@
             </w:pPr>
             <w:r/>
             <w:r>
-              <w:t>643.00</w:t>
+              <w:t>650.50</w:t>
             </w:r>
           </w:p>
         </w:tc>
@@ -28645,7 +28645,7 @@
               <w:rPr>
                 <w:b/>
               </w:rPr>
-              <w:t>650.00</w:t>
+              <w:t>657.50</w:t>
             </w:r>
           </w:p>
         </w:tc>
@@ -28793,7 +28793,7 @@
             </w:pPr>
             <w:r/>
             <w:r>
-              <w:t>650.00</w:t>
+              <w:t>657.50</w:t>
             </w:r>
           </w:p>
         </w:tc>
@@ -28821,7 +28821,7 @@
             </w:pPr>
             <w:r/>
             <w:r>
-              <w:t>659.75</w:t>
+              <w:t>667.25</w:t>
             </w:r>
           </w:p>
         </w:tc>
@@ -28849,7 +28849,7 @@
             </w:pPr>
             <w:r/>
             <w:r>
-              <w:t>640.25</w:t>
+              <w:t>647.75</w:t>
             </w:r>
           </w:p>
         </w:tc>
@@ -28880,7 +28880,7 @@
               <w:rPr>
                 <w:b/>
               </w:rPr>
-              <w:t>650.50</w:t>
+              <w:t>658.00</w:t>
             </w:r>
           </w:p>
         </w:tc>
@@ -29028,7 +29028,7 @@
             </w:pPr>
             <w:r/>
             <w:r>
-              <w:t>650.50</w:t>
+              <w:t>658.00</w:t>
             </w:r>
           </w:p>
         </w:tc>
@@ -29056,7 +29056,7 @@
             </w:pPr>
             <w:r/>
             <w:r>
-              <w:t>661.25</w:t>
+              <w:t>668.75</w:t>
             </w:r>
           </w:p>
         </w:tc>
@@ -29084,7 +29084,7 @@
             </w:pPr>
             <w:r/>
             <w:r>
-              <w:t>643.25</w:t>
+              <w:t>650.75</w:t>
             </w:r>
           </w:p>
         </w:tc>
@@ -29115,7 +29115,7 @@
               <w:rPr>
                 <w:b/>
               </w:rPr>
-              <w:t>651.25</w:t>
+              <w:t>658.75</w:t>
             </w:r>
           </w:p>
         </w:tc>
@@ -29263,7 +29263,7 @@
             </w:pPr>
             <w:r/>
             <w:r>
-              <w:t>651.25</w:t>
+              <w:t>658.75</w:t>
             </w:r>
           </w:p>
         </w:tc>
@@ -29291,7 +29291,7 @@
             </w:pPr>
             <w:r/>
             <w:r>
-              <w:t>657.75</w:t>
+              <w:t>665.25</w:t>
             </w:r>
           </w:p>
         </w:tc>
@@ -29319,7 +29319,7 @@
             </w:pPr>
             <w:r/>
             <w:r>
-              <w:t>642.75</w:t>
+              <w:t>650.25</w:t>
             </w:r>
           </w:p>
         </w:tc>
@@ -29350,7 +29350,7 @@
               <w:rPr>
                 <w:b/>
               </w:rPr>
-              <w:t>651.75</w:t>
+              <w:t>659.25</w:t>
             </w:r>
           </w:p>
         </w:tc>
@@ -29498,7 +29498,7 @@
             </w:pPr>
             <w:r/>
             <w:r>
-              <w:t>651.75</w:t>
+              <w:t>659.25</w:t>
             </w:r>
           </w:p>
         </w:tc>
@@ -29526,7 +29526,7 @@
             </w:pPr>
             <w:r/>
             <w:r>
-              <w:t>662.75</w:t>
+              <w:t>670.25</w:t>
             </w:r>
           </w:p>
         </w:tc>
@@ -29554,7 +29554,7 @@
             </w:pPr>
             <w:r/>
             <w:r>
-              <w:t>640.00</w:t>
+              <w:t>647.50</w:t>
             </w:r>
           </w:p>
         </w:tc>
@@ -29585,7 +29585,7 @@
               <w:rPr>
                 <w:b/>
               </w:rPr>
-              <w:t>655.25</w:t>
+              <w:t>662.75</w:t>
             </w:r>
           </w:p>
         </w:tc>
@@ -29733,7 +29733,7 @@
             </w:pPr>
             <w:r/>
             <w:r>
-              <w:t>655.25</w:t>
+              <w:t>662.75</w:t>
             </w:r>
           </w:p>
         </w:tc>
@@ -29761,7 +29761,7 @@
             </w:pPr>
             <w:r/>
             <w:r>
-              <w:t>660.75</w:t>
+              <w:t>668.25</w:t>
             </w:r>
           </w:p>
         </w:tc>
@@ -29789,7 +29789,7 @@
             </w:pPr>
             <w:r/>
             <w:r>
-              <w:t>647.50</w:t>
+              <w:t>655.00</w:t>
             </w:r>
           </w:p>
         </w:tc>
@@ -29820,7 +29820,7 @@
               <w:rPr>
                 <w:b/>
               </w:rPr>
-              <w:t>656.00</w:t>
+              <w:t>663.50</w:t>
             </w:r>
           </w:p>
         </w:tc>
@@ -29968,7 +29968,7 @@
             </w:pPr>
             <w:r/>
             <w:r>
-              <w:t>656.00</w:t>
+              <w:t>663.50</w:t>
             </w:r>
           </w:p>
         </w:tc>
@@ -29996,7 +29996,7 @@
             </w:pPr>
             <w:r/>
             <w:r>
-              <w:t>665.25</w:t>
+              <w:t>672.75</w:t>
             </w:r>
           </w:p>
         </w:tc>
@@ -30024,7 +30024,7 @@
             </w:pPr>
             <w:r/>
             <w:r>
-              <w:t>649.50</w:t>
+              <w:t>657.00</w:t>
             </w:r>
           </w:p>
         </w:tc>
@@ -30055,7 +30055,7 @@
               <w:rPr>
                 <w:b/>
               </w:rPr>
-              <w:t>655.25</w:t>
+              <w:t>662.75</w:t>
             </w:r>
           </w:p>
         </w:tc>
@@ -30203,7 +30203,7 @@
             </w:pPr>
             <w:r/>
             <w:r>
-              <w:t>655.25</w:t>
+              <w:t>662.75</w:t>
             </w:r>
           </w:p>
         </w:tc>
@@ -30231,7 +30231,7 @@
             </w:pPr>
             <w:r/>
             <w:r>
-              <w:t>662.75</w:t>
+              <w:t>670.25</w:t>
             </w:r>
           </w:p>
         </w:tc>
@@ -30259,7 +30259,7 @@
             </w:pPr>
             <w:r/>
             <w:r>
-              <w:t>649.25</w:t>
+              <w:t>656.75</w:t>
             </w:r>
           </w:p>
         </w:tc>
@@ -30290,7 +30290,7 @@
               <w:rPr>
                 <w:b/>
               </w:rPr>
-              <w:t>654.25</w:t>
+              <w:t>661.75</w:t>
             </w:r>
           </w:p>
         </w:tc>
@@ -30438,7 +30438,7 @@
             </w:pPr>
             <w:r/>
             <w:r>
-              <w:t>654.25</w:t>
+              <w:t>661.75</w:t>
             </w:r>
           </w:p>
         </w:tc>
@@ -30466,7 +30466,7 @@
             </w:pPr>
             <w:r/>
             <w:r>
-              <w:t>661.25</w:t>
+              <w:t>668.75</w:t>
             </w:r>
           </w:p>
         </w:tc>
@@ -30494,7 +30494,7 @@
             </w:pPr>
             <w:r/>
             <w:r>
-              <w:t>640.75</w:t>
+              <w:t>648.25</w:t>
             </w:r>
           </w:p>
         </w:tc>
@@ -30525,7 +30525,7 @@
               <w:rPr>
                 <w:b/>
               </w:rPr>
-              <w:t>655.00</w:t>
+              <w:t>662.50</w:t>
             </w:r>
           </w:p>
         </w:tc>
@@ -30673,7 +30673,7 @@
             </w:pPr>
             <w:r/>
             <w:r>
-              <w:t>655.00</w:t>
+              <w:t>662.50</w:t>
             </w:r>
           </w:p>
         </w:tc>
@@ -30701,7 +30701,7 @@
             </w:pPr>
             <w:r/>
             <w:r>
-              <w:t>664.25</w:t>
+              <w:t>671.75</w:t>
             </w:r>
           </w:p>
         </w:tc>
@@ -30729,7 +30729,7 @@
             </w:pPr>
             <w:r/>
             <w:r>
-              <w:t>647.75</w:t>
+              <w:t>655.25</w:t>
             </w:r>
           </w:p>
         </w:tc>
@@ -30760,7 +30760,7 @@
               <w:rPr>
                 <w:b/>
               </w:rPr>
-              <w:t>654.75</w:t>
+              <w:t>662.25</w:t>
             </w:r>
           </w:p>
         </w:tc>
@@ -30908,7 +30908,7 @@
             </w:pPr>
             <w:r/>
             <w:r>
-              <w:t>654.75</w:t>
+              <w:t>662.25</w:t>
             </w:r>
           </w:p>
         </w:tc>
@@ -30936,7 +30936,7 @@
             </w:pPr>
             <w:r/>
             <w:r>
-              <w:t>663.25</w:t>
+              <w:t>670.75</w:t>
             </w:r>
           </w:p>
         </w:tc>
@@ -30964,7 +30964,7 @@
             </w:pPr>
             <w:r/>
             <w:r>
-              <w:t>640.75</w:t>
+              <w:t>648.25</w:t>
             </w:r>
           </w:p>
         </w:tc>
@@ -30995,7 +30995,7 @@
               <w:rPr>
                 <w:b/>
               </w:rPr>
-              <w:t>656.50</w:t>
+              <w:t>664.00</w:t>
             </w:r>
           </w:p>
         </w:tc>
@@ -31143,7 +31143,7 @@
             </w:pPr>
             <w:r/>
             <w:r>
-              <w:t>656.50</w:t>
+              <w:t>664.00</w:t>
             </w:r>
           </w:p>
         </w:tc>
@@ -31171,7 +31171,7 @@
             </w:pPr>
             <w:r/>
             <w:r>
-              <w:t>662.75</w:t>
+              <w:t>670.25</w:t>
             </w:r>
           </w:p>
         </w:tc>
@@ -31199,7 +31199,7 @@
             </w:pPr>
             <w:r/>
             <w:r>
-              <w:t>650.00</w:t>
+              <w:t>657.50</w:t>
             </w:r>
           </w:p>
         </w:tc>
@@ -31230,7 +31230,7 @@
               <w:rPr>
                 <w:b/>
               </w:rPr>
-              <w:t>655.75</w:t>
+              <w:t>663.25</w:t>
             </w:r>
           </w:p>
         </w:tc>

--- a/Daily Reports/12_08_2026-CBOT Reports.docx
+++ b/Daily Reports/12_08_2026-CBOT Reports.docx
@@ -104,7 +104,7 @@
           <w:color w:val="5C768D"/>
           <w:sz w:val="19"/>
         </w:rPr>
-        <w:t>Cập nhật tự động qua `macro_tracker.py` vào lúc 13:26 ICT ngày 12/08/2026</w:t>
+        <w:t>Cập nhật tự động qua `macro_tracker.py` vào lúc 19:04 ICT ngày 12/08/2026</w:t>
       </w:r>
     </w:p>
     <w:tbl>
@@ -313,7 +313,7 @@
               <w:rPr>
                 <w:b/>
               </w:rPr>
-              <w:t>89.65 / thùng</w:t>
+              <w:t>89.19 / thùng</w:t>
             </w:r>
           </w:p>
         </w:tc>
@@ -344,7 +344,7 @@
               <w:rPr>
                 <w:b/>
               </w:rPr>
-              <w:t>+0.83%</w:t>
+              <w:t>+0.32%</w:t>
             </w:r>
           </w:p>
         </w:tc>
@@ -442,7 +442,7 @@
               <w:rPr>
                 <w:b/>
               </w:rPr>
-              <w:t>99.88</w:t>
+              <w:t>99.78</w:t>
             </w:r>
           </w:p>
         </w:tc>
@@ -473,7 +473,7 @@
               <w:rPr>
                 <w:b/>
               </w:rPr>
-              <w:t>+0.06%</w:t>
+              <w:t>-0.04%</w:t>
             </w:r>
           </w:p>
         </w:tc>
@@ -1218,7 +1218,7 @@
         <w:rPr>
           <w:b/>
         </w:rPr>
-        <w:t>`89.65` (+0.83%)</w:t>
+        <w:t>`89.19` (+0.32%)</w:t>
       </w:r>
       <w:r>
         <w:t xml:space="preserve"> | DXY: </w:t>
@@ -1227,7 +1227,7 @@
         <w:rPr>
           <w:b/>
         </w:rPr>
-        <w:t>`99.88` (+0.06%)</w:t>
+        <w:t>`99.78` (-0.04%)</w:t>
       </w:r>
       <w:r>
         <w:t xml:space="preserve"> | Lúa mì CBOT: </w:t>
@@ -1236,7 +1236,7 @@
         <w:rPr>
           <w:b/>
         </w:rPr>
-        <w:t>`643.00` (+2.02%)</w:t>
+        <w:t>`646.50` (+2.62%)</w:t>
       </w:r>
       <w:r>
         <w:t>.</w:t>
@@ -1306,7 +1306,7 @@
           <w:color w:val="5C768D"/>
           <w:sz w:val="19"/>
         </w:rPr>
-        <w:t>Cập nhật tự động lúc 13:26 ICT ngày 12/08/2026 — Nguồn: NOAA, USDA, BOM Australia</w:t>
+        <w:t>Cập nhật tự động lúc 19:04 ICT ngày 12/08/2026 — Nguồn: NOAA, USDA, BOM Australia</w:t>
       </w:r>
     </w:p>
     <w:p>
@@ -3574,7 +3574,7 @@
               <w:rPr>
                 <w:b/>
               </w:rPr>
-              <w:t>439.50</w:t>
+              <w:t>440.50</w:t>
             </w:r>
           </w:p>
         </w:tc>
@@ -3605,7 +3605,7 @@
               <w:rPr>
                 <w:b/>
               </w:rPr>
-              <w:t>440.04 (+0.54)</w:t>
+              <w:t>441.17 (+0.67)</w:t>
             </w:r>
           </w:p>
         </w:tc>
@@ -3633,7 +3633,7 @@
             </w:pPr>
             <w:r/>
             <w:r>
-              <w:t>Bearish (438.10 &lt; 438.78)</w:t>
+              <w:t>Bearish (439.14 &lt; 439.16)</w:t>
             </w:r>
           </w:p>
         </w:tc>
@@ -3661,7 +3661,7 @@
             </w:pPr>
             <w:r/>
             <w:r>
-              <w:t>0.75 cents</w:t>
+              <w:t>1.00 cents</w:t>
             </w:r>
           </w:p>
         </w:tc>
@@ -3822,7 +3822,7 @@
               <w:rPr>
                 <w:b/>
               </w:rPr>
-              <w:t>643.00</w:t>
+              <w:t>646.50</w:t>
             </w:r>
           </w:p>
         </w:tc>
@@ -3853,7 +3853,7 @@
               <w:rPr>
                 <w:b/>
               </w:rPr>
-              <w:t>643.96 (+0.96)</w:t>
+              <w:t>648.32 (+1.82)</w:t>
             </w:r>
           </w:p>
         </w:tc>
@@ -3881,7 +3881,7 @@
             </w:pPr>
             <w:r/>
             <w:r>
-              <w:t>Bearish (637.10 &lt; 639.25)</w:t>
+              <w:t>Bullish (642.20 &gt; 641.35)</w:t>
             </w:r>
           </w:p>
         </w:tc>
@@ -3909,7 +3909,7 @@
             </w:pPr>
             <w:r/>
             <w:r>
-              <w:t>1.75 cents</w:t>
+              <w:t>4.50 cents</w:t>
             </w:r>
           </w:p>
         </w:tc>
@@ -4347,7 +4347,7 @@
                 <w:b/>
                 <w:color w:val="15803D"/>
               </w:rPr>
-              <w:t>438.50 - 438.10 cents (Canh mua vùng hỗ trợ)</w:t>
+              <w:t>439.00 - 439.14 cents (Canh mua vùng hỗ trợ)</w:t>
             </w:r>
           </w:p>
         </w:tc>
@@ -4378,7 +4378,7 @@
               <w:rPr>
                 <w:b/>
               </w:rPr>
-              <w:t>424.76 cents (Dưới cản S2 + 1.5x ATR)</w:t>
+              <w:t>424.73 cents (Dưới cản S2 + 1.5x ATR)</w:t>
             </w:r>
           </w:p>
         </w:tc>
@@ -4414,7 +4414,7 @@
                 <w:color w:val="D97706"/>
                 <w:sz w:val="19"/>
               </w:rPr>
-              <w:t xml:space="preserve"> 441.00 cents </w:t>
+              <w:t xml:space="preserve"> 441.25 cents </w:t>
             </w:r>
             <w:r>
               <w:t xml:space="preserve"> / TP2: </w:t>
@@ -4559,7 +4559,7 @@
               <w:rPr>
                 <w:b/>
               </w:rPr>
-              <w:t>437.00 - 438.50 cents</w:t>
+              <w:t>437.50 - 439.00 cents</w:t>
             </w:r>
           </w:p>
         </w:tc>
@@ -4590,7 +4590,7 @@
               <w:rPr>
                 <w:b/>
               </w:rPr>
-              <w:t>425.43 cents (Chống quét SL tuyệt đối)</w:t>
+              <w:t>425.40 cents (Chống quét SL tuyệt đối)</w:t>
             </w:r>
           </w:p>
         </w:tc>
@@ -4752,7 +4752,7 @@
               <w:rPr>
                 <w:b/>
               </w:rPr>
-              <w:t>441.00 - 442.50 cents</w:t>
+              <w:t>441.25 - 442.75 cents</w:t>
             </w:r>
           </w:p>
         </w:tc>
@@ -4783,7 +4783,7 @@
               <w:rPr>
                 <w:b/>
               </w:rPr>
-              <w:t>442.32 cents</w:t>
+              <w:t>442.60 cents</w:t>
             </w:r>
           </w:p>
         </w:tc>
@@ -4945,7 +4945,7 @@
               <w:rPr>
                 <w:b/>
               </w:rPr>
-              <w:t>442.26 - 447.50 cents</w:t>
+              <w:t>441.62 - 447.50 cents</w:t>
             </w:r>
           </w:p>
         </w:tc>
@@ -5126,7 +5126,7 @@
                 <w:b/>
                 <w:color w:val="B91C1C"/>
               </w:rPr>
-              <w:t>637.10 - 639.25 cents (Canh bán hồi kỹ thuật H1)</w:t>
+              <w:t>642.20 - 641.35 cents (Canh bán hồi kỹ thuật H1)</w:t>
             </w:r>
           </w:p>
         </w:tc>
@@ -5157,7 +5157,7 @@
               <w:rPr>
                 <w:b/>
               </w:rPr>
-              <w:t>716.57 cents (Trên kháng cự R2 + 1.5x ATR)</w:t>
+              <w:t>717.34 cents (Trên kháng cự R2 + 1.5x ATR)</w:t>
             </w:r>
           </w:p>
         </w:tc>
@@ -5193,7 +5193,7 @@
                 <w:color w:val="D97706"/>
                 <w:sz w:val="19"/>
               </w:rPr>
-              <w:t xml:space="preserve"> 640.75 cents </w:t>
+              <w:t xml:space="preserve"> 643.25 cents </w:t>
             </w:r>
             <w:r>
               <w:t xml:space="preserve"> / TP2: </w:t>
@@ -5335,7 +5335,7 @@
               <w:rPr>
                 <w:b/>
               </w:rPr>
-              <w:t>638.75 - 640.75 cents</w:t>
+              <w:t>641.25 - 643.25 cents</w:t>
             </w:r>
           </w:p>
         </w:tc>
@@ -5366,7 +5366,7 @@
               <w:rPr>
                 <w:b/>
               </w:rPr>
-              <w:t>598.70 cents</w:t>
+              <w:t>598.19 cents</w:t>
             </w:r>
           </w:p>
         </w:tc>
@@ -5397,7 +5397,7 @@
               <w:rPr>
                 <w:b/>
               </w:rPr>
-              <w:t>646.00 cents (Đón sóng hồi trung hạn ~14.5 giá)</w:t>
+              <w:t>649.00 cents (Đón sóng hồi trung hạn ~14.5 giá)</w:t>
             </w:r>
           </w:p>
         </w:tc>
@@ -5528,7 +5528,7 @@
               <w:rPr>
                 <w:b/>
               </w:rPr>
-              <w:t>646.00 - 648.00 cents</w:t>
+              <w:t>649.00 - 651.00 cents</w:t>
             </w:r>
           </w:p>
         </w:tc>
@@ -5559,7 +5559,7 @@
               <w:rPr>
                 <w:b/>
               </w:rPr>
-              <w:t>649.55 cents</w:t>
+              <w:t>653.06 cents</w:t>
             </w:r>
           </w:p>
         </w:tc>
@@ -5721,7 +5721,7 @@
               <w:rPr>
                 <w:b/>
               </w:rPr>
-              <w:t>604.34 - 618.00 cents</w:t>
+              <w:t>602.74 - 618.00 cents</w:t>
             </w:r>
           </w:p>
         </w:tc>
@@ -11599,7 +11599,7 @@
         <w:t>Giá Chốt Phiên (Close):</w:t>
       </w:r>
       <w:r>
-        <w:t xml:space="preserve"> 439.50 cents | </w:t>
+        <w:t xml:space="preserve"> 440.50 cents | </w:t>
       </w:r>
       <w:r>
         <w:rPr>
@@ -11614,10 +11614,10 @@
         <w:rPr>
           <w:b/>
         </w:rPr>
-        <w:t>`440.04 cents`</w:t>
+        <w:t>`441.17 cents`</w:t>
       </w:r>
       <w:r>
-        <w:t xml:space="preserve"> (+0.54).</w:t>
+        <w:t xml:space="preserve"> (+0.67).</w:t>
       </w:r>
     </w:p>
     <w:p>
@@ -11638,7 +11638,7 @@
         <w:rPr>
           <w:b/>
         </w:rPr>
-        <w:t>`2,978`</w:t>
+        <w:t>`10,535`</w:t>
       </w:r>
       <w:r>
         <w:t xml:space="preserve"> (Chênh lệch: </w:t>
@@ -11647,7 +11647,7 @@
         <w:rPr>
           <w:b/>
         </w:rPr>
-        <w:t>`-174,116`</w:t>
+        <w:t>`-166,559`</w:t>
       </w:r>
       <w:r>
         <w:t xml:space="preserve">) | OI: </w:t>
@@ -11689,7 +11689,7 @@
         <w:rPr>
           <w:b/>
         </w:rPr>
-        <w:t>`Doji (Nến lưỡng lự thế trận)`</w:t>
+        <w:t>`Không phát hiện mô hình nến đặc biệt`</w:t>
       </w:r>
     </w:p>
     <w:p>
@@ -11981,7 +11981,7 @@
               <w:rPr>
                 <w:b/>
               </w:rPr>
-              <w:t>89.65</w:t>
+              <w:t>89.19</w:t>
             </w:r>
           </w:p>
         </w:tc>
@@ -12012,7 +12012,7 @@
               <w:rPr>
                 <w:b/>
               </w:rPr>
-              <w:t>+0.83%</w:t>
+              <w:t>+0.32%</w:t>
             </w:r>
           </w:p>
         </w:tc>
@@ -12104,7 +12104,7 @@
               <w:rPr>
                 <w:b/>
               </w:rPr>
-              <w:t>99.88</w:t>
+              <w:t>99.78</w:t>
             </w:r>
           </w:p>
         </w:tc>
@@ -12135,7 +12135,7 @@
               <w:rPr>
                 <w:b/>
               </w:rPr>
-              <w:t>+0.06%</w:t>
+              <w:t>-0.04%</w:t>
             </w:r>
           </w:p>
         </w:tc>
@@ -12163,7 +12163,7 @@
             </w:pPr>
             <w:r/>
             <w:r>
-              <w:t>DXY Tăng làm giảm sức cạnh tranh xuất khẩu của ngô Mỹ so với Brazil/Argentina.</w:t>
+              <w:t>DXY Giảm hỗ trợ xuất khẩu ngô Mỹ cạnh tranh tốt hơn.</w:t>
             </w:r>
           </w:p>
         </w:tc>
@@ -12739,7 +12739,7 @@
         <w:t xml:space="preserve"> EMA_21 </w:t>
       </w:r>
       <w:r>
-        <w:t xml:space="preserve"> (438.10) &lt; </w:t>
+        <w:t xml:space="preserve"> (439.14) &lt; </w:t>
       </w:r>
       <w:r>
         <w:rPr>
@@ -12750,7 +12750,7 @@
         <w:t xml:space="preserve"> EMA_50 </w:t>
       </w:r>
       <w:r>
-        <w:t xml:space="preserve"> (438.78).</w:t>
+        <w:t xml:space="preserve"> (439.16).</w:t>
       </w:r>
     </w:p>
     <w:p>
@@ -12771,7 +12771,7 @@
         <w:rPr>
           <w:b/>
         </w:rPr>
-        <w:t>`57.13`</w:t>
+        <w:t>`57.87`</w:t>
       </w:r>
       <w:r>
         <w:t xml:space="preserve"> | ATR (14) = </w:t>
@@ -12780,7 +12780,7 @@
         <w:rPr>
           <w:b/>
         </w:rPr>
-        <w:t>`1.32`</w:t>
+        <w:t>`1.35`</w:t>
       </w:r>
       <w:r>
         <w:t xml:space="preserve"> cents | Volatility = </w:t>
@@ -12789,7 +12789,7 @@
         <w:rPr>
           <w:b/>
         </w:rPr>
-        <w:t>`0.75 cents`</w:t>
+        <w:t>`1.00 cents`</w:t>
       </w:r>
       <w:r>
         <w:t>.</w:t>
@@ -12813,7 +12813,7 @@
         <w:rPr>
           <w:b/>
         </w:rPr>
-        <w:t>`438.50`</w:t>
+        <w:t>`439.00`</w:t>
       </w:r>
       <w:r>
         <w:t xml:space="preserve"> | S2: </w:t>
@@ -12831,7 +12831,7 @@
         <w:rPr>
           <w:b/>
         </w:rPr>
-        <w:t>`441.00`</w:t>
+        <w:t>`441.25`</w:t>
       </w:r>
       <w:r>
         <w:t xml:space="preserve"> | R2: </w:t>
@@ -13574,7 +13574,7 @@
           <w:b/>
           <w:color w:val="15803D"/>
         </w:rPr>
-        <w:t>`438.50 - 438.10 cents (Canh mua vùng hỗ trợ)`</w:t>
+        <w:t>`439.00 - 439.14 cents (Canh mua vùng hỗ trợ)`</w:t>
       </w:r>
       <w:r>
         <w:t xml:space="preserve"> | SL: </w:t>
@@ -13583,7 +13583,7 @@
         <w:rPr>
           <w:b/>
         </w:rPr>
-        <w:t>`424.76 cents (Dưới cản S2 + 1.5x ATR)`</w:t>
+        <w:t>`424.73 cents (Dưới cản S2 + 1.5x ATR)`</w:t>
       </w:r>
       <w:r>
         <w:t xml:space="preserve"> | TP: </w:t>
@@ -13594,7 +13594,7 @@
           <w:color w:val="D97706"/>
           <w:sz w:val="19"/>
         </w:rPr>
-        <w:t xml:space="preserve"> 441.00 cents </w:t>
+        <w:t xml:space="preserve"> 441.25 cents </w:t>
       </w:r>
       <w:r>
         <w:t xml:space="preserve"> / </w:t>
@@ -13645,7 +13645,7 @@
         <w:rPr>
           <w:b/>
         </w:rPr>
-        <w:t>`437.00 - 438.50 cents`</w:t>
+        <w:t>`437.50 - 439.00 cents`</w:t>
       </w:r>
       <w:r>
         <w:t xml:space="preserve"> | SL: </w:t>
@@ -13654,7 +13654,7 @@
         <w:rPr>
           <w:b/>
         </w:rPr>
-        <w:t>`425.43 cents (Chống quét SL tuyệt đối)`</w:t>
+        <w:t>`425.40 cents (Chống quét SL tuyệt đối)`</w:t>
       </w:r>
       <w:r>
         <w:t xml:space="preserve"> | TP: </w:t>
@@ -13691,7 +13691,7 @@
         <w:rPr>
           <w:b/>
         </w:rPr>
-        <w:t>`441.00 - 442.50 cents`</w:t>
+        <w:t>`441.25 - 442.75 cents`</w:t>
       </w:r>
       <w:r>
         <w:t xml:space="preserve"> | SL: </w:t>
@@ -13700,7 +13700,7 @@
         <w:rPr>
           <w:b/>
         </w:rPr>
-        <w:t>`442.32 cents`</w:t>
+        <w:t>`442.60 cents`</w:t>
       </w:r>
       <w:r>
         <w:t xml:space="preserve"> | TP: </w:t>
@@ -13749,7 +13749,7 @@
         <w:rPr>
           <w:b/>
         </w:rPr>
-        <w:t>`442.26 - 447.50 cents`</w:t>
+        <w:t>`441.62 - 447.50 cents`</w:t>
       </w:r>
     </w:p>
     <w:p>
@@ -14156,7 +14156,7 @@
             </w:pPr>
             <w:r/>
             <w:r>
-              <w:t>439.50</w:t>
+              <w:t>440.50</w:t>
             </w:r>
           </w:p>
         </w:tc>
@@ -14184,7 +14184,7 @@
             </w:pPr>
             <w:r/>
             <w:r>
-              <w:t>443.25</w:t>
+              <w:t>444.25</w:t>
             </w:r>
           </w:p>
         </w:tc>
@@ -14212,7 +14212,7 @@
             </w:pPr>
             <w:r/>
             <w:r>
-              <w:t>436.25</w:t>
+              <w:t>437.25</w:t>
             </w:r>
           </w:p>
         </w:tc>
@@ -14243,7 +14243,7 @@
               <w:rPr>
                 <w:b/>
               </w:rPr>
-              <w:t>439.75</w:t>
+              <w:t>440.75</w:t>
             </w:r>
           </w:p>
         </w:tc>
@@ -14391,7 +14391,7 @@
             </w:pPr>
             <w:r/>
             <w:r>
-              <w:t>439.75</w:t>
+              <w:t>440.75</w:t>
             </w:r>
           </w:p>
         </w:tc>
@@ -14419,7 +14419,7 @@
             </w:pPr>
             <w:r/>
             <w:r>
-              <w:t>442.50</w:t>
+              <w:t>443.50</w:t>
             </w:r>
           </w:p>
         </w:tc>
@@ -14447,7 +14447,7 @@
             </w:pPr>
             <w:r/>
             <w:r>
-              <w:t>436.00</w:t>
+              <w:t>437.00</w:t>
             </w:r>
           </w:p>
         </w:tc>
@@ -14478,7 +14478,7 @@
               <w:rPr>
                 <w:b/>
               </w:rPr>
-              <w:t>439.25</w:t>
+              <w:t>440.25</w:t>
             </w:r>
           </w:p>
         </w:tc>
@@ -14626,7 +14626,7 @@
             </w:pPr>
             <w:r/>
             <w:r>
-              <w:t>439.25</w:t>
+              <w:t>440.25</w:t>
             </w:r>
           </w:p>
         </w:tc>
@@ -14654,7 +14654,7 @@
             </w:pPr>
             <w:r/>
             <w:r>
-              <w:t>442.25</w:t>
+              <w:t>443.25</w:t>
             </w:r>
           </w:p>
         </w:tc>
@@ -14682,7 +14682,7 @@
             </w:pPr>
             <w:r/>
             <w:r>
-              <w:t>435.25</w:t>
+              <w:t>436.25</w:t>
             </w:r>
           </w:p>
         </w:tc>
@@ -14713,7 +14713,7 @@
               <w:rPr>
                 <w:b/>
               </w:rPr>
-              <w:t>440.00</w:t>
+              <w:t>441.00</w:t>
             </w:r>
           </w:p>
         </w:tc>
@@ -14861,7 +14861,7 @@
             </w:pPr>
             <w:r/>
             <w:r>
-              <w:t>440.00</w:t>
+              <w:t>441.00</w:t>
             </w:r>
           </w:p>
         </w:tc>
@@ -14889,7 +14889,7 @@
             </w:pPr>
             <w:r/>
             <w:r>
-              <w:t>444.50</w:t>
+              <w:t>445.50</w:t>
             </w:r>
           </w:p>
         </w:tc>
@@ -14917,7 +14917,7 @@
             </w:pPr>
             <w:r/>
             <w:r>
-              <w:t>435.00</w:t>
+              <w:t>436.00</w:t>
             </w:r>
           </w:p>
         </w:tc>
@@ -14948,7 +14948,7 @@
               <w:rPr>
                 <w:b/>
               </w:rPr>
-              <w:t>440.75</w:t>
+              <w:t>441.75</w:t>
             </w:r>
           </w:p>
         </w:tc>
@@ -15096,7 +15096,7 @@
             </w:pPr>
             <w:r/>
             <w:r>
-              <w:t>440.75</w:t>
+              <w:t>441.75</w:t>
             </w:r>
           </w:p>
         </w:tc>
@@ -15124,7 +15124,7 @@
             </w:pPr>
             <w:r/>
             <w:r>
-              <w:t>446.25</w:t>
+              <w:t>447.25</w:t>
             </w:r>
           </w:p>
         </w:tc>
@@ -15152,7 +15152,7 @@
             </w:pPr>
             <w:r/>
             <w:r>
-              <w:t>434.50</w:t>
+              <w:t>435.50</w:t>
             </w:r>
           </w:p>
         </w:tc>
@@ -15183,7 +15183,7 @@
               <w:rPr>
                 <w:b/>
               </w:rPr>
-              <w:t>443.00</w:t>
+              <w:t>444.00</w:t>
             </w:r>
           </w:p>
         </w:tc>
@@ -15331,7 +15331,7 @@
             </w:pPr>
             <w:r/>
             <w:r>
-              <w:t>443.00</w:t>
+              <w:t>444.00</w:t>
             </w:r>
           </w:p>
         </w:tc>
@@ -15359,7 +15359,7 @@
             </w:pPr>
             <w:r/>
             <w:r>
-              <w:t>446.00</w:t>
+              <w:t>447.00</w:t>
             </w:r>
           </w:p>
         </w:tc>
@@ -15387,7 +15387,7 @@
             </w:pPr>
             <w:r/>
             <w:r>
-              <w:t>438.75</w:t>
+              <w:t>439.75</w:t>
             </w:r>
           </w:p>
         </w:tc>
@@ -15418,7 +15418,7 @@
               <w:rPr>
                 <w:b/>
               </w:rPr>
-              <w:t>443.25</w:t>
+              <w:t>444.25</w:t>
             </w:r>
           </w:p>
         </w:tc>
@@ -15566,7 +15566,7 @@
             </w:pPr>
             <w:r/>
             <w:r>
-              <w:t>443.25</w:t>
+              <w:t>444.25</w:t>
             </w:r>
           </w:p>
         </w:tc>
@@ -15594,7 +15594,7 @@
             </w:pPr>
             <w:r/>
             <w:r>
-              <w:t>446.50</w:t>
+              <w:t>447.50</w:t>
             </w:r>
           </w:p>
         </w:tc>
@@ -15622,7 +15622,7 @@
             </w:pPr>
             <w:r/>
             <w:r>
-              <w:t>436.75</w:t>
+              <w:t>437.75</w:t>
             </w:r>
           </w:p>
         </w:tc>
@@ -15653,7 +15653,7 @@
               <w:rPr>
                 <w:b/>
               </w:rPr>
-              <w:t>444.00</w:t>
+              <w:t>445.00</w:t>
             </w:r>
           </w:p>
         </w:tc>
@@ -15801,7 +15801,7 @@
             </w:pPr>
             <w:r/>
             <w:r>
-              <w:t>444.00</w:t>
+              <w:t>445.00</w:t>
             </w:r>
           </w:p>
         </w:tc>
@@ -15829,7 +15829,7 @@
             </w:pPr>
             <w:r/>
             <w:r>
-              <w:t>447.00</w:t>
+              <w:t>448.00</w:t>
             </w:r>
           </w:p>
         </w:tc>
@@ -15857,7 +15857,7 @@
             </w:pPr>
             <w:r/>
             <w:r>
-              <w:t>439.50</w:t>
+              <w:t>440.50</w:t>
             </w:r>
           </w:p>
         </w:tc>
@@ -15888,7 +15888,7 @@
               <w:rPr>
                 <w:b/>
               </w:rPr>
-              <w:t>443.50</w:t>
+              <w:t>444.50</w:t>
             </w:r>
           </w:p>
         </w:tc>
@@ -16036,7 +16036,7 @@
             </w:pPr>
             <w:r/>
             <w:r>
-              <w:t>443.50</w:t>
+              <w:t>444.50</w:t>
             </w:r>
           </w:p>
         </w:tc>
@@ -16064,7 +16064,7 @@
             </w:pPr>
             <w:r/>
             <w:r>
-              <w:t>447.50</w:t>
+              <w:t>448.50</w:t>
             </w:r>
           </w:p>
         </w:tc>
@@ -16092,7 +16092,7 @@
             </w:pPr>
             <w:r/>
             <w:r>
-              <w:t>437.75</w:t>
+              <w:t>438.75</w:t>
             </w:r>
           </w:p>
         </w:tc>
@@ -16123,7 +16123,7 @@
               <w:rPr>
                 <w:b/>
               </w:rPr>
-              <w:t>444.00</w:t>
+              <w:t>445.00</w:t>
             </w:r>
           </w:p>
         </w:tc>
@@ -16271,7 +16271,7 @@
             </w:pPr>
             <w:r/>
             <w:r>
-              <w:t>444.00</w:t>
+              <w:t>445.00</w:t>
             </w:r>
           </w:p>
         </w:tc>
@@ -16299,7 +16299,7 @@
             </w:pPr>
             <w:r/>
             <w:r>
-              <w:t>446.50</w:t>
+              <w:t>447.50</w:t>
             </w:r>
           </w:p>
         </w:tc>
@@ -16327,7 +16327,7 @@
             </w:pPr>
             <w:r/>
             <w:r>
-              <w:t>440.75</w:t>
+              <w:t>441.75</w:t>
             </w:r>
           </w:p>
         </w:tc>
@@ -16358,7 +16358,7 @@
               <w:rPr>
                 <w:b/>
               </w:rPr>
-              <w:t>444.50</w:t>
+              <w:t>445.50</w:t>
             </w:r>
           </w:p>
         </w:tc>
@@ -16506,7 +16506,7 @@
             </w:pPr>
             <w:r/>
             <w:r>
-              <w:t>444.50</w:t>
+              <w:t>445.50</w:t>
             </w:r>
           </w:p>
         </w:tc>
@@ -16534,7 +16534,7 @@
             </w:pPr>
             <w:r/>
             <w:r>
-              <w:t>448.00</w:t>
+              <w:t>449.00</w:t>
             </w:r>
           </w:p>
         </w:tc>
@@ -16562,7 +16562,7 @@
             </w:pPr>
             <w:r/>
             <w:r>
-              <w:t>438.50</w:t>
+              <w:t>439.50</w:t>
             </w:r>
           </w:p>
         </w:tc>
@@ -16593,7 +16593,7 @@
               <w:rPr>
                 <w:b/>
               </w:rPr>
-              <w:t>445.50</w:t>
+              <w:t>446.50</w:t>
             </w:r>
           </w:p>
         </w:tc>
@@ -16741,7 +16741,7 @@
             </w:pPr>
             <w:r/>
             <w:r>
-              <w:t>445.50</w:t>
+              <w:t>446.50</w:t>
             </w:r>
           </w:p>
         </w:tc>
@@ -16769,7 +16769,7 @@
             </w:pPr>
             <w:r/>
             <w:r>
-              <w:t>448.25</w:t>
+              <w:t>449.25</w:t>
             </w:r>
           </w:p>
         </w:tc>
@@ -16797,7 +16797,7 @@
             </w:pPr>
             <w:r/>
             <w:r>
-              <w:t>443.00</w:t>
+              <w:t>444.00</w:t>
             </w:r>
           </w:p>
         </w:tc>
@@ -16828,7 +16828,7 @@
               <w:rPr>
                 <w:b/>
               </w:rPr>
-              <w:t>445.50</w:t>
+              <w:t>446.50</w:t>
             </w:r>
           </w:p>
         </w:tc>
@@ -16976,7 +16976,7 @@
             </w:pPr>
             <w:r/>
             <w:r>
-              <w:t>445.50</w:t>
+              <w:t>446.50</w:t>
             </w:r>
           </w:p>
         </w:tc>
@@ -17004,7 +17004,7 @@
             </w:pPr>
             <w:r/>
             <w:r>
-              <w:t>448.25</w:t>
+              <w:t>449.25</w:t>
             </w:r>
           </w:p>
         </w:tc>
@@ -17032,7 +17032,7 @@
             </w:pPr>
             <w:r/>
             <w:r>
-              <w:t>443.00</w:t>
+              <w:t>444.00</w:t>
             </w:r>
           </w:p>
         </w:tc>
@@ -17063,7 +17063,7 @@
               <w:rPr>
                 <w:b/>
               </w:rPr>
-              <w:t>445.00</w:t>
+              <w:t>446.00</w:t>
             </w:r>
           </w:p>
         </w:tc>
@@ -17211,7 +17211,7 @@
             </w:pPr>
             <w:r/>
             <w:r>
-              <w:t>445.00</w:t>
+              <w:t>446.00</w:t>
             </w:r>
           </w:p>
         </w:tc>
@@ -17239,7 +17239,7 @@
             </w:pPr>
             <w:r/>
             <w:r>
-              <w:t>448.00</w:t>
+              <w:t>449.00</w:t>
             </w:r>
           </w:p>
         </w:tc>
@@ -17267,7 +17267,7 @@
             </w:pPr>
             <w:r/>
             <w:r>
-              <w:t>441.75</w:t>
+              <w:t>442.75</w:t>
             </w:r>
           </w:p>
         </w:tc>
@@ -17298,7 +17298,7 @@
               <w:rPr>
                 <w:b/>
               </w:rPr>
-              <w:t>444.75</w:t>
+              <w:t>445.75</w:t>
             </w:r>
           </w:p>
         </w:tc>
@@ -17446,7 +17446,7 @@
             </w:pPr>
             <w:r/>
             <w:r>
-              <w:t>444.75</w:t>
+              <w:t>445.75</w:t>
             </w:r>
           </w:p>
         </w:tc>
@@ -17474,7 +17474,7 @@
             </w:pPr>
             <w:r/>
             <w:r>
-              <w:t>448.75</w:t>
+              <w:t>449.75</w:t>
             </w:r>
           </w:p>
         </w:tc>
@@ -17502,7 +17502,7 @@
             </w:pPr>
             <w:r/>
             <w:r>
-              <w:t>439.50</w:t>
+              <w:t>440.50</w:t>
             </w:r>
           </w:p>
         </w:tc>
@@ -17533,7 +17533,7 @@
               <w:rPr>
                 <w:b/>
               </w:rPr>
-              <w:t>445.25</w:t>
+              <w:t>446.25</w:t>
             </w:r>
           </w:p>
         </w:tc>
@@ -17681,7 +17681,7 @@
             </w:pPr>
             <w:r/>
             <w:r>
-              <w:t>445.25</w:t>
+              <w:t>446.25</w:t>
             </w:r>
           </w:p>
         </w:tc>
@@ -17709,7 +17709,7 @@
             </w:pPr>
             <w:r/>
             <w:r>
-              <w:t>450.00</w:t>
+              <w:t>451.00</w:t>
             </w:r>
           </w:p>
         </w:tc>
@@ -17737,7 +17737,7 @@
             </w:pPr>
             <w:r/>
             <w:r>
-              <w:t>438.25</w:t>
+              <w:t>439.25</w:t>
             </w:r>
           </w:p>
         </w:tc>
@@ -17768,7 +17768,7 @@
               <w:rPr>
                 <w:b/>
               </w:rPr>
-              <w:t>447.25</w:t>
+              <w:t>448.25</w:t>
             </w:r>
           </w:p>
         </w:tc>
@@ -17916,7 +17916,7 @@
             </w:pPr>
             <w:r/>
             <w:r>
-              <w:t>447.25</w:t>
+              <w:t>448.25</w:t>
             </w:r>
           </w:p>
         </w:tc>
@@ -17944,7 +17944,7 @@
             </w:pPr>
             <w:r/>
             <w:r>
-              <w:t>455.25</w:t>
+              <w:t>456.25</w:t>
             </w:r>
           </w:p>
         </w:tc>
@@ -17972,7 +17972,7 @@
             </w:pPr>
             <w:r/>
             <w:r>
-              <w:t>440.25</w:t>
+              <w:t>441.25</w:t>
             </w:r>
           </w:p>
         </w:tc>
@@ -18003,7 +18003,7 @@
               <w:rPr>
                 <w:b/>
               </w:rPr>
-              <w:t>448.75</w:t>
+              <w:t>449.75</w:t>
             </w:r>
           </w:p>
         </w:tc>
@@ -18151,7 +18151,7 @@
             </w:pPr>
             <w:r/>
             <w:r>
-              <w:t>448.75</w:t>
+              <w:t>449.75</w:t>
             </w:r>
           </w:p>
         </w:tc>
@@ -18179,7 +18179,7 @@
             </w:pPr>
             <w:r/>
             <w:r>
-              <w:t>453.25</w:t>
+              <w:t>454.25</w:t>
             </w:r>
           </w:p>
         </w:tc>
@@ -18207,7 +18207,7 @@
             </w:pPr>
             <w:r/>
             <w:r>
-              <w:t>444.50</w:t>
+              <w:t>445.50</w:t>
             </w:r>
           </w:p>
         </w:tc>
@@ -18238,7 +18238,7 @@
               <w:rPr>
                 <w:b/>
               </w:rPr>
-              <w:t>448.25</w:t>
+              <w:t>449.25</w:t>
             </w:r>
           </w:p>
         </w:tc>
@@ -18386,7 +18386,7 @@
             </w:pPr>
             <w:r/>
             <w:r>
-              <w:t>448.25</w:t>
+              <w:t>449.25</w:t>
             </w:r>
           </w:p>
         </w:tc>
@@ -18414,7 +18414,7 @@
             </w:pPr>
             <w:r/>
             <w:r>
-              <w:t>450.50</w:t>
+              <w:t>451.50</w:t>
             </w:r>
           </w:p>
         </w:tc>
@@ -18442,7 +18442,7 @@
             </w:pPr>
             <w:r/>
             <w:r>
-              <w:t>445.50</w:t>
+              <w:t>446.50</w:t>
             </w:r>
           </w:p>
         </w:tc>
@@ -18473,7 +18473,7 @@
               <w:rPr>
                 <w:b/>
               </w:rPr>
-              <w:t>448.00</w:t>
+              <w:t>449.00</w:t>
             </w:r>
           </w:p>
         </w:tc>
@@ -18621,7 +18621,7 @@
             </w:pPr>
             <w:r/>
             <w:r>
-              <w:t>448.00</w:t>
+              <w:t>449.00</w:t>
             </w:r>
           </w:p>
         </w:tc>
@@ -18649,7 +18649,7 @@
             </w:pPr>
             <w:r/>
             <w:r>
-              <w:t>450.00</w:t>
+              <w:t>451.00</w:t>
             </w:r>
           </w:p>
         </w:tc>
@@ -18677,7 +18677,7 @@
             </w:pPr>
             <w:r/>
             <w:r>
-              <w:t>443.50</w:t>
+              <w:t>444.50</w:t>
             </w:r>
           </w:p>
         </w:tc>
@@ -18708,7 +18708,7 @@
               <w:rPr>
                 <w:b/>
               </w:rPr>
-              <w:t>448.25</w:t>
+              <w:t>449.25</w:t>
             </w:r>
           </w:p>
         </w:tc>
@@ -18856,7 +18856,7 @@
             </w:pPr>
             <w:r/>
             <w:r>
-              <w:t>448.25</w:t>
+              <w:t>449.25</w:t>
             </w:r>
           </w:p>
         </w:tc>
@@ -18884,7 +18884,7 @@
             </w:pPr>
             <w:r/>
             <w:r>
-              <w:t>452.00</w:t>
+              <w:t>453.00</w:t>
             </w:r>
           </w:p>
         </w:tc>
@@ -18912,7 +18912,7 @@
             </w:pPr>
             <w:r/>
             <w:r>
-              <w:t>445.50</w:t>
+              <w:t>446.50</w:t>
             </w:r>
           </w:p>
         </w:tc>
@@ -18943,7 +18943,7 @@
               <w:rPr>
                 <w:b/>
               </w:rPr>
-              <w:t>448.75</w:t>
+              <w:t>449.75</w:t>
             </w:r>
           </w:p>
         </w:tc>
@@ -19091,7 +19091,7 @@
             </w:pPr>
             <w:r/>
             <w:r>
-              <w:t>448.75</w:t>
+              <w:t>449.75</w:t>
             </w:r>
           </w:p>
         </w:tc>
@@ -19119,7 +19119,7 @@
             </w:pPr>
             <w:r/>
             <w:r>
-              <w:t>451.75</w:t>
+              <w:t>452.75</w:t>
             </w:r>
           </w:p>
         </w:tc>
@@ -19147,7 +19147,7 @@
             </w:pPr>
             <w:r/>
             <w:r>
-              <w:t>444.25</w:t>
+              <w:t>445.25</w:t>
             </w:r>
           </w:p>
         </w:tc>
@@ -19178,7 +19178,7 @@
               <w:rPr>
                 <w:b/>
               </w:rPr>
-              <w:t>449.00</w:t>
+              <w:t>450.00</w:t>
             </w:r>
           </w:p>
         </w:tc>
@@ -19326,7 +19326,7 @@
             </w:pPr>
             <w:r/>
             <w:r>
-              <w:t>449.00</w:t>
+              <w:t>450.00</w:t>
             </w:r>
           </w:p>
         </w:tc>
@@ -19354,7 +19354,7 @@
             </w:pPr>
             <w:r/>
             <w:r>
-              <w:t>453.25</w:t>
+              <w:t>454.25</w:t>
             </w:r>
           </w:p>
         </w:tc>
@@ -19382,7 +19382,7 @@
             </w:pPr>
             <w:r/>
             <w:r>
-              <w:t>445.75</w:t>
+              <w:t>446.75</w:t>
             </w:r>
           </w:p>
         </w:tc>
@@ -19413,7 +19413,7 @@
               <w:rPr>
                 <w:b/>
               </w:rPr>
-              <w:t>449.75</w:t>
+              <w:t>450.75</w:t>
             </w:r>
           </w:p>
         </w:tc>
@@ -19561,7 +19561,7 @@
             </w:pPr>
             <w:r/>
             <w:r>
-              <w:t>449.75</w:t>
+              <w:t>450.75</w:t>
             </w:r>
           </w:p>
         </w:tc>
@@ -19589,7 +19589,7 @@
             </w:pPr>
             <w:r/>
             <w:r>
-              <w:t>453.25</w:t>
+              <w:t>454.25</w:t>
             </w:r>
           </w:p>
         </w:tc>
@@ -19617,7 +19617,7 @@
             </w:pPr>
             <w:r/>
             <w:r>
-              <w:t>447.50</w:t>
+              <w:t>448.50</w:t>
             </w:r>
           </w:p>
         </w:tc>
@@ -19648,7 +19648,7 @@
               <w:rPr>
                 <w:b/>
               </w:rPr>
-              <w:t>449.75</w:t>
+              <w:t>450.75</w:t>
             </w:r>
           </w:p>
         </w:tc>
@@ -19796,7 +19796,7 @@
             </w:pPr>
             <w:r/>
             <w:r>
-              <w:t>449.75</w:t>
+              <w:t>450.75</w:t>
             </w:r>
           </w:p>
         </w:tc>
@@ -19824,7 +19824,7 @@
             </w:pPr>
             <w:r/>
             <w:r>
-              <w:t>453.50</w:t>
+              <w:t>454.50</w:t>
             </w:r>
           </w:p>
         </w:tc>
@@ -19852,7 +19852,7 @@
             </w:pPr>
             <w:r/>
             <w:r>
-              <w:t>446.25</w:t>
+              <w:t>447.25</w:t>
             </w:r>
           </w:p>
         </w:tc>
@@ -19883,7 +19883,7 @@
               <w:rPr>
                 <w:b/>
               </w:rPr>
-              <w:t>449.50</w:t>
+              <w:t>450.50</w:t>
             </w:r>
           </w:p>
         </w:tc>
@@ -20031,7 +20031,7 @@
             </w:pPr>
             <w:r/>
             <w:r>
-              <w:t>449.50</w:t>
+              <w:t>450.50</w:t>
             </w:r>
           </w:p>
         </w:tc>
@@ -20059,7 +20059,7 @@
             </w:pPr>
             <w:r/>
             <w:r>
-              <w:t>453.00</w:t>
+              <w:t>454.00</w:t>
             </w:r>
           </w:p>
         </w:tc>
@@ -20087,7 +20087,7 @@
             </w:pPr>
             <w:r/>
             <w:r>
-              <w:t>446.25</w:t>
+              <w:t>447.25</w:t>
             </w:r>
           </w:p>
         </w:tc>
@@ -20118,7 +20118,7 @@
               <w:rPr>
                 <w:b/>
               </w:rPr>
-              <w:t>449.25</w:t>
+              <w:t>450.25</w:t>
             </w:r>
           </w:p>
         </w:tc>
@@ -20266,7 +20266,7 @@
             </w:pPr>
             <w:r/>
             <w:r>
-              <w:t>449.25</w:t>
+              <w:t>450.25</w:t>
             </w:r>
           </w:p>
         </w:tc>
@@ -20294,7 +20294,7 @@
             </w:pPr>
             <w:r/>
             <w:r>
-              <w:t>452.25</w:t>
+              <w:t>453.25</w:t>
             </w:r>
           </w:p>
         </w:tc>
@@ -20322,7 +20322,7 @@
             </w:pPr>
             <w:r/>
             <w:r>
-              <w:t>446.50</w:t>
+              <w:t>447.50</w:t>
             </w:r>
           </w:p>
         </w:tc>
@@ -20353,7 +20353,7 @@
               <w:rPr>
                 <w:b/>
               </w:rPr>
-              <w:t>449.50</w:t>
+              <w:t>450.50</w:t>
             </w:r>
           </w:p>
         </w:tc>
@@ -20501,7 +20501,7 @@
             </w:pPr>
             <w:r/>
             <w:r>
-              <w:t>449.50</w:t>
+              <w:t>450.50</w:t>
             </w:r>
           </w:p>
         </w:tc>
@@ -20529,7 +20529,7 @@
             </w:pPr>
             <w:r/>
             <w:r>
-              <w:t>452.50</w:t>
+              <w:t>453.50</w:t>
             </w:r>
           </w:p>
         </w:tc>
@@ -20557,7 +20557,7 @@
             </w:pPr>
             <w:r/>
             <w:r>
-              <w:t>446.75</w:t>
+              <w:t>447.75</w:t>
             </w:r>
           </w:p>
         </w:tc>
@@ -20588,7 +20588,7 @@
               <w:rPr>
                 <w:b/>
               </w:rPr>
-              <w:t>449.50</w:t>
+              <w:t>450.50</w:t>
             </w:r>
           </w:p>
         </w:tc>
@@ -20736,7 +20736,7 @@
             </w:pPr>
             <w:r/>
             <w:r>
-              <w:t>449.50</w:t>
+              <w:t>450.50</w:t>
             </w:r>
           </w:p>
         </w:tc>
@@ -20764,7 +20764,7 @@
             </w:pPr>
             <w:r/>
             <w:r>
-              <w:t>453.50</w:t>
+              <w:t>454.50</w:t>
             </w:r>
           </w:p>
         </w:tc>
@@ -20792,7 +20792,7 @@
             </w:pPr>
             <w:r/>
             <w:r>
-              <w:t>446.00</w:t>
+              <w:t>447.00</w:t>
             </w:r>
           </w:p>
         </w:tc>
@@ -20823,7 +20823,7 @@
               <w:rPr>
                 <w:b/>
               </w:rPr>
-              <w:t>450.00</w:t>
+              <w:t>451.00</w:t>
             </w:r>
           </w:p>
         </w:tc>
@@ -20971,7 +20971,7 @@
             </w:pPr>
             <w:r/>
             <w:r>
-              <w:t>450.00</w:t>
+              <w:t>451.00</w:t>
             </w:r>
           </w:p>
         </w:tc>
@@ -20999,7 +20999,7 @@
             </w:pPr>
             <w:r/>
             <w:r>
-              <w:t>454.00</w:t>
+              <w:t>455.00</w:t>
             </w:r>
           </w:p>
         </w:tc>
@@ -21027,7 +21027,7 @@
             </w:pPr>
             <w:r/>
             <w:r>
-              <w:t>448.25</w:t>
+              <w:t>449.25</w:t>
             </w:r>
           </w:p>
         </w:tc>
@@ -21058,7 +21058,7 @@
               <w:rPr>
                 <w:b/>
               </w:rPr>
-              <w:t>449.75</w:t>
+              <w:t>450.75</w:t>
             </w:r>
           </w:p>
         </w:tc>
@@ -21702,7 +21702,7 @@
               <w:rPr>
                 <w:b/>
               </w:rPr>
-              <w:t>Giảm (Bearish)</w:t>
+              <w:t>Tăng (Bullish)</w:t>
             </w:r>
           </w:p>
         </w:tc>
@@ -21730,7 +21730,7 @@
             </w:pPr>
             <w:r/>
             <w:r>
-              <w:t>EMA_21 H1 &lt; EMA_50 H1 (Áp lực bán duy trì)</w:t>
+              <w:t>EMA_21 H1 &gt; EMA_50 H1 (Hội tụ động lượng tăng)</w:t>
             </w:r>
           </w:p>
         </w:tc>
@@ -21781,7 +21781,7 @@
         <w:t>Giá Chốt Phiên (Close):</w:t>
       </w:r>
       <w:r>
-        <w:t xml:space="preserve"> 643.00 cents | </w:t>
+        <w:t xml:space="preserve"> 646.50 cents | </w:t>
       </w:r>
       <w:r>
         <w:rPr>
@@ -21796,10 +21796,10 @@
         <w:rPr>
           <w:b/>
         </w:rPr>
-        <w:t>`643.96 cents`</w:t>
+        <w:t>`648.32 cents`</w:t>
       </w:r>
       <w:r>
-        <w:t xml:space="preserve"> (+0.96).</w:t>
+        <w:t xml:space="preserve"> (+1.82).</w:t>
       </w:r>
     </w:p>
     <w:p>
@@ -21820,7 +21820,7 @@
         <w:rPr>
           <w:b/>
         </w:rPr>
-        <w:t>`8,645`</w:t>
+        <w:t>`30,919`</w:t>
       </w:r>
       <w:r>
         <w:t xml:space="preserve"> (Chênh lệch: </w:t>
@@ -21829,7 +21829,7 @@
         <w:rPr>
           <w:b/>
         </w:rPr>
-        <w:t>`-90,774`</w:t>
+        <w:t>`-68,500`</w:t>
       </w:r>
       <w:r>
         <w:t xml:space="preserve">) | OI: </w:t>
@@ -21871,7 +21871,7 @@
         <w:rPr>
           <w:b/>
         </w:rPr>
-        <w:t>`Không phát hiện mô hình nến đặc biệt`</w:t>
+        <w:t>`Bearish Marubozu (Lực bán áp đảo tuyệt đối)`</w:t>
       </w:r>
     </w:p>
     <w:p>
@@ -21908,16 +21908,16 @@
         <w:t>Đánh giá xu hướng kết hợp:</w:t>
       </w:r>
       <w:r>
-        <w:t xml:space="preserve"> </w:t>
+        <w:t xml:space="preserve"> ️ </w:t>
       </w:r>
       <w:r>
         <w:rPr>
           <w:b/>
         </w:rPr>
-        <w:t>TÍCH LŨY TÍCH CỰC (Accumulation):</w:t>
+        <w:t>BÁN THÁO YẾU (Weak Bearish Retest):</w:t>
       </w:r>
       <w:r>
-        <w:t xml:space="preserve"> Nến đi ngang nhưng dòng tiền âm thầm gia tăng (OI tăng), báo hiệu chuẩn bị có nhịp bứt phá tăng.</w:t>
+        <w:t xml:space="preserve"> Nến giảm xuất hiện nhưng thanh khoản thấp, có thể là nhịp rũ bỏ ngắn hạn trước khi hồi phục.</w:t>
       </w:r>
     </w:p>
     <w:p>
@@ -22163,7 +22163,7 @@
               <w:rPr>
                 <w:b/>
               </w:rPr>
-              <w:t>89.65</w:t>
+              <w:t>89.19</w:t>
             </w:r>
           </w:p>
         </w:tc>
@@ -22194,7 +22194,7 @@
               <w:rPr>
                 <w:b/>
               </w:rPr>
-              <w:t>+0.83%</w:t>
+              <w:t>+0.32%</w:t>
             </w:r>
           </w:p>
         </w:tc>
@@ -22286,7 +22286,7 @@
               <w:rPr>
                 <w:b/>
               </w:rPr>
-              <w:t>99.88</w:t>
+              <w:t>99.78</w:t>
             </w:r>
           </w:p>
         </w:tc>
@@ -22317,7 +22317,7 @@
               <w:rPr>
                 <w:b/>
               </w:rPr>
-              <w:t>+0.06%</w:t>
+              <w:t>-0.04%</w:t>
             </w:r>
           </w:p>
         </w:tc>
@@ -22345,7 +22345,7 @@
             </w:pPr>
             <w:r/>
             <w:r>
-              <w:t>DXY Tăng khiến lúa mì Mỹ đắt đỏ hơn đối với các khách hàng truyền thống như Ai Cập/Châu Á.</w:t>
+              <w:t>DXY Giảm kích thích nhu cầu nhập khẩu lúa mì Mỹ trên thị trường quốc tế.</w:t>
             </w:r>
           </w:p>
         </w:tc>
@@ -22921,7 +22921,7 @@
         <w:t xml:space="preserve"> EMA_21 </w:t>
       </w:r>
       <w:r>
-        <w:t xml:space="preserve"> (637.10) &lt; </w:t>
+        <w:t xml:space="preserve"> (642.20) &gt; </w:t>
       </w:r>
       <w:r>
         <w:rPr>
@@ -22932,7 +22932,7 @@
         <w:t xml:space="preserve"> EMA_50 </w:t>
       </w:r>
       <w:r>
-        <w:t xml:space="preserve"> (639.25).</w:t>
+        <w:t xml:space="preserve"> (641.35).</w:t>
       </w:r>
     </w:p>
     <w:p>
@@ -22953,7 +22953,7 @@
         <w:rPr>
           <w:b/>
         </w:rPr>
-        <w:t>`60.17`</w:t>
+        <w:t>`58.75`</w:t>
       </w:r>
       <w:r>
         <w:t xml:space="preserve"> | ATR (14) = </w:t>
@@ -22962,7 +22962,7 @@
         <w:rPr>
           <w:b/>
         </w:rPr>
-        <w:t>`3.55`</w:t>
+        <w:t>`4.06`</w:t>
       </w:r>
       <w:r>
         <w:t xml:space="preserve"> cents | Volatility = </w:t>
@@ -22971,7 +22971,7 @@
         <w:rPr>
           <w:b/>
         </w:rPr>
-        <w:t>`1.75 cents`</w:t>
+        <w:t>`4.50 cents`</w:t>
       </w:r>
       <w:r>
         <w:t>.</w:t>
@@ -22995,7 +22995,7 @@
         <w:rPr>
           <w:b/>
         </w:rPr>
-        <w:t>`640.75`</w:t>
+        <w:t>`643.25`</w:t>
       </w:r>
       <w:r>
         <w:t xml:space="preserve"> | S2: </w:t>
@@ -23013,7 +23013,7 @@
         <w:rPr>
           <w:b/>
         </w:rPr>
-        <w:t>`646.00`</w:t>
+        <w:t>`649.00`</w:t>
       </w:r>
       <w:r>
         <w:t xml:space="preserve"> | R2: </w:t>
@@ -23746,7 +23746,7 @@
           <w:b/>
           <w:color w:val="B91C1C"/>
         </w:rPr>
-        <w:t>`637.10 - 639.25 cents (Canh bán hồi kỹ thuật H1)`</w:t>
+        <w:t>`642.20 - 641.35 cents (Canh bán hồi kỹ thuật H1)`</w:t>
       </w:r>
       <w:r>
         <w:t xml:space="preserve"> | SL: </w:t>
@@ -23755,7 +23755,7 @@
         <w:rPr>
           <w:b/>
         </w:rPr>
-        <w:t>`716.57 cents (Trên kháng cự R2 + 1.5x ATR)`</w:t>
+        <w:t>`717.34 cents (Trên kháng cự R2 + 1.5x ATR)`</w:t>
       </w:r>
       <w:r>
         <w:t xml:space="preserve"> | TP: </w:t>
@@ -23766,7 +23766,7 @@
           <w:color w:val="D97706"/>
           <w:sz w:val="19"/>
         </w:rPr>
-        <w:t xml:space="preserve"> 640.75 cents </w:t>
+        <w:t xml:space="preserve"> 643.25 cents </w:t>
       </w:r>
       <w:r>
         <w:t xml:space="preserve"> / </w:t>
@@ -23817,7 +23817,7 @@
         <w:rPr>
           <w:b/>
         </w:rPr>
-        <w:t>`638.75 - 640.75 cents`</w:t>
+        <w:t>`641.25 - 643.25 cents`</w:t>
       </w:r>
       <w:r>
         <w:t xml:space="preserve"> | SL: </w:t>
@@ -23826,7 +23826,7 @@
         <w:rPr>
           <w:b/>
         </w:rPr>
-        <w:t>`598.70 cents`</w:t>
+        <w:t>`598.19 cents`</w:t>
       </w:r>
       <w:r>
         <w:t xml:space="preserve"> | TP: </w:t>
@@ -23835,7 +23835,7 @@
         <w:rPr>
           <w:b/>
         </w:rPr>
-        <w:t>`646.00 cents (Đón sóng hồi trung hạn ~14.5 giá)`</w:t>
+        <w:t>`649.00 cents (Đón sóng hồi trung hạn ~14.5 giá)`</w:t>
       </w:r>
       <w:r>
         <w:t>.</w:t>
@@ -23863,7 +23863,7 @@
         <w:rPr>
           <w:b/>
         </w:rPr>
-        <w:t>`646.00 - 648.00 cents`</w:t>
+        <w:t>`649.00 - 651.00 cents`</w:t>
       </w:r>
       <w:r>
         <w:t xml:space="preserve"> | SL: </w:t>
@@ -23872,7 +23872,7 @@
         <w:rPr>
           <w:b/>
         </w:rPr>
-        <w:t>`649.55 cents`</w:t>
+        <w:t>`653.06 cents`</w:t>
       </w:r>
       <w:r>
         <w:t xml:space="preserve"> | TP: </w:t>
@@ -23921,7 +23921,7 @@
         <w:rPr>
           <w:b/>
         </w:rPr>
-        <w:t>`604.34 - 618.00 cents`</w:t>
+        <w:t>`602.74 - 618.00 cents`</w:t>
       </w:r>
     </w:p>
     <w:p>
@@ -24328,7 +24328,7 @@
             </w:pPr>
             <w:r/>
             <w:r>
-              <w:t>643.00</w:t>
+              <w:t>646.50</w:t>
             </w:r>
           </w:p>
         </w:tc>
@@ -24356,7 +24356,7 @@
             </w:pPr>
             <w:r/>
             <w:r>
-              <w:t>654.25</w:t>
+              <w:t>657.75</w:t>
             </w:r>
           </w:p>
         </w:tc>
@@ -24384,7 +24384,7 @@
             </w:pPr>
             <w:r/>
             <w:r>
-              <w:t>637.50</w:t>
+              <w:t>641.00</w:t>
             </w:r>
           </w:p>
         </w:tc>
@@ -24415,7 +24415,7 @@
               <w:rPr>
                 <w:b/>
               </w:rPr>
-              <w:t>642.25</w:t>
+              <w:t>645.75</w:t>
             </w:r>
           </w:p>
         </w:tc>
@@ -24563,7 +24563,7 @@
             </w:pPr>
             <w:r/>
             <w:r>
-              <w:t>642.25</w:t>
+              <w:t>645.75</w:t>
             </w:r>
           </w:p>
         </w:tc>
@@ -24591,7 +24591,7 @@
             </w:pPr>
             <w:r/>
             <w:r>
-              <w:t>649.75</w:t>
+              <w:t>653.25</w:t>
             </w:r>
           </w:p>
         </w:tc>
@@ -24619,7 +24619,7 @@
             </w:pPr>
             <w:r/>
             <w:r>
-              <w:t>636.25</w:t>
+              <w:t>639.75</w:t>
             </w:r>
           </w:p>
         </w:tc>
@@ -24650,7 +24650,7 @@
               <w:rPr>
                 <w:b/>
               </w:rPr>
-              <w:t>641.75</w:t>
+              <w:t>645.25</w:t>
             </w:r>
           </w:p>
         </w:tc>
@@ -24798,7 +24798,7 @@
             </w:pPr>
             <w:r/>
             <w:r>
-              <w:t>641.75</w:t>
+              <w:t>645.25</w:t>
             </w:r>
           </w:p>
         </w:tc>
@@ -24826,7 +24826,7 @@
             </w:pPr>
             <w:r/>
             <w:r>
-              <w:t>655.50</w:t>
+              <w:t>659.00</w:t>
             </w:r>
           </w:p>
         </w:tc>
@@ -24854,7 +24854,7 @@
             </w:pPr>
             <w:r/>
             <w:r>
-              <w:t>627.00</w:t>
+              <w:t>630.50</w:t>
             </w:r>
           </w:p>
         </w:tc>
@@ -24885,7 +24885,7 @@
               <w:rPr>
                 <w:b/>
               </w:rPr>
-              <w:t>643.75</w:t>
+              <w:t>647.25</w:t>
             </w:r>
           </w:p>
         </w:tc>
@@ -25033,7 +25033,7 @@
             </w:pPr>
             <w:r/>
             <w:r>
-              <w:t>643.75</w:t>
+              <w:t>647.25</w:t>
             </w:r>
           </w:p>
         </w:tc>
@@ -25061,7 +25061,7 @@
             </w:pPr>
             <w:r/>
             <w:r>
-              <w:t>657.00</w:t>
+              <w:t>660.50</w:t>
             </w:r>
           </w:p>
         </w:tc>
@@ -25089,7 +25089,7 @@
             </w:pPr>
             <w:r/>
             <w:r>
-              <w:t>635.50</w:t>
+              <w:t>639.00</w:t>
             </w:r>
           </w:p>
         </w:tc>
@@ -25120,7 +25120,7 @@
               <w:rPr>
                 <w:b/>
               </w:rPr>
-              <w:t>645.00</w:t>
+              <w:t>648.50</w:t>
             </w:r>
           </w:p>
         </w:tc>
@@ -25268,7 +25268,7 @@
             </w:pPr>
             <w:r/>
             <w:r>
-              <w:t>645.00</w:t>
+              <w:t>648.50</w:t>
             </w:r>
           </w:p>
         </w:tc>
@@ -25296,7 +25296,7 @@
             </w:pPr>
             <w:r/>
             <w:r>
-              <w:t>661.50</w:t>
+              <w:t>665.00</w:t>
             </w:r>
           </w:p>
         </w:tc>
@@ -25324,7 +25324,7 @@
             </w:pPr>
             <w:r/>
             <w:r>
-              <w:t>634.50</w:t>
+              <w:t>638.00</w:t>
             </w:r>
           </w:p>
         </w:tc>
@@ -25355,7 +25355,7 @@
               <w:rPr>
                 <w:b/>
               </w:rPr>
-              <w:t>649.50</w:t>
+              <w:t>653.00</w:t>
             </w:r>
           </w:p>
         </w:tc>
@@ -25503,7 +25503,7 @@
             </w:pPr>
             <w:r/>
             <w:r>
-              <w:t>649.50</w:t>
+              <w:t>653.00</w:t>
             </w:r>
           </w:p>
         </w:tc>
@@ -25531,7 +25531,7 @@
             </w:pPr>
             <w:r/>
             <w:r>
-              <w:t>657.25</w:t>
+              <w:t>660.75</w:t>
             </w:r>
           </w:p>
         </w:tc>
@@ -25559,7 +25559,7 @@
             </w:pPr>
             <w:r/>
             <w:r>
-              <w:t>638.50</w:t>
+              <w:t>642.00</w:t>
             </w:r>
           </w:p>
         </w:tc>
@@ -25590,7 +25590,7 @@
               <w:rPr>
                 <w:b/>
               </w:rPr>
-              <w:t>650.75</w:t>
+              <w:t>654.25</w:t>
             </w:r>
           </w:p>
         </w:tc>
@@ -25738,7 +25738,7 @@
             </w:pPr>
             <w:r/>
             <w:r>
-              <w:t>650.75</w:t>
+              <w:t>654.25</w:t>
             </w:r>
           </w:p>
         </w:tc>
@@ -25766,7 +25766,7 @@
             </w:pPr>
             <w:r/>
             <w:r>
-              <w:t>659.00</w:t>
+              <w:t>662.50</w:t>
             </w:r>
           </w:p>
         </w:tc>
@@ -25794,7 +25794,7 @@
             </w:pPr>
             <w:r/>
             <w:r>
-              <w:t>640.25</w:t>
+              <w:t>643.75</w:t>
             </w:r>
           </w:p>
         </w:tc>
@@ -25825,7 +25825,7 @@
               <w:rPr>
                 <w:b/>
               </w:rPr>
-              <w:t>652.50</w:t>
+              <w:t>656.00</w:t>
             </w:r>
           </w:p>
         </w:tc>
@@ -25973,7 +25973,7 @@
             </w:pPr>
             <w:r/>
             <w:r>
-              <w:t>652.50</w:t>
+              <w:t>656.00</w:t>
             </w:r>
           </w:p>
         </w:tc>
@@ -26001,7 +26001,7 @@
             </w:pPr>
             <w:r/>
             <w:r>
-              <w:t>664.75</w:t>
+              <w:t>668.25</w:t>
             </w:r>
           </w:p>
         </w:tc>
@@ -26029,7 +26029,7 @@
             </w:pPr>
             <w:r/>
             <w:r>
-              <w:t>642.75</w:t>
+              <w:t>646.25</w:t>
             </w:r>
           </w:p>
         </w:tc>
@@ -26060,7 +26060,7 @@
               <w:rPr>
                 <w:b/>
               </w:rPr>
-              <w:t>651.50</w:t>
+              <w:t>655.00</w:t>
             </w:r>
           </w:p>
         </w:tc>
@@ -26208,7 +26208,7 @@
             </w:pPr>
             <w:r/>
             <w:r>
-              <w:t>651.50</w:t>
+              <w:t>655.00</w:t>
             </w:r>
           </w:p>
         </w:tc>
@@ -26236,7 +26236,7 @@
             </w:pPr>
             <w:r/>
             <w:r>
-              <w:t>662.00</w:t>
+              <w:t>665.50</w:t>
             </w:r>
           </w:p>
         </w:tc>
@@ -26264,7 +26264,7 @@
             </w:pPr>
             <w:r/>
             <w:r>
-              <w:t>636.75</w:t>
+              <w:t>640.25</w:t>
             </w:r>
           </w:p>
         </w:tc>
@@ -26295,7 +26295,7 @@
               <w:rPr>
                 <w:b/>
               </w:rPr>
-              <w:t>653.75</w:t>
+              <w:t>657.25</w:t>
             </w:r>
           </w:p>
         </w:tc>
@@ -26443,7 +26443,7 @@
             </w:pPr>
             <w:r/>
             <w:r>
-              <w:t>653.75</w:t>
+              <w:t>657.25</w:t>
             </w:r>
           </w:p>
         </w:tc>
@@ -26471,7 +26471,7 @@
             </w:pPr>
             <w:r/>
             <w:r>
-              <w:t>664.25</w:t>
+              <w:t>667.75</w:t>
             </w:r>
           </w:p>
         </w:tc>
@@ -26499,7 +26499,7 @@
             </w:pPr>
             <w:r/>
             <w:r>
-              <w:t>647.50</w:t>
+              <w:t>651.00</w:t>
             </w:r>
           </w:p>
         </w:tc>
@@ -26530,7 +26530,7 @@
               <w:rPr>
                 <w:b/>
               </w:rPr>
-              <w:t>654.50</w:t>
+              <w:t>658.00</w:t>
             </w:r>
           </w:p>
         </w:tc>
@@ -26678,7 +26678,7 @@
             </w:pPr>
             <w:r/>
             <w:r>
-              <w:t>654.50</w:t>
+              <w:t>658.00</w:t>
             </w:r>
           </w:p>
         </w:tc>
@@ -26706,7 +26706,7 @@
             </w:pPr>
             <w:r/>
             <w:r>
-              <w:t>668.75</w:t>
+              <w:t>672.25</w:t>
             </w:r>
           </w:p>
         </w:tc>
@@ -26734,7 +26734,7 @@
             </w:pPr>
             <w:r/>
             <w:r>
-              <w:t>639.75</w:t>
+              <w:t>643.25</w:t>
             </w:r>
           </w:p>
         </w:tc>
@@ -26765,7 +26765,7 @@
               <w:rPr>
                 <w:b/>
               </w:rPr>
-              <w:t>656.50</w:t>
+              <w:t>660.00</w:t>
             </w:r>
           </w:p>
         </w:tc>
@@ -26913,7 +26913,7 @@
             </w:pPr>
             <w:r/>
             <w:r>
-              <w:t>656.50</w:t>
+              <w:t>660.00</w:t>
             </w:r>
           </w:p>
         </w:tc>
@@ -26941,7 +26941,7 @@
             </w:pPr>
             <w:r/>
             <w:r>
-              <w:t>663.00</w:t>
+              <w:t>666.50</w:t>
             </w:r>
           </w:p>
         </w:tc>
@@ -26969,7 +26969,7 @@
             </w:pPr>
             <w:r/>
             <w:r>
-              <w:t>649.75</w:t>
+              <w:t>653.25</w:t>
             </w:r>
           </w:p>
         </w:tc>
@@ -27000,7 +27000,7 @@
               <w:rPr>
                 <w:b/>
               </w:rPr>
-              <w:t>656.75</w:t>
+              <w:t>660.25</w:t>
             </w:r>
           </w:p>
         </w:tc>
@@ -27148,7 +27148,7 @@
             </w:pPr>
             <w:r/>
             <w:r>
-              <w:t>656.75</w:t>
+              <w:t>660.25</w:t>
             </w:r>
           </w:p>
         </w:tc>
@@ -27176,7 +27176,7 @@
             </w:pPr>
             <w:r/>
             <w:r>
-              <w:t>667.00</w:t>
+              <w:t>670.50</w:t>
             </w:r>
           </w:p>
         </w:tc>
@@ -27204,7 +27204,7 @@
             </w:pPr>
             <w:r/>
             <w:r>
-              <w:t>648.75</w:t>
+              <w:t>652.25</w:t>
             </w:r>
           </w:p>
         </w:tc>
@@ -27235,7 +27235,7 @@
               <w:rPr>
                 <w:b/>
               </w:rPr>
-              <w:t>657.25</w:t>
+              <w:t>660.75</w:t>
             </w:r>
           </w:p>
         </w:tc>
@@ -27383,7 +27383,7 @@
             </w:pPr>
             <w:r/>
             <w:r>
-              <w:t>657.25</w:t>
+              <w:t>660.75</w:t>
             </w:r>
           </w:p>
         </w:tc>
@@ -27411,7 +27411,7 @@
             </w:pPr>
             <w:r/>
             <w:r>
-              <w:t>664.25</w:t>
+              <w:t>667.75</w:t>
             </w:r>
           </w:p>
         </w:tc>
@@ -27439,7 +27439,7 @@
             </w:pPr>
             <w:r/>
             <w:r>
-              <w:t>651.25</w:t>
+              <w:t>654.75</w:t>
             </w:r>
           </w:p>
         </w:tc>
@@ -27470,7 +27470,7 @@
               <w:rPr>
                 <w:b/>
               </w:rPr>
-              <w:t>656.50</w:t>
+              <w:t>660.00</w:t>
             </w:r>
           </w:p>
         </w:tc>
@@ -27618,7 +27618,7 @@
             </w:pPr>
             <w:r/>
             <w:r>
-              <w:t>656.50</w:t>
+              <w:t>660.00</w:t>
             </w:r>
           </w:p>
         </w:tc>
@@ -27646,7 +27646,7 @@
             </w:pPr>
             <w:r/>
             <w:r>
-              <w:t>670.00</w:t>
+              <w:t>673.50</w:t>
             </w:r>
           </w:p>
         </w:tc>
@@ -27674,7 +27674,7 @@
             </w:pPr>
             <w:r/>
             <w:r>
-              <w:t>643.50</w:t>
+              <w:t>647.00</w:t>
             </w:r>
           </w:p>
         </w:tc>
@@ -27705,7 +27705,7 @@
               <w:rPr>
                 <w:b/>
               </w:rPr>
-              <w:t>658.25</w:t>
+              <w:t>661.75</w:t>
             </w:r>
           </w:p>
         </w:tc>
@@ -27853,7 +27853,7 @@
             </w:pPr>
             <w:r/>
             <w:r>
-              <w:t>658.25</w:t>
+              <w:t>661.75</w:t>
             </w:r>
           </w:p>
         </w:tc>
@@ -27881,7 +27881,7 @@
             </w:pPr>
             <w:r/>
             <w:r>
-              <w:t>667.50</w:t>
+              <w:t>671.00</w:t>
             </w:r>
           </w:p>
         </w:tc>
@@ -27909,7 +27909,7 @@
             </w:pPr>
             <w:r/>
             <w:r>
-              <w:t>647.50</w:t>
+              <w:t>651.00</w:t>
             </w:r>
           </w:p>
         </w:tc>
@@ -27940,7 +27940,7 @@
               <w:rPr>
                 <w:b/>
               </w:rPr>
-              <w:t>658.75</w:t>
+              <w:t>662.25</w:t>
             </w:r>
           </w:p>
         </w:tc>
@@ -28088,7 +28088,7 @@
             </w:pPr>
             <w:r/>
             <w:r>
-              <w:t>658.75</w:t>
+              <w:t>662.25</w:t>
             </w:r>
           </w:p>
         </w:tc>
@@ -28116,7 +28116,7 @@
             </w:pPr>
             <w:r/>
             <w:r>
-              <w:t>671.00</w:t>
+              <w:t>674.50</w:t>
             </w:r>
           </w:p>
         </w:tc>
@@ -28144,7 +28144,7 @@
             </w:pPr>
             <w:r/>
             <w:r>
-              <w:t>644.50</w:t>
+              <w:t>648.00</w:t>
             </w:r>
           </w:p>
         </w:tc>
@@ -28175,7 +28175,7 @@
               <w:rPr>
                 <w:b/>
               </w:rPr>
-              <w:t>657.25</w:t>
+              <w:t>660.75</w:t>
             </w:r>
           </w:p>
         </w:tc>
@@ -28323,7 +28323,7 @@
             </w:pPr>
             <w:r/>
             <w:r>
-              <w:t>657.25</w:t>
+              <w:t>660.75</w:t>
             </w:r>
           </w:p>
         </w:tc>
@@ -28351,7 +28351,7 @@
             </w:pPr>
             <w:r/>
             <w:r>
-              <w:t>664.25</w:t>
+              <w:t>667.75</w:t>
             </w:r>
           </w:p>
         </w:tc>
@@ -28379,7 +28379,7 @@
             </w:pPr>
             <w:r/>
             <w:r>
-              <w:t>647.75</w:t>
+              <w:t>651.25</w:t>
             </w:r>
           </w:p>
         </w:tc>
@@ -28410,7 +28410,7 @@
               <w:rPr>
                 <w:b/>
               </w:rPr>
-              <w:t>657.75</w:t>
+              <w:t>661.25</w:t>
             </w:r>
           </w:p>
         </w:tc>
@@ -28558,7 +28558,7 @@
             </w:pPr>
             <w:r/>
             <w:r>
-              <w:t>657.75</w:t>
+              <w:t>661.25</w:t>
             </w:r>
           </w:p>
         </w:tc>
@@ -28586,7 +28586,7 @@
             </w:pPr>
             <w:r/>
             <w:r>
-              <w:t>668.25</w:t>
+              <w:t>671.75</w:t>
             </w:r>
           </w:p>
         </w:tc>
@@ -28614,7 +28614,7 @@
             </w:pPr>
             <w:r/>
             <w:r>
-              <w:t>650.50</w:t>
+              <w:t>654.00</w:t>
             </w:r>
           </w:p>
         </w:tc>
@@ -28645,7 +28645,7 @@
               <w:rPr>
                 <w:b/>
               </w:rPr>
-              <w:t>657.50</w:t>
+              <w:t>661.00</w:t>
             </w:r>
           </w:p>
         </w:tc>
@@ -28793,7 +28793,7 @@
             </w:pPr>
             <w:r/>
             <w:r>
-              <w:t>657.50</w:t>
+              <w:t>661.00</w:t>
             </w:r>
           </w:p>
         </w:tc>
@@ -28821,7 +28821,7 @@
             </w:pPr>
             <w:r/>
             <w:r>
-              <w:t>667.25</w:t>
+              <w:t>670.75</w:t>
             </w:r>
           </w:p>
         </w:tc>
@@ -28849,7 +28849,7 @@
             </w:pPr>
             <w:r/>
             <w:r>
-              <w:t>647.75</w:t>
+              <w:t>651.25</w:t>
             </w:r>
           </w:p>
         </w:tc>
@@ -28880,7 +28880,7 @@
               <w:rPr>
                 <w:b/>
               </w:rPr>
-              <w:t>658.00</w:t>
+              <w:t>661.50</w:t>
             </w:r>
           </w:p>
         </w:tc>
@@ -29028,7 +29028,7 @@
             </w:pPr>
             <w:r/>
             <w:r>
-              <w:t>658.00</w:t>
+              <w:t>661.50</w:t>
             </w:r>
           </w:p>
         </w:tc>
@@ -29056,7 +29056,7 @@
             </w:pPr>
             <w:r/>
             <w:r>
-              <w:t>668.75</w:t>
+              <w:t>672.25</w:t>
             </w:r>
           </w:p>
         </w:tc>
@@ -29084,7 +29084,7 @@
             </w:pPr>
             <w:r/>
             <w:r>
-              <w:t>650.75</w:t>
+              <w:t>654.25</w:t>
             </w:r>
           </w:p>
         </w:tc>
@@ -29115,7 +29115,7 @@
               <w:rPr>
                 <w:b/>
               </w:rPr>
-              <w:t>658.75</w:t>
+              <w:t>662.25</w:t>
             </w:r>
           </w:p>
         </w:tc>
@@ -29263,7 +29263,7 @@
             </w:pPr>
             <w:r/>
             <w:r>
-              <w:t>658.75</w:t>
+              <w:t>662.25</w:t>
             </w:r>
           </w:p>
         </w:tc>
@@ -29291,7 +29291,7 @@
             </w:pPr>
             <w:r/>
             <w:r>
-              <w:t>665.25</w:t>
+              <w:t>668.75</w:t>
             </w:r>
           </w:p>
         </w:tc>
@@ -29319,7 +29319,7 @@
             </w:pPr>
             <w:r/>
             <w:r>
-              <w:t>650.25</w:t>
+              <w:t>653.75</w:t>
             </w:r>
           </w:p>
         </w:tc>
@@ -29350,7 +29350,7 @@
               <w:rPr>
                 <w:b/>
               </w:rPr>
-              <w:t>659.25</w:t>
+              <w:t>662.75</w:t>
             </w:r>
           </w:p>
         </w:tc>
@@ -29498,7 +29498,7 @@
             </w:pPr>
             <w:r/>
             <w:r>
-              <w:t>659.25</w:t>
+              <w:t>662.75</w:t>
             </w:r>
           </w:p>
         </w:tc>
@@ -29526,7 +29526,7 @@
             </w:pPr>
             <w:r/>
             <w:r>
-              <w:t>670.25</w:t>
+              <w:t>673.75</w:t>
             </w:r>
           </w:p>
         </w:tc>
@@ -29554,7 +29554,7 @@
             </w:pPr>
             <w:r/>
             <w:r>
-              <w:t>647.50</w:t>
+              <w:t>651.00</w:t>
             </w:r>
           </w:p>
         </w:tc>
@@ -29585,7 +29585,7 @@
               <w:rPr>
                 <w:b/>
               </w:rPr>
-              <w:t>662.75</w:t>
+              <w:t>666.25</w:t>
             </w:r>
           </w:p>
         </w:tc>
@@ -29733,7 +29733,7 @@
             </w:pPr>
             <w:r/>
             <w:r>
-              <w:t>662.75</w:t>
+              <w:t>666.25</w:t>
             </w:r>
           </w:p>
         </w:tc>
@@ -29761,7 +29761,7 @@
             </w:pPr>
             <w:r/>
             <w:r>
-              <w:t>668.25</w:t>
+              <w:t>671.75</w:t>
             </w:r>
           </w:p>
         </w:tc>
@@ -29789,7 +29789,7 @@
             </w:pPr>
             <w:r/>
             <w:r>
-              <w:t>655.00</w:t>
+              <w:t>658.50</w:t>
             </w:r>
           </w:p>
         </w:tc>
@@ -29820,7 +29820,7 @@
               <w:rPr>
                 <w:b/>
               </w:rPr>
-              <w:t>663.50</w:t>
+              <w:t>667.00</w:t>
             </w:r>
           </w:p>
         </w:tc>
@@ -29968,7 +29968,7 @@
             </w:pPr>
             <w:r/>
             <w:r>
-              <w:t>663.50</w:t>
+              <w:t>667.00</w:t>
             </w:r>
           </w:p>
         </w:tc>
@@ -29996,7 +29996,7 @@
             </w:pPr>
             <w:r/>
             <w:r>
-              <w:t>672.75</w:t>
+              <w:t>676.25</w:t>
             </w:r>
           </w:p>
         </w:tc>
@@ -30024,7 +30024,7 @@
             </w:pPr>
             <w:r/>
             <w:r>
-              <w:t>657.00</w:t>
+              <w:t>660.50</w:t>
             </w:r>
           </w:p>
         </w:tc>
@@ -30055,7 +30055,7 @@
               <w:rPr>
                 <w:b/>
               </w:rPr>
-              <w:t>662.75</w:t>
+              <w:t>666.25</w:t>
             </w:r>
           </w:p>
         </w:tc>
@@ -30203,7 +30203,7 @@
             </w:pPr>
             <w:r/>
             <w:r>
-              <w:t>662.75</w:t>
+              <w:t>666.25</w:t>
             </w:r>
           </w:p>
         </w:tc>
@@ -30231,7 +30231,7 @@
             </w:pPr>
             <w:r/>
             <w:r>
-              <w:t>670.25</w:t>
+              <w:t>673.75</w:t>
             </w:r>
           </w:p>
         </w:tc>
@@ -30259,7 +30259,7 @@
             </w:pPr>
             <w:r/>
             <w:r>
-              <w:t>656.75</w:t>
+              <w:t>660.25</w:t>
             </w:r>
           </w:p>
         </w:tc>
@@ -30290,7 +30290,7 @@
               <w:rPr>
                 <w:b/>
               </w:rPr>
-              <w:t>661.75</w:t>
+              <w:t>665.25</w:t>
             </w:r>
           </w:p>
         </w:tc>
@@ -30438,7 +30438,7 @@
             </w:pPr>
             <w:r/>
             <w:r>
-              <w:t>661.75</w:t>
+              <w:t>665.25</w:t>
             </w:r>
           </w:p>
         </w:tc>
@@ -30466,7 +30466,7 @@
             </w:pPr>
             <w:r/>
             <w:r>
-              <w:t>668.75</w:t>
+              <w:t>672.25</w:t>
             </w:r>
           </w:p>
         </w:tc>
@@ -30494,7 +30494,7 @@
             </w:pPr>
             <w:r/>
             <w:r>
-              <w:t>648.25</w:t>
+              <w:t>651.75</w:t>
             </w:r>
           </w:p>
         </w:tc>
@@ -30525,7 +30525,7 @@
               <w:rPr>
                 <w:b/>
               </w:rPr>
-              <w:t>662.50</w:t>
+              <w:t>666.00</w:t>
             </w:r>
           </w:p>
         </w:tc>
@@ -30673,7 +30673,7 @@
             </w:pPr>
             <w:r/>
             <w:r>
-              <w:t>662.50</w:t>
+              <w:t>666.00</w:t>
             </w:r>
           </w:p>
         </w:tc>
@@ -30701,7 +30701,7 @@
             </w:pPr>
             <w:r/>
             <w:r>
-              <w:t>671.75</w:t>
+              <w:t>675.25</w:t>
             </w:r>
           </w:p>
         </w:tc>
@@ -30729,7 +30729,7 @@
             </w:pPr>
             <w:r/>
             <w:r>
-              <w:t>655.25</w:t>
+              <w:t>658.75</w:t>
             </w:r>
           </w:p>
         </w:tc>
@@ -30760,7 +30760,7 @@
               <w:rPr>
                 <w:b/>
               </w:rPr>
-              <w:t>662.25</w:t>
+              <w:t>665.75</w:t>
             </w:r>
           </w:p>
         </w:tc>
@@ -30908,7 +30908,7 @@
             </w:pPr>
             <w:r/>
             <w:r>
-              <w:t>662.25</w:t>
+              <w:t>665.75</w:t>
             </w:r>
           </w:p>
         </w:tc>
@@ -30936,7 +30936,7 @@
             </w:pPr>
             <w:r/>
             <w:r>
-              <w:t>670.75</w:t>
+              <w:t>674.25</w:t>
             </w:r>
           </w:p>
         </w:tc>
@@ -30964,7 +30964,7 @@
             </w:pPr>
             <w:r/>
             <w:r>
-              <w:t>648.25</w:t>
+              <w:t>651.75</w:t>
             </w:r>
           </w:p>
         </w:tc>
@@ -30995,7 +30995,7 @@
               <w:rPr>
                 <w:b/>
               </w:rPr>
-              <w:t>664.00</w:t>
+              <w:t>667.50</w:t>
             </w:r>
           </w:p>
         </w:tc>
@@ -31143,7 +31143,7 @@
             </w:pPr>
             <w:r/>
             <w:r>
-              <w:t>664.00</w:t>
+              <w:t>667.50</w:t>
             </w:r>
           </w:p>
         </w:tc>
@@ -31171,7 +31171,7 @@
             </w:pPr>
             <w:r/>
             <w:r>
-              <w:t>670.25</w:t>
+              <w:t>673.75</w:t>
             </w:r>
           </w:p>
         </w:tc>
@@ -31199,7 +31199,7 @@
             </w:pPr>
             <w:r/>
             <w:r>
-              <w:t>657.50</w:t>
+              <w:t>661.00</w:t>
             </w:r>
           </w:p>
         </w:tc>
@@ -31230,7 +31230,7 @@
               <w:rPr>
                 <w:b/>
               </w:rPr>
-              <w:t>663.25</w:t>
+              <w:t>666.75</w:t>
             </w:r>
           </w:p>
         </w:tc>

--- a/Daily Reports/12_08_2026-CBOT Reports.docx
+++ b/Daily Reports/12_08_2026-CBOT Reports.docx
@@ -104,7 +104,7 @@
           <w:color w:val="5C768D"/>
           <w:sz w:val="19"/>
         </w:rPr>
-        <w:t>Cập nhật tự động qua `macro_tracker.py` vào lúc 20:03 ICT ngày 12/08/2026</w:t>
+        <w:t>Cập nhật tự động qua `macro_tracker.py` vào lúc 21:30 ICT ngày 12/08/2026</w:t>
       </w:r>
     </w:p>
     <w:tbl>
@@ -313,7 +313,7 @@
               <w:rPr>
                 <w:b/>
               </w:rPr>
-              <w:t>88.72 / thùng</w:t>
+              <w:t>88.66 / thùng</w:t>
             </w:r>
           </w:p>
         </w:tc>
@@ -344,7 +344,7 @@
               <w:rPr>
                 <w:b/>
               </w:rPr>
-              <w:t>-0.21%</w:t>
+              <w:t>-0.28%</w:t>
             </w:r>
           </w:p>
         </w:tc>
@@ -442,7 +442,7 @@
               <w:rPr>
                 <w:b/>
               </w:rPr>
-              <w:t>99.68</w:t>
+              <w:t>99.73</w:t>
             </w:r>
           </w:p>
         </w:tc>
@@ -473,7 +473,7 @@
               <w:rPr>
                 <w:b/>
               </w:rPr>
-              <w:t>-0.14%</w:t>
+              <w:t>-0.09%</w:t>
             </w:r>
           </w:p>
         </w:tc>
@@ -1218,7 +1218,7 @@
         <w:rPr>
           <w:b/>
         </w:rPr>
-        <w:t>`88.72` (-0.21%)</w:t>
+        <w:t>`88.66` (-0.28%)</w:t>
       </w:r>
       <w:r>
         <w:t xml:space="preserve"> | DXY: </w:t>
@@ -1227,7 +1227,7 @@
         <w:rPr>
           <w:b/>
         </w:rPr>
-        <w:t>`99.68` (-0.14%)</w:t>
+        <w:t>`99.73` (-0.09%)</w:t>
       </w:r>
       <w:r>
         <w:t xml:space="preserve"> | Lúa mì CBOT: </w:t>
@@ -1236,7 +1236,7 @@
         <w:rPr>
           <w:b/>
         </w:rPr>
-        <w:t>`645.25` (+2.38%)</w:t>
+        <w:t>`651.00` (+3.25%)</w:t>
       </w:r>
       <w:r>
         <w:t>.</w:t>
@@ -1306,7 +1306,7 @@
           <w:color w:val="5C768D"/>
           <w:sz w:val="19"/>
         </w:rPr>
-        <w:t>Cập nhật tự động lúc 20:03 ICT ngày 12/08/2026 — Nguồn: NOAA, USDA, BOM Australia</w:t>
+        <w:t>Cập nhật tự động lúc 21:30 ICT ngày 12/08/2026 — Nguồn: NOAA, USDA, BOM Australia</w:t>
       </w:r>
     </w:p>
     <w:p>
@@ -3574,7 +3574,7 @@
               <w:rPr>
                 <w:b/>
               </w:rPr>
-              <w:t>439.75</w:t>
+              <w:t>444.50</w:t>
             </w:r>
           </w:p>
         </w:tc>
@@ -3605,7 +3605,7 @@
               <w:rPr>
                 <w:b/>
               </w:rPr>
-              <w:t>440.44 (+0.69)</w:t>
+              <w:t>444.69 (+0.19)</w:t>
             </w:r>
           </w:p>
         </w:tc>
@@ -3633,7 +3633,7 @@
             </w:pPr>
             <w:r/>
             <w:r>
-              <w:t>Bullish (439.22 &gt; 439.19)</w:t>
+              <w:t>Bullish (440.07 &gt; 439.57)</w:t>
             </w:r>
           </w:p>
         </w:tc>
@@ -3822,7 +3822,7 @@
               <w:rPr>
                 <w:b/>
               </w:rPr>
-              <w:t>645.25</w:t>
+              <w:t>651.25</w:t>
             </w:r>
           </w:p>
         </w:tc>
@@ -3853,7 +3853,7 @@
               <w:rPr>
                 <w:b/>
               </w:rPr>
-              <w:t>647.19 (+1.94)</w:t>
+              <w:t>653.23 (+1.98)</w:t>
             </w:r>
           </w:p>
         </w:tc>
@@ -3881,7 +3881,7 @@
             </w:pPr>
             <w:r/>
             <w:r>
-              <w:t>Bullish (642.56 &gt; 641.54)</w:t>
+              <w:t>Bullish (643.99 &gt; 642.25)</w:t>
             </w:r>
           </w:p>
         </w:tc>
@@ -3909,7 +3909,7 @@
             </w:pPr>
             <w:r/>
             <w:r>
-              <w:t>4.50 cents</w:t>
+              <w:t>1.50 cents</w:t>
             </w:r>
           </w:p>
         </w:tc>
@@ -4347,7 +4347,7 @@
                 <w:b/>
                 <w:color w:val="15803D"/>
               </w:rPr>
-              <w:t>439.00 - 439.22 cents (Canh mua vùng hỗ trợ)</w:t>
+              <w:t>443.00 - 440.07 cents (Canh mua vùng hỗ trợ)</w:t>
             </w:r>
           </w:p>
         </w:tc>
@@ -4378,7 +4378,7 @@
               <w:rPr>
                 <w:b/>
               </w:rPr>
-              <w:t>424.66 cents (Dưới cản S2 + 1.5x ATR)</w:t>
+              <w:t>423.97 cents (Dưới cản S2 + 1.5x ATR)</w:t>
             </w:r>
           </w:p>
         </w:tc>
@@ -4414,7 +4414,7 @@
                 <w:color w:val="D97706"/>
                 <w:sz w:val="19"/>
               </w:rPr>
-              <w:t xml:space="preserve"> 441.00 cents </w:t>
+              <w:t xml:space="preserve"> 446.25 cents </w:t>
             </w:r>
             <w:r>
               <w:t xml:space="preserve"> / TP2: </w:t>
@@ -4559,7 +4559,7 @@
               <w:rPr>
                 <w:b/>
               </w:rPr>
-              <w:t>437.50 - 439.00 cents</w:t>
+              <w:t>441.50 - 443.00 cents</w:t>
             </w:r>
           </w:p>
         </w:tc>
@@ -4590,7 +4590,7 @@
               <w:rPr>
                 <w:b/>
               </w:rPr>
-              <w:t>425.35 cents (Chống quét SL tuyệt đối)</w:t>
+              <w:t>424.89 cents (Chống quét SL tuyệt đối)</w:t>
             </w:r>
           </w:p>
         </w:tc>
@@ -4752,7 +4752,7 @@
               <w:rPr>
                 <w:b/>
               </w:rPr>
-              <w:t>441.00 - 442.50 cents</w:t>
+              <w:t>446.25 - 447.75 cents</w:t>
             </w:r>
           </w:p>
         </w:tc>
@@ -4783,7 +4783,7 @@
               <w:rPr>
                 <w:b/>
               </w:rPr>
-              <w:t>442.40 cents</w:t>
+              <w:t>448.11 cents</w:t>
             </w:r>
           </w:p>
         </w:tc>
@@ -4945,7 +4945,7 @@
               <w:rPr>
                 <w:b/>
               </w:rPr>
-              <w:t>441.47 - 447.50 cents</w:t>
+              <w:t>439.86 - 447.50 cents</w:t>
             </w:r>
           </w:p>
         </w:tc>
@@ -5126,7 +5126,7 @@
                 <w:b/>
                 <w:color w:val="B91C1C"/>
               </w:rPr>
-              <w:t>642.56 - 641.54 cents (Canh bán hồi kỹ thuật H1)</w:t>
+              <w:t>643.99 - 642.25 cents (Canh bán hồi kỹ thuật H1)</w:t>
             </w:r>
           </w:p>
         </w:tc>
@@ -5157,7 +5157,7 @@
               <w:rPr>
                 <w:b/>
               </w:rPr>
-              <w:t>717.43 cents (Trên kháng cự R2 + 1.5x ATR)</w:t>
+              <w:t>717.19 cents (Trên kháng cự R2 + 1.5x ATR)</w:t>
             </w:r>
           </w:p>
         </w:tc>
@@ -5193,7 +5193,7 @@
                 <w:color w:val="D97706"/>
                 <w:sz w:val="19"/>
               </w:rPr>
-              <w:t xml:space="preserve"> 642.75 cents </w:t>
+              <w:t xml:space="preserve"> 647.00 cents </w:t>
             </w:r>
             <w:r>
               <w:t xml:space="preserve"> / TP2: </w:t>
@@ -5335,7 +5335,7 @@
               <w:rPr>
                 <w:b/>
               </w:rPr>
-              <w:t>640.75 - 642.75 cents</w:t>
+              <w:t>645.00 - 647.00 cents</w:t>
             </w:r>
           </w:p>
         </w:tc>
@@ -5366,7 +5366,7 @@
               <w:rPr>
                 <w:b/>
               </w:rPr>
-              <w:t>598.13 cents</w:t>
+              <w:t>598.29 cents</w:t>
             </w:r>
           </w:p>
         </w:tc>
@@ -5397,7 +5397,7 @@
               <w:rPr>
                 <w:b/>
               </w:rPr>
-              <w:t>647.50 cents (Đón sóng hồi trung hạn ~14.5 giá)</w:t>
+              <w:t>653.50 cents (Đón sóng hồi trung hạn ~14.5 giá)</w:t>
             </w:r>
           </w:p>
         </w:tc>
@@ -5528,7 +5528,7 @@
               <w:rPr>
                 <w:b/>
               </w:rPr>
-              <w:t>647.50 - 649.50 cents</w:t>
+              <w:t>653.50 - 655.50 cents</w:t>
             </w:r>
           </w:p>
         </w:tc>
@@ -5559,7 +5559,7 @@
               <w:rPr>
                 <w:b/>
               </w:rPr>
-              <w:t>651.62 cents</w:t>
+              <w:t>657.46 cents</w:t>
             </w:r>
           </w:p>
         </w:tc>
@@ -5721,7 +5721,7 @@
               <w:rPr>
                 <w:b/>
               </w:rPr>
-              <w:t>602.51 - 618.00 cents</w:t>
+              <w:t>603.35 - 618.00 cents</w:t>
             </w:r>
           </w:p>
         </w:tc>
@@ -11599,7 +11599,7 @@
         <w:t>Giá Chốt Phiên (Close):</w:t>
       </w:r>
       <w:r>
-        <w:t xml:space="preserve"> 439.75 cents | </w:t>
+        <w:t xml:space="preserve"> 444.50 cents | </w:t>
       </w:r>
       <w:r>
         <w:rPr>
@@ -11614,10 +11614,10 @@
         <w:rPr>
           <w:b/>
         </w:rPr>
-        <w:t>`440.44 cents`</w:t>
+        <w:t>`444.69 cents`</w:t>
       </w:r>
       <w:r>
-        <w:t xml:space="preserve"> (+0.69).</w:t>
+        <w:t xml:space="preserve"> (+0.19).</w:t>
       </w:r>
     </w:p>
     <w:p>
@@ -11638,7 +11638,7 @@
         <w:rPr>
           <w:b/>
         </w:rPr>
-        <w:t>`13,818`</w:t>
+        <w:t>`52,229`</w:t>
       </w:r>
       <w:r>
         <w:t xml:space="preserve"> (Chênh lệch: </w:t>
@@ -11647,7 +11647,7 @@
         <w:rPr>
           <w:b/>
         </w:rPr>
-        <w:t>`-163,276`</w:t>
+        <w:t>`-124,865`</w:t>
       </w:r>
       <w:r>
         <w:t xml:space="preserve">) | OI: </w:t>
@@ -11656,7 +11656,7 @@
         <w:rPr>
           <w:b/>
         </w:rPr>
-        <w:t>`354,650`</w:t>
+        <w:t>`354,557`</w:t>
       </w:r>
       <w:r>
         <w:t xml:space="preserve"> (Chênh lệch: </w:t>
@@ -11665,7 +11665,7 @@
         <w:rPr>
           <w:b/>
         </w:rPr>
-        <w:t>`+0`</w:t>
+        <w:t>`-93`</w:t>
       </w:r>
       <w:r>
         <w:t>)</w:t>
@@ -11981,7 +11981,7 @@
               <w:rPr>
                 <w:b/>
               </w:rPr>
-              <w:t>88.72</w:t>
+              <w:t>88.66</w:t>
             </w:r>
           </w:p>
         </w:tc>
@@ -12012,7 +12012,7 @@
               <w:rPr>
                 <w:b/>
               </w:rPr>
-              <w:t>-0.21%</w:t>
+              <w:t>-0.28%</w:t>
             </w:r>
           </w:p>
         </w:tc>
@@ -12104,7 +12104,7 @@
               <w:rPr>
                 <w:b/>
               </w:rPr>
-              <w:t>99.68</w:t>
+              <w:t>99.73</w:t>
             </w:r>
           </w:p>
         </w:tc>
@@ -12135,7 +12135,7 @@
               <w:rPr>
                 <w:b/>
               </w:rPr>
-              <w:t>-0.14%</w:t>
+              <w:t>-0.09%</w:t>
             </w:r>
           </w:p>
         </w:tc>
@@ -12739,7 +12739,7 @@
         <w:t xml:space="preserve"> EMA_21 </w:t>
       </w:r>
       <w:r>
-        <w:t xml:space="preserve"> (439.22) &gt; </w:t>
+        <w:t xml:space="preserve"> (440.07) &gt; </w:t>
       </w:r>
       <w:r>
         <w:rPr>
@@ -12750,7 +12750,7 @@
         <w:t xml:space="preserve"> EMA_50 </w:t>
       </w:r>
       <w:r>
-        <w:t xml:space="preserve"> (439.19).</w:t>
+        <w:t xml:space="preserve"> (439.57).</w:t>
       </w:r>
     </w:p>
     <w:p>
@@ -12771,7 +12771,7 @@
         <w:rPr>
           <w:b/>
         </w:rPr>
-        <w:t>`53.43`</w:t>
+        <w:t>`69.31`</w:t>
       </w:r>
       <w:r>
         <w:t xml:space="preserve"> | ATR (14) = </w:t>
@@ -12780,7 +12780,7 @@
         <w:rPr>
           <w:b/>
         </w:rPr>
-        <w:t>`1.40`</w:t>
+        <w:t>`1.86`</w:t>
       </w:r>
       <w:r>
         <w:t xml:space="preserve"> cents | Volatility = </w:t>
@@ -12813,7 +12813,7 @@
         <w:rPr>
           <w:b/>
         </w:rPr>
-        <w:t>`439.00`</w:t>
+        <w:t>`443.00`</w:t>
       </w:r>
       <w:r>
         <w:t xml:space="preserve"> | S2: </w:t>
@@ -12831,7 +12831,7 @@
         <w:rPr>
           <w:b/>
         </w:rPr>
-        <w:t>`441.00`</w:t>
+        <w:t>`446.25`</w:t>
       </w:r>
       <w:r>
         <w:t xml:space="preserve"> | R2: </w:t>
@@ -13574,7 +13574,7 @@
           <w:b/>
           <w:color w:val="15803D"/>
         </w:rPr>
-        <w:t>`439.00 - 439.22 cents (Canh mua vùng hỗ trợ)`</w:t>
+        <w:t>`443.00 - 440.07 cents (Canh mua vùng hỗ trợ)`</w:t>
       </w:r>
       <w:r>
         <w:t xml:space="preserve"> | SL: </w:t>
@@ -13583,7 +13583,7 @@
         <w:rPr>
           <w:b/>
         </w:rPr>
-        <w:t>`424.66 cents (Dưới cản S2 + 1.5x ATR)`</w:t>
+        <w:t>`423.97 cents (Dưới cản S2 + 1.5x ATR)`</w:t>
       </w:r>
       <w:r>
         <w:t xml:space="preserve"> | TP: </w:t>
@@ -13594,7 +13594,7 @@
           <w:color w:val="D97706"/>
           <w:sz w:val="19"/>
         </w:rPr>
-        <w:t xml:space="preserve"> 441.00 cents </w:t>
+        <w:t xml:space="preserve"> 446.25 cents </w:t>
       </w:r>
       <w:r>
         <w:t xml:space="preserve"> / </w:t>
@@ -13645,7 +13645,7 @@
         <w:rPr>
           <w:b/>
         </w:rPr>
-        <w:t>`437.50 - 439.00 cents`</w:t>
+        <w:t>`441.50 - 443.00 cents`</w:t>
       </w:r>
       <w:r>
         <w:t xml:space="preserve"> | SL: </w:t>
@@ -13654,7 +13654,7 @@
         <w:rPr>
           <w:b/>
         </w:rPr>
-        <w:t>`425.35 cents (Chống quét SL tuyệt đối)`</w:t>
+        <w:t>`424.89 cents (Chống quét SL tuyệt đối)`</w:t>
       </w:r>
       <w:r>
         <w:t xml:space="preserve"> | TP: </w:t>
@@ -13691,7 +13691,7 @@
         <w:rPr>
           <w:b/>
         </w:rPr>
-        <w:t>`441.00 - 442.50 cents`</w:t>
+        <w:t>`446.25 - 447.75 cents`</w:t>
       </w:r>
       <w:r>
         <w:t xml:space="preserve"> | SL: </w:t>
@@ -13700,7 +13700,7 @@
         <w:rPr>
           <w:b/>
         </w:rPr>
-        <w:t>`442.40 cents`</w:t>
+        <w:t>`448.11 cents`</w:t>
       </w:r>
       <w:r>
         <w:t xml:space="preserve"> | TP: </w:t>
@@ -13749,7 +13749,7 @@
         <w:rPr>
           <w:b/>
         </w:rPr>
-        <w:t>`441.47 - 447.50 cents`</w:t>
+        <w:t>`439.86 - 447.50 cents`</w:t>
       </w:r>
     </w:p>
     <w:p>
@@ -14156,7 +14156,7 @@
             </w:pPr>
             <w:r/>
             <w:r>
-              <w:t>439.75</w:t>
+              <w:t>444.50</w:t>
             </w:r>
           </w:p>
         </w:tc>
@@ -14184,7 +14184,7 @@
             </w:pPr>
             <w:r/>
             <w:r>
-              <w:t>443.50</w:t>
+              <w:t>448.25</w:t>
             </w:r>
           </w:p>
         </w:tc>
@@ -14212,7 +14212,7 @@
             </w:pPr>
             <w:r/>
             <w:r>
-              <w:t>436.50</w:t>
+              <w:t>441.25</w:t>
             </w:r>
           </w:p>
         </w:tc>
@@ -14243,7 +14243,7 @@
               <w:rPr>
                 <w:b/>
               </w:rPr>
-              <w:t>440.00</w:t>
+              <w:t>444.75</w:t>
             </w:r>
           </w:p>
         </w:tc>
@@ -14391,7 +14391,7 @@
             </w:pPr>
             <w:r/>
             <w:r>
-              <w:t>440.00</w:t>
+              <w:t>444.75</w:t>
             </w:r>
           </w:p>
         </w:tc>
@@ -14419,7 +14419,7 @@
             </w:pPr>
             <w:r/>
             <w:r>
-              <w:t>442.75</w:t>
+              <w:t>447.50</w:t>
             </w:r>
           </w:p>
         </w:tc>
@@ -14447,7 +14447,7 @@
             </w:pPr>
             <w:r/>
             <w:r>
-              <w:t>436.25</w:t>
+              <w:t>441.00</w:t>
             </w:r>
           </w:p>
         </w:tc>
@@ -14478,7 +14478,7 @@
               <w:rPr>
                 <w:b/>
               </w:rPr>
-              <w:t>439.50</w:t>
+              <w:t>444.25</w:t>
             </w:r>
           </w:p>
         </w:tc>
@@ -14626,7 +14626,7 @@
             </w:pPr>
             <w:r/>
             <w:r>
-              <w:t>439.50</w:t>
+              <w:t>444.25</w:t>
             </w:r>
           </w:p>
         </w:tc>
@@ -14654,7 +14654,7 @@
             </w:pPr>
             <w:r/>
             <w:r>
-              <w:t>442.50</w:t>
+              <w:t>447.25</w:t>
             </w:r>
           </w:p>
         </w:tc>
@@ -14682,7 +14682,7 @@
             </w:pPr>
             <w:r/>
             <w:r>
-              <w:t>435.50</w:t>
+              <w:t>440.25</w:t>
             </w:r>
           </w:p>
         </w:tc>
@@ -14713,7 +14713,7 @@
               <w:rPr>
                 <w:b/>
               </w:rPr>
-              <w:t>440.25</w:t>
+              <w:t>445.00</w:t>
             </w:r>
           </w:p>
         </w:tc>
@@ -14861,7 +14861,7 @@
             </w:pPr>
             <w:r/>
             <w:r>
-              <w:t>440.25</w:t>
+              <w:t>445.00</w:t>
             </w:r>
           </w:p>
         </w:tc>
@@ -14889,7 +14889,7 @@
             </w:pPr>
             <w:r/>
             <w:r>
-              <w:t>444.75</w:t>
+              <w:t>449.50</w:t>
             </w:r>
           </w:p>
         </w:tc>
@@ -14917,7 +14917,7 @@
             </w:pPr>
             <w:r/>
             <w:r>
-              <w:t>435.25</w:t>
+              <w:t>440.00</w:t>
             </w:r>
           </w:p>
         </w:tc>
@@ -14948,7 +14948,7 @@
               <w:rPr>
                 <w:b/>
               </w:rPr>
-              <w:t>441.00</w:t>
+              <w:t>445.75</w:t>
             </w:r>
           </w:p>
         </w:tc>
@@ -15096,7 +15096,7 @@
             </w:pPr>
             <w:r/>
             <w:r>
-              <w:t>441.00</w:t>
+              <w:t>445.75</w:t>
             </w:r>
           </w:p>
         </w:tc>
@@ -15124,7 +15124,7 @@
             </w:pPr>
             <w:r/>
             <w:r>
-              <w:t>446.50</w:t>
+              <w:t>451.25</w:t>
             </w:r>
           </w:p>
         </w:tc>
@@ -15152,7 +15152,7 @@
             </w:pPr>
             <w:r/>
             <w:r>
-              <w:t>434.75</w:t>
+              <w:t>439.50</w:t>
             </w:r>
           </w:p>
         </w:tc>
@@ -15183,7 +15183,7 @@
               <w:rPr>
                 <w:b/>
               </w:rPr>
-              <w:t>443.25</w:t>
+              <w:t>448.00</w:t>
             </w:r>
           </w:p>
         </w:tc>
@@ -15331,7 +15331,7 @@
             </w:pPr>
             <w:r/>
             <w:r>
-              <w:t>443.25</w:t>
+              <w:t>448.00</w:t>
             </w:r>
           </w:p>
         </w:tc>
@@ -15359,7 +15359,7 @@
             </w:pPr>
             <w:r/>
             <w:r>
-              <w:t>446.25</w:t>
+              <w:t>451.00</w:t>
             </w:r>
           </w:p>
         </w:tc>
@@ -15387,7 +15387,7 @@
             </w:pPr>
             <w:r/>
             <w:r>
-              <w:t>439.00</w:t>
+              <w:t>443.75</w:t>
             </w:r>
           </w:p>
         </w:tc>
@@ -15418,7 +15418,7 @@
               <w:rPr>
                 <w:b/>
               </w:rPr>
-              <w:t>443.50</w:t>
+              <w:t>448.25</w:t>
             </w:r>
           </w:p>
         </w:tc>
@@ -15566,7 +15566,7 @@
             </w:pPr>
             <w:r/>
             <w:r>
-              <w:t>443.50</w:t>
+              <w:t>448.25</w:t>
             </w:r>
           </w:p>
         </w:tc>
@@ -15594,7 +15594,7 @@
             </w:pPr>
             <w:r/>
             <w:r>
-              <w:t>446.75</w:t>
+              <w:t>451.50</w:t>
             </w:r>
           </w:p>
         </w:tc>
@@ -15622,7 +15622,7 @@
             </w:pPr>
             <w:r/>
             <w:r>
-              <w:t>437.00</w:t>
+              <w:t>441.75</w:t>
             </w:r>
           </w:p>
         </w:tc>
@@ -15653,7 +15653,7 @@
               <w:rPr>
                 <w:b/>
               </w:rPr>
-              <w:t>444.25</w:t>
+              <w:t>449.00</w:t>
             </w:r>
           </w:p>
         </w:tc>
@@ -15801,7 +15801,7 @@
             </w:pPr>
             <w:r/>
             <w:r>
-              <w:t>444.25</w:t>
+              <w:t>449.00</w:t>
             </w:r>
           </w:p>
         </w:tc>
@@ -15829,7 +15829,7 @@
             </w:pPr>
             <w:r/>
             <w:r>
-              <w:t>447.25</w:t>
+              <w:t>452.00</w:t>
             </w:r>
           </w:p>
         </w:tc>
@@ -15857,7 +15857,7 @@
             </w:pPr>
             <w:r/>
             <w:r>
-              <w:t>439.75</w:t>
+              <w:t>444.50</w:t>
             </w:r>
           </w:p>
         </w:tc>
@@ -15888,7 +15888,7 @@
               <w:rPr>
                 <w:b/>
               </w:rPr>
-              <w:t>443.75</w:t>
+              <w:t>448.50</w:t>
             </w:r>
           </w:p>
         </w:tc>
@@ -16036,7 +16036,7 @@
             </w:pPr>
             <w:r/>
             <w:r>
-              <w:t>443.75</w:t>
+              <w:t>448.50</w:t>
             </w:r>
           </w:p>
         </w:tc>
@@ -16064,7 +16064,7 @@
             </w:pPr>
             <w:r/>
             <w:r>
-              <w:t>447.75</w:t>
+              <w:t>452.50</w:t>
             </w:r>
           </w:p>
         </w:tc>
@@ -16092,7 +16092,7 @@
             </w:pPr>
             <w:r/>
             <w:r>
-              <w:t>438.00</w:t>
+              <w:t>442.75</w:t>
             </w:r>
           </w:p>
         </w:tc>
@@ -16123,7 +16123,7 @@
               <w:rPr>
                 <w:b/>
               </w:rPr>
-              <w:t>444.25</w:t>
+              <w:t>449.00</w:t>
             </w:r>
           </w:p>
         </w:tc>
@@ -16271,7 +16271,7 @@
             </w:pPr>
             <w:r/>
             <w:r>
-              <w:t>444.25</w:t>
+              <w:t>449.00</w:t>
             </w:r>
           </w:p>
         </w:tc>
@@ -16299,7 +16299,7 @@
             </w:pPr>
             <w:r/>
             <w:r>
-              <w:t>446.75</w:t>
+              <w:t>451.50</w:t>
             </w:r>
           </w:p>
         </w:tc>
@@ -16327,7 +16327,7 @@
             </w:pPr>
             <w:r/>
             <w:r>
-              <w:t>441.00</w:t>
+              <w:t>445.75</w:t>
             </w:r>
           </w:p>
         </w:tc>
@@ -16358,7 +16358,7 @@
               <w:rPr>
                 <w:b/>
               </w:rPr>
-              <w:t>444.75</w:t>
+              <w:t>449.50</w:t>
             </w:r>
           </w:p>
         </w:tc>
@@ -16506,7 +16506,7 @@
             </w:pPr>
             <w:r/>
             <w:r>
-              <w:t>444.75</w:t>
+              <w:t>449.50</w:t>
             </w:r>
           </w:p>
         </w:tc>
@@ -16534,7 +16534,7 @@
             </w:pPr>
             <w:r/>
             <w:r>
-              <w:t>448.25</w:t>
+              <w:t>453.00</w:t>
             </w:r>
           </w:p>
         </w:tc>
@@ -16562,7 +16562,7 @@
             </w:pPr>
             <w:r/>
             <w:r>
-              <w:t>438.75</w:t>
+              <w:t>443.50</w:t>
             </w:r>
           </w:p>
         </w:tc>
@@ -16593,7 +16593,7 @@
               <w:rPr>
                 <w:b/>
               </w:rPr>
-              <w:t>445.75</w:t>
+              <w:t>450.50</w:t>
             </w:r>
           </w:p>
         </w:tc>
@@ -16741,7 +16741,7 @@
             </w:pPr>
             <w:r/>
             <w:r>
-              <w:t>445.75</w:t>
+              <w:t>450.50</w:t>
             </w:r>
           </w:p>
         </w:tc>
@@ -16769,7 +16769,7 @@
             </w:pPr>
             <w:r/>
             <w:r>
-              <w:t>448.50</w:t>
+              <w:t>453.25</w:t>
             </w:r>
           </w:p>
         </w:tc>
@@ -16797,7 +16797,7 @@
             </w:pPr>
             <w:r/>
             <w:r>
-              <w:t>443.25</w:t>
+              <w:t>448.00</w:t>
             </w:r>
           </w:p>
         </w:tc>
@@ -16828,7 +16828,7 @@
               <w:rPr>
                 <w:b/>
               </w:rPr>
-              <w:t>445.75</w:t>
+              <w:t>450.50</w:t>
             </w:r>
           </w:p>
         </w:tc>
@@ -16976,7 +16976,7 @@
             </w:pPr>
             <w:r/>
             <w:r>
-              <w:t>445.75</w:t>
+              <w:t>450.50</w:t>
             </w:r>
           </w:p>
         </w:tc>
@@ -17004,7 +17004,7 @@
             </w:pPr>
             <w:r/>
             <w:r>
-              <w:t>448.50</w:t>
+              <w:t>453.25</w:t>
             </w:r>
           </w:p>
         </w:tc>
@@ -17032,7 +17032,7 @@
             </w:pPr>
             <w:r/>
             <w:r>
-              <w:t>443.25</w:t>
+              <w:t>448.00</w:t>
             </w:r>
           </w:p>
         </w:tc>
@@ -17063,7 +17063,7 @@
               <w:rPr>
                 <w:b/>
               </w:rPr>
-              <w:t>445.25</w:t>
+              <w:t>450.00</w:t>
             </w:r>
           </w:p>
         </w:tc>
@@ -17211,7 +17211,7 @@
             </w:pPr>
             <w:r/>
             <w:r>
-              <w:t>445.25</w:t>
+              <w:t>450.00</w:t>
             </w:r>
           </w:p>
         </w:tc>
@@ -17239,7 +17239,7 @@
             </w:pPr>
             <w:r/>
             <w:r>
-              <w:t>448.25</w:t>
+              <w:t>453.00</w:t>
             </w:r>
           </w:p>
         </w:tc>
@@ -17267,7 +17267,7 @@
             </w:pPr>
             <w:r/>
             <w:r>
-              <w:t>442.00</w:t>
+              <w:t>446.75</w:t>
             </w:r>
           </w:p>
         </w:tc>
@@ -17298,7 +17298,7 @@
               <w:rPr>
                 <w:b/>
               </w:rPr>
-              <w:t>445.00</w:t>
+              <w:t>449.75</w:t>
             </w:r>
           </w:p>
         </w:tc>
@@ -17446,7 +17446,7 @@
             </w:pPr>
             <w:r/>
             <w:r>
-              <w:t>445.00</w:t>
+              <w:t>449.75</w:t>
             </w:r>
           </w:p>
         </w:tc>
@@ -17474,7 +17474,7 @@
             </w:pPr>
             <w:r/>
             <w:r>
-              <w:t>449.00</w:t>
+              <w:t>453.75</w:t>
             </w:r>
           </w:p>
         </w:tc>
@@ -17502,7 +17502,7 @@
             </w:pPr>
             <w:r/>
             <w:r>
-              <w:t>439.75</w:t>
+              <w:t>444.50</w:t>
             </w:r>
           </w:p>
         </w:tc>
@@ -17533,7 +17533,7 @@
               <w:rPr>
                 <w:b/>
               </w:rPr>
-              <w:t>445.50</w:t>
+              <w:t>450.25</w:t>
             </w:r>
           </w:p>
         </w:tc>
@@ -17681,7 +17681,7 @@
             </w:pPr>
             <w:r/>
             <w:r>
-              <w:t>445.50</w:t>
+              <w:t>450.25</w:t>
             </w:r>
           </w:p>
         </w:tc>
@@ -17709,7 +17709,7 @@
             </w:pPr>
             <w:r/>
             <w:r>
-              <w:t>450.25</w:t>
+              <w:t>455.00</w:t>
             </w:r>
           </w:p>
         </w:tc>
@@ -17737,7 +17737,7 @@
             </w:pPr>
             <w:r/>
             <w:r>
-              <w:t>438.50</w:t>
+              <w:t>443.25</w:t>
             </w:r>
           </w:p>
         </w:tc>
@@ -17768,7 +17768,7 @@
               <w:rPr>
                 <w:b/>
               </w:rPr>
-              <w:t>447.50</w:t>
+              <w:t>452.25</w:t>
             </w:r>
           </w:p>
         </w:tc>
@@ -17916,7 +17916,7 @@
             </w:pPr>
             <w:r/>
             <w:r>
-              <w:t>447.50</w:t>
+              <w:t>452.25</w:t>
             </w:r>
           </w:p>
         </w:tc>
@@ -17944,7 +17944,7 @@
             </w:pPr>
             <w:r/>
             <w:r>
-              <w:t>455.50</w:t>
+              <w:t>460.25</w:t>
             </w:r>
           </w:p>
         </w:tc>
@@ -17972,7 +17972,7 @@
             </w:pPr>
             <w:r/>
             <w:r>
-              <w:t>440.50</w:t>
+              <w:t>445.25</w:t>
             </w:r>
           </w:p>
         </w:tc>
@@ -18003,7 +18003,7 @@
               <w:rPr>
                 <w:b/>
               </w:rPr>
-              <w:t>449.00</w:t>
+              <w:t>453.75</w:t>
             </w:r>
           </w:p>
         </w:tc>
@@ -18151,7 +18151,7 @@
             </w:pPr>
             <w:r/>
             <w:r>
-              <w:t>449.00</w:t>
+              <w:t>453.75</w:t>
             </w:r>
           </w:p>
         </w:tc>
@@ -18179,7 +18179,7 @@
             </w:pPr>
             <w:r/>
             <w:r>
-              <w:t>453.50</w:t>
+              <w:t>458.25</w:t>
             </w:r>
           </w:p>
         </w:tc>
@@ -18207,7 +18207,7 @@
             </w:pPr>
             <w:r/>
             <w:r>
-              <w:t>444.75</w:t>
+              <w:t>449.50</w:t>
             </w:r>
           </w:p>
         </w:tc>
@@ -18238,7 +18238,7 @@
               <w:rPr>
                 <w:b/>
               </w:rPr>
-              <w:t>448.50</w:t>
+              <w:t>453.25</w:t>
             </w:r>
           </w:p>
         </w:tc>
@@ -18386,7 +18386,7 @@
             </w:pPr>
             <w:r/>
             <w:r>
-              <w:t>448.50</w:t>
+              <w:t>453.25</w:t>
             </w:r>
           </w:p>
         </w:tc>
@@ -18414,7 +18414,7 @@
             </w:pPr>
             <w:r/>
             <w:r>
-              <w:t>450.75</w:t>
+              <w:t>455.50</w:t>
             </w:r>
           </w:p>
         </w:tc>
@@ -18442,7 +18442,7 @@
             </w:pPr>
             <w:r/>
             <w:r>
-              <w:t>445.75</w:t>
+              <w:t>450.50</w:t>
             </w:r>
           </w:p>
         </w:tc>
@@ -18473,7 +18473,7 @@
               <w:rPr>
                 <w:b/>
               </w:rPr>
-              <w:t>448.25</w:t>
+              <w:t>453.00</w:t>
             </w:r>
           </w:p>
         </w:tc>
@@ -18621,7 +18621,7 @@
             </w:pPr>
             <w:r/>
             <w:r>
-              <w:t>448.25</w:t>
+              <w:t>453.00</w:t>
             </w:r>
           </w:p>
         </w:tc>
@@ -18649,7 +18649,7 @@
             </w:pPr>
             <w:r/>
             <w:r>
-              <w:t>450.25</w:t>
+              <w:t>455.00</w:t>
             </w:r>
           </w:p>
         </w:tc>
@@ -18677,7 +18677,7 @@
             </w:pPr>
             <w:r/>
             <w:r>
-              <w:t>443.75</w:t>
+              <w:t>448.50</w:t>
             </w:r>
           </w:p>
         </w:tc>
@@ -18708,7 +18708,7 @@
               <w:rPr>
                 <w:b/>
               </w:rPr>
-              <w:t>448.50</w:t>
+              <w:t>453.25</w:t>
             </w:r>
           </w:p>
         </w:tc>
@@ -18856,7 +18856,7 @@
             </w:pPr>
             <w:r/>
             <w:r>
-              <w:t>448.50</w:t>
+              <w:t>453.25</w:t>
             </w:r>
           </w:p>
         </w:tc>
@@ -18884,7 +18884,7 @@
             </w:pPr>
             <w:r/>
             <w:r>
-              <w:t>452.25</w:t>
+              <w:t>457.00</w:t>
             </w:r>
           </w:p>
         </w:tc>
@@ -18912,7 +18912,7 @@
             </w:pPr>
             <w:r/>
             <w:r>
-              <w:t>445.75</w:t>
+              <w:t>450.50</w:t>
             </w:r>
           </w:p>
         </w:tc>
@@ -18943,7 +18943,7 @@
               <w:rPr>
                 <w:b/>
               </w:rPr>
-              <w:t>449.00</w:t>
+              <w:t>453.75</w:t>
             </w:r>
           </w:p>
         </w:tc>
@@ -19091,7 +19091,7 @@
             </w:pPr>
             <w:r/>
             <w:r>
-              <w:t>449.00</w:t>
+              <w:t>453.75</w:t>
             </w:r>
           </w:p>
         </w:tc>
@@ -19119,7 +19119,7 @@
             </w:pPr>
             <w:r/>
             <w:r>
-              <w:t>452.00</w:t>
+              <w:t>456.75</w:t>
             </w:r>
           </w:p>
         </w:tc>
@@ -19147,7 +19147,7 @@
             </w:pPr>
             <w:r/>
             <w:r>
-              <w:t>444.50</w:t>
+              <w:t>449.25</w:t>
             </w:r>
           </w:p>
         </w:tc>
@@ -19178,7 +19178,7 @@
               <w:rPr>
                 <w:b/>
               </w:rPr>
-              <w:t>449.25</w:t>
+              <w:t>454.00</w:t>
             </w:r>
           </w:p>
         </w:tc>
@@ -19326,7 +19326,7 @@
             </w:pPr>
             <w:r/>
             <w:r>
-              <w:t>449.25</w:t>
+              <w:t>454.00</w:t>
             </w:r>
           </w:p>
         </w:tc>
@@ -19354,7 +19354,7 @@
             </w:pPr>
             <w:r/>
             <w:r>
-              <w:t>453.50</w:t>
+              <w:t>458.25</w:t>
             </w:r>
           </w:p>
         </w:tc>
@@ -19382,7 +19382,7 @@
             </w:pPr>
             <w:r/>
             <w:r>
-              <w:t>446.00</w:t>
+              <w:t>450.75</w:t>
             </w:r>
           </w:p>
         </w:tc>
@@ -19413,7 +19413,7 @@
               <w:rPr>
                 <w:b/>
               </w:rPr>
-              <w:t>450.00</w:t>
+              <w:t>454.75</w:t>
             </w:r>
           </w:p>
         </w:tc>
@@ -19561,7 +19561,7 @@
             </w:pPr>
             <w:r/>
             <w:r>
-              <w:t>450.00</w:t>
+              <w:t>454.75</w:t>
             </w:r>
           </w:p>
         </w:tc>
@@ -19589,7 +19589,7 @@
             </w:pPr>
             <w:r/>
             <w:r>
-              <w:t>453.50</w:t>
+              <w:t>458.25</w:t>
             </w:r>
           </w:p>
         </w:tc>
@@ -19617,7 +19617,7 @@
             </w:pPr>
             <w:r/>
             <w:r>
-              <w:t>447.75</w:t>
+              <w:t>452.50</w:t>
             </w:r>
           </w:p>
         </w:tc>
@@ -19648,7 +19648,7 @@
               <w:rPr>
                 <w:b/>
               </w:rPr>
-              <w:t>450.00</w:t>
+              <w:t>454.75</w:t>
             </w:r>
           </w:p>
         </w:tc>
@@ -19796,7 +19796,7 @@
             </w:pPr>
             <w:r/>
             <w:r>
-              <w:t>450.00</w:t>
+              <w:t>454.75</w:t>
             </w:r>
           </w:p>
         </w:tc>
@@ -19824,7 +19824,7 @@
             </w:pPr>
             <w:r/>
             <w:r>
-              <w:t>453.75</w:t>
+              <w:t>458.50</w:t>
             </w:r>
           </w:p>
         </w:tc>
@@ -19852,7 +19852,7 @@
             </w:pPr>
             <w:r/>
             <w:r>
-              <w:t>446.50</w:t>
+              <w:t>451.25</w:t>
             </w:r>
           </w:p>
         </w:tc>
@@ -19883,7 +19883,7 @@
               <w:rPr>
                 <w:b/>
               </w:rPr>
-              <w:t>449.75</w:t>
+              <w:t>454.50</w:t>
             </w:r>
           </w:p>
         </w:tc>
@@ -20031,7 +20031,7 @@
             </w:pPr>
             <w:r/>
             <w:r>
-              <w:t>449.75</w:t>
+              <w:t>454.50</w:t>
             </w:r>
           </w:p>
         </w:tc>
@@ -20059,7 +20059,7 @@
             </w:pPr>
             <w:r/>
             <w:r>
-              <w:t>453.25</w:t>
+              <w:t>458.00</w:t>
             </w:r>
           </w:p>
         </w:tc>
@@ -20087,7 +20087,7 @@
             </w:pPr>
             <w:r/>
             <w:r>
-              <w:t>446.50</w:t>
+              <w:t>451.25</w:t>
             </w:r>
           </w:p>
         </w:tc>
@@ -20118,7 +20118,7 @@
               <w:rPr>
                 <w:b/>
               </w:rPr>
-              <w:t>449.50</w:t>
+              <w:t>454.25</w:t>
             </w:r>
           </w:p>
         </w:tc>
@@ -20266,7 +20266,7 @@
             </w:pPr>
             <w:r/>
             <w:r>
-              <w:t>449.50</w:t>
+              <w:t>454.25</w:t>
             </w:r>
           </w:p>
         </w:tc>
@@ -20294,7 +20294,7 @@
             </w:pPr>
             <w:r/>
             <w:r>
-              <w:t>452.50</w:t>
+              <w:t>457.25</w:t>
             </w:r>
           </w:p>
         </w:tc>
@@ -20322,7 +20322,7 @@
             </w:pPr>
             <w:r/>
             <w:r>
-              <w:t>446.75</w:t>
+              <w:t>451.50</w:t>
             </w:r>
           </w:p>
         </w:tc>
@@ -20353,7 +20353,7 @@
               <w:rPr>
                 <w:b/>
               </w:rPr>
-              <w:t>449.75</w:t>
+              <w:t>454.50</w:t>
             </w:r>
           </w:p>
         </w:tc>
@@ -20501,7 +20501,7 @@
             </w:pPr>
             <w:r/>
             <w:r>
-              <w:t>449.75</w:t>
+              <w:t>454.50</w:t>
             </w:r>
           </w:p>
         </w:tc>
@@ -20529,7 +20529,7 @@
             </w:pPr>
             <w:r/>
             <w:r>
-              <w:t>452.75</w:t>
+              <w:t>457.50</w:t>
             </w:r>
           </w:p>
         </w:tc>
@@ -20557,7 +20557,7 @@
             </w:pPr>
             <w:r/>
             <w:r>
-              <w:t>447.00</w:t>
+              <w:t>451.75</w:t>
             </w:r>
           </w:p>
         </w:tc>
@@ -20588,7 +20588,7 @@
               <w:rPr>
                 <w:b/>
               </w:rPr>
-              <w:t>449.75</w:t>
+              <w:t>454.50</w:t>
             </w:r>
           </w:p>
         </w:tc>
@@ -20736,7 +20736,7 @@
             </w:pPr>
             <w:r/>
             <w:r>
-              <w:t>449.75</w:t>
+              <w:t>454.50</w:t>
             </w:r>
           </w:p>
         </w:tc>
@@ -20764,7 +20764,7 @@
             </w:pPr>
             <w:r/>
             <w:r>
-              <w:t>453.75</w:t>
+              <w:t>458.50</w:t>
             </w:r>
           </w:p>
         </w:tc>
@@ -20792,7 +20792,7 @@
             </w:pPr>
             <w:r/>
             <w:r>
-              <w:t>446.25</w:t>
+              <w:t>451.00</w:t>
             </w:r>
           </w:p>
         </w:tc>
@@ -20823,7 +20823,7 @@
               <w:rPr>
                 <w:b/>
               </w:rPr>
-              <w:t>450.25</w:t>
+              <w:t>455.00</w:t>
             </w:r>
           </w:p>
         </w:tc>
@@ -20971,7 +20971,7 @@
             </w:pPr>
             <w:r/>
             <w:r>
-              <w:t>450.25</w:t>
+              <w:t>455.00</w:t>
             </w:r>
           </w:p>
         </w:tc>
@@ -20999,7 +20999,7 @@
             </w:pPr>
             <w:r/>
             <w:r>
-              <w:t>454.25</w:t>
+              <w:t>459.00</w:t>
             </w:r>
           </w:p>
         </w:tc>
@@ -21027,7 +21027,7 @@
             </w:pPr>
             <w:r/>
             <w:r>
-              <w:t>448.50</w:t>
+              <w:t>453.25</w:t>
             </w:r>
           </w:p>
         </w:tc>
@@ -21058,7 +21058,7 @@
               <w:rPr>
                 <w:b/>
               </w:rPr>
-              <w:t>450.00</w:t>
+              <w:t>454.75</w:t>
             </w:r>
           </w:p>
         </w:tc>
@@ -21781,7 +21781,7 @@
         <w:t>Giá Chốt Phiên (Close):</w:t>
       </w:r>
       <w:r>
-        <w:t xml:space="preserve"> 645.25 cents | </w:t>
+        <w:t xml:space="preserve"> 651.25 cents | </w:t>
       </w:r>
       <w:r>
         <w:rPr>
@@ -21796,10 +21796,10 @@
         <w:rPr>
           <w:b/>
         </w:rPr>
-        <w:t>`647.19 cents`</w:t>
+        <w:t>`653.23 cents`</w:t>
       </w:r>
       <w:r>
-        <w:t xml:space="preserve"> (+1.94).</w:t>
+        <w:t xml:space="preserve"> (+1.98).</w:t>
       </w:r>
     </w:p>
     <w:p>
@@ -21820,7 +21820,7 @@
         <w:rPr>
           <w:b/>
         </w:rPr>
-        <w:t>`36,194`</w:t>
+        <w:t>`66,011`</w:t>
       </w:r>
       <w:r>
         <w:t xml:space="preserve"> (Chênh lệch: </w:t>
@@ -21829,7 +21829,7 @@
         <w:rPr>
           <w:b/>
         </w:rPr>
-        <w:t>`-63,225`</w:t>
+        <w:t>`-33,408`</w:t>
       </w:r>
       <w:r>
         <w:t xml:space="preserve">) | OI: </w:t>
@@ -21838,7 +21838,7 @@
         <w:rPr>
           <w:b/>
         </w:rPr>
-        <w:t>`138,216`</w:t>
+        <w:t>`138,218`</w:t>
       </w:r>
       <w:r>
         <w:t xml:space="preserve"> (Chênh lệch: </w:t>
@@ -21847,7 +21847,7 @@
         <w:rPr>
           <w:b/>
         </w:rPr>
-        <w:t>`+0`</w:t>
+        <w:t>`+2`</w:t>
       </w:r>
       <w:r>
         <w:t>)</w:t>
@@ -21891,9 +21891,8 @@
       <w:r>
         <w:rPr>
           <w:b/>
-          <w:color w:val="B91C1C"/>
         </w:rPr>
-        <w:t>`Tăng yếu / Rủi ro đảo chiều (Short Covering Rally)`</w:t>
+        <w:t>`Tăng nhẹ tích lũy (Accumulation Rally)`</w:t>
       </w:r>
     </w:p>
     <w:p>
@@ -22163,7 +22162,7 @@
               <w:rPr>
                 <w:b/>
               </w:rPr>
-              <w:t>88.72</w:t>
+              <w:t>88.66</w:t>
             </w:r>
           </w:p>
         </w:tc>
@@ -22194,7 +22193,7 @@
               <w:rPr>
                 <w:b/>
               </w:rPr>
-              <w:t>-0.21%</w:t>
+              <w:t>-0.28%</w:t>
             </w:r>
           </w:p>
         </w:tc>
@@ -22286,7 +22285,7 @@
               <w:rPr>
                 <w:b/>
               </w:rPr>
-              <w:t>99.68</w:t>
+              <w:t>99.73</w:t>
             </w:r>
           </w:p>
         </w:tc>
@@ -22317,7 +22316,7 @@
               <w:rPr>
                 <w:b/>
               </w:rPr>
-              <w:t>-0.14%</w:t>
+              <w:t>-0.09%</w:t>
             </w:r>
           </w:p>
         </w:tc>
@@ -22921,7 +22920,7 @@
         <w:t xml:space="preserve"> EMA_21 </w:t>
       </w:r>
       <w:r>
-        <w:t xml:space="preserve"> (642.56) &gt; </w:t>
+        <w:t xml:space="preserve"> (643.99) &gt; </w:t>
       </w:r>
       <w:r>
         <w:rPr>
@@ -22932,7 +22931,7 @@
         <w:t xml:space="preserve"> EMA_50 </w:t>
       </w:r>
       <w:r>
-        <w:t xml:space="preserve"> (641.54).</w:t>
+        <w:t xml:space="preserve"> (642.25).</w:t>
       </w:r>
     </w:p>
     <w:p>
@@ -22953,7 +22952,7 @@
         <w:rPr>
           <w:b/>
         </w:rPr>
-        <w:t>`56.04`</w:t>
+        <w:t>`64.20`</w:t>
       </w:r>
       <w:r>
         <w:t xml:space="preserve"> | ATR (14) = </w:t>
@@ -22962,7 +22961,7 @@
         <w:rPr>
           <w:b/>
         </w:rPr>
-        <w:t>`4.12`</w:t>
+        <w:t>`3.96`</w:t>
       </w:r>
       <w:r>
         <w:t xml:space="preserve"> cents | Volatility = </w:t>
@@ -22971,7 +22970,7 @@
         <w:rPr>
           <w:b/>
         </w:rPr>
-        <w:t>`4.50 cents`</w:t>
+        <w:t>`1.50 cents`</w:t>
       </w:r>
       <w:r>
         <w:t>.</w:t>
@@ -22995,7 +22994,7 @@
         <w:rPr>
           <w:b/>
         </w:rPr>
-        <w:t>`642.75`</w:t>
+        <w:t>`647.00`</w:t>
       </w:r>
       <w:r>
         <w:t xml:space="preserve"> | S2: </w:t>
@@ -23013,7 +23012,7 @@
         <w:rPr>
           <w:b/>
         </w:rPr>
-        <w:t>`647.50`</w:t>
+        <w:t>`653.50`</w:t>
       </w:r>
       <w:r>
         <w:t xml:space="preserve"> | R2: </w:t>
@@ -23746,7 +23745,7 @@
           <w:b/>
           <w:color w:val="B91C1C"/>
         </w:rPr>
-        <w:t>`642.56 - 641.54 cents (Canh bán hồi kỹ thuật H1)`</w:t>
+        <w:t>`643.99 - 642.25 cents (Canh bán hồi kỹ thuật H1)`</w:t>
       </w:r>
       <w:r>
         <w:t xml:space="preserve"> | SL: </w:t>
@@ -23755,7 +23754,7 @@
         <w:rPr>
           <w:b/>
         </w:rPr>
-        <w:t>`717.43 cents (Trên kháng cự R2 + 1.5x ATR)`</w:t>
+        <w:t>`717.19 cents (Trên kháng cự R2 + 1.5x ATR)`</w:t>
       </w:r>
       <w:r>
         <w:t xml:space="preserve"> | TP: </w:t>
@@ -23766,7 +23765,7 @@
           <w:color w:val="D97706"/>
           <w:sz w:val="19"/>
         </w:rPr>
-        <w:t xml:space="preserve"> 642.75 cents </w:t>
+        <w:t xml:space="preserve"> 647.00 cents </w:t>
       </w:r>
       <w:r>
         <w:t xml:space="preserve"> / </w:t>
@@ -23817,7 +23816,7 @@
         <w:rPr>
           <w:b/>
         </w:rPr>
-        <w:t>`640.75 - 642.75 cents`</w:t>
+        <w:t>`645.00 - 647.00 cents`</w:t>
       </w:r>
       <w:r>
         <w:t xml:space="preserve"> | SL: </w:t>
@@ -23826,7 +23825,7 @@
         <w:rPr>
           <w:b/>
         </w:rPr>
-        <w:t>`598.13 cents`</w:t>
+        <w:t>`598.29 cents`</w:t>
       </w:r>
       <w:r>
         <w:t xml:space="preserve"> | TP: </w:t>
@@ -23835,7 +23834,7 @@
         <w:rPr>
           <w:b/>
         </w:rPr>
-        <w:t>`647.50 cents (Đón sóng hồi trung hạn ~14.5 giá)`</w:t>
+        <w:t>`653.50 cents (Đón sóng hồi trung hạn ~14.5 giá)`</w:t>
       </w:r>
       <w:r>
         <w:t>.</w:t>
@@ -23863,7 +23862,7 @@
         <w:rPr>
           <w:b/>
         </w:rPr>
-        <w:t>`647.50 - 649.50 cents`</w:t>
+        <w:t>`653.50 - 655.50 cents`</w:t>
       </w:r>
       <w:r>
         <w:t xml:space="preserve"> | SL: </w:t>
@@ -23872,7 +23871,7 @@
         <w:rPr>
           <w:b/>
         </w:rPr>
-        <w:t>`651.62 cents`</w:t>
+        <w:t>`657.46 cents`</w:t>
       </w:r>
       <w:r>
         <w:t xml:space="preserve"> | TP: </w:t>
@@ -23921,7 +23920,7 @@
         <w:rPr>
           <w:b/>
         </w:rPr>
-        <w:t>`602.51 - 618.00 cents`</w:t>
+        <w:t>`603.35 - 618.00 cents`</w:t>
       </w:r>
     </w:p>
     <w:p>
@@ -24328,7 +24327,7 @@
             </w:pPr>
             <w:r/>
             <w:r>
-              <w:t>645.25</w:t>
+              <w:t>651.25</w:t>
             </w:r>
           </w:p>
         </w:tc>
@@ -24356,7 +24355,7 @@
             </w:pPr>
             <w:r/>
             <w:r>
-              <w:t>656.50</w:t>
+              <w:t>662.50</w:t>
             </w:r>
           </w:p>
         </w:tc>
@@ -24384,7 +24383,7 @@
             </w:pPr>
             <w:r/>
             <w:r>
-              <w:t>639.75</w:t>
+              <w:t>645.75</w:t>
             </w:r>
           </w:p>
         </w:tc>
@@ -24415,7 +24414,7 @@
               <w:rPr>
                 <w:b/>
               </w:rPr>
-              <w:t>644.50</w:t>
+              <w:t>650.50</w:t>
             </w:r>
           </w:p>
         </w:tc>
@@ -24563,7 +24562,7 @@
             </w:pPr>
             <w:r/>
             <w:r>
-              <w:t>644.50</w:t>
+              <w:t>650.50</w:t>
             </w:r>
           </w:p>
         </w:tc>
@@ -24591,7 +24590,7 @@
             </w:pPr>
             <w:r/>
             <w:r>
-              <w:t>652.00</w:t>
+              <w:t>658.00</w:t>
             </w:r>
           </w:p>
         </w:tc>
@@ -24619,7 +24618,7 @@
             </w:pPr>
             <w:r/>
             <w:r>
-              <w:t>638.50</w:t>
+              <w:t>644.50</w:t>
             </w:r>
           </w:p>
         </w:tc>
@@ -24650,7 +24649,7 @@
               <w:rPr>
                 <w:b/>
               </w:rPr>
-              <w:t>644.00</w:t>
+              <w:t>650.00</w:t>
             </w:r>
           </w:p>
         </w:tc>
@@ -24798,7 +24797,7 @@
             </w:pPr>
             <w:r/>
             <w:r>
-              <w:t>644.00</w:t>
+              <w:t>650.00</w:t>
             </w:r>
           </w:p>
         </w:tc>
@@ -24826,7 +24825,7 @@
             </w:pPr>
             <w:r/>
             <w:r>
-              <w:t>657.75</w:t>
+              <w:t>663.75</w:t>
             </w:r>
           </w:p>
         </w:tc>
@@ -24854,7 +24853,7 @@
             </w:pPr>
             <w:r/>
             <w:r>
-              <w:t>629.25</w:t>
+              <w:t>635.25</w:t>
             </w:r>
           </w:p>
         </w:tc>
@@ -24885,7 +24884,7 @@
               <w:rPr>
                 <w:b/>
               </w:rPr>
-              <w:t>646.00</w:t>
+              <w:t>652.00</w:t>
             </w:r>
           </w:p>
         </w:tc>
@@ -25033,7 +25032,7 @@
             </w:pPr>
             <w:r/>
             <w:r>
-              <w:t>646.00</w:t>
+              <w:t>652.00</w:t>
             </w:r>
           </w:p>
         </w:tc>
@@ -25061,7 +25060,7 @@
             </w:pPr>
             <w:r/>
             <w:r>
-              <w:t>659.25</w:t>
+              <w:t>665.25</w:t>
             </w:r>
           </w:p>
         </w:tc>
@@ -25089,7 +25088,7 @@
             </w:pPr>
             <w:r/>
             <w:r>
-              <w:t>637.75</w:t>
+              <w:t>643.75</w:t>
             </w:r>
           </w:p>
         </w:tc>
@@ -25120,7 +25119,7 @@
               <w:rPr>
                 <w:b/>
               </w:rPr>
-              <w:t>647.25</w:t>
+              <w:t>653.25</w:t>
             </w:r>
           </w:p>
         </w:tc>
@@ -25268,7 +25267,7 @@
             </w:pPr>
             <w:r/>
             <w:r>
-              <w:t>647.25</w:t>
+              <w:t>653.25</w:t>
             </w:r>
           </w:p>
         </w:tc>
@@ -25296,7 +25295,7 @@
             </w:pPr>
             <w:r/>
             <w:r>
-              <w:t>663.75</w:t>
+              <w:t>669.75</w:t>
             </w:r>
           </w:p>
         </w:tc>
@@ -25324,7 +25323,7 @@
             </w:pPr>
             <w:r/>
             <w:r>
-              <w:t>636.75</w:t>
+              <w:t>642.75</w:t>
             </w:r>
           </w:p>
         </w:tc>
@@ -25355,7 +25354,7 @@
               <w:rPr>
                 <w:b/>
               </w:rPr>
-              <w:t>651.75</w:t>
+              <w:t>657.75</w:t>
             </w:r>
           </w:p>
         </w:tc>
@@ -25503,7 +25502,7 @@
             </w:pPr>
             <w:r/>
             <w:r>
-              <w:t>651.75</w:t>
+              <w:t>657.75</w:t>
             </w:r>
           </w:p>
         </w:tc>
@@ -25531,7 +25530,7 @@
             </w:pPr>
             <w:r/>
             <w:r>
-              <w:t>659.50</w:t>
+              <w:t>665.50</w:t>
             </w:r>
           </w:p>
         </w:tc>
@@ -25559,7 +25558,7 @@
             </w:pPr>
             <w:r/>
             <w:r>
-              <w:t>640.75</w:t>
+              <w:t>646.75</w:t>
             </w:r>
           </w:p>
         </w:tc>
@@ -25590,7 +25589,7 @@
               <w:rPr>
                 <w:b/>
               </w:rPr>
-              <w:t>653.00</w:t>
+              <w:t>659.00</w:t>
             </w:r>
           </w:p>
         </w:tc>
@@ -25738,7 +25737,7 @@
             </w:pPr>
             <w:r/>
             <w:r>
-              <w:t>653.00</w:t>
+              <w:t>659.00</w:t>
             </w:r>
           </w:p>
         </w:tc>
@@ -25766,7 +25765,7 @@
             </w:pPr>
             <w:r/>
             <w:r>
-              <w:t>661.25</w:t>
+              <w:t>667.25</w:t>
             </w:r>
           </w:p>
         </w:tc>
@@ -25794,7 +25793,7 @@
             </w:pPr>
             <w:r/>
             <w:r>
-              <w:t>642.50</w:t>
+              <w:t>648.50</w:t>
             </w:r>
           </w:p>
         </w:tc>
@@ -25825,7 +25824,7 @@
               <w:rPr>
                 <w:b/>
               </w:rPr>
-              <w:t>654.75</w:t>
+              <w:t>660.75</w:t>
             </w:r>
           </w:p>
         </w:tc>
@@ -25973,7 +25972,7 @@
             </w:pPr>
             <w:r/>
             <w:r>
-              <w:t>654.75</w:t>
+              <w:t>660.75</w:t>
             </w:r>
           </w:p>
         </w:tc>
@@ -26001,7 +26000,7 @@
             </w:pPr>
             <w:r/>
             <w:r>
-              <w:t>667.00</w:t>
+              <w:t>673.00</w:t>
             </w:r>
           </w:p>
         </w:tc>
@@ -26029,7 +26028,7 @@
             </w:pPr>
             <w:r/>
             <w:r>
-              <w:t>645.00</w:t>
+              <w:t>651.00</w:t>
             </w:r>
           </w:p>
         </w:tc>
@@ -26060,7 +26059,7 @@
               <w:rPr>
                 <w:b/>
               </w:rPr>
-              <w:t>653.75</w:t>
+              <w:t>659.75</w:t>
             </w:r>
           </w:p>
         </w:tc>
@@ -26208,7 +26207,7 @@
             </w:pPr>
             <w:r/>
             <w:r>
-              <w:t>653.75</w:t>
+              <w:t>659.75</w:t>
             </w:r>
           </w:p>
         </w:tc>
@@ -26236,7 +26235,7 @@
             </w:pPr>
             <w:r/>
             <w:r>
-              <w:t>664.25</w:t>
+              <w:t>670.25</w:t>
             </w:r>
           </w:p>
         </w:tc>
@@ -26264,7 +26263,7 @@
             </w:pPr>
             <w:r/>
             <w:r>
-              <w:t>639.00</w:t>
+              <w:t>645.00</w:t>
             </w:r>
           </w:p>
         </w:tc>
@@ -26295,7 +26294,7 @@
               <w:rPr>
                 <w:b/>
               </w:rPr>
-              <w:t>656.00</w:t>
+              <w:t>662.00</w:t>
             </w:r>
           </w:p>
         </w:tc>
@@ -26443,7 +26442,7 @@
             </w:pPr>
             <w:r/>
             <w:r>
-              <w:t>656.00</w:t>
+              <w:t>662.00</w:t>
             </w:r>
           </w:p>
         </w:tc>
@@ -26471,7 +26470,7 @@
             </w:pPr>
             <w:r/>
             <w:r>
-              <w:t>666.50</w:t>
+              <w:t>672.50</w:t>
             </w:r>
           </w:p>
         </w:tc>
@@ -26499,7 +26498,7 @@
             </w:pPr>
             <w:r/>
             <w:r>
-              <w:t>649.75</w:t>
+              <w:t>655.75</w:t>
             </w:r>
           </w:p>
         </w:tc>
@@ -26530,7 +26529,7 @@
               <w:rPr>
                 <w:b/>
               </w:rPr>
-              <w:t>656.75</w:t>
+              <w:t>662.75</w:t>
             </w:r>
           </w:p>
         </w:tc>
@@ -26678,7 +26677,7 @@
             </w:pPr>
             <w:r/>
             <w:r>
-              <w:t>656.75</w:t>
+              <w:t>662.75</w:t>
             </w:r>
           </w:p>
         </w:tc>
@@ -26706,7 +26705,7 @@
             </w:pPr>
             <w:r/>
             <w:r>
-              <w:t>671.00</w:t>
+              <w:t>677.00</w:t>
             </w:r>
           </w:p>
         </w:tc>
@@ -26734,7 +26733,7 @@
             </w:pPr>
             <w:r/>
             <w:r>
-              <w:t>642.00</w:t>
+              <w:t>648.00</w:t>
             </w:r>
           </w:p>
         </w:tc>
@@ -26765,7 +26764,7 @@
               <w:rPr>
                 <w:b/>
               </w:rPr>
-              <w:t>658.75</w:t>
+              <w:t>664.75</w:t>
             </w:r>
           </w:p>
         </w:tc>
@@ -26913,7 +26912,7 @@
             </w:pPr>
             <w:r/>
             <w:r>
-              <w:t>658.75</w:t>
+              <w:t>664.75</w:t>
             </w:r>
           </w:p>
         </w:tc>
@@ -26941,7 +26940,7 @@
             </w:pPr>
             <w:r/>
             <w:r>
-              <w:t>665.25</w:t>
+              <w:t>671.25</w:t>
             </w:r>
           </w:p>
         </w:tc>
@@ -26969,7 +26968,7 @@
             </w:pPr>
             <w:r/>
             <w:r>
-              <w:t>652.00</w:t>
+              <w:t>658.00</w:t>
             </w:r>
           </w:p>
         </w:tc>
@@ -27000,7 +26999,7 @@
               <w:rPr>
                 <w:b/>
               </w:rPr>
-              <w:t>659.00</w:t>
+              <w:t>665.00</w:t>
             </w:r>
           </w:p>
         </w:tc>
@@ -27148,7 +27147,7 @@
             </w:pPr>
             <w:r/>
             <w:r>
-              <w:t>659.00</w:t>
+              <w:t>665.00</w:t>
             </w:r>
           </w:p>
         </w:tc>
@@ -27176,7 +27175,7 @@
             </w:pPr>
             <w:r/>
             <w:r>
-              <w:t>669.25</w:t>
+              <w:t>675.25</w:t>
             </w:r>
           </w:p>
         </w:tc>
@@ -27204,7 +27203,7 @@
             </w:pPr>
             <w:r/>
             <w:r>
-              <w:t>651.00</w:t>
+              <w:t>657.00</w:t>
             </w:r>
           </w:p>
         </w:tc>
@@ -27235,7 +27234,7 @@
               <w:rPr>
                 <w:b/>
               </w:rPr>
-              <w:t>659.50</w:t>
+              <w:t>665.50</w:t>
             </w:r>
           </w:p>
         </w:tc>
@@ -27383,7 +27382,7 @@
             </w:pPr>
             <w:r/>
             <w:r>
-              <w:t>659.50</w:t>
+              <w:t>665.50</w:t>
             </w:r>
           </w:p>
         </w:tc>
@@ -27411,7 +27410,7 @@
             </w:pPr>
             <w:r/>
             <w:r>
-              <w:t>666.50</w:t>
+              <w:t>672.50</w:t>
             </w:r>
           </w:p>
         </w:tc>
@@ -27439,7 +27438,7 @@
             </w:pPr>
             <w:r/>
             <w:r>
-              <w:t>653.50</w:t>
+              <w:t>659.50</w:t>
             </w:r>
           </w:p>
         </w:tc>
@@ -27470,7 +27469,7 @@
               <w:rPr>
                 <w:b/>
               </w:rPr>
-              <w:t>658.75</w:t>
+              <w:t>664.75</w:t>
             </w:r>
           </w:p>
         </w:tc>
@@ -27618,7 +27617,7 @@
             </w:pPr>
             <w:r/>
             <w:r>
-              <w:t>658.75</w:t>
+              <w:t>664.75</w:t>
             </w:r>
           </w:p>
         </w:tc>
@@ -27646,7 +27645,7 @@
             </w:pPr>
             <w:r/>
             <w:r>
-              <w:t>672.25</w:t>
+              <w:t>678.25</w:t>
             </w:r>
           </w:p>
         </w:tc>
@@ -27674,7 +27673,7 @@
             </w:pPr>
             <w:r/>
             <w:r>
-              <w:t>645.75</w:t>
+              <w:t>651.75</w:t>
             </w:r>
           </w:p>
         </w:tc>
@@ -27705,7 +27704,7 @@
               <w:rPr>
                 <w:b/>
               </w:rPr>
-              <w:t>660.50</w:t>
+              <w:t>666.50</w:t>
             </w:r>
           </w:p>
         </w:tc>
@@ -27853,7 +27852,7 @@
             </w:pPr>
             <w:r/>
             <w:r>
-              <w:t>660.50</w:t>
+              <w:t>666.50</w:t>
             </w:r>
           </w:p>
         </w:tc>
@@ -27881,7 +27880,7 @@
             </w:pPr>
             <w:r/>
             <w:r>
-              <w:t>669.75</w:t>
+              <w:t>675.75</w:t>
             </w:r>
           </w:p>
         </w:tc>
@@ -27909,7 +27908,7 @@
             </w:pPr>
             <w:r/>
             <w:r>
-              <w:t>649.75</w:t>
+              <w:t>655.75</w:t>
             </w:r>
           </w:p>
         </w:tc>
@@ -27940,7 +27939,7 @@
               <w:rPr>
                 <w:b/>
               </w:rPr>
-              <w:t>661.00</w:t>
+              <w:t>667.00</w:t>
             </w:r>
           </w:p>
         </w:tc>
@@ -28088,7 +28087,7 @@
             </w:pPr>
             <w:r/>
             <w:r>
-              <w:t>661.00</w:t>
+              <w:t>667.00</w:t>
             </w:r>
           </w:p>
         </w:tc>
@@ -28116,7 +28115,7 @@
             </w:pPr>
             <w:r/>
             <w:r>
-              <w:t>673.25</w:t>
+              <w:t>679.25</w:t>
             </w:r>
           </w:p>
         </w:tc>
@@ -28144,7 +28143,7 @@
             </w:pPr>
             <w:r/>
             <w:r>
-              <w:t>646.75</w:t>
+              <w:t>652.75</w:t>
             </w:r>
           </w:p>
         </w:tc>
@@ -28175,7 +28174,7 @@
               <w:rPr>
                 <w:b/>
               </w:rPr>
-              <w:t>659.50</w:t>
+              <w:t>665.50</w:t>
             </w:r>
           </w:p>
         </w:tc>
@@ -28323,7 +28322,7 @@
             </w:pPr>
             <w:r/>
             <w:r>
-              <w:t>659.50</w:t>
+              <w:t>665.50</w:t>
             </w:r>
           </w:p>
         </w:tc>
@@ -28351,7 +28350,7 @@
             </w:pPr>
             <w:r/>
             <w:r>
-              <w:t>666.50</w:t>
+              <w:t>672.50</w:t>
             </w:r>
           </w:p>
         </w:tc>
@@ -28379,7 +28378,7 @@
             </w:pPr>
             <w:r/>
             <w:r>
-              <w:t>650.00</w:t>
+              <w:t>656.00</w:t>
             </w:r>
           </w:p>
         </w:tc>
@@ -28410,7 +28409,7 @@
               <w:rPr>
                 <w:b/>
               </w:rPr>
-              <w:t>660.00</w:t>
+              <w:t>666.00</w:t>
             </w:r>
           </w:p>
         </w:tc>
@@ -28558,7 +28557,7 @@
             </w:pPr>
             <w:r/>
             <w:r>
-              <w:t>660.00</w:t>
+              <w:t>666.00</w:t>
             </w:r>
           </w:p>
         </w:tc>
@@ -28586,7 +28585,7 @@
             </w:pPr>
             <w:r/>
             <w:r>
-              <w:t>670.50</w:t>
+              <w:t>676.50</w:t>
             </w:r>
           </w:p>
         </w:tc>
@@ -28614,7 +28613,7 @@
             </w:pPr>
             <w:r/>
             <w:r>
-              <w:t>652.75</w:t>
+              <w:t>658.75</w:t>
             </w:r>
           </w:p>
         </w:tc>
@@ -28645,7 +28644,7 @@
               <w:rPr>
                 <w:b/>
               </w:rPr>
-              <w:t>659.75</w:t>
+              <w:t>665.75</w:t>
             </w:r>
           </w:p>
         </w:tc>
@@ -28793,7 +28792,7 @@
             </w:pPr>
             <w:r/>
             <w:r>
-              <w:t>659.75</w:t>
+              <w:t>665.75</w:t>
             </w:r>
           </w:p>
         </w:tc>
@@ -28821,7 +28820,7 @@
             </w:pPr>
             <w:r/>
             <w:r>
-              <w:t>669.50</w:t>
+              <w:t>675.50</w:t>
             </w:r>
           </w:p>
         </w:tc>
@@ -28849,7 +28848,7 @@
             </w:pPr>
             <w:r/>
             <w:r>
-              <w:t>650.00</w:t>
+              <w:t>656.00</w:t>
             </w:r>
           </w:p>
         </w:tc>
@@ -28880,7 +28879,7 @@
               <w:rPr>
                 <w:b/>
               </w:rPr>
-              <w:t>660.25</w:t>
+              <w:t>666.25</w:t>
             </w:r>
           </w:p>
         </w:tc>
@@ -29028,7 +29027,7 @@
             </w:pPr>
             <w:r/>
             <w:r>
-              <w:t>660.25</w:t>
+              <w:t>666.25</w:t>
             </w:r>
           </w:p>
         </w:tc>
@@ -29056,7 +29055,7 @@
             </w:pPr>
             <w:r/>
             <w:r>
-              <w:t>671.00</w:t>
+              <w:t>677.00</w:t>
             </w:r>
           </w:p>
         </w:tc>
@@ -29084,7 +29083,7 @@
             </w:pPr>
             <w:r/>
             <w:r>
-              <w:t>653.00</w:t>
+              <w:t>659.00</w:t>
             </w:r>
           </w:p>
         </w:tc>
@@ -29115,7 +29114,7 @@
               <w:rPr>
                 <w:b/>
               </w:rPr>
-              <w:t>661.00</w:t>
+              <w:t>667.00</w:t>
             </w:r>
           </w:p>
         </w:tc>
@@ -29263,7 +29262,7 @@
             </w:pPr>
             <w:r/>
             <w:r>
-              <w:t>661.00</w:t>
+              <w:t>667.00</w:t>
             </w:r>
           </w:p>
         </w:tc>
@@ -29291,7 +29290,7 @@
             </w:pPr>
             <w:r/>
             <w:r>
-              <w:t>667.50</w:t>
+              <w:t>673.50</w:t>
             </w:r>
           </w:p>
         </w:tc>
@@ -29319,7 +29318,7 @@
             </w:pPr>
             <w:r/>
             <w:r>
-              <w:t>652.50</w:t>
+              <w:t>658.50</w:t>
             </w:r>
           </w:p>
         </w:tc>
@@ -29350,7 +29349,7 @@
               <w:rPr>
                 <w:b/>
               </w:rPr>
-              <w:t>661.50</w:t>
+              <w:t>667.50</w:t>
             </w:r>
           </w:p>
         </w:tc>
@@ -29498,7 +29497,7 @@
             </w:pPr>
             <w:r/>
             <w:r>
-              <w:t>661.50</w:t>
+              <w:t>667.50</w:t>
             </w:r>
           </w:p>
         </w:tc>
@@ -29526,7 +29525,7 @@
             </w:pPr>
             <w:r/>
             <w:r>
-              <w:t>672.50</w:t>
+              <w:t>678.50</w:t>
             </w:r>
           </w:p>
         </w:tc>
@@ -29554,7 +29553,7 @@
             </w:pPr>
             <w:r/>
             <w:r>
-              <w:t>649.75</w:t>
+              <w:t>655.75</w:t>
             </w:r>
           </w:p>
         </w:tc>
@@ -29585,7 +29584,7 @@
               <w:rPr>
                 <w:b/>
               </w:rPr>
-              <w:t>665.00</w:t>
+              <w:t>671.00</w:t>
             </w:r>
           </w:p>
         </w:tc>
@@ -29733,7 +29732,7 @@
             </w:pPr>
             <w:r/>
             <w:r>
-              <w:t>665.00</w:t>
+              <w:t>671.00</w:t>
             </w:r>
           </w:p>
         </w:tc>
@@ -29761,7 +29760,7 @@
             </w:pPr>
             <w:r/>
             <w:r>
-              <w:t>670.50</w:t>
+              <w:t>676.50</w:t>
             </w:r>
           </w:p>
         </w:tc>
@@ -29789,7 +29788,7 @@
             </w:pPr>
             <w:r/>
             <w:r>
-              <w:t>657.25</w:t>
+              <w:t>663.25</w:t>
             </w:r>
           </w:p>
         </w:tc>
@@ -29820,7 +29819,7 @@
               <w:rPr>
                 <w:b/>
               </w:rPr>
-              <w:t>665.75</w:t>
+              <w:t>671.75</w:t>
             </w:r>
           </w:p>
         </w:tc>
@@ -29968,7 +29967,7 @@
             </w:pPr>
             <w:r/>
             <w:r>
-              <w:t>665.75</w:t>
+              <w:t>671.75</w:t>
             </w:r>
           </w:p>
         </w:tc>
@@ -29996,7 +29995,7 @@
             </w:pPr>
             <w:r/>
             <w:r>
-              <w:t>675.00</w:t>
+              <w:t>681.00</w:t>
             </w:r>
           </w:p>
         </w:tc>
@@ -30024,7 +30023,7 @@
             </w:pPr>
             <w:r/>
             <w:r>
-              <w:t>659.25</w:t>
+              <w:t>665.25</w:t>
             </w:r>
           </w:p>
         </w:tc>
@@ -30055,7 +30054,7 @@
               <w:rPr>
                 <w:b/>
               </w:rPr>
-              <w:t>665.00</w:t>
+              <w:t>671.00</w:t>
             </w:r>
           </w:p>
         </w:tc>
@@ -30203,7 +30202,7 @@
             </w:pPr>
             <w:r/>
             <w:r>
-              <w:t>665.00</w:t>
+              <w:t>671.00</w:t>
             </w:r>
           </w:p>
         </w:tc>
@@ -30231,7 +30230,7 @@
             </w:pPr>
             <w:r/>
             <w:r>
-              <w:t>672.50</w:t>
+              <w:t>678.50</w:t>
             </w:r>
           </w:p>
         </w:tc>
@@ -30259,7 +30258,7 @@
             </w:pPr>
             <w:r/>
             <w:r>
-              <w:t>659.00</w:t>
+              <w:t>665.00</w:t>
             </w:r>
           </w:p>
         </w:tc>
@@ -30290,7 +30289,7 @@
               <w:rPr>
                 <w:b/>
               </w:rPr>
-              <w:t>664.00</w:t>
+              <w:t>670.00</w:t>
             </w:r>
           </w:p>
         </w:tc>
@@ -30438,7 +30437,7 @@
             </w:pPr>
             <w:r/>
             <w:r>
-              <w:t>664.00</w:t>
+              <w:t>670.00</w:t>
             </w:r>
           </w:p>
         </w:tc>
@@ -30466,7 +30465,7 @@
             </w:pPr>
             <w:r/>
             <w:r>
-              <w:t>671.00</w:t>
+              <w:t>677.00</w:t>
             </w:r>
           </w:p>
         </w:tc>
@@ -30494,7 +30493,7 @@
             </w:pPr>
             <w:r/>
             <w:r>
-              <w:t>650.50</w:t>
+              <w:t>656.50</w:t>
             </w:r>
           </w:p>
         </w:tc>
@@ -30525,7 +30524,7 @@
               <w:rPr>
                 <w:b/>
               </w:rPr>
-              <w:t>664.75</w:t>
+              <w:t>670.75</w:t>
             </w:r>
           </w:p>
         </w:tc>
@@ -30673,7 +30672,7 @@
             </w:pPr>
             <w:r/>
             <w:r>
-              <w:t>664.75</w:t>
+              <w:t>670.75</w:t>
             </w:r>
           </w:p>
         </w:tc>
@@ -30701,7 +30700,7 @@
             </w:pPr>
             <w:r/>
             <w:r>
-              <w:t>674.00</w:t>
+              <w:t>680.00</w:t>
             </w:r>
           </w:p>
         </w:tc>
@@ -30729,7 +30728,7 @@
             </w:pPr>
             <w:r/>
             <w:r>
-              <w:t>657.50</w:t>
+              <w:t>663.50</w:t>
             </w:r>
           </w:p>
         </w:tc>
@@ -30760,7 +30759,7 @@
               <w:rPr>
                 <w:b/>
               </w:rPr>
-              <w:t>664.50</w:t>
+              <w:t>670.50</w:t>
             </w:r>
           </w:p>
         </w:tc>
@@ -30908,7 +30907,7 @@
             </w:pPr>
             <w:r/>
             <w:r>
-              <w:t>664.50</w:t>
+              <w:t>670.50</w:t>
             </w:r>
           </w:p>
         </w:tc>
@@ -30936,7 +30935,7 @@
             </w:pPr>
             <w:r/>
             <w:r>
-              <w:t>673.00</w:t>
+              <w:t>679.00</w:t>
             </w:r>
           </w:p>
         </w:tc>
@@ -30964,7 +30963,7 @@
             </w:pPr>
             <w:r/>
             <w:r>
-              <w:t>650.50</w:t>
+              <w:t>656.50</w:t>
             </w:r>
           </w:p>
         </w:tc>
@@ -30995,7 +30994,7 @@
               <w:rPr>
                 <w:b/>
               </w:rPr>
-              <w:t>666.25</w:t>
+              <w:t>672.25</w:t>
             </w:r>
           </w:p>
         </w:tc>
@@ -31143,7 +31142,7 @@
             </w:pPr>
             <w:r/>
             <w:r>
-              <w:t>666.25</w:t>
+              <w:t>672.25</w:t>
             </w:r>
           </w:p>
         </w:tc>
@@ -31171,7 +31170,7 @@
             </w:pPr>
             <w:r/>
             <w:r>
-              <w:t>672.50</w:t>
+              <w:t>678.50</w:t>
             </w:r>
           </w:p>
         </w:tc>
@@ -31199,7 +31198,7 @@
             </w:pPr>
             <w:r/>
             <w:r>
-              <w:t>659.75</w:t>
+              <w:t>665.75</w:t>
             </w:r>
           </w:p>
         </w:tc>
@@ -31230,7 +31229,7 @@
               <w:rPr>
                 <w:b/>
               </w:rPr>
-              <w:t>665.50</w:t>
+              <w:t>671.50</w:t>
             </w:r>
           </w:p>
         </w:tc>

--- a/Daily Reports/12_08_2026-CBOT Reports.docx
+++ b/Daily Reports/12_08_2026-CBOT Reports.docx
@@ -104,7 +104,7 @@
           <w:color w:val="5C768D"/>
           <w:sz w:val="19"/>
         </w:rPr>
-        <w:t>Cập nhật tự động qua `macro_tracker.py` vào lúc 21:30 ICT ngày 12/08/2026</w:t>
+        <w:t>Cập nhật tự động qua `macro_tracker.py` vào lúc 22:01 ICT ngày 12/08/2026</w:t>
       </w:r>
     </w:p>
     <w:tbl>
@@ -313,7 +313,7 @@
               <w:rPr>
                 <w:b/>
               </w:rPr>
-              <w:t>88.66 / thùng</w:t>
+              <w:t>88.85 / thùng</w:t>
             </w:r>
           </w:p>
         </w:tc>
@@ -344,7 +344,7 @@
               <w:rPr>
                 <w:b/>
               </w:rPr>
-              <w:t>-0.28%</w:t>
+              <w:t>-0.07%</w:t>
             </w:r>
           </w:p>
         </w:tc>
@@ -442,7 +442,7 @@
               <w:rPr>
                 <w:b/>
               </w:rPr>
-              <w:t>99.73</w:t>
+              <w:t>99.81</w:t>
             </w:r>
           </w:p>
         </w:tc>
@@ -473,7 +473,7 @@
               <w:rPr>
                 <w:b/>
               </w:rPr>
-              <w:t>-0.09%</w:t>
+              <w:t>-0.01%</w:t>
             </w:r>
           </w:p>
         </w:tc>
@@ -1218,7 +1218,7 @@
         <w:rPr>
           <w:b/>
         </w:rPr>
-        <w:t>`88.66` (-0.28%)</w:t>
+        <w:t>`88.85` (-0.07%)</w:t>
       </w:r>
       <w:r>
         <w:t xml:space="preserve"> | DXY: </w:t>
@@ -1227,7 +1227,7 @@
         <w:rPr>
           <w:b/>
         </w:rPr>
-        <w:t>`99.73` (-0.09%)</w:t>
+        <w:t>`99.81` (-0.01%)</w:t>
       </w:r>
       <w:r>
         <w:t xml:space="preserve"> | Lúa mì CBOT: </w:t>
@@ -1236,7 +1236,7 @@
         <w:rPr>
           <w:b/>
         </w:rPr>
-        <w:t>`651.00` (+3.25%)</w:t>
+        <w:t>`652.00` (+3.53%)</w:t>
       </w:r>
       <w:r>
         <w:t>.</w:t>
@@ -1306,7 +1306,7 @@
           <w:color w:val="5C768D"/>
           <w:sz w:val="19"/>
         </w:rPr>
-        <w:t>Cập nhật tự động lúc 21:30 ICT ngày 12/08/2026 — Nguồn: NOAA, USDA, BOM Australia</w:t>
+        <w:t>Cập nhật tự động lúc 22:01 ICT ngày 12/08/2026 — Nguồn: NOAA, USDA, BOM Australia</w:t>
       </w:r>
     </w:p>
     <w:p>
@@ -3574,7 +3574,7 @@
               <w:rPr>
                 <w:b/>
               </w:rPr>
-              <w:t>444.50</w:t>
+              <w:t>445.50</w:t>
             </w:r>
           </w:p>
         </w:tc>
@@ -3605,7 +3605,7 @@
               <w:rPr>
                 <w:b/>
               </w:rPr>
-              <w:t>444.69 (+0.19)</w:t>
+              <w:t>445.27 (-0.23)</w:t>
             </w:r>
           </w:p>
         </w:tc>
@@ -3633,7 +3633,7 @@
             </w:pPr>
             <w:r/>
             <w:r>
-              <w:t>Bullish (440.07 &gt; 439.57)</w:t>
+              <w:t>Bullish (440.17 &gt; 439.61)</w:t>
             </w:r>
           </w:p>
         </w:tc>
@@ -3661,7 +3661,7 @@
             </w:pPr>
             <w:r/>
             <w:r>
-              <w:t>1.50 cents</w:t>
+              <w:t>2.50 cents</w:t>
             </w:r>
           </w:p>
         </w:tc>
@@ -3822,7 +3822,7 @@
               <w:rPr>
                 <w:b/>
               </w:rPr>
-              <w:t>651.25</w:t>
+              <w:t>652.00</w:t>
             </w:r>
           </w:p>
         </w:tc>
@@ -3853,7 +3853,7 @@
               <w:rPr>
                 <w:b/>
               </w:rPr>
-              <w:t>653.23 (+1.98)</w:t>
+              <w:t>654.04 (+2.04)</w:t>
             </w:r>
           </w:p>
         </w:tc>
@@ -3881,7 +3881,7 @@
             </w:pPr>
             <w:r/>
             <w:r>
-              <w:t>Bullish (643.99 &gt; 642.25)</w:t>
+              <w:t>Bullish (644.05 &gt; 642.28)</w:t>
             </w:r>
           </w:p>
         </w:tc>
@@ -3909,7 +3909,7 @@
             </w:pPr>
             <w:r/>
             <w:r>
-              <w:t>1.50 cents</w:t>
+              <w:t>3.75 cents</w:t>
             </w:r>
           </w:p>
         </w:tc>
@@ -4347,7 +4347,7 @@
                 <w:b/>
                 <w:color w:val="15803D"/>
               </w:rPr>
-              <w:t>443.00 - 440.07 cents (Canh mua vùng hỗ trợ)</w:t>
+              <w:t>444.50 - 440.17 cents (Canh mua vùng hỗ trợ)</w:t>
             </w:r>
           </w:p>
         </w:tc>
@@ -4378,7 +4378,7 @@
               <w:rPr>
                 <w:b/>
               </w:rPr>
-              <w:t>423.97 cents (Dưới cản S2 + 1.5x ATR)</w:t>
+              <w:t>423.77 cents (Dưới cản S2 + 1.5x ATR)</w:t>
             </w:r>
           </w:p>
         </w:tc>
@@ -4414,7 +4414,7 @@
                 <w:color w:val="D97706"/>
                 <w:sz w:val="19"/>
               </w:rPr>
-              <w:t xml:space="preserve"> 446.25 cents </w:t>
+              <w:t xml:space="preserve"> 446.50 cents </w:t>
             </w:r>
             <w:r>
               <w:t xml:space="preserve"> / TP2: </w:t>
@@ -4559,7 +4559,7 @@
               <w:rPr>
                 <w:b/>
               </w:rPr>
-              <w:t>441.50 - 443.00 cents</w:t>
+              <w:t>443.00 - 444.50 cents</w:t>
             </w:r>
           </w:p>
         </w:tc>
@@ -4590,7 +4590,7 @@
               <w:rPr>
                 <w:b/>
               </w:rPr>
-              <w:t>424.89 cents (Chống quét SL tuyệt đối)</w:t>
+              <w:t>424.76 cents (Chống quét SL tuyệt đối)</w:t>
             </w:r>
           </w:p>
         </w:tc>
@@ -4752,7 +4752,7 @@
               <w:rPr>
                 <w:b/>
               </w:rPr>
-              <w:t>446.25 - 447.75 cents</w:t>
+              <w:t>446.50 - 448.00 cents</w:t>
             </w:r>
           </w:p>
         </w:tc>
@@ -4783,7 +4783,7 @@
               <w:rPr>
                 <w:b/>
               </w:rPr>
-              <w:t>448.11 cents</w:t>
+              <w:t>448.49 cents</w:t>
             </w:r>
           </w:p>
         </w:tc>
@@ -4945,7 +4945,7 @@
               <w:rPr>
                 <w:b/>
               </w:rPr>
-              <w:t>439.86 - 447.50 cents</w:t>
+              <w:t>439.33 - 447.50 cents</w:t>
             </w:r>
           </w:p>
         </w:tc>
@@ -5126,7 +5126,7 @@
                 <w:b/>
                 <w:color w:val="B91C1C"/>
               </w:rPr>
-              <w:t>643.99 - 642.25 cents (Canh bán hồi kỹ thuật H1)</w:t>
+              <w:t>644.05 - 642.28 cents (Canh bán hồi kỹ thuật H1)</w:t>
             </w:r>
           </w:p>
         </w:tc>
@@ -5157,7 +5157,7 @@
               <w:rPr>
                 <w:b/>
               </w:rPr>
-              <w:t>717.19 cents (Trên kháng cự R2 + 1.5x ATR)</w:t>
+              <w:t>717.64 cents (Trên kháng cự R2 + 1.5x ATR)</w:t>
             </w:r>
           </w:p>
         </w:tc>
@@ -5366,7 +5366,7 @@
               <w:rPr>
                 <w:b/>
               </w:rPr>
-              <w:t>598.29 cents</w:t>
+              <w:t>597.99 cents</w:t>
             </w:r>
           </w:p>
         </w:tc>
@@ -5397,7 +5397,7 @@
               <w:rPr>
                 <w:b/>
               </w:rPr>
-              <w:t>653.50 cents (Đón sóng hồi trung hạn ~14.5 giá)</w:t>
+              <w:t>656.50 cents (Đón sóng hồi trung hạn ~14.5 giá)</w:t>
             </w:r>
           </w:p>
         </w:tc>
@@ -5528,7 +5528,7 @@
               <w:rPr>
                 <w:b/>
               </w:rPr>
-              <w:t>653.50 - 655.50 cents</w:t>
+              <w:t>656.50 - 658.50 cents</w:t>
             </w:r>
           </w:p>
         </w:tc>
@@ -5559,7 +5559,7 @@
               <w:rPr>
                 <w:b/>
               </w:rPr>
-              <w:t>657.46 cents</w:t>
+              <w:t>660.76 cents</w:t>
             </w:r>
           </w:p>
         </w:tc>
@@ -5721,7 +5721,7 @@
               <w:rPr>
                 <w:b/>
               </w:rPr>
-              <w:t>603.35 - 618.00 cents</w:t>
+              <w:t>602.55 - 618.00 cents</w:t>
             </w:r>
           </w:p>
         </w:tc>
@@ -11599,7 +11599,7 @@
         <w:t>Giá Chốt Phiên (Close):</w:t>
       </w:r>
       <w:r>
-        <w:t xml:space="preserve"> 444.50 cents | </w:t>
+        <w:t xml:space="preserve"> 445.50 cents | </w:t>
       </w:r>
       <w:r>
         <w:rPr>
@@ -11614,10 +11614,10 @@
         <w:rPr>
           <w:b/>
         </w:rPr>
-        <w:t>`444.69 cents`</w:t>
+        <w:t>`445.27 cents`</w:t>
       </w:r>
       <w:r>
-        <w:t xml:space="preserve"> (+0.19).</w:t>
+        <w:t xml:space="preserve"> (-0.23).</w:t>
       </w:r>
     </w:p>
     <w:p>
@@ -11638,7 +11638,7 @@
         <w:rPr>
           <w:b/>
         </w:rPr>
-        <w:t>`52,229`</w:t>
+        <w:t>`61,225`</w:t>
       </w:r>
       <w:r>
         <w:t xml:space="preserve"> (Chênh lệch: </w:t>
@@ -11647,7 +11647,7 @@
         <w:rPr>
           <w:b/>
         </w:rPr>
-        <w:t>`-124,865`</w:t>
+        <w:t>`-115,869`</w:t>
       </w:r>
       <w:r>
         <w:t xml:space="preserve">) | OI: </w:t>
@@ -11981,7 +11981,7 @@
               <w:rPr>
                 <w:b/>
               </w:rPr>
-              <w:t>88.66</w:t>
+              <w:t>88.85</w:t>
             </w:r>
           </w:p>
         </w:tc>
@@ -12012,7 +12012,7 @@
               <w:rPr>
                 <w:b/>
               </w:rPr>
-              <w:t>-0.28%</w:t>
+              <w:t>-0.07%</w:t>
             </w:r>
           </w:p>
         </w:tc>
@@ -12104,7 +12104,7 @@
               <w:rPr>
                 <w:b/>
               </w:rPr>
-              <w:t>99.73</w:t>
+              <w:t>99.81</w:t>
             </w:r>
           </w:p>
         </w:tc>
@@ -12135,7 +12135,7 @@
               <w:rPr>
                 <w:b/>
               </w:rPr>
-              <w:t>-0.09%</w:t>
+              <w:t>-0.01%</w:t>
             </w:r>
           </w:p>
         </w:tc>
@@ -12739,7 +12739,7 @@
         <w:t xml:space="preserve"> EMA_21 </w:t>
       </w:r>
       <w:r>
-        <w:t xml:space="preserve"> (440.07) &gt; </w:t>
+        <w:t xml:space="preserve"> (440.17) &gt; </w:t>
       </w:r>
       <w:r>
         <w:rPr>
@@ -12750,7 +12750,7 @@
         <w:t xml:space="preserve"> EMA_50 </w:t>
       </w:r>
       <w:r>
-        <w:t xml:space="preserve"> (439.57).</w:t>
+        <w:t xml:space="preserve"> (439.61).</w:t>
       </w:r>
     </w:p>
     <w:p>
@@ -12771,7 +12771,7 @@
         <w:rPr>
           <w:b/>
         </w:rPr>
-        <w:t>`69.31`</w:t>
+        <w:t>`71.49`</w:t>
       </w:r>
       <w:r>
         <w:t xml:space="preserve"> | ATR (14) = </w:t>
@@ -12780,7 +12780,7 @@
         <w:rPr>
           <w:b/>
         </w:rPr>
-        <w:t>`1.86`</w:t>
+        <w:t>`1.99`</w:t>
       </w:r>
       <w:r>
         <w:t xml:space="preserve"> cents | Volatility = </w:t>
@@ -12789,7 +12789,7 @@
         <w:rPr>
           <w:b/>
         </w:rPr>
-        <w:t>`1.50 cents`</w:t>
+        <w:t>`2.50 cents`</w:t>
       </w:r>
       <w:r>
         <w:t>.</w:t>
@@ -12813,7 +12813,7 @@
         <w:rPr>
           <w:b/>
         </w:rPr>
-        <w:t>`443.00`</w:t>
+        <w:t>`444.50`</w:t>
       </w:r>
       <w:r>
         <w:t xml:space="preserve"> | S2: </w:t>
@@ -12831,7 +12831,7 @@
         <w:rPr>
           <w:b/>
         </w:rPr>
-        <w:t>`446.25`</w:t>
+        <w:t>`446.50`</w:t>
       </w:r>
       <w:r>
         <w:t xml:space="preserve"> | R2: </w:t>
@@ -13574,7 +13574,7 @@
           <w:b/>
           <w:color w:val="15803D"/>
         </w:rPr>
-        <w:t>`443.00 - 440.07 cents (Canh mua vùng hỗ trợ)`</w:t>
+        <w:t>`444.50 - 440.17 cents (Canh mua vùng hỗ trợ)`</w:t>
       </w:r>
       <w:r>
         <w:t xml:space="preserve"> | SL: </w:t>
@@ -13583,7 +13583,7 @@
         <w:rPr>
           <w:b/>
         </w:rPr>
-        <w:t>`423.97 cents (Dưới cản S2 + 1.5x ATR)`</w:t>
+        <w:t>`423.77 cents (Dưới cản S2 + 1.5x ATR)`</w:t>
       </w:r>
       <w:r>
         <w:t xml:space="preserve"> | TP: </w:t>
@@ -13594,7 +13594,7 @@
           <w:color w:val="D97706"/>
           <w:sz w:val="19"/>
         </w:rPr>
-        <w:t xml:space="preserve"> 446.25 cents </w:t>
+        <w:t xml:space="preserve"> 446.50 cents </w:t>
       </w:r>
       <w:r>
         <w:t xml:space="preserve"> / </w:t>
@@ -13645,7 +13645,7 @@
         <w:rPr>
           <w:b/>
         </w:rPr>
-        <w:t>`441.50 - 443.00 cents`</w:t>
+        <w:t>`443.00 - 444.50 cents`</w:t>
       </w:r>
       <w:r>
         <w:t xml:space="preserve"> | SL: </w:t>
@@ -13654,7 +13654,7 @@
         <w:rPr>
           <w:b/>
         </w:rPr>
-        <w:t>`424.89 cents (Chống quét SL tuyệt đối)`</w:t>
+        <w:t>`424.76 cents (Chống quét SL tuyệt đối)`</w:t>
       </w:r>
       <w:r>
         <w:t xml:space="preserve"> | TP: </w:t>
@@ -13691,7 +13691,7 @@
         <w:rPr>
           <w:b/>
         </w:rPr>
-        <w:t>`446.25 - 447.75 cents`</w:t>
+        <w:t>`446.50 - 448.00 cents`</w:t>
       </w:r>
       <w:r>
         <w:t xml:space="preserve"> | SL: </w:t>
@@ -13700,7 +13700,7 @@
         <w:rPr>
           <w:b/>
         </w:rPr>
-        <w:t>`448.11 cents`</w:t>
+        <w:t>`448.49 cents`</w:t>
       </w:r>
       <w:r>
         <w:t xml:space="preserve"> | TP: </w:t>
@@ -13749,7 +13749,7 @@
         <w:rPr>
           <w:b/>
         </w:rPr>
-        <w:t>`439.86 - 447.50 cents`</w:t>
+        <w:t>`439.33 - 447.50 cents`</w:t>
       </w:r>
     </w:p>
     <w:p>
@@ -14156,7 +14156,7 @@
             </w:pPr>
             <w:r/>
             <w:r>
-              <w:t>444.50</w:t>
+              <w:t>445.50</w:t>
             </w:r>
           </w:p>
         </w:tc>
@@ -14184,7 +14184,7 @@
             </w:pPr>
             <w:r/>
             <w:r>
-              <w:t>448.25</w:t>
+              <w:t>449.25</w:t>
             </w:r>
           </w:p>
         </w:tc>
@@ -14212,7 +14212,7 @@
             </w:pPr>
             <w:r/>
             <w:r>
-              <w:t>441.25</w:t>
+              <w:t>442.25</w:t>
             </w:r>
           </w:p>
         </w:tc>
@@ -14243,7 +14243,7 @@
               <w:rPr>
                 <w:b/>
               </w:rPr>
-              <w:t>444.75</w:t>
+              <w:t>445.75</w:t>
             </w:r>
           </w:p>
         </w:tc>
@@ -14391,7 +14391,7 @@
             </w:pPr>
             <w:r/>
             <w:r>
-              <w:t>444.75</w:t>
+              <w:t>445.75</w:t>
             </w:r>
           </w:p>
         </w:tc>
@@ -14419,7 +14419,7 @@
             </w:pPr>
             <w:r/>
             <w:r>
-              <w:t>447.50</w:t>
+              <w:t>448.50</w:t>
             </w:r>
           </w:p>
         </w:tc>
@@ -14447,7 +14447,7 @@
             </w:pPr>
             <w:r/>
             <w:r>
-              <w:t>441.00</w:t>
+              <w:t>442.00</w:t>
             </w:r>
           </w:p>
         </w:tc>
@@ -14478,7 +14478,7 @@
               <w:rPr>
                 <w:b/>
               </w:rPr>
-              <w:t>444.25</w:t>
+              <w:t>445.25</w:t>
             </w:r>
           </w:p>
         </w:tc>
@@ -14626,7 +14626,7 @@
             </w:pPr>
             <w:r/>
             <w:r>
-              <w:t>444.25</w:t>
+              <w:t>445.25</w:t>
             </w:r>
           </w:p>
         </w:tc>
@@ -14654,7 +14654,7 @@
             </w:pPr>
             <w:r/>
             <w:r>
-              <w:t>447.25</w:t>
+              <w:t>448.25</w:t>
             </w:r>
           </w:p>
         </w:tc>
@@ -14682,7 +14682,7 @@
             </w:pPr>
             <w:r/>
             <w:r>
-              <w:t>440.25</w:t>
+              <w:t>441.25</w:t>
             </w:r>
           </w:p>
         </w:tc>
@@ -14713,7 +14713,7 @@
               <w:rPr>
                 <w:b/>
               </w:rPr>
-              <w:t>445.00</w:t>
+              <w:t>446.00</w:t>
             </w:r>
           </w:p>
         </w:tc>
@@ -14861,7 +14861,7 @@
             </w:pPr>
             <w:r/>
             <w:r>
-              <w:t>445.00</w:t>
+              <w:t>446.00</w:t>
             </w:r>
           </w:p>
         </w:tc>
@@ -14889,7 +14889,7 @@
             </w:pPr>
             <w:r/>
             <w:r>
-              <w:t>449.50</w:t>
+              <w:t>450.50</w:t>
             </w:r>
           </w:p>
         </w:tc>
@@ -14917,7 +14917,7 @@
             </w:pPr>
             <w:r/>
             <w:r>
-              <w:t>440.00</w:t>
+              <w:t>441.00</w:t>
             </w:r>
           </w:p>
         </w:tc>
@@ -14948,7 +14948,7 @@
               <w:rPr>
                 <w:b/>
               </w:rPr>
-              <w:t>445.75</w:t>
+              <w:t>446.75</w:t>
             </w:r>
           </w:p>
         </w:tc>
@@ -15096,7 +15096,7 @@
             </w:pPr>
             <w:r/>
             <w:r>
-              <w:t>445.75</w:t>
+              <w:t>446.75</w:t>
             </w:r>
           </w:p>
         </w:tc>
@@ -15124,7 +15124,7 @@
             </w:pPr>
             <w:r/>
             <w:r>
-              <w:t>451.25</w:t>
+              <w:t>452.25</w:t>
             </w:r>
           </w:p>
         </w:tc>
@@ -15152,7 +15152,7 @@
             </w:pPr>
             <w:r/>
             <w:r>
-              <w:t>439.50</w:t>
+              <w:t>440.50</w:t>
             </w:r>
           </w:p>
         </w:tc>
@@ -15183,7 +15183,7 @@
               <w:rPr>
                 <w:b/>
               </w:rPr>
-              <w:t>448.00</w:t>
+              <w:t>449.00</w:t>
             </w:r>
           </w:p>
         </w:tc>
@@ -15331,7 +15331,7 @@
             </w:pPr>
             <w:r/>
             <w:r>
-              <w:t>448.00</w:t>
+              <w:t>449.00</w:t>
             </w:r>
           </w:p>
         </w:tc>
@@ -15359,7 +15359,7 @@
             </w:pPr>
             <w:r/>
             <w:r>
-              <w:t>451.00</w:t>
+              <w:t>452.00</w:t>
             </w:r>
           </w:p>
         </w:tc>
@@ -15387,7 +15387,7 @@
             </w:pPr>
             <w:r/>
             <w:r>
-              <w:t>443.75</w:t>
+              <w:t>444.75</w:t>
             </w:r>
           </w:p>
         </w:tc>
@@ -15418,7 +15418,7 @@
               <w:rPr>
                 <w:b/>
               </w:rPr>
-              <w:t>448.25</w:t>
+              <w:t>449.25</w:t>
             </w:r>
           </w:p>
         </w:tc>
@@ -15566,7 +15566,7 @@
             </w:pPr>
             <w:r/>
             <w:r>
-              <w:t>448.25</w:t>
+              <w:t>449.25</w:t>
             </w:r>
           </w:p>
         </w:tc>
@@ -15594,7 +15594,7 @@
             </w:pPr>
             <w:r/>
             <w:r>
-              <w:t>451.50</w:t>
+              <w:t>452.50</w:t>
             </w:r>
           </w:p>
         </w:tc>
@@ -15622,7 +15622,7 @@
             </w:pPr>
             <w:r/>
             <w:r>
-              <w:t>441.75</w:t>
+              <w:t>442.75</w:t>
             </w:r>
           </w:p>
         </w:tc>
@@ -15653,7 +15653,7 @@
               <w:rPr>
                 <w:b/>
               </w:rPr>
-              <w:t>449.00</w:t>
+              <w:t>450.00</w:t>
             </w:r>
           </w:p>
         </w:tc>
@@ -15801,7 +15801,7 @@
             </w:pPr>
             <w:r/>
             <w:r>
-              <w:t>449.00</w:t>
+              <w:t>450.00</w:t>
             </w:r>
           </w:p>
         </w:tc>
@@ -15829,7 +15829,7 @@
             </w:pPr>
             <w:r/>
             <w:r>
-              <w:t>452.00</w:t>
+              <w:t>453.00</w:t>
             </w:r>
           </w:p>
         </w:tc>
@@ -15857,7 +15857,7 @@
             </w:pPr>
             <w:r/>
             <w:r>
-              <w:t>444.50</w:t>
+              <w:t>445.50</w:t>
             </w:r>
           </w:p>
         </w:tc>
@@ -15888,7 +15888,7 @@
               <w:rPr>
                 <w:b/>
               </w:rPr>
-              <w:t>448.50</w:t>
+              <w:t>449.50</w:t>
             </w:r>
           </w:p>
         </w:tc>
@@ -16036,7 +16036,7 @@
             </w:pPr>
             <w:r/>
             <w:r>
-              <w:t>448.50</w:t>
+              <w:t>449.50</w:t>
             </w:r>
           </w:p>
         </w:tc>
@@ -16064,7 +16064,7 @@
             </w:pPr>
             <w:r/>
             <w:r>
-              <w:t>452.50</w:t>
+              <w:t>453.50</w:t>
             </w:r>
           </w:p>
         </w:tc>
@@ -16092,7 +16092,7 @@
             </w:pPr>
             <w:r/>
             <w:r>
-              <w:t>442.75</w:t>
+              <w:t>443.75</w:t>
             </w:r>
           </w:p>
         </w:tc>
@@ -16123,7 +16123,7 @@
               <w:rPr>
                 <w:b/>
               </w:rPr>
-              <w:t>449.00</w:t>
+              <w:t>450.00</w:t>
             </w:r>
           </w:p>
         </w:tc>
@@ -16271,7 +16271,7 @@
             </w:pPr>
             <w:r/>
             <w:r>
-              <w:t>449.00</w:t>
+              <w:t>450.00</w:t>
             </w:r>
           </w:p>
         </w:tc>
@@ -16299,7 +16299,7 @@
             </w:pPr>
             <w:r/>
             <w:r>
-              <w:t>451.50</w:t>
+              <w:t>452.50</w:t>
             </w:r>
           </w:p>
         </w:tc>
@@ -16327,7 +16327,7 @@
             </w:pPr>
             <w:r/>
             <w:r>
-              <w:t>445.75</w:t>
+              <w:t>446.75</w:t>
             </w:r>
           </w:p>
         </w:tc>
@@ -16358,7 +16358,7 @@
               <w:rPr>
                 <w:b/>
               </w:rPr>
-              <w:t>449.50</w:t>
+              <w:t>450.50</w:t>
             </w:r>
           </w:p>
         </w:tc>
@@ -16506,7 +16506,7 @@
             </w:pPr>
             <w:r/>
             <w:r>
-              <w:t>449.50</w:t>
+              <w:t>450.50</w:t>
             </w:r>
           </w:p>
         </w:tc>
@@ -16534,7 +16534,7 @@
             </w:pPr>
             <w:r/>
             <w:r>
-              <w:t>453.00</w:t>
+              <w:t>454.00</w:t>
             </w:r>
           </w:p>
         </w:tc>
@@ -16562,7 +16562,7 @@
             </w:pPr>
             <w:r/>
             <w:r>
-              <w:t>443.50</w:t>
+              <w:t>444.50</w:t>
             </w:r>
           </w:p>
         </w:tc>
@@ -16593,7 +16593,7 @@
               <w:rPr>
                 <w:b/>
               </w:rPr>
-              <w:t>450.50</w:t>
+              <w:t>451.50</w:t>
             </w:r>
           </w:p>
         </w:tc>
@@ -16741,7 +16741,7 @@
             </w:pPr>
             <w:r/>
             <w:r>
-              <w:t>450.50</w:t>
+              <w:t>451.50</w:t>
             </w:r>
           </w:p>
         </w:tc>
@@ -16769,7 +16769,7 @@
             </w:pPr>
             <w:r/>
             <w:r>
-              <w:t>453.25</w:t>
+              <w:t>454.25</w:t>
             </w:r>
           </w:p>
         </w:tc>
@@ -16797,7 +16797,7 @@
             </w:pPr>
             <w:r/>
             <w:r>
-              <w:t>448.00</w:t>
+              <w:t>449.00</w:t>
             </w:r>
           </w:p>
         </w:tc>
@@ -16828,7 +16828,7 @@
               <w:rPr>
                 <w:b/>
               </w:rPr>
-              <w:t>450.50</w:t>
+              <w:t>451.50</w:t>
             </w:r>
           </w:p>
         </w:tc>
@@ -16976,7 +16976,7 @@
             </w:pPr>
             <w:r/>
             <w:r>
-              <w:t>450.50</w:t>
+              <w:t>451.50</w:t>
             </w:r>
           </w:p>
         </w:tc>
@@ -17004,7 +17004,7 @@
             </w:pPr>
             <w:r/>
             <w:r>
-              <w:t>453.25</w:t>
+              <w:t>454.25</w:t>
             </w:r>
           </w:p>
         </w:tc>
@@ -17032,7 +17032,7 @@
             </w:pPr>
             <w:r/>
             <w:r>
-              <w:t>448.00</w:t>
+              <w:t>449.00</w:t>
             </w:r>
           </w:p>
         </w:tc>
@@ -17063,7 +17063,7 @@
               <w:rPr>
                 <w:b/>
               </w:rPr>
-              <w:t>450.00</w:t>
+              <w:t>451.00</w:t>
             </w:r>
           </w:p>
         </w:tc>
@@ -17211,7 +17211,7 @@
             </w:pPr>
             <w:r/>
             <w:r>
-              <w:t>450.00</w:t>
+              <w:t>451.00</w:t>
             </w:r>
           </w:p>
         </w:tc>
@@ -17239,7 +17239,7 @@
             </w:pPr>
             <w:r/>
             <w:r>
-              <w:t>453.00</w:t>
+              <w:t>454.00</w:t>
             </w:r>
           </w:p>
         </w:tc>
@@ -17267,7 +17267,7 @@
             </w:pPr>
             <w:r/>
             <w:r>
-              <w:t>446.75</w:t>
+              <w:t>447.75</w:t>
             </w:r>
           </w:p>
         </w:tc>
@@ -17298,7 +17298,7 @@
               <w:rPr>
                 <w:b/>
               </w:rPr>
-              <w:t>449.75</w:t>
+              <w:t>450.75</w:t>
             </w:r>
           </w:p>
         </w:tc>
@@ -17446,7 +17446,7 @@
             </w:pPr>
             <w:r/>
             <w:r>
-              <w:t>449.75</w:t>
+              <w:t>450.75</w:t>
             </w:r>
           </w:p>
         </w:tc>
@@ -17474,7 +17474,7 @@
             </w:pPr>
             <w:r/>
             <w:r>
-              <w:t>453.75</w:t>
+              <w:t>454.75</w:t>
             </w:r>
           </w:p>
         </w:tc>
@@ -17502,7 +17502,7 @@
             </w:pPr>
             <w:r/>
             <w:r>
-              <w:t>444.50</w:t>
+              <w:t>445.50</w:t>
             </w:r>
           </w:p>
         </w:tc>
@@ -17533,7 +17533,7 @@
               <w:rPr>
                 <w:b/>
               </w:rPr>
-              <w:t>450.25</w:t>
+              <w:t>451.25</w:t>
             </w:r>
           </w:p>
         </w:tc>
@@ -17681,7 +17681,7 @@
             </w:pPr>
             <w:r/>
             <w:r>
-              <w:t>450.25</w:t>
+              <w:t>451.25</w:t>
             </w:r>
           </w:p>
         </w:tc>
@@ -17709,7 +17709,7 @@
             </w:pPr>
             <w:r/>
             <w:r>
-              <w:t>455.00</w:t>
+              <w:t>456.00</w:t>
             </w:r>
           </w:p>
         </w:tc>
@@ -17737,7 +17737,7 @@
             </w:pPr>
             <w:r/>
             <w:r>
-              <w:t>443.25</w:t>
+              <w:t>444.25</w:t>
             </w:r>
           </w:p>
         </w:tc>
@@ -17768,7 +17768,7 @@
               <w:rPr>
                 <w:b/>
               </w:rPr>
-              <w:t>452.25</w:t>
+              <w:t>453.25</w:t>
             </w:r>
           </w:p>
         </w:tc>
@@ -17916,7 +17916,7 @@
             </w:pPr>
             <w:r/>
             <w:r>
-              <w:t>452.25</w:t>
+              <w:t>453.25</w:t>
             </w:r>
           </w:p>
         </w:tc>
@@ -17944,7 +17944,7 @@
             </w:pPr>
             <w:r/>
             <w:r>
-              <w:t>460.25</w:t>
+              <w:t>461.25</w:t>
             </w:r>
           </w:p>
         </w:tc>
@@ -17972,7 +17972,7 @@
             </w:pPr>
             <w:r/>
             <w:r>
-              <w:t>445.25</w:t>
+              <w:t>446.25</w:t>
             </w:r>
           </w:p>
         </w:tc>
@@ -18003,7 +18003,7 @@
               <w:rPr>
                 <w:b/>
               </w:rPr>
-              <w:t>453.75</w:t>
+              <w:t>454.75</w:t>
             </w:r>
           </w:p>
         </w:tc>
@@ -18151,7 +18151,7 @@
             </w:pPr>
             <w:r/>
             <w:r>
-              <w:t>453.75</w:t>
+              <w:t>454.75</w:t>
             </w:r>
           </w:p>
         </w:tc>
@@ -18179,7 +18179,7 @@
             </w:pPr>
             <w:r/>
             <w:r>
-              <w:t>458.25</w:t>
+              <w:t>459.25</w:t>
             </w:r>
           </w:p>
         </w:tc>
@@ -18207,7 +18207,7 @@
             </w:pPr>
             <w:r/>
             <w:r>
-              <w:t>449.50</w:t>
+              <w:t>450.50</w:t>
             </w:r>
           </w:p>
         </w:tc>
@@ -18238,7 +18238,7 @@
               <w:rPr>
                 <w:b/>
               </w:rPr>
-              <w:t>453.25</w:t>
+              <w:t>454.25</w:t>
             </w:r>
           </w:p>
         </w:tc>
@@ -18386,7 +18386,7 @@
             </w:pPr>
             <w:r/>
             <w:r>
-              <w:t>453.25</w:t>
+              <w:t>454.25</w:t>
             </w:r>
           </w:p>
         </w:tc>
@@ -18414,7 +18414,7 @@
             </w:pPr>
             <w:r/>
             <w:r>
-              <w:t>455.50</w:t>
+              <w:t>456.50</w:t>
             </w:r>
           </w:p>
         </w:tc>
@@ -18442,7 +18442,7 @@
             </w:pPr>
             <w:r/>
             <w:r>
-              <w:t>450.50</w:t>
+              <w:t>451.50</w:t>
             </w:r>
           </w:p>
         </w:tc>
@@ -18473,7 +18473,7 @@
               <w:rPr>
                 <w:b/>
               </w:rPr>
-              <w:t>453.00</w:t>
+              <w:t>454.00</w:t>
             </w:r>
           </w:p>
         </w:tc>
@@ -18621,7 +18621,7 @@
             </w:pPr>
             <w:r/>
             <w:r>
-              <w:t>453.00</w:t>
+              <w:t>454.00</w:t>
             </w:r>
           </w:p>
         </w:tc>
@@ -18649,7 +18649,7 @@
             </w:pPr>
             <w:r/>
             <w:r>
-              <w:t>455.00</w:t>
+              <w:t>456.00</w:t>
             </w:r>
           </w:p>
         </w:tc>
@@ -18677,7 +18677,7 @@
             </w:pPr>
             <w:r/>
             <w:r>
-              <w:t>448.50</w:t>
+              <w:t>449.50</w:t>
             </w:r>
           </w:p>
         </w:tc>
@@ -18708,7 +18708,7 @@
               <w:rPr>
                 <w:b/>
               </w:rPr>
-              <w:t>453.25</w:t>
+              <w:t>454.25</w:t>
             </w:r>
           </w:p>
         </w:tc>
@@ -18856,7 +18856,7 @@
             </w:pPr>
             <w:r/>
             <w:r>
-              <w:t>453.25</w:t>
+              <w:t>454.25</w:t>
             </w:r>
           </w:p>
         </w:tc>
@@ -18884,7 +18884,7 @@
             </w:pPr>
             <w:r/>
             <w:r>
-              <w:t>457.00</w:t>
+              <w:t>458.00</w:t>
             </w:r>
           </w:p>
         </w:tc>
@@ -18912,7 +18912,7 @@
             </w:pPr>
             <w:r/>
             <w:r>
-              <w:t>450.50</w:t>
+              <w:t>451.50</w:t>
             </w:r>
           </w:p>
         </w:tc>
@@ -18943,7 +18943,7 @@
               <w:rPr>
                 <w:b/>
               </w:rPr>
-              <w:t>453.75</w:t>
+              <w:t>454.75</w:t>
             </w:r>
           </w:p>
         </w:tc>
@@ -19091,7 +19091,7 @@
             </w:pPr>
             <w:r/>
             <w:r>
-              <w:t>453.75</w:t>
+              <w:t>454.75</w:t>
             </w:r>
           </w:p>
         </w:tc>
@@ -19119,7 +19119,7 @@
             </w:pPr>
             <w:r/>
             <w:r>
-              <w:t>456.75</w:t>
+              <w:t>457.75</w:t>
             </w:r>
           </w:p>
         </w:tc>
@@ -19147,7 +19147,7 @@
             </w:pPr>
             <w:r/>
             <w:r>
-              <w:t>449.25</w:t>
+              <w:t>450.25</w:t>
             </w:r>
           </w:p>
         </w:tc>
@@ -19178,7 +19178,7 @@
               <w:rPr>
                 <w:b/>
               </w:rPr>
-              <w:t>454.00</w:t>
+              <w:t>455.00</w:t>
             </w:r>
           </w:p>
         </w:tc>
@@ -19326,7 +19326,7 @@
             </w:pPr>
             <w:r/>
             <w:r>
-              <w:t>454.00</w:t>
+              <w:t>455.00</w:t>
             </w:r>
           </w:p>
         </w:tc>
@@ -19354,7 +19354,7 @@
             </w:pPr>
             <w:r/>
             <w:r>
-              <w:t>458.25</w:t>
+              <w:t>459.25</w:t>
             </w:r>
           </w:p>
         </w:tc>
@@ -19382,7 +19382,7 @@
             </w:pPr>
             <w:r/>
             <w:r>
-              <w:t>450.75</w:t>
+              <w:t>451.75</w:t>
             </w:r>
           </w:p>
         </w:tc>
@@ -19413,7 +19413,7 @@
               <w:rPr>
                 <w:b/>
               </w:rPr>
-              <w:t>454.75</w:t>
+              <w:t>455.75</w:t>
             </w:r>
           </w:p>
         </w:tc>
@@ -19561,7 +19561,7 @@
             </w:pPr>
             <w:r/>
             <w:r>
-              <w:t>454.75</w:t>
+              <w:t>455.75</w:t>
             </w:r>
           </w:p>
         </w:tc>
@@ -19589,7 +19589,7 @@
             </w:pPr>
             <w:r/>
             <w:r>
-              <w:t>458.25</w:t>
+              <w:t>459.25</w:t>
             </w:r>
           </w:p>
         </w:tc>
@@ -19617,7 +19617,7 @@
             </w:pPr>
             <w:r/>
             <w:r>
-              <w:t>452.50</w:t>
+              <w:t>453.50</w:t>
             </w:r>
           </w:p>
         </w:tc>
@@ -19648,7 +19648,7 @@
               <w:rPr>
                 <w:b/>
               </w:rPr>
-              <w:t>454.75</w:t>
+              <w:t>455.75</w:t>
             </w:r>
           </w:p>
         </w:tc>
@@ -19796,7 +19796,7 @@
             </w:pPr>
             <w:r/>
             <w:r>
-              <w:t>454.75</w:t>
+              <w:t>455.75</w:t>
             </w:r>
           </w:p>
         </w:tc>
@@ -19824,7 +19824,7 @@
             </w:pPr>
             <w:r/>
             <w:r>
-              <w:t>458.50</w:t>
+              <w:t>459.50</w:t>
             </w:r>
           </w:p>
         </w:tc>
@@ -19852,7 +19852,7 @@
             </w:pPr>
             <w:r/>
             <w:r>
-              <w:t>451.25</w:t>
+              <w:t>452.25</w:t>
             </w:r>
           </w:p>
         </w:tc>
@@ -19883,7 +19883,7 @@
               <w:rPr>
                 <w:b/>
               </w:rPr>
-              <w:t>454.50</w:t>
+              <w:t>455.50</w:t>
             </w:r>
           </w:p>
         </w:tc>
@@ -20031,7 +20031,7 @@
             </w:pPr>
             <w:r/>
             <w:r>
-              <w:t>454.50</w:t>
+              <w:t>455.50</w:t>
             </w:r>
           </w:p>
         </w:tc>
@@ -20059,7 +20059,7 @@
             </w:pPr>
             <w:r/>
             <w:r>
-              <w:t>458.00</w:t>
+              <w:t>459.00</w:t>
             </w:r>
           </w:p>
         </w:tc>
@@ -20087,7 +20087,7 @@
             </w:pPr>
             <w:r/>
             <w:r>
-              <w:t>451.25</w:t>
+              <w:t>452.25</w:t>
             </w:r>
           </w:p>
         </w:tc>
@@ -20118,7 +20118,7 @@
               <w:rPr>
                 <w:b/>
               </w:rPr>
-              <w:t>454.25</w:t>
+              <w:t>455.25</w:t>
             </w:r>
           </w:p>
         </w:tc>
@@ -20266,7 +20266,7 @@
             </w:pPr>
             <w:r/>
             <w:r>
-              <w:t>454.25</w:t>
+              <w:t>455.25</w:t>
             </w:r>
           </w:p>
         </w:tc>
@@ -20294,7 +20294,7 @@
             </w:pPr>
             <w:r/>
             <w:r>
-              <w:t>457.25</w:t>
+              <w:t>458.25</w:t>
             </w:r>
           </w:p>
         </w:tc>
@@ -20322,7 +20322,7 @@
             </w:pPr>
             <w:r/>
             <w:r>
-              <w:t>451.50</w:t>
+              <w:t>452.50</w:t>
             </w:r>
           </w:p>
         </w:tc>
@@ -20353,7 +20353,7 @@
               <w:rPr>
                 <w:b/>
               </w:rPr>
-              <w:t>454.50</w:t>
+              <w:t>455.50</w:t>
             </w:r>
           </w:p>
         </w:tc>
@@ -20501,7 +20501,7 @@
             </w:pPr>
             <w:r/>
             <w:r>
-              <w:t>454.50</w:t>
+              <w:t>455.50</w:t>
             </w:r>
           </w:p>
         </w:tc>
@@ -20529,7 +20529,7 @@
             </w:pPr>
             <w:r/>
             <w:r>
-              <w:t>457.50</w:t>
+              <w:t>458.50</w:t>
             </w:r>
           </w:p>
         </w:tc>
@@ -20557,7 +20557,7 @@
             </w:pPr>
             <w:r/>
             <w:r>
-              <w:t>451.75</w:t>
+              <w:t>452.75</w:t>
             </w:r>
           </w:p>
         </w:tc>
@@ -20588,7 +20588,7 @@
               <w:rPr>
                 <w:b/>
               </w:rPr>
-              <w:t>454.50</w:t>
+              <w:t>455.50</w:t>
             </w:r>
           </w:p>
         </w:tc>
@@ -20736,7 +20736,7 @@
             </w:pPr>
             <w:r/>
             <w:r>
-              <w:t>454.50</w:t>
+              <w:t>455.50</w:t>
             </w:r>
           </w:p>
         </w:tc>
@@ -20764,7 +20764,7 @@
             </w:pPr>
             <w:r/>
             <w:r>
-              <w:t>458.50</w:t>
+              <w:t>459.50</w:t>
             </w:r>
           </w:p>
         </w:tc>
@@ -20792,7 +20792,7 @@
             </w:pPr>
             <w:r/>
             <w:r>
-              <w:t>451.00</w:t>
+              <w:t>452.00</w:t>
             </w:r>
           </w:p>
         </w:tc>
@@ -20823,7 +20823,7 @@
               <w:rPr>
                 <w:b/>
               </w:rPr>
-              <w:t>455.00</w:t>
+              <w:t>456.00</w:t>
             </w:r>
           </w:p>
         </w:tc>
@@ -20971,7 +20971,7 @@
             </w:pPr>
             <w:r/>
             <w:r>
-              <w:t>455.00</w:t>
+              <w:t>456.00</w:t>
             </w:r>
           </w:p>
         </w:tc>
@@ -20999,7 +20999,7 @@
             </w:pPr>
             <w:r/>
             <w:r>
-              <w:t>459.00</w:t>
+              <w:t>460.00</w:t>
             </w:r>
           </w:p>
         </w:tc>
@@ -21027,7 +21027,7 @@
             </w:pPr>
             <w:r/>
             <w:r>
-              <w:t>453.25</w:t>
+              <w:t>454.25</w:t>
             </w:r>
           </w:p>
         </w:tc>
@@ -21058,7 +21058,7 @@
               <w:rPr>
                 <w:b/>
               </w:rPr>
-              <w:t>454.75</w:t>
+              <w:t>455.75</w:t>
             </w:r>
           </w:p>
         </w:tc>
@@ -21781,7 +21781,7 @@
         <w:t>Giá Chốt Phiên (Close):</w:t>
       </w:r>
       <w:r>
-        <w:t xml:space="preserve"> 651.25 cents | </w:t>
+        <w:t xml:space="preserve"> 652.00 cents | </w:t>
       </w:r>
       <w:r>
         <w:rPr>
@@ -21796,10 +21796,10 @@
         <w:rPr>
           <w:b/>
         </w:rPr>
-        <w:t>`653.23 cents`</w:t>
+        <w:t>`654.04 cents`</w:t>
       </w:r>
       <w:r>
-        <w:t xml:space="preserve"> (+1.98).</w:t>
+        <w:t xml:space="preserve"> (+2.04).</w:t>
       </w:r>
     </w:p>
     <w:p>
@@ -21820,7 +21820,7 @@
         <w:rPr>
           <w:b/>
         </w:rPr>
-        <w:t>`66,011`</w:t>
+        <w:t>`73,594`</w:t>
       </w:r>
       <w:r>
         <w:t xml:space="preserve"> (Chênh lệch: </w:t>
@@ -21829,7 +21829,7 @@
         <w:rPr>
           <w:b/>
         </w:rPr>
-        <w:t>`-33,408`</w:t>
+        <w:t>`-25,825`</w:t>
       </w:r>
       <w:r>
         <w:t xml:space="preserve">) | OI: </w:t>
@@ -22162,7 +22162,7 @@
               <w:rPr>
                 <w:b/>
               </w:rPr>
-              <w:t>88.66</w:t>
+              <w:t>88.85</w:t>
             </w:r>
           </w:p>
         </w:tc>
@@ -22193,7 +22193,7 @@
               <w:rPr>
                 <w:b/>
               </w:rPr>
-              <w:t>-0.28%</w:t>
+              <w:t>-0.07%</w:t>
             </w:r>
           </w:p>
         </w:tc>
@@ -22285,7 +22285,7 @@
               <w:rPr>
                 <w:b/>
               </w:rPr>
-              <w:t>99.73</w:t>
+              <w:t>99.81</w:t>
             </w:r>
           </w:p>
         </w:tc>
@@ -22316,7 +22316,7 @@
               <w:rPr>
                 <w:b/>
               </w:rPr>
-              <w:t>-0.09%</w:t>
+              <w:t>-0.01%</w:t>
             </w:r>
           </w:p>
         </w:tc>
@@ -22920,7 +22920,7 @@
         <w:t xml:space="preserve"> EMA_21 </w:t>
       </w:r>
       <w:r>
-        <w:t xml:space="preserve"> (643.99) &gt; </w:t>
+        <w:t xml:space="preserve"> (644.05) &gt; </w:t>
       </w:r>
       <w:r>
         <w:rPr>
@@ -22931,7 +22931,7 @@
         <w:t xml:space="preserve"> EMA_50 </w:t>
       </w:r>
       <w:r>
-        <w:t xml:space="preserve"> (642.25).</w:t>
+        <w:t xml:space="preserve"> (642.28).</w:t>
       </w:r>
     </w:p>
     <w:p>
@@ -22952,7 +22952,7 @@
         <w:rPr>
           <w:b/>
         </w:rPr>
-        <w:t>`64.20`</w:t>
+        <w:t>`65.06`</w:t>
       </w:r>
       <w:r>
         <w:t xml:space="preserve"> | ATR (14) = </w:t>
@@ -22961,7 +22961,7 @@
         <w:rPr>
           <w:b/>
         </w:rPr>
-        <w:t>`3.96`</w:t>
+        <w:t>`4.26`</w:t>
       </w:r>
       <w:r>
         <w:t xml:space="preserve"> cents | Volatility = </w:t>
@@ -22970,7 +22970,7 @@
         <w:rPr>
           <w:b/>
         </w:rPr>
-        <w:t>`1.50 cents`</w:t>
+        <w:t>`3.75 cents`</w:t>
       </w:r>
       <w:r>
         <w:t>.</w:t>
@@ -23012,7 +23012,7 @@
         <w:rPr>
           <w:b/>
         </w:rPr>
-        <w:t>`653.50`</w:t>
+        <w:t>`656.50`</w:t>
       </w:r>
       <w:r>
         <w:t xml:space="preserve"> | R2: </w:t>
@@ -23745,7 +23745,7 @@
           <w:b/>
           <w:color w:val="B91C1C"/>
         </w:rPr>
-        <w:t>`643.99 - 642.25 cents (Canh bán hồi kỹ thuật H1)`</w:t>
+        <w:t>`644.05 - 642.28 cents (Canh bán hồi kỹ thuật H1)`</w:t>
       </w:r>
       <w:r>
         <w:t xml:space="preserve"> | SL: </w:t>
@@ -23754,7 +23754,7 @@
         <w:rPr>
           <w:b/>
         </w:rPr>
-        <w:t>`717.19 cents (Trên kháng cự R2 + 1.5x ATR)`</w:t>
+        <w:t>`717.64 cents (Trên kháng cự R2 + 1.5x ATR)`</w:t>
       </w:r>
       <w:r>
         <w:t xml:space="preserve"> | TP: </w:t>
@@ -23825,7 +23825,7 @@
         <w:rPr>
           <w:b/>
         </w:rPr>
-        <w:t>`598.29 cents`</w:t>
+        <w:t>`597.99 cents`</w:t>
       </w:r>
       <w:r>
         <w:t xml:space="preserve"> | TP: </w:t>
@@ -23834,7 +23834,7 @@
         <w:rPr>
           <w:b/>
         </w:rPr>
-        <w:t>`653.50 cents (Đón sóng hồi trung hạn ~14.5 giá)`</w:t>
+        <w:t>`656.50 cents (Đón sóng hồi trung hạn ~14.5 giá)`</w:t>
       </w:r>
       <w:r>
         <w:t>.</w:t>
@@ -23862,7 +23862,7 @@
         <w:rPr>
           <w:b/>
         </w:rPr>
-        <w:t>`653.50 - 655.50 cents`</w:t>
+        <w:t>`656.50 - 658.50 cents`</w:t>
       </w:r>
       <w:r>
         <w:t xml:space="preserve"> | SL: </w:t>
@@ -23871,7 +23871,7 @@
         <w:rPr>
           <w:b/>
         </w:rPr>
-        <w:t>`657.46 cents`</w:t>
+        <w:t>`660.76 cents`</w:t>
       </w:r>
       <w:r>
         <w:t xml:space="preserve"> | TP: </w:t>
@@ -23920,7 +23920,7 @@
         <w:rPr>
           <w:b/>
         </w:rPr>
-        <w:t>`603.35 - 618.00 cents`</w:t>
+        <w:t>`602.55 - 618.00 cents`</w:t>
       </w:r>
     </w:p>
     <w:p>
@@ -24327,7 +24327,7 @@
             </w:pPr>
             <w:r/>
             <w:r>
-              <w:t>651.25</w:t>
+              <w:t>652.00</w:t>
             </w:r>
           </w:p>
         </w:tc>
@@ -24355,7 +24355,7 @@
             </w:pPr>
             <w:r/>
             <w:r>
-              <w:t>662.50</w:t>
+              <w:t>663.25</w:t>
             </w:r>
           </w:p>
         </w:tc>
@@ -24383,7 +24383,7 @@
             </w:pPr>
             <w:r/>
             <w:r>
-              <w:t>645.75</w:t>
+              <w:t>646.50</w:t>
             </w:r>
           </w:p>
         </w:tc>
@@ -24414,7 +24414,7 @@
               <w:rPr>
                 <w:b/>
               </w:rPr>
-              <w:t>650.50</w:t>
+              <w:t>651.25</w:t>
             </w:r>
           </w:p>
         </w:tc>
@@ -24562,7 +24562,7 @@
             </w:pPr>
             <w:r/>
             <w:r>
-              <w:t>650.50</w:t>
+              <w:t>651.25</w:t>
             </w:r>
           </w:p>
         </w:tc>
@@ -24590,7 +24590,7 @@
             </w:pPr>
             <w:r/>
             <w:r>
-              <w:t>658.00</w:t>
+              <w:t>658.75</w:t>
             </w:r>
           </w:p>
         </w:tc>
@@ -24618,7 +24618,7 @@
             </w:pPr>
             <w:r/>
             <w:r>
-              <w:t>644.50</w:t>
+              <w:t>645.25</w:t>
             </w:r>
           </w:p>
         </w:tc>
@@ -24649,7 +24649,7 @@
               <w:rPr>
                 <w:b/>
               </w:rPr>
-              <w:t>650.00</w:t>
+              <w:t>650.75</w:t>
             </w:r>
           </w:p>
         </w:tc>
@@ -24797,7 +24797,7 @@
             </w:pPr>
             <w:r/>
             <w:r>
-              <w:t>650.00</w:t>
+              <w:t>650.75</w:t>
             </w:r>
           </w:p>
         </w:tc>
@@ -24825,7 +24825,7 @@
             </w:pPr>
             <w:r/>
             <w:r>
-              <w:t>663.75</w:t>
+              <w:t>664.50</w:t>
             </w:r>
           </w:p>
         </w:tc>
@@ -24853,7 +24853,7 @@
             </w:pPr>
             <w:r/>
             <w:r>
-              <w:t>635.25</w:t>
+              <w:t>636.00</w:t>
             </w:r>
           </w:p>
         </w:tc>
@@ -24884,7 +24884,7 @@
               <w:rPr>
                 <w:b/>
               </w:rPr>
-              <w:t>652.00</w:t>
+              <w:t>652.75</w:t>
             </w:r>
           </w:p>
         </w:tc>
@@ -25032,7 +25032,7 @@
             </w:pPr>
             <w:r/>
             <w:r>
-              <w:t>652.00</w:t>
+              <w:t>652.75</w:t>
             </w:r>
           </w:p>
         </w:tc>
@@ -25060,7 +25060,7 @@
             </w:pPr>
             <w:r/>
             <w:r>
-              <w:t>665.25</w:t>
+              <w:t>666.00</w:t>
             </w:r>
           </w:p>
         </w:tc>
@@ -25088,7 +25088,7 @@
             </w:pPr>
             <w:r/>
             <w:r>
-              <w:t>643.75</w:t>
+              <w:t>644.50</w:t>
             </w:r>
           </w:p>
         </w:tc>
@@ -25119,7 +25119,7 @@
               <w:rPr>
                 <w:b/>
               </w:rPr>
-              <w:t>653.25</w:t>
+              <w:t>654.00</w:t>
             </w:r>
           </w:p>
         </w:tc>
@@ -25267,7 +25267,7 @@
             </w:pPr>
             <w:r/>
             <w:r>
-              <w:t>653.25</w:t>
+              <w:t>654.00</w:t>
             </w:r>
           </w:p>
         </w:tc>
@@ -25295,7 +25295,7 @@
             </w:pPr>
             <w:r/>
             <w:r>
-              <w:t>669.75</w:t>
+              <w:t>670.50</w:t>
             </w:r>
           </w:p>
         </w:tc>
@@ -25323,7 +25323,7 @@
             </w:pPr>
             <w:r/>
             <w:r>
-              <w:t>642.75</w:t>
+              <w:t>643.50</w:t>
             </w:r>
           </w:p>
         </w:tc>
@@ -25354,7 +25354,7 @@
               <w:rPr>
                 <w:b/>
               </w:rPr>
-              <w:t>657.75</w:t>
+              <w:t>658.50</w:t>
             </w:r>
           </w:p>
         </w:tc>
@@ -25502,7 +25502,7 @@
             </w:pPr>
             <w:r/>
             <w:r>
-              <w:t>657.75</w:t>
+              <w:t>658.50</w:t>
             </w:r>
           </w:p>
         </w:tc>
@@ -25530,7 +25530,7 @@
             </w:pPr>
             <w:r/>
             <w:r>
-              <w:t>665.50</w:t>
+              <w:t>666.25</w:t>
             </w:r>
           </w:p>
         </w:tc>
@@ -25558,7 +25558,7 @@
             </w:pPr>
             <w:r/>
             <w:r>
-              <w:t>646.75</w:t>
+              <w:t>647.50</w:t>
             </w:r>
           </w:p>
         </w:tc>
@@ -25589,7 +25589,7 @@
               <w:rPr>
                 <w:b/>
               </w:rPr>
-              <w:t>659.00</w:t>
+              <w:t>659.75</w:t>
             </w:r>
           </w:p>
         </w:tc>
@@ -25737,7 +25737,7 @@
             </w:pPr>
             <w:r/>
             <w:r>
-              <w:t>659.00</w:t>
+              <w:t>659.75</w:t>
             </w:r>
           </w:p>
         </w:tc>
@@ -25765,7 +25765,7 @@
             </w:pPr>
             <w:r/>
             <w:r>
-              <w:t>667.25</w:t>
+              <w:t>668.00</w:t>
             </w:r>
           </w:p>
         </w:tc>
@@ -25793,7 +25793,7 @@
             </w:pPr>
             <w:r/>
             <w:r>
-              <w:t>648.50</w:t>
+              <w:t>649.25</w:t>
             </w:r>
           </w:p>
         </w:tc>
@@ -25824,7 +25824,7 @@
               <w:rPr>
                 <w:b/>
               </w:rPr>
-              <w:t>660.75</w:t>
+              <w:t>661.50</w:t>
             </w:r>
           </w:p>
         </w:tc>
@@ -25972,7 +25972,7 @@
             </w:pPr>
             <w:r/>
             <w:r>
-              <w:t>660.75</w:t>
+              <w:t>661.50</w:t>
             </w:r>
           </w:p>
         </w:tc>
@@ -26000,7 +26000,7 @@
             </w:pPr>
             <w:r/>
             <w:r>
-              <w:t>673.00</w:t>
+              <w:t>673.75</w:t>
             </w:r>
           </w:p>
         </w:tc>
@@ -26028,7 +26028,7 @@
             </w:pPr>
             <w:r/>
             <w:r>
-              <w:t>651.00</w:t>
+              <w:t>651.75</w:t>
             </w:r>
           </w:p>
         </w:tc>
@@ -26059,7 +26059,7 @@
               <w:rPr>
                 <w:b/>
               </w:rPr>
-              <w:t>659.75</w:t>
+              <w:t>660.50</w:t>
             </w:r>
           </w:p>
         </w:tc>
@@ -26207,7 +26207,7 @@
             </w:pPr>
             <w:r/>
             <w:r>
-              <w:t>659.75</w:t>
+              <w:t>660.50</w:t>
             </w:r>
           </w:p>
         </w:tc>
@@ -26235,7 +26235,7 @@
             </w:pPr>
             <w:r/>
             <w:r>
-              <w:t>670.25</w:t>
+              <w:t>671.00</w:t>
             </w:r>
           </w:p>
         </w:tc>
@@ -26263,7 +26263,7 @@
             </w:pPr>
             <w:r/>
             <w:r>
-              <w:t>645.00</w:t>
+              <w:t>645.75</w:t>
             </w:r>
           </w:p>
         </w:tc>
@@ -26294,7 +26294,7 @@
               <w:rPr>
                 <w:b/>
               </w:rPr>
-              <w:t>662.00</w:t>
+              <w:t>662.75</w:t>
             </w:r>
           </w:p>
         </w:tc>
@@ -26442,7 +26442,7 @@
             </w:pPr>
             <w:r/>
             <w:r>
-              <w:t>662.00</w:t>
+              <w:t>662.75</w:t>
             </w:r>
           </w:p>
         </w:tc>
@@ -26470,7 +26470,7 @@
             </w:pPr>
             <w:r/>
             <w:r>
-              <w:t>672.50</w:t>
+              <w:t>673.25</w:t>
             </w:r>
           </w:p>
         </w:tc>
@@ -26498,7 +26498,7 @@
             </w:pPr>
             <w:r/>
             <w:r>
-              <w:t>655.75</w:t>
+              <w:t>656.50</w:t>
             </w:r>
           </w:p>
         </w:tc>
@@ -26529,7 +26529,7 @@
               <w:rPr>
                 <w:b/>
               </w:rPr>
-              <w:t>662.75</w:t>
+              <w:t>663.50</w:t>
             </w:r>
           </w:p>
         </w:tc>
@@ -26677,7 +26677,7 @@
             </w:pPr>
             <w:r/>
             <w:r>
-              <w:t>662.75</w:t>
+              <w:t>663.50</w:t>
             </w:r>
           </w:p>
         </w:tc>
@@ -26705,7 +26705,7 @@
             </w:pPr>
             <w:r/>
             <w:r>
-              <w:t>677.00</w:t>
+              <w:t>677.75</w:t>
             </w:r>
           </w:p>
         </w:tc>
@@ -26733,7 +26733,7 @@
             </w:pPr>
             <w:r/>
             <w:r>
-              <w:t>648.00</w:t>
+              <w:t>648.75</w:t>
             </w:r>
           </w:p>
         </w:tc>
@@ -26764,7 +26764,7 @@
               <w:rPr>
                 <w:b/>
               </w:rPr>
-              <w:t>664.75</w:t>
+              <w:t>665.50</w:t>
             </w:r>
           </w:p>
         </w:tc>
@@ -26912,7 +26912,7 @@
             </w:pPr>
             <w:r/>
             <w:r>
-              <w:t>664.75</w:t>
+              <w:t>665.50</w:t>
             </w:r>
           </w:p>
         </w:tc>
@@ -26940,7 +26940,7 @@
             </w:pPr>
             <w:r/>
             <w:r>
-              <w:t>671.25</w:t>
+              <w:t>672.00</w:t>
             </w:r>
           </w:p>
         </w:tc>
@@ -26968,7 +26968,7 @@
             </w:pPr>
             <w:r/>
             <w:r>
-              <w:t>658.00</w:t>
+              <w:t>658.75</w:t>
             </w:r>
           </w:p>
         </w:tc>
@@ -26999,7 +26999,7 @@
               <w:rPr>
                 <w:b/>
               </w:rPr>
-              <w:t>665.00</w:t>
+              <w:t>665.75</w:t>
             </w:r>
           </w:p>
         </w:tc>
@@ -27147,7 +27147,7 @@
             </w:pPr>
             <w:r/>
             <w:r>
-              <w:t>665.00</w:t>
+              <w:t>665.75</w:t>
             </w:r>
           </w:p>
         </w:tc>
@@ -27175,7 +27175,7 @@
             </w:pPr>
             <w:r/>
             <w:r>
-              <w:t>675.25</w:t>
+              <w:t>676.00</w:t>
             </w:r>
           </w:p>
         </w:tc>
@@ -27203,7 +27203,7 @@
             </w:pPr>
             <w:r/>
             <w:r>
-              <w:t>657.00</w:t>
+              <w:t>657.75</w:t>
             </w:r>
           </w:p>
         </w:tc>
@@ -27211,6 +27211,241 @@
           <w:tcPr>
             <w:tcW w:type="dxa" w:w="1728"/>
             <w:shd w:fill="F8FAFC"/>
+            <w:tcMar>
+              <w:top w:w="100" w:type="dxa"/>
+              <w:bottom w:w="100" w:type="dxa"/>
+              <w:left w:w="120" w:type="dxa"/>
+              <w:right w:w="120" w:type="dxa"/>
+            </w:tcMar>
+            <w:tcBorders>
+              <w:top w:val="single" w:sz="4" w:space="0" w:color="CCCCCC"/>
+              <w:bottom w:val="single" w:sz="4" w:space="0" w:color="CCCCCC"/>
+              <w:left w:val="single" w:sz="4" w:space="0" w:color="CCCCCC"/>
+              <w:right w:val="single" w:sz="4" w:space="0" w:color="CCCCCC"/>
+            </w:tcBorders>
+          </w:tcPr>
+          <w:p>
+            <w:pPr>
+              <w:spacing w:before="60" w:after="60" w:line="252" w:lineRule="auto"/>
+              <w:jc w:val="left"/>
+            </w:pPr>
+            <w:r/>
+            <w:r>
+              <w:rPr>
+                <w:b/>
+              </w:rPr>
+              <w:t>666.25</w:t>
+            </w:r>
+          </w:p>
+        </w:tc>
+        <w:tc>
+          <w:tcPr>
+            <w:tcW w:type="dxa" w:w="3456"/>
+            <w:shd w:fill="F8FAFC"/>
+            <w:tcMar>
+              <w:top w:w="100" w:type="dxa"/>
+              <w:bottom w:w="100" w:type="dxa"/>
+              <w:left w:w="120" w:type="dxa"/>
+              <w:right w:w="120" w:type="dxa"/>
+            </w:tcMar>
+            <w:tcBorders>
+              <w:top w:val="single" w:sz="4" w:space="0" w:color="CCCCCC"/>
+              <w:bottom w:val="single" w:sz="4" w:space="0" w:color="CCCCCC"/>
+              <w:left w:val="single" w:sz="4" w:space="0" w:color="CCCCCC"/>
+              <w:right w:val="single" w:sz="4" w:space="0" w:color="CCCCCC"/>
+            </w:tcBorders>
+          </w:tcPr>
+          <w:p>
+            <w:pPr>
+              <w:spacing w:before="60" w:after="60" w:line="252" w:lineRule="auto"/>
+              <w:jc w:val="left"/>
+            </w:pPr>
+            <w:r/>
+            <w:r>
+              <w:rPr>
+                <w:b/>
+              </w:rPr>
+              <w:t>+0.50</w:t>
+            </w:r>
+          </w:p>
+        </w:tc>
+        <w:tc>
+          <w:tcPr>
+            <w:tcW w:type="dxa" w:w="1440"/>
+            <w:shd w:fill="F8FAFC"/>
+            <w:tcMar>
+              <w:top w:w="100" w:type="dxa"/>
+              <w:bottom w:w="100" w:type="dxa"/>
+              <w:left w:w="120" w:type="dxa"/>
+              <w:right w:w="120" w:type="dxa"/>
+            </w:tcMar>
+            <w:tcBorders>
+              <w:top w:val="single" w:sz="4" w:space="0" w:color="CCCCCC"/>
+              <w:bottom w:val="single" w:sz="4" w:space="0" w:color="CCCCCC"/>
+              <w:left w:val="single" w:sz="4" w:space="0" w:color="CCCCCC"/>
+              <w:right w:val="single" w:sz="4" w:space="0" w:color="CCCCCC"/>
+            </w:tcBorders>
+          </w:tcPr>
+          <w:p>
+            <w:pPr>
+              <w:spacing w:before="60" w:after="60" w:line="252" w:lineRule="auto"/>
+              <w:jc w:val="left"/>
+            </w:pPr>
+            <w:r/>
+            <w:r>
+              <w:t>BULL</w:t>
+            </w:r>
+          </w:p>
+        </w:tc>
+      </w:tr>
+      <w:tr>
+        <w:tc>
+          <w:tcPr>
+            <w:tcW w:type="dxa" w:w="1584"/>
+            <w:shd w:fill="FFFFFF"/>
+            <w:tcMar>
+              <w:top w:w="100" w:type="dxa"/>
+              <w:bottom w:w="100" w:type="dxa"/>
+              <w:left w:w="120" w:type="dxa"/>
+              <w:right w:w="120" w:type="dxa"/>
+            </w:tcMar>
+            <w:tcBorders>
+              <w:top w:val="single" w:sz="4" w:space="0" w:color="CCCCCC"/>
+              <w:bottom w:val="single" w:sz="4" w:space="0" w:color="CCCCCC"/>
+              <w:left w:val="single" w:sz="4" w:space="0" w:color="CCCCCC"/>
+              <w:right w:val="single" w:sz="4" w:space="0" w:color="CCCCCC"/>
+            </w:tcBorders>
+          </w:tcPr>
+          <w:p>
+            <w:pPr>
+              <w:spacing w:before="60" w:after="60" w:line="252" w:lineRule="auto"/>
+              <w:jc w:val="left"/>
+            </w:pPr>
+            <w:r/>
+            <w:r>
+              <w:rPr>
+                <w:b/>
+              </w:rPr>
+              <w:t>Wed 12/08</w:t>
+            </w:r>
+          </w:p>
+        </w:tc>
+        <w:tc>
+          <w:tcPr>
+            <w:tcW w:type="dxa" w:w="864"/>
+            <w:shd w:fill="FFFFFF"/>
+            <w:tcMar>
+              <w:top w:w="100" w:type="dxa"/>
+              <w:bottom w:w="100" w:type="dxa"/>
+              <w:left w:w="120" w:type="dxa"/>
+              <w:right w:w="120" w:type="dxa"/>
+            </w:tcMar>
+            <w:tcBorders>
+              <w:top w:val="single" w:sz="4" w:space="0" w:color="CCCCCC"/>
+              <w:bottom w:val="single" w:sz="4" w:space="0" w:color="CCCCCC"/>
+              <w:left w:val="single" w:sz="4" w:space="0" w:color="CCCCCC"/>
+              <w:right w:val="single" w:sz="4" w:space="0" w:color="CCCCCC"/>
+            </w:tcBorders>
+          </w:tcPr>
+          <w:p>
+            <w:pPr>
+              <w:spacing w:before="60" w:after="60" w:line="252" w:lineRule="auto"/>
+              <w:jc w:val="left"/>
+            </w:pPr>
+            <w:r/>
+            <w:r>
+              <w:t>Asia 11-15</w:t>
+            </w:r>
+          </w:p>
+        </w:tc>
+        <w:tc>
+          <w:tcPr>
+            <w:tcW w:type="dxa" w:w="1440"/>
+            <w:shd w:fill="FFFFFF"/>
+            <w:tcMar>
+              <w:top w:w="100" w:type="dxa"/>
+              <w:bottom w:w="100" w:type="dxa"/>
+              <w:left w:w="120" w:type="dxa"/>
+              <w:right w:w="120" w:type="dxa"/>
+            </w:tcMar>
+            <w:tcBorders>
+              <w:top w:val="single" w:sz="4" w:space="0" w:color="CCCCCC"/>
+              <w:bottom w:val="single" w:sz="4" w:space="0" w:color="CCCCCC"/>
+              <w:left w:val="single" w:sz="4" w:space="0" w:color="CCCCCC"/>
+              <w:right w:val="single" w:sz="4" w:space="0" w:color="CCCCCC"/>
+            </w:tcBorders>
+          </w:tcPr>
+          <w:p>
+            <w:pPr>
+              <w:spacing w:before="60" w:after="60" w:line="252" w:lineRule="auto"/>
+              <w:jc w:val="left"/>
+            </w:pPr>
+            <w:r/>
+            <w:r>
+              <w:t>666.25</w:t>
+            </w:r>
+          </w:p>
+        </w:tc>
+        <w:tc>
+          <w:tcPr>
+            <w:tcW w:type="dxa" w:w="2016"/>
+            <w:shd w:fill="FFFFFF"/>
+            <w:tcMar>
+              <w:top w:w="100" w:type="dxa"/>
+              <w:bottom w:w="100" w:type="dxa"/>
+              <w:left w:w="120" w:type="dxa"/>
+              <w:right w:w="120" w:type="dxa"/>
+            </w:tcMar>
+            <w:tcBorders>
+              <w:top w:val="single" w:sz="4" w:space="0" w:color="CCCCCC"/>
+              <w:bottom w:val="single" w:sz="4" w:space="0" w:color="CCCCCC"/>
+              <w:left w:val="single" w:sz="4" w:space="0" w:color="CCCCCC"/>
+              <w:right w:val="single" w:sz="4" w:space="0" w:color="CCCCCC"/>
+            </w:tcBorders>
+          </w:tcPr>
+          <w:p>
+            <w:pPr>
+              <w:spacing w:before="60" w:after="60" w:line="252" w:lineRule="auto"/>
+              <w:jc w:val="left"/>
+            </w:pPr>
+            <w:r/>
+            <w:r>
+              <w:t>673.25</w:t>
+            </w:r>
+          </w:p>
+        </w:tc>
+        <w:tc>
+          <w:tcPr>
+            <w:tcW w:type="dxa" w:w="1152"/>
+            <w:shd w:fill="FFFFFF"/>
+            <w:tcMar>
+              <w:top w:w="100" w:type="dxa"/>
+              <w:bottom w:w="100" w:type="dxa"/>
+              <w:left w:w="120" w:type="dxa"/>
+              <w:right w:w="120" w:type="dxa"/>
+            </w:tcMar>
+            <w:tcBorders>
+              <w:top w:val="single" w:sz="4" w:space="0" w:color="CCCCCC"/>
+              <w:bottom w:val="single" w:sz="4" w:space="0" w:color="CCCCCC"/>
+              <w:left w:val="single" w:sz="4" w:space="0" w:color="CCCCCC"/>
+              <w:right w:val="single" w:sz="4" w:space="0" w:color="CCCCCC"/>
+            </w:tcBorders>
+          </w:tcPr>
+          <w:p>
+            <w:pPr>
+              <w:spacing w:before="60" w:after="60" w:line="252" w:lineRule="auto"/>
+              <w:jc w:val="left"/>
+            </w:pPr>
+            <w:r/>
+            <w:r>
+              <w:t>660.25</w:t>
+            </w:r>
+          </w:p>
+        </w:tc>
+        <w:tc>
+          <w:tcPr>
+            <w:tcW w:type="dxa" w:w="1728"/>
+            <w:shd w:fill="FFFFFF"/>
             <w:tcMar>
               <w:top w:w="100" w:type="dxa"/>
               <w:bottom w:w="100" w:type="dxa"/>
@@ -27241,7 +27476,477 @@
         <w:tc>
           <w:tcPr>
             <w:tcW w:type="dxa" w:w="3456"/>
+            <w:shd w:fill="FFFFFF"/>
+            <w:tcMar>
+              <w:top w:w="100" w:type="dxa"/>
+              <w:bottom w:w="100" w:type="dxa"/>
+              <w:left w:w="120" w:type="dxa"/>
+              <w:right w:w="120" w:type="dxa"/>
+            </w:tcMar>
+            <w:tcBorders>
+              <w:top w:val="single" w:sz="4" w:space="0" w:color="CCCCCC"/>
+              <w:bottom w:val="single" w:sz="4" w:space="0" w:color="CCCCCC"/>
+              <w:left w:val="single" w:sz="4" w:space="0" w:color="CCCCCC"/>
+              <w:right w:val="single" w:sz="4" w:space="0" w:color="CCCCCC"/>
+            </w:tcBorders>
+          </w:tcPr>
+          <w:p>
+            <w:pPr>
+              <w:spacing w:before="60" w:after="60" w:line="252" w:lineRule="auto"/>
+              <w:jc w:val="left"/>
+            </w:pPr>
+            <w:r/>
+            <w:r>
+              <w:rPr>
+                <w:b/>
+              </w:rPr>
+              <w:t>-0.75</w:t>
+            </w:r>
+          </w:p>
+        </w:tc>
+        <w:tc>
+          <w:tcPr>
+            <w:tcW w:type="dxa" w:w="1440"/>
+            <w:shd w:fill="FFFFFF"/>
+            <w:tcMar>
+              <w:top w:w="100" w:type="dxa"/>
+              <w:bottom w:w="100" w:type="dxa"/>
+              <w:left w:w="120" w:type="dxa"/>
+              <w:right w:w="120" w:type="dxa"/>
+            </w:tcMar>
+            <w:tcBorders>
+              <w:top w:val="single" w:sz="4" w:space="0" w:color="CCCCCC"/>
+              <w:bottom w:val="single" w:sz="4" w:space="0" w:color="CCCCCC"/>
+              <w:left w:val="single" w:sz="4" w:space="0" w:color="CCCCCC"/>
+              <w:right w:val="single" w:sz="4" w:space="0" w:color="CCCCCC"/>
+            </w:tcBorders>
+          </w:tcPr>
+          <w:p>
+            <w:pPr>
+              <w:spacing w:before="60" w:after="60" w:line="252" w:lineRule="auto"/>
+              <w:jc w:val="left"/>
+            </w:pPr>
+            <w:r/>
+            <w:r>
+              <w:t>BEAR</w:t>
+            </w:r>
+          </w:p>
+        </w:tc>
+      </w:tr>
+      <w:tr>
+        <w:tc>
+          <w:tcPr>
+            <w:tcW w:type="dxa" w:w="1584"/>
             <w:shd w:fill="F8FAFC"/>
+            <w:tcMar>
+              <w:top w:w="100" w:type="dxa"/>
+              <w:bottom w:w="100" w:type="dxa"/>
+              <w:left w:w="120" w:type="dxa"/>
+              <w:right w:w="120" w:type="dxa"/>
+            </w:tcMar>
+            <w:tcBorders>
+              <w:top w:val="single" w:sz="4" w:space="0" w:color="CCCCCC"/>
+              <w:bottom w:val="single" w:sz="4" w:space="0" w:color="CCCCCC"/>
+              <w:left w:val="single" w:sz="4" w:space="0" w:color="CCCCCC"/>
+              <w:right w:val="single" w:sz="4" w:space="0" w:color="CCCCCC"/>
+            </w:tcBorders>
+          </w:tcPr>
+          <w:p>
+            <w:pPr>
+              <w:spacing w:before="60" w:after="60" w:line="252" w:lineRule="auto"/>
+              <w:jc w:val="left"/>
+            </w:pPr>
+            <w:r/>
+            <w:r>
+              <w:rPr>
+                <w:b/>
+              </w:rPr>
+              <w:t>Wed 12/08</w:t>
+            </w:r>
+          </w:p>
+        </w:tc>
+        <w:tc>
+          <w:tcPr>
+            <w:tcW w:type="dxa" w:w="864"/>
+            <w:shd w:fill="F8FAFC"/>
+            <w:tcMar>
+              <w:top w:w="100" w:type="dxa"/>
+              <w:bottom w:w="100" w:type="dxa"/>
+              <w:left w:w="120" w:type="dxa"/>
+              <w:right w:w="120" w:type="dxa"/>
+            </w:tcMar>
+            <w:tcBorders>
+              <w:top w:val="single" w:sz="4" w:space="0" w:color="CCCCCC"/>
+              <w:bottom w:val="single" w:sz="4" w:space="0" w:color="CCCCCC"/>
+              <w:left w:val="single" w:sz="4" w:space="0" w:color="CCCCCC"/>
+              <w:right w:val="single" w:sz="4" w:space="0" w:color="CCCCCC"/>
+            </w:tcBorders>
+          </w:tcPr>
+          <w:p>
+            <w:pPr>
+              <w:spacing w:before="60" w:after="60" w:line="252" w:lineRule="auto"/>
+              <w:jc w:val="left"/>
+            </w:pPr>
+            <w:r/>
+            <w:r>
+              <w:t>London 15-19</w:t>
+            </w:r>
+          </w:p>
+        </w:tc>
+        <w:tc>
+          <w:tcPr>
+            <w:tcW w:type="dxa" w:w="1440"/>
+            <w:shd w:fill="F8FAFC"/>
+            <w:tcMar>
+              <w:top w:w="100" w:type="dxa"/>
+              <w:bottom w:w="100" w:type="dxa"/>
+              <w:left w:w="120" w:type="dxa"/>
+              <w:right w:w="120" w:type="dxa"/>
+            </w:tcMar>
+            <w:tcBorders>
+              <w:top w:val="single" w:sz="4" w:space="0" w:color="CCCCCC"/>
+              <w:bottom w:val="single" w:sz="4" w:space="0" w:color="CCCCCC"/>
+              <w:left w:val="single" w:sz="4" w:space="0" w:color="CCCCCC"/>
+              <w:right w:val="single" w:sz="4" w:space="0" w:color="CCCCCC"/>
+            </w:tcBorders>
+          </w:tcPr>
+          <w:p>
+            <w:pPr>
+              <w:spacing w:before="60" w:after="60" w:line="252" w:lineRule="auto"/>
+              <w:jc w:val="left"/>
+            </w:pPr>
+            <w:r/>
+            <w:r>
+              <w:t>665.50</w:t>
+            </w:r>
+          </w:p>
+        </w:tc>
+        <w:tc>
+          <w:tcPr>
+            <w:tcW w:type="dxa" w:w="2016"/>
+            <w:shd w:fill="F8FAFC"/>
+            <w:tcMar>
+              <w:top w:w="100" w:type="dxa"/>
+              <w:bottom w:w="100" w:type="dxa"/>
+              <w:left w:w="120" w:type="dxa"/>
+              <w:right w:w="120" w:type="dxa"/>
+            </w:tcMar>
+            <w:tcBorders>
+              <w:top w:val="single" w:sz="4" w:space="0" w:color="CCCCCC"/>
+              <w:bottom w:val="single" w:sz="4" w:space="0" w:color="CCCCCC"/>
+              <w:left w:val="single" w:sz="4" w:space="0" w:color="CCCCCC"/>
+              <w:right w:val="single" w:sz="4" w:space="0" w:color="CCCCCC"/>
+            </w:tcBorders>
+          </w:tcPr>
+          <w:p>
+            <w:pPr>
+              <w:spacing w:before="60" w:after="60" w:line="252" w:lineRule="auto"/>
+              <w:jc w:val="left"/>
+            </w:pPr>
+            <w:r/>
+            <w:r>
+              <w:t>679.00</w:t>
+            </w:r>
+          </w:p>
+        </w:tc>
+        <w:tc>
+          <w:tcPr>
+            <w:tcW w:type="dxa" w:w="1152"/>
+            <w:shd w:fill="F8FAFC"/>
+            <w:tcMar>
+              <w:top w:w="100" w:type="dxa"/>
+              <w:bottom w:w="100" w:type="dxa"/>
+              <w:left w:w="120" w:type="dxa"/>
+              <w:right w:w="120" w:type="dxa"/>
+            </w:tcMar>
+            <w:tcBorders>
+              <w:top w:val="single" w:sz="4" w:space="0" w:color="CCCCCC"/>
+              <w:bottom w:val="single" w:sz="4" w:space="0" w:color="CCCCCC"/>
+              <w:left w:val="single" w:sz="4" w:space="0" w:color="CCCCCC"/>
+              <w:right w:val="single" w:sz="4" w:space="0" w:color="CCCCCC"/>
+            </w:tcBorders>
+          </w:tcPr>
+          <w:p>
+            <w:pPr>
+              <w:spacing w:before="60" w:after="60" w:line="252" w:lineRule="auto"/>
+              <w:jc w:val="left"/>
+            </w:pPr>
+            <w:r/>
+            <w:r>
+              <w:t>652.50</w:t>
+            </w:r>
+          </w:p>
+        </w:tc>
+        <w:tc>
+          <w:tcPr>
+            <w:tcW w:type="dxa" w:w="1728"/>
+            <w:shd w:fill="F8FAFC"/>
+            <w:tcMar>
+              <w:top w:w="100" w:type="dxa"/>
+              <w:bottom w:w="100" w:type="dxa"/>
+              <w:left w:w="120" w:type="dxa"/>
+              <w:right w:w="120" w:type="dxa"/>
+            </w:tcMar>
+            <w:tcBorders>
+              <w:top w:val="single" w:sz="4" w:space="0" w:color="CCCCCC"/>
+              <w:bottom w:val="single" w:sz="4" w:space="0" w:color="CCCCCC"/>
+              <w:left w:val="single" w:sz="4" w:space="0" w:color="CCCCCC"/>
+              <w:right w:val="single" w:sz="4" w:space="0" w:color="CCCCCC"/>
+            </w:tcBorders>
+          </w:tcPr>
+          <w:p>
+            <w:pPr>
+              <w:spacing w:before="60" w:after="60" w:line="252" w:lineRule="auto"/>
+              <w:jc w:val="left"/>
+            </w:pPr>
+            <w:r/>
+            <w:r>
+              <w:rPr>
+                <w:b/>
+              </w:rPr>
+              <w:t>667.25</w:t>
+            </w:r>
+          </w:p>
+        </w:tc>
+        <w:tc>
+          <w:tcPr>
+            <w:tcW w:type="dxa" w:w="3456"/>
+            <w:shd w:fill="F8FAFC"/>
+            <w:tcMar>
+              <w:top w:w="100" w:type="dxa"/>
+              <w:bottom w:w="100" w:type="dxa"/>
+              <w:left w:w="120" w:type="dxa"/>
+              <w:right w:w="120" w:type="dxa"/>
+            </w:tcMar>
+            <w:tcBorders>
+              <w:top w:val="single" w:sz="4" w:space="0" w:color="CCCCCC"/>
+              <w:bottom w:val="single" w:sz="4" w:space="0" w:color="CCCCCC"/>
+              <w:left w:val="single" w:sz="4" w:space="0" w:color="CCCCCC"/>
+              <w:right w:val="single" w:sz="4" w:space="0" w:color="CCCCCC"/>
+            </w:tcBorders>
+          </w:tcPr>
+          <w:p>
+            <w:pPr>
+              <w:spacing w:before="60" w:after="60" w:line="252" w:lineRule="auto"/>
+              <w:jc w:val="left"/>
+            </w:pPr>
+            <w:r/>
+            <w:r>
+              <w:rPr>
+                <w:b/>
+              </w:rPr>
+              <w:t>+1.75</w:t>
+            </w:r>
+          </w:p>
+        </w:tc>
+        <w:tc>
+          <w:tcPr>
+            <w:tcW w:type="dxa" w:w="1440"/>
+            <w:shd w:fill="F8FAFC"/>
+            <w:tcMar>
+              <w:top w:w="100" w:type="dxa"/>
+              <w:bottom w:w="100" w:type="dxa"/>
+              <w:left w:w="120" w:type="dxa"/>
+              <w:right w:w="120" w:type="dxa"/>
+            </w:tcMar>
+            <w:tcBorders>
+              <w:top w:val="single" w:sz="4" w:space="0" w:color="CCCCCC"/>
+              <w:bottom w:val="single" w:sz="4" w:space="0" w:color="CCCCCC"/>
+              <w:left w:val="single" w:sz="4" w:space="0" w:color="CCCCCC"/>
+              <w:right w:val="single" w:sz="4" w:space="0" w:color="CCCCCC"/>
+            </w:tcBorders>
+          </w:tcPr>
+          <w:p>
+            <w:pPr>
+              <w:spacing w:before="60" w:after="60" w:line="252" w:lineRule="auto"/>
+              <w:jc w:val="left"/>
+            </w:pPr>
+            <w:r/>
+            <w:r>
+              <w:t>BULL</w:t>
+            </w:r>
+          </w:p>
+        </w:tc>
+      </w:tr>
+      <w:tr>
+        <w:tc>
+          <w:tcPr>
+            <w:tcW w:type="dxa" w:w="1584"/>
+            <w:shd w:fill="FFFFFF"/>
+            <w:tcMar>
+              <w:top w:w="100" w:type="dxa"/>
+              <w:bottom w:w="100" w:type="dxa"/>
+              <w:left w:w="120" w:type="dxa"/>
+              <w:right w:w="120" w:type="dxa"/>
+            </w:tcMar>
+            <w:tcBorders>
+              <w:top w:val="single" w:sz="4" w:space="0" w:color="CCCCCC"/>
+              <w:bottom w:val="single" w:sz="4" w:space="0" w:color="CCCCCC"/>
+              <w:left w:val="single" w:sz="4" w:space="0" w:color="CCCCCC"/>
+              <w:right w:val="single" w:sz="4" w:space="0" w:color="CCCCCC"/>
+            </w:tcBorders>
+          </w:tcPr>
+          <w:p>
+            <w:pPr>
+              <w:spacing w:before="60" w:after="60" w:line="252" w:lineRule="auto"/>
+              <w:jc w:val="left"/>
+            </w:pPr>
+            <w:r/>
+            <w:r>
+              <w:rPr>
+                <w:b/>
+              </w:rPr>
+              <w:t>Wed 12/08</w:t>
+            </w:r>
+          </w:p>
+        </w:tc>
+        <w:tc>
+          <w:tcPr>
+            <w:tcW w:type="dxa" w:w="864"/>
+            <w:shd w:fill="FFFFFF"/>
+            <w:tcMar>
+              <w:top w:w="100" w:type="dxa"/>
+              <w:bottom w:w="100" w:type="dxa"/>
+              <w:left w:w="120" w:type="dxa"/>
+              <w:right w:w="120" w:type="dxa"/>
+            </w:tcMar>
+            <w:tcBorders>
+              <w:top w:val="single" w:sz="4" w:space="0" w:color="CCCCCC"/>
+              <w:bottom w:val="single" w:sz="4" w:space="0" w:color="CCCCCC"/>
+              <w:left w:val="single" w:sz="4" w:space="0" w:color="CCCCCC"/>
+              <w:right w:val="single" w:sz="4" w:space="0" w:color="CCCCCC"/>
+            </w:tcBorders>
+          </w:tcPr>
+          <w:p>
+            <w:pPr>
+              <w:spacing w:before="60" w:after="60" w:line="252" w:lineRule="auto"/>
+              <w:jc w:val="left"/>
+            </w:pPr>
+            <w:r/>
+            <w:r>
+              <w:t>Pre-NY 19-21</w:t>
+            </w:r>
+          </w:p>
+        </w:tc>
+        <w:tc>
+          <w:tcPr>
+            <w:tcW w:type="dxa" w:w="1440"/>
+            <w:shd w:fill="FFFFFF"/>
+            <w:tcMar>
+              <w:top w:w="100" w:type="dxa"/>
+              <w:bottom w:w="100" w:type="dxa"/>
+              <w:left w:w="120" w:type="dxa"/>
+              <w:right w:w="120" w:type="dxa"/>
+            </w:tcMar>
+            <w:tcBorders>
+              <w:top w:val="single" w:sz="4" w:space="0" w:color="CCCCCC"/>
+              <w:bottom w:val="single" w:sz="4" w:space="0" w:color="CCCCCC"/>
+              <w:left w:val="single" w:sz="4" w:space="0" w:color="CCCCCC"/>
+              <w:right w:val="single" w:sz="4" w:space="0" w:color="CCCCCC"/>
+            </w:tcBorders>
+          </w:tcPr>
+          <w:p>
+            <w:pPr>
+              <w:spacing w:before="60" w:after="60" w:line="252" w:lineRule="auto"/>
+              <w:jc w:val="left"/>
+            </w:pPr>
+            <w:r/>
+            <w:r>
+              <w:t>667.25</w:t>
+            </w:r>
+          </w:p>
+        </w:tc>
+        <w:tc>
+          <w:tcPr>
+            <w:tcW w:type="dxa" w:w="2016"/>
+            <w:shd w:fill="FFFFFF"/>
+            <w:tcMar>
+              <w:top w:w="100" w:type="dxa"/>
+              <w:bottom w:w="100" w:type="dxa"/>
+              <w:left w:w="120" w:type="dxa"/>
+              <w:right w:w="120" w:type="dxa"/>
+            </w:tcMar>
+            <w:tcBorders>
+              <w:top w:val="single" w:sz="4" w:space="0" w:color="CCCCCC"/>
+              <w:bottom w:val="single" w:sz="4" w:space="0" w:color="CCCCCC"/>
+              <w:left w:val="single" w:sz="4" w:space="0" w:color="CCCCCC"/>
+              <w:right w:val="single" w:sz="4" w:space="0" w:color="CCCCCC"/>
+            </w:tcBorders>
+          </w:tcPr>
+          <w:p>
+            <w:pPr>
+              <w:spacing w:before="60" w:after="60" w:line="252" w:lineRule="auto"/>
+              <w:jc w:val="left"/>
+            </w:pPr>
+            <w:r/>
+            <w:r>
+              <w:t>676.50</w:t>
+            </w:r>
+          </w:p>
+        </w:tc>
+        <w:tc>
+          <w:tcPr>
+            <w:tcW w:type="dxa" w:w="1152"/>
+            <w:shd w:fill="FFFFFF"/>
+            <w:tcMar>
+              <w:top w:w="100" w:type="dxa"/>
+              <w:bottom w:w="100" w:type="dxa"/>
+              <w:left w:w="120" w:type="dxa"/>
+              <w:right w:w="120" w:type="dxa"/>
+            </w:tcMar>
+            <w:tcBorders>
+              <w:top w:val="single" w:sz="4" w:space="0" w:color="CCCCCC"/>
+              <w:bottom w:val="single" w:sz="4" w:space="0" w:color="CCCCCC"/>
+              <w:left w:val="single" w:sz="4" w:space="0" w:color="CCCCCC"/>
+              <w:right w:val="single" w:sz="4" w:space="0" w:color="CCCCCC"/>
+            </w:tcBorders>
+          </w:tcPr>
+          <w:p>
+            <w:pPr>
+              <w:spacing w:before="60" w:after="60" w:line="252" w:lineRule="auto"/>
+              <w:jc w:val="left"/>
+            </w:pPr>
+            <w:r/>
+            <w:r>
+              <w:t>656.50</w:t>
+            </w:r>
+          </w:p>
+        </w:tc>
+        <w:tc>
+          <w:tcPr>
+            <w:tcW w:type="dxa" w:w="1728"/>
+            <w:shd w:fill="FFFFFF"/>
+            <w:tcMar>
+              <w:top w:w="100" w:type="dxa"/>
+              <w:bottom w:w="100" w:type="dxa"/>
+              <w:left w:w="120" w:type="dxa"/>
+              <w:right w:w="120" w:type="dxa"/>
+            </w:tcMar>
+            <w:tcBorders>
+              <w:top w:val="single" w:sz="4" w:space="0" w:color="CCCCCC"/>
+              <w:bottom w:val="single" w:sz="4" w:space="0" w:color="CCCCCC"/>
+              <w:left w:val="single" w:sz="4" w:space="0" w:color="CCCCCC"/>
+              <w:right w:val="single" w:sz="4" w:space="0" w:color="CCCCCC"/>
+            </w:tcBorders>
+          </w:tcPr>
+          <w:p>
+            <w:pPr>
+              <w:spacing w:before="60" w:after="60" w:line="252" w:lineRule="auto"/>
+              <w:jc w:val="left"/>
+            </w:pPr>
+            <w:r/>
+            <w:r>
+              <w:rPr>
+                <w:b/>
+              </w:rPr>
+              <w:t>667.75</w:t>
+            </w:r>
+          </w:p>
+        </w:tc>
+        <w:tc>
+          <w:tcPr>
+            <w:tcW w:type="dxa" w:w="3456"/>
+            <w:shd w:fill="FFFFFF"/>
             <w:tcMar>
               <w:top w:w="100" w:type="dxa"/>
               <w:bottom w:w="100" w:type="dxa"/>
@@ -27272,7 +27977,7 @@
         <w:tc>
           <w:tcPr>
             <w:tcW w:type="dxa" w:w="1440"/>
-            <w:shd w:fill="F8FAFC"/>
+            <w:shd w:fill="FFFFFF"/>
             <w:tcMar>
               <w:top w:w="100" w:type="dxa"/>
               <w:bottom w:w="100" w:type="dxa"/>
@@ -27302,7 +28007,7 @@
         <w:tc>
           <w:tcPr>
             <w:tcW w:type="dxa" w:w="1584"/>
-            <w:shd w:fill="FFFFFF"/>
+            <w:shd w:fill="F8FAFC"/>
             <w:tcMar>
               <w:top w:w="100" w:type="dxa"/>
               <w:bottom w:w="100" w:type="dxa"/>
@@ -27333,119 +28038,119 @@
         <w:tc>
           <w:tcPr>
             <w:tcW w:type="dxa" w:w="864"/>
-            <w:shd w:fill="FFFFFF"/>
-            <w:tcMar>
-              <w:top w:w="100" w:type="dxa"/>
-              <w:bottom w:w="100" w:type="dxa"/>
-              <w:left w:w="120" w:type="dxa"/>
-              <w:right w:w="120" w:type="dxa"/>
-            </w:tcMar>
-            <w:tcBorders>
-              <w:top w:val="single" w:sz="4" w:space="0" w:color="CCCCCC"/>
-              <w:bottom w:val="single" w:sz="4" w:space="0" w:color="CCCCCC"/>
-              <w:left w:val="single" w:sz="4" w:space="0" w:color="CCCCCC"/>
-              <w:right w:val="single" w:sz="4" w:space="0" w:color="CCCCCC"/>
-            </w:tcBorders>
-          </w:tcPr>
-          <w:p>
-            <w:pPr>
-              <w:spacing w:before="60" w:after="60" w:line="252" w:lineRule="auto"/>
-              <w:jc w:val="left"/>
-            </w:pPr>
-            <w:r/>
-            <w:r>
-              <w:t>Asia 11-15</w:t>
+            <w:shd w:fill="F8FAFC"/>
+            <w:tcMar>
+              <w:top w:w="100" w:type="dxa"/>
+              <w:bottom w:w="100" w:type="dxa"/>
+              <w:left w:w="120" w:type="dxa"/>
+              <w:right w:w="120" w:type="dxa"/>
+            </w:tcMar>
+            <w:tcBorders>
+              <w:top w:val="single" w:sz="4" w:space="0" w:color="CCCCCC"/>
+              <w:bottom w:val="single" w:sz="4" w:space="0" w:color="CCCCCC"/>
+              <w:left w:val="single" w:sz="4" w:space="0" w:color="CCCCCC"/>
+              <w:right w:val="single" w:sz="4" w:space="0" w:color="CCCCCC"/>
+            </w:tcBorders>
+          </w:tcPr>
+          <w:p>
+            <w:pPr>
+              <w:spacing w:before="60" w:after="60" w:line="252" w:lineRule="auto"/>
+              <w:jc w:val="left"/>
+            </w:pPr>
+            <w:r/>
+            <w:r>
+              <w:t>NY Open 21-23</w:t>
             </w:r>
           </w:p>
         </w:tc>
         <w:tc>
           <w:tcPr>
             <w:tcW w:type="dxa" w:w="1440"/>
-            <w:shd w:fill="FFFFFF"/>
-            <w:tcMar>
-              <w:top w:w="100" w:type="dxa"/>
-              <w:bottom w:w="100" w:type="dxa"/>
-              <w:left w:w="120" w:type="dxa"/>
-              <w:right w:w="120" w:type="dxa"/>
-            </w:tcMar>
-            <w:tcBorders>
-              <w:top w:val="single" w:sz="4" w:space="0" w:color="CCCCCC"/>
-              <w:bottom w:val="single" w:sz="4" w:space="0" w:color="CCCCCC"/>
-              <w:left w:val="single" w:sz="4" w:space="0" w:color="CCCCCC"/>
-              <w:right w:val="single" w:sz="4" w:space="0" w:color="CCCCCC"/>
-            </w:tcBorders>
-          </w:tcPr>
-          <w:p>
-            <w:pPr>
-              <w:spacing w:before="60" w:after="60" w:line="252" w:lineRule="auto"/>
-              <w:jc w:val="left"/>
-            </w:pPr>
-            <w:r/>
-            <w:r>
-              <w:t>665.50</w:t>
+            <w:shd w:fill="F8FAFC"/>
+            <w:tcMar>
+              <w:top w:w="100" w:type="dxa"/>
+              <w:bottom w:w="100" w:type="dxa"/>
+              <w:left w:w="120" w:type="dxa"/>
+              <w:right w:w="120" w:type="dxa"/>
+            </w:tcMar>
+            <w:tcBorders>
+              <w:top w:val="single" w:sz="4" w:space="0" w:color="CCCCCC"/>
+              <w:bottom w:val="single" w:sz="4" w:space="0" w:color="CCCCCC"/>
+              <w:left w:val="single" w:sz="4" w:space="0" w:color="CCCCCC"/>
+              <w:right w:val="single" w:sz="4" w:space="0" w:color="CCCCCC"/>
+            </w:tcBorders>
+          </w:tcPr>
+          <w:p>
+            <w:pPr>
+              <w:spacing w:before="60" w:after="60" w:line="252" w:lineRule="auto"/>
+              <w:jc w:val="left"/>
+            </w:pPr>
+            <w:r/>
+            <w:r>
+              <w:t>667.75</w:t>
             </w:r>
           </w:p>
         </w:tc>
         <w:tc>
           <w:tcPr>
             <w:tcW w:type="dxa" w:w="2016"/>
-            <w:shd w:fill="FFFFFF"/>
-            <w:tcMar>
-              <w:top w:w="100" w:type="dxa"/>
-              <w:bottom w:w="100" w:type="dxa"/>
-              <w:left w:w="120" w:type="dxa"/>
-              <w:right w:w="120" w:type="dxa"/>
-            </w:tcMar>
-            <w:tcBorders>
-              <w:top w:val="single" w:sz="4" w:space="0" w:color="CCCCCC"/>
-              <w:bottom w:val="single" w:sz="4" w:space="0" w:color="CCCCCC"/>
-              <w:left w:val="single" w:sz="4" w:space="0" w:color="CCCCCC"/>
-              <w:right w:val="single" w:sz="4" w:space="0" w:color="CCCCCC"/>
-            </w:tcBorders>
-          </w:tcPr>
-          <w:p>
-            <w:pPr>
-              <w:spacing w:before="60" w:after="60" w:line="252" w:lineRule="auto"/>
-              <w:jc w:val="left"/>
-            </w:pPr>
-            <w:r/>
-            <w:r>
-              <w:t>672.50</w:t>
+            <w:shd w:fill="F8FAFC"/>
+            <w:tcMar>
+              <w:top w:w="100" w:type="dxa"/>
+              <w:bottom w:w="100" w:type="dxa"/>
+              <w:left w:w="120" w:type="dxa"/>
+              <w:right w:w="120" w:type="dxa"/>
+            </w:tcMar>
+            <w:tcBorders>
+              <w:top w:val="single" w:sz="4" w:space="0" w:color="CCCCCC"/>
+              <w:bottom w:val="single" w:sz="4" w:space="0" w:color="CCCCCC"/>
+              <w:left w:val="single" w:sz="4" w:space="0" w:color="CCCCCC"/>
+              <w:right w:val="single" w:sz="4" w:space="0" w:color="CCCCCC"/>
+            </w:tcBorders>
+          </w:tcPr>
+          <w:p>
+            <w:pPr>
+              <w:spacing w:before="60" w:after="60" w:line="252" w:lineRule="auto"/>
+              <w:jc w:val="left"/>
+            </w:pPr>
+            <w:r/>
+            <w:r>
+              <w:t>680.00</w:t>
             </w:r>
           </w:p>
         </w:tc>
         <w:tc>
           <w:tcPr>
             <w:tcW w:type="dxa" w:w="1152"/>
-            <w:shd w:fill="FFFFFF"/>
-            <w:tcMar>
-              <w:top w:w="100" w:type="dxa"/>
-              <w:bottom w:w="100" w:type="dxa"/>
-              <w:left w:w="120" w:type="dxa"/>
-              <w:right w:w="120" w:type="dxa"/>
-            </w:tcMar>
-            <w:tcBorders>
-              <w:top w:val="single" w:sz="4" w:space="0" w:color="CCCCCC"/>
-              <w:bottom w:val="single" w:sz="4" w:space="0" w:color="CCCCCC"/>
-              <w:left w:val="single" w:sz="4" w:space="0" w:color="CCCCCC"/>
-              <w:right w:val="single" w:sz="4" w:space="0" w:color="CCCCCC"/>
-            </w:tcBorders>
-          </w:tcPr>
-          <w:p>
-            <w:pPr>
-              <w:spacing w:before="60" w:after="60" w:line="252" w:lineRule="auto"/>
-              <w:jc w:val="left"/>
-            </w:pPr>
-            <w:r/>
-            <w:r>
-              <w:t>659.50</w:t>
+            <w:shd w:fill="F8FAFC"/>
+            <w:tcMar>
+              <w:top w:w="100" w:type="dxa"/>
+              <w:bottom w:w="100" w:type="dxa"/>
+              <w:left w:w="120" w:type="dxa"/>
+              <w:right w:w="120" w:type="dxa"/>
+            </w:tcMar>
+            <w:tcBorders>
+              <w:top w:val="single" w:sz="4" w:space="0" w:color="CCCCCC"/>
+              <w:bottom w:val="single" w:sz="4" w:space="0" w:color="CCCCCC"/>
+              <w:left w:val="single" w:sz="4" w:space="0" w:color="CCCCCC"/>
+              <w:right w:val="single" w:sz="4" w:space="0" w:color="CCCCCC"/>
+            </w:tcBorders>
+          </w:tcPr>
+          <w:p>
+            <w:pPr>
+              <w:spacing w:before="60" w:after="60" w:line="252" w:lineRule="auto"/>
+              <w:jc w:val="left"/>
+            </w:pPr>
+            <w:r/>
+            <w:r>
+              <w:t>653.50</w:t>
             </w:r>
           </w:p>
         </w:tc>
         <w:tc>
           <w:tcPr>
             <w:tcW w:type="dxa" w:w="1728"/>
-            <w:shd w:fill="FFFFFF"/>
+            <w:shd w:fill="F8FAFC"/>
             <w:tcMar>
               <w:top w:w="100" w:type="dxa"/>
               <w:bottom w:w="100" w:type="dxa"/>
@@ -27469,7 +28174,242 @@
               <w:rPr>
                 <w:b/>
               </w:rPr>
-              <w:t>664.75</w:t>
+              <w:t>666.25</w:t>
+            </w:r>
+          </w:p>
+        </w:tc>
+        <w:tc>
+          <w:tcPr>
+            <w:tcW w:type="dxa" w:w="3456"/>
+            <w:shd w:fill="F8FAFC"/>
+            <w:tcMar>
+              <w:top w:w="100" w:type="dxa"/>
+              <w:bottom w:w="100" w:type="dxa"/>
+              <w:left w:w="120" w:type="dxa"/>
+              <w:right w:w="120" w:type="dxa"/>
+            </w:tcMar>
+            <w:tcBorders>
+              <w:top w:val="single" w:sz="4" w:space="0" w:color="CCCCCC"/>
+              <w:bottom w:val="single" w:sz="4" w:space="0" w:color="CCCCCC"/>
+              <w:left w:val="single" w:sz="4" w:space="0" w:color="CCCCCC"/>
+              <w:right w:val="single" w:sz="4" w:space="0" w:color="CCCCCC"/>
+            </w:tcBorders>
+          </w:tcPr>
+          <w:p>
+            <w:pPr>
+              <w:spacing w:before="60" w:after="60" w:line="252" w:lineRule="auto"/>
+              <w:jc w:val="left"/>
+            </w:pPr>
+            <w:r/>
+            <w:r>
+              <w:rPr>
+                <w:b/>
+              </w:rPr>
+              <w:t>-1.50</w:t>
+            </w:r>
+          </w:p>
+        </w:tc>
+        <w:tc>
+          <w:tcPr>
+            <w:tcW w:type="dxa" w:w="1440"/>
+            <w:shd w:fill="F8FAFC"/>
+            <w:tcMar>
+              <w:top w:w="100" w:type="dxa"/>
+              <w:bottom w:w="100" w:type="dxa"/>
+              <w:left w:w="120" w:type="dxa"/>
+              <w:right w:w="120" w:type="dxa"/>
+            </w:tcMar>
+            <w:tcBorders>
+              <w:top w:val="single" w:sz="4" w:space="0" w:color="CCCCCC"/>
+              <w:bottom w:val="single" w:sz="4" w:space="0" w:color="CCCCCC"/>
+              <w:left w:val="single" w:sz="4" w:space="0" w:color="CCCCCC"/>
+              <w:right w:val="single" w:sz="4" w:space="0" w:color="CCCCCC"/>
+            </w:tcBorders>
+          </w:tcPr>
+          <w:p>
+            <w:pPr>
+              <w:spacing w:before="60" w:after="60" w:line="252" w:lineRule="auto"/>
+              <w:jc w:val="left"/>
+            </w:pPr>
+            <w:r/>
+            <w:r>
+              <w:t>BEAR</w:t>
+            </w:r>
+          </w:p>
+        </w:tc>
+      </w:tr>
+      <w:tr>
+        <w:tc>
+          <w:tcPr>
+            <w:tcW w:type="dxa" w:w="1584"/>
+            <w:shd w:fill="FFFFFF"/>
+            <w:tcMar>
+              <w:top w:w="100" w:type="dxa"/>
+              <w:bottom w:w="100" w:type="dxa"/>
+              <w:left w:w="120" w:type="dxa"/>
+              <w:right w:w="120" w:type="dxa"/>
+            </w:tcMar>
+            <w:tcBorders>
+              <w:top w:val="single" w:sz="4" w:space="0" w:color="CCCCCC"/>
+              <w:bottom w:val="single" w:sz="4" w:space="0" w:color="CCCCCC"/>
+              <w:left w:val="single" w:sz="4" w:space="0" w:color="CCCCCC"/>
+              <w:right w:val="single" w:sz="4" w:space="0" w:color="CCCCCC"/>
+            </w:tcBorders>
+          </w:tcPr>
+          <w:p>
+            <w:pPr>
+              <w:spacing w:before="60" w:after="60" w:line="252" w:lineRule="auto"/>
+              <w:jc w:val="left"/>
+            </w:pPr>
+            <w:r/>
+            <w:r>
+              <w:rPr>
+                <w:b/>
+              </w:rPr>
+              <w:t>Wed 12/08</w:t>
+            </w:r>
+          </w:p>
+        </w:tc>
+        <w:tc>
+          <w:tcPr>
+            <w:tcW w:type="dxa" w:w="864"/>
+            <w:shd w:fill="FFFFFF"/>
+            <w:tcMar>
+              <w:top w:w="100" w:type="dxa"/>
+              <w:bottom w:w="100" w:type="dxa"/>
+              <w:left w:w="120" w:type="dxa"/>
+              <w:right w:w="120" w:type="dxa"/>
+            </w:tcMar>
+            <w:tcBorders>
+              <w:top w:val="single" w:sz="4" w:space="0" w:color="CCCCCC"/>
+              <w:bottom w:val="single" w:sz="4" w:space="0" w:color="CCCCCC"/>
+              <w:left w:val="single" w:sz="4" w:space="0" w:color="CCCCCC"/>
+              <w:right w:val="single" w:sz="4" w:space="0" w:color="CCCCCC"/>
+            </w:tcBorders>
+          </w:tcPr>
+          <w:p>
+            <w:pPr>
+              <w:spacing w:before="60" w:after="60" w:line="252" w:lineRule="auto"/>
+              <w:jc w:val="left"/>
+            </w:pPr>
+            <w:r/>
+            <w:r>
+              <w:t>NY Close 23-01</w:t>
+            </w:r>
+          </w:p>
+        </w:tc>
+        <w:tc>
+          <w:tcPr>
+            <w:tcW w:type="dxa" w:w="1440"/>
+            <w:shd w:fill="FFFFFF"/>
+            <w:tcMar>
+              <w:top w:w="100" w:type="dxa"/>
+              <w:bottom w:w="100" w:type="dxa"/>
+              <w:left w:w="120" w:type="dxa"/>
+              <w:right w:w="120" w:type="dxa"/>
+            </w:tcMar>
+            <w:tcBorders>
+              <w:top w:val="single" w:sz="4" w:space="0" w:color="CCCCCC"/>
+              <w:bottom w:val="single" w:sz="4" w:space="0" w:color="CCCCCC"/>
+              <w:left w:val="single" w:sz="4" w:space="0" w:color="CCCCCC"/>
+              <w:right w:val="single" w:sz="4" w:space="0" w:color="CCCCCC"/>
+            </w:tcBorders>
+          </w:tcPr>
+          <w:p>
+            <w:pPr>
+              <w:spacing w:before="60" w:after="60" w:line="252" w:lineRule="auto"/>
+              <w:jc w:val="left"/>
+            </w:pPr>
+            <w:r/>
+            <w:r>
+              <w:t>666.25</w:t>
+            </w:r>
+          </w:p>
+        </w:tc>
+        <w:tc>
+          <w:tcPr>
+            <w:tcW w:type="dxa" w:w="2016"/>
+            <w:shd w:fill="FFFFFF"/>
+            <w:tcMar>
+              <w:top w:w="100" w:type="dxa"/>
+              <w:bottom w:w="100" w:type="dxa"/>
+              <w:left w:w="120" w:type="dxa"/>
+              <w:right w:w="120" w:type="dxa"/>
+            </w:tcMar>
+            <w:tcBorders>
+              <w:top w:val="single" w:sz="4" w:space="0" w:color="CCCCCC"/>
+              <w:bottom w:val="single" w:sz="4" w:space="0" w:color="CCCCCC"/>
+              <w:left w:val="single" w:sz="4" w:space="0" w:color="CCCCCC"/>
+              <w:right w:val="single" w:sz="4" w:space="0" w:color="CCCCCC"/>
+            </w:tcBorders>
+          </w:tcPr>
+          <w:p>
+            <w:pPr>
+              <w:spacing w:before="60" w:after="60" w:line="252" w:lineRule="auto"/>
+              <w:jc w:val="left"/>
+            </w:pPr>
+            <w:r/>
+            <w:r>
+              <w:t>673.25</w:t>
+            </w:r>
+          </w:p>
+        </w:tc>
+        <w:tc>
+          <w:tcPr>
+            <w:tcW w:type="dxa" w:w="1152"/>
+            <w:shd w:fill="FFFFFF"/>
+            <w:tcMar>
+              <w:top w:w="100" w:type="dxa"/>
+              <w:bottom w:w="100" w:type="dxa"/>
+              <w:left w:w="120" w:type="dxa"/>
+              <w:right w:w="120" w:type="dxa"/>
+            </w:tcMar>
+            <w:tcBorders>
+              <w:top w:val="single" w:sz="4" w:space="0" w:color="CCCCCC"/>
+              <w:bottom w:val="single" w:sz="4" w:space="0" w:color="CCCCCC"/>
+              <w:left w:val="single" w:sz="4" w:space="0" w:color="CCCCCC"/>
+              <w:right w:val="single" w:sz="4" w:space="0" w:color="CCCCCC"/>
+            </w:tcBorders>
+          </w:tcPr>
+          <w:p>
+            <w:pPr>
+              <w:spacing w:before="60" w:after="60" w:line="252" w:lineRule="auto"/>
+              <w:jc w:val="left"/>
+            </w:pPr>
+            <w:r/>
+            <w:r>
+              <w:t>656.75</w:t>
+            </w:r>
+          </w:p>
+        </w:tc>
+        <w:tc>
+          <w:tcPr>
+            <w:tcW w:type="dxa" w:w="1728"/>
+            <w:shd w:fill="FFFFFF"/>
+            <w:tcMar>
+              <w:top w:w="100" w:type="dxa"/>
+              <w:bottom w:w="100" w:type="dxa"/>
+              <w:left w:w="120" w:type="dxa"/>
+              <w:right w:w="120" w:type="dxa"/>
+            </w:tcMar>
+            <w:tcBorders>
+              <w:top w:val="single" w:sz="4" w:space="0" w:color="CCCCCC"/>
+              <w:bottom w:val="single" w:sz="4" w:space="0" w:color="CCCCCC"/>
+              <w:left w:val="single" w:sz="4" w:space="0" w:color="CCCCCC"/>
+              <w:right w:val="single" w:sz="4" w:space="0" w:color="CCCCCC"/>
+            </w:tcBorders>
+          </w:tcPr>
+          <w:p>
+            <w:pPr>
+              <w:spacing w:before="60" w:after="60" w:line="252" w:lineRule="auto"/>
+              <w:jc w:val="left"/>
+            </w:pPr>
+            <w:r/>
+            <w:r>
+              <w:rPr>
+                <w:b/>
+              </w:rPr>
+              <w:t>666.75</w:t>
             </w:r>
           </w:p>
         </w:tc>
@@ -27477,6 +28417,1651 @@
           <w:tcPr>
             <w:tcW w:type="dxa" w:w="3456"/>
             <w:shd w:fill="FFFFFF"/>
+            <w:tcMar>
+              <w:top w:w="100" w:type="dxa"/>
+              <w:bottom w:w="100" w:type="dxa"/>
+              <w:left w:w="120" w:type="dxa"/>
+              <w:right w:w="120" w:type="dxa"/>
+            </w:tcMar>
+            <w:tcBorders>
+              <w:top w:val="single" w:sz="4" w:space="0" w:color="CCCCCC"/>
+              <w:bottom w:val="single" w:sz="4" w:space="0" w:color="CCCCCC"/>
+              <w:left w:val="single" w:sz="4" w:space="0" w:color="CCCCCC"/>
+              <w:right w:val="single" w:sz="4" w:space="0" w:color="CCCCCC"/>
+            </w:tcBorders>
+          </w:tcPr>
+          <w:p>
+            <w:pPr>
+              <w:spacing w:before="60" w:after="60" w:line="252" w:lineRule="auto"/>
+              <w:jc w:val="left"/>
+            </w:pPr>
+            <w:r/>
+            <w:r>
+              <w:rPr>
+                <w:b/>
+              </w:rPr>
+              <w:t>+0.50</w:t>
+            </w:r>
+          </w:p>
+        </w:tc>
+        <w:tc>
+          <w:tcPr>
+            <w:tcW w:type="dxa" w:w="1440"/>
+            <w:shd w:fill="FFFFFF"/>
+            <w:tcMar>
+              <w:top w:w="100" w:type="dxa"/>
+              <w:bottom w:w="100" w:type="dxa"/>
+              <w:left w:w="120" w:type="dxa"/>
+              <w:right w:w="120" w:type="dxa"/>
+            </w:tcMar>
+            <w:tcBorders>
+              <w:top w:val="single" w:sz="4" w:space="0" w:color="CCCCCC"/>
+              <w:bottom w:val="single" w:sz="4" w:space="0" w:color="CCCCCC"/>
+              <w:left w:val="single" w:sz="4" w:space="0" w:color="CCCCCC"/>
+              <w:right w:val="single" w:sz="4" w:space="0" w:color="CCCCCC"/>
+            </w:tcBorders>
+          </w:tcPr>
+          <w:p>
+            <w:pPr>
+              <w:spacing w:before="60" w:after="60" w:line="252" w:lineRule="auto"/>
+              <w:jc w:val="left"/>
+            </w:pPr>
+            <w:r/>
+            <w:r>
+              <w:t>BULL</w:t>
+            </w:r>
+          </w:p>
+        </w:tc>
+      </w:tr>
+      <w:tr>
+        <w:tc>
+          <w:tcPr>
+            <w:tcW w:type="dxa" w:w="1584"/>
+            <w:shd w:fill="F8FAFC"/>
+            <w:tcMar>
+              <w:top w:w="100" w:type="dxa"/>
+              <w:bottom w:w="100" w:type="dxa"/>
+              <w:left w:w="120" w:type="dxa"/>
+              <w:right w:w="120" w:type="dxa"/>
+            </w:tcMar>
+            <w:tcBorders>
+              <w:top w:val="single" w:sz="4" w:space="0" w:color="CCCCCC"/>
+              <w:bottom w:val="single" w:sz="4" w:space="0" w:color="CCCCCC"/>
+              <w:left w:val="single" w:sz="4" w:space="0" w:color="CCCCCC"/>
+              <w:right w:val="single" w:sz="4" w:space="0" w:color="CCCCCC"/>
+            </w:tcBorders>
+          </w:tcPr>
+          <w:p>
+            <w:pPr>
+              <w:spacing w:before="60" w:after="60" w:line="252" w:lineRule="auto"/>
+              <w:jc w:val="left"/>
+            </w:pPr>
+            <w:r/>
+            <w:r>
+              <w:rPr>
+                <w:b/>
+              </w:rPr>
+              <w:t>Thu 13/08</w:t>
+            </w:r>
+          </w:p>
+        </w:tc>
+        <w:tc>
+          <w:tcPr>
+            <w:tcW w:type="dxa" w:w="864"/>
+            <w:shd w:fill="F8FAFC"/>
+            <w:tcMar>
+              <w:top w:w="100" w:type="dxa"/>
+              <w:bottom w:w="100" w:type="dxa"/>
+              <w:left w:w="120" w:type="dxa"/>
+              <w:right w:w="120" w:type="dxa"/>
+            </w:tcMar>
+            <w:tcBorders>
+              <w:top w:val="single" w:sz="4" w:space="0" w:color="CCCCCC"/>
+              <w:bottom w:val="single" w:sz="4" w:space="0" w:color="CCCCCC"/>
+              <w:left w:val="single" w:sz="4" w:space="0" w:color="CCCCCC"/>
+              <w:right w:val="single" w:sz="4" w:space="0" w:color="CCCCCC"/>
+            </w:tcBorders>
+          </w:tcPr>
+          <w:p>
+            <w:pPr>
+              <w:spacing w:before="60" w:after="60" w:line="252" w:lineRule="auto"/>
+              <w:jc w:val="left"/>
+            </w:pPr>
+            <w:r/>
+            <w:r>
+              <w:t>Asia 07-11</w:t>
+            </w:r>
+          </w:p>
+        </w:tc>
+        <w:tc>
+          <w:tcPr>
+            <w:tcW w:type="dxa" w:w="1440"/>
+            <w:shd w:fill="F8FAFC"/>
+            <w:tcMar>
+              <w:top w:w="100" w:type="dxa"/>
+              <w:bottom w:w="100" w:type="dxa"/>
+              <w:left w:w="120" w:type="dxa"/>
+              <w:right w:w="120" w:type="dxa"/>
+            </w:tcMar>
+            <w:tcBorders>
+              <w:top w:val="single" w:sz="4" w:space="0" w:color="CCCCCC"/>
+              <w:bottom w:val="single" w:sz="4" w:space="0" w:color="CCCCCC"/>
+              <w:left w:val="single" w:sz="4" w:space="0" w:color="CCCCCC"/>
+              <w:right w:val="single" w:sz="4" w:space="0" w:color="CCCCCC"/>
+            </w:tcBorders>
+          </w:tcPr>
+          <w:p>
+            <w:pPr>
+              <w:spacing w:before="60" w:after="60" w:line="252" w:lineRule="auto"/>
+              <w:jc w:val="left"/>
+            </w:pPr>
+            <w:r/>
+            <w:r>
+              <w:t>666.75</w:t>
+            </w:r>
+          </w:p>
+        </w:tc>
+        <w:tc>
+          <w:tcPr>
+            <w:tcW w:type="dxa" w:w="2016"/>
+            <w:shd w:fill="F8FAFC"/>
+            <w:tcMar>
+              <w:top w:w="100" w:type="dxa"/>
+              <w:bottom w:w="100" w:type="dxa"/>
+              <w:left w:w="120" w:type="dxa"/>
+              <w:right w:w="120" w:type="dxa"/>
+            </w:tcMar>
+            <w:tcBorders>
+              <w:top w:val="single" w:sz="4" w:space="0" w:color="CCCCCC"/>
+              <w:bottom w:val="single" w:sz="4" w:space="0" w:color="CCCCCC"/>
+              <w:left w:val="single" w:sz="4" w:space="0" w:color="CCCCCC"/>
+              <w:right w:val="single" w:sz="4" w:space="0" w:color="CCCCCC"/>
+            </w:tcBorders>
+          </w:tcPr>
+          <w:p>
+            <w:pPr>
+              <w:spacing w:before="60" w:after="60" w:line="252" w:lineRule="auto"/>
+              <w:jc w:val="left"/>
+            </w:pPr>
+            <w:r/>
+            <w:r>
+              <w:t>677.25</w:t>
+            </w:r>
+          </w:p>
+        </w:tc>
+        <w:tc>
+          <w:tcPr>
+            <w:tcW w:type="dxa" w:w="1152"/>
+            <w:shd w:fill="F8FAFC"/>
+            <w:tcMar>
+              <w:top w:w="100" w:type="dxa"/>
+              <w:bottom w:w="100" w:type="dxa"/>
+              <w:left w:w="120" w:type="dxa"/>
+              <w:right w:w="120" w:type="dxa"/>
+            </w:tcMar>
+            <w:tcBorders>
+              <w:top w:val="single" w:sz="4" w:space="0" w:color="CCCCCC"/>
+              <w:bottom w:val="single" w:sz="4" w:space="0" w:color="CCCCCC"/>
+              <w:left w:val="single" w:sz="4" w:space="0" w:color="CCCCCC"/>
+              <w:right w:val="single" w:sz="4" w:space="0" w:color="CCCCCC"/>
+            </w:tcBorders>
+          </w:tcPr>
+          <w:p>
+            <w:pPr>
+              <w:spacing w:before="60" w:after="60" w:line="252" w:lineRule="auto"/>
+              <w:jc w:val="left"/>
+            </w:pPr>
+            <w:r/>
+            <w:r>
+              <w:t>659.50</w:t>
+            </w:r>
+          </w:p>
+        </w:tc>
+        <w:tc>
+          <w:tcPr>
+            <w:tcW w:type="dxa" w:w="1728"/>
+            <w:shd w:fill="F8FAFC"/>
+            <w:tcMar>
+              <w:top w:w="100" w:type="dxa"/>
+              <w:bottom w:w="100" w:type="dxa"/>
+              <w:left w:w="120" w:type="dxa"/>
+              <w:right w:w="120" w:type="dxa"/>
+            </w:tcMar>
+            <w:tcBorders>
+              <w:top w:val="single" w:sz="4" w:space="0" w:color="CCCCCC"/>
+              <w:bottom w:val="single" w:sz="4" w:space="0" w:color="CCCCCC"/>
+              <w:left w:val="single" w:sz="4" w:space="0" w:color="CCCCCC"/>
+              <w:right w:val="single" w:sz="4" w:space="0" w:color="CCCCCC"/>
+            </w:tcBorders>
+          </w:tcPr>
+          <w:p>
+            <w:pPr>
+              <w:spacing w:before="60" w:after="60" w:line="252" w:lineRule="auto"/>
+              <w:jc w:val="left"/>
+            </w:pPr>
+            <w:r/>
+            <w:r>
+              <w:rPr>
+                <w:b/>
+              </w:rPr>
+              <w:t>666.50</w:t>
+            </w:r>
+          </w:p>
+        </w:tc>
+        <w:tc>
+          <w:tcPr>
+            <w:tcW w:type="dxa" w:w="3456"/>
+            <w:shd w:fill="F8FAFC"/>
+            <w:tcMar>
+              <w:top w:w="100" w:type="dxa"/>
+              <w:bottom w:w="100" w:type="dxa"/>
+              <w:left w:w="120" w:type="dxa"/>
+              <w:right w:w="120" w:type="dxa"/>
+            </w:tcMar>
+            <w:tcBorders>
+              <w:top w:val="single" w:sz="4" w:space="0" w:color="CCCCCC"/>
+              <w:bottom w:val="single" w:sz="4" w:space="0" w:color="CCCCCC"/>
+              <w:left w:val="single" w:sz="4" w:space="0" w:color="CCCCCC"/>
+              <w:right w:val="single" w:sz="4" w:space="0" w:color="CCCCCC"/>
+            </w:tcBorders>
+          </w:tcPr>
+          <w:p>
+            <w:pPr>
+              <w:spacing w:before="60" w:after="60" w:line="252" w:lineRule="auto"/>
+              <w:jc w:val="left"/>
+            </w:pPr>
+            <w:r/>
+            <w:r>
+              <w:rPr>
+                <w:b/>
+              </w:rPr>
+              <w:t>-0.25</w:t>
+            </w:r>
+          </w:p>
+        </w:tc>
+        <w:tc>
+          <w:tcPr>
+            <w:tcW w:type="dxa" w:w="1440"/>
+            <w:shd w:fill="F8FAFC"/>
+            <w:tcMar>
+              <w:top w:w="100" w:type="dxa"/>
+              <w:bottom w:w="100" w:type="dxa"/>
+              <w:left w:w="120" w:type="dxa"/>
+              <w:right w:w="120" w:type="dxa"/>
+            </w:tcMar>
+            <w:tcBorders>
+              <w:top w:val="single" w:sz="4" w:space="0" w:color="CCCCCC"/>
+              <w:bottom w:val="single" w:sz="4" w:space="0" w:color="CCCCCC"/>
+              <w:left w:val="single" w:sz="4" w:space="0" w:color="CCCCCC"/>
+              <w:right w:val="single" w:sz="4" w:space="0" w:color="CCCCCC"/>
+            </w:tcBorders>
+          </w:tcPr>
+          <w:p>
+            <w:pPr>
+              <w:spacing w:before="60" w:after="60" w:line="252" w:lineRule="auto"/>
+              <w:jc w:val="left"/>
+            </w:pPr>
+            <w:r/>
+            <w:r>
+              <w:t>BEAR</w:t>
+            </w:r>
+          </w:p>
+        </w:tc>
+      </w:tr>
+      <w:tr>
+        <w:tc>
+          <w:tcPr>
+            <w:tcW w:type="dxa" w:w="1584"/>
+            <w:shd w:fill="FFFFFF"/>
+            <w:tcMar>
+              <w:top w:w="100" w:type="dxa"/>
+              <w:bottom w:w="100" w:type="dxa"/>
+              <w:left w:w="120" w:type="dxa"/>
+              <w:right w:w="120" w:type="dxa"/>
+            </w:tcMar>
+            <w:tcBorders>
+              <w:top w:val="single" w:sz="4" w:space="0" w:color="CCCCCC"/>
+              <w:bottom w:val="single" w:sz="4" w:space="0" w:color="CCCCCC"/>
+              <w:left w:val="single" w:sz="4" w:space="0" w:color="CCCCCC"/>
+              <w:right w:val="single" w:sz="4" w:space="0" w:color="CCCCCC"/>
+            </w:tcBorders>
+          </w:tcPr>
+          <w:p>
+            <w:pPr>
+              <w:spacing w:before="60" w:after="60" w:line="252" w:lineRule="auto"/>
+              <w:jc w:val="left"/>
+            </w:pPr>
+            <w:r/>
+            <w:r>
+              <w:rPr>
+                <w:b/>
+              </w:rPr>
+              <w:t>Thu 13/08</w:t>
+            </w:r>
+          </w:p>
+        </w:tc>
+        <w:tc>
+          <w:tcPr>
+            <w:tcW w:type="dxa" w:w="864"/>
+            <w:shd w:fill="FFFFFF"/>
+            <w:tcMar>
+              <w:top w:w="100" w:type="dxa"/>
+              <w:bottom w:w="100" w:type="dxa"/>
+              <w:left w:w="120" w:type="dxa"/>
+              <w:right w:w="120" w:type="dxa"/>
+            </w:tcMar>
+            <w:tcBorders>
+              <w:top w:val="single" w:sz="4" w:space="0" w:color="CCCCCC"/>
+              <w:bottom w:val="single" w:sz="4" w:space="0" w:color="CCCCCC"/>
+              <w:left w:val="single" w:sz="4" w:space="0" w:color="CCCCCC"/>
+              <w:right w:val="single" w:sz="4" w:space="0" w:color="CCCCCC"/>
+            </w:tcBorders>
+          </w:tcPr>
+          <w:p>
+            <w:pPr>
+              <w:spacing w:before="60" w:after="60" w:line="252" w:lineRule="auto"/>
+              <w:jc w:val="left"/>
+            </w:pPr>
+            <w:r/>
+            <w:r>
+              <w:t>Asia 11-15</w:t>
+            </w:r>
+          </w:p>
+        </w:tc>
+        <w:tc>
+          <w:tcPr>
+            <w:tcW w:type="dxa" w:w="1440"/>
+            <w:shd w:fill="FFFFFF"/>
+            <w:tcMar>
+              <w:top w:w="100" w:type="dxa"/>
+              <w:bottom w:w="100" w:type="dxa"/>
+              <w:left w:w="120" w:type="dxa"/>
+              <w:right w:w="120" w:type="dxa"/>
+            </w:tcMar>
+            <w:tcBorders>
+              <w:top w:val="single" w:sz="4" w:space="0" w:color="CCCCCC"/>
+              <w:bottom w:val="single" w:sz="4" w:space="0" w:color="CCCCCC"/>
+              <w:left w:val="single" w:sz="4" w:space="0" w:color="CCCCCC"/>
+              <w:right w:val="single" w:sz="4" w:space="0" w:color="CCCCCC"/>
+            </w:tcBorders>
+          </w:tcPr>
+          <w:p>
+            <w:pPr>
+              <w:spacing w:before="60" w:after="60" w:line="252" w:lineRule="auto"/>
+              <w:jc w:val="left"/>
+            </w:pPr>
+            <w:r/>
+            <w:r>
+              <w:t>666.50</w:t>
+            </w:r>
+          </w:p>
+        </w:tc>
+        <w:tc>
+          <w:tcPr>
+            <w:tcW w:type="dxa" w:w="2016"/>
+            <w:shd w:fill="FFFFFF"/>
+            <w:tcMar>
+              <w:top w:w="100" w:type="dxa"/>
+              <w:bottom w:w="100" w:type="dxa"/>
+              <w:left w:w="120" w:type="dxa"/>
+              <w:right w:w="120" w:type="dxa"/>
+            </w:tcMar>
+            <w:tcBorders>
+              <w:top w:val="single" w:sz="4" w:space="0" w:color="CCCCCC"/>
+              <w:bottom w:val="single" w:sz="4" w:space="0" w:color="CCCCCC"/>
+              <w:left w:val="single" w:sz="4" w:space="0" w:color="CCCCCC"/>
+              <w:right w:val="single" w:sz="4" w:space="0" w:color="CCCCCC"/>
+            </w:tcBorders>
+          </w:tcPr>
+          <w:p>
+            <w:pPr>
+              <w:spacing w:before="60" w:after="60" w:line="252" w:lineRule="auto"/>
+              <w:jc w:val="left"/>
+            </w:pPr>
+            <w:r/>
+            <w:r>
+              <w:t>676.25</w:t>
+            </w:r>
+          </w:p>
+        </w:tc>
+        <w:tc>
+          <w:tcPr>
+            <w:tcW w:type="dxa" w:w="1152"/>
+            <w:shd w:fill="FFFFFF"/>
+            <w:tcMar>
+              <w:top w:w="100" w:type="dxa"/>
+              <w:bottom w:w="100" w:type="dxa"/>
+              <w:left w:w="120" w:type="dxa"/>
+              <w:right w:w="120" w:type="dxa"/>
+            </w:tcMar>
+            <w:tcBorders>
+              <w:top w:val="single" w:sz="4" w:space="0" w:color="CCCCCC"/>
+              <w:bottom w:val="single" w:sz="4" w:space="0" w:color="CCCCCC"/>
+              <w:left w:val="single" w:sz="4" w:space="0" w:color="CCCCCC"/>
+              <w:right w:val="single" w:sz="4" w:space="0" w:color="CCCCCC"/>
+            </w:tcBorders>
+          </w:tcPr>
+          <w:p>
+            <w:pPr>
+              <w:spacing w:before="60" w:after="60" w:line="252" w:lineRule="auto"/>
+              <w:jc w:val="left"/>
+            </w:pPr>
+            <w:r/>
+            <w:r>
+              <w:t>656.75</w:t>
+            </w:r>
+          </w:p>
+        </w:tc>
+        <w:tc>
+          <w:tcPr>
+            <w:tcW w:type="dxa" w:w="1728"/>
+            <w:shd w:fill="FFFFFF"/>
+            <w:tcMar>
+              <w:top w:w="100" w:type="dxa"/>
+              <w:bottom w:w="100" w:type="dxa"/>
+              <w:left w:w="120" w:type="dxa"/>
+              <w:right w:w="120" w:type="dxa"/>
+            </w:tcMar>
+            <w:tcBorders>
+              <w:top w:val="single" w:sz="4" w:space="0" w:color="CCCCCC"/>
+              <w:bottom w:val="single" w:sz="4" w:space="0" w:color="CCCCCC"/>
+              <w:left w:val="single" w:sz="4" w:space="0" w:color="CCCCCC"/>
+              <w:right w:val="single" w:sz="4" w:space="0" w:color="CCCCCC"/>
+            </w:tcBorders>
+          </w:tcPr>
+          <w:p>
+            <w:pPr>
+              <w:spacing w:before="60" w:after="60" w:line="252" w:lineRule="auto"/>
+              <w:jc w:val="left"/>
+            </w:pPr>
+            <w:r/>
+            <w:r>
+              <w:rPr>
+                <w:b/>
+              </w:rPr>
+              <w:t>667.00</w:t>
+            </w:r>
+          </w:p>
+        </w:tc>
+        <w:tc>
+          <w:tcPr>
+            <w:tcW w:type="dxa" w:w="3456"/>
+            <w:shd w:fill="FFFFFF"/>
+            <w:tcMar>
+              <w:top w:w="100" w:type="dxa"/>
+              <w:bottom w:w="100" w:type="dxa"/>
+              <w:left w:w="120" w:type="dxa"/>
+              <w:right w:w="120" w:type="dxa"/>
+            </w:tcMar>
+            <w:tcBorders>
+              <w:top w:val="single" w:sz="4" w:space="0" w:color="CCCCCC"/>
+              <w:bottom w:val="single" w:sz="4" w:space="0" w:color="CCCCCC"/>
+              <w:left w:val="single" w:sz="4" w:space="0" w:color="CCCCCC"/>
+              <w:right w:val="single" w:sz="4" w:space="0" w:color="CCCCCC"/>
+            </w:tcBorders>
+          </w:tcPr>
+          <w:p>
+            <w:pPr>
+              <w:spacing w:before="60" w:after="60" w:line="252" w:lineRule="auto"/>
+              <w:jc w:val="left"/>
+            </w:pPr>
+            <w:r/>
+            <w:r>
+              <w:rPr>
+                <w:b/>
+              </w:rPr>
+              <w:t>+0.50</w:t>
+            </w:r>
+          </w:p>
+        </w:tc>
+        <w:tc>
+          <w:tcPr>
+            <w:tcW w:type="dxa" w:w="1440"/>
+            <w:shd w:fill="FFFFFF"/>
+            <w:tcMar>
+              <w:top w:w="100" w:type="dxa"/>
+              <w:bottom w:w="100" w:type="dxa"/>
+              <w:left w:w="120" w:type="dxa"/>
+              <w:right w:w="120" w:type="dxa"/>
+            </w:tcMar>
+            <w:tcBorders>
+              <w:top w:val="single" w:sz="4" w:space="0" w:color="CCCCCC"/>
+              <w:bottom w:val="single" w:sz="4" w:space="0" w:color="CCCCCC"/>
+              <w:left w:val="single" w:sz="4" w:space="0" w:color="CCCCCC"/>
+              <w:right w:val="single" w:sz="4" w:space="0" w:color="CCCCCC"/>
+            </w:tcBorders>
+          </w:tcPr>
+          <w:p>
+            <w:pPr>
+              <w:spacing w:before="60" w:after="60" w:line="252" w:lineRule="auto"/>
+              <w:jc w:val="left"/>
+            </w:pPr>
+            <w:r/>
+            <w:r>
+              <w:t>BULL</w:t>
+            </w:r>
+          </w:p>
+        </w:tc>
+      </w:tr>
+      <w:tr>
+        <w:tc>
+          <w:tcPr>
+            <w:tcW w:type="dxa" w:w="1584"/>
+            <w:shd w:fill="F8FAFC"/>
+            <w:tcMar>
+              <w:top w:w="100" w:type="dxa"/>
+              <w:bottom w:w="100" w:type="dxa"/>
+              <w:left w:w="120" w:type="dxa"/>
+              <w:right w:w="120" w:type="dxa"/>
+            </w:tcMar>
+            <w:tcBorders>
+              <w:top w:val="single" w:sz="4" w:space="0" w:color="CCCCCC"/>
+              <w:bottom w:val="single" w:sz="4" w:space="0" w:color="CCCCCC"/>
+              <w:left w:val="single" w:sz="4" w:space="0" w:color="CCCCCC"/>
+              <w:right w:val="single" w:sz="4" w:space="0" w:color="CCCCCC"/>
+            </w:tcBorders>
+          </w:tcPr>
+          <w:p>
+            <w:pPr>
+              <w:spacing w:before="60" w:after="60" w:line="252" w:lineRule="auto"/>
+              <w:jc w:val="left"/>
+            </w:pPr>
+            <w:r/>
+            <w:r>
+              <w:rPr>
+                <w:b/>
+              </w:rPr>
+              <w:t>Thu 13/08</w:t>
+            </w:r>
+          </w:p>
+        </w:tc>
+        <w:tc>
+          <w:tcPr>
+            <w:tcW w:type="dxa" w:w="864"/>
+            <w:shd w:fill="F8FAFC"/>
+            <w:tcMar>
+              <w:top w:w="100" w:type="dxa"/>
+              <w:bottom w:w="100" w:type="dxa"/>
+              <w:left w:w="120" w:type="dxa"/>
+              <w:right w:w="120" w:type="dxa"/>
+            </w:tcMar>
+            <w:tcBorders>
+              <w:top w:val="single" w:sz="4" w:space="0" w:color="CCCCCC"/>
+              <w:bottom w:val="single" w:sz="4" w:space="0" w:color="CCCCCC"/>
+              <w:left w:val="single" w:sz="4" w:space="0" w:color="CCCCCC"/>
+              <w:right w:val="single" w:sz="4" w:space="0" w:color="CCCCCC"/>
+            </w:tcBorders>
+          </w:tcPr>
+          <w:p>
+            <w:pPr>
+              <w:spacing w:before="60" w:after="60" w:line="252" w:lineRule="auto"/>
+              <w:jc w:val="left"/>
+            </w:pPr>
+            <w:r/>
+            <w:r>
+              <w:t>London 15-19</w:t>
+            </w:r>
+          </w:p>
+        </w:tc>
+        <w:tc>
+          <w:tcPr>
+            <w:tcW w:type="dxa" w:w="1440"/>
+            <w:shd w:fill="F8FAFC"/>
+            <w:tcMar>
+              <w:top w:w="100" w:type="dxa"/>
+              <w:bottom w:w="100" w:type="dxa"/>
+              <w:left w:w="120" w:type="dxa"/>
+              <w:right w:w="120" w:type="dxa"/>
+            </w:tcMar>
+            <w:tcBorders>
+              <w:top w:val="single" w:sz="4" w:space="0" w:color="CCCCCC"/>
+              <w:bottom w:val="single" w:sz="4" w:space="0" w:color="CCCCCC"/>
+              <w:left w:val="single" w:sz="4" w:space="0" w:color="CCCCCC"/>
+              <w:right w:val="single" w:sz="4" w:space="0" w:color="CCCCCC"/>
+            </w:tcBorders>
+          </w:tcPr>
+          <w:p>
+            <w:pPr>
+              <w:spacing w:before="60" w:after="60" w:line="252" w:lineRule="auto"/>
+              <w:jc w:val="left"/>
+            </w:pPr>
+            <w:r/>
+            <w:r>
+              <w:t>667.00</w:t>
+            </w:r>
+          </w:p>
+        </w:tc>
+        <w:tc>
+          <w:tcPr>
+            <w:tcW w:type="dxa" w:w="2016"/>
+            <w:shd w:fill="F8FAFC"/>
+            <w:tcMar>
+              <w:top w:w="100" w:type="dxa"/>
+              <w:bottom w:w="100" w:type="dxa"/>
+              <w:left w:w="120" w:type="dxa"/>
+              <w:right w:w="120" w:type="dxa"/>
+            </w:tcMar>
+            <w:tcBorders>
+              <w:top w:val="single" w:sz="4" w:space="0" w:color="CCCCCC"/>
+              <w:bottom w:val="single" w:sz="4" w:space="0" w:color="CCCCCC"/>
+              <w:left w:val="single" w:sz="4" w:space="0" w:color="CCCCCC"/>
+              <w:right w:val="single" w:sz="4" w:space="0" w:color="CCCCCC"/>
+            </w:tcBorders>
+          </w:tcPr>
+          <w:p>
+            <w:pPr>
+              <w:spacing w:before="60" w:after="60" w:line="252" w:lineRule="auto"/>
+              <w:jc w:val="left"/>
+            </w:pPr>
+            <w:r/>
+            <w:r>
+              <w:t>677.75</w:t>
+            </w:r>
+          </w:p>
+        </w:tc>
+        <w:tc>
+          <w:tcPr>
+            <w:tcW w:type="dxa" w:w="1152"/>
+            <w:shd w:fill="F8FAFC"/>
+            <w:tcMar>
+              <w:top w:w="100" w:type="dxa"/>
+              <w:bottom w:w="100" w:type="dxa"/>
+              <w:left w:w="120" w:type="dxa"/>
+              <w:right w:w="120" w:type="dxa"/>
+            </w:tcMar>
+            <w:tcBorders>
+              <w:top w:val="single" w:sz="4" w:space="0" w:color="CCCCCC"/>
+              <w:bottom w:val="single" w:sz="4" w:space="0" w:color="CCCCCC"/>
+              <w:left w:val="single" w:sz="4" w:space="0" w:color="CCCCCC"/>
+              <w:right w:val="single" w:sz="4" w:space="0" w:color="CCCCCC"/>
+            </w:tcBorders>
+          </w:tcPr>
+          <w:p>
+            <w:pPr>
+              <w:spacing w:before="60" w:after="60" w:line="252" w:lineRule="auto"/>
+              <w:jc w:val="left"/>
+            </w:pPr>
+            <w:r/>
+            <w:r>
+              <w:t>659.75</w:t>
+            </w:r>
+          </w:p>
+        </w:tc>
+        <w:tc>
+          <w:tcPr>
+            <w:tcW w:type="dxa" w:w="1728"/>
+            <w:shd w:fill="F8FAFC"/>
+            <w:tcMar>
+              <w:top w:w="100" w:type="dxa"/>
+              <w:bottom w:w="100" w:type="dxa"/>
+              <w:left w:w="120" w:type="dxa"/>
+              <w:right w:w="120" w:type="dxa"/>
+            </w:tcMar>
+            <w:tcBorders>
+              <w:top w:val="single" w:sz="4" w:space="0" w:color="CCCCCC"/>
+              <w:bottom w:val="single" w:sz="4" w:space="0" w:color="CCCCCC"/>
+              <w:left w:val="single" w:sz="4" w:space="0" w:color="CCCCCC"/>
+              <w:right w:val="single" w:sz="4" w:space="0" w:color="CCCCCC"/>
+            </w:tcBorders>
+          </w:tcPr>
+          <w:p>
+            <w:pPr>
+              <w:spacing w:before="60" w:after="60" w:line="252" w:lineRule="auto"/>
+              <w:jc w:val="left"/>
+            </w:pPr>
+            <w:r/>
+            <w:r>
+              <w:rPr>
+                <w:b/>
+              </w:rPr>
+              <w:t>667.75</w:t>
+            </w:r>
+          </w:p>
+        </w:tc>
+        <w:tc>
+          <w:tcPr>
+            <w:tcW w:type="dxa" w:w="3456"/>
+            <w:shd w:fill="F8FAFC"/>
+            <w:tcMar>
+              <w:top w:w="100" w:type="dxa"/>
+              <w:bottom w:w="100" w:type="dxa"/>
+              <w:left w:w="120" w:type="dxa"/>
+              <w:right w:w="120" w:type="dxa"/>
+            </w:tcMar>
+            <w:tcBorders>
+              <w:top w:val="single" w:sz="4" w:space="0" w:color="CCCCCC"/>
+              <w:bottom w:val="single" w:sz="4" w:space="0" w:color="CCCCCC"/>
+              <w:left w:val="single" w:sz="4" w:space="0" w:color="CCCCCC"/>
+              <w:right w:val="single" w:sz="4" w:space="0" w:color="CCCCCC"/>
+            </w:tcBorders>
+          </w:tcPr>
+          <w:p>
+            <w:pPr>
+              <w:spacing w:before="60" w:after="60" w:line="252" w:lineRule="auto"/>
+              <w:jc w:val="left"/>
+            </w:pPr>
+            <w:r/>
+            <w:r>
+              <w:rPr>
+                <w:b/>
+              </w:rPr>
+              <w:t>+0.75</w:t>
+            </w:r>
+          </w:p>
+        </w:tc>
+        <w:tc>
+          <w:tcPr>
+            <w:tcW w:type="dxa" w:w="1440"/>
+            <w:shd w:fill="F8FAFC"/>
+            <w:tcMar>
+              <w:top w:w="100" w:type="dxa"/>
+              <w:bottom w:w="100" w:type="dxa"/>
+              <w:left w:w="120" w:type="dxa"/>
+              <w:right w:w="120" w:type="dxa"/>
+            </w:tcMar>
+            <w:tcBorders>
+              <w:top w:val="single" w:sz="4" w:space="0" w:color="CCCCCC"/>
+              <w:bottom w:val="single" w:sz="4" w:space="0" w:color="CCCCCC"/>
+              <w:left w:val="single" w:sz="4" w:space="0" w:color="CCCCCC"/>
+              <w:right w:val="single" w:sz="4" w:space="0" w:color="CCCCCC"/>
+            </w:tcBorders>
+          </w:tcPr>
+          <w:p>
+            <w:pPr>
+              <w:spacing w:before="60" w:after="60" w:line="252" w:lineRule="auto"/>
+              <w:jc w:val="left"/>
+            </w:pPr>
+            <w:r/>
+            <w:r>
+              <w:t>BULL</w:t>
+            </w:r>
+          </w:p>
+        </w:tc>
+      </w:tr>
+      <w:tr>
+        <w:tc>
+          <w:tcPr>
+            <w:tcW w:type="dxa" w:w="1584"/>
+            <w:shd w:fill="FFFFFF"/>
+            <w:tcMar>
+              <w:top w:w="100" w:type="dxa"/>
+              <w:bottom w:w="100" w:type="dxa"/>
+              <w:left w:w="120" w:type="dxa"/>
+              <w:right w:w="120" w:type="dxa"/>
+            </w:tcMar>
+            <w:tcBorders>
+              <w:top w:val="single" w:sz="4" w:space="0" w:color="CCCCCC"/>
+              <w:bottom w:val="single" w:sz="4" w:space="0" w:color="CCCCCC"/>
+              <w:left w:val="single" w:sz="4" w:space="0" w:color="CCCCCC"/>
+              <w:right w:val="single" w:sz="4" w:space="0" w:color="CCCCCC"/>
+            </w:tcBorders>
+          </w:tcPr>
+          <w:p>
+            <w:pPr>
+              <w:spacing w:before="60" w:after="60" w:line="252" w:lineRule="auto"/>
+              <w:jc w:val="left"/>
+            </w:pPr>
+            <w:r/>
+            <w:r>
+              <w:rPr>
+                <w:b/>
+              </w:rPr>
+              <w:t>Thu 13/08</w:t>
+            </w:r>
+          </w:p>
+        </w:tc>
+        <w:tc>
+          <w:tcPr>
+            <w:tcW w:type="dxa" w:w="864"/>
+            <w:shd w:fill="FFFFFF"/>
+            <w:tcMar>
+              <w:top w:w="100" w:type="dxa"/>
+              <w:bottom w:w="100" w:type="dxa"/>
+              <w:left w:w="120" w:type="dxa"/>
+              <w:right w:w="120" w:type="dxa"/>
+            </w:tcMar>
+            <w:tcBorders>
+              <w:top w:val="single" w:sz="4" w:space="0" w:color="CCCCCC"/>
+              <w:bottom w:val="single" w:sz="4" w:space="0" w:color="CCCCCC"/>
+              <w:left w:val="single" w:sz="4" w:space="0" w:color="CCCCCC"/>
+              <w:right w:val="single" w:sz="4" w:space="0" w:color="CCCCCC"/>
+            </w:tcBorders>
+          </w:tcPr>
+          <w:p>
+            <w:pPr>
+              <w:spacing w:before="60" w:after="60" w:line="252" w:lineRule="auto"/>
+              <w:jc w:val="left"/>
+            </w:pPr>
+            <w:r/>
+            <w:r>
+              <w:t>Pre-NY 19-21</w:t>
+            </w:r>
+          </w:p>
+        </w:tc>
+        <w:tc>
+          <w:tcPr>
+            <w:tcW w:type="dxa" w:w="1440"/>
+            <w:shd w:fill="FFFFFF"/>
+            <w:tcMar>
+              <w:top w:w="100" w:type="dxa"/>
+              <w:bottom w:w="100" w:type="dxa"/>
+              <w:left w:w="120" w:type="dxa"/>
+              <w:right w:w="120" w:type="dxa"/>
+            </w:tcMar>
+            <w:tcBorders>
+              <w:top w:val="single" w:sz="4" w:space="0" w:color="CCCCCC"/>
+              <w:bottom w:val="single" w:sz="4" w:space="0" w:color="CCCCCC"/>
+              <w:left w:val="single" w:sz="4" w:space="0" w:color="CCCCCC"/>
+              <w:right w:val="single" w:sz="4" w:space="0" w:color="CCCCCC"/>
+            </w:tcBorders>
+          </w:tcPr>
+          <w:p>
+            <w:pPr>
+              <w:spacing w:before="60" w:after="60" w:line="252" w:lineRule="auto"/>
+              <w:jc w:val="left"/>
+            </w:pPr>
+            <w:r/>
+            <w:r>
+              <w:t>667.75</w:t>
+            </w:r>
+          </w:p>
+        </w:tc>
+        <w:tc>
+          <w:tcPr>
+            <w:tcW w:type="dxa" w:w="2016"/>
+            <w:shd w:fill="FFFFFF"/>
+            <w:tcMar>
+              <w:top w:w="100" w:type="dxa"/>
+              <w:bottom w:w="100" w:type="dxa"/>
+              <w:left w:w="120" w:type="dxa"/>
+              <w:right w:w="120" w:type="dxa"/>
+            </w:tcMar>
+            <w:tcBorders>
+              <w:top w:val="single" w:sz="4" w:space="0" w:color="CCCCCC"/>
+              <w:bottom w:val="single" w:sz="4" w:space="0" w:color="CCCCCC"/>
+              <w:left w:val="single" w:sz="4" w:space="0" w:color="CCCCCC"/>
+              <w:right w:val="single" w:sz="4" w:space="0" w:color="CCCCCC"/>
+            </w:tcBorders>
+          </w:tcPr>
+          <w:p>
+            <w:pPr>
+              <w:spacing w:before="60" w:after="60" w:line="252" w:lineRule="auto"/>
+              <w:jc w:val="left"/>
+            </w:pPr>
+            <w:r/>
+            <w:r>
+              <w:t>674.25</w:t>
+            </w:r>
+          </w:p>
+        </w:tc>
+        <w:tc>
+          <w:tcPr>
+            <w:tcW w:type="dxa" w:w="1152"/>
+            <w:shd w:fill="FFFFFF"/>
+            <w:tcMar>
+              <w:top w:w="100" w:type="dxa"/>
+              <w:bottom w:w="100" w:type="dxa"/>
+              <w:left w:w="120" w:type="dxa"/>
+              <w:right w:w="120" w:type="dxa"/>
+            </w:tcMar>
+            <w:tcBorders>
+              <w:top w:val="single" w:sz="4" w:space="0" w:color="CCCCCC"/>
+              <w:bottom w:val="single" w:sz="4" w:space="0" w:color="CCCCCC"/>
+              <w:left w:val="single" w:sz="4" w:space="0" w:color="CCCCCC"/>
+              <w:right w:val="single" w:sz="4" w:space="0" w:color="CCCCCC"/>
+            </w:tcBorders>
+          </w:tcPr>
+          <w:p>
+            <w:pPr>
+              <w:spacing w:before="60" w:after="60" w:line="252" w:lineRule="auto"/>
+              <w:jc w:val="left"/>
+            </w:pPr>
+            <w:r/>
+            <w:r>
+              <w:t>659.25</w:t>
+            </w:r>
+          </w:p>
+        </w:tc>
+        <w:tc>
+          <w:tcPr>
+            <w:tcW w:type="dxa" w:w="1728"/>
+            <w:shd w:fill="FFFFFF"/>
+            <w:tcMar>
+              <w:top w:w="100" w:type="dxa"/>
+              <w:bottom w:w="100" w:type="dxa"/>
+              <w:left w:w="120" w:type="dxa"/>
+              <w:right w:w="120" w:type="dxa"/>
+            </w:tcMar>
+            <w:tcBorders>
+              <w:top w:val="single" w:sz="4" w:space="0" w:color="CCCCCC"/>
+              <w:bottom w:val="single" w:sz="4" w:space="0" w:color="CCCCCC"/>
+              <w:left w:val="single" w:sz="4" w:space="0" w:color="CCCCCC"/>
+              <w:right w:val="single" w:sz="4" w:space="0" w:color="CCCCCC"/>
+            </w:tcBorders>
+          </w:tcPr>
+          <w:p>
+            <w:pPr>
+              <w:spacing w:before="60" w:after="60" w:line="252" w:lineRule="auto"/>
+              <w:jc w:val="left"/>
+            </w:pPr>
+            <w:r/>
+            <w:r>
+              <w:rPr>
+                <w:b/>
+              </w:rPr>
+              <w:t>668.25</w:t>
+            </w:r>
+          </w:p>
+        </w:tc>
+        <w:tc>
+          <w:tcPr>
+            <w:tcW w:type="dxa" w:w="3456"/>
+            <w:shd w:fill="FFFFFF"/>
+            <w:tcMar>
+              <w:top w:w="100" w:type="dxa"/>
+              <w:bottom w:w="100" w:type="dxa"/>
+              <w:left w:w="120" w:type="dxa"/>
+              <w:right w:w="120" w:type="dxa"/>
+            </w:tcMar>
+            <w:tcBorders>
+              <w:top w:val="single" w:sz="4" w:space="0" w:color="CCCCCC"/>
+              <w:bottom w:val="single" w:sz="4" w:space="0" w:color="CCCCCC"/>
+              <w:left w:val="single" w:sz="4" w:space="0" w:color="CCCCCC"/>
+              <w:right w:val="single" w:sz="4" w:space="0" w:color="CCCCCC"/>
+            </w:tcBorders>
+          </w:tcPr>
+          <w:p>
+            <w:pPr>
+              <w:spacing w:before="60" w:after="60" w:line="252" w:lineRule="auto"/>
+              <w:jc w:val="left"/>
+            </w:pPr>
+            <w:r/>
+            <w:r>
+              <w:rPr>
+                <w:b/>
+              </w:rPr>
+              <w:t>+0.50</w:t>
+            </w:r>
+          </w:p>
+        </w:tc>
+        <w:tc>
+          <w:tcPr>
+            <w:tcW w:type="dxa" w:w="1440"/>
+            <w:shd w:fill="FFFFFF"/>
+            <w:tcMar>
+              <w:top w:w="100" w:type="dxa"/>
+              <w:bottom w:w="100" w:type="dxa"/>
+              <w:left w:w="120" w:type="dxa"/>
+              <w:right w:w="120" w:type="dxa"/>
+            </w:tcMar>
+            <w:tcBorders>
+              <w:top w:val="single" w:sz="4" w:space="0" w:color="CCCCCC"/>
+              <w:bottom w:val="single" w:sz="4" w:space="0" w:color="CCCCCC"/>
+              <w:left w:val="single" w:sz="4" w:space="0" w:color="CCCCCC"/>
+              <w:right w:val="single" w:sz="4" w:space="0" w:color="CCCCCC"/>
+            </w:tcBorders>
+          </w:tcPr>
+          <w:p>
+            <w:pPr>
+              <w:spacing w:before="60" w:after="60" w:line="252" w:lineRule="auto"/>
+              <w:jc w:val="left"/>
+            </w:pPr>
+            <w:r/>
+            <w:r>
+              <w:t>BULL</w:t>
+            </w:r>
+          </w:p>
+        </w:tc>
+      </w:tr>
+      <w:tr>
+        <w:tc>
+          <w:tcPr>
+            <w:tcW w:type="dxa" w:w="1584"/>
+            <w:shd w:fill="F8FAFC"/>
+            <w:tcMar>
+              <w:top w:w="100" w:type="dxa"/>
+              <w:bottom w:w="100" w:type="dxa"/>
+              <w:left w:w="120" w:type="dxa"/>
+              <w:right w:w="120" w:type="dxa"/>
+            </w:tcMar>
+            <w:tcBorders>
+              <w:top w:val="single" w:sz="4" w:space="0" w:color="CCCCCC"/>
+              <w:bottom w:val="single" w:sz="4" w:space="0" w:color="CCCCCC"/>
+              <w:left w:val="single" w:sz="4" w:space="0" w:color="CCCCCC"/>
+              <w:right w:val="single" w:sz="4" w:space="0" w:color="CCCCCC"/>
+            </w:tcBorders>
+          </w:tcPr>
+          <w:p>
+            <w:pPr>
+              <w:spacing w:before="60" w:after="60" w:line="252" w:lineRule="auto"/>
+              <w:jc w:val="left"/>
+            </w:pPr>
+            <w:r/>
+            <w:r>
+              <w:rPr>
+                <w:b/>
+              </w:rPr>
+              <w:t>Thu 13/08</w:t>
+            </w:r>
+          </w:p>
+        </w:tc>
+        <w:tc>
+          <w:tcPr>
+            <w:tcW w:type="dxa" w:w="864"/>
+            <w:shd w:fill="F8FAFC"/>
+            <w:tcMar>
+              <w:top w:w="100" w:type="dxa"/>
+              <w:bottom w:w="100" w:type="dxa"/>
+              <w:left w:w="120" w:type="dxa"/>
+              <w:right w:w="120" w:type="dxa"/>
+            </w:tcMar>
+            <w:tcBorders>
+              <w:top w:val="single" w:sz="4" w:space="0" w:color="CCCCCC"/>
+              <w:bottom w:val="single" w:sz="4" w:space="0" w:color="CCCCCC"/>
+              <w:left w:val="single" w:sz="4" w:space="0" w:color="CCCCCC"/>
+              <w:right w:val="single" w:sz="4" w:space="0" w:color="CCCCCC"/>
+            </w:tcBorders>
+          </w:tcPr>
+          <w:p>
+            <w:pPr>
+              <w:spacing w:before="60" w:after="60" w:line="252" w:lineRule="auto"/>
+              <w:jc w:val="left"/>
+            </w:pPr>
+            <w:r/>
+            <w:r>
+              <w:t>NY Open 21-23</w:t>
+            </w:r>
+          </w:p>
+        </w:tc>
+        <w:tc>
+          <w:tcPr>
+            <w:tcW w:type="dxa" w:w="1440"/>
+            <w:shd w:fill="F8FAFC"/>
+            <w:tcMar>
+              <w:top w:w="100" w:type="dxa"/>
+              <w:bottom w:w="100" w:type="dxa"/>
+              <w:left w:w="120" w:type="dxa"/>
+              <w:right w:w="120" w:type="dxa"/>
+            </w:tcMar>
+            <w:tcBorders>
+              <w:top w:val="single" w:sz="4" w:space="0" w:color="CCCCCC"/>
+              <w:bottom w:val="single" w:sz="4" w:space="0" w:color="CCCCCC"/>
+              <w:left w:val="single" w:sz="4" w:space="0" w:color="CCCCCC"/>
+              <w:right w:val="single" w:sz="4" w:space="0" w:color="CCCCCC"/>
+            </w:tcBorders>
+          </w:tcPr>
+          <w:p>
+            <w:pPr>
+              <w:spacing w:before="60" w:after="60" w:line="252" w:lineRule="auto"/>
+              <w:jc w:val="left"/>
+            </w:pPr>
+            <w:r/>
+            <w:r>
+              <w:t>668.25</w:t>
+            </w:r>
+          </w:p>
+        </w:tc>
+        <w:tc>
+          <w:tcPr>
+            <w:tcW w:type="dxa" w:w="2016"/>
+            <w:shd w:fill="F8FAFC"/>
+            <w:tcMar>
+              <w:top w:w="100" w:type="dxa"/>
+              <w:bottom w:w="100" w:type="dxa"/>
+              <w:left w:w="120" w:type="dxa"/>
+              <w:right w:w="120" w:type="dxa"/>
+            </w:tcMar>
+            <w:tcBorders>
+              <w:top w:val="single" w:sz="4" w:space="0" w:color="CCCCCC"/>
+              <w:bottom w:val="single" w:sz="4" w:space="0" w:color="CCCCCC"/>
+              <w:left w:val="single" w:sz="4" w:space="0" w:color="CCCCCC"/>
+              <w:right w:val="single" w:sz="4" w:space="0" w:color="CCCCCC"/>
+            </w:tcBorders>
+          </w:tcPr>
+          <w:p>
+            <w:pPr>
+              <w:spacing w:before="60" w:after="60" w:line="252" w:lineRule="auto"/>
+              <w:jc w:val="left"/>
+            </w:pPr>
+            <w:r/>
+            <w:r>
+              <w:t>679.25</w:t>
+            </w:r>
+          </w:p>
+        </w:tc>
+        <w:tc>
+          <w:tcPr>
+            <w:tcW w:type="dxa" w:w="1152"/>
+            <w:shd w:fill="F8FAFC"/>
+            <w:tcMar>
+              <w:top w:w="100" w:type="dxa"/>
+              <w:bottom w:w="100" w:type="dxa"/>
+              <w:left w:w="120" w:type="dxa"/>
+              <w:right w:w="120" w:type="dxa"/>
+            </w:tcMar>
+            <w:tcBorders>
+              <w:top w:val="single" w:sz="4" w:space="0" w:color="CCCCCC"/>
+              <w:bottom w:val="single" w:sz="4" w:space="0" w:color="CCCCCC"/>
+              <w:left w:val="single" w:sz="4" w:space="0" w:color="CCCCCC"/>
+              <w:right w:val="single" w:sz="4" w:space="0" w:color="CCCCCC"/>
+            </w:tcBorders>
+          </w:tcPr>
+          <w:p>
+            <w:pPr>
+              <w:spacing w:before="60" w:after="60" w:line="252" w:lineRule="auto"/>
+              <w:jc w:val="left"/>
+            </w:pPr>
+            <w:r/>
+            <w:r>
+              <w:t>656.50</w:t>
+            </w:r>
+          </w:p>
+        </w:tc>
+        <w:tc>
+          <w:tcPr>
+            <w:tcW w:type="dxa" w:w="1728"/>
+            <w:shd w:fill="F8FAFC"/>
+            <w:tcMar>
+              <w:top w:w="100" w:type="dxa"/>
+              <w:bottom w:w="100" w:type="dxa"/>
+              <w:left w:w="120" w:type="dxa"/>
+              <w:right w:w="120" w:type="dxa"/>
+            </w:tcMar>
+            <w:tcBorders>
+              <w:top w:val="single" w:sz="4" w:space="0" w:color="CCCCCC"/>
+              <w:bottom w:val="single" w:sz="4" w:space="0" w:color="CCCCCC"/>
+              <w:left w:val="single" w:sz="4" w:space="0" w:color="CCCCCC"/>
+              <w:right w:val="single" w:sz="4" w:space="0" w:color="CCCCCC"/>
+            </w:tcBorders>
+          </w:tcPr>
+          <w:p>
+            <w:pPr>
+              <w:spacing w:before="60" w:after="60" w:line="252" w:lineRule="auto"/>
+              <w:jc w:val="left"/>
+            </w:pPr>
+            <w:r/>
+            <w:r>
+              <w:rPr>
+                <w:b/>
+              </w:rPr>
+              <w:t>671.75</w:t>
+            </w:r>
+          </w:p>
+        </w:tc>
+        <w:tc>
+          <w:tcPr>
+            <w:tcW w:type="dxa" w:w="3456"/>
+            <w:shd w:fill="F8FAFC"/>
+            <w:tcMar>
+              <w:top w:w="100" w:type="dxa"/>
+              <w:bottom w:w="100" w:type="dxa"/>
+              <w:left w:w="120" w:type="dxa"/>
+              <w:right w:w="120" w:type="dxa"/>
+            </w:tcMar>
+            <w:tcBorders>
+              <w:top w:val="single" w:sz="4" w:space="0" w:color="CCCCCC"/>
+              <w:bottom w:val="single" w:sz="4" w:space="0" w:color="CCCCCC"/>
+              <w:left w:val="single" w:sz="4" w:space="0" w:color="CCCCCC"/>
+              <w:right w:val="single" w:sz="4" w:space="0" w:color="CCCCCC"/>
+            </w:tcBorders>
+          </w:tcPr>
+          <w:p>
+            <w:pPr>
+              <w:spacing w:before="60" w:after="60" w:line="252" w:lineRule="auto"/>
+              <w:jc w:val="left"/>
+            </w:pPr>
+            <w:r/>
+            <w:r>
+              <w:rPr>
+                <w:b/>
+              </w:rPr>
+              <w:t>+3.50</w:t>
+            </w:r>
+          </w:p>
+        </w:tc>
+        <w:tc>
+          <w:tcPr>
+            <w:tcW w:type="dxa" w:w="1440"/>
+            <w:shd w:fill="F8FAFC"/>
+            <w:tcMar>
+              <w:top w:w="100" w:type="dxa"/>
+              <w:bottom w:w="100" w:type="dxa"/>
+              <w:left w:w="120" w:type="dxa"/>
+              <w:right w:w="120" w:type="dxa"/>
+            </w:tcMar>
+            <w:tcBorders>
+              <w:top w:val="single" w:sz="4" w:space="0" w:color="CCCCCC"/>
+              <w:bottom w:val="single" w:sz="4" w:space="0" w:color="CCCCCC"/>
+              <w:left w:val="single" w:sz="4" w:space="0" w:color="CCCCCC"/>
+              <w:right w:val="single" w:sz="4" w:space="0" w:color="CCCCCC"/>
+            </w:tcBorders>
+          </w:tcPr>
+          <w:p>
+            <w:pPr>
+              <w:spacing w:before="60" w:after="60" w:line="252" w:lineRule="auto"/>
+              <w:jc w:val="left"/>
+            </w:pPr>
+            <w:r/>
+            <w:r>
+              <w:t>BULL</w:t>
+            </w:r>
+          </w:p>
+        </w:tc>
+      </w:tr>
+      <w:tr>
+        <w:tc>
+          <w:tcPr>
+            <w:tcW w:type="dxa" w:w="1584"/>
+            <w:shd w:fill="FFFFFF"/>
+            <w:tcMar>
+              <w:top w:w="100" w:type="dxa"/>
+              <w:bottom w:w="100" w:type="dxa"/>
+              <w:left w:w="120" w:type="dxa"/>
+              <w:right w:w="120" w:type="dxa"/>
+            </w:tcMar>
+            <w:tcBorders>
+              <w:top w:val="single" w:sz="4" w:space="0" w:color="CCCCCC"/>
+              <w:bottom w:val="single" w:sz="4" w:space="0" w:color="CCCCCC"/>
+              <w:left w:val="single" w:sz="4" w:space="0" w:color="CCCCCC"/>
+              <w:right w:val="single" w:sz="4" w:space="0" w:color="CCCCCC"/>
+            </w:tcBorders>
+          </w:tcPr>
+          <w:p>
+            <w:pPr>
+              <w:spacing w:before="60" w:after="60" w:line="252" w:lineRule="auto"/>
+              <w:jc w:val="left"/>
+            </w:pPr>
+            <w:r/>
+            <w:r>
+              <w:rPr>
+                <w:b/>
+              </w:rPr>
+              <w:t>Thu 13/08</w:t>
+            </w:r>
+          </w:p>
+        </w:tc>
+        <w:tc>
+          <w:tcPr>
+            <w:tcW w:type="dxa" w:w="864"/>
+            <w:shd w:fill="FFFFFF"/>
+            <w:tcMar>
+              <w:top w:w="100" w:type="dxa"/>
+              <w:bottom w:w="100" w:type="dxa"/>
+              <w:left w:w="120" w:type="dxa"/>
+              <w:right w:w="120" w:type="dxa"/>
+            </w:tcMar>
+            <w:tcBorders>
+              <w:top w:val="single" w:sz="4" w:space="0" w:color="CCCCCC"/>
+              <w:bottom w:val="single" w:sz="4" w:space="0" w:color="CCCCCC"/>
+              <w:left w:val="single" w:sz="4" w:space="0" w:color="CCCCCC"/>
+              <w:right w:val="single" w:sz="4" w:space="0" w:color="CCCCCC"/>
+            </w:tcBorders>
+          </w:tcPr>
+          <w:p>
+            <w:pPr>
+              <w:spacing w:before="60" w:after="60" w:line="252" w:lineRule="auto"/>
+              <w:jc w:val="left"/>
+            </w:pPr>
+            <w:r/>
+            <w:r>
+              <w:t>NY Close 23-01</w:t>
+            </w:r>
+          </w:p>
+        </w:tc>
+        <w:tc>
+          <w:tcPr>
+            <w:tcW w:type="dxa" w:w="1440"/>
+            <w:shd w:fill="FFFFFF"/>
+            <w:tcMar>
+              <w:top w:w="100" w:type="dxa"/>
+              <w:bottom w:w="100" w:type="dxa"/>
+              <w:left w:w="120" w:type="dxa"/>
+              <w:right w:w="120" w:type="dxa"/>
+            </w:tcMar>
+            <w:tcBorders>
+              <w:top w:val="single" w:sz="4" w:space="0" w:color="CCCCCC"/>
+              <w:bottom w:val="single" w:sz="4" w:space="0" w:color="CCCCCC"/>
+              <w:left w:val="single" w:sz="4" w:space="0" w:color="CCCCCC"/>
+              <w:right w:val="single" w:sz="4" w:space="0" w:color="CCCCCC"/>
+            </w:tcBorders>
+          </w:tcPr>
+          <w:p>
+            <w:pPr>
+              <w:spacing w:before="60" w:after="60" w:line="252" w:lineRule="auto"/>
+              <w:jc w:val="left"/>
+            </w:pPr>
+            <w:r/>
+            <w:r>
+              <w:t>671.75</w:t>
+            </w:r>
+          </w:p>
+        </w:tc>
+        <w:tc>
+          <w:tcPr>
+            <w:tcW w:type="dxa" w:w="2016"/>
+            <w:shd w:fill="FFFFFF"/>
+            <w:tcMar>
+              <w:top w:w="100" w:type="dxa"/>
+              <w:bottom w:w="100" w:type="dxa"/>
+              <w:left w:w="120" w:type="dxa"/>
+              <w:right w:w="120" w:type="dxa"/>
+            </w:tcMar>
+            <w:tcBorders>
+              <w:top w:val="single" w:sz="4" w:space="0" w:color="CCCCCC"/>
+              <w:bottom w:val="single" w:sz="4" w:space="0" w:color="CCCCCC"/>
+              <w:left w:val="single" w:sz="4" w:space="0" w:color="CCCCCC"/>
+              <w:right w:val="single" w:sz="4" w:space="0" w:color="CCCCCC"/>
+            </w:tcBorders>
+          </w:tcPr>
+          <w:p>
+            <w:pPr>
+              <w:spacing w:before="60" w:after="60" w:line="252" w:lineRule="auto"/>
+              <w:jc w:val="left"/>
+            </w:pPr>
+            <w:r/>
+            <w:r>
+              <w:t>677.25</w:t>
+            </w:r>
+          </w:p>
+        </w:tc>
+        <w:tc>
+          <w:tcPr>
+            <w:tcW w:type="dxa" w:w="1152"/>
+            <w:shd w:fill="FFFFFF"/>
+            <w:tcMar>
+              <w:top w:w="100" w:type="dxa"/>
+              <w:bottom w:w="100" w:type="dxa"/>
+              <w:left w:w="120" w:type="dxa"/>
+              <w:right w:w="120" w:type="dxa"/>
+            </w:tcMar>
+            <w:tcBorders>
+              <w:top w:val="single" w:sz="4" w:space="0" w:color="CCCCCC"/>
+              <w:bottom w:val="single" w:sz="4" w:space="0" w:color="CCCCCC"/>
+              <w:left w:val="single" w:sz="4" w:space="0" w:color="CCCCCC"/>
+              <w:right w:val="single" w:sz="4" w:space="0" w:color="CCCCCC"/>
+            </w:tcBorders>
+          </w:tcPr>
+          <w:p>
+            <w:pPr>
+              <w:spacing w:before="60" w:after="60" w:line="252" w:lineRule="auto"/>
+              <w:jc w:val="left"/>
+            </w:pPr>
+            <w:r/>
+            <w:r>
+              <w:t>664.00</w:t>
+            </w:r>
+          </w:p>
+        </w:tc>
+        <w:tc>
+          <w:tcPr>
+            <w:tcW w:type="dxa" w:w="1728"/>
+            <w:shd w:fill="FFFFFF"/>
+            <w:tcMar>
+              <w:top w:w="100" w:type="dxa"/>
+              <w:bottom w:w="100" w:type="dxa"/>
+              <w:left w:w="120" w:type="dxa"/>
+              <w:right w:w="120" w:type="dxa"/>
+            </w:tcMar>
+            <w:tcBorders>
+              <w:top w:val="single" w:sz="4" w:space="0" w:color="CCCCCC"/>
+              <w:bottom w:val="single" w:sz="4" w:space="0" w:color="CCCCCC"/>
+              <w:left w:val="single" w:sz="4" w:space="0" w:color="CCCCCC"/>
+              <w:right w:val="single" w:sz="4" w:space="0" w:color="CCCCCC"/>
+            </w:tcBorders>
+          </w:tcPr>
+          <w:p>
+            <w:pPr>
+              <w:spacing w:before="60" w:after="60" w:line="252" w:lineRule="auto"/>
+              <w:jc w:val="left"/>
+            </w:pPr>
+            <w:r/>
+            <w:r>
+              <w:rPr>
+                <w:b/>
+              </w:rPr>
+              <w:t>672.50</w:t>
+            </w:r>
+          </w:p>
+        </w:tc>
+        <w:tc>
+          <w:tcPr>
+            <w:tcW w:type="dxa" w:w="3456"/>
+            <w:shd w:fill="FFFFFF"/>
+            <w:tcMar>
+              <w:top w:w="100" w:type="dxa"/>
+              <w:bottom w:w="100" w:type="dxa"/>
+              <w:left w:w="120" w:type="dxa"/>
+              <w:right w:w="120" w:type="dxa"/>
+            </w:tcMar>
+            <w:tcBorders>
+              <w:top w:val="single" w:sz="4" w:space="0" w:color="CCCCCC"/>
+              <w:bottom w:val="single" w:sz="4" w:space="0" w:color="CCCCCC"/>
+              <w:left w:val="single" w:sz="4" w:space="0" w:color="CCCCCC"/>
+              <w:right w:val="single" w:sz="4" w:space="0" w:color="CCCCCC"/>
+            </w:tcBorders>
+          </w:tcPr>
+          <w:p>
+            <w:pPr>
+              <w:spacing w:before="60" w:after="60" w:line="252" w:lineRule="auto"/>
+              <w:jc w:val="left"/>
+            </w:pPr>
+            <w:r/>
+            <w:r>
+              <w:rPr>
+                <w:b/>
+              </w:rPr>
+              <w:t>+0.75</w:t>
+            </w:r>
+          </w:p>
+        </w:tc>
+        <w:tc>
+          <w:tcPr>
+            <w:tcW w:type="dxa" w:w="1440"/>
+            <w:shd w:fill="FFFFFF"/>
+            <w:tcMar>
+              <w:top w:w="100" w:type="dxa"/>
+              <w:bottom w:w="100" w:type="dxa"/>
+              <w:left w:w="120" w:type="dxa"/>
+              <w:right w:w="120" w:type="dxa"/>
+            </w:tcMar>
+            <w:tcBorders>
+              <w:top w:val="single" w:sz="4" w:space="0" w:color="CCCCCC"/>
+              <w:bottom w:val="single" w:sz="4" w:space="0" w:color="CCCCCC"/>
+              <w:left w:val="single" w:sz="4" w:space="0" w:color="CCCCCC"/>
+              <w:right w:val="single" w:sz="4" w:space="0" w:color="CCCCCC"/>
+            </w:tcBorders>
+          </w:tcPr>
+          <w:p>
+            <w:pPr>
+              <w:spacing w:before="60" w:after="60" w:line="252" w:lineRule="auto"/>
+              <w:jc w:val="left"/>
+            </w:pPr>
+            <w:r/>
+            <w:r>
+              <w:t>BULL</w:t>
+            </w:r>
+          </w:p>
+        </w:tc>
+      </w:tr>
+      <w:tr>
+        <w:tc>
+          <w:tcPr>
+            <w:tcW w:type="dxa" w:w="1584"/>
+            <w:shd w:fill="F8FAFC"/>
+            <w:tcMar>
+              <w:top w:w="100" w:type="dxa"/>
+              <w:bottom w:w="100" w:type="dxa"/>
+              <w:left w:w="120" w:type="dxa"/>
+              <w:right w:w="120" w:type="dxa"/>
+            </w:tcMar>
+            <w:tcBorders>
+              <w:top w:val="single" w:sz="4" w:space="0" w:color="CCCCCC"/>
+              <w:bottom w:val="single" w:sz="4" w:space="0" w:color="CCCCCC"/>
+              <w:left w:val="single" w:sz="4" w:space="0" w:color="CCCCCC"/>
+              <w:right w:val="single" w:sz="4" w:space="0" w:color="CCCCCC"/>
+            </w:tcBorders>
+          </w:tcPr>
+          <w:p>
+            <w:pPr>
+              <w:spacing w:before="60" w:after="60" w:line="252" w:lineRule="auto"/>
+              <w:jc w:val="left"/>
+            </w:pPr>
+            <w:r/>
+            <w:r>
+              <w:rPr>
+                <w:b/>
+              </w:rPr>
+              <w:t>Fri 14/08</w:t>
+            </w:r>
+          </w:p>
+        </w:tc>
+        <w:tc>
+          <w:tcPr>
+            <w:tcW w:type="dxa" w:w="864"/>
+            <w:shd w:fill="F8FAFC"/>
+            <w:tcMar>
+              <w:top w:w="100" w:type="dxa"/>
+              <w:bottom w:w="100" w:type="dxa"/>
+              <w:left w:w="120" w:type="dxa"/>
+              <w:right w:w="120" w:type="dxa"/>
+            </w:tcMar>
+            <w:tcBorders>
+              <w:top w:val="single" w:sz="4" w:space="0" w:color="CCCCCC"/>
+              <w:bottom w:val="single" w:sz="4" w:space="0" w:color="CCCCCC"/>
+              <w:left w:val="single" w:sz="4" w:space="0" w:color="CCCCCC"/>
+              <w:right w:val="single" w:sz="4" w:space="0" w:color="CCCCCC"/>
+            </w:tcBorders>
+          </w:tcPr>
+          <w:p>
+            <w:pPr>
+              <w:spacing w:before="60" w:after="60" w:line="252" w:lineRule="auto"/>
+              <w:jc w:val="left"/>
+            </w:pPr>
+            <w:r/>
+            <w:r>
+              <w:t>Asia 07-11</w:t>
+            </w:r>
+          </w:p>
+        </w:tc>
+        <w:tc>
+          <w:tcPr>
+            <w:tcW w:type="dxa" w:w="1440"/>
+            <w:shd w:fill="F8FAFC"/>
+            <w:tcMar>
+              <w:top w:w="100" w:type="dxa"/>
+              <w:bottom w:w="100" w:type="dxa"/>
+              <w:left w:w="120" w:type="dxa"/>
+              <w:right w:w="120" w:type="dxa"/>
+            </w:tcMar>
+            <w:tcBorders>
+              <w:top w:val="single" w:sz="4" w:space="0" w:color="CCCCCC"/>
+              <w:bottom w:val="single" w:sz="4" w:space="0" w:color="CCCCCC"/>
+              <w:left w:val="single" w:sz="4" w:space="0" w:color="CCCCCC"/>
+              <w:right w:val="single" w:sz="4" w:space="0" w:color="CCCCCC"/>
+            </w:tcBorders>
+          </w:tcPr>
+          <w:p>
+            <w:pPr>
+              <w:spacing w:before="60" w:after="60" w:line="252" w:lineRule="auto"/>
+              <w:jc w:val="left"/>
+            </w:pPr>
+            <w:r/>
+            <w:r>
+              <w:t>672.50</w:t>
+            </w:r>
+          </w:p>
+        </w:tc>
+        <w:tc>
+          <w:tcPr>
+            <w:tcW w:type="dxa" w:w="2016"/>
+            <w:shd w:fill="F8FAFC"/>
+            <w:tcMar>
+              <w:top w:w="100" w:type="dxa"/>
+              <w:bottom w:w="100" w:type="dxa"/>
+              <w:left w:w="120" w:type="dxa"/>
+              <w:right w:w="120" w:type="dxa"/>
+            </w:tcMar>
+            <w:tcBorders>
+              <w:top w:val="single" w:sz="4" w:space="0" w:color="CCCCCC"/>
+              <w:bottom w:val="single" w:sz="4" w:space="0" w:color="CCCCCC"/>
+              <w:left w:val="single" w:sz="4" w:space="0" w:color="CCCCCC"/>
+              <w:right w:val="single" w:sz="4" w:space="0" w:color="CCCCCC"/>
+            </w:tcBorders>
+          </w:tcPr>
+          <w:p>
+            <w:pPr>
+              <w:spacing w:before="60" w:after="60" w:line="252" w:lineRule="auto"/>
+              <w:jc w:val="left"/>
+            </w:pPr>
+            <w:r/>
+            <w:r>
+              <w:t>681.75</w:t>
+            </w:r>
+          </w:p>
+        </w:tc>
+        <w:tc>
+          <w:tcPr>
+            <w:tcW w:type="dxa" w:w="1152"/>
+            <w:shd w:fill="F8FAFC"/>
+            <w:tcMar>
+              <w:top w:w="100" w:type="dxa"/>
+              <w:bottom w:w="100" w:type="dxa"/>
+              <w:left w:w="120" w:type="dxa"/>
+              <w:right w:w="120" w:type="dxa"/>
+            </w:tcMar>
+            <w:tcBorders>
+              <w:top w:val="single" w:sz="4" w:space="0" w:color="CCCCCC"/>
+              <w:bottom w:val="single" w:sz="4" w:space="0" w:color="CCCCCC"/>
+              <w:left w:val="single" w:sz="4" w:space="0" w:color="CCCCCC"/>
+              <w:right w:val="single" w:sz="4" w:space="0" w:color="CCCCCC"/>
+            </w:tcBorders>
+          </w:tcPr>
+          <w:p>
+            <w:pPr>
+              <w:spacing w:before="60" w:after="60" w:line="252" w:lineRule="auto"/>
+              <w:jc w:val="left"/>
+            </w:pPr>
+            <w:r/>
+            <w:r>
+              <w:t>666.00</w:t>
+            </w:r>
+          </w:p>
+        </w:tc>
+        <w:tc>
+          <w:tcPr>
+            <w:tcW w:type="dxa" w:w="1728"/>
+            <w:shd w:fill="F8FAFC"/>
+            <w:tcMar>
+              <w:top w:w="100" w:type="dxa"/>
+              <w:bottom w:w="100" w:type="dxa"/>
+              <w:left w:w="120" w:type="dxa"/>
+              <w:right w:w="120" w:type="dxa"/>
+            </w:tcMar>
+            <w:tcBorders>
+              <w:top w:val="single" w:sz="4" w:space="0" w:color="CCCCCC"/>
+              <w:bottom w:val="single" w:sz="4" w:space="0" w:color="CCCCCC"/>
+              <w:left w:val="single" w:sz="4" w:space="0" w:color="CCCCCC"/>
+              <w:right w:val="single" w:sz="4" w:space="0" w:color="CCCCCC"/>
+            </w:tcBorders>
+          </w:tcPr>
+          <w:p>
+            <w:pPr>
+              <w:spacing w:before="60" w:after="60" w:line="252" w:lineRule="auto"/>
+              <w:jc w:val="left"/>
+            </w:pPr>
+            <w:r/>
+            <w:r>
+              <w:rPr>
+                <w:b/>
+              </w:rPr>
+              <w:t>671.75</w:t>
+            </w:r>
+          </w:p>
+        </w:tc>
+        <w:tc>
+          <w:tcPr>
+            <w:tcW w:type="dxa" w:w="3456"/>
+            <w:shd w:fill="F8FAFC"/>
             <w:tcMar>
               <w:top w:w="100" w:type="dxa"/>
               <w:bottom w:w="100" w:type="dxa"/>
@@ -27507,7 +30092,7 @@
         <w:tc>
           <w:tcPr>
             <w:tcW w:type="dxa" w:w="1440"/>
-            <w:shd w:fill="FFFFFF"/>
+            <w:shd w:fill="F8FAFC"/>
             <w:tcMar>
               <w:top w:w="100" w:type="dxa"/>
               <w:bottom w:w="100" w:type="dxa"/>
@@ -27537,7 +30122,7 @@
         <w:tc>
           <w:tcPr>
             <w:tcW w:type="dxa" w:w="1584"/>
-            <w:shd w:fill="F8FAFC"/>
+            <w:shd w:fill="FFFFFF"/>
             <w:tcMar>
               <w:top w:w="100" w:type="dxa"/>
               <w:bottom w:w="100" w:type="dxa"/>
@@ -27561,126 +30146,126 @@
               <w:rPr>
                 <w:b/>
               </w:rPr>
-              <w:t>Wed 12/08</w:t>
+              <w:t>Fri 14/08</w:t>
             </w:r>
           </w:p>
         </w:tc>
         <w:tc>
           <w:tcPr>
             <w:tcW w:type="dxa" w:w="864"/>
-            <w:shd w:fill="F8FAFC"/>
-            <w:tcMar>
-              <w:top w:w="100" w:type="dxa"/>
-              <w:bottom w:w="100" w:type="dxa"/>
-              <w:left w:w="120" w:type="dxa"/>
-              <w:right w:w="120" w:type="dxa"/>
-            </w:tcMar>
-            <w:tcBorders>
-              <w:top w:val="single" w:sz="4" w:space="0" w:color="CCCCCC"/>
-              <w:bottom w:val="single" w:sz="4" w:space="0" w:color="CCCCCC"/>
-              <w:left w:val="single" w:sz="4" w:space="0" w:color="CCCCCC"/>
-              <w:right w:val="single" w:sz="4" w:space="0" w:color="CCCCCC"/>
-            </w:tcBorders>
-          </w:tcPr>
-          <w:p>
-            <w:pPr>
-              <w:spacing w:before="60" w:after="60" w:line="252" w:lineRule="auto"/>
-              <w:jc w:val="left"/>
-            </w:pPr>
-            <w:r/>
-            <w:r>
-              <w:t>London 15-19</w:t>
+            <w:shd w:fill="FFFFFF"/>
+            <w:tcMar>
+              <w:top w:w="100" w:type="dxa"/>
+              <w:bottom w:w="100" w:type="dxa"/>
+              <w:left w:w="120" w:type="dxa"/>
+              <w:right w:w="120" w:type="dxa"/>
+            </w:tcMar>
+            <w:tcBorders>
+              <w:top w:val="single" w:sz="4" w:space="0" w:color="CCCCCC"/>
+              <w:bottom w:val="single" w:sz="4" w:space="0" w:color="CCCCCC"/>
+              <w:left w:val="single" w:sz="4" w:space="0" w:color="CCCCCC"/>
+              <w:right w:val="single" w:sz="4" w:space="0" w:color="CCCCCC"/>
+            </w:tcBorders>
+          </w:tcPr>
+          <w:p>
+            <w:pPr>
+              <w:spacing w:before="60" w:after="60" w:line="252" w:lineRule="auto"/>
+              <w:jc w:val="left"/>
+            </w:pPr>
+            <w:r/>
+            <w:r>
+              <w:t>Asia 11-15</w:t>
             </w:r>
           </w:p>
         </w:tc>
         <w:tc>
           <w:tcPr>
             <w:tcW w:type="dxa" w:w="1440"/>
-            <w:shd w:fill="F8FAFC"/>
-            <w:tcMar>
-              <w:top w:w="100" w:type="dxa"/>
-              <w:bottom w:w="100" w:type="dxa"/>
-              <w:left w:w="120" w:type="dxa"/>
-              <w:right w:w="120" w:type="dxa"/>
-            </w:tcMar>
-            <w:tcBorders>
-              <w:top w:val="single" w:sz="4" w:space="0" w:color="CCCCCC"/>
-              <w:bottom w:val="single" w:sz="4" w:space="0" w:color="CCCCCC"/>
-              <w:left w:val="single" w:sz="4" w:space="0" w:color="CCCCCC"/>
-              <w:right w:val="single" w:sz="4" w:space="0" w:color="CCCCCC"/>
-            </w:tcBorders>
-          </w:tcPr>
-          <w:p>
-            <w:pPr>
-              <w:spacing w:before="60" w:after="60" w:line="252" w:lineRule="auto"/>
-              <w:jc w:val="left"/>
-            </w:pPr>
-            <w:r/>
-            <w:r>
-              <w:t>664.75</w:t>
+            <w:shd w:fill="FFFFFF"/>
+            <w:tcMar>
+              <w:top w:w="100" w:type="dxa"/>
+              <w:bottom w:w="100" w:type="dxa"/>
+              <w:left w:w="120" w:type="dxa"/>
+              <w:right w:w="120" w:type="dxa"/>
+            </w:tcMar>
+            <w:tcBorders>
+              <w:top w:val="single" w:sz="4" w:space="0" w:color="CCCCCC"/>
+              <w:bottom w:val="single" w:sz="4" w:space="0" w:color="CCCCCC"/>
+              <w:left w:val="single" w:sz="4" w:space="0" w:color="CCCCCC"/>
+              <w:right w:val="single" w:sz="4" w:space="0" w:color="CCCCCC"/>
+            </w:tcBorders>
+          </w:tcPr>
+          <w:p>
+            <w:pPr>
+              <w:spacing w:before="60" w:after="60" w:line="252" w:lineRule="auto"/>
+              <w:jc w:val="left"/>
+            </w:pPr>
+            <w:r/>
+            <w:r>
+              <w:t>671.75</w:t>
             </w:r>
           </w:p>
         </w:tc>
         <w:tc>
           <w:tcPr>
             <w:tcW w:type="dxa" w:w="2016"/>
-            <w:shd w:fill="F8FAFC"/>
-            <w:tcMar>
-              <w:top w:w="100" w:type="dxa"/>
-              <w:bottom w:w="100" w:type="dxa"/>
-              <w:left w:w="120" w:type="dxa"/>
-              <w:right w:w="120" w:type="dxa"/>
-            </w:tcMar>
-            <w:tcBorders>
-              <w:top w:val="single" w:sz="4" w:space="0" w:color="CCCCCC"/>
-              <w:bottom w:val="single" w:sz="4" w:space="0" w:color="CCCCCC"/>
-              <w:left w:val="single" w:sz="4" w:space="0" w:color="CCCCCC"/>
-              <w:right w:val="single" w:sz="4" w:space="0" w:color="CCCCCC"/>
-            </w:tcBorders>
-          </w:tcPr>
-          <w:p>
-            <w:pPr>
-              <w:spacing w:before="60" w:after="60" w:line="252" w:lineRule="auto"/>
-              <w:jc w:val="left"/>
-            </w:pPr>
-            <w:r/>
-            <w:r>
-              <w:t>678.25</w:t>
+            <w:shd w:fill="FFFFFF"/>
+            <w:tcMar>
+              <w:top w:w="100" w:type="dxa"/>
+              <w:bottom w:w="100" w:type="dxa"/>
+              <w:left w:w="120" w:type="dxa"/>
+              <w:right w:w="120" w:type="dxa"/>
+            </w:tcMar>
+            <w:tcBorders>
+              <w:top w:val="single" w:sz="4" w:space="0" w:color="CCCCCC"/>
+              <w:bottom w:val="single" w:sz="4" w:space="0" w:color="CCCCCC"/>
+              <w:left w:val="single" w:sz="4" w:space="0" w:color="CCCCCC"/>
+              <w:right w:val="single" w:sz="4" w:space="0" w:color="CCCCCC"/>
+            </w:tcBorders>
+          </w:tcPr>
+          <w:p>
+            <w:pPr>
+              <w:spacing w:before="60" w:after="60" w:line="252" w:lineRule="auto"/>
+              <w:jc w:val="left"/>
+            </w:pPr>
+            <w:r/>
+            <w:r>
+              <w:t>679.25</w:t>
             </w:r>
           </w:p>
         </w:tc>
         <w:tc>
           <w:tcPr>
             <w:tcW w:type="dxa" w:w="1152"/>
-            <w:shd w:fill="F8FAFC"/>
-            <w:tcMar>
-              <w:top w:w="100" w:type="dxa"/>
-              <w:bottom w:w="100" w:type="dxa"/>
-              <w:left w:w="120" w:type="dxa"/>
-              <w:right w:w="120" w:type="dxa"/>
-            </w:tcMar>
-            <w:tcBorders>
-              <w:top w:val="single" w:sz="4" w:space="0" w:color="CCCCCC"/>
-              <w:bottom w:val="single" w:sz="4" w:space="0" w:color="CCCCCC"/>
-              <w:left w:val="single" w:sz="4" w:space="0" w:color="CCCCCC"/>
-              <w:right w:val="single" w:sz="4" w:space="0" w:color="CCCCCC"/>
-            </w:tcBorders>
-          </w:tcPr>
-          <w:p>
-            <w:pPr>
-              <w:spacing w:before="60" w:after="60" w:line="252" w:lineRule="auto"/>
-              <w:jc w:val="left"/>
-            </w:pPr>
-            <w:r/>
-            <w:r>
-              <w:t>651.75</w:t>
+            <w:shd w:fill="FFFFFF"/>
+            <w:tcMar>
+              <w:top w:w="100" w:type="dxa"/>
+              <w:bottom w:w="100" w:type="dxa"/>
+              <w:left w:w="120" w:type="dxa"/>
+              <w:right w:w="120" w:type="dxa"/>
+            </w:tcMar>
+            <w:tcBorders>
+              <w:top w:val="single" w:sz="4" w:space="0" w:color="CCCCCC"/>
+              <w:bottom w:val="single" w:sz="4" w:space="0" w:color="CCCCCC"/>
+              <w:left w:val="single" w:sz="4" w:space="0" w:color="CCCCCC"/>
+              <w:right w:val="single" w:sz="4" w:space="0" w:color="CCCCCC"/>
+            </w:tcBorders>
+          </w:tcPr>
+          <w:p>
+            <w:pPr>
+              <w:spacing w:before="60" w:after="60" w:line="252" w:lineRule="auto"/>
+              <w:jc w:val="left"/>
+            </w:pPr>
+            <w:r/>
+            <w:r>
+              <w:t>665.75</w:t>
             </w:r>
           </w:p>
         </w:tc>
         <w:tc>
           <w:tcPr>
             <w:tcW w:type="dxa" w:w="1728"/>
-            <w:shd w:fill="F8FAFC"/>
+            <w:shd w:fill="FFFFFF"/>
             <w:tcMar>
               <w:top w:w="100" w:type="dxa"/>
               <w:bottom w:w="100" w:type="dxa"/>
@@ -27704,7 +30289,712 @@
               <w:rPr>
                 <w:b/>
               </w:rPr>
-              <w:t>666.50</w:t>
+              <w:t>670.75</w:t>
+            </w:r>
+          </w:p>
+        </w:tc>
+        <w:tc>
+          <w:tcPr>
+            <w:tcW w:type="dxa" w:w="3456"/>
+            <w:shd w:fill="FFFFFF"/>
+            <w:tcMar>
+              <w:top w:w="100" w:type="dxa"/>
+              <w:bottom w:w="100" w:type="dxa"/>
+              <w:left w:w="120" w:type="dxa"/>
+              <w:right w:w="120" w:type="dxa"/>
+            </w:tcMar>
+            <w:tcBorders>
+              <w:top w:val="single" w:sz="4" w:space="0" w:color="CCCCCC"/>
+              <w:bottom w:val="single" w:sz="4" w:space="0" w:color="CCCCCC"/>
+              <w:left w:val="single" w:sz="4" w:space="0" w:color="CCCCCC"/>
+              <w:right w:val="single" w:sz="4" w:space="0" w:color="CCCCCC"/>
+            </w:tcBorders>
+          </w:tcPr>
+          <w:p>
+            <w:pPr>
+              <w:spacing w:before="60" w:after="60" w:line="252" w:lineRule="auto"/>
+              <w:jc w:val="left"/>
+            </w:pPr>
+            <w:r/>
+            <w:r>
+              <w:rPr>
+                <w:b/>
+              </w:rPr>
+              <w:t>-1.00</w:t>
+            </w:r>
+          </w:p>
+        </w:tc>
+        <w:tc>
+          <w:tcPr>
+            <w:tcW w:type="dxa" w:w="1440"/>
+            <w:shd w:fill="FFFFFF"/>
+            <w:tcMar>
+              <w:top w:w="100" w:type="dxa"/>
+              <w:bottom w:w="100" w:type="dxa"/>
+              <w:left w:w="120" w:type="dxa"/>
+              <w:right w:w="120" w:type="dxa"/>
+            </w:tcMar>
+            <w:tcBorders>
+              <w:top w:val="single" w:sz="4" w:space="0" w:color="CCCCCC"/>
+              <w:bottom w:val="single" w:sz="4" w:space="0" w:color="CCCCCC"/>
+              <w:left w:val="single" w:sz="4" w:space="0" w:color="CCCCCC"/>
+              <w:right w:val="single" w:sz="4" w:space="0" w:color="CCCCCC"/>
+            </w:tcBorders>
+          </w:tcPr>
+          <w:p>
+            <w:pPr>
+              <w:spacing w:before="60" w:after="60" w:line="252" w:lineRule="auto"/>
+              <w:jc w:val="left"/>
+            </w:pPr>
+            <w:r/>
+            <w:r>
+              <w:t>BEAR</w:t>
+            </w:r>
+          </w:p>
+        </w:tc>
+      </w:tr>
+      <w:tr>
+        <w:tc>
+          <w:tcPr>
+            <w:tcW w:type="dxa" w:w="1584"/>
+            <w:shd w:fill="F8FAFC"/>
+            <w:tcMar>
+              <w:top w:w="100" w:type="dxa"/>
+              <w:bottom w:w="100" w:type="dxa"/>
+              <w:left w:w="120" w:type="dxa"/>
+              <w:right w:w="120" w:type="dxa"/>
+            </w:tcMar>
+            <w:tcBorders>
+              <w:top w:val="single" w:sz="4" w:space="0" w:color="CCCCCC"/>
+              <w:bottom w:val="single" w:sz="4" w:space="0" w:color="CCCCCC"/>
+              <w:left w:val="single" w:sz="4" w:space="0" w:color="CCCCCC"/>
+              <w:right w:val="single" w:sz="4" w:space="0" w:color="CCCCCC"/>
+            </w:tcBorders>
+          </w:tcPr>
+          <w:p>
+            <w:pPr>
+              <w:spacing w:before="60" w:after="60" w:line="252" w:lineRule="auto"/>
+              <w:jc w:val="left"/>
+            </w:pPr>
+            <w:r/>
+            <w:r>
+              <w:rPr>
+                <w:b/>
+              </w:rPr>
+              <w:t>Fri 14/08</w:t>
+            </w:r>
+          </w:p>
+        </w:tc>
+        <w:tc>
+          <w:tcPr>
+            <w:tcW w:type="dxa" w:w="864"/>
+            <w:shd w:fill="F8FAFC"/>
+            <w:tcMar>
+              <w:top w:w="100" w:type="dxa"/>
+              <w:bottom w:w="100" w:type="dxa"/>
+              <w:left w:w="120" w:type="dxa"/>
+              <w:right w:w="120" w:type="dxa"/>
+            </w:tcMar>
+            <w:tcBorders>
+              <w:top w:val="single" w:sz="4" w:space="0" w:color="CCCCCC"/>
+              <w:bottom w:val="single" w:sz="4" w:space="0" w:color="CCCCCC"/>
+              <w:left w:val="single" w:sz="4" w:space="0" w:color="CCCCCC"/>
+              <w:right w:val="single" w:sz="4" w:space="0" w:color="CCCCCC"/>
+            </w:tcBorders>
+          </w:tcPr>
+          <w:p>
+            <w:pPr>
+              <w:spacing w:before="60" w:after="60" w:line="252" w:lineRule="auto"/>
+              <w:jc w:val="left"/>
+            </w:pPr>
+            <w:r/>
+            <w:r>
+              <w:t>London 15-19</w:t>
+            </w:r>
+          </w:p>
+        </w:tc>
+        <w:tc>
+          <w:tcPr>
+            <w:tcW w:type="dxa" w:w="1440"/>
+            <w:shd w:fill="F8FAFC"/>
+            <w:tcMar>
+              <w:top w:w="100" w:type="dxa"/>
+              <w:bottom w:w="100" w:type="dxa"/>
+              <w:left w:w="120" w:type="dxa"/>
+              <w:right w:w="120" w:type="dxa"/>
+            </w:tcMar>
+            <w:tcBorders>
+              <w:top w:val="single" w:sz="4" w:space="0" w:color="CCCCCC"/>
+              <w:bottom w:val="single" w:sz="4" w:space="0" w:color="CCCCCC"/>
+              <w:left w:val="single" w:sz="4" w:space="0" w:color="CCCCCC"/>
+              <w:right w:val="single" w:sz="4" w:space="0" w:color="CCCCCC"/>
+            </w:tcBorders>
+          </w:tcPr>
+          <w:p>
+            <w:pPr>
+              <w:spacing w:before="60" w:after="60" w:line="252" w:lineRule="auto"/>
+              <w:jc w:val="left"/>
+            </w:pPr>
+            <w:r/>
+            <w:r>
+              <w:t>670.75</w:t>
+            </w:r>
+          </w:p>
+        </w:tc>
+        <w:tc>
+          <w:tcPr>
+            <w:tcW w:type="dxa" w:w="2016"/>
+            <w:shd w:fill="F8FAFC"/>
+            <w:tcMar>
+              <w:top w:w="100" w:type="dxa"/>
+              <w:bottom w:w="100" w:type="dxa"/>
+              <w:left w:w="120" w:type="dxa"/>
+              <w:right w:w="120" w:type="dxa"/>
+            </w:tcMar>
+            <w:tcBorders>
+              <w:top w:val="single" w:sz="4" w:space="0" w:color="CCCCCC"/>
+              <w:bottom w:val="single" w:sz="4" w:space="0" w:color="CCCCCC"/>
+              <w:left w:val="single" w:sz="4" w:space="0" w:color="CCCCCC"/>
+              <w:right w:val="single" w:sz="4" w:space="0" w:color="CCCCCC"/>
+            </w:tcBorders>
+          </w:tcPr>
+          <w:p>
+            <w:pPr>
+              <w:spacing w:before="60" w:after="60" w:line="252" w:lineRule="auto"/>
+              <w:jc w:val="left"/>
+            </w:pPr>
+            <w:r/>
+            <w:r>
+              <w:t>677.75</w:t>
+            </w:r>
+          </w:p>
+        </w:tc>
+        <w:tc>
+          <w:tcPr>
+            <w:tcW w:type="dxa" w:w="1152"/>
+            <w:shd w:fill="F8FAFC"/>
+            <w:tcMar>
+              <w:top w:w="100" w:type="dxa"/>
+              <w:bottom w:w="100" w:type="dxa"/>
+              <w:left w:w="120" w:type="dxa"/>
+              <w:right w:w="120" w:type="dxa"/>
+            </w:tcMar>
+            <w:tcBorders>
+              <w:top w:val="single" w:sz="4" w:space="0" w:color="CCCCCC"/>
+              <w:bottom w:val="single" w:sz="4" w:space="0" w:color="CCCCCC"/>
+              <w:left w:val="single" w:sz="4" w:space="0" w:color="CCCCCC"/>
+              <w:right w:val="single" w:sz="4" w:space="0" w:color="CCCCCC"/>
+            </w:tcBorders>
+          </w:tcPr>
+          <w:p>
+            <w:pPr>
+              <w:spacing w:before="60" w:after="60" w:line="252" w:lineRule="auto"/>
+              <w:jc w:val="left"/>
+            </w:pPr>
+            <w:r/>
+            <w:r>
+              <w:t>657.25</w:t>
+            </w:r>
+          </w:p>
+        </w:tc>
+        <w:tc>
+          <w:tcPr>
+            <w:tcW w:type="dxa" w:w="1728"/>
+            <w:shd w:fill="F8FAFC"/>
+            <w:tcMar>
+              <w:top w:w="100" w:type="dxa"/>
+              <w:bottom w:w="100" w:type="dxa"/>
+              <w:left w:w="120" w:type="dxa"/>
+              <w:right w:w="120" w:type="dxa"/>
+            </w:tcMar>
+            <w:tcBorders>
+              <w:top w:val="single" w:sz="4" w:space="0" w:color="CCCCCC"/>
+              <w:bottom w:val="single" w:sz="4" w:space="0" w:color="CCCCCC"/>
+              <w:left w:val="single" w:sz="4" w:space="0" w:color="CCCCCC"/>
+              <w:right w:val="single" w:sz="4" w:space="0" w:color="CCCCCC"/>
+            </w:tcBorders>
+          </w:tcPr>
+          <w:p>
+            <w:pPr>
+              <w:spacing w:before="60" w:after="60" w:line="252" w:lineRule="auto"/>
+              <w:jc w:val="left"/>
+            </w:pPr>
+            <w:r/>
+            <w:r>
+              <w:rPr>
+                <w:b/>
+              </w:rPr>
+              <w:t>671.50</w:t>
+            </w:r>
+          </w:p>
+        </w:tc>
+        <w:tc>
+          <w:tcPr>
+            <w:tcW w:type="dxa" w:w="3456"/>
+            <w:shd w:fill="F8FAFC"/>
+            <w:tcMar>
+              <w:top w:w="100" w:type="dxa"/>
+              <w:bottom w:w="100" w:type="dxa"/>
+              <w:left w:w="120" w:type="dxa"/>
+              <w:right w:w="120" w:type="dxa"/>
+            </w:tcMar>
+            <w:tcBorders>
+              <w:top w:val="single" w:sz="4" w:space="0" w:color="CCCCCC"/>
+              <w:bottom w:val="single" w:sz="4" w:space="0" w:color="CCCCCC"/>
+              <w:left w:val="single" w:sz="4" w:space="0" w:color="CCCCCC"/>
+              <w:right w:val="single" w:sz="4" w:space="0" w:color="CCCCCC"/>
+            </w:tcBorders>
+          </w:tcPr>
+          <w:p>
+            <w:pPr>
+              <w:spacing w:before="60" w:after="60" w:line="252" w:lineRule="auto"/>
+              <w:jc w:val="left"/>
+            </w:pPr>
+            <w:r/>
+            <w:r>
+              <w:rPr>
+                <w:b/>
+              </w:rPr>
+              <w:t>+0.75</w:t>
+            </w:r>
+          </w:p>
+        </w:tc>
+        <w:tc>
+          <w:tcPr>
+            <w:tcW w:type="dxa" w:w="1440"/>
+            <w:shd w:fill="F8FAFC"/>
+            <w:tcMar>
+              <w:top w:w="100" w:type="dxa"/>
+              <w:bottom w:w="100" w:type="dxa"/>
+              <w:left w:w="120" w:type="dxa"/>
+              <w:right w:w="120" w:type="dxa"/>
+            </w:tcMar>
+            <w:tcBorders>
+              <w:top w:val="single" w:sz="4" w:space="0" w:color="CCCCCC"/>
+              <w:bottom w:val="single" w:sz="4" w:space="0" w:color="CCCCCC"/>
+              <w:left w:val="single" w:sz="4" w:space="0" w:color="CCCCCC"/>
+              <w:right w:val="single" w:sz="4" w:space="0" w:color="CCCCCC"/>
+            </w:tcBorders>
+          </w:tcPr>
+          <w:p>
+            <w:pPr>
+              <w:spacing w:before="60" w:after="60" w:line="252" w:lineRule="auto"/>
+              <w:jc w:val="left"/>
+            </w:pPr>
+            <w:r/>
+            <w:r>
+              <w:t>BULL</w:t>
+            </w:r>
+          </w:p>
+        </w:tc>
+      </w:tr>
+      <w:tr>
+        <w:tc>
+          <w:tcPr>
+            <w:tcW w:type="dxa" w:w="1584"/>
+            <w:shd w:fill="FFFFFF"/>
+            <w:tcMar>
+              <w:top w:w="100" w:type="dxa"/>
+              <w:bottom w:w="100" w:type="dxa"/>
+              <w:left w:w="120" w:type="dxa"/>
+              <w:right w:w="120" w:type="dxa"/>
+            </w:tcMar>
+            <w:tcBorders>
+              <w:top w:val="single" w:sz="4" w:space="0" w:color="CCCCCC"/>
+              <w:bottom w:val="single" w:sz="4" w:space="0" w:color="CCCCCC"/>
+              <w:left w:val="single" w:sz="4" w:space="0" w:color="CCCCCC"/>
+              <w:right w:val="single" w:sz="4" w:space="0" w:color="CCCCCC"/>
+            </w:tcBorders>
+          </w:tcPr>
+          <w:p>
+            <w:pPr>
+              <w:spacing w:before="60" w:after="60" w:line="252" w:lineRule="auto"/>
+              <w:jc w:val="left"/>
+            </w:pPr>
+            <w:r/>
+            <w:r>
+              <w:rPr>
+                <w:b/>
+              </w:rPr>
+              <w:t>Fri 14/08</w:t>
+            </w:r>
+          </w:p>
+        </w:tc>
+        <w:tc>
+          <w:tcPr>
+            <w:tcW w:type="dxa" w:w="864"/>
+            <w:shd w:fill="FFFFFF"/>
+            <w:tcMar>
+              <w:top w:w="100" w:type="dxa"/>
+              <w:bottom w:w="100" w:type="dxa"/>
+              <w:left w:w="120" w:type="dxa"/>
+              <w:right w:w="120" w:type="dxa"/>
+            </w:tcMar>
+            <w:tcBorders>
+              <w:top w:val="single" w:sz="4" w:space="0" w:color="CCCCCC"/>
+              <w:bottom w:val="single" w:sz="4" w:space="0" w:color="CCCCCC"/>
+              <w:left w:val="single" w:sz="4" w:space="0" w:color="CCCCCC"/>
+              <w:right w:val="single" w:sz="4" w:space="0" w:color="CCCCCC"/>
+            </w:tcBorders>
+          </w:tcPr>
+          <w:p>
+            <w:pPr>
+              <w:spacing w:before="60" w:after="60" w:line="252" w:lineRule="auto"/>
+              <w:jc w:val="left"/>
+            </w:pPr>
+            <w:r/>
+            <w:r>
+              <w:t>Pre-NY 19-21</w:t>
+            </w:r>
+          </w:p>
+        </w:tc>
+        <w:tc>
+          <w:tcPr>
+            <w:tcW w:type="dxa" w:w="1440"/>
+            <w:shd w:fill="FFFFFF"/>
+            <w:tcMar>
+              <w:top w:w="100" w:type="dxa"/>
+              <w:bottom w:w="100" w:type="dxa"/>
+              <w:left w:w="120" w:type="dxa"/>
+              <w:right w:w="120" w:type="dxa"/>
+            </w:tcMar>
+            <w:tcBorders>
+              <w:top w:val="single" w:sz="4" w:space="0" w:color="CCCCCC"/>
+              <w:bottom w:val="single" w:sz="4" w:space="0" w:color="CCCCCC"/>
+              <w:left w:val="single" w:sz="4" w:space="0" w:color="CCCCCC"/>
+              <w:right w:val="single" w:sz="4" w:space="0" w:color="CCCCCC"/>
+            </w:tcBorders>
+          </w:tcPr>
+          <w:p>
+            <w:pPr>
+              <w:spacing w:before="60" w:after="60" w:line="252" w:lineRule="auto"/>
+              <w:jc w:val="left"/>
+            </w:pPr>
+            <w:r/>
+            <w:r>
+              <w:t>671.50</w:t>
+            </w:r>
+          </w:p>
+        </w:tc>
+        <w:tc>
+          <w:tcPr>
+            <w:tcW w:type="dxa" w:w="2016"/>
+            <w:shd w:fill="FFFFFF"/>
+            <w:tcMar>
+              <w:top w:w="100" w:type="dxa"/>
+              <w:bottom w:w="100" w:type="dxa"/>
+              <w:left w:w="120" w:type="dxa"/>
+              <w:right w:w="120" w:type="dxa"/>
+            </w:tcMar>
+            <w:tcBorders>
+              <w:top w:val="single" w:sz="4" w:space="0" w:color="CCCCCC"/>
+              <w:bottom w:val="single" w:sz="4" w:space="0" w:color="CCCCCC"/>
+              <w:left w:val="single" w:sz="4" w:space="0" w:color="CCCCCC"/>
+              <w:right w:val="single" w:sz="4" w:space="0" w:color="CCCCCC"/>
+            </w:tcBorders>
+          </w:tcPr>
+          <w:p>
+            <w:pPr>
+              <w:spacing w:before="60" w:after="60" w:line="252" w:lineRule="auto"/>
+              <w:jc w:val="left"/>
+            </w:pPr>
+            <w:r/>
+            <w:r>
+              <w:t>680.75</w:t>
+            </w:r>
+          </w:p>
+        </w:tc>
+        <w:tc>
+          <w:tcPr>
+            <w:tcW w:type="dxa" w:w="1152"/>
+            <w:shd w:fill="FFFFFF"/>
+            <w:tcMar>
+              <w:top w:w="100" w:type="dxa"/>
+              <w:bottom w:w="100" w:type="dxa"/>
+              <w:left w:w="120" w:type="dxa"/>
+              <w:right w:w="120" w:type="dxa"/>
+            </w:tcMar>
+            <w:tcBorders>
+              <w:top w:val="single" w:sz="4" w:space="0" w:color="CCCCCC"/>
+              <w:bottom w:val="single" w:sz="4" w:space="0" w:color="CCCCCC"/>
+              <w:left w:val="single" w:sz="4" w:space="0" w:color="CCCCCC"/>
+              <w:right w:val="single" w:sz="4" w:space="0" w:color="CCCCCC"/>
+            </w:tcBorders>
+          </w:tcPr>
+          <w:p>
+            <w:pPr>
+              <w:spacing w:before="60" w:after="60" w:line="252" w:lineRule="auto"/>
+              <w:jc w:val="left"/>
+            </w:pPr>
+            <w:r/>
+            <w:r>
+              <w:t>664.25</w:t>
+            </w:r>
+          </w:p>
+        </w:tc>
+        <w:tc>
+          <w:tcPr>
+            <w:tcW w:type="dxa" w:w="1728"/>
+            <w:shd w:fill="FFFFFF"/>
+            <w:tcMar>
+              <w:top w:w="100" w:type="dxa"/>
+              <w:bottom w:w="100" w:type="dxa"/>
+              <w:left w:w="120" w:type="dxa"/>
+              <w:right w:w="120" w:type="dxa"/>
+            </w:tcMar>
+            <w:tcBorders>
+              <w:top w:val="single" w:sz="4" w:space="0" w:color="CCCCCC"/>
+              <w:bottom w:val="single" w:sz="4" w:space="0" w:color="CCCCCC"/>
+              <w:left w:val="single" w:sz="4" w:space="0" w:color="CCCCCC"/>
+              <w:right w:val="single" w:sz="4" w:space="0" w:color="CCCCCC"/>
+            </w:tcBorders>
+          </w:tcPr>
+          <w:p>
+            <w:pPr>
+              <w:spacing w:before="60" w:after="60" w:line="252" w:lineRule="auto"/>
+              <w:jc w:val="left"/>
+            </w:pPr>
+            <w:r/>
+            <w:r>
+              <w:rPr>
+                <w:b/>
+              </w:rPr>
+              <w:t>671.25</w:t>
+            </w:r>
+          </w:p>
+        </w:tc>
+        <w:tc>
+          <w:tcPr>
+            <w:tcW w:type="dxa" w:w="3456"/>
+            <w:shd w:fill="FFFFFF"/>
+            <w:tcMar>
+              <w:top w:w="100" w:type="dxa"/>
+              <w:bottom w:w="100" w:type="dxa"/>
+              <w:left w:w="120" w:type="dxa"/>
+              <w:right w:w="120" w:type="dxa"/>
+            </w:tcMar>
+            <w:tcBorders>
+              <w:top w:val="single" w:sz="4" w:space="0" w:color="CCCCCC"/>
+              <w:bottom w:val="single" w:sz="4" w:space="0" w:color="CCCCCC"/>
+              <w:left w:val="single" w:sz="4" w:space="0" w:color="CCCCCC"/>
+              <w:right w:val="single" w:sz="4" w:space="0" w:color="CCCCCC"/>
+            </w:tcBorders>
+          </w:tcPr>
+          <w:p>
+            <w:pPr>
+              <w:spacing w:before="60" w:after="60" w:line="252" w:lineRule="auto"/>
+              <w:jc w:val="left"/>
+            </w:pPr>
+            <w:r/>
+            <w:r>
+              <w:rPr>
+                <w:b/>
+              </w:rPr>
+              <w:t>-0.25</w:t>
+            </w:r>
+          </w:p>
+        </w:tc>
+        <w:tc>
+          <w:tcPr>
+            <w:tcW w:type="dxa" w:w="1440"/>
+            <w:shd w:fill="FFFFFF"/>
+            <w:tcMar>
+              <w:top w:w="100" w:type="dxa"/>
+              <w:bottom w:w="100" w:type="dxa"/>
+              <w:left w:w="120" w:type="dxa"/>
+              <w:right w:w="120" w:type="dxa"/>
+            </w:tcMar>
+            <w:tcBorders>
+              <w:top w:val="single" w:sz="4" w:space="0" w:color="CCCCCC"/>
+              <w:bottom w:val="single" w:sz="4" w:space="0" w:color="CCCCCC"/>
+              <w:left w:val="single" w:sz="4" w:space="0" w:color="CCCCCC"/>
+              <w:right w:val="single" w:sz="4" w:space="0" w:color="CCCCCC"/>
+            </w:tcBorders>
+          </w:tcPr>
+          <w:p>
+            <w:pPr>
+              <w:spacing w:before="60" w:after="60" w:line="252" w:lineRule="auto"/>
+              <w:jc w:val="left"/>
+            </w:pPr>
+            <w:r/>
+            <w:r>
+              <w:t>BEAR</w:t>
+            </w:r>
+          </w:p>
+        </w:tc>
+      </w:tr>
+      <w:tr>
+        <w:tc>
+          <w:tcPr>
+            <w:tcW w:type="dxa" w:w="1584"/>
+            <w:shd w:fill="F8FAFC"/>
+            <w:tcMar>
+              <w:top w:w="100" w:type="dxa"/>
+              <w:bottom w:w="100" w:type="dxa"/>
+              <w:left w:w="120" w:type="dxa"/>
+              <w:right w:w="120" w:type="dxa"/>
+            </w:tcMar>
+            <w:tcBorders>
+              <w:top w:val="single" w:sz="4" w:space="0" w:color="CCCCCC"/>
+              <w:bottom w:val="single" w:sz="4" w:space="0" w:color="CCCCCC"/>
+              <w:left w:val="single" w:sz="4" w:space="0" w:color="CCCCCC"/>
+              <w:right w:val="single" w:sz="4" w:space="0" w:color="CCCCCC"/>
+            </w:tcBorders>
+          </w:tcPr>
+          <w:p>
+            <w:pPr>
+              <w:spacing w:before="60" w:after="60" w:line="252" w:lineRule="auto"/>
+              <w:jc w:val="left"/>
+            </w:pPr>
+            <w:r/>
+            <w:r>
+              <w:rPr>
+                <w:b/>
+              </w:rPr>
+              <w:t>Fri 14/08</w:t>
+            </w:r>
+          </w:p>
+        </w:tc>
+        <w:tc>
+          <w:tcPr>
+            <w:tcW w:type="dxa" w:w="864"/>
+            <w:shd w:fill="F8FAFC"/>
+            <w:tcMar>
+              <w:top w:w="100" w:type="dxa"/>
+              <w:bottom w:w="100" w:type="dxa"/>
+              <w:left w:w="120" w:type="dxa"/>
+              <w:right w:w="120" w:type="dxa"/>
+            </w:tcMar>
+            <w:tcBorders>
+              <w:top w:val="single" w:sz="4" w:space="0" w:color="CCCCCC"/>
+              <w:bottom w:val="single" w:sz="4" w:space="0" w:color="CCCCCC"/>
+              <w:left w:val="single" w:sz="4" w:space="0" w:color="CCCCCC"/>
+              <w:right w:val="single" w:sz="4" w:space="0" w:color="CCCCCC"/>
+            </w:tcBorders>
+          </w:tcPr>
+          <w:p>
+            <w:pPr>
+              <w:spacing w:before="60" w:after="60" w:line="252" w:lineRule="auto"/>
+              <w:jc w:val="left"/>
+            </w:pPr>
+            <w:r/>
+            <w:r>
+              <w:t>NY Open 21-23</w:t>
+            </w:r>
+          </w:p>
+        </w:tc>
+        <w:tc>
+          <w:tcPr>
+            <w:tcW w:type="dxa" w:w="1440"/>
+            <w:shd w:fill="F8FAFC"/>
+            <w:tcMar>
+              <w:top w:w="100" w:type="dxa"/>
+              <w:bottom w:w="100" w:type="dxa"/>
+              <w:left w:w="120" w:type="dxa"/>
+              <w:right w:w="120" w:type="dxa"/>
+            </w:tcMar>
+            <w:tcBorders>
+              <w:top w:val="single" w:sz="4" w:space="0" w:color="CCCCCC"/>
+              <w:bottom w:val="single" w:sz="4" w:space="0" w:color="CCCCCC"/>
+              <w:left w:val="single" w:sz="4" w:space="0" w:color="CCCCCC"/>
+              <w:right w:val="single" w:sz="4" w:space="0" w:color="CCCCCC"/>
+            </w:tcBorders>
+          </w:tcPr>
+          <w:p>
+            <w:pPr>
+              <w:spacing w:before="60" w:after="60" w:line="252" w:lineRule="auto"/>
+              <w:jc w:val="left"/>
+            </w:pPr>
+            <w:r/>
+            <w:r>
+              <w:t>671.25</w:t>
+            </w:r>
+          </w:p>
+        </w:tc>
+        <w:tc>
+          <w:tcPr>
+            <w:tcW w:type="dxa" w:w="2016"/>
+            <w:shd w:fill="F8FAFC"/>
+            <w:tcMar>
+              <w:top w:w="100" w:type="dxa"/>
+              <w:bottom w:w="100" w:type="dxa"/>
+              <w:left w:w="120" w:type="dxa"/>
+              <w:right w:w="120" w:type="dxa"/>
+            </w:tcMar>
+            <w:tcBorders>
+              <w:top w:val="single" w:sz="4" w:space="0" w:color="CCCCCC"/>
+              <w:bottom w:val="single" w:sz="4" w:space="0" w:color="CCCCCC"/>
+              <w:left w:val="single" w:sz="4" w:space="0" w:color="CCCCCC"/>
+              <w:right w:val="single" w:sz="4" w:space="0" w:color="CCCCCC"/>
+            </w:tcBorders>
+          </w:tcPr>
+          <w:p>
+            <w:pPr>
+              <w:spacing w:before="60" w:after="60" w:line="252" w:lineRule="auto"/>
+              <w:jc w:val="left"/>
+            </w:pPr>
+            <w:r/>
+            <w:r>
+              <w:t>679.75</w:t>
+            </w:r>
+          </w:p>
+        </w:tc>
+        <w:tc>
+          <w:tcPr>
+            <w:tcW w:type="dxa" w:w="1152"/>
+            <w:shd w:fill="F8FAFC"/>
+            <w:tcMar>
+              <w:top w:w="100" w:type="dxa"/>
+              <w:bottom w:w="100" w:type="dxa"/>
+              <w:left w:w="120" w:type="dxa"/>
+              <w:right w:w="120" w:type="dxa"/>
+            </w:tcMar>
+            <w:tcBorders>
+              <w:top w:val="single" w:sz="4" w:space="0" w:color="CCCCCC"/>
+              <w:bottom w:val="single" w:sz="4" w:space="0" w:color="CCCCCC"/>
+              <w:left w:val="single" w:sz="4" w:space="0" w:color="CCCCCC"/>
+              <w:right w:val="single" w:sz="4" w:space="0" w:color="CCCCCC"/>
+            </w:tcBorders>
+          </w:tcPr>
+          <w:p>
+            <w:pPr>
+              <w:spacing w:before="60" w:after="60" w:line="252" w:lineRule="auto"/>
+              <w:jc w:val="left"/>
+            </w:pPr>
+            <w:r/>
+            <w:r>
+              <w:t>657.25</w:t>
+            </w:r>
+          </w:p>
+        </w:tc>
+        <w:tc>
+          <w:tcPr>
+            <w:tcW w:type="dxa" w:w="1728"/>
+            <w:shd w:fill="F8FAFC"/>
+            <w:tcMar>
+              <w:top w:w="100" w:type="dxa"/>
+              <w:bottom w:w="100" w:type="dxa"/>
+              <w:left w:w="120" w:type="dxa"/>
+              <w:right w:w="120" w:type="dxa"/>
+            </w:tcMar>
+            <w:tcBorders>
+              <w:top w:val="single" w:sz="4" w:space="0" w:color="CCCCCC"/>
+              <w:bottom w:val="single" w:sz="4" w:space="0" w:color="CCCCCC"/>
+              <w:left w:val="single" w:sz="4" w:space="0" w:color="CCCCCC"/>
+              <w:right w:val="single" w:sz="4" w:space="0" w:color="CCCCCC"/>
+            </w:tcBorders>
+          </w:tcPr>
+          <w:p>
+            <w:pPr>
+              <w:spacing w:before="60" w:after="60" w:line="252" w:lineRule="auto"/>
+              <w:jc w:val="left"/>
+            </w:pPr>
+            <w:r/>
+            <w:r>
+              <w:rPr>
+                <w:b/>
+              </w:rPr>
+              <w:t>673.00</w:t>
             </w:r>
           </w:p>
         </w:tc>
@@ -27796,7 +31086,7 @@
               <w:rPr>
                 <w:b/>
               </w:rPr>
-              <w:t>Wed 12/08</w:t>
+              <w:t>Fri 14/08</w:t>
             </w:r>
           </w:p>
         </w:tc>
@@ -27824,7 +31114,7 @@
             </w:pPr>
             <w:r/>
             <w:r>
-              <w:t>Pre-NY 19-21</w:t>
+              <w:t>NY Close 23-01</w:t>
             </w:r>
           </w:p>
         </w:tc>
@@ -27852,7 +31142,7 @@
             </w:pPr>
             <w:r/>
             <w:r>
-              <w:t>666.50</w:t>
+              <w:t>673.00</w:t>
             </w:r>
           </w:p>
         </w:tc>
@@ -27880,7 +31170,7 @@
             </w:pPr>
             <w:r/>
             <w:r>
-              <w:t>675.75</w:t>
+              <w:t>679.25</w:t>
             </w:r>
           </w:p>
         </w:tc>
@@ -27908,7 +31198,7 @@
             </w:pPr>
             <w:r/>
             <w:r>
-              <w:t>655.75</w:t>
+              <w:t>666.50</w:t>
             </w:r>
           </w:p>
         </w:tc>
@@ -27916,3061 +31206,6 @@
           <w:tcPr>
             <w:tcW w:type="dxa" w:w="1728"/>
             <w:shd w:fill="FFFFFF"/>
-            <w:tcMar>
-              <w:top w:w="100" w:type="dxa"/>
-              <w:bottom w:w="100" w:type="dxa"/>
-              <w:left w:w="120" w:type="dxa"/>
-              <w:right w:w="120" w:type="dxa"/>
-            </w:tcMar>
-            <w:tcBorders>
-              <w:top w:val="single" w:sz="4" w:space="0" w:color="CCCCCC"/>
-              <w:bottom w:val="single" w:sz="4" w:space="0" w:color="CCCCCC"/>
-              <w:left w:val="single" w:sz="4" w:space="0" w:color="CCCCCC"/>
-              <w:right w:val="single" w:sz="4" w:space="0" w:color="CCCCCC"/>
-            </w:tcBorders>
-          </w:tcPr>
-          <w:p>
-            <w:pPr>
-              <w:spacing w:before="60" w:after="60" w:line="252" w:lineRule="auto"/>
-              <w:jc w:val="left"/>
-            </w:pPr>
-            <w:r/>
-            <w:r>
-              <w:rPr>
-                <w:b/>
-              </w:rPr>
-              <w:t>667.00</w:t>
-            </w:r>
-          </w:p>
-        </w:tc>
-        <w:tc>
-          <w:tcPr>
-            <w:tcW w:type="dxa" w:w="3456"/>
-            <w:shd w:fill="FFFFFF"/>
-            <w:tcMar>
-              <w:top w:w="100" w:type="dxa"/>
-              <w:bottom w:w="100" w:type="dxa"/>
-              <w:left w:w="120" w:type="dxa"/>
-              <w:right w:w="120" w:type="dxa"/>
-            </w:tcMar>
-            <w:tcBorders>
-              <w:top w:val="single" w:sz="4" w:space="0" w:color="CCCCCC"/>
-              <w:bottom w:val="single" w:sz="4" w:space="0" w:color="CCCCCC"/>
-              <w:left w:val="single" w:sz="4" w:space="0" w:color="CCCCCC"/>
-              <w:right w:val="single" w:sz="4" w:space="0" w:color="CCCCCC"/>
-            </w:tcBorders>
-          </w:tcPr>
-          <w:p>
-            <w:pPr>
-              <w:spacing w:before="60" w:after="60" w:line="252" w:lineRule="auto"/>
-              <w:jc w:val="left"/>
-            </w:pPr>
-            <w:r/>
-            <w:r>
-              <w:rPr>
-                <w:b/>
-              </w:rPr>
-              <w:t>+0.50</w:t>
-            </w:r>
-          </w:p>
-        </w:tc>
-        <w:tc>
-          <w:tcPr>
-            <w:tcW w:type="dxa" w:w="1440"/>
-            <w:shd w:fill="FFFFFF"/>
-            <w:tcMar>
-              <w:top w:w="100" w:type="dxa"/>
-              <w:bottom w:w="100" w:type="dxa"/>
-              <w:left w:w="120" w:type="dxa"/>
-              <w:right w:w="120" w:type="dxa"/>
-            </w:tcMar>
-            <w:tcBorders>
-              <w:top w:val="single" w:sz="4" w:space="0" w:color="CCCCCC"/>
-              <w:bottom w:val="single" w:sz="4" w:space="0" w:color="CCCCCC"/>
-              <w:left w:val="single" w:sz="4" w:space="0" w:color="CCCCCC"/>
-              <w:right w:val="single" w:sz="4" w:space="0" w:color="CCCCCC"/>
-            </w:tcBorders>
-          </w:tcPr>
-          <w:p>
-            <w:pPr>
-              <w:spacing w:before="60" w:after="60" w:line="252" w:lineRule="auto"/>
-              <w:jc w:val="left"/>
-            </w:pPr>
-            <w:r/>
-            <w:r>
-              <w:t>BULL</w:t>
-            </w:r>
-          </w:p>
-        </w:tc>
-      </w:tr>
-      <w:tr>
-        <w:tc>
-          <w:tcPr>
-            <w:tcW w:type="dxa" w:w="1584"/>
-            <w:shd w:fill="F8FAFC"/>
-            <w:tcMar>
-              <w:top w:w="100" w:type="dxa"/>
-              <w:bottom w:w="100" w:type="dxa"/>
-              <w:left w:w="120" w:type="dxa"/>
-              <w:right w:w="120" w:type="dxa"/>
-            </w:tcMar>
-            <w:tcBorders>
-              <w:top w:val="single" w:sz="4" w:space="0" w:color="CCCCCC"/>
-              <w:bottom w:val="single" w:sz="4" w:space="0" w:color="CCCCCC"/>
-              <w:left w:val="single" w:sz="4" w:space="0" w:color="CCCCCC"/>
-              <w:right w:val="single" w:sz="4" w:space="0" w:color="CCCCCC"/>
-            </w:tcBorders>
-          </w:tcPr>
-          <w:p>
-            <w:pPr>
-              <w:spacing w:before="60" w:after="60" w:line="252" w:lineRule="auto"/>
-              <w:jc w:val="left"/>
-            </w:pPr>
-            <w:r/>
-            <w:r>
-              <w:rPr>
-                <w:b/>
-              </w:rPr>
-              <w:t>Wed 12/08</w:t>
-            </w:r>
-          </w:p>
-        </w:tc>
-        <w:tc>
-          <w:tcPr>
-            <w:tcW w:type="dxa" w:w="864"/>
-            <w:shd w:fill="F8FAFC"/>
-            <w:tcMar>
-              <w:top w:w="100" w:type="dxa"/>
-              <w:bottom w:w="100" w:type="dxa"/>
-              <w:left w:w="120" w:type="dxa"/>
-              <w:right w:w="120" w:type="dxa"/>
-            </w:tcMar>
-            <w:tcBorders>
-              <w:top w:val="single" w:sz="4" w:space="0" w:color="CCCCCC"/>
-              <w:bottom w:val="single" w:sz="4" w:space="0" w:color="CCCCCC"/>
-              <w:left w:val="single" w:sz="4" w:space="0" w:color="CCCCCC"/>
-              <w:right w:val="single" w:sz="4" w:space="0" w:color="CCCCCC"/>
-            </w:tcBorders>
-          </w:tcPr>
-          <w:p>
-            <w:pPr>
-              <w:spacing w:before="60" w:after="60" w:line="252" w:lineRule="auto"/>
-              <w:jc w:val="left"/>
-            </w:pPr>
-            <w:r/>
-            <w:r>
-              <w:t>NY Open 21-23</w:t>
-            </w:r>
-          </w:p>
-        </w:tc>
-        <w:tc>
-          <w:tcPr>
-            <w:tcW w:type="dxa" w:w="1440"/>
-            <w:shd w:fill="F8FAFC"/>
-            <w:tcMar>
-              <w:top w:w="100" w:type="dxa"/>
-              <w:bottom w:w="100" w:type="dxa"/>
-              <w:left w:w="120" w:type="dxa"/>
-              <w:right w:w="120" w:type="dxa"/>
-            </w:tcMar>
-            <w:tcBorders>
-              <w:top w:val="single" w:sz="4" w:space="0" w:color="CCCCCC"/>
-              <w:bottom w:val="single" w:sz="4" w:space="0" w:color="CCCCCC"/>
-              <w:left w:val="single" w:sz="4" w:space="0" w:color="CCCCCC"/>
-              <w:right w:val="single" w:sz="4" w:space="0" w:color="CCCCCC"/>
-            </w:tcBorders>
-          </w:tcPr>
-          <w:p>
-            <w:pPr>
-              <w:spacing w:before="60" w:after="60" w:line="252" w:lineRule="auto"/>
-              <w:jc w:val="left"/>
-            </w:pPr>
-            <w:r/>
-            <w:r>
-              <w:t>667.00</w:t>
-            </w:r>
-          </w:p>
-        </w:tc>
-        <w:tc>
-          <w:tcPr>
-            <w:tcW w:type="dxa" w:w="2016"/>
-            <w:shd w:fill="F8FAFC"/>
-            <w:tcMar>
-              <w:top w:w="100" w:type="dxa"/>
-              <w:bottom w:w="100" w:type="dxa"/>
-              <w:left w:w="120" w:type="dxa"/>
-              <w:right w:w="120" w:type="dxa"/>
-            </w:tcMar>
-            <w:tcBorders>
-              <w:top w:val="single" w:sz="4" w:space="0" w:color="CCCCCC"/>
-              <w:bottom w:val="single" w:sz="4" w:space="0" w:color="CCCCCC"/>
-              <w:left w:val="single" w:sz="4" w:space="0" w:color="CCCCCC"/>
-              <w:right w:val="single" w:sz="4" w:space="0" w:color="CCCCCC"/>
-            </w:tcBorders>
-          </w:tcPr>
-          <w:p>
-            <w:pPr>
-              <w:spacing w:before="60" w:after="60" w:line="252" w:lineRule="auto"/>
-              <w:jc w:val="left"/>
-            </w:pPr>
-            <w:r/>
-            <w:r>
-              <w:t>679.25</w:t>
-            </w:r>
-          </w:p>
-        </w:tc>
-        <w:tc>
-          <w:tcPr>
-            <w:tcW w:type="dxa" w:w="1152"/>
-            <w:shd w:fill="F8FAFC"/>
-            <w:tcMar>
-              <w:top w:w="100" w:type="dxa"/>
-              <w:bottom w:w="100" w:type="dxa"/>
-              <w:left w:w="120" w:type="dxa"/>
-              <w:right w:w="120" w:type="dxa"/>
-            </w:tcMar>
-            <w:tcBorders>
-              <w:top w:val="single" w:sz="4" w:space="0" w:color="CCCCCC"/>
-              <w:bottom w:val="single" w:sz="4" w:space="0" w:color="CCCCCC"/>
-              <w:left w:val="single" w:sz="4" w:space="0" w:color="CCCCCC"/>
-              <w:right w:val="single" w:sz="4" w:space="0" w:color="CCCCCC"/>
-            </w:tcBorders>
-          </w:tcPr>
-          <w:p>
-            <w:pPr>
-              <w:spacing w:before="60" w:after="60" w:line="252" w:lineRule="auto"/>
-              <w:jc w:val="left"/>
-            </w:pPr>
-            <w:r/>
-            <w:r>
-              <w:t>652.75</w:t>
-            </w:r>
-          </w:p>
-        </w:tc>
-        <w:tc>
-          <w:tcPr>
-            <w:tcW w:type="dxa" w:w="1728"/>
-            <w:shd w:fill="F8FAFC"/>
-            <w:tcMar>
-              <w:top w:w="100" w:type="dxa"/>
-              <w:bottom w:w="100" w:type="dxa"/>
-              <w:left w:w="120" w:type="dxa"/>
-              <w:right w:w="120" w:type="dxa"/>
-            </w:tcMar>
-            <w:tcBorders>
-              <w:top w:val="single" w:sz="4" w:space="0" w:color="CCCCCC"/>
-              <w:bottom w:val="single" w:sz="4" w:space="0" w:color="CCCCCC"/>
-              <w:left w:val="single" w:sz="4" w:space="0" w:color="CCCCCC"/>
-              <w:right w:val="single" w:sz="4" w:space="0" w:color="CCCCCC"/>
-            </w:tcBorders>
-          </w:tcPr>
-          <w:p>
-            <w:pPr>
-              <w:spacing w:before="60" w:after="60" w:line="252" w:lineRule="auto"/>
-              <w:jc w:val="left"/>
-            </w:pPr>
-            <w:r/>
-            <w:r>
-              <w:rPr>
-                <w:b/>
-              </w:rPr>
-              <w:t>665.50</w:t>
-            </w:r>
-          </w:p>
-        </w:tc>
-        <w:tc>
-          <w:tcPr>
-            <w:tcW w:type="dxa" w:w="3456"/>
-            <w:shd w:fill="F8FAFC"/>
-            <w:tcMar>
-              <w:top w:w="100" w:type="dxa"/>
-              <w:bottom w:w="100" w:type="dxa"/>
-              <w:left w:w="120" w:type="dxa"/>
-              <w:right w:w="120" w:type="dxa"/>
-            </w:tcMar>
-            <w:tcBorders>
-              <w:top w:val="single" w:sz="4" w:space="0" w:color="CCCCCC"/>
-              <w:bottom w:val="single" w:sz="4" w:space="0" w:color="CCCCCC"/>
-              <w:left w:val="single" w:sz="4" w:space="0" w:color="CCCCCC"/>
-              <w:right w:val="single" w:sz="4" w:space="0" w:color="CCCCCC"/>
-            </w:tcBorders>
-          </w:tcPr>
-          <w:p>
-            <w:pPr>
-              <w:spacing w:before="60" w:after="60" w:line="252" w:lineRule="auto"/>
-              <w:jc w:val="left"/>
-            </w:pPr>
-            <w:r/>
-            <w:r>
-              <w:rPr>
-                <w:b/>
-              </w:rPr>
-              <w:t>-1.50</w:t>
-            </w:r>
-          </w:p>
-        </w:tc>
-        <w:tc>
-          <w:tcPr>
-            <w:tcW w:type="dxa" w:w="1440"/>
-            <w:shd w:fill="F8FAFC"/>
-            <w:tcMar>
-              <w:top w:w="100" w:type="dxa"/>
-              <w:bottom w:w="100" w:type="dxa"/>
-              <w:left w:w="120" w:type="dxa"/>
-              <w:right w:w="120" w:type="dxa"/>
-            </w:tcMar>
-            <w:tcBorders>
-              <w:top w:val="single" w:sz="4" w:space="0" w:color="CCCCCC"/>
-              <w:bottom w:val="single" w:sz="4" w:space="0" w:color="CCCCCC"/>
-              <w:left w:val="single" w:sz="4" w:space="0" w:color="CCCCCC"/>
-              <w:right w:val="single" w:sz="4" w:space="0" w:color="CCCCCC"/>
-            </w:tcBorders>
-          </w:tcPr>
-          <w:p>
-            <w:pPr>
-              <w:spacing w:before="60" w:after="60" w:line="252" w:lineRule="auto"/>
-              <w:jc w:val="left"/>
-            </w:pPr>
-            <w:r/>
-            <w:r>
-              <w:t>BEAR</w:t>
-            </w:r>
-          </w:p>
-        </w:tc>
-      </w:tr>
-      <w:tr>
-        <w:tc>
-          <w:tcPr>
-            <w:tcW w:type="dxa" w:w="1584"/>
-            <w:shd w:fill="FFFFFF"/>
-            <w:tcMar>
-              <w:top w:w="100" w:type="dxa"/>
-              <w:bottom w:w="100" w:type="dxa"/>
-              <w:left w:w="120" w:type="dxa"/>
-              <w:right w:w="120" w:type="dxa"/>
-            </w:tcMar>
-            <w:tcBorders>
-              <w:top w:val="single" w:sz="4" w:space="0" w:color="CCCCCC"/>
-              <w:bottom w:val="single" w:sz="4" w:space="0" w:color="CCCCCC"/>
-              <w:left w:val="single" w:sz="4" w:space="0" w:color="CCCCCC"/>
-              <w:right w:val="single" w:sz="4" w:space="0" w:color="CCCCCC"/>
-            </w:tcBorders>
-          </w:tcPr>
-          <w:p>
-            <w:pPr>
-              <w:spacing w:before="60" w:after="60" w:line="252" w:lineRule="auto"/>
-              <w:jc w:val="left"/>
-            </w:pPr>
-            <w:r/>
-            <w:r>
-              <w:rPr>
-                <w:b/>
-              </w:rPr>
-              <w:t>Wed 12/08</w:t>
-            </w:r>
-          </w:p>
-        </w:tc>
-        <w:tc>
-          <w:tcPr>
-            <w:tcW w:type="dxa" w:w="864"/>
-            <w:shd w:fill="FFFFFF"/>
-            <w:tcMar>
-              <w:top w:w="100" w:type="dxa"/>
-              <w:bottom w:w="100" w:type="dxa"/>
-              <w:left w:w="120" w:type="dxa"/>
-              <w:right w:w="120" w:type="dxa"/>
-            </w:tcMar>
-            <w:tcBorders>
-              <w:top w:val="single" w:sz="4" w:space="0" w:color="CCCCCC"/>
-              <w:bottom w:val="single" w:sz="4" w:space="0" w:color="CCCCCC"/>
-              <w:left w:val="single" w:sz="4" w:space="0" w:color="CCCCCC"/>
-              <w:right w:val="single" w:sz="4" w:space="0" w:color="CCCCCC"/>
-            </w:tcBorders>
-          </w:tcPr>
-          <w:p>
-            <w:pPr>
-              <w:spacing w:before="60" w:after="60" w:line="252" w:lineRule="auto"/>
-              <w:jc w:val="left"/>
-            </w:pPr>
-            <w:r/>
-            <w:r>
-              <w:t>NY Close 23-01</w:t>
-            </w:r>
-          </w:p>
-        </w:tc>
-        <w:tc>
-          <w:tcPr>
-            <w:tcW w:type="dxa" w:w="1440"/>
-            <w:shd w:fill="FFFFFF"/>
-            <w:tcMar>
-              <w:top w:w="100" w:type="dxa"/>
-              <w:bottom w:w="100" w:type="dxa"/>
-              <w:left w:w="120" w:type="dxa"/>
-              <w:right w:w="120" w:type="dxa"/>
-            </w:tcMar>
-            <w:tcBorders>
-              <w:top w:val="single" w:sz="4" w:space="0" w:color="CCCCCC"/>
-              <w:bottom w:val="single" w:sz="4" w:space="0" w:color="CCCCCC"/>
-              <w:left w:val="single" w:sz="4" w:space="0" w:color="CCCCCC"/>
-              <w:right w:val="single" w:sz="4" w:space="0" w:color="CCCCCC"/>
-            </w:tcBorders>
-          </w:tcPr>
-          <w:p>
-            <w:pPr>
-              <w:spacing w:before="60" w:after="60" w:line="252" w:lineRule="auto"/>
-              <w:jc w:val="left"/>
-            </w:pPr>
-            <w:r/>
-            <w:r>
-              <w:t>665.50</w:t>
-            </w:r>
-          </w:p>
-        </w:tc>
-        <w:tc>
-          <w:tcPr>
-            <w:tcW w:type="dxa" w:w="2016"/>
-            <w:shd w:fill="FFFFFF"/>
-            <w:tcMar>
-              <w:top w:w="100" w:type="dxa"/>
-              <w:bottom w:w="100" w:type="dxa"/>
-              <w:left w:w="120" w:type="dxa"/>
-              <w:right w:w="120" w:type="dxa"/>
-            </w:tcMar>
-            <w:tcBorders>
-              <w:top w:val="single" w:sz="4" w:space="0" w:color="CCCCCC"/>
-              <w:bottom w:val="single" w:sz="4" w:space="0" w:color="CCCCCC"/>
-              <w:left w:val="single" w:sz="4" w:space="0" w:color="CCCCCC"/>
-              <w:right w:val="single" w:sz="4" w:space="0" w:color="CCCCCC"/>
-            </w:tcBorders>
-          </w:tcPr>
-          <w:p>
-            <w:pPr>
-              <w:spacing w:before="60" w:after="60" w:line="252" w:lineRule="auto"/>
-              <w:jc w:val="left"/>
-            </w:pPr>
-            <w:r/>
-            <w:r>
-              <w:t>672.50</w:t>
-            </w:r>
-          </w:p>
-        </w:tc>
-        <w:tc>
-          <w:tcPr>
-            <w:tcW w:type="dxa" w:w="1152"/>
-            <w:shd w:fill="FFFFFF"/>
-            <w:tcMar>
-              <w:top w:w="100" w:type="dxa"/>
-              <w:bottom w:w="100" w:type="dxa"/>
-              <w:left w:w="120" w:type="dxa"/>
-              <w:right w:w="120" w:type="dxa"/>
-            </w:tcMar>
-            <w:tcBorders>
-              <w:top w:val="single" w:sz="4" w:space="0" w:color="CCCCCC"/>
-              <w:bottom w:val="single" w:sz="4" w:space="0" w:color="CCCCCC"/>
-              <w:left w:val="single" w:sz="4" w:space="0" w:color="CCCCCC"/>
-              <w:right w:val="single" w:sz="4" w:space="0" w:color="CCCCCC"/>
-            </w:tcBorders>
-          </w:tcPr>
-          <w:p>
-            <w:pPr>
-              <w:spacing w:before="60" w:after="60" w:line="252" w:lineRule="auto"/>
-              <w:jc w:val="left"/>
-            </w:pPr>
-            <w:r/>
-            <w:r>
-              <w:t>656.00</w:t>
-            </w:r>
-          </w:p>
-        </w:tc>
-        <w:tc>
-          <w:tcPr>
-            <w:tcW w:type="dxa" w:w="1728"/>
-            <w:shd w:fill="FFFFFF"/>
-            <w:tcMar>
-              <w:top w:w="100" w:type="dxa"/>
-              <w:bottom w:w="100" w:type="dxa"/>
-              <w:left w:w="120" w:type="dxa"/>
-              <w:right w:w="120" w:type="dxa"/>
-            </w:tcMar>
-            <w:tcBorders>
-              <w:top w:val="single" w:sz="4" w:space="0" w:color="CCCCCC"/>
-              <w:bottom w:val="single" w:sz="4" w:space="0" w:color="CCCCCC"/>
-              <w:left w:val="single" w:sz="4" w:space="0" w:color="CCCCCC"/>
-              <w:right w:val="single" w:sz="4" w:space="0" w:color="CCCCCC"/>
-            </w:tcBorders>
-          </w:tcPr>
-          <w:p>
-            <w:pPr>
-              <w:spacing w:before="60" w:after="60" w:line="252" w:lineRule="auto"/>
-              <w:jc w:val="left"/>
-            </w:pPr>
-            <w:r/>
-            <w:r>
-              <w:rPr>
-                <w:b/>
-              </w:rPr>
-              <w:t>666.00</w:t>
-            </w:r>
-          </w:p>
-        </w:tc>
-        <w:tc>
-          <w:tcPr>
-            <w:tcW w:type="dxa" w:w="3456"/>
-            <w:shd w:fill="FFFFFF"/>
-            <w:tcMar>
-              <w:top w:w="100" w:type="dxa"/>
-              <w:bottom w:w="100" w:type="dxa"/>
-              <w:left w:w="120" w:type="dxa"/>
-              <w:right w:w="120" w:type="dxa"/>
-            </w:tcMar>
-            <w:tcBorders>
-              <w:top w:val="single" w:sz="4" w:space="0" w:color="CCCCCC"/>
-              <w:bottom w:val="single" w:sz="4" w:space="0" w:color="CCCCCC"/>
-              <w:left w:val="single" w:sz="4" w:space="0" w:color="CCCCCC"/>
-              <w:right w:val="single" w:sz="4" w:space="0" w:color="CCCCCC"/>
-            </w:tcBorders>
-          </w:tcPr>
-          <w:p>
-            <w:pPr>
-              <w:spacing w:before="60" w:after="60" w:line="252" w:lineRule="auto"/>
-              <w:jc w:val="left"/>
-            </w:pPr>
-            <w:r/>
-            <w:r>
-              <w:rPr>
-                <w:b/>
-              </w:rPr>
-              <w:t>+0.50</w:t>
-            </w:r>
-          </w:p>
-        </w:tc>
-        <w:tc>
-          <w:tcPr>
-            <w:tcW w:type="dxa" w:w="1440"/>
-            <w:shd w:fill="FFFFFF"/>
-            <w:tcMar>
-              <w:top w:w="100" w:type="dxa"/>
-              <w:bottom w:w="100" w:type="dxa"/>
-              <w:left w:w="120" w:type="dxa"/>
-              <w:right w:w="120" w:type="dxa"/>
-            </w:tcMar>
-            <w:tcBorders>
-              <w:top w:val="single" w:sz="4" w:space="0" w:color="CCCCCC"/>
-              <w:bottom w:val="single" w:sz="4" w:space="0" w:color="CCCCCC"/>
-              <w:left w:val="single" w:sz="4" w:space="0" w:color="CCCCCC"/>
-              <w:right w:val="single" w:sz="4" w:space="0" w:color="CCCCCC"/>
-            </w:tcBorders>
-          </w:tcPr>
-          <w:p>
-            <w:pPr>
-              <w:spacing w:before="60" w:after="60" w:line="252" w:lineRule="auto"/>
-              <w:jc w:val="left"/>
-            </w:pPr>
-            <w:r/>
-            <w:r>
-              <w:t>BULL</w:t>
-            </w:r>
-          </w:p>
-        </w:tc>
-      </w:tr>
-      <w:tr>
-        <w:tc>
-          <w:tcPr>
-            <w:tcW w:type="dxa" w:w="1584"/>
-            <w:shd w:fill="F8FAFC"/>
-            <w:tcMar>
-              <w:top w:w="100" w:type="dxa"/>
-              <w:bottom w:w="100" w:type="dxa"/>
-              <w:left w:w="120" w:type="dxa"/>
-              <w:right w:w="120" w:type="dxa"/>
-            </w:tcMar>
-            <w:tcBorders>
-              <w:top w:val="single" w:sz="4" w:space="0" w:color="CCCCCC"/>
-              <w:bottom w:val="single" w:sz="4" w:space="0" w:color="CCCCCC"/>
-              <w:left w:val="single" w:sz="4" w:space="0" w:color="CCCCCC"/>
-              <w:right w:val="single" w:sz="4" w:space="0" w:color="CCCCCC"/>
-            </w:tcBorders>
-          </w:tcPr>
-          <w:p>
-            <w:pPr>
-              <w:spacing w:before="60" w:after="60" w:line="252" w:lineRule="auto"/>
-              <w:jc w:val="left"/>
-            </w:pPr>
-            <w:r/>
-            <w:r>
-              <w:rPr>
-                <w:b/>
-              </w:rPr>
-              <w:t>Thu 13/08</w:t>
-            </w:r>
-          </w:p>
-        </w:tc>
-        <w:tc>
-          <w:tcPr>
-            <w:tcW w:type="dxa" w:w="864"/>
-            <w:shd w:fill="F8FAFC"/>
-            <w:tcMar>
-              <w:top w:w="100" w:type="dxa"/>
-              <w:bottom w:w="100" w:type="dxa"/>
-              <w:left w:w="120" w:type="dxa"/>
-              <w:right w:w="120" w:type="dxa"/>
-            </w:tcMar>
-            <w:tcBorders>
-              <w:top w:val="single" w:sz="4" w:space="0" w:color="CCCCCC"/>
-              <w:bottom w:val="single" w:sz="4" w:space="0" w:color="CCCCCC"/>
-              <w:left w:val="single" w:sz="4" w:space="0" w:color="CCCCCC"/>
-              <w:right w:val="single" w:sz="4" w:space="0" w:color="CCCCCC"/>
-            </w:tcBorders>
-          </w:tcPr>
-          <w:p>
-            <w:pPr>
-              <w:spacing w:before="60" w:after="60" w:line="252" w:lineRule="auto"/>
-              <w:jc w:val="left"/>
-            </w:pPr>
-            <w:r/>
-            <w:r>
-              <w:t>Asia 07-11</w:t>
-            </w:r>
-          </w:p>
-        </w:tc>
-        <w:tc>
-          <w:tcPr>
-            <w:tcW w:type="dxa" w:w="1440"/>
-            <w:shd w:fill="F8FAFC"/>
-            <w:tcMar>
-              <w:top w:w="100" w:type="dxa"/>
-              <w:bottom w:w="100" w:type="dxa"/>
-              <w:left w:w="120" w:type="dxa"/>
-              <w:right w:w="120" w:type="dxa"/>
-            </w:tcMar>
-            <w:tcBorders>
-              <w:top w:val="single" w:sz="4" w:space="0" w:color="CCCCCC"/>
-              <w:bottom w:val="single" w:sz="4" w:space="0" w:color="CCCCCC"/>
-              <w:left w:val="single" w:sz="4" w:space="0" w:color="CCCCCC"/>
-              <w:right w:val="single" w:sz="4" w:space="0" w:color="CCCCCC"/>
-            </w:tcBorders>
-          </w:tcPr>
-          <w:p>
-            <w:pPr>
-              <w:spacing w:before="60" w:after="60" w:line="252" w:lineRule="auto"/>
-              <w:jc w:val="left"/>
-            </w:pPr>
-            <w:r/>
-            <w:r>
-              <w:t>666.00</w:t>
-            </w:r>
-          </w:p>
-        </w:tc>
-        <w:tc>
-          <w:tcPr>
-            <w:tcW w:type="dxa" w:w="2016"/>
-            <w:shd w:fill="F8FAFC"/>
-            <w:tcMar>
-              <w:top w:w="100" w:type="dxa"/>
-              <w:bottom w:w="100" w:type="dxa"/>
-              <w:left w:w="120" w:type="dxa"/>
-              <w:right w:w="120" w:type="dxa"/>
-            </w:tcMar>
-            <w:tcBorders>
-              <w:top w:val="single" w:sz="4" w:space="0" w:color="CCCCCC"/>
-              <w:bottom w:val="single" w:sz="4" w:space="0" w:color="CCCCCC"/>
-              <w:left w:val="single" w:sz="4" w:space="0" w:color="CCCCCC"/>
-              <w:right w:val="single" w:sz="4" w:space="0" w:color="CCCCCC"/>
-            </w:tcBorders>
-          </w:tcPr>
-          <w:p>
-            <w:pPr>
-              <w:spacing w:before="60" w:after="60" w:line="252" w:lineRule="auto"/>
-              <w:jc w:val="left"/>
-            </w:pPr>
-            <w:r/>
-            <w:r>
-              <w:t>676.50</w:t>
-            </w:r>
-          </w:p>
-        </w:tc>
-        <w:tc>
-          <w:tcPr>
-            <w:tcW w:type="dxa" w:w="1152"/>
-            <w:shd w:fill="F8FAFC"/>
-            <w:tcMar>
-              <w:top w:w="100" w:type="dxa"/>
-              <w:bottom w:w="100" w:type="dxa"/>
-              <w:left w:w="120" w:type="dxa"/>
-              <w:right w:w="120" w:type="dxa"/>
-            </w:tcMar>
-            <w:tcBorders>
-              <w:top w:val="single" w:sz="4" w:space="0" w:color="CCCCCC"/>
-              <w:bottom w:val="single" w:sz="4" w:space="0" w:color="CCCCCC"/>
-              <w:left w:val="single" w:sz="4" w:space="0" w:color="CCCCCC"/>
-              <w:right w:val="single" w:sz="4" w:space="0" w:color="CCCCCC"/>
-            </w:tcBorders>
-          </w:tcPr>
-          <w:p>
-            <w:pPr>
-              <w:spacing w:before="60" w:after="60" w:line="252" w:lineRule="auto"/>
-              <w:jc w:val="left"/>
-            </w:pPr>
-            <w:r/>
-            <w:r>
-              <w:t>658.75</w:t>
-            </w:r>
-          </w:p>
-        </w:tc>
-        <w:tc>
-          <w:tcPr>
-            <w:tcW w:type="dxa" w:w="1728"/>
-            <w:shd w:fill="F8FAFC"/>
-            <w:tcMar>
-              <w:top w:w="100" w:type="dxa"/>
-              <w:bottom w:w="100" w:type="dxa"/>
-              <w:left w:w="120" w:type="dxa"/>
-              <w:right w:w="120" w:type="dxa"/>
-            </w:tcMar>
-            <w:tcBorders>
-              <w:top w:val="single" w:sz="4" w:space="0" w:color="CCCCCC"/>
-              <w:bottom w:val="single" w:sz="4" w:space="0" w:color="CCCCCC"/>
-              <w:left w:val="single" w:sz="4" w:space="0" w:color="CCCCCC"/>
-              <w:right w:val="single" w:sz="4" w:space="0" w:color="CCCCCC"/>
-            </w:tcBorders>
-          </w:tcPr>
-          <w:p>
-            <w:pPr>
-              <w:spacing w:before="60" w:after="60" w:line="252" w:lineRule="auto"/>
-              <w:jc w:val="left"/>
-            </w:pPr>
-            <w:r/>
-            <w:r>
-              <w:rPr>
-                <w:b/>
-              </w:rPr>
-              <w:t>665.75</w:t>
-            </w:r>
-          </w:p>
-        </w:tc>
-        <w:tc>
-          <w:tcPr>
-            <w:tcW w:type="dxa" w:w="3456"/>
-            <w:shd w:fill="F8FAFC"/>
-            <w:tcMar>
-              <w:top w:w="100" w:type="dxa"/>
-              <w:bottom w:w="100" w:type="dxa"/>
-              <w:left w:w="120" w:type="dxa"/>
-              <w:right w:w="120" w:type="dxa"/>
-            </w:tcMar>
-            <w:tcBorders>
-              <w:top w:val="single" w:sz="4" w:space="0" w:color="CCCCCC"/>
-              <w:bottom w:val="single" w:sz="4" w:space="0" w:color="CCCCCC"/>
-              <w:left w:val="single" w:sz="4" w:space="0" w:color="CCCCCC"/>
-              <w:right w:val="single" w:sz="4" w:space="0" w:color="CCCCCC"/>
-            </w:tcBorders>
-          </w:tcPr>
-          <w:p>
-            <w:pPr>
-              <w:spacing w:before="60" w:after="60" w:line="252" w:lineRule="auto"/>
-              <w:jc w:val="left"/>
-            </w:pPr>
-            <w:r/>
-            <w:r>
-              <w:rPr>
-                <w:b/>
-              </w:rPr>
-              <w:t>-0.25</w:t>
-            </w:r>
-          </w:p>
-        </w:tc>
-        <w:tc>
-          <w:tcPr>
-            <w:tcW w:type="dxa" w:w="1440"/>
-            <w:shd w:fill="F8FAFC"/>
-            <w:tcMar>
-              <w:top w:w="100" w:type="dxa"/>
-              <w:bottom w:w="100" w:type="dxa"/>
-              <w:left w:w="120" w:type="dxa"/>
-              <w:right w:w="120" w:type="dxa"/>
-            </w:tcMar>
-            <w:tcBorders>
-              <w:top w:val="single" w:sz="4" w:space="0" w:color="CCCCCC"/>
-              <w:bottom w:val="single" w:sz="4" w:space="0" w:color="CCCCCC"/>
-              <w:left w:val="single" w:sz="4" w:space="0" w:color="CCCCCC"/>
-              <w:right w:val="single" w:sz="4" w:space="0" w:color="CCCCCC"/>
-            </w:tcBorders>
-          </w:tcPr>
-          <w:p>
-            <w:pPr>
-              <w:spacing w:before="60" w:after="60" w:line="252" w:lineRule="auto"/>
-              <w:jc w:val="left"/>
-            </w:pPr>
-            <w:r/>
-            <w:r>
-              <w:t>BEAR</w:t>
-            </w:r>
-          </w:p>
-        </w:tc>
-      </w:tr>
-      <w:tr>
-        <w:tc>
-          <w:tcPr>
-            <w:tcW w:type="dxa" w:w="1584"/>
-            <w:shd w:fill="FFFFFF"/>
-            <w:tcMar>
-              <w:top w:w="100" w:type="dxa"/>
-              <w:bottom w:w="100" w:type="dxa"/>
-              <w:left w:w="120" w:type="dxa"/>
-              <w:right w:w="120" w:type="dxa"/>
-            </w:tcMar>
-            <w:tcBorders>
-              <w:top w:val="single" w:sz="4" w:space="0" w:color="CCCCCC"/>
-              <w:bottom w:val="single" w:sz="4" w:space="0" w:color="CCCCCC"/>
-              <w:left w:val="single" w:sz="4" w:space="0" w:color="CCCCCC"/>
-              <w:right w:val="single" w:sz="4" w:space="0" w:color="CCCCCC"/>
-            </w:tcBorders>
-          </w:tcPr>
-          <w:p>
-            <w:pPr>
-              <w:spacing w:before="60" w:after="60" w:line="252" w:lineRule="auto"/>
-              <w:jc w:val="left"/>
-            </w:pPr>
-            <w:r/>
-            <w:r>
-              <w:rPr>
-                <w:b/>
-              </w:rPr>
-              <w:t>Thu 13/08</w:t>
-            </w:r>
-          </w:p>
-        </w:tc>
-        <w:tc>
-          <w:tcPr>
-            <w:tcW w:type="dxa" w:w="864"/>
-            <w:shd w:fill="FFFFFF"/>
-            <w:tcMar>
-              <w:top w:w="100" w:type="dxa"/>
-              <w:bottom w:w="100" w:type="dxa"/>
-              <w:left w:w="120" w:type="dxa"/>
-              <w:right w:w="120" w:type="dxa"/>
-            </w:tcMar>
-            <w:tcBorders>
-              <w:top w:val="single" w:sz="4" w:space="0" w:color="CCCCCC"/>
-              <w:bottom w:val="single" w:sz="4" w:space="0" w:color="CCCCCC"/>
-              <w:left w:val="single" w:sz="4" w:space="0" w:color="CCCCCC"/>
-              <w:right w:val="single" w:sz="4" w:space="0" w:color="CCCCCC"/>
-            </w:tcBorders>
-          </w:tcPr>
-          <w:p>
-            <w:pPr>
-              <w:spacing w:before="60" w:after="60" w:line="252" w:lineRule="auto"/>
-              <w:jc w:val="left"/>
-            </w:pPr>
-            <w:r/>
-            <w:r>
-              <w:t>Asia 11-15</w:t>
-            </w:r>
-          </w:p>
-        </w:tc>
-        <w:tc>
-          <w:tcPr>
-            <w:tcW w:type="dxa" w:w="1440"/>
-            <w:shd w:fill="FFFFFF"/>
-            <w:tcMar>
-              <w:top w:w="100" w:type="dxa"/>
-              <w:bottom w:w="100" w:type="dxa"/>
-              <w:left w:w="120" w:type="dxa"/>
-              <w:right w:w="120" w:type="dxa"/>
-            </w:tcMar>
-            <w:tcBorders>
-              <w:top w:val="single" w:sz="4" w:space="0" w:color="CCCCCC"/>
-              <w:bottom w:val="single" w:sz="4" w:space="0" w:color="CCCCCC"/>
-              <w:left w:val="single" w:sz="4" w:space="0" w:color="CCCCCC"/>
-              <w:right w:val="single" w:sz="4" w:space="0" w:color="CCCCCC"/>
-            </w:tcBorders>
-          </w:tcPr>
-          <w:p>
-            <w:pPr>
-              <w:spacing w:before="60" w:after="60" w:line="252" w:lineRule="auto"/>
-              <w:jc w:val="left"/>
-            </w:pPr>
-            <w:r/>
-            <w:r>
-              <w:t>665.75</w:t>
-            </w:r>
-          </w:p>
-        </w:tc>
-        <w:tc>
-          <w:tcPr>
-            <w:tcW w:type="dxa" w:w="2016"/>
-            <w:shd w:fill="FFFFFF"/>
-            <w:tcMar>
-              <w:top w:w="100" w:type="dxa"/>
-              <w:bottom w:w="100" w:type="dxa"/>
-              <w:left w:w="120" w:type="dxa"/>
-              <w:right w:w="120" w:type="dxa"/>
-            </w:tcMar>
-            <w:tcBorders>
-              <w:top w:val="single" w:sz="4" w:space="0" w:color="CCCCCC"/>
-              <w:bottom w:val="single" w:sz="4" w:space="0" w:color="CCCCCC"/>
-              <w:left w:val="single" w:sz="4" w:space="0" w:color="CCCCCC"/>
-              <w:right w:val="single" w:sz="4" w:space="0" w:color="CCCCCC"/>
-            </w:tcBorders>
-          </w:tcPr>
-          <w:p>
-            <w:pPr>
-              <w:spacing w:before="60" w:after="60" w:line="252" w:lineRule="auto"/>
-              <w:jc w:val="left"/>
-            </w:pPr>
-            <w:r/>
-            <w:r>
-              <w:t>675.50</w:t>
-            </w:r>
-          </w:p>
-        </w:tc>
-        <w:tc>
-          <w:tcPr>
-            <w:tcW w:type="dxa" w:w="1152"/>
-            <w:shd w:fill="FFFFFF"/>
-            <w:tcMar>
-              <w:top w:w="100" w:type="dxa"/>
-              <w:bottom w:w="100" w:type="dxa"/>
-              <w:left w:w="120" w:type="dxa"/>
-              <w:right w:w="120" w:type="dxa"/>
-            </w:tcMar>
-            <w:tcBorders>
-              <w:top w:val="single" w:sz="4" w:space="0" w:color="CCCCCC"/>
-              <w:bottom w:val="single" w:sz="4" w:space="0" w:color="CCCCCC"/>
-              <w:left w:val="single" w:sz="4" w:space="0" w:color="CCCCCC"/>
-              <w:right w:val="single" w:sz="4" w:space="0" w:color="CCCCCC"/>
-            </w:tcBorders>
-          </w:tcPr>
-          <w:p>
-            <w:pPr>
-              <w:spacing w:before="60" w:after="60" w:line="252" w:lineRule="auto"/>
-              <w:jc w:val="left"/>
-            </w:pPr>
-            <w:r/>
-            <w:r>
-              <w:t>656.00</w:t>
-            </w:r>
-          </w:p>
-        </w:tc>
-        <w:tc>
-          <w:tcPr>
-            <w:tcW w:type="dxa" w:w="1728"/>
-            <w:shd w:fill="FFFFFF"/>
-            <w:tcMar>
-              <w:top w:w="100" w:type="dxa"/>
-              <w:bottom w:w="100" w:type="dxa"/>
-              <w:left w:w="120" w:type="dxa"/>
-              <w:right w:w="120" w:type="dxa"/>
-            </w:tcMar>
-            <w:tcBorders>
-              <w:top w:val="single" w:sz="4" w:space="0" w:color="CCCCCC"/>
-              <w:bottom w:val="single" w:sz="4" w:space="0" w:color="CCCCCC"/>
-              <w:left w:val="single" w:sz="4" w:space="0" w:color="CCCCCC"/>
-              <w:right w:val="single" w:sz="4" w:space="0" w:color="CCCCCC"/>
-            </w:tcBorders>
-          </w:tcPr>
-          <w:p>
-            <w:pPr>
-              <w:spacing w:before="60" w:after="60" w:line="252" w:lineRule="auto"/>
-              <w:jc w:val="left"/>
-            </w:pPr>
-            <w:r/>
-            <w:r>
-              <w:rPr>
-                <w:b/>
-              </w:rPr>
-              <w:t>666.25</w:t>
-            </w:r>
-          </w:p>
-        </w:tc>
-        <w:tc>
-          <w:tcPr>
-            <w:tcW w:type="dxa" w:w="3456"/>
-            <w:shd w:fill="FFFFFF"/>
-            <w:tcMar>
-              <w:top w:w="100" w:type="dxa"/>
-              <w:bottom w:w="100" w:type="dxa"/>
-              <w:left w:w="120" w:type="dxa"/>
-              <w:right w:w="120" w:type="dxa"/>
-            </w:tcMar>
-            <w:tcBorders>
-              <w:top w:val="single" w:sz="4" w:space="0" w:color="CCCCCC"/>
-              <w:bottom w:val="single" w:sz="4" w:space="0" w:color="CCCCCC"/>
-              <w:left w:val="single" w:sz="4" w:space="0" w:color="CCCCCC"/>
-              <w:right w:val="single" w:sz="4" w:space="0" w:color="CCCCCC"/>
-            </w:tcBorders>
-          </w:tcPr>
-          <w:p>
-            <w:pPr>
-              <w:spacing w:before="60" w:after="60" w:line="252" w:lineRule="auto"/>
-              <w:jc w:val="left"/>
-            </w:pPr>
-            <w:r/>
-            <w:r>
-              <w:rPr>
-                <w:b/>
-              </w:rPr>
-              <w:t>+0.50</w:t>
-            </w:r>
-          </w:p>
-        </w:tc>
-        <w:tc>
-          <w:tcPr>
-            <w:tcW w:type="dxa" w:w="1440"/>
-            <w:shd w:fill="FFFFFF"/>
-            <w:tcMar>
-              <w:top w:w="100" w:type="dxa"/>
-              <w:bottom w:w="100" w:type="dxa"/>
-              <w:left w:w="120" w:type="dxa"/>
-              <w:right w:w="120" w:type="dxa"/>
-            </w:tcMar>
-            <w:tcBorders>
-              <w:top w:val="single" w:sz="4" w:space="0" w:color="CCCCCC"/>
-              <w:bottom w:val="single" w:sz="4" w:space="0" w:color="CCCCCC"/>
-              <w:left w:val="single" w:sz="4" w:space="0" w:color="CCCCCC"/>
-              <w:right w:val="single" w:sz="4" w:space="0" w:color="CCCCCC"/>
-            </w:tcBorders>
-          </w:tcPr>
-          <w:p>
-            <w:pPr>
-              <w:spacing w:before="60" w:after="60" w:line="252" w:lineRule="auto"/>
-              <w:jc w:val="left"/>
-            </w:pPr>
-            <w:r/>
-            <w:r>
-              <w:t>BULL</w:t>
-            </w:r>
-          </w:p>
-        </w:tc>
-      </w:tr>
-      <w:tr>
-        <w:tc>
-          <w:tcPr>
-            <w:tcW w:type="dxa" w:w="1584"/>
-            <w:shd w:fill="F8FAFC"/>
-            <w:tcMar>
-              <w:top w:w="100" w:type="dxa"/>
-              <w:bottom w:w="100" w:type="dxa"/>
-              <w:left w:w="120" w:type="dxa"/>
-              <w:right w:w="120" w:type="dxa"/>
-            </w:tcMar>
-            <w:tcBorders>
-              <w:top w:val="single" w:sz="4" w:space="0" w:color="CCCCCC"/>
-              <w:bottom w:val="single" w:sz="4" w:space="0" w:color="CCCCCC"/>
-              <w:left w:val="single" w:sz="4" w:space="0" w:color="CCCCCC"/>
-              <w:right w:val="single" w:sz="4" w:space="0" w:color="CCCCCC"/>
-            </w:tcBorders>
-          </w:tcPr>
-          <w:p>
-            <w:pPr>
-              <w:spacing w:before="60" w:after="60" w:line="252" w:lineRule="auto"/>
-              <w:jc w:val="left"/>
-            </w:pPr>
-            <w:r/>
-            <w:r>
-              <w:rPr>
-                <w:b/>
-              </w:rPr>
-              <w:t>Thu 13/08</w:t>
-            </w:r>
-          </w:p>
-        </w:tc>
-        <w:tc>
-          <w:tcPr>
-            <w:tcW w:type="dxa" w:w="864"/>
-            <w:shd w:fill="F8FAFC"/>
-            <w:tcMar>
-              <w:top w:w="100" w:type="dxa"/>
-              <w:bottom w:w="100" w:type="dxa"/>
-              <w:left w:w="120" w:type="dxa"/>
-              <w:right w:w="120" w:type="dxa"/>
-            </w:tcMar>
-            <w:tcBorders>
-              <w:top w:val="single" w:sz="4" w:space="0" w:color="CCCCCC"/>
-              <w:bottom w:val="single" w:sz="4" w:space="0" w:color="CCCCCC"/>
-              <w:left w:val="single" w:sz="4" w:space="0" w:color="CCCCCC"/>
-              <w:right w:val="single" w:sz="4" w:space="0" w:color="CCCCCC"/>
-            </w:tcBorders>
-          </w:tcPr>
-          <w:p>
-            <w:pPr>
-              <w:spacing w:before="60" w:after="60" w:line="252" w:lineRule="auto"/>
-              <w:jc w:val="left"/>
-            </w:pPr>
-            <w:r/>
-            <w:r>
-              <w:t>London 15-19</w:t>
-            </w:r>
-          </w:p>
-        </w:tc>
-        <w:tc>
-          <w:tcPr>
-            <w:tcW w:type="dxa" w:w="1440"/>
-            <w:shd w:fill="F8FAFC"/>
-            <w:tcMar>
-              <w:top w:w="100" w:type="dxa"/>
-              <w:bottom w:w="100" w:type="dxa"/>
-              <w:left w:w="120" w:type="dxa"/>
-              <w:right w:w="120" w:type="dxa"/>
-            </w:tcMar>
-            <w:tcBorders>
-              <w:top w:val="single" w:sz="4" w:space="0" w:color="CCCCCC"/>
-              <w:bottom w:val="single" w:sz="4" w:space="0" w:color="CCCCCC"/>
-              <w:left w:val="single" w:sz="4" w:space="0" w:color="CCCCCC"/>
-              <w:right w:val="single" w:sz="4" w:space="0" w:color="CCCCCC"/>
-            </w:tcBorders>
-          </w:tcPr>
-          <w:p>
-            <w:pPr>
-              <w:spacing w:before="60" w:after="60" w:line="252" w:lineRule="auto"/>
-              <w:jc w:val="left"/>
-            </w:pPr>
-            <w:r/>
-            <w:r>
-              <w:t>666.25</w:t>
-            </w:r>
-          </w:p>
-        </w:tc>
-        <w:tc>
-          <w:tcPr>
-            <w:tcW w:type="dxa" w:w="2016"/>
-            <w:shd w:fill="F8FAFC"/>
-            <w:tcMar>
-              <w:top w:w="100" w:type="dxa"/>
-              <w:bottom w:w="100" w:type="dxa"/>
-              <w:left w:w="120" w:type="dxa"/>
-              <w:right w:w="120" w:type="dxa"/>
-            </w:tcMar>
-            <w:tcBorders>
-              <w:top w:val="single" w:sz="4" w:space="0" w:color="CCCCCC"/>
-              <w:bottom w:val="single" w:sz="4" w:space="0" w:color="CCCCCC"/>
-              <w:left w:val="single" w:sz="4" w:space="0" w:color="CCCCCC"/>
-              <w:right w:val="single" w:sz="4" w:space="0" w:color="CCCCCC"/>
-            </w:tcBorders>
-          </w:tcPr>
-          <w:p>
-            <w:pPr>
-              <w:spacing w:before="60" w:after="60" w:line="252" w:lineRule="auto"/>
-              <w:jc w:val="left"/>
-            </w:pPr>
-            <w:r/>
-            <w:r>
-              <w:t>677.00</w:t>
-            </w:r>
-          </w:p>
-        </w:tc>
-        <w:tc>
-          <w:tcPr>
-            <w:tcW w:type="dxa" w:w="1152"/>
-            <w:shd w:fill="F8FAFC"/>
-            <w:tcMar>
-              <w:top w:w="100" w:type="dxa"/>
-              <w:bottom w:w="100" w:type="dxa"/>
-              <w:left w:w="120" w:type="dxa"/>
-              <w:right w:w="120" w:type="dxa"/>
-            </w:tcMar>
-            <w:tcBorders>
-              <w:top w:val="single" w:sz="4" w:space="0" w:color="CCCCCC"/>
-              <w:bottom w:val="single" w:sz="4" w:space="0" w:color="CCCCCC"/>
-              <w:left w:val="single" w:sz="4" w:space="0" w:color="CCCCCC"/>
-              <w:right w:val="single" w:sz="4" w:space="0" w:color="CCCCCC"/>
-            </w:tcBorders>
-          </w:tcPr>
-          <w:p>
-            <w:pPr>
-              <w:spacing w:before="60" w:after="60" w:line="252" w:lineRule="auto"/>
-              <w:jc w:val="left"/>
-            </w:pPr>
-            <w:r/>
-            <w:r>
-              <w:t>659.00</w:t>
-            </w:r>
-          </w:p>
-        </w:tc>
-        <w:tc>
-          <w:tcPr>
-            <w:tcW w:type="dxa" w:w="1728"/>
-            <w:shd w:fill="F8FAFC"/>
-            <w:tcMar>
-              <w:top w:w="100" w:type="dxa"/>
-              <w:bottom w:w="100" w:type="dxa"/>
-              <w:left w:w="120" w:type="dxa"/>
-              <w:right w:w="120" w:type="dxa"/>
-            </w:tcMar>
-            <w:tcBorders>
-              <w:top w:val="single" w:sz="4" w:space="0" w:color="CCCCCC"/>
-              <w:bottom w:val="single" w:sz="4" w:space="0" w:color="CCCCCC"/>
-              <w:left w:val="single" w:sz="4" w:space="0" w:color="CCCCCC"/>
-              <w:right w:val="single" w:sz="4" w:space="0" w:color="CCCCCC"/>
-            </w:tcBorders>
-          </w:tcPr>
-          <w:p>
-            <w:pPr>
-              <w:spacing w:before="60" w:after="60" w:line="252" w:lineRule="auto"/>
-              <w:jc w:val="left"/>
-            </w:pPr>
-            <w:r/>
-            <w:r>
-              <w:rPr>
-                <w:b/>
-              </w:rPr>
-              <w:t>667.00</w:t>
-            </w:r>
-          </w:p>
-        </w:tc>
-        <w:tc>
-          <w:tcPr>
-            <w:tcW w:type="dxa" w:w="3456"/>
-            <w:shd w:fill="F8FAFC"/>
-            <w:tcMar>
-              <w:top w:w="100" w:type="dxa"/>
-              <w:bottom w:w="100" w:type="dxa"/>
-              <w:left w:w="120" w:type="dxa"/>
-              <w:right w:w="120" w:type="dxa"/>
-            </w:tcMar>
-            <w:tcBorders>
-              <w:top w:val="single" w:sz="4" w:space="0" w:color="CCCCCC"/>
-              <w:bottom w:val="single" w:sz="4" w:space="0" w:color="CCCCCC"/>
-              <w:left w:val="single" w:sz="4" w:space="0" w:color="CCCCCC"/>
-              <w:right w:val="single" w:sz="4" w:space="0" w:color="CCCCCC"/>
-            </w:tcBorders>
-          </w:tcPr>
-          <w:p>
-            <w:pPr>
-              <w:spacing w:before="60" w:after="60" w:line="252" w:lineRule="auto"/>
-              <w:jc w:val="left"/>
-            </w:pPr>
-            <w:r/>
-            <w:r>
-              <w:rPr>
-                <w:b/>
-              </w:rPr>
-              <w:t>+0.75</w:t>
-            </w:r>
-          </w:p>
-        </w:tc>
-        <w:tc>
-          <w:tcPr>
-            <w:tcW w:type="dxa" w:w="1440"/>
-            <w:shd w:fill="F8FAFC"/>
-            <w:tcMar>
-              <w:top w:w="100" w:type="dxa"/>
-              <w:bottom w:w="100" w:type="dxa"/>
-              <w:left w:w="120" w:type="dxa"/>
-              <w:right w:w="120" w:type="dxa"/>
-            </w:tcMar>
-            <w:tcBorders>
-              <w:top w:val="single" w:sz="4" w:space="0" w:color="CCCCCC"/>
-              <w:bottom w:val="single" w:sz="4" w:space="0" w:color="CCCCCC"/>
-              <w:left w:val="single" w:sz="4" w:space="0" w:color="CCCCCC"/>
-              <w:right w:val="single" w:sz="4" w:space="0" w:color="CCCCCC"/>
-            </w:tcBorders>
-          </w:tcPr>
-          <w:p>
-            <w:pPr>
-              <w:spacing w:before="60" w:after="60" w:line="252" w:lineRule="auto"/>
-              <w:jc w:val="left"/>
-            </w:pPr>
-            <w:r/>
-            <w:r>
-              <w:t>BULL</w:t>
-            </w:r>
-          </w:p>
-        </w:tc>
-      </w:tr>
-      <w:tr>
-        <w:tc>
-          <w:tcPr>
-            <w:tcW w:type="dxa" w:w="1584"/>
-            <w:shd w:fill="FFFFFF"/>
-            <w:tcMar>
-              <w:top w:w="100" w:type="dxa"/>
-              <w:bottom w:w="100" w:type="dxa"/>
-              <w:left w:w="120" w:type="dxa"/>
-              <w:right w:w="120" w:type="dxa"/>
-            </w:tcMar>
-            <w:tcBorders>
-              <w:top w:val="single" w:sz="4" w:space="0" w:color="CCCCCC"/>
-              <w:bottom w:val="single" w:sz="4" w:space="0" w:color="CCCCCC"/>
-              <w:left w:val="single" w:sz="4" w:space="0" w:color="CCCCCC"/>
-              <w:right w:val="single" w:sz="4" w:space="0" w:color="CCCCCC"/>
-            </w:tcBorders>
-          </w:tcPr>
-          <w:p>
-            <w:pPr>
-              <w:spacing w:before="60" w:after="60" w:line="252" w:lineRule="auto"/>
-              <w:jc w:val="left"/>
-            </w:pPr>
-            <w:r/>
-            <w:r>
-              <w:rPr>
-                <w:b/>
-              </w:rPr>
-              <w:t>Thu 13/08</w:t>
-            </w:r>
-          </w:p>
-        </w:tc>
-        <w:tc>
-          <w:tcPr>
-            <w:tcW w:type="dxa" w:w="864"/>
-            <w:shd w:fill="FFFFFF"/>
-            <w:tcMar>
-              <w:top w:w="100" w:type="dxa"/>
-              <w:bottom w:w="100" w:type="dxa"/>
-              <w:left w:w="120" w:type="dxa"/>
-              <w:right w:w="120" w:type="dxa"/>
-            </w:tcMar>
-            <w:tcBorders>
-              <w:top w:val="single" w:sz="4" w:space="0" w:color="CCCCCC"/>
-              <w:bottom w:val="single" w:sz="4" w:space="0" w:color="CCCCCC"/>
-              <w:left w:val="single" w:sz="4" w:space="0" w:color="CCCCCC"/>
-              <w:right w:val="single" w:sz="4" w:space="0" w:color="CCCCCC"/>
-            </w:tcBorders>
-          </w:tcPr>
-          <w:p>
-            <w:pPr>
-              <w:spacing w:before="60" w:after="60" w:line="252" w:lineRule="auto"/>
-              <w:jc w:val="left"/>
-            </w:pPr>
-            <w:r/>
-            <w:r>
-              <w:t>Pre-NY 19-21</w:t>
-            </w:r>
-          </w:p>
-        </w:tc>
-        <w:tc>
-          <w:tcPr>
-            <w:tcW w:type="dxa" w:w="1440"/>
-            <w:shd w:fill="FFFFFF"/>
-            <w:tcMar>
-              <w:top w:w="100" w:type="dxa"/>
-              <w:bottom w:w="100" w:type="dxa"/>
-              <w:left w:w="120" w:type="dxa"/>
-              <w:right w:w="120" w:type="dxa"/>
-            </w:tcMar>
-            <w:tcBorders>
-              <w:top w:val="single" w:sz="4" w:space="0" w:color="CCCCCC"/>
-              <w:bottom w:val="single" w:sz="4" w:space="0" w:color="CCCCCC"/>
-              <w:left w:val="single" w:sz="4" w:space="0" w:color="CCCCCC"/>
-              <w:right w:val="single" w:sz="4" w:space="0" w:color="CCCCCC"/>
-            </w:tcBorders>
-          </w:tcPr>
-          <w:p>
-            <w:pPr>
-              <w:spacing w:before="60" w:after="60" w:line="252" w:lineRule="auto"/>
-              <w:jc w:val="left"/>
-            </w:pPr>
-            <w:r/>
-            <w:r>
-              <w:t>667.00</w:t>
-            </w:r>
-          </w:p>
-        </w:tc>
-        <w:tc>
-          <w:tcPr>
-            <w:tcW w:type="dxa" w:w="2016"/>
-            <w:shd w:fill="FFFFFF"/>
-            <w:tcMar>
-              <w:top w:w="100" w:type="dxa"/>
-              <w:bottom w:w="100" w:type="dxa"/>
-              <w:left w:w="120" w:type="dxa"/>
-              <w:right w:w="120" w:type="dxa"/>
-            </w:tcMar>
-            <w:tcBorders>
-              <w:top w:val="single" w:sz="4" w:space="0" w:color="CCCCCC"/>
-              <w:bottom w:val="single" w:sz="4" w:space="0" w:color="CCCCCC"/>
-              <w:left w:val="single" w:sz="4" w:space="0" w:color="CCCCCC"/>
-              <w:right w:val="single" w:sz="4" w:space="0" w:color="CCCCCC"/>
-            </w:tcBorders>
-          </w:tcPr>
-          <w:p>
-            <w:pPr>
-              <w:spacing w:before="60" w:after="60" w:line="252" w:lineRule="auto"/>
-              <w:jc w:val="left"/>
-            </w:pPr>
-            <w:r/>
-            <w:r>
-              <w:t>673.50</w:t>
-            </w:r>
-          </w:p>
-        </w:tc>
-        <w:tc>
-          <w:tcPr>
-            <w:tcW w:type="dxa" w:w="1152"/>
-            <w:shd w:fill="FFFFFF"/>
-            <w:tcMar>
-              <w:top w:w="100" w:type="dxa"/>
-              <w:bottom w:w="100" w:type="dxa"/>
-              <w:left w:w="120" w:type="dxa"/>
-              <w:right w:w="120" w:type="dxa"/>
-            </w:tcMar>
-            <w:tcBorders>
-              <w:top w:val="single" w:sz="4" w:space="0" w:color="CCCCCC"/>
-              <w:bottom w:val="single" w:sz="4" w:space="0" w:color="CCCCCC"/>
-              <w:left w:val="single" w:sz="4" w:space="0" w:color="CCCCCC"/>
-              <w:right w:val="single" w:sz="4" w:space="0" w:color="CCCCCC"/>
-            </w:tcBorders>
-          </w:tcPr>
-          <w:p>
-            <w:pPr>
-              <w:spacing w:before="60" w:after="60" w:line="252" w:lineRule="auto"/>
-              <w:jc w:val="left"/>
-            </w:pPr>
-            <w:r/>
-            <w:r>
-              <w:t>658.50</w:t>
-            </w:r>
-          </w:p>
-        </w:tc>
-        <w:tc>
-          <w:tcPr>
-            <w:tcW w:type="dxa" w:w="1728"/>
-            <w:shd w:fill="FFFFFF"/>
-            <w:tcMar>
-              <w:top w:w="100" w:type="dxa"/>
-              <w:bottom w:w="100" w:type="dxa"/>
-              <w:left w:w="120" w:type="dxa"/>
-              <w:right w:w="120" w:type="dxa"/>
-            </w:tcMar>
-            <w:tcBorders>
-              <w:top w:val="single" w:sz="4" w:space="0" w:color="CCCCCC"/>
-              <w:bottom w:val="single" w:sz="4" w:space="0" w:color="CCCCCC"/>
-              <w:left w:val="single" w:sz="4" w:space="0" w:color="CCCCCC"/>
-              <w:right w:val="single" w:sz="4" w:space="0" w:color="CCCCCC"/>
-            </w:tcBorders>
-          </w:tcPr>
-          <w:p>
-            <w:pPr>
-              <w:spacing w:before="60" w:after="60" w:line="252" w:lineRule="auto"/>
-              <w:jc w:val="left"/>
-            </w:pPr>
-            <w:r/>
-            <w:r>
-              <w:rPr>
-                <w:b/>
-              </w:rPr>
-              <w:t>667.50</w:t>
-            </w:r>
-          </w:p>
-        </w:tc>
-        <w:tc>
-          <w:tcPr>
-            <w:tcW w:type="dxa" w:w="3456"/>
-            <w:shd w:fill="FFFFFF"/>
-            <w:tcMar>
-              <w:top w:w="100" w:type="dxa"/>
-              <w:bottom w:w="100" w:type="dxa"/>
-              <w:left w:w="120" w:type="dxa"/>
-              <w:right w:w="120" w:type="dxa"/>
-            </w:tcMar>
-            <w:tcBorders>
-              <w:top w:val="single" w:sz="4" w:space="0" w:color="CCCCCC"/>
-              <w:bottom w:val="single" w:sz="4" w:space="0" w:color="CCCCCC"/>
-              <w:left w:val="single" w:sz="4" w:space="0" w:color="CCCCCC"/>
-              <w:right w:val="single" w:sz="4" w:space="0" w:color="CCCCCC"/>
-            </w:tcBorders>
-          </w:tcPr>
-          <w:p>
-            <w:pPr>
-              <w:spacing w:before="60" w:after="60" w:line="252" w:lineRule="auto"/>
-              <w:jc w:val="left"/>
-            </w:pPr>
-            <w:r/>
-            <w:r>
-              <w:rPr>
-                <w:b/>
-              </w:rPr>
-              <w:t>+0.50</w:t>
-            </w:r>
-          </w:p>
-        </w:tc>
-        <w:tc>
-          <w:tcPr>
-            <w:tcW w:type="dxa" w:w="1440"/>
-            <w:shd w:fill="FFFFFF"/>
-            <w:tcMar>
-              <w:top w:w="100" w:type="dxa"/>
-              <w:bottom w:w="100" w:type="dxa"/>
-              <w:left w:w="120" w:type="dxa"/>
-              <w:right w:w="120" w:type="dxa"/>
-            </w:tcMar>
-            <w:tcBorders>
-              <w:top w:val="single" w:sz="4" w:space="0" w:color="CCCCCC"/>
-              <w:bottom w:val="single" w:sz="4" w:space="0" w:color="CCCCCC"/>
-              <w:left w:val="single" w:sz="4" w:space="0" w:color="CCCCCC"/>
-              <w:right w:val="single" w:sz="4" w:space="0" w:color="CCCCCC"/>
-            </w:tcBorders>
-          </w:tcPr>
-          <w:p>
-            <w:pPr>
-              <w:spacing w:before="60" w:after="60" w:line="252" w:lineRule="auto"/>
-              <w:jc w:val="left"/>
-            </w:pPr>
-            <w:r/>
-            <w:r>
-              <w:t>BULL</w:t>
-            </w:r>
-          </w:p>
-        </w:tc>
-      </w:tr>
-      <w:tr>
-        <w:tc>
-          <w:tcPr>
-            <w:tcW w:type="dxa" w:w="1584"/>
-            <w:shd w:fill="F8FAFC"/>
-            <w:tcMar>
-              <w:top w:w="100" w:type="dxa"/>
-              <w:bottom w:w="100" w:type="dxa"/>
-              <w:left w:w="120" w:type="dxa"/>
-              <w:right w:w="120" w:type="dxa"/>
-            </w:tcMar>
-            <w:tcBorders>
-              <w:top w:val="single" w:sz="4" w:space="0" w:color="CCCCCC"/>
-              <w:bottom w:val="single" w:sz="4" w:space="0" w:color="CCCCCC"/>
-              <w:left w:val="single" w:sz="4" w:space="0" w:color="CCCCCC"/>
-              <w:right w:val="single" w:sz="4" w:space="0" w:color="CCCCCC"/>
-            </w:tcBorders>
-          </w:tcPr>
-          <w:p>
-            <w:pPr>
-              <w:spacing w:before="60" w:after="60" w:line="252" w:lineRule="auto"/>
-              <w:jc w:val="left"/>
-            </w:pPr>
-            <w:r/>
-            <w:r>
-              <w:rPr>
-                <w:b/>
-              </w:rPr>
-              <w:t>Thu 13/08</w:t>
-            </w:r>
-          </w:p>
-        </w:tc>
-        <w:tc>
-          <w:tcPr>
-            <w:tcW w:type="dxa" w:w="864"/>
-            <w:shd w:fill="F8FAFC"/>
-            <w:tcMar>
-              <w:top w:w="100" w:type="dxa"/>
-              <w:bottom w:w="100" w:type="dxa"/>
-              <w:left w:w="120" w:type="dxa"/>
-              <w:right w:w="120" w:type="dxa"/>
-            </w:tcMar>
-            <w:tcBorders>
-              <w:top w:val="single" w:sz="4" w:space="0" w:color="CCCCCC"/>
-              <w:bottom w:val="single" w:sz="4" w:space="0" w:color="CCCCCC"/>
-              <w:left w:val="single" w:sz="4" w:space="0" w:color="CCCCCC"/>
-              <w:right w:val="single" w:sz="4" w:space="0" w:color="CCCCCC"/>
-            </w:tcBorders>
-          </w:tcPr>
-          <w:p>
-            <w:pPr>
-              <w:spacing w:before="60" w:after="60" w:line="252" w:lineRule="auto"/>
-              <w:jc w:val="left"/>
-            </w:pPr>
-            <w:r/>
-            <w:r>
-              <w:t>NY Open 21-23</w:t>
-            </w:r>
-          </w:p>
-        </w:tc>
-        <w:tc>
-          <w:tcPr>
-            <w:tcW w:type="dxa" w:w="1440"/>
-            <w:shd w:fill="F8FAFC"/>
-            <w:tcMar>
-              <w:top w:w="100" w:type="dxa"/>
-              <w:bottom w:w="100" w:type="dxa"/>
-              <w:left w:w="120" w:type="dxa"/>
-              <w:right w:w="120" w:type="dxa"/>
-            </w:tcMar>
-            <w:tcBorders>
-              <w:top w:val="single" w:sz="4" w:space="0" w:color="CCCCCC"/>
-              <w:bottom w:val="single" w:sz="4" w:space="0" w:color="CCCCCC"/>
-              <w:left w:val="single" w:sz="4" w:space="0" w:color="CCCCCC"/>
-              <w:right w:val="single" w:sz="4" w:space="0" w:color="CCCCCC"/>
-            </w:tcBorders>
-          </w:tcPr>
-          <w:p>
-            <w:pPr>
-              <w:spacing w:before="60" w:after="60" w:line="252" w:lineRule="auto"/>
-              <w:jc w:val="left"/>
-            </w:pPr>
-            <w:r/>
-            <w:r>
-              <w:t>667.50</w:t>
-            </w:r>
-          </w:p>
-        </w:tc>
-        <w:tc>
-          <w:tcPr>
-            <w:tcW w:type="dxa" w:w="2016"/>
-            <w:shd w:fill="F8FAFC"/>
-            <w:tcMar>
-              <w:top w:w="100" w:type="dxa"/>
-              <w:bottom w:w="100" w:type="dxa"/>
-              <w:left w:w="120" w:type="dxa"/>
-              <w:right w:w="120" w:type="dxa"/>
-            </w:tcMar>
-            <w:tcBorders>
-              <w:top w:val="single" w:sz="4" w:space="0" w:color="CCCCCC"/>
-              <w:bottom w:val="single" w:sz="4" w:space="0" w:color="CCCCCC"/>
-              <w:left w:val="single" w:sz="4" w:space="0" w:color="CCCCCC"/>
-              <w:right w:val="single" w:sz="4" w:space="0" w:color="CCCCCC"/>
-            </w:tcBorders>
-          </w:tcPr>
-          <w:p>
-            <w:pPr>
-              <w:spacing w:before="60" w:after="60" w:line="252" w:lineRule="auto"/>
-              <w:jc w:val="left"/>
-            </w:pPr>
-            <w:r/>
-            <w:r>
-              <w:t>678.50</w:t>
-            </w:r>
-          </w:p>
-        </w:tc>
-        <w:tc>
-          <w:tcPr>
-            <w:tcW w:type="dxa" w:w="1152"/>
-            <w:shd w:fill="F8FAFC"/>
-            <w:tcMar>
-              <w:top w:w="100" w:type="dxa"/>
-              <w:bottom w:w="100" w:type="dxa"/>
-              <w:left w:w="120" w:type="dxa"/>
-              <w:right w:w="120" w:type="dxa"/>
-            </w:tcMar>
-            <w:tcBorders>
-              <w:top w:val="single" w:sz="4" w:space="0" w:color="CCCCCC"/>
-              <w:bottom w:val="single" w:sz="4" w:space="0" w:color="CCCCCC"/>
-              <w:left w:val="single" w:sz="4" w:space="0" w:color="CCCCCC"/>
-              <w:right w:val="single" w:sz="4" w:space="0" w:color="CCCCCC"/>
-            </w:tcBorders>
-          </w:tcPr>
-          <w:p>
-            <w:pPr>
-              <w:spacing w:before="60" w:after="60" w:line="252" w:lineRule="auto"/>
-              <w:jc w:val="left"/>
-            </w:pPr>
-            <w:r/>
-            <w:r>
-              <w:t>655.75</w:t>
-            </w:r>
-          </w:p>
-        </w:tc>
-        <w:tc>
-          <w:tcPr>
-            <w:tcW w:type="dxa" w:w="1728"/>
-            <w:shd w:fill="F8FAFC"/>
-            <w:tcMar>
-              <w:top w:w="100" w:type="dxa"/>
-              <w:bottom w:w="100" w:type="dxa"/>
-              <w:left w:w="120" w:type="dxa"/>
-              <w:right w:w="120" w:type="dxa"/>
-            </w:tcMar>
-            <w:tcBorders>
-              <w:top w:val="single" w:sz="4" w:space="0" w:color="CCCCCC"/>
-              <w:bottom w:val="single" w:sz="4" w:space="0" w:color="CCCCCC"/>
-              <w:left w:val="single" w:sz="4" w:space="0" w:color="CCCCCC"/>
-              <w:right w:val="single" w:sz="4" w:space="0" w:color="CCCCCC"/>
-            </w:tcBorders>
-          </w:tcPr>
-          <w:p>
-            <w:pPr>
-              <w:spacing w:before="60" w:after="60" w:line="252" w:lineRule="auto"/>
-              <w:jc w:val="left"/>
-            </w:pPr>
-            <w:r/>
-            <w:r>
-              <w:rPr>
-                <w:b/>
-              </w:rPr>
-              <w:t>671.00</w:t>
-            </w:r>
-          </w:p>
-        </w:tc>
-        <w:tc>
-          <w:tcPr>
-            <w:tcW w:type="dxa" w:w="3456"/>
-            <w:shd w:fill="F8FAFC"/>
-            <w:tcMar>
-              <w:top w:w="100" w:type="dxa"/>
-              <w:bottom w:w="100" w:type="dxa"/>
-              <w:left w:w="120" w:type="dxa"/>
-              <w:right w:w="120" w:type="dxa"/>
-            </w:tcMar>
-            <w:tcBorders>
-              <w:top w:val="single" w:sz="4" w:space="0" w:color="CCCCCC"/>
-              <w:bottom w:val="single" w:sz="4" w:space="0" w:color="CCCCCC"/>
-              <w:left w:val="single" w:sz="4" w:space="0" w:color="CCCCCC"/>
-              <w:right w:val="single" w:sz="4" w:space="0" w:color="CCCCCC"/>
-            </w:tcBorders>
-          </w:tcPr>
-          <w:p>
-            <w:pPr>
-              <w:spacing w:before="60" w:after="60" w:line="252" w:lineRule="auto"/>
-              <w:jc w:val="left"/>
-            </w:pPr>
-            <w:r/>
-            <w:r>
-              <w:rPr>
-                <w:b/>
-              </w:rPr>
-              <w:t>+3.50</w:t>
-            </w:r>
-          </w:p>
-        </w:tc>
-        <w:tc>
-          <w:tcPr>
-            <w:tcW w:type="dxa" w:w="1440"/>
-            <w:shd w:fill="F8FAFC"/>
-            <w:tcMar>
-              <w:top w:w="100" w:type="dxa"/>
-              <w:bottom w:w="100" w:type="dxa"/>
-              <w:left w:w="120" w:type="dxa"/>
-              <w:right w:w="120" w:type="dxa"/>
-            </w:tcMar>
-            <w:tcBorders>
-              <w:top w:val="single" w:sz="4" w:space="0" w:color="CCCCCC"/>
-              <w:bottom w:val="single" w:sz="4" w:space="0" w:color="CCCCCC"/>
-              <w:left w:val="single" w:sz="4" w:space="0" w:color="CCCCCC"/>
-              <w:right w:val="single" w:sz="4" w:space="0" w:color="CCCCCC"/>
-            </w:tcBorders>
-          </w:tcPr>
-          <w:p>
-            <w:pPr>
-              <w:spacing w:before="60" w:after="60" w:line="252" w:lineRule="auto"/>
-              <w:jc w:val="left"/>
-            </w:pPr>
-            <w:r/>
-            <w:r>
-              <w:t>BULL</w:t>
-            </w:r>
-          </w:p>
-        </w:tc>
-      </w:tr>
-      <w:tr>
-        <w:tc>
-          <w:tcPr>
-            <w:tcW w:type="dxa" w:w="1584"/>
-            <w:shd w:fill="FFFFFF"/>
-            <w:tcMar>
-              <w:top w:w="100" w:type="dxa"/>
-              <w:bottom w:w="100" w:type="dxa"/>
-              <w:left w:w="120" w:type="dxa"/>
-              <w:right w:w="120" w:type="dxa"/>
-            </w:tcMar>
-            <w:tcBorders>
-              <w:top w:val="single" w:sz="4" w:space="0" w:color="CCCCCC"/>
-              <w:bottom w:val="single" w:sz="4" w:space="0" w:color="CCCCCC"/>
-              <w:left w:val="single" w:sz="4" w:space="0" w:color="CCCCCC"/>
-              <w:right w:val="single" w:sz="4" w:space="0" w:color="CCCCCC"/>
-            </w:tcBorders>
-          </w:tcPr>
-          <w:p>
-            <w:pPr>
-              <w:spacing w:before="60" w:after="60" w:line="252" w:lineRule="auto"/>
-              <w:jc w:val="left"/>
-            </w:pPr>
-            <w:r/>
-            <w:r>
-              <w:rPr>
-                <w:b/>
-              </w:rPr>
-              <w:t>Thu 13/08</w:t>
-            </w:r>
-          </w:p>
-        </w:tc>
-        <w:tc>
-          <w:tcPr>
-            <w:tcW w:type="dxa" w:w="864"/>
-            <w:shd w:fill="FFFFFF"/>
-            <w:tcMar>
-              <w:top w:w="100" w:type="dxa"/>
-              <w:bottom w:w="100" w:type="dxa"/>
-              <w:left w:w="120" w:type="dxa"/>
-              <w:right w:w="120" w:type="dxa"/>
-            </w:tcMar>
-            <w:tcBorders>
-              <w:top w:val="single" w:sz="4" w:space="0" w:color="CCCCCC"/>
-              <w:bottom w:val="single" w:sz="4" w:space="0" w:color="CCCCCC"/>
-              <w:left w:val="single" w:sz="4" w:space="0" w:color="CCCCCC"/>
-              <w:right w:val="single" w:sz="4" w:space="0" w:color="CCCCCC"/>
-            </w:tcBorders>
-          </w:tcPr>
-          <w:p>
-            <w:pPr>
-              <w:spacing w:before="60" w:after="60" w:line="252" w:lineRule="auto"/>
-              <w:jc w:val="left"/>
-            </w:pPr>
-            <w:r/>
-            <w:r>
-              <w:t>NY Close 23-01</w:t>
-            </w:r>
-          </w:p>
-        </w:tc>
-        <w:tc>
-          <w:tcPr>
-            <w:tcW w:type="dxa" w:w="1440"/>
-            <w:shd w:fill="FFFFFF"/>
-            <w:tcMar>
-              <w:top w:w="100" w:type="dxa"/>
-              <w:bottom w:w="100" w:type="dxa"/>
-              <w:left w:w="120" w:type="dxa"/>
-              <w:right w:w="120" w:type="dxa"/>
-            </w:tcMar>
-            <w:tcBorders>
-              <w:top w:val="single" w:sz="4" w:space="0" w:color="CCCCCC"/>
-              <w:bottom w:val="single" w:sz="4" w:space="0" w:color="CCCCCC"/>
-              <w:left w:val="single" w:sz="4" w:space="0" w:color="CCCCCC"/>
-              <w:right w:val="single" w:sz="4" w:space="0" w:color="CCCCCC"/>
-            </w:tcBorders>
-          </w:tcPr>
-          <w:p>
-            <w:pPr>
-              <w:spacing w:before="60" w:after="60" w:line="252" w:lineRule="auto"/>
-              <w:jc w:val="left"/>
-            </w:pPr>
-            <w:r/>
-            <w:r>
-              <w:t>671.00</w:t>
-            </w:r>
-          </w:p>
-        </w:tc>
-        <w:tc>
-          <w:tcPr>
-            <w:tcW w:type="dxa" w:w="2016"/>
-            <w:shd w:fill="FFFFFF"/>
-            <w:tcMar>
-              <w:top w:w="100" w:type="dxa"/>
-              <w:bottom w:w="100" w:type="dxa"/>
-              <w:left w:w="120" w:type="dxa"/>
-              <w:right w:w="120" w:type="dxa"/>
-            </w:tcMar>
-            <w:tcBorders>
-              <w:top w:val="single" w:sz="4" w:space="0" w:color="CCCCCC"/>
-              <w:bottom w:val="single" w:sz="4" w:space="0" w:color="CCCCCC"/>
-              <w:left w:val="single" w:sz="4" w:space="0" w:color="CCCCCC"/>
-              <w:right w:val="single" w:sz="4" w:space="0" w:color="CCCCCC"/>
-            </w:tcBorders>
-          </w:tcPr>
-          <w:p>
-            <w:pPr>
-              <w:spacing w:before="60" w:after="60" w:line="252" w:lineRule="auto"/>
-              <w:jc w:val="left"/>
-            </w:pPr>
-            <w:r/>
-            <w:r>
-              <w:t>676.50</w:t>
-            </w:r>
-          </w:p>
-        </w:tc>
-        <w:tc>
-          <w:tcPr>
-            <w:tcW w:type="dxa" w:w="1152"/>
-            <w:shd w:fill="FFFFFF"/>
-            <w:tcMar>
-              <w:top w:w="100" w:type="dxa"/>
-              <w:bottom w:w="100" w:type="dxa"/>
-              <w:left w:w="120" w:type="dxa"/>
-              <w:right w:w="120" w:type="dxa"/>
-            </w:tcMar>
-            <w:tcBorders>
-              <w:top w:val="single" w:sz="4" w:space="0" w:color="CCCCCC"/>
-              <w:bottom w:val="single" w:sz="4" w:space="0" w:color="CCCCCC"/>
-              <w:left w:val="single" w:sz="4" w:space="0" w:color="CCCCCC"/>
-              <w:right w:val="single" w:sz="4" w:space="0" w:color="CCCCCC"/>
-            </w:tcBorders>
-          </w:tcPr>
-          <w:p>
-            <w:pPr>
-              <w:spacing w:before="60" w:after="60" w:line="252" w:lineRule="auto"/>
-              <w:jc w:val="left"/>
-            </w:pPr>
-            <w:r/>
-            <w:r>
-              <w:t>663.25</w:t>
-            </w:r>
-          </w:p>
-        </w:tc>
-        <w:tc>
-          <w:tcPr>
-            <w:tcW w:type="dxa" w:w="1728"/>
-            <w:shd w:fill="FFFFFF"/>
-            <w:tcMar>
-              <w:top w:w="100" w:type="dxa"/>
-              <w:bottom w:w="100" w:type="dxa"/>
-              <w:left w:w="120" w:type="dxa"/>
-              <w:right w:w="120" w:type="dxa"/>
-            </w:tcMar>
-            <w:tcBorders>
-              <w:top w:val="single" w:sz="4" w:space="0" w:color="CCCCCC"/>
-              <w:bottom w:val="single" w:sz="4" w:space="0" w:color="CCCCCC"/>
-              <w:left w:val="single" w:sz="4" w:space="0" w:color="CCCCCC"/>
-              <w:right w:val="single" w:sz="4" w:space="0" w:color="CCCCCC"/>
-            </w:tcBorders>
-          </w:tcPr>
-          <w:p>
-            <w:pPr>
-              <w:spacing w:before="60" w:after="60" w:line="252" w:lineRule="auto"/>
-              <w:jc w:val="left"/>
-            </w:pPr>
-            <w:r/>
-            <w:r>
-              <w:rPr>
-                <w:b/>
-              </w:rPr>
-              <w:t>671.75</w:t>
-            </w:r>
-          </w:p>
-        </w:tc>
-        <w:tc>
-          <w:tcPr>
-            <w:tcW w:type="dxa" w:w="3456"/>
-            <w:shd w:fill="FFFFFF"/>
-            <w:tcMar>
-              <w:top w:w="100" w:type="dxa"/>
-              <w:bottom w:w="100" w:type="dxa"/>
-              <w:left w:w="120" w:type="dxa"/>
-              <w:right w:w="120" w:type="dxa"/>
-            </w:tcMar>
-            <w:tcBorders>
-              <w:top w:val="single" w:sz="4" w:space="0" w:color="CCCCCC"/>
-              <w:bottom w:val="single" w:sz="4" w:space="0" w:color="CCCCCC"/>
-              <w:left w:val="single" w:sz="4" w:space="0" w:color="CCCCCC"/>
-              <w:right w:val="single" w:sz="4" w:space="0" w:color="CCCCCC"/>
-            </w:tcBorders>
-          </w:tcPr>
-          <w:p>
-            <w:pPr>
-              <w:spacing w:before="60" w:after="60" w:line="252" w:lineRule="auto"/>
-              <w:jc w:val="left"/>
-            </w:pPr>
-            <w:r/>
-            <w:r>
-              <w:rPr>
-                <w:b/>
-              </w:rPr>
-              <w:t>+0.75</w:t>
-            </w:r>
-          </w:p>
-        </w:tc>
-        <w:tc>
-          <w:tcPr>
-            <w:tcW w:type="dxa" w:w="1440"/>
-            <w:shd w:fill="FFFFFF"/>
-            <w:tcMar>
-              <w:top w:w="100" w:type="dxa"/>
-              <w:bottom w:w="100" w:type="dxa"/>
-              <w:left w:w="120" w:type="dxa"/>
-              <w:right w:w="120" w:type="dxa"/>
-            </w:tcMar>
-            <w:tcBorders>
-              <w:top w:val="single" w:sz="4" w:space="0" w:color="CCCCCC"/>
-              <w:bottom w:val="single" w:sz="4" w:space="0" w:color="CCCCCC"/>
-              <w:left w:val="single" w:sz="4" w:space="0" w:color="CCCCCC"/>
-              <w:right w:val="single" w:sz="4" w:space="0" w:color="CCCCCC"/>
-            </w:tcBorders>
-          </w:tcPr>
-          <w:p>
-            <w:pPr>
-              <w:spacing w:before="60" w:after="60" w:line="252" w:lineRule="auto"/>
-              <w:jc w:val="left"/>
-            </w:pPr>
-            <w:r/>
-            <w:r>
-              <w:t>BULL</w:t>
-            </w:r>
-          </w:p>
-        </w:tc>
-      </w:tr>
-      <w:tr>
-        <w:tc>
-          <w:tcPr>
-            <w:tcW w:type="dxa" w:w="1584"/>
-            <w:shd w:fill="F8FAFC"/>
-            <w:tcMar>
-              <w:top w:w="100" w:type="dxa"/>
-              <w:bottom w:w="100" w:type="dxa"/>
-              <w:left w:w="120" w:type="dxa"/>
-              <w:right w:w="120" w:type="dxa"/>
-            </w:tcMar>
-            <w:tcBorders>
-              <w:top w:val="single" w:sz="4" w:space="0" w:color="CCCCCC"/>
-              <w:bottom w:val="single" w:sz="4" w:space="0" w:color="CCCCCC"/>
-              <w:left w:val="single" w:sz="4" w:space="0" w:color="CCCCCC"/>
-              <w:right w:val="single" w:sz="4" w:space="0" w:color="CCCCCC"/>
-            </w:tcBorders>
-          </w:tcPr>
-          <w:p>
-            <w:pPr>
-              <w:spacing w:before="60" w:after="60" w:line="252" w:lineRule="auto"/>
-              <w:jc w:val="left"/>
-            </w:pPr>
-            <w:r/>
-            <w:r>
-              <w:rPr>
-                <w:b/>
-              </w:rPr>
-              <w:t>Fri 14/08</w:t>
-            </w:r>
-          </w:p>
-        </w:tc>
-        <w:tc>
-          <w:tcPr>
-            <w:tcW w:type="dxa" w:w="864"/>
-            <w:shd w:fill="F8FAFC"/>
-            <w:tcMar>
-              <w:top w:w="100" w:type="dxa"/>
-              <w:bottom w:w="100" w:type="dxa"/>
-              <w:left w:w="120" w:type="dxa"/>
-              <w:right w:w="120" w:type="dxa"/>
-            </w:tcMar>
-            <w:tcBorders>
-              <w:top w:val="single" w:sz="4" w:space="0" w:color="CCCCCC"/>
-              <w:bottom w:val="single" w:sz="4" w:space="0" w:color="CCCCCC"/>
-              <w:left w:val="single" w:sz="4" w:space="0" w:color="CCCCCC"/>
-              <w:right w:val="single" w:sz="4" w:space="0" w:color="CCCCCC"/>
-            </w:tcBorders>
-          </w:tcPr>
-          <w:p>
-            <w:pPr>
-              <w:spacing w:before="60" w:after="60" w:line="252" w:lineRule="auto"/>
-              <w:jc w:val="left"/>
-            </w:pPr>
-            <w:r/>
-            <w:r>
-              <w:t>Asia 07-11</w:t>
-            </w:r>
-          </w:p>
-        </w:tc>
-        <w:tc>
-          <w:tcPr>
-            <w:tcW w:type="dxa" w:w="1440"/>
-            <w:shd w:fill="F8FAFC"/>
-            <w:tcMar>
-              <w:top w:w="100" w:type="dxa"/>
-              <w:bottom w:w="100" w:type="dxa"/>
-              <w:left w:w="120" w:type="dxa"/>
-              <w:right w:w="120" w:type="dxa"/>
-            </w:tcMar>
-            <w:tcBorders>
-              <w:top w:val="single" w:sz="4" w:space="0" w:color="CCCCCC"/>
-              <w:bottom w:val="single" w:sz="4" w:space="0" w:color="CCCCCC"/>
-              <w:left w:val="single" w:sz="4" w:space="0" w:color="CCCCCC"/>
-              <w:right w:val="single" w:sz="4" w:space="0" w:color="CCCCCC"/>
-            </w:tcBorders>
-          </w:tcPr>
-          <w:p>
-            <w:pPr>
-              <w:spacing w:before="60" w:after="60" w:line="252" w:lineRule="auto"/>
-              <w:jc w:val="left"/>
-            </w:pPr>
-            <w:r/>
-            <w:r>
-              <w:t>671.75</w:t>
-            </w:r>
-          </w:p>
-        </w:tc>
-        <w:tc>
-          <w:tcPr>
-            <w:tcW w:type="dxa" w:w="2016"/>
-            <w:shd w:fill="F8FAFC"/>
-            <w:tcMar>
-              <w:top w:w="100" w:type="dxa"/>
-              <w:bottom w:w="100" w:type="dxa"/>
-              <w:left w:w="120" w:type="dxa"/>
-              <w:right w:w="120" w:type="dxa"/>
-            </w:tcMar>
-            <w:tcBorders>
-              <w:top w:val="single" w:sz="4" w:space="0" w:color="CCCCCC"/>
-              <w:bottom w:val="single" w:sz="4" w:space="0" w:color="CCCCCC"/>
-              <w:left w:val="single" w:sz="4" w:space="0" w:color="CCCCCC"/>
-              <w:right w:val="single" w:sz="4" w:space="0" w:color="CCCCCC"/>
-            </w:tcBorders>
-          </w:tcPr>
-          <w:p>
-            <w:pPr>
-              <w:spacing w:before="60" w:after="60" w:line="252" w:lineRule="auto"/>
-              <w:jc w:val="left"/>
-            </w:pPr>
-            <w:r/>
-            <w:r>
-              <w:t>681.00</w:t>
-            </w:r>
-          </w:p>
-        </w:tc>
-        <w:tc>
-          <w:tcPr>
-            <w:tcW w:type="dxa" w:w="1152"/>
-            <w:shd w:fill="F8FAFC"/>
-            <w:tcMar>
-              <w:top w:w="100" w:type="dxa"/>
-              <w:bottom w:w="100" w:type="dxa"/>
-              <w:left w:w="120" w:type="dxa"/>
-              <w:right w:w="120" w:type="dxa"/>
-            </w:tcMar>
-            <w:tcBorders>
-              <w:top w:val="single" w:sz="4" w:space="0" w:color="CCCCCC"/>
-              <w:bottom w:val="single" w:sz="4" w:space="0" w:color="CCCCCC"/>
-              <w:left w:val="single" w:sz="4" w:space="0" w:color="CCCCCC"/>
-              <w:right w:val="single" w:sz="4" w:space="0" w:color="CCCCCC"/>
-            </w:tcBorders>
-          </w:tcPr>
-          <w:p>
-            <w:pPr>
-              <w:spacing w:before="60" w:after="60" w:line="252" w:lineRule="auto"/>
-              <w:jc w:val="left"/>
-            </w:pPr>
-            <w:r/>
-            <w:r>
-              <w:t>665.25</w:t>
-            </w:r>
-          </w:p>
-        </w:tc>
-        <w:tc>
-          <w:tcPr>
-            <w:tcW w:type="dxa" w:w="1728"/>
-            <w:shd w:fill="F8FAFC"/>
-            <w:tcMar>
-              <w:top w:w="100" w:type="dxa"/>
-              <w:bottom w:w="100" w:type="dxa"/>
-              <w:left w:w="120" w:type="dxa"/>
-              <w:right w:w="120" w:type="dxa"/>
-            </w:tcMar>
-            <w:tcBorders>
-              <w:top w:val="single" w:sz="4" w:space="0" w:color="CCCCCC"/>
-              <w:bottom w:val="single" w:sz="4" w:space="0" w:color="CCCCCC"/>
-              <w:left w:val="single" w:sz="4" w:space="0" w:color="CCCCCC"/>
-              <w:right w:val="single" w:sz="4" w:space="0" w:color="CCCCCC"/>
-            </w:tcBorders>
-          </w:tcPr>
-          <w:p>
-            <w:pPr>
-              <w:spacing w:before="60" w:after="60" w:line="252" w:lineRule="auto"/>
-              <w:jc w:val="left"/>
-            </w:pPr>
-            <w:r/>
-            <w:r>
-              <w:rPr>
-                <w:b/>
-              </w:rPr>
-              <w:t>671.00</w:t>
-            </w:r>
-          </w:p>
-        </w:tc>
-        <w:tc>
-          <w:tcPr>
-            <w:tcW w:type="dxa" w:w="3456"/>
-            <w:shd w:fill="F8FAFC"/>
-            <w:tcMar>
-              <w:top w:w="100" w:type="dxa"/>
-              <w:bottom w:w="100" w:type="dxa"/>
-              <w:left w:w="120" w:type="dxa"/>
-              <w:right w:w="120" w:type="dxa"/>
-            </w:tcMar>
-            <w:tcBorders>
-              <w:top w:val="single" w:sz="4" w:space="0" w:color="CCCCCC"/>
-              <w:bottom w:val="single" w:sz="4" w:space="0" w:color="CCCCCC"/>
-              <w:left w:val="single" w:sz="4" w:space="0" w:color="CCCCCC"/>
-              <w:right w:val="single" w:sz="4" w:space="0" w:color="CCCCCC"/>
-            </w:tcBorders>
-          </w:tcPr>
-          <w:p>
-            <w:pPr>
-              <w:spacing w:before="60" w:after="60" w:line="252" w:lineRule="auto"/>
-              <w:jc w:val="left"/>
-            </w:pPr>
-            <w:r/>
-            <w:r>
-              <w:rPr>
-                <w:b/>
-              </w:rPr>
-              <w:t>-0.75</w:t>
-            </w:r>
-          </w:p>
-        </w:tc>
-        <w:tc>
-          <w:tcPr>
-            <w:tcW w:type="dxa" w:w="1440"/>
-            <w:shd w:fill="F8FAFC"/>
-            <w:tcMar>
-              <w:top w:w="100" w:type="dxa"/>
-              <w:bottom w:w="100" w:type="dxa"/>
-              <w:left w:w="120" w:type="dxa"/>
-              <w:right w:w="120" w:type="dxa"/>
-            </w:tcMar>
-            <w:tcBorders>
-              <w:top w:val="single" w:sz="4" w:space="0" w:color="CCCCCC"/>
-              <w:bottom w:val="single" w:sz="4" w:space="0" w:color="CCCCCC"/>
-              <w:left w:val="single" w:sz="4" w:space="0" w:color="CCCCCC"/>
-              <w:right w:val="single" w:sz="4" w:space="0" w:color="CCCCCC"/>
-            </w:tcBorders>
-          </w:tcPr>
-          <w:p>
-            <w:pPr>
-              <w:spacing w:before="60" w:after="60" w:line="252" w:lineRule="auto"/>
-              <w:jc w:val="left"/>
-            </w:pPr>
-            <w:r/>
-            <w:r>
-              <w:t>BEAR</w:t>
-            </w:r>
-          </w:p>
-        </w:tc>
-      </w:tr>
-      <w:tr>
-        <w:tc>
-          <w:tcPr>
-            <w:tcW w:type="dxa" w:w="1584"/>
-            <w:shd w:fill="FFFFFF"/>
-            <w:tcMar>
-              <w:top w:w="100" w:type="dxa"/>
-              <w:bottom w:w="100" w:type="dxa"/>
-              <w:left w:w="120" w:type="dxa"/>
-              <w:right w:w="120" w:type="dxa"/>
-            </w:tcMar>
-            <w:tcBorders>
-              <w:top w:val="single" w:sz="4" w:space="0" w:color="CCCCCC"/>
-              <w:bottom w:val="single" w:sz="4" w:space="0" w:color="CCCCCC"/>
-              <w:left w:val="single" w:sz="4" w:space="0" w:color="CCCCCC"/>
-              <w:right w:val="single" w:sz="4" w:space="0" w:color="CCCCCC"/>
-            </w:tcBorders>
-          </w:tcPr>
-          <w:p>
-            <w:pPr>
-              <w:spacing w:before="60" w:after="60" w:line="252" w:lineRule="auto"/>
-              <w:jc w:val="left"/>
-            </w:pPr>
-            <w:r/>
-            <w:r>
-              <w:rPr>
-                <w:b/>
-              </w:rPr>
-              <w:t>Fri 14/08</w:t>
-            </w:r>
-          </w:p>
-        </w:tc>
-        <w:tc>
-          <w:tcPr>
-            <w:tcW w:type="dxa" w:w="864"/>
-            <w:shd w:fill="FFFFFF"/>
-            <w:tcMar>
-              <w:top w:w="100" w:type="dxa"/>
-              <w:bottom w:w="100" w:type="dxa"/>
-              <w:left w:w="120" w:type="dxa"/>
-              <w:right w:w="120" w:type="dxa"/>
-            </w:tcMar>
-            <w:tcBorders>
-              <w:top w:val="single" w:sz="4" w:space="0" w:color="CCCCCC"/>
-              <w:bottom w:val="single" w:sz="4" w:space="0" w:color="CCCCCC"/>
-              <w:left w:val="single" w:sz="4" w:space="0" w:color="CCCCCC"/>
-              <w:right w:val="single" w:sz="4" w:space="0" w:color="CCCCCC"/>
-            </w:tcBorders>
-          </w:tcPr>
-          <w:p>
-            <w:pPr>
-              <w:spacing w:before="60" w:after="60" w:line="252" w:lineRule="auto"/>
-              <w:jc w:val="left"/>
-            </w:pPr>
-            <w:r/>
-            <w:r>
-              <w:t>Asia 11-15</w:t>
-            </w:r>
-          </w:p>
-        </w:tc>
-        <w:tc>
-          <w:tcPr>
-            <w:tcW w:type="dxa" w:w="1440"/>
-            <w:shd w:fill="FFFFFF"/>
-            <w:tcMar>
-              <w:top w:w="100" w:type="dxa"/>
-              <w:bottom w:w="100" w:type="dxa"/>
-              <w:left w:w="120" w:type="dxa"/>
-              <w:right w:w="120" w:type="dxa"/>
-            </w:tcMar>
-            <w:tcBorders>
-              <w:top w:val="single" w:sz="4" w:space="0" w:color="CCCCCC"/>
-              <w:bottom w:val="single" w:sz="4" w:space="0" w:color="CCCCCC"/>
-              <w:left w:val="single" w:sz="4" w:space="0" w:color="CCCCCC"/>
-              <w:right w:val="single" w:sz="4" w:space="0" w:color="CCCCCC"/>
-            </w:tcBorders>
-          </w:tcPr>
-          <w:p>
-            <w:pPr>
-              <w:spacing w:before="60" w:after="60" w:line="252" w:lineRule="auto"/>
-              <w:jc w:val="left"/>
-            </w:pPr>
-            <w:r/>
-            <w:r>
-              <w:t>671.00</w:t>
-            </w:r>
-          </w:p>
-        </w:tc>
-        <w:tc>
-          <w:tcPr>
-            <w:tcW w:type="dxa" w:w="2016"/>
-            <w:shd w:fill="FFFFFF"/>
-            <w:tcMar>
-              <w:top w:w="100" w:type="dxa"/>
-              <w:bottom w:w="100" w:type="dxa"/>
-              <w:left w:w="120" w:type="dxa"/>
-              <w:right w:w="120" w:type="dxa"/>
-            </w:tcMar>
-            <w:tcBorders>
-              <w:top w:val="single" w:sz="4" w:space="0" w:color="CCCCCC"/>
-              <w:bottom w:val="single" w:sz="4" w:space="0" w:color="CCCCCC"/>
-              <w:left w:val="single" w:sz="4" w:space="0" w:color="CCCCCC"/>
-              <w:right w:val="single" w:sz="4" w:space="0" w:color="CCCCCC"/>
-            </w:tcBorders>
-          </w:tcPr>
-          <w:p>
-            <w:pPr>
-              <w:spacing w:before="60" w:after="60" w:line="252" w:lineRule="auto"/>
-              <w:jc w:val="left"/>
-            </w:pPr>
-            <w:r/>
-            <w:r>
-              <w:t>678.50</w:t>
-            </w:r>
-          </w:p>
-        </w:tc>
-        <w:tc>
-          <w:tcPr>
-            <w:tcW w:type="dxa" w:w="1152"/>
-            <w:shd w:fill="FFFFFF"/>
-            <w:tcMar>
-              <w:top w:w="100" w:type="dxa"/>
-              <w:bottom w:w="100" w:type="dxa"/>
-              <w:left w:w="120" w:type="dxa"/>
-              <w:right w:w="120" w:type="dxa"/>
-            </w:tcMar>
-            <w:tcBorders>
-              <w:top w:val="single" w:sz="4" w:space="0" w:color="CCCCCC"/>
-              <w:bottom w:val="single" w:sz="4" w:space="0" w:color="CCCCCC"/>
-              <w:left w:val="single" w:sz="4" w:space="0" w:color="CCCCCC"/>
-              <w:right w:val="single" w:sz="4" w:space="0" w:color="CCCCCC"/>
-            </w:tcBorders>
-          </w:tcPr>
-          <w:p>
-            <w:pPr>
-              <w:spacing w:before="60" w:after="60" w:line="252" w:lineRule="auto"/>
-              <w:jc w:val="left"/>
-            </w:pPr>
-            <w:r/>
-            <w:r>
-              <w:t>665.00</w:t>
-            </w:r>
-          </w:p>
-        </w:tc>
-        <w:tc>
-          <w:tcPr>
-            <w:tcW w:type="dxa" w:w="1728"/>
-            <w:shd w:fill="FFFFFF"/>
-            <w:tcMar>
-              <w:top w:w="100" w:type="dxa"/>
-              <w:bottom w:w="100" w:type="dxa"/>
-              <w:left w:w="120" w:type="dxa"/>
-              <w:right w:w="120" w:type="dxa"/>
-            </w:tcMar>
-            <w:tcBorders>
-              <w:top w:val="single" w:sz="4" w:space="0" w:color="CCCCCC"/>
-              <w:bottom w:val="single" w:sz="4" w:space="0" w:color="CCCCCC"/>
-              <w:left w:val="single" w:sz="4" w:space="0" w:color="CCCCCC"/>
-              <w:right w:val="single" w:sz="4" w:space="0" w:color="CCCCCC"/>
-            </w:tcBorders>
-          </w:tcPr>
-          <w:p>
-            <w:pPr>
-              <w:spacing w:before="60" w:after="60" w:line="252" w:lineRule="auto"/>
-              <w:jc w:val="left"/>
-            </w:pPr>
-            <w:r/>
-            <w:r>
-              <w:rPr>
-                <w:b/>
-              </w:rPr>
-              <w:t>670.00</w:t>
-            </w:r>
-          </w:p>
-        </w:tc>
-        <w:tc>
-          <w:tcPr>
-            <w:tcW w:type="dxa" w:w="3456"/>
-            <w:shd w:fill="FFFFFF"/>
-            <w:tcMar>
-              <w:top w:w="100" w:type="dxa"/>
-              <w:bottom w:w="100" w:type="dxa"/>
-              <w:left w:w="120" w:type="dxa"/>
-              <w:right w:w="120" w:type="dxa"/>
-            </w:tcMar>
-            <w:tcBorders>
-              <w:top w:val="single" w:sz="4" w:space="0" w:color="CCCCCC"/>
-              <w:bottom w:val="single" w:sz="4" w:space="0" w:color="CCCCCC"/>
-              <w:left w:val="single" w:sz="4" w:space="0" w:color="CCCCCC"/>
-              <w:right w:val="single" w:sz="4" w:space="0" w:color="CCCCCC"/>
-            </w:tcBorders>
-          </w:tcPr>
-          <w:p>
-            <w:pPr>
-              <w:spacing w:before="60" w:after="60" w:line="252" w:lineRule="auto"/>
-              <w:jc w:val="left"/>
-            </w:pPr>
-            <w:r/>
-            <w:r>
-              <w:rPr>
-                <w:b/>
-              </w:rPr>
-              <w:t>-1.00</w:t>
-            </w:r>
-          </w:p>
-        </w:tc>
-        <w:tc>
-          <w:tcPr>
-            <w:tcW w:type="dxa" w:w="1440"/>
-            <w:shd w:fill="FFFFFF"/>
-            <w:tcMar>
-              <w:top w:w="100" w:type="dxa"/>
-              <w:bottom w:w="100" w:type="dxa"/>
-              <w:left w:w="120" w:type="dxa"/>
-              <w:right w:w="120" w:type="dxa"/>
-            </w:tcMar>
-            <w:tcBorders>
-              <w:top w:val="single" w:sz="4" w:space="0" w:color="CCCCCC"/>
-              <w:bottom w:val="single" w:sz="4" w:space="0" w:color="CCCCCC"/>
-              <w:left w:val="single" w:sz="4" w:space="0" w:color="CCCCCC"/>
-              <w:right w:val="single" w:sz="4" w:space="0" w:color="CCCCCC"/>
-            </w:tcBorders>
-          </w:tcPr>
-          <w:p>
-            <w:pPr>
-              <w:spacing w:before="60" w:after="60" w:line="252" w:lineRule="auto"/>
-              <w:jc w:val="left"/>
-            </w:pPr>
-            <w:r/>
-            <w:r>
-              <w:t>BEAR</w:t>
-            </w:r>
-          </w:p>
-        </w:tc>
-      </w:tr>
-      <w:tr>
-        <w:tc>
-          <w:tcPr>
-            <w:tcW w:type="dxa" w:w="1584"/>
-            <w:shd w:fill="F8FAFC"/>
-            <w:tcMar>
-              <w:top w:w="100" w:type="dxa"/>
-              <w:bottom w:w="100" w:type="dxa"/>
-              <w:left w:w="120" w:type="dxa"/>
-              <w:right w:w="120" w:type="dxa"/>
-            </w:tcMar>
-            <w:tcBorders>
-              <w:top w:val="single" w:sz="4" w:space="0" w:color="CCCCCC"/>
-              <w:bottom w:val="single" w:sz="4" w:space="0" w:color="CCCCCC"/>
-              <w:left w:val="single" w:sz="4" w:space="0" w:color="CCCCCC"/>
-              <w:right w:val="single" w:sz="4" w:space="0" w:color="CCCCCC"/>
-            </w:tcBorders>
-          </w:tcPr>
-          <w:p>
-            <w:pPr>
-              <w:spacing w:before="60" w:after="60" w:line="252" w:lineRule="auto"/>
-              <w:jc w:val="left"/>
-            </w:pPr>
-            <w:r/>
-            <w:r>
-              <w:rPr>
-                <w:b/>
-              </w:rPr>
-              <w:t>Fri 14/08</w:t>
-            </w:r>
-          </w:p>
-        </w:tc>
-        <w:tc>
-          <w:tcPr>
-            <w:tcW w:type="dxa" w:w="864"/>
-            <w:shd w:fill="F8FAFC"/>
-            <w:tcMar>
-              <w:top w:w="100" w:type="dxa"/>
-              <w:bottom w:w="100" w:type="dxa"/>
-              <w:left w:w="120" w:type="dxa"/>
-              <w:right w:w="120" w:type="dxa"/>
-            </w:tcMar>
-            <w:tcBorders>
-              <w:top w:val="single" w:sz="4" w:space="0" w:color="CCCCCC"/>
-              <w:bottom w:val="single" w:sz="4" w:space="0" w:color="CCCCCC"/>
-              <w:left w:val="single" w:sz="4" w:space="0" w:color="CCCCCC"/>
-              <w:right w:val="single" w:sz="4" w:space="0" w:color="CCCCCC"/>
-            </w:tcBorders>
-          </w:tcPr>
-          <w:p>
-            <w:pPr>
-              <w:spacing w:before="60" w:after="60" w:line="252" w:lineRule="auto"/>
-              <w:jc w:val="left"/>
-            </w:pPr>
-            <w:r/>
-            <w:r>
-              <w:t>London 15-19</w:t>
-            </w:r>
-          </w:p>
-        </w:tc>
-        <w:tc>
-          <w:tcPr>
-            <w:tcW w:type="dxa" w:w="1440"/>
-            <w:shd w:fill="F8FAFC"/>
-            <w:tcMar>
-              <w:top w:w="100" w:type="dxa"/>
-              <w:bottom w:w="100" w:type="dxa"/>
-              <w:left w:w="120" w:type="dxa"/>
-              <w:right w:w="120" w:type="dxa"/>
-            </w:tcMar>
-            <w:tcBorders>
-              <w:top w:val="single" w:sz="4" w:space="0" w:color="CCCCCC"/>
-              <w:bottom w:val="single" w:sz="4" w:space="0" w:color="CCCCCC"/>
-              <w:left w:val="single" w:sz="4" w:space="0" w:color="CCCCCC"/>
-              <w:right w:val="single" w:sz="4" w:space="0" w:color="CCCCCC"/>
-            </w:tcBorders>
-          </w:tcPr>
-          <w:p>
-            <w:pPr>
-              <w:spacing w:before="60" w:after="60" w:line="252" w:lineRule="auto"/>
-              <w:jc w:val="left"/>
-            </w:pPr>
-            <w:r/>
-            <w:r>
-              <w:t>670.00</w:t>
-            </w:r>
-          </w:p>
-        </w:tc>
-        <w:tc>
-          <w:tcPr>
-            <w:tcW w:type="dxa" w:w="2016"/>
-            <w:shd w:fill="F8FAFC"/>
-            <w:tcMar>
-              <w:top w:w="100" w:type="dxa"/>
-              <w:bottom w:w="100" w:type="dxa"/>
-              <w:left w:w="120" w:type="dxa"/>
-              <w:right w:w="120" w:type="dxa"/>
-            </w:tcMar>
-            <w:tcBorders>
-              <w:top w:val="single" w:sz="4" w:space="0" w:color="CCCCCC"/>
-              <w:bottom w:val="single" w:sz="4" w:space="0" w:color="CCCCCC"/>
-              <w:left w:val="single" w:sz="4" w:space="0" w:color="CCCCCC"/>
-              <w:right w:val="single" w:sz="4" w:space="0" w:color="CCCCCC"/>
-            </w:tcBorders>
-          </w:tcPr>
-          <w:p>
-            <w:pPr>
-              <w:spacing w:before="60" w:after="60" w:line="252" w:lineRule="auto"/>
-              <w:jc w:val="left"/>
-            </w:pPr>
-            <w:r/>
-            <w:r>
-              <w:t>677.00</w:t>
-            </w:r>
-          </w:p>
-        </w:tc>
-        <w:tc>
-          <w:tcPr>
-            <w:tcW w:type="dxa" w:w="1152"/>
-            <w:shd w:fill="F8FAFC"/>
-            <w:tcMar>
-              <w:top w:w="100" w:type="dxa"/>
-              <w:bottom w:w="100" w:type="dxa"/>
-              <w:left w:w="120" w:type="dxa"/>
-              <w:right w:w="120" w:type="dxa"/>
-            </w:tcMar>
-            <w:tcBorders>
-              <w:top w:val="single" w:sz="4" w:space="0" w:color="CCCCCC"/>
-              <w:bottom w:val="single" w:sz="4" w:space="0" w:color="CCCCCC"/>
-              <w:left w:val="single" w:sz="4" w:space="0" w:color="CCCCCC"/>
-              <w:right w:val="single" w:sz="4" w:space="0" w:color="CCCCCC"/>
-            </w:tcBorders>
-          </w:tcPr>
-          <w:p>
-            <w:pPr>
-              <w:spacing w:before="60" w:after="60" w:line="252" w:lineRule="auto"/>
-              <w:jc w:val="left"/>
-            </w:pPr>
-            <w:r/>
-            <w:r>
-              <w:t>656.50</w:t>
-            </w:r>
-          </w:p>
-        </w:tc>
-        <w:tc>
-          <w:tcPr>
-            <w:tcW w:type="dxa" w:w="1728"/>
-            <w:shd w:fill="F8FAFC"/>
-            <w:tcMar>
-              <w:top w:w="100" w:type="dxa"/>
-              <w:bottom w:w="100" w:type="dxa"/>
-              <w:left w:w="120" w:type="dxa"/>
-              <w:right w:w="120" w:type="dxa"/>
-            </w:tcMar>
-            <w:tcBorders>
-              <w:top w:val="single" w:sz="4" w:space="0" w:color="CCCCCC"/>
-              <w:bottom w:val="single" w:sz="4" w:space="0" w:color="CCCCCC"/>
-              <w:left w:val="single" w:sz="4" w:space="0" w:color="CCCCCC"/>
-              <w:right w:val="single" w:sz="4" w:space="0" w:color="CCCCCC"/>
-            </w:tcBorders>
-          </w:tcPr>
-          <w:p>
-            <w:pPr>
-              <w:spacing w:before="60" w:after="60" w:line="252" w:lineRule="auto"/>
-              <w:jc w:val="left"/>
-            </w:pPr>
-            <w:r/>
-            <w:r>
-              <w:rPr>
-                <w:b/>
-              </w:rPr>
-              <w:t>670.75</w:t>
-            </w:r>
-          </w:p>
-        </w:tc>
-        <w:tc>
-          <w:tcPr>
-            <w:tcW w:type="dxa" w:w="3456"/>
-            <w:shd w:fill="F8FAFC"/>
-            <w:tcMar>
-              <w:top w:w="100" w:type="dxa"/>
-              <w:bottom w:w="100" w:type="dxa"/>
-              <w:left w:w="120" w:type="dxa"/>
-              <w:right w:w="120" w:type="dxa"/>
-            </w:tcMar>
-            <w:tcBorders>
-              <w:top w:val="single" w:sz="4" w:space="0" w:color="CCCCCC"/>
-              <w:bottom w:val="single" w:sz="4" w:space="0" w:color="CCCCCC"/>
-              <w:left w:val="single" w:sz="4" w:space="0" w:color="CCCCCC"/>
-              <w:right w:val="single" w:sz="4" w:space="0" w:color="CCCCCC"/>
-            </w:tcBorders>
-          </w:tcPr>
-          <w:p>
-            <w:pPr>
-              <w:spacing w:before="60" w:after="60" w:line="252" w:lineRule="auto"/>
-              <w:jc w:val="left"/>
-            </w:pPr>
-            <w:r/>
-            <w:r>
-              <w:rPr>
-                <w:b/>
-              </w:rPr>
-              <w:t>+0.75</w:t>
-            </w:r>
-          </w:p>
-        </w:tc>
-        <w:tc>
-          <w:tcPr>
-            <w:tcW w:type="dxa" w:w="1440"/>
-            <w:shd w:fill="F8FAFC"/>
-            <w:tcMar>
-              <w:top w:w="100" w:type="dxa"/>
-              <w:bottom w:w="100" w:type="dxa"/>
-              <w:left w:w="120" w:type="dxa"/>
-              <w:right w:w="120" w:type="dxa"/>
-            </w:tcMar>
-            <w:tcBorders>
-              <w:top w:val="single" w:sz="4" w:space="0" w:color="CCCCCC"/>
-              <w:bottom w:val="single" w:sz="4" w:space="0" w:color="CCCCCC"/>
-              <w:left w:val="single" w:sz="4" w:space="0" w:color="CCCCCC"/>
-              <w:right w:val="single" w:sz="4" w:space="0" w:color="CCCCCC"/>
-            </w:tcBorders>
-          </w:tcPr>
-          <w:p>
-            <w:pPr>
-              <w:spacing w:before="60" w:after="60" w:line="252" w:lineRule="auto"/>
-              <w:jc w:val="left"/>
-            </w:pPr>
-            <w:r/>
-            <w:r>
-              <w:t>BULL</w:t>
-            </w:r>
-          </w:p>
-        </w:tc>
-      </w:tr>
-      <w:tr>
-        <w:tc>
-          <w:tcPr>
-            <w:tcW w:type="dxa" w:w="1584"/>
-            <w:shd w:fill="FFFFFF"/>
-            <w:tcMar>
-              <w:top w:w="100" w:type="dxa"/>
-              <w:bottom w:w="100" w:type="dxa"/>
-              <w:left w:w="120" w:type="dxa"/>
-              <w:right w:w="120" w:type="dxa"/>
-            </w:tcMar>
-            <w:tcBorders>
-              <w:top w:val="single" w:sz="4" w:space="0" w:color="CCCCCC"/>
-              <w:bottom w:val="single" w:sz="4" w:space="0" w:color="CCCCCC"/>
-              <w:left w:val="single" w:sz="4" w:space="0" w:color="CCCCCC"/>
-              <w:right w:val="single" w:sz="4" w:space="0" w:color="CCCCCC"/>
-            </w:tcBorders>
-          </w:tcPr>
-          <w:p>
-            <w:pPr>
-              <w:spacing w:before="60" w:after="60" w:line="252" w:lineRule="auto"/>
-              <w:jc w:val="left"/>
-            </w:pPr>
-            <w:r/>
-            <w:r>
-              <w:rPr>
-                <w:b/>
-              </w:rPr>
-              <w:t>Fri 14/08</w:t>
-            </w:r>
-          </w:p>
-        </w:tc>
-        <w:tc>
-          <w:tcPr>
-            <w:tcW w:type="dxa" w:w="864"/>
-            <w:shd w:fill="FFFFFF"/>
-            <w:tcMar>
-              <w:top w:w="100" w:type="dxa"/>
-              <w:bottom w:w="100" w:type="dxa"/>
-              <w:left w:w="120" w:type="dxa"/>
-              <w:right w:w="120" w:type="dxa"/>
-            </w:tcMar>
-            <w:tcBorders>
-              <w:top w:val="single" w:sz="4" w:space="0" w:color="CCCCCC"/>
-              <w:bottom w:val="single" w:sz="4" w:space="0" w:color="CCCCCC"/>
-              <w:left w:val="single" w:sz="4" w:space="0" w:color="CCCCCC"/>
-              <w:right w:val="single" w:sz="4" w:space="0" w:color="CCCCCC"/>
-            </w:tcBorders>
-          </w:tcPr>
-          <w:p>
-            <w:pPr>
-              <w:spacing w:before="60" w:after="60" w:line="252" w:lineRule="auto"/>
-              <w:jc w:val="left"/>
-            </w:pPr>
-            <w:r/>
-            <w:r>
-              <w:t>Pre-NY 19-21</w:t>
-            </w:r>
-          </w:p>
-        </w:tc>
-        <w:tc>
-          <w:tcPr>
-            <w:tcW w:type="dxa" w:w="1440"/>
-            <w:shd w:fill="FFFFFF"/>
-            <w:tcMar>
-              <w:top w:w="100" w:type="dxa"/>
-              <w:bottom w:w="100" w:type="dxa"/>
-              <w:left w:w="120" w:type="dxa"/>
-              <w:right w:w="120" w:type="dxa"/>
-            </w:tcMar>
-            <w:tcBorders>
-              <w:top w:val="single" w:sz="4" w:space="0" w:color="CCCCCC"/>
-              <w:bottom w:val="single" w:sz="4" w:space="0" w:color="CCCCCC"/>
-              <w:left w:val="single" w:sz="4" w:space="0" w:color="CCCCCC"/>
-              <w:right w:val="single" w:sz="4" w:space="0" w:color="CCCCCC"/>
-            </w:tcBorders>
-          </w:tcPr>
-          <w:p>
-            <w:pPr>
-              <w:spacing w:before="60" w:after="60" w:line="252" w:lineRule="auto"/>
-              <w:jc w:val="left"/>
-            </w:pPr>
-            <w:r/>
-            <w:r>
-              <w:t>670.75</w:t>
-            </w:r>
-          </w:p>
-        </w:tc>
-        <w:tc>
-          <w:tcPr>
-            <w:tcW w:type="dxa" w:w="2016"/>
-            <w:shd w:fill="FFFFFF"/>
-            <w:tcMar>
-              <w:top w:w="100" w:type="dxa"/>
-              <w:bottom w:w="100" w:type="dxa"/>
-              <w:left w:w="120" w:type="dxa"/>
-              <w:right w:w="120" w:type="dxa"/>
-            </w:tcMar>
-            <w:tcBorders>
-              <w:top w:val="single" w:sz="4" w:space="0" w:color="CCCCCC"/>
-              <w:bottom w:val="single" w:sz="4" w:space="0" w:color="CCCCCC"/>
-              <w:left w:val="single" w:sz="4" w:space="0" w:color="CCCCCC"/>
-              <w:right w:val="single" w:sz="4" w:space="0" w:color="CCCCCC"/>
-            </w:tcBorders>
-          </w:tcPr>
-          <w:p>
-            <w:pPr>
-              <w:spacing w:before="60" w:after="60" w:line="252" w:lineRule="auto"/>
-              <w:jc w:val="left"/>
-            </w:pPr>
-            <w:r/>
-            <w:r>
-              <w:t>680.00</w:t>
-            </w:r>
-          </w:p>
-        </w:tc>
-        <w:tc>
-          <w:tcPr>
-            <w:tcW w:type="dxa" w:w="1152"/>
-            <w:shd w:fill="FFFFFF"/>
-            <w:tcMar>
-              <w:top w:w="100" w:type="dxa"/>
-              <w:bottom w:w="100" w:type="dxa"/>
-              <w:left w:w="120" w:type="dxa"/>
-              <w:right w:w="120" w:type="dxa"/>
-            </w:tcMar>
-            <w:tcBorders>
-              <w:top w:val="single" w:sz="4" w:space="0" w:color="CCCCCC"/>
-              <w:bottom w:val="single" w:sz="4" w:space="0" w:color="CCCCCC"/>
-              <w:left w:val="single" w:sz="4" w:space="0" w:color="CCCCCC"/>
-              <w:right w:val="single" w:sz="4" w:space="0" w:color="CCCCCC"/>
-            </w:tcBorders>
-          </w:tcPr>
-          <w:p>
-            <w:pPr>
-              <w:spacing w:before="60" w:after="60" w:line="252" w:lineRule="auto"/>
-              <w:jc w:val="left"/>
-            </w:pPr>
-            <w:r/>
-            <w:r>
-              <w:t>663.50</w:t>
-            </w:r>
-          </w:p>
-        </w:tc>
-        <w:tc>
-          <w:tcPr>
-            <w:tcW w:type="dxa" w:w="1728"/>
-            <w:shd w:fill="FFFFFF"/>
-            <w:tcMar>
-              <w:top w:w="100" w:type="dxa"/>
-              <w:bottom w:w="100" w:type="dxa"/>
-              <w:left w:w="120" w:type="dxa"/>
-              <w:right w:w="120" w:type="dxa"/>
-            </w:tcMar>
-            <w:tcBorders>
-              <w:top w:val="single" w:sz="4" w:space="0" w:color="CCCCCC"/>
-              <w:bottom w:val="single" w:sz="4" w:space="0" w:color="CCCCCC"/>
-              <w:left w:val="single" w:sz="4" w:space="0" w:color="CCCCCC"/>
-              <w:right w:val="single" w:sz="4" w:space="0" w:color="CCCCCC"/>
-            </w:tcBorders>
-          </w:tcPr>
-          <w:p>
-            <w:pPr>
-              <w:spacing w:before="60" w:after="60" w:line="252" w:lineRule="auto"/>
-              <w:jc w:val="left"/>
-            </w:pPr>
-            <w:r/>
-            <w:r>
-              <w:rPr>
-                <w:b/>
-              </w:rPr>
-              <w:t>670.50</w:t>
-            </w:r>
-          </w:p>
-        </w:tc>
-        <w:tc>
-          <w:tcPr>
-            <w:tcW w:type="dxa" w:w="3456"/>
-            <w:shd w:fill="FFFFFF"/>
-            <w:tcMar>
-              <w:top w:w="100" w:type="dxa"/>
-              <w:bottom w:w="100" w:type="dxa"/>
-              <w:left w:w="120" w:type="dxa"/>
-              <w:right w:w="120" w:type="dxa"/>
-            </w:tcMar>
-            <w:tcBorders>
-              <w:top w:val="single" w:sz="4" w:space="0" w:color="CCCCCC"/>
-              <w:bottom w:val="single" w:sz="4" w:space="0" w:color="CCCCCC"/>
-              <w:left w:val="single" w:sz="4" w:space="0" w:color="CCCCCC"/>
-              <w:right w:val="single" w:sz="4" w:space="0" w:color="CCCCCC"/>
-            </w:tcBorders>
-          </w:tcPr>
-          <w:p>
-            <w:pPr>
-              <w:spacing w:before="60" w:after="60" w:line="252" w:lineRule="auto"/>
-              <w:jc w:val="left"/>
-            </w:pPr>
-            <w:r/>
-            <w:r>
-              <w:rPr>
-                <w:b/>
-              </w:rPr>
-              <w:t>-0.25</w:t>
-            </w:r>
-          </w:p>
-        </w:tc>
-        <w:tc>
-          <w:tcPr>
-            <w:tcW w:type="dxa" w:w="1440"/>
-            <w:shd w:fill="FFFFFF"/>
-            <w:tcMar>
-              <w:top w:w="100" w:type="dxa"/>
-              <w:bottom w:w="100" w:type="dxa"/>
-              <w:left w:w="120" w:type="dxa"/>
-              <w:right w:w="120" w:type="dxa"/>
-            </w:tcMar>
-            <w:tcBorders>
-              <w:top w:val="single" w:sz="4" w:space="0" w:color="CCCCCC"/>
-              <w:bottom w:val="single" w:sz="4" w:space="0" w:color="CCCCCC"/>
-              <w:left w:val="single" w:sz="4" w:space="0" w:color="CCCCCC"/>
-              <w:right w:val="single" w:sz="4" w:space="0" w:color="CCCCCC"/>
-            </w:tcBorders>
-          </w:tcPr>
-          <w:p>
-            <w:pPr>
-              <w:spacing w:before="60" w:after="60" w:line="252" w:lineRule="auto"/>
-              <w:jc w:val="left"/>
-            </w:pPr>
-            <w:r/>
-            <w:r>
-              <w:t>BEAR</w:t>
-            </w:r>
-          </w:p>
-        </w:tc>
-      </w:tr>
-      <w:tr>
-        <w:tc>
-          <w:tcPr>
-            <w:tcW w:type="dxa" w:w="1584"/>
-            <w:shd w:fill="F8FAFC"/>
-            <w:tcMar>
-              <w:top w:w="100" w:type="dxa"/>
-              <w:bottom w:w="100" w:type="dxa"/>
-              <w:left w:w="120" w:type="dxa"/>
-              <w:right w:w="120" w:type="dxa"/>
-            </w:tcMar>
-            <w:tcBorders>
-              <w:top w:val="single" w:sz="4" w:space="0" w:color="CCCCCC"/>
-              <w:bottom w:val="single" w:sz="4" w:space="0" w:color="CCCCCC"/>
-              <w:left w:val="single" w:sz="4" w:space="0" w:color="CCCCCC"/>
-              <w:right w:val="single" w:sz="4" w:space="0" w:color="CCCCCC"/>
-            </w:tcBorders>
-          </w:tcPr>
-          <w:p>
-            <w:pPr>
-              <w:spacing w:before="60" w:after="60" w:line="252" w:lineRule="auto"/>
-              <w:jc w:val="left"/>
-            </w:pPr>
-            <w:r/>
-            <w:r>
-              <w:rPr>
-                <w:b/>
-              </w:rPr>
-              <w:t>Fri 14/08</w:t>
-            </w:r>
-          </w:p>
-        </w:tc>
-        <w:tc>
-          <w:tcPr>
-            <w:tcW w:type="dxa" w:w="864"/>
-            <w:shd w:fill="F8FAFC"/>
-            <w:tcMar>
-              <w:top w:w="100" w:type="dxa"/>
-              <w:bottom w:w="100" w:type="dxa"/>
-              <w:left w:w="120" w:type="dxa"/>
-              <w:right w:w="120" w:type="dxa"/>
-            </w:tcMar>
-            <w:tcBorders>
-              <w:top w:val="single" w:sz="4" w:space="0" w:color="CCCCCC"/>
-              <w:bottom w:val="single" w:sz="4" w:space="0" w:color="CCCCCC"/>
-              <w:left w:val="single" w:sz="4" w:space="0" w:color="CCCCCC"/>
-              <w:right w:val="single" w:sz="4" w:space="0" w:color="CCCCCC"/>
-            </w:tcBorders>
-          </w:tcPr>
-          <w:p>
-            <w:pPr>
-              <w:spacing w:before="60" w:after="60" w:line="252" w:lineRule="auto"/>
-              <w:jc w:val="left"/>
-            </w:pPr>
-            <w:r/>
-            <w:r>
-              <w:t>NY Open 21-23</w:t>
-            </w:r>
-          </w:p>
-        </w:tc>
-        <w:tc>
-          <w:tcPr>
-            <w:tcW w:type="dxa" w:w="1440"/>
-            <w:shd w:fill="F8FAFC"/>
-            <w:tcMar>
-              <w:top w:w="100" w:type="dxa"/>
-              <w:bottom w:w="100" w:type="dxa"/>
-              <w:left w:w="120" w:type="dxa"/>
-              <w:right w:w="120" w:type="dxa"/>
-            </w:tcMar>
-            <w:tcBorders>
-              <w:top w:val="single" w:sz="4" w:space="0" w:color="CCCCCC"/>
-              <w:bottom w:val="single" w:sz="4" w:space="0" w:color="CCCCCC"/>
-              <w:left w:val="single" w:sz="4" w:space="0" w:color="CCCCCC"/>
-              <w:right w:val="single" w:sz="4" w:space="0" w:color="CCCCCC"/>
-            </w:tcBorders>
-          </w:tcPr>
-          <w:p>
-            <w:pPr>
-              <w:spacing w:before="60" w:after="60" w:line="252" w:lineRule="auto"/>
-              <w:jc w:val="left"/>
-            </w:pPr>
-            <w:r/>
-            <w:r>
-              <w:t>670.50</w:t>
-            </w:r>
-          </w:p>
-        </w:tc>
-        <w:tc>
-          <w:tcPr>
-            <w:tcW w:type="dxa" w:w="2016"/>
-            <w:shd w:fill="F8FAFC"/>
-            <w:tcMar>
-              <w:top w:w="100" w:type="dxa"/>
-              <w:bottom w:w="100" w:type="dxa"/>
-              <w:left w:w="120" w:type="dxa"/>
-              <w:right w:w="120" w:type="dxa"/>
-            </w:tcMar>
-            <w:tcBorders>
-              <w:top w:val="single" w:sz="4" w:space="0" w:color="CCCCCC"/>
-              <w:bottom w:val="single" w:sz="4" w:space="0" w:color="CCCCCC"/>
-              <w:left w:val="single" w:sz="4" w:space="0" w:color="CCCCCC"/>
-              <w:right w:val="single" w:sz="4" w:space="0" w:color="CCCCCC"/>
-            </w:tcBorders>
-          </w:tcPr>
-          <w:p>
-            <w:pPr>
-              <w:spacing w:before="60" w:after="60" w:line="252" w:lineRule="auto"/>
-              <w:jc w:val="left"/>
-            </w:pPr>
-            <w:r/>
-            <w:r>
-              <w:t>679.00</w:t>
-            </w:r>
-          </w:p>
-        </w:tc>
-        <w:tc>
-          <w:tcPr>
-            <w:tcW w:type="dxa" w:w="1152"/>
-            <w:shd w:fill="F8FAFC"/>
-            <w:tcMar>
-              <w:top w:w="100" w:type="dxa"/>
-              <w:bottom w:w="100" w:type="dxa"/>
-              <w:left w:w="120" w:type="dxa"/>
-              <w:right w:w="120" w:type="dxa"/>
-            </w:tcMar>
-            <w:tcBorders>
-              <w:top w:val="single" w:sz="4" w:space="0" w:color="CCCCCC"/>
-              <w:bottom w:val="single" w:sz="4" w:space="0" w:color="CCCCCC"/>
-              <w:left w:val="single" w:sz="4" w:space="0" w:color="CCCCCC"/>
-              <w:right w:val="single" w:sz="4" w:space="0" w:color="CCCCCC"/>
-            </w:tcBorders>
-          </w:tcPr>
-          <w:p>
-            <w:pPr>
-              <w:spacing w:before="60" w:after="60" w:line="252" w:lineRule="auto"/>
-              <w:jc w:val="left"/>
-            </w:pPr>
-            <w:r/>
-            <w:r>
-              <w:t>656.50</w:t>
-            </w:r>
-          </w:p>
-        </w:tc>
-        <w:tc>
-          <w:tcPr>
-            <w:tcW w:type="dxa" w:w="1728"/>
-            <w:shd w:fill="F8FAFC"/>
             <w:tcMar>
               <w:top w:w="100" w:type="dxa"/>
               <w:bottom w:w="100" w:type="dxa"/>
@@ -30995,241 +31230,6 @@
                 <w:b/>
               </w:rPr>
               <w:t>672.25</w:t>
-            </w:r>
-          </w:p>
-        </w:tc>
-        <w:tc>
-          <w:tcPr>
-            <w:tcW w:type="dxa" w:w="3456"/>
-            <w:shd w:fill="F8FAFC"/>
-            <w:tcMar>
-              <w:top w:w="100" w:type="dxa"/>
-              <w:bottom w:w="100" w:type="dxa"/>
-              <w:left w:w="120" w:type="dxa"/>
-              <w:right w:w="120" w:type="dxa"/>
-            </w:tcMar>
-            <w:tcBorders>
-              <w:top w:val="single" w:sz="4" w:space="0" w:color="CCCCCC"/>
-              <w:bottom w:val="single" w:sz="4" w:space="0" w:color="CCCCCC"/>
-              <w:left w:val="single" w:sz="4" w:space="0" w:color="CCCCCC"/>
-              <w:right w:val="single" w:sz="4" w:space="0" w:color="CCCCCC"/>
-            </w:tcBorders>
-          </w:tcPr>
-          <w:p>
-            <w:pPr>
-              <w:spacing w:before="60" w:after="60" w:line="252" w:lineRule="auto"/>
-              <w:jc w:val="left"/>
-            </w:pPr>
-            <w:r/>
-            <w:r>
-              <w:rPr>
-                <w:b/>
-              </w:rPr>
-              <w:t>+1.75</w:t>
-            </w:r>
-          </w:p>
-        </w:tc>
-        <w:tc>
-          <w:tcPr>
-            <w:tcW w:type="dxa" w:w="1440"/>
-            <w:shd w:fill="F8FAFC"/>
-            <w:tcMar>
-              <w:top w:w="100" w:type="dxa"/>
-              <w:bottom w:w="100" w:type="dxa"/>
-              <w:left w:w="120" w:type="dxa"/>
-              <w:right w:w="120" w:type="dxa"/>
-            </w:tcMar>
-            <w:tcBorders>
-              <w:top w:val="single" w:sz="4" w:space="0" w:color="CCCCCC"/>
-              <w:bottom w:val="single" w:sz="4" w:space="0" w:color="CCCCCC"/>
-              <w:left w:val="single" w:sz="4" w:space="0" w:color="CCCCCC"/>
-              <w:right w:val="single" w:sz="4" w:space="0" w:color="CCCCCC"/>
-            </w:tcBorders>
-          </w:tcPr>
-          <w:p>
-            <w:pPr>
-              <w:spacing w:before="60" w:after="60" w:line="252" w:lineRule="auto"/>
-              <w:jc w:val="left"/>
-            </w:pPr>
-            <w:r/>
-            <w:r>
-              <w:t>BULL</w:t>
-            </w:r>
-          </w:p>
-        </w:tc>
-      </w:tr>
-      <w:tr>
-        <w:tc>
-          <w:tcPr>
-            <w:tcW w:type="dxa" w:w="1584"/>
-            <w:shd w:fill="FFFFFF"/>
-            <w:tcMar>
-              <w:top w:w="100" w:type="dxa"/>
-              <w:bottom w:w="100" w:type="dxa"/>
-              <w:left w:w="120" w:type="dxa"/>
-              <w:right w:w="120" w:type="dxa"/>
-            </w:tcMar>
-            <w:tcBorders>
-              <w:top w:val="single" w:sz="4" w:space="0" w:color="CCCCCC"/>
-              <w:bottom w:val="single" w:sz="4" w:space="0" w:color="CCCCCC"/>
-              <w:left w:val="single" w:sz="4" w:space="0" w:color="CCCCCC"/>
-              <w:right w:val="single" w:sz="4" w:space="0" w:color="CCCCCC"/>
-            </w:tcBorders>
-          </w:tcPr>
-          <w:p>
-            <w:pPr>
-              <w:spacing w:before="60" w:after="60" w:line="252" w:lineRule="auto"/>
-              <w:jc w:val="left"/>
-            </w:pPr>
-            <w:r/>
-            <w:r>
-              <w:rPr>
-                <w:b/>
-              </w:rPr>
-              <w:t>Fri 14/08</w:t>
-            </w:r>
-          </w:p>
-        </w:tc>
-        <w:tc>
-          <w:tcPr>
-            <w:tcW w:type="dxa" w:w="864"/>
-            <w:shd w:fill="FFFFFF"/>
-            <w:tcMar>
-              <w:top w:w="100" w:type="dxa"/>
-              <w:bottom w:w="100" w:type="dxa"/>
-              <w:left w:w="120" w:type="dxa"/>
-              <w:right w:w="120" w:type="dxa"/>
-            </w:tcMar>
-            <w:tcBorders>
-              <w:top w:val="single" w:sz="4" w:space="0" w:color="CCCCCC"/>
-              <w:bottom w:val="single" w:sz="4" w:space="0" w:color="CCCCCC"/>
-              <w:left w:val="single" w:sz="4" w:space="0" w:color="CCCCCC"/>
-              <w:right w:val="single" w:sz="4" w:space="0" w:color="CCCCCC"/>
-            </w:tcBorders>
-          </w:tcPr>
-          <w:p>
-            <w:pPr>
-              <w:spacing w:before="60" w:after="60" w:line="252" w:lineRule="auto"/>
-              <w:jc w:val="left"/>
-            </w:pPr>
-            <w:r/>
-            <w:r>
-              <w:t>NY Close 23-01</w:t>
-            </w:r>
-          </w:p>
-        </w:tc>
-        <w:tc>
-          <w:tcPr>
-            <w:tcW w:type="dxa" w:w="1440"/>
-            <w:shd w:fill="FFFFFF"/>
-            <w:tcMar>
-              <w:top w:w="100" w:type="dxa"/>
-              <w:bottom w:w="100" w:type="dxa"/>
-              <w:left w:w="120" w:type="dxa"/>
-              <w:right w:w="120" w:type="dxa"/>
-            </w:tcMar>
-            <w:tcBorders>
-              <w:top w:val="single" w:sz="4" w:space="0" w:color="CCCCCC"/>
-              <w:bottom w:val="single" w:sz="4" w:space="0" w:color="CCCCCC"/>
-              <w:left w:val="single" w:sz="4" w:space="0" w:color="CCCCCC"/>
-              <w:right w:val="single" w:sz="4" w:space="0" w:color="CCCCCC"/>
-            </w:tcBorders>
-          </w:tcPr>
-          <w:p>
-            <w:pPr>
-              <w:spacing w:before="60" w:after="60" w:line="252" w:lineRule="auto"/>
-              <w:jc w:val="left"/>
-            </w:pPr>
-            <w:r/>
-            <w:r>
-              <w:t>672.25</w:t>
-            </w:r>
-          </w:p>
-        </w:tc>
-        <w:tc>
-          <w:tcPr>
-            <w:tcW w:type="dxa" w:w="2016"/>
-            <w:shd w:fill="FFFFFF"/>
-            <w:tcMar>
-              <w:top w:w="100" w:type="dxa"/>
-              <w:bottom w:w="100" w:type="dxa"/>
-              <w:left w:w="120" w:type="dxa"/>
-              <w:right w:w="120" w:type="dxa"/>
-            </w:tcMar>
-            <w:tcBorders>
-              <w:top w:val="single" w:sz="4" w:space="0" w:color="CCCCCC"/>
-              <w:bottom w:val="single" w:sz="4" w:space="0" w:color="CCCCCC"/>
-              <w:left w:val="single" w:sz="4" w:space="0" w:color="CCCCCC"/>
-              <w:right w:val="single" w:sz="4" w:space="0" w:color="CCCCCC"/>
-            </w:tcBorders>
-          </w:tcPr>
-          <w:p>
-            <w:pPr>
-              <w:spacing w:before="60" w:after="60" w:line="252" w:lineRule="auto"/>
-              <w:jc w:val="left"/>
-            </w:pPr>
-            <w:r/>
-            <w:r>
-              <w:t>678.50</w:t>
-            </w:r>
-          </w:p>
-        </w:tc>
-        <w:tc>
-          <w:tcPr>
-            <w:tcW w:type="dxa" w:w="1152"/>
-            <w:shd w:fill="FFFFFF"/>
-            <w:tcMar>
-              <w:top w:w="100" w:type="dxa"/>
-              <w:bottom w:w="100" w:type="dxa"/>
-              <w:left w:w="120" w:type="dxa"/>
-              <w:right w:w="120" w:type="dxa"/>
-            </w:tcMar>
-            <w:tcBorders>
-              <w:top w:val="single" w:sz="4" w:space="0" w:color="CCCCCC"/>
-              <w:bottom w:val="single" w:sz="4" w:space="0" w:color="CCCCCC"/>
-              <w:left w:val="single" w:sz="4" w:space="0" w:color="CCCCCC"/>
-              <w:right w:val="single" w:sz="4" w:space="0" w:color="CCCCCC"/>
-            </w:tcBorders>
-          </w:tcPr>
-          <w:p>
-            <w:pPr>
-              <w:spacing w:before="60" w:after="60" w:line="252" w:lineRule="auto"/>
-              <w:jc w:val="left"/>
-            </w:pPr>
-            <w:r/>
-            <w:r>
-              <w:t>665.75</w:t>
-            </w:r>
-          </w:p>
-        </w:tc>
-        <w:tc>
-          <w:tcPr>
-            <w:tcW w:type="dxa" w:w="1728"/>
-            <w:shd w:fill="FFFFFF"/>
-            <w:tcMar>
-              <w:top w:w="100" w:type="dxa"/>
-              <w:bottom w:w="100" w:type="dxa"/>
-              <w:left w:w="120" w:type="dxa"/>
-              <w:right w:w="120" w:type="dxa"/>
-            </w:tcMar>
-            <w:tcBorders>
-              <w:top w:val="single" w:sz="4" w:space="0" w:color="CCCCCC"/>
-              <w:bottom w:val="single" w:sz="4" w:space="0" w:color="CCCCCC"/>
-              <w:left w:val="single" w:sz="4" w:space="0" w:color="CCCCCC"/>
-              <w:right w:val="single" w:sz="4" w:space="0" w:color="CCCCCC"/>
-            </w:tcBorders>
-          </w:tcPr>
-          <w:p>
-            <w:pPr>
-              <w:spacing w:before="60" w:after="60" w:line="252" w:lineRule="auto"/>
-              <w:jc w:val="left"/>
-            </w:pPr>
-            <w:r/>
-            <w:r>
-              <w:rPr>
-                <w:b/>
-              </w:rPr>
-              <w:t>671.50</w:t>
             </w:r>
           </w:p>
         </w:tc>
